--- a/DUANCNTT_Editing.docx
+++ b/DUANCNTT_Editing.docx
@@ -787,8 +787,8 @@
       <w:bookmarkEnd w:id="4"/>
       <w:bookmarkStart w:id="5" w:name="_1k4jp0cu36mv" w:colFirst="0" w:colLast="0"/>
       <w:bookmarkEnd w:id="5"/>
-      <w:bookmarkStart w:id="6" w:name="_Toc7028"/>
-      <w:bookmarkStart w:id="7" w:name="_Toc23840"/>
+      <w:bookmarkStart w:id="6" w:name="_Toc23840"/>
+      <w:bookmarkStart w:id="7" w:name="_Toc7028"/>
       <w:r>
         <w:br w:type="page"/>
       </w:r>
@@ -823,8 +823,8 @@
       <w:bookmarkStart w:id="9" w:name="_30j0zll" w:colFirst="0" w:colLast="0"/>
       <w:bookmarkEnd w:id="9"/>
       <w:bookmarkStart w:id="10" w:name="_Toc24481"/>
-      <w:bookmarkStart w:id="11" w:name="_Toc29049"/>
-      <w:bookmarkStart w:id="12" w:name="_Toc12390"/>
+      <w:bookmarkStart w:id="11" w:name="_Toc12390"/>
+      <w:bookmarkStart w:id="12" w:name="_Toc29049"/>
       <w:r>
         <w:rPr>
           <w:rFonts w:ascii="Times New Roman" w:hAnsi="Times New Roman" w:cs="Times New Roman"/>
@@ -1066,8 +1066,8 @@
       </w:pPr>
       <w:bookmarkStart w:id="13" w:name="_1fob9te" w:colFirst="0" w:colLast="0"/>
       <w:bookmarkEnd w:id="13"/>
-      <w:bookmarkStart w:id="14" w:name="_Toc21169"/>
-      <w:bookmarkStart w:id="15" w:name="_Toc19411"/>
+      <w:bookmarkStart w:id="14" w:name="_Toc19411"/>
+      <w:bookmarkStart w:id="15" w:name="_Toc21169"/>
       <w:r>
         <w:rPr>
           <w:rFonts w:ascii="Times New Roman" w:hAnsi="Times New Roman" w:cs="Times New Roman"/>
@@ -1152,8 +1152,8 @@
           <w:rFonts w:ascii="Times New Roman" w:hAnsi="Times New Roman" w:cs="Times New Roman"/>
         </w:rPr>
       </w:pPr>
-      <w:bookmarkStart w:id="16" w:name="_Toc15347"/>
-      <w:bookmarkStart w:id="17" w:name="_Toc25371"/>
+      <w:bookmarkStart w:id="16" w:name="_Toc25371"/>
+      <w:bookmarkStart w:id="17" w:name="_Toc15347"/>
       <w:r>
         <w:rPr>
           <w:rFonts w:ascii="Times New Roman" w:hAnsi="Times New Roman" w:cs="Times New Roman"/>
@@ -8234,8 +8234,6 @@
       <w:r>
         <w:br w:type="page"/>
       </w:r>
-      <w:bookmarkStart w:id="299" w:name="_GoBack"/>
-      <w:bookmarkEnd w:id="299"/>
     </w:p>
     <w:p>
       <w:pPr>
@@ -8245,8 +8243,8 @@
           <w:rFonts w:ascii="Times New Roman" w:hAnsi="Times New Roman" w:cs="Times New Roman"/>
         </w:rPr>
       </w:pPr>
-      <w:bookmarkStart w:id="21" w:name="_Toc7505"/>
-      <w:bookmarkStart w:id="22" w:name="_Toc1109"/>
+      <w:bookmarkStart w:id="21" w:name="_Toc1109"/>
+      <w:bookmarkStart w:id="22" w:name="_Toc7505"/>
       <w:r>
         <w:rPr>
           <w:rFonts w:ascii="Times New Roman" w:hAnsi="Times New Roman" w:cs="Times New Roman"/>
@@ -8291,6 +8289,12 @@
             <w:insideH w:val="none" w:color="auto" w:sz="0" w:space="0"/>
             <w:insideV w:val="none" w:color="auto" w:sz="0" w:space="0"/>
           </w:tblBorders>
+          <w:tblCellMar>
+            <w:top w:w="0" w:type="dxa"/>
+            <w:left w:w="108" w:type="dxa"/>
+            <w:bottom w:w="0" w:type="dxa"/>
+            <w:right w:w="108" w:type="dxa"/>
+          </w:tblCellMar>
         </w:tblPrEx>
         <w:tc>
           <w:tcPr>
@@ -8512,6 +8516,12 @@
             <w:insideH w:val="none" w:color="auto" w:sz="0" w:space="0"/>
             <w:insideV w:val="none" w:color="auto" w:sz="0" w:space="0"/>
           </w:tblBorders>
+          <w:tblCellMar>
+            <w:top w:w="0" w:type="dxa"/>
+            <w:left w:w="108" w:type="dxa"/>
+            <w:bottom w:w="0" w:type="dxa"/>
+            <w:right w:w="108" w:type="dxa"/>
+          </w:tblCellMar>
         </w:tblPrEx>
         <w:tc>
           <w:tcPr>
@@ -9579,8 +9589,8 @@
         <w:spacing w:after="120"/>
       </w:pPr>
       <w:bookmarkStart w:id="25" w:name="_Toc3102"/>
-      <w:bookmarkStart w:id="26" w:name="_Toc26131"/>
-      <w:bookmarkStart w:id="27" w:name="_Toc20137"/>
+      <w:bookmarkStart w:id="26" w:name="_Toc20137"/>
+      <w:bookmarkStart w:id="27" w:name="_Toc26131"/>
       <w:r>
         <w:t>Implementation Context (Focusing on Transport, Culture, and Tourism)</w:t>
       </w:r>
@@ -9768,9 +9778,9 @@
           <w:rFonts w:ascii="Times New Roman" w:hAnsi="Times New Roman" w:cs="Times New Roman"/>
         </w:rPr>
       </w:pPr>
-      <w:bookmarkStart w:id="34" w:name="_Toc32612"/>
-      <w:bookmarkStart w:id="35" w:name="_Toc27018"/>
-      <w:bookmarkStart w:id="36" w:name="_Toc12427"/>
+      <w:bookmarkStart w:id="34" w:name="_Toc12427"/>
+      <w:bookmarkStart w:id="35" w:name="_Toc32612"/>
+      <w:bookmarkStart w:id="36" w:name="_Toc27018"/>
       <w:r>
         <w:rPr>
           <w:rFonts w:ascii="Times New Roman" w:hAnsi="Times New Roman" w:cs="Times New Roman"/>
@@ -10502,9 +10512,9 @@
         <w:pStyle w:val="3"/>
         <w:jc w:val="both"/>
       </w:pPr>
-      <w:bookmarkStart w:id="43" w:name="_Toc4797"/>
-      <w:bookmarkStart w:id="44" w:name="_Toc13764"/>
-      <w:bookmarkStart w:id="45" w:name="_Toc29022"/>
+      <w:bookmarkStart w:id="43" w:name="_Toc13764"/>
+      <w:bookmarkStart w:id="44" w:name="_Toc29022"/>
+      <w:bookmarkStart w:id="45" w:name="_Toc4797"/>
       <w:r>
         <w:t>2.3 Novelty and User Appeal</w:t>
       </w:r>
@@ -10841,8 +10851,8 @@
         <w:jc w:val="both"/>
       </w:pPr>
       <w:bookmarkStart w:id="55" w:name="_Toc21210"/>
-      <w:bookmarkStart w:id="56" w:name="_Toc19655"/>
-      <w:bookmarkStart w:id="57" w:name="_Toc7167"/>
+      <w:bookmarkStart w:id="56" w:name="_Toc7167"/>
+      <w:bookmarkStart w:id="57" w:name="_Toc19655"/>
       <w:r>
         <w:t>3.1.2 Operating Principle:</w:t>
       </w:r>
@@ -11006,8 +11016,8 @@
         <w:pStyle w:val="4"/>
         <w:jc w:val="both"/>
       </w:pPr>
-      <w:bookmarkStart w:id="58" w:name="_Toc11759"/>
-      <w:bookmarkStart w:id="59" w:name="_Toc796"/>
+      <w:bookmarkStart w:id="58" w:name="_Toc796"/>
+      <w:bookmarkStart w:id="59" w:name="_Toc11759"/>
       <w:bookmarkStart w:id="60" w:name="_Toc11272"/>
       <w:r>
         <w:t>3.1.3 Advantages and Limitations of LLMs:</w:t>
@@ -11245,9 +11255,9 @@
         <w:pStyle w:val="4"/>
         <w:jc w:val="both"/>
       </w:pPr>
-      <w:bookmarkStart w:id="61" w:name="_Toc11763"/>
-      <w:bookmarkStart w:id="62" w:name="_Toc30843"/>
-      <w:bookmarkStart w:id="63" w:name="_Toc18620"/>
+      <w:bookmarkStart w:id="61" w:name="_Toc18620"/>
+      <w:bookmarkStart w:id="62" w:name="_Toc11763"/>
+      <w:bookmarkStart w:id="63" w:name="_Toc30843"/>
       <w:r>
         <w:t>3.1.4 Training Procedure for Popular Large Language Models</w:t>
       </w:r>
@@ -11435,8 +11445,8 @@
         <w:pStyle w:val="4"/>
         <w:jc w:val="both"/>
       </w:pPr>
-      <w:bookmarkStart w:id="64" w:name="_Toc13782"/>
-      <w:bookmarkStart w:id="65" w:name="_Toc7133"/>
+      <w:bookmarkStart w:id="64" w:name="_Toc7133"/>
+      <w:bookmarkStart w:id="65" w:name="_Toc13782"/>
       <w:bookmarkStart w:id="66" w:name="_Toc24051"/>
       <w:r>
         <w:t>3.1.5 Real-World Applications of LLMs</w:t>
@@ -11735,8 +11745,8 @@
         <w:jc w:val="both"/>
         <w:outlineLvl w:val="0"/>
       </w:pPr>
-      <w:bookmarkStart w:id="67" w:name="_Toc19364"/>
-      <w:bookmarkStart w:id="68" w:name="_Toc12569"/>
+      <w:bookmarkStart w:id="67" w:name="_Toc12569"/>
+      <w:bookmarkStart w:id="68" w:name="_Toc19364"/>
       <w:bookmarkStart w:id="69" w:name="_Toc16126"/>
       <w:r>
         <w:t>3.2 Overview of Knowledge Graphs:</w:t>
@@ -11811,8 +11821,8 @@
         <w:jc w:val="both"/>
       </w:pPr>
       <w:bookmarkStart w:id="70" w:name="_Toc8180"/>
-      <w:bookmarkStart w:id="71" w:name="_Toc9838"/>
-      <w:bookmarkStart w:id="72" w:name="_Toc4880"/>
+      <w:bookmarkStart w:id="71" w:name="_Toc4880"/>
+      <w:bookmarkStart w:id="72" w:name="_Toc9838"/>
       <w:r>
         <w:t>3.2.1 Graph Theory:</w:t>
       </w:r>
@@ -11966,8 +11976,8 @@
         <w:jc w:val="both"/>
         <w:outlineLvl w:val="0"/>
       </w:pPr>
-      <w:bookmarkStart w:id="73" w:name="_Toc9168"/>
-      <w:bookmarkStart w:id="74" w:name="_Toc24474"/>
+      <w:bookmarkStart w:id="73" w:name="_Toc24474"/>
+      <w:bookmarkStart w:id="74" w:name="_Toc9168"/>
       <w:bookmarkStart w:id="75" w:name="_Toc30550"/>
       <w:r>
         <w:t>3.3 Retrieval-Augmented Generation (RAG):</w:t>
@@ -11981,9 +11991,9 @@
         <w:pStyle w:val="4"/>
         <w:bidi w:val="0"/>
       </w:pPr>
-      <w:bookmarkStart w:id="76" w:name="_Toc15134"/>
+      <w:bookmarkStart w:id="76" w:name="_Toc16871"/>
       <w:bookmarkStart w:id="77" w:name="_Toc6553"/>
-      <w:bookmarkStart w:id="78" w:name="_Toc16871"/>
+      <w:bookmarkStart w:id="78" w:name="_Toc15134"/>
       <w:bookmarkStart w:id="79" w:name="_Toc19208"/>
       <w:r>
         <w:t>3.3.1 What is RAG?</w:t>
@@ -12106,9 +12116,9 @@
         <w:pStyle w:val="4"/>
         <w:bidi w:val="0"/>
       </w:pPr>
-      <w:bookmarkStart w:id="80" w:name="_Toc12314"/>
+      <w:bookmarkStart w:id="80" w:name="_Toc23910"/>
       <w:bookmarkStart w:id="81" w:name="_Toc29068"/>
-      <w:bookmarkStart w:id="82" w:name="_Toc23910"/>
+      <w:bookmarkStart w:id="82" w:name="_Toc12314"/>
       <w:bookmarkStart w:id="83" w:name="_Toc26615"/>
       <w:r>
         <w:t>3.3.2 Why is RAG important ?</w:t>
@@ -12464,9 +12474,9 @@
         <w:bidi w:val="0"/>
       </w:pPr>
       <w:bookmarkStart w:id="88" w:name="_Toc21474"/>
-      <w:bookmarkStart w:id="89" w:name="_Toc30180"/>
-      <w:bookmarkStart w:id="90" w:name="_Toc3729"/>
-      <w:bookmarkStart w:id="91" w:name="_Toc25105"/>
+      <w:bookmarkStart w:id="89" w:name="_Toc3729"/>
+      <w:bookmarkStart w:id="90" w:name="_Toc25105"/>
+      <w:bookmarkStart w:id="91" w:name="_Toc30180"/>
       <w:r>
         <w:t>3.3.4 RAG Workflow:</w:t>
       </w:r>
@@ -12660,9 +12670,9 @@
         <w:pStyle w:val="3"/>
         <w:jc w:val="both"/>
       </w:pPr>
-      <w:bookmarkStart w:id="95" w:name="_Toc13732"/>
-      <w:bookmarkStart w:id="96" w:name="_Toc10599"/>
-      <w:bookmarkStart w:id="97" w:name="_Toc12500"/>
+      <w:bookmarkStart w:id="95" w:name="_Toc12500"/>
+      <w:bookmarkStart w:id="96" w:name="_Toc13732"/>
+      <w:bookmarkStart w:id="97" w:name="_Toc10599"/>
       <w:r>
         <w:t>3.4 Retrieval</w:t>
       </w:r>
@@ -12675,9 +12685,9 @@
         <w:pStyle w:val="4"/>
         <w:bidi w:val="0"/>
       </w:pPr>
-      <w:bookmarkStart w:id="98" w:name="_Toc498"/>
-      <w:bookmarkStart w:id="99" w:name="_Toc20101"/>
-      <w:bookmarkStart w:id="100" w:name="_Toc3552"/>
+      <w:bookmarkStart w:id="98" w:name="_Toc3552"/>
+      <w:bookmarkStart w:id="99" w:name="_Toc498"/>
+      <w:bookmarkStart w:id="100" w:name="_Toc20101"/>
       <w:r>
         <w:t>3.4.1 Introduction to the Retrieval Module</w:t>
       </w:r>
@@ -12718,8 +12728,8 @@
         <w:jc w:val="both"/>
       </w:pPr>
       <w:bookmarkStart w:id="101" w:name="_Toc20607"/>
-      <w:bookmarkStart w:id="102" w:name="_Toc13509"/>
-      <w:bookmarkStart w:id="103" w:name="_Toc25685"/>
+      <w:bookmarkStart w:id="102" w:name="_Toc25685"/>
+      <w:bookmarkStart w:id="103" w:name="_Toc13509"/>
       <w:r>
         <w:t>3.4.2 Main Components of the Retrieval Module</w:t>
       </w:r>
@@ -13537,9 +13547,9 @@
         <w:pStyle w:val="4"/>
         <w:jc w:val="both"/>
       </w:pPr>
-      <w:bookmarkStart w:id="107" w:name="_Toc18575"/>
-      <w:bookmarkStart w:id="108" w:name="_Toc30992"/>
-      <w:bookmarkStart w:id="109" w:name="_Toc22290"/>
+      <w:bookmarkStart w:id="107" w:name="_Toc22290"/>
+      <w:bookmarkStart w:id="108" w:name="_Toc18575"/>
+      <w:bookmarkStart w:id="109" w:name="_Toc30992"/>
       <w:r>
         <w:t>3.5.1 Introduction to the Generation Module:</w:t>
       </w:r>
@@ -13570,9 +13580,9 @@
         <w:pStyle w:val="4"/>
         <w:jc w:val="both"/>
       </w:pPr>
-      <w:bookmarkStart w:id="110" w:name="_Toc14743"/>
+      <w:bookmarkStart w:id="110" w:name="_Toc13673"/>
       <w:bookmarkStart w:id="111" w:name="_Toc30437"/>
-      <w:bookmarkStart w:id="112" w:name="_Toc13673"/>
+      <w:bookmarkStart w:id="112" w:name="_Toc14743"/>
       <w:r>
         <w:t>3.5.2 Main Components of the Generation Module:</w:t>
       </w:r>
@@ -14310,9 +14320,9 @@
         <w:pStyle w:val="3"/>
         <w:bidi w:val="0"/>
       </w:pPr>
-      <w:bookmarkStart w:id="113" w:name="_Toc27142"/>
+      <w:bookmarkStart w:id="113" w:name="_Toc32412"/>
       <w:bookmarkStart w:id="114" w:name="_Toc3841"/>
-      <w:bookmarkStart w:id="115" w:name="_Toc32412"/>
+      <w:bookmarkStart w:id="115" w:name="_Toc27142"/>
       <w:r>
         <w:t>3.6 Optimzation and Challenges in RAG</w:t>
       </w:r>
@@ -14326,8 +14336,8 @@
         <w:jc w:val="both"/>
       </w:pPr>
       <w:bookmarkStart w:id="116" w:name="_Toc31186"/>
-      <w:bookmarkStart w:id="117" w:name="_Toc12817"/>
-      <w:bookmarkStart w:id="118" w:name="_Toc30848"/>
+      <w:bookmarkStart w:id="117" w:name="_Toc30848"/>
+      <w:bookmarkStart w:id="118" w:name="_Toc12817"/>
       <w:r>
         <w:t>3.6.1 Optimizing RAG Performance</w:t>
       </w:r>
@@ -14655,9 +14665,9 @@
         <w:pStyle w:val="4"/>
         <w:jc w:val="both"/>
       </w:pPr>
-      <w:bookmarkStart w:id="119" w:name="_Toc12957"/>
+      <w:bookmarkStart w:id="119" w:name="_Toc25115"/>
       <w:bookmarkStart w:id="120" w:name="_Toc14667"/>
-      <w:bookmarkStart w:id="121" w:name="_Toc25115"/>
+      <w:bookmarkStart w:id="121" w:name="_Toc12957"/>
       <w:r>
         <w:t>3.6.2 Challenges in Deploying RAG:</w:t>
       </w:r>
@@ -15095,9 +15105,9 @@
         </w:numPr>
         <w:ind w:left="720" w:leftChars="0"/>
       </w:pPr>
-      <w:bookmarkStart w:id="125" w:name="_Toc8532"/>
-      <w:bookmarkStart w:id="126" w:name="_Toc9415"/>
-      <w:bookmarkStart w:id="127" w:name="_Toc6970"/>
+      <w:bookmarkStart w:id="125" w:name="_Toc9415"/>
+      <w:bookmarkStart w:id="126" w:name="_Toc6970"/>
+      <w:bookmarkStart w:id="127" w:name="_Toc8532"/>
       <w:r>
         <w:t>Motivation for the Contribution:</w:t>
       </w:r>
@@ -15258,9 +15268,9 @@
         </w:numPr>
         <w:bidi w:val="0"/>
       </w:pPr>
-      <w:bookmarkStart w:id="128" w:name="_Toc29052"/>
-      <w:bookmarkStart w:id="129" w:name="_Toc25688"/>
-      <w:bookmarkStart w:id="130" w:name="_Toc13437"/>
+      <w:bookmarkStart w:id="128" w:name="_Toc13437"/>
+      <w:bookmarkStart w:id="129" w:name="_Toc29052"/>
+      <w:bookmarkStart w:id="130" w:name="_Toc25688"/>
       <w:r>
         <w:t>Building a multimodal Q&amp;A system based on RAG in the field of</w:t>
       </w:r>
@@ -15283,10 +15293,10 @@
         <w:pStyle w:val="4"/>
         <w:bidi w:val="0"/>
       </w:pPr>
-      <w:bookmarkStart w:id="131" w:name="_Toc21769"/>
-      <w:bookmarkStart w:id="132" w:name="_Toc7446"/>
-      <w:bookmarkStart w:id="133" w:name="_Toc24028"/>
-      <w:bookmarkStart w:id="134" w:name="_Toc16468"/>
+      <w:bookmarkStart w:id="131" w:name="_Toc16468"/>
+      <w:bookmarkStart w:id="132" w:name="_Toc24028"/>
+      <w:bookmarkStart w:id="133" w:name="_Toc7446"/>
+      <w:bookmarkStart w:id="134" w:name="_Toc21769"/>
       <w:r>
         <w:rPr>
           <w:rFonts w:hint="default"/>
@@ -15365,10 +15375,10 @@
         <w:pStyle w:val="4"/>
         <w:bidi w:val="0"/>
       </w:pPr>
-      <w:bookmarkStart w:id="135" w:name="_Toc8709"/>
-      <w:bookmarkStart w:id="136" w:name="_Toc4992"/>
-      <w:bookmarkStart w:id="137" w:name="_Toc9051"/>
-      <w:bookmarkStart w:id="138" w:name="_Toc20951"/>
+      <w:bookmarkStart w:id="135" w:name="_Toc4992"/>
+      <w:bookmarkStart w:id="136" w:name="_Toc9051"/>
+      <w:bookmarkStart w:id="137" w:name="_Toc20951"/>
+      <w:bookmarkStart w:id="138" w:name="_Toc8709"/>
       <w:r>
         <w:rPr>
           <w:rFonts w:hint="default"/>
@@ -15547,7 +15557,9 @@
         </w:tblBorders>
         <w:tblLayout w:type="autofit"/>
         <w:tblCellMar>
+          <w:top w:w="0" w:type="dxa"/>
           <w:left w:w="108" w:type="dxa"/>
+          <w:bottom w:w="0" w:type="dxa"/>
           <w:right w:w="108" w:type="dxa"/>
         </w:tblCellMar>
       </w:tblPr>
@@ -15567,7 +15579,9 @@
             <w:insideV w:val="single" w:color="auto" w:sz="4" w:space="0"/>
           </w:tblBorders>
           <w:tblCellMar>
+            <w:top w:w="0" w:type="dxa"/>
             <w:left w:w="108" w:type="dxa"/>
+            <w:bottom w:w="0" w:type="dxa"/>
             <w:right w:w="108" w:type="dxa"/>
           </w:tblCellMar>
         </w:tblPrEx>
@@ -15577,6 +15591,7 @@
           </w:tcPr>
           <w:p>
             <w:pPr>
+              <w:widowControl w:val="0"/>
               <w:jc w:val="left"/>
               <w:rPr>
                 <w:rFonts w:hint="default"/>
@@ -15604,6 +15619,7 @@
           </w:tcPr>
           <w:p>
             <w:pPr>
+              <w:widowControl w:val="0"/>
               <w:jc w:val="left"/>
               <w:rPr>
                 <w:rFonts w:hint="default"/>
@@ -15631,6 +15647,7 @@
           </w:tcPr>
           <w:p>
             <w:pPr>
+              <w:widowControl w:val="0"/>
               <w:jc w:val="left"/>
               <w:rPr>
                 <w:rFonts w:hint="default"/>
@@ -15664,7 +15681,9 @@
             <w:insideV w:val="single" w:color="auto" w:sz="4" w:space="0"/>
           </w:tblBorders>
           <w:tblCellMar>
+            <w:top w:w="0" w:type="dxa"/>
             <w:left w:w="108" w:type="dxa"/>
+            <w:bottom w:w="0" w:type="dxa"/>
             <w:right w:w="108" w:type="dxa"/>
           </w:tblCellMar>
         </w:tblPrEx>
@@ -15674,6 +15693,7 @@
           </w:tcPr>
           <w:p>
             <w:pPr>
+              <w:widowControl w:val="0"/>
               <w:jc w:val="left"/>
               <w:rPr>
                 <w:rFonts w:hint="default"/>
@@ -15701,6 +15721,7 @@
           </w:tcPr>
           <w:p>
             <w:pPr>
+              <w:widowControl w:val="0"/>
               <w:jc w:val="left"/>
               <w:rPr>
                 <w:rFonts w:hint="default"/>
@@ -15728,6 +15749,7 @@
           </w:tcPr>
           <w:p>
             <w:pPr>
+              <w:widowControl w:val="0"/>
               <w:numPr>
                 <w:ilvl w:val="0"/>
                 <w:numId w:val="22"/>
@@ -15757,6 +15779,7 @@
           </w:p>
           <w:p>
             <w:pPr>
+              <w:widowControl w:val="0"/>
               <w:numPr>
                 <w:ilvl w:val="0"/>
                 <w:numId w:val="22"/>
@@ -15786,6 +15809,7 @@
           </w:p>
           <w:p>
             <w:pPr>
+              <w:widowControl w:val="0"/>
               <w:numPr>
                 <w:ilvl w:val="0"/>
                 <w:numId w:val="22"/>
@@ -15825,7 +15849,9 @@
             <w:insideV w:val="single" w:color="auto" w:sz="4" w:space="0"/>
           </w:tblBorders>
           <w:tblCellMar>
+            <w:top w:w="0" w:type="dxa"/>
             <w:left w:w="108" w:type="dxa"/>
+            <w:bottom w:w="0" w:type="dxa"/>
             <w:right w:w="108" w:type="dxa"/>
           </w:tblCellMar>
         </w:tblPrEx>
@@ -15838,6 +15864,7 @@
           </w:tcPr>
           <w:p>
             <w:pPr>
+              <w:widowControl w:val="0"/>
               <w:jc w:val="left"/>
               <w:rPr>
                 <w:rFonts w:hint="default"/>
@@ -15865,6 +15892,7 @@
           </w:tcPr>
           <w:p>
             <w:pPr>
+              <w:widowControl w:val="0"/>
               <w:jc w:val="left"/>
               <w:rPr>
                 <w:b/>
@@ -15892,6 +15920,7 @@
           </w:tcPr>
           <w:p>
             <w:pPr>
+              <w:widowControl w:val="0"/>
               <w:jc w:val="left"/>
               <w:rPr>
                 <w:rFonts w:hint="default"/>
@@ -15931,6 +15960,7 @@
           </w:p>
           <w:p>
             <w:pPr>
+              <w:widowControl w:val="0"/>
               <w:numPr>
                 <w:ilvl w:val="0"/>
                 <w:numId w:val="23"/>
@@ -15959,6 +15989,7 @@
           </w:p>
           <w:p>
             <w:pPr>
+              <w:widowControl w:val="0"/>
               <w:numPr>
                 <w:ilvl w:val="0"/>
                 <w:numId w:val="23"/>
@@ -15987,6 +16018,7 @@
           </w:p>
           <w:p>
             <w:pPr>
+              <w:widowControl w:val="0"/>
               <w:numPr>
                 <w:ilvl w:val="0"/>
                 <w:numId w:val="23"/>
@@ -16015,6 +16047,7 @@
           </w:p>
           <w:p>
             <w:pPr>
+              <w:widowControl w:val="0"/>
               <w:numPr>
                 <w:ilvl w:val="0"/>
                 <w:numId w:val="23"/>
@@ -16161,7 +16194,9 @@
         </w:tblBorders>
         <w:tblLayout w:type="fixed"/>
         <w:tblCellMar>
+          <w:top w:w="0" w:type="dxa"/>
           <w:left w:w="108" w:type="dxa"/>
+          <w:bottom w:w="0" w:type="dxa"/>
           <w:right w:w="108" w:type="dxa"/>
         </w:tblCellMar>
       </w:tblPr>
@@ -16182,7 +16217,9 @@
             <w:insideV w:val="single" w:color="auto" w:sz="4" w:space="0"/>
           </w:tblBorders>
           <w:tblCellMar>
+            <w:top w:w="0" w:type="dxa"/>
             <w:left w:w="108" w:type="dxa"/>
+            <w:bottom w:w="0" w:type="dxa"/>
             <w:right w:w="108" w:type="dxa"/>
           </w:tblCellMar>
         </w:tblPrEx>
@@ -16195,6 +16232,7 @@
           </w:tcPr>
           <w:p>
             <w:pPr>
+              <w:widowControl w:val="0"/>
               <w:jc w:val="left"/>
               <w:rPr>
                 <w:rFonts w:hint="default"/>
@@ -16222,6 +16260,7 @@
           </w:tcPr>
           <w:p>
             <w:pPr>
+              <w:widowControl w:val="0"/>
               <w:jc w:val="left"/>
               <w:rPr>
                 <w:rFonts w:hint="default"/>
@@ -16249,6 +16288,7 @@
           </w:tcPr>
           <w:p>
             <w:pPr>
+              <w:widowControl w:val="0"/>
               <w:jc w:val="left"/>
               <w:rPr>
                 <w:rFonts w:hint="default"/>
@@ -16276,6 +16316,7 @@
           </w:tcPr>
           <w:p>
             <w:pPr>
+              <w:widowControl w:val="0"/>
               <w:jc w:val="left"/>
               <w:rPr>
                 <w:rFonts w:hint="default"/>
@@ -16309,7 +16350,9 @@
             <w:insideV w:val="single" w:color="auto" w:sz="4" w:space="0"/>
           </w:tblBorders>
           <w:tblCellMar>
+            <w:top w:w="0" w:type="dxa"/>
             <w:left w:w="108" w:type="dxa"/>
+            <w:bottom w:w="0" w:type="dxa"/>
             <w:right w:w="108" w:type="dxa"/>
           </w:tblCellMar>
         </w:tblPrEx>
@@ -16323,6 +16366,7 @@
           </w:tcPr>
           <w:p>
             <w:pPr>
+              <w:widowControl w:val="0"/>
               <w:jc w:val="left"/>
               <w:rPr>
                 <w:rFonts w:hint="default"/>
@@ -16350,6 +16394,7 @@
           </w:tcPr>
           <w:p>
             <w:pPr>
+              <w:widowControl w:val="0"/>
               <w:numPr>
                 <w:ilvl w:val="0"/>
                 <w:numId w:val="24"/>
@@ -16381,6 +16426,7 @@
           </w:tcPr>
           <w:p>
             <w:pPr>
+              <w:widowControl w:val="0"/>
               <w:jc w:val="left"/>
               <w:rPr>
                 <w:rFonts w:hint="default"/>
@@ -16403,6 +16449,7 @@
           </w:p>
           <w:p>
             <w:pPr>
+              <w:widowControl w:val="0"/>
               <w:jc w:val="left"/>
               <w:rPr>
                 <w:rFonts w:hint="default"/>
@@ -16425,6 +16472,7 @@
           </w:p>
           <w:p>
             <w:pPr>
+              <w:widowControl w:val="0"/>
               <w:jc w:val="left"/>
               <w:rPr>
                 <w:rFonts w:hint="default"/>
@@ -16447,6 +16495,7 @@
           </w:p>
           <w:p>
             <w:pPr>
+              <w:widowControl w:val="0"/>
               <w:jc w:val="left"/>
               <w:rPr>
                 <w:rFonts w:hint="default"/>
@@ -16474,6 +16523,7 @@
           </w:tcPr>
           <w:p>
             <w:pPr>
+              <w:widowControl w:val="0"/>
               <w:jc w:val="left"/>
               <w:rPr>
                 <w:b w:val="0"/>
@@ -16504,7 +16554,9 @@
             <w:insideV w:val="single" w:color="auto" w:sz="4" w:space="0"/>
           </w:tblBorders>
           <w:tblCellMar>
+            <w:top w:w="0" w:type="dxa"/>
             <w:left w:w="108" w:type="dxa"/>
+            <w:bottom w:w="0" w:type="dxa"/>
             <w:right w:w="108" w:type="dxa"/>
           </w:tblCellMar>
         </w:tblPrEx>
@@ -16518,6 +16570,7 @@
           </w:tcPr>
           <w:p>
             <w:pPr>
+              <w:widowControl w:val="0"/>
               <w:jc w:val="left"/>
             </w:pPr>
           </w:p>
@@ -16528,6 +16581,7 @@
           </w:tcPr>
           <w:p>
             <w:pPr>
+              <w:widowControl w:val="0"/>
               <w:numPr>
                 <w:ilvl w:val="0"/>
                 <w:numId w:val="24"/>
@@ -16560,6 +16614,7 @@
           </w:tcPr>
           <w:p>
             <w:pPr>
+              <w:widowControl w:val="0"/>
               <w:spacing w:line="360" w:lineRule="auto"/>
               <w:jc w:val="left"/>
               <w:rPr>
@@ -16583,6 +16638,7 @@
           </w:p>
           <w:p>
             <w:pPr>
+              <w:widowControl w:val="0"/>
               <w:spacing w:line="360" w:lineRule="auto"/>
               <w:jc w:val="left"/>
               <w:rPr>
@@ -16606,6 +16662,7 @@
           </w:p>
           <w:p>
             <w:pPr>
+              <w:widowControl w:val="0"/>
               <w:spacing w:line="360" w:lineRule="auto"/>
               <w:jc w:val="left"/>
               <w:rPr>
@@ -16629,6 +16686,7 @@
           </w:p>
           <w:p>
             <w:pPr>
+              <w:widowControl w:val="0"/>
               <w:spacing w:line="360" w:lineRule="auto"/>
               <w:jc w:val="left"/>
               <w:rPr>
@@ -16657,6 +16715,7 @@
           </w:tcPr>
           <w:p>
             <w:pPr>
+              <w:widowControl w:val="0"/>
               <w:jc w:val="left"/>
               <w:rPr>
                 <w:b w:val="0"/>
@@ -16687,7 +16746,9 @@
             <w:insideV w:val="single" w:color="auto" w:sz="4" w:space="0"/>
           </w:tblBorders>
           <w:tblCellMar>
+            <w:top w:w="0" w:type="dxa"/>
             <w:left w:w="108" w:type="dxa"/>
+            <w:bottom w:w="0" w:type="dxa"/>
             <w:right w:w="108" w:type="dxa"/>
           </w:tblCellMar>
         </w:tblPrEx>
@@ -16701,6 +16762,7 @@
           </w:tcPr>
           <w:p>
             <w:pPr>
+              <w:widowControl w:val="0"/>
               <w:jc w:val="left"/>
               <w:rPr>
                 <w:b/>
@@ -16716,6 +16778,7 @@
           </w:tcPr>
           <w:p>
             <w:pPr>
+              <w:widowControl w:val="0"/>
               <w:numPr>
                 <w:ilvl w:val="0"/>
                 <w:numId w:val="24"/>
@@ -16748,6 +16811,7 @@
           </w:tcPr>
           <w:p>
             <w:pPr>
+              <w:widowControl w:val="0"/>
               <w:jc w:val="left"/>
               <w:rPr>
                 <w:rFonts w:hint="default"/>
@@ -16770,6 +16834,7 @@
           </w:p>
           <w:p>
             <w:pPr>
+              <w:widowControl w:val="0"/>
               <w:jc w:val="left"/>
               <w:rPr>
                 <w:rFonts w:hint="default"/>
@@ -16797,6 +16862,7 @@
           </w:tcPr>
           <w:p>
             <w:pPr>
+              <w:widowControl w:val="0"/>
               <w:jc w:val="left"/>
               <w:rPr>
                 <w:b w:val="0"/>
@@ -17045,9 +17111,9 @@
         </w:rPr>
         <w:fldChar w:fldCharType="end"/>
       </w:r>
-      <w:bookmarkStart w:id="143" w:name="_Toc23844"/>
-      <w:bookmarkStart w:id="144" w:name="_Toc10208"/>
-      <w:bookmarkStart w:id="145" w:name="_Toc16812"/>
+      <w:bookmarkStart w:id="143" w:name="_Toc16812"/>
+      <w:bookmarkStart w:id="144" w:name="_Toc23844"/>
+      <w:bookmarkStart w:id="145" w:name="_Toc10208"/>
       <w:r>
         <w:rPr>
           <w:rFonts w:hint="default" w:ascii="Times New Roman" w:hAnsi="Times New Roman" w:cs="Times New Roman"/>
@@ -17330,9 +17396,9 @@
         </w:rPr>
         <w:fldChar w:fldCharType="end"/>
       </w:r>
-      <w:bookmarkStart w:id="146" w:name="_Toc11460"/>
-      <w:bookmarkStart w:id="147" w:name="_Toc15619"/>
-      <w:bookmarkStart w:id="148" w:name="_Toc23363"/>
+      <w:bookmarkStart w:id="146" w:name="_Toc23363"/>
+      <w:bookmarkStart w:id="147" w:name="_Toc11460"/>
+      <w:bookmarkStart w:id="148" w:name="_Toc15619"/>
       <w:r>
         <w:rPr>
           <w:rFonts w:hint="default" w:ascii="Times New Roman" w:hAnsi="Times New Roman" w:cs="Times New Roman"/>
@@ -17355,8 +17421,8 @@
         <w:pStyle w:val="5"/>
         <w:bidi w:val="0"/>
       </w:pPr>
-      <w:bookmarkStart w:id="149" w:name="_Toc1977"/>
-      <w:bookmarkStart w:id="150" w:name="_Toc27405"/>
+      <w:bookmarkStart w:id="149" w:name="_Toc27405"/>
+      <w:bookmarkStart w:id="150" w:name="_Toc1977"/>
       <w:r>
         <w:rPr>
           <w:rFonts w:hint="default"/>
@@ -17996,9 +18062,9 @@
         </w:rPr>
         <w:fldChar w:fldCharType="end"/>
       </w:r>
-      <w:bookmarkStart w:id="151" w:name="_Toc17611"/>
-      <w:bookmarkStart w:id="152" w:name="_Toc10534"/>
-      <w:bookmarkStart w:id="153" w:name="_Toc8015"/>
+      <w:bookmarkStart w:id="151" w:name="_Toc8015"/>
+      <w:bookmarkStart w:id="152" w:name="_Toc17611"/>
+      <w:bookmarkStart w:id="153" w:name="_Toc10534"/>
       <w:r>
         <w:rPr>
           <w:rFonts w:hint="default" w:ascii="Times New Roman" w:hAnsi="Times New Roman" w:cs="Times New Roman"/>
@@ -18575,9 +18641,9 @@
         </w:rPr>
         <w:fldChar w:fldCharType="end"/>
       </w:r>
-      <w:bookmarkStart w:id="159" w:name="_Toc31513"/>
+      <w:bookmarkStart w:id="159" w:name="_Toc28697"/>
       <w:bookmarkStart w:id="160" w:name="_Toc13738"/>
-      <w:bookmarkStart w:id="161" w:name="_Toc28697"/>
+      <w:bookmarkStart w:id="161" w:name="_Toc31513"/>
       <w:r>
         <w:rPr>
           <w:rFonts w:hint="default" w:ascii="Times New Roman" w:hAnsi="Times New Roman" w:cs="Times New Roman"/>
@@ -18603,8 +18669,8 @@
           <w:rFonts w:ascii="Times New Roman" w:hAnsi="Times New Roman" w:cs="Times New Roman"/>
         </w:rPr>
       </w:pPr>
-      <w:bookmarkStart w:id="162" w:name="_Toc4636"/>
-      <w:bookmarkStart w:id="163" w:name="_Toc5566"/>
+      <w:bookmarkStart w:id="162" w:name="_Toc5566"/>
+      <w:bookmarkStart w:id="163" w:name="_Toc4636"/>
       <w:r>
         <w:rPr>
           <w:rFonts w:ascii="Times New Roman" w:hAnsi="Times New Roman" w:cs="Times New Roman"/>
@@ -18733,9 +18799,9 @@
         </w:rPr>
         <w:fldChar w:fldCharType="end"/>
       </w:r>
-      <w:bookmarkStart w:id="167" w:name="_Toc32231"/>
-      <w:bookmarkStart w:id="168" w:name="_Toc22935"/>
-      <w:bookmarkStart w:id="169" w:name="_Toc27326"/>
+      <w:bookmarkStart w:id="167" w:name="_Toc22935"/>
+      <w:bookmarkStart w:id="168" w:name="_Toc27326"/>
+      <w:bookmarkStart w:id="169" w:name="_Toc32231"/>
       <w:r>
         <w:rPr>
           <w:rFonts w:hint="default" w:ascii="Times New Roman" w:hAnsi="Times New Roman" w:cs="Times New Roman"/>
@@ -18775,8 +18841,8 @@
       <w:pPr>
         <w:pStyle w:val="3"/>
       </w:pPr>
-      <w:bookmarkStart w:id="170" w:name="_Toc27014"/>
-      <w:bookmarkStart w:id="171" w:name="_Toc26752"/>
+      <w:bookmarkStart w:id="170" w:name="_Toc26752"/>
+      <w:bookmarkStart w:id="171" w:name="_Toc27014"/>
       <w:r>
         <w:t>5.2 Routing Algorithms and Query Processing Workflow</w:t>
       </w:r>
@@ -18814,8 +18880,8 @@
       <w:pPr>
         <w:pStyle w:val="3"/>
       </w:pPr>
-      <w:bookmarkStart w:id="172" w:name="_Toc31641"/>
-      <w:bookmarkStart w:id="173" w:name="_Toc20525"/>
+      <w:bookmarkStart w:id="172" w:name="_Toc20525"/>
+      <w:bookmarkStart w:id="173" w:name="_Toc31641"/>
       <w:r>
         <w:t>5.3 System Implementation Technologies and Architecture</w:t>
       </w:r>
@@ -18867,8 +18933,8 @@
         <w:pStyle w:val="4"/>
         <w:jc w:val="left"/>
       </w:pPr>
-      <w:bookmarkStart w:id="176" w:name="_Toc13125"/>
-      <w:bookmarkStart w:id="177" w:name="_Toc6265"/>
+      <w:bookmarkStart w:id="176" w:name="_Toc6265"/>
+      <w:bookmarkStart w:id="177" w:name="_Toc13125"/>
       <w:r>
         <w:t>5.3.2 Hybrid AI Inference Strategy</w:t>
       </w:r>
@@ -19126,8 +19192,8 @@
         </w:rPr>
         <w:fldChar w:fldCharType="end"/>
       </w:r>
-      <w:bookmarkStart w:id="180" w:name="_Toc29412"/>
-      <w:bookmarkStart w:id="181" w:name="_Toc10175"/>
+      <w:bookmarkStart w:id="180" w:name="_Toc10175"/>
+      <w:bookmarkStart w:id="181" w:name="_Toc29412"/>
       <w:bookmarkStart w:id="182" w:name="_Toc9776"/>
       <w:r>
         <w:rPr>
@@ -19246,9 +19312,9 @@
         </w:rPr>
         <w:fldChar w:fldCharType="end"/>
       </w:r>
-      <w:bookmarkStart w:id="183" w:name="_Toc155"/>
-      <w:bookmarkStart w:id="184" w:name="_Toc1564"/>
-      <w:bookmarkStart w:id="185" w:name="_Toc27322"/>
+      <w:bookmarkStart w:id="183" w:name="_Toc27322"/>
+      <w:bookmarkStart w:id="184" w:name="_Toc155"/>
+      <w:bookmarkStart w:id="185" w:name="_Toc1564"/>
       <w:r>
         <w:rPr>
           <w:rFonts w:hint="default" w:ascii="Times New Roman" w:hAnsi="Times New Roman" w:cs="Times New Roman"/>
@@ -19283,8 +19349,8 @@
           <w:rFonts w:hint="default" w:ascii="Times New Roman" w:hAnsi="Times New Roman" w:cs="Times New Roman"/>
         </w:rPr>
       </w:pPr>
-      <w:bookmarkStart w:id="186" w:name="_Toc13155"/>
-      <w:bookmarkStart w:id="187" w:name="_Toc29873"/>
+      <w:bookmarkStart w:id="186" w:name="_Toc29873"/>
+      <w:bookmarkStart w:id="187" w:name="_Toc13155"/>
       <w:r>
         <w:rPr>
           <w:rFonts w:hint="default" w:ascii="Times New Roman" w:hAnsi="Times New Roman" w:cs="Times New Roman"/>
@@ -20227,19 +20293,19 @@
       </w:r>
       <w:bookmarkStart w:id="192" w:name="_Toc8854"/>
       <w:bookmarkStart w:id="193" w:name="_Toc8434"/>
-      <w:bookmarkStart w:id="194" w:name="_Toc18246"/>
-      <w:bookmarkStart w:id="195" w:name="_Toc4742"/>
-      <w:bookmarkStart w:id="196" w:name="_Toc32282"/>
-      <w:bookmarkStart w:id="197" w:name="_Toc14804"/>
-      <w:bookmarkStart w:id="198" w:name="_Toc2983"/>
-      <w:bookmarkStart w:id="199" w:name="_Toc22271"/>
-      <w:bookmarkStart w:id="200" w:name="_Toc11110"/>
-      <w:bookmarkStart w:id="201" w:name="_Toc4589"/>
-      <w:bookmarkStart w:id="202" w:name="_Toc22876"/>
-      <w:bookmarkStart w:id="203" w:name="_Toc4558"/>
-      <w:bookmarkStart w:id="204" w:name="_Toc32463"/>
-      <w:bookmarkStart w:id="205" w:name="_Toc2439"/>
-      <w:bookmarkStart w:id="206" w:name="_Toc11083"/>
+      <w:bookmarkStart w:id="194" w:name="_Toc11083"/>
+      <w:bookmarkStart w:id="195" w:name="_Toc22271"/>
+      <w:bookmarkStart w:id="196" w:name="_Toc14804"/>
+      <w:bookmarkStart w:id="197" w:name="_Toc32282"/>
+      <w:bookmarkStart w:id="198" w:name="_Toc4742"/>
+      <w:bookmarkStart w:id="199" w:name="_Toc11110"/>
+      <w:bookmarkStart w:id="200" w:name="_Toc22876"/>
+      <w:bookmarkStart w:id="201" w:name="_Toc18246"/>
+      <w:bookmarkStart w:id="202" w:name="_Toc2983"/>
+      <w:bookmarkStart w:id="203" w:name="_Toc4589"/>
+      <w:bookmarkStart w:id="204" w:name="_Toc4558"/>
+      <w:bookmarkStart w:id="205" w:name="_Toc32463"/>
+      <w:bookmarkStart w:id="206" w:name="_Toc2439"/>
       <w:r>
         <w:rPr>
           <w:rFonts w:hint="default" w:ascii="Times New Roman" w:hAnsi="Times New Roman" w:cs="Times New Roman"/>
@@ -21951,7 +22017,6 @@
             <w:insideH w:val="none" w:color="auto" w:sz="0" w:space="0"/>
             <w:insideV w:val="none" w:color="auto" w:sz="0" w:space="0"/>
           </w:tblBorders>
-          <w:shd w:val="clear" w:color="auto" w:fill="auto"/>
           <w:tblCellMar>
             <w:top w:w="0" w:type="dxa"/>
             <w:left w:w="0" w:type="dxa"/>
@@ -24523,7 +24588,6 @@
             <w:insideH w:val="none" w:color="auto" w:sz="0" w:space="0"/>
             <w:insideV w:val="none" w:color="auto" w:sz="0" w:space="0"/>
           </w:tblBorders>
-          <w:shd w:val="clear" w:color="auto" w:fill="auto"/>
           <w:tblCellMar>
             <w:top w:w="0" w:type="dxa"/>
             <w:left w:w="0" w:type="dxa"/>
@@ -24959,10 +25023,10 @@
       </w:r>
       <w:bookmarkStart w:id="207" w:name="_Toc5489"/>
       <w:bookmarkStart w:id="208" w:name="_Toc10281"/>
-      <w:bookmarkStart w:id="209" w:name="_Toc30323"/>
-      <w:bookmarkStart w:id="210" w:name="_Toc29139"/>
-      <w:bookmarkStart w:id="211" w:name="_Toc7645"/>
-      <w:bookmarkStart w:id="212" w:name="_Toc15135"/>
+      <w:bookmarkStart w:id="209" w:name="_Toc29139"/>
+      <w:bookmarkStart w:id="210" w:name="_Toc15135"/>
+      <w:bookmarkStart w:id="211" w:name="_Toc30323"/>
+      <w:bookmarkStart w:id="212" w:name="_Toc7645"/>
       <w:r>
         <w:rPr>
           <w:rFonts w:hint="default" w:cs="Times New Roman"/>
@@ -25379,6 +25443,7 @@
             <w:insideH w:val="none" w:color="auto" w:sz="0" w:space="0"/>
             <w:insideV w:val="none" w:color="auto" w:sz="0" w:space="0"/>
           </w:tblBorders>
+          <w:shd w:val="clear" w:color="auto" w:fill="auto"/>
           <w:tblCellMar>
             <w:top w:w="0" w:type="dxa"/>
             <w:left w:w="0" w:type="dxa"/>
@@ -25527,6 +25592,7 @@
             <w:insideH w:val="none" w:color="auto" w:sz="0" w:space="0"/>
             <w:insideV w:val="none" w:color="auto" w:sz="0" w:space="0"/>
           </w:tblBorders>
+          <w:shd w:val="clear" w:color="auto" w:fill="auto"/>
           <w:tblCellMar>
             <w:top w:w="0" w:type="dxa"/>
             <w:left w:w="0" w:type="dxa"/>
@@ -25675,7 +25741,6 @@
             <w:insideH w:val="none" w:color="auto" w:sz="0" w:space="0"/>
             <w:insideV w:val="none" w:color="auto" w:sz="0" w:space="0"/>
           </w:tblBorders>
-          <w:shd w:val="clear" w:color="auto" w:fill="auto"/>
           <w:tblCellMar>
             <w:top w:w="0" w:type="dxa"/>
             <w:left w:w="0" w:type="dxa"/>
@@ -26122,6 +26187,7 @@
             <w:insideH w:val="none" w:color="auto" w:sz="0" w:space="0"/>
             <w:insideV w:val="none" w:color="auto" w:sz="0" w:space="0"/>
           </w:tblBorders>
+          <w:shd w:val="clear" w:color="auto" w:fill="auto"/>
           <w:tblCellMar>
             <w:top w:w="0" w:type="dxa"/>
             <w:left w:w="0" w:type="dxa"/>
@@ -26270,7 +26336,6 @@
             <w:insideH w:val="none" w:color="auto" w:sz="0" w:space="0"/>
             <w:insideV w:val="none" w:color="auto" w:sz="0" w:space="0"/>
           </w:tblBorders>
-          <w:shd w:val="clear" w:color="auto" w:fill="auto"/>
           <w:tblCellMar>
             <w:top w:w="0" w:type="dxa"/>
             <w:left w:w="0" w:type="dxa"/>
@@ -26419,6 +26484,7 @@
             <w:insideH w:val="none" w:color="auto" w:sz="0" w:space="0"/>
             <w:insideV w:val="none" w:color="auto" w:sz="0" w:space="0"/>
           </w:tblBorders>
+          <w:shd w:val="clear" w:color="auto" w:fill="auto"/>
           <w:tblCellMar>
             <w:top w:w="0" w:type="dxa"/>
             <w:left w:w="0" w:type="dxa"/>
@@ -27353,7 +27419,6 @@
             <w:insideH w:val="none" w:color="auto" w:sz="0" w:space="0"/>
             <w:insideV w:val="none" w:color="auto" w:sz="0" w:space="0"/>
           </w:tblBorders>
-          <w:shd w:val="clear" w:color="auto" w:fill="auto"/>
           <w:tblCellMar>
             <w:top w:w="0" w:type="dxa"/>
             <w:left w:w="0" w:type="dxa"/>
@@ -27651,6 +27716,7 @@
             <w:insideH w:val="none" w:color="auto" w:sz="0" w:space="0"/>
             <w:insideV w:val="none" w:color="auto" w:sz="0" w:space="0"/>
           </w:tblBorders>
+          <w:shd w:val="clear" w:color="auto" w:fill="auto"/>
           <w:tblCellMar>
             <w:top w:w="0" w:type="dxa"/>
             <w:left w:w="0" w:type="dxa"/>
@@ -27799,7 +27865,6 @@
             <w:insideH w:val="none" w:color="auto" w:sz="0" w:space="0"/>
             <w:insideV w:val="none" w:color="auto" w:sz="0" w:space="0"/>
           </w:tblBorders>
-          <w:shd w:val="clear" w:color="auto" w:fill="auto"/>
           <w:tblCellMar>
             <w:top w:w="0" w:type="dxa"/>
             <w:left w:w="0" w:type="dxa"/>
@@ -29598,14 +29663,14 @@
         </w:rPr>
         <w:fldChar w:fldCharType="end"/>
       </w:r>
-      <w:bookmarkStart w:id="215" w:name="_Toc26296"/>
+      <w:bookmarkStart w:id="215" w:name="_Toc3746"/>
       <w:bookmarkEnd w:id="215"/>
-      <w:bookmarkStart w:id="216" w:name="_Toc20995"/>
+      <w:bookmarkStart w:id="216" w:name="_Toc26296"/>
       <w:bookmarkEnd w:id="216"/>
-      <w:bookmarkStart w:id="217" w:name="_Toc3746"/>
+      <w:bookmarkStart w:id="217" w:name="_Toc20995"/>
       <w:bookmarkEnd w:id="217"/>
-      <w:bookmarkStart w:id="218" w:name="_Toc18626"/>
-      <w:bookmarkStart w:id="219" w:name="_Toc9603"/>
+      <w:bookmarkStart w:id="218" w:name="_Toc9603"/>
+      <w:bookmarkStart w:id="219" w:name="_Toc18626"/>
       <w:bookmarkStart w:id="220" w:name="_Toc11423"/>
       <w:bookmarkStart w:id="221" w:name="_Toc12329"/>
       <w:r>
@@ -30009,6 +30074,7 @@
             <w:insideH w:val="none" w:color="auto" w:sz="0" w:space="0"/>
             <w:insideV w:val="none" w:color="auto" w:sz="0" w:space="0"/>
           </w:tblBorders>
+          <w:shd w:val="clear" w:color="auto" w:fill="auto"/>
           <w:tblCellMar>
             <w:top w:w="0" w:type="dxa"/>
             <w:left w:w="0" w:type="dxa"/>
@@ -30342,6 +30408,7 @@
             <w:insideH w:val="none" w:color="auto" w:sz="0" w:space="0"/>
             <w:insideV w:val="none" w:color="auto" w:sz="0" w:space="0"/>
           </w:tblBorders>
+          <w:shd w:val="clear" w:color="auto" w:fill="auto"/>
           <w:tblCellMar>
             <w:top w:w="0" w:type="dxa"/>
             <w:left w:w="0" w:type="dxa"/>
@@ -30675,6 +30742,7 @@
             <w:insideH w:val="none" w:color="auto" w:sz="0" w:space="0"/>
             <w:insideV w:val="none" w:color="auto" w:sz="0" w:space="0"/>
           </w:tblBorders>
+          <w:shd w:val="clear" w:color="auto" w:fill="auto"/>
           <w:tblCellMar>
             <w:top w:w="0" w:type="dxa"/>
             <w:left w:w="0" w:type="dxa"/>
@@ -30883,8 +30951,8 @@
       </w:r>
       <w:bookmarkStart w:id="222" w:name="_Toc29995"/>
       <w:bookmarkStart w:id="223" w:name="_Toc442"/>
-      <w:bookmarkStart w:id="224" w:name="_Toc14444"/>
-      <w:bookmarkStart w:id="225" w:name="_Toc3444"/>
+      <w:bookmarkStart w:id="224" w:name="_Toc3444"/>
+      <w:bookmarkStart w:id="225" w:name="_Toc14444"/>
       <w:r>
         <w:rPr>
           <w:rFonts w:hint="default"/>
@@ -31188,7 +31256,6 @@
             <w:insideH w:val="none" w:color="auto" w:sz="0" w:space="0"/>
             <w:insideV w:val="none" w:color="auto" w:sz="0" w:space="0"/>
           </w:tblBorders>
-          <w:shd w:val="clear" w:color="auto" w:fill="auto"/>
           <w:tblCellMar>
             <w:top w:w="0" w:type="dxa"/>
             <w:left w:w="0" w:type="dxa"/>
@@ -31308,7 +31375,6 @@
             <w:insideH w:val="none" w:color="auto" w:sz="0" w:space="0"/>
             <w:insideV w:val="none" w:color="auto" w:sz="0" w:space="0"/>
           </w:tblBorders>
-          <w:shd w:val="clear" w:color="auto" w:fill="auto"/>
           <w:tblCellMar>
             <w:top w:w="0" w:type="dxa"/>
             <w:left w:w="0" w:type="dxa"/>
@@ -31428,7 +31494,6 @@
             <w:insideH w:val="none" w:color="auto" w:sz="0" w:space="0"/>
             <w:insideV w:val="none" w:color="auto" w:sz="0" w:space="0"/>
           </w:tblBorders>
-          <w:shd w:val="clear" w:color="auto" w:fill="auto"/>
           <w:tblCellMar>
             <w:top w:w="0" w:type="dxa"/>
             <w:left w:w="0" w:type="dxa"/>
@@ -33397,10 +33462,10 @@
         </w:rPr>
         <w:t>6.</w:t>
       </w:r>
-      <w:bookmarkStart w:id="227" w:name="_Toc14467"/>
-      <w:bookmarkStart w:id="228" w:name="_Toc1071"/>
-      <w:bookmarkStart w:id="229" w:name="_Toc28935"/>
-      <w:bookmarkStart w:id="230" w:name="_Toc23824"/>
+      <w:bookmarkStart w:id="227" w:name="_Toc23824"/>
+      <w:bookmarkStart w:id="228" w:name="_Toc14467"/>
+      <w:bookmarkStart w:id="229" w:name="_Toc1071"/>
+      <w:bookmarkStart w:id="230" w:name="_Toc28935"/>
       <w:r>
         <w:rPr>
           <w:rFonts w:hint="default"/>
@@ -34301,7 +34366,6 @@
             <w:insideH w:val="none" w:color="auto" w:sz="0" w:space="0"/>
             <w:insideV w:val="none" w:color="auto" w:sz="0" w:space="0"/>
           </w:tblBorders>
-          <w:shd w:val="clear" w:color="auto" w:fill="auto"/>
           <w:tblCellMar>
             <w:top w:w="0" w:type="dxa"/>
             <w:left w:w="0" w:type="dxa"/>
@@ -34542,7 +34606,6 @@
             <w:insideH w:val="none" w:color="auto" w:sz="0" w:space="0"/>
             <w:insideV w:val="none" w:color="auto" w:sz="0" w:space="0"/>
           </w:tblBorders>
-          <w:shd w:val="clear" w:color="auto" w:fill="auto"/>
           <w:tblCellMar>
             <w:top w:w="0" w:type="dxa"/>
             <w:left w:w="0" w:type="dxa"/>
@@ -36936,10 +36999,10 @@
         </w:rPr>
         <w:t xml:space="preserve">Table </w:t>
       </w:r>
-      <w:bookmarkStart w:id="232" w:name="_Toc4784"/>
-      <w:bookmarkStart w:id="233" w:name="_Toc107"/>
-      <w:bookmarkStart w:id="234" w:name="_Toc20634"/>
-      <w:bookmarkStart w:id="235" w:name="_Toc32233"/>
+      <w:bookmarkStart w:id="232" w:name="_Toc107"/>
+      <w:bookmarkStart w:id="233" w:name="_Toc20634"/>
+      <w:bookmarkStart w:id="234" w:name="_Toc32233"/>
+      <w:bookmarkStart w:id="235" w:name="_Toc4784"/>
       <w:r>
         <w:rPr>
           <w:rFonts w:hint="default"/>
@@ -37379,7 +37442,6 @@
             <w:insideH w:val="none" w:color="auto" w:sz="0" w:space="0"/>
             <w:insideV w:val="none" w:color="auto" w:sz="0" w:space="0"/>
           </w:tblBorders>
-          <w:shd w:val="clear" w:color="auto" w:fill="auto"/>
           <w:tblCellMar>
             <w:top w:w="0" w:type="dxa"/>
             <w:left w:w="0" w:type="dxa"/>
@@ -37547,7 +37609,6 @@
             <w:insideH w:val="none" w:color="auto" w:sz="0" w:space="0"/>
             <w:insideV w:val="none" w:color="auto" w:sz="0" w:space="0"/>
           </w:tblBorders>
-          <w:shd w:val="clear" w:color="auto" w:fill="auto"/>
           <w:tblCellMar>
             <w:top w:w="0" w:type="dxa"/>
             <w:left w:w="0" w:type="dxa"/>
@@ -37905,7 +37966,6 @@
             <w:insideH w:val="none" w:color="auto" w:sz="0" w:space="0"/>
             <w:insideV w:val="none" w:color="auto" w:sz="0" w:space="0"/>
           </w:tblBorders>
-          <w:shd w:val="clear" w:color="auto" w:fill="auto"/>
           <w:tblCellMar>
             <w:top w:w="0" w:type="dxa"/>
             <w:left w:w="0" w:type="dxa"/>
@@ -38241,7 +38301,6 @@
             <w:insideH w:val="none" w:color="auto" w:sz="0" w:space="0"/>
             <w:insideV w:val="none" w:color="auto" w:sz="0" w:space="0"/>
           </w:tblBorders>
-          <w:shd w:val="clear" w:color="auto" w:fill="auto"/>
           <w:tblCellMar>
             <w:top w:w="0" w:type="dxa"/>
             <w:left w:w="0" w:type="dxa"/>
@@ -38409,7 +38468,6 @@
             <w:insideH w:val="none" w:color="auto" w:sz="0" w:space="0"/>
             <w:insideV w:val="none" w:color="auto" w:sz="0" w:space="0"/>
           </w:tblBorders>
-          <w:shd w:val="clear" w:color="auto" w:fill="auto"/>
           <w:tblCellMar>
             <w:top w:w="0" w:type="dxa"/>
             <w:left w:w="0" w:type="dxa"/>
@@ -39108,10 +39166,10 @@
         </w:rPr>
         <w:t>6.</w:t>
       </w:r>
-      <w:bookmarkStart w:id="238" w:name="_Toc9392"/>
-      <w:bookmarkStart w:id="239" w:name="_Toc3186"/>
-      <w:bookmarkStart w:id="240" w:name="_Toc5393"/>
-      <w:bookmarkStart w:id="241" w:name="_Toc3387"/>
+      <w:bookmarkStart w:id="238" w:name="_Toc3387"/>
+      <w:bookmarkStart w:id="239" w:name="_Toc5393"/>
+      <w:bookmarkStart w:id="240" w:name="_Toc3186"/>
+      <w:bookmarkStart w:id="241" w:name="_Toc9392"/>
       <w:r>
         <w:rPr>
           <w:rFonts w:hint="default"/>
@@ -39166,7 +39224,6 @@
             <w:insideH w:val="none" w:color="auto" w:sz="0" w:space="0"/>
             <w:insideV w:val="none" w:color="auto" w:sz="0" w:space="0"/>
           </w:tblBorders>
-          <w:shd w:val="clear" w:color="auto" w:fill="auto"/>
           <w:tblCellMar>
             <w:top w:w="0" w:type="dxa"/>
             <w:left w:w="0" w:type="dxa"/>
@@ -39743,7 +39800,6 @@
             <w:insideH w:val="none" w:color="auto" w:sz="0" w:space="0"/>
             <w:insideV w:val="none" w:color="auto" w:sz="0" w:space="0"/>
           </w:tblBorders>
-          <w:shd w:val="clear" w:color="auto" w:fill="auto"/>
           <w:tblCellMar>
             <w:top w:w="0" w:type="dxa"/>
             <w:left w:w="0" w:type="dxa"/>
@@ -39972,7 +40028,6 @@
             <w:insideH w:val="none" w:color="auto" w:sz="0" w:space="0"/>
             <w:insideV w:val="none" w:color="auto" w:sz="0" w:space="0"/>
           </w:tblBorders>
-          <w:shd w:val="clear" w:color="auto" w:fill="auto"/>
           <w:tblCellMar>
             <w:top w:w="0" w:type="dxa"/>
             <w:left w:w="0" w:type="dxa"/>
@@ -40957,9 +41012,9 @@
         </w:rPr>
         <w:t>6.</w:t>
       </w:r>
-      <w:bookmarkStart w:id="245" w:name="_Toc29425"/>
-      <w:bookmarkStart w:id="246" w:name="_Toc19075"/>
-      <w:bookmarkStart w:id="247" w:name="_Toc8830"/>
+      <w:bookmarkStart w:id="245" w:name="_Toc19075"/>
+      <w:bookmarkStart w:id="246" w:name="_Toc8830"/>
+      <w:bookmarkStart w:id="247" w:name="_Toc29425"/>
       <w:bookmarkStart w:id="248" w:name="_Toc12462"/>
       <w:r>
         <w:rPr>
@@ -42549,8 +42604,8 @@
       </w:r>
       <w:bookmarkStart w:id="251" w:name="_Toc29554"/>
       <w:bookmarkStart w:id="252" w:name="_Toc3550"/>
-      <w:bookmarkStart w:id="253" w:name="_Toc20867"/>
-      <w:bookmarkStart w:id="254" w:name="_Toc28265"/>
+      <w:bookmarkStart w:id="253" w:name="_Toc28265"/>
+      <w:bookmarkStart w:id="254" w:name="_Toc20867"/>
       <w:r>
         <w:rPr>
           <w:rFonts w:hint="default"/>
@@ -43562,7 +43617,6 @@
             <w:insideH w:val="none" w:color="auto" w:sz="0" w:space="0"/>
             <w:insideV w:val="none" w:color="auto" w:sz="0" w:space="0"/>
           </w:tblBorders>
-          <w:shd w:val="clear" w:color="auto" w:fill="auto"/>
           <w:tblCellMar>
             <w:top w:w="0" w:type="dxa"/>
             <w:left w:w="0" w:type="dxa"/>
@@ -43984,14 +44038,2551 @@
           <w:lang w:val="en-US"/>
         </w:rPr>
       </w:pPr>
-      <w:r>
-        <w:rPr>
-          <w:rFonts w:hint="default" w:ascii="Times New Roman" w:hAnsi="Times New Roman" w:eastAsia="sans-serif" w:cs="Times New Roman"/>
-          <w:sz w:val="26"/>
-          <w:szCs w:val="26"/>
+    </w:p>
+    <w:p>
+      <w:pPr>
+        <w:pStyle w:val="3"/>
+        <w:bidi w:val="0"/>
+        <w:rPr>
+          <w:rFonts w:hint="default"/>
+        </w:rPr>
+      </w:pPr>
+      <w:r>
+        <w:rPr>
+          <w:rFonts w:hint="default"/>
+        </w:rPr>
+        <w:t>6.</w:t>
+      </w:r>
+      <w:r>
+        <w:rPr>
+          <w:rFonts w:hint="default"/>
           <w:lang w:val="en-US"/>
         </w:rPr>
-        <w:br w:type="page"/>
+        <w:t>4</w:t>
+      </w:r>
+      <w:r>
+        <w:rPr>
+          <w:rFonts w:hint="default"/>
+        </w:rPr>
+        <w:t>. Stability Evaluation (Endurance Stress Test)</w:t>
+      </w:r>
+    </w:p>
+    <w:p>
+      <w:pPr>
+        <w:pStyle w:val="15"/>
+        <w:keepNext w:val="0"/>
+        <w:keepLines w:val="0"/>
+        <w:widowControl/>
+        <w:suppressLineNumbers w:val="0"/>
+        <w:spacing w:beforeAutospacing="1"/>
+        <w:rPr>
+          <w:sz w:val="26"/>
+          <w:szCs w:val="26"/>
+        </w:rPr>
+      </w:pPr>
+      <w:r>
+        <w:rPr>
+          <w:sz w:val="26"/>
+          <w:szCs w:val="26"/>
+        </w:rPr>
+        <w:t>To rigorously validate the operational resilience of the proposed architecture, a continuous 24-hour soak test was executed on the Edge Node (Acer Nitro 5). The experiment aimed to identify the system's breaking point, monitor resource behavior under prolonged workload conditions, and distinguish between internal software faults and external service limitations.</w:t>
+      </w:r>
+    </w:p>
+    <w:p>
+      <w:pPr>
+        <w:pStyle w:val="4"/>
+        <w:keepNext w:val="0"/>
+        <w:keepLines w:val="0"/>
+        <w:widowControl/>
+        <w:suppressLineNumbers w:val="0"/>
+        <w:rPr>
+          <w:sz w:val="26"/>
+          <w:szCs w:val="26"/>
+        </w:rPr>
+      </w:pPr>
+      <w:r>
+        <w:rPr>
+          <w:sz w:val="26"/>
+          <w:szCs w:val="26"/>
+        </w:rPr>
+        <w:t>6.4.1. Experimental Methodology</w:t>
+      </w:r>
+    </w:p>
+    <w:p>
+      <w:pPr>
+        <w:pStyle w:val="15"/>
+        <w:keepNext w:val="0"/>
+        <w:keepLines w:val="0"/>
+        <w:widowControl/>
+        <w:suppressLineNumbers w:val="0"/>
+        <w:spacing w:beforeAutospacing="1"/>
+        <w:rPr>
+          <w:sz w:val="26"/>
+          <w:szCs w:val="26"/>
+        </w:rPr>
+      </w:pPr>
+      <w:r>
+        <w:rPr>
+          <w:sz w:val="26"/>
+          <w:szCs w:val="26"/>
+        </w:rPr>
+        <w:t xml:space="preserve">The stress test was conducted continuously from </w:t>
+      </w:r>
+      <w:r>
+        <w:rPr>
+          <w:b/>
+          <w:bCs/>
+          <w:sz w:val="26"/>
+          <w:szCs w:val="26"/>
+        </w:rPr>
+        <w:t>21:28:51 (January 13)</w:t>
+      </w:r>
+      <w:r>
+        <w:rPr>
+          <w:sz w:val="26"/>
+          <w:szCs w:val="26"/>
+        </w:rPr>
+        <w:t xml:space="preserve"> to </w:t>
+      </w:r>
+      <w:r>
+        <w:rPr>
+          <w:b/>
+          <w:bCs/>
+          <w:sz w:val="26"/>
+          <w:szCs w:val="26"/>
+        </w:rPr>
+        <w:t>21:28:26 (January 14)</w:t>
+      </w:r>
+      <w:r>
+        <w:rPr>
+          <w:sz w:val="26"/>
+          <w:szCs w:val="26"/>
+        </w:rPr>
+        <w:t>, encompassing a full diurnal cycle to simulate real-world deployment scenarios.</w:t>
+      </w:r>
+    </w:p>
+    <w:p>
+      <w:pPr>
+        <w:pStyle w:val="15"/>
+        <w:keepNext w:val="0"/>
+        <w:keepLines w:val="0"/>
+        <w:widowControl/>
+        <w:suppressLineNumbers w:val="0"/>
+        <w:spacing w:beforeAutospacing="1"/>
+        <w:ind w:left="720"/>
+        <w:rPr>
+          <w:sz w:val="26"/>
+          <w:szCs w:val="26"/>
+        </w:rPr>
+      </w:pPr>
+      <w:r>
+        <w:rPr>
+          <w:b/>
+          <w:bCs/>
+          <w:sz w:val="26"/>
+          <w:szCs w:val="26"/>
+        </w:rPr>
+        <w:t>Test Environment:</w:t>
+      </w:r>
+      <w:r>
+        <w:rPr>
+          <w:sz w:val="26"/>
+          <w:szCs w:val="26"/>
+        </w:rPr>
+        <w:t xml:space="preserve"> On-premise Edge Server (Acer Nitro 5, Ryzen 5, 16GB RAM).</w:t>
+      </w:r>
+    </w:p>
+    <w:p>
+      <w:pPr>
+        <w:pStyle w:val="15"/>
+        <w:keepNext w:val="0"/>
+        <w:keepLines w:val="0"/>
+        <w:widowControl/>
+        <w:suppressLineNumbers w:val="0"/>
+        <w:spacing w:beforeAutospacing="1"/>
+        <w:ind w:left="720"/>
+        <w:rPr>
+          <w:sz w:val="26"/>
+          <w:szCs w:val="26"/>
+        </w:rPr>
+      </w:pPr>
+      <w:r>
+        <w:rPr>
+          <w:b/>
+          <w:bCs/>
+          <w:sz w:val="26"/>
+          <w:szCs w:val="26"/>
+        </w:rPr>
+        <w:t>Workload Generator:</w:t>
+      </w:r>
+      <w:r>
+        <w:rPr>
+          <w:sz w:val="26"/>
+          <w:szCs w:val="26"/>
+        </w:rPr>
+        <w:t xml:space="preserve"> Automated Python agent dispatching randomized queries (Transport, Tourism, Safety) at a frequency of 60 seconds.</w:t>
+      </w:r>
+    </w:p>
+    <w:p>
+      <w:pPr>
+        <w:pStyle w:val="15"/>
+        <w:keepNext w:val="0"/>
+        <w:keepLines w:val="0"/>
+        <w:widowControl/>
+        <w:suppressLineNumbers w:val="0"/>
+        <w:spacing w:beforeAutospacing="1"/>
+        <w:ind w:left="720"/>
+        <w:rPr>
+          <w:sz w:val="26"/>
+          <w:szCs w:val="26"/>
+        </w:rPr>
+      </w:pPr>
+      <w:r>
+        <w:rPr>
+          <w:b/>
+          <w:bCs/>
+          <w:sz w:val="26"/>
+          <w:szCs w:val="26"/>
+        </w:rPr>
+        <w:t>Monitoring Metrics:</w:t>
+      </w:r>
+      <w:r>
+        <w:rPr>
+          <w:sz w:val="26"/>
+          <w:szCs w:val="26"/>
+        </w:rPr>
+        <w:t xml:space="preserve"> End-to-end Latency, Memory Footprint (RAM), CPU Load, and HTTP Status Codes.</w:t>
+      </w:r>
+    </w:p>
+    <w:p>
+      <w:pPr>
+        <w:pStyle w:val="15"/>
+        <w:keepNext w:val="0"/>
+        <w:keepLines w:val="0"/>
+        <w:widowControl/>
+        <w:suppressLineNumbers w:val="0"/>
+        <w:spacing w:beforeAutospacing="1"/>
+        <w:ind w:left="720"/>
+        <w:rPr>
+          <w:sz w:val="26"/>
+          <w:szCs w:val="26"/>
+        </w:rPr>
+      </w:pPr>
+      <w:r>
+        <w:rPr>
+          <w:b/>
+          <w:bCs/>
+          <w:sz w:val="26"/>
+          <w:szCs w:val="26"/>
+        </w:rPr>
+        <w:t>Success Criteria:</w:t>
+      </w:r>
+      <w:r>
+        <w:rPr>
+          <w:sz w:val="26"/>
+          <w:szCs w:val="26"/>
+        </w:rPr>
+        <w:t xml:space="preserve"> System uptime &gt; 8 hours without process termination; Stable memory usage (no leaks); API availability.</w:t>
+      </w:r>
+    </w:p>
+    <w:p>
+      <w:pPr>
+        <w:pStyle w:val="4"/>
+        <w:keepNext w:val="0"/>
+        <w:keepLines w:val="0"/>
+        <w:widowControl/>
+        <w:suppressLineNumbers w:val="0"/>
+        <w:rPr>
+          <w:sz w:val="26"/>
+          <w:szCs w:val="26"/>
+        </w:rPr>
+      </w:pPr>
+      <w:r>
+        <w:rPr>
+          <w:sz w:val="26"/>
+          <w:szCs w:val="26"/>
+        </w:rPr>
+        <w:t>6.4.2. Quantitative Results &amp; Phase Analysis</w:t>
+      </w:r>
+    </w:p>
+    <w:p>
+      <w:pPr>
+        <w:pStyle w:val="15"/>
+        <w:keepNext w:val="0"/>
+        <w:keepLines w:val="0"/>
+        <w:widowControl/>
+        <w:suppressLineNumbers w:val="0"/>
+        <w:spacing w:beforeAutospacing="1"/>
+        <w:rPr>
+          <w:sz w:val="26"/>
+          <w:szCs w:val="26"/>
+        </w:rPr>
+      </w:pPr>
+      <w:r>
+        <w:rPr>
+          <w:sz w:val="26"/>
+          <w:szCs w:val="26"/>
+        </w:rPr>
+        <w:t xml:space="preserve">Telemetry data collected throughout the session reveals two distinct operational phases, separated by a critical inflection point at </w:t>
+      </w:r>
+      <w:r>
+        <w:rPr>
+          <w:b/>
+          <w:bCs/>
+          <w:sz w:val="26"/>
+          <w:szCs w:val="26"/>
+        </w:rPr>
+        <w:t>09:24 AM</w:t>
+      </w:r>
+      <w:r>
+        <w:rPr>
+          <w:sz w:val="26"/>
+          <w:szCs w:val="26"/>
+        </w:rPr>
+        <w:t>. The quantitative performance metrics are analyzed below:</w:t>
+      </w:r>
+    </w:p>
+    <w:p>
+      <w:pPr>
+        <w:bidi w:val="0"/>
+        <w:rPr>
+          <w:rFonts w:hint="default" w:ascii="Times New Roman" w:hAnsi="Times New Roman" w:eastAsia="SimSun" w:cs="Times New Roman"/>
+          <w:sz w:val="26"/>
+          <w:szCs w:val="26"/>
+        </w:rPr>
+      </w:pPr>
+      <w:r>
+        <w:rPr>
+          <w:rFonts w:hint="default" w:ascii="Times New Roman" w:hAnsi="Times New Roman" w:eastAsia="SimSun" w:cs="Times New Roman"/>
+          <w:sz w:val="26"/>
+          <w:szCs w:val="26"/>
+        </w:rPr>
+        <w:t>Table 6.</w:t>
+      </w:r>
+      <w:r>
+        <w:rPr>
+          <w:rFonts w:hint="default" w:ascii="Times New Roman" w:hAnsi="Times New Roman" w:cs="Times New Roman"/>
+          <w:sz w:val="26"/>
+          <w:szCs w:val="26"/>
+          <w:lang w:val="en-US"/>
+        </w:rPr>
+        <w:t>10</w:t>
+      </w:r>
+      <w:r>
+        <w:rPr>
+          <w:rFonts w:hint="default" w:ascii="Times New Roman" w:hAnsi="Times New Roman" w:eastAsia="SimSun" w:cs="Times New Roman"/>
+          <w:sz w:val="26"/>
+          <w:szCs w:val="26"/>
+        </w:rPr>
+        <w:t>. Stability Test Summary Statistics</w:t>
+      </w:r>
+    </w:p>
+    <w:tbl>
+      <w:tblPr>
+        <w:tblW w:w="0" w:type="auto"/>
+        <w:tblCellSpacing w:w="15" w:type="dxa"/>
+        <w:tblInd w:w="224" w:type="dxa"/>
+        <w:tblBorders>
+          <w:top w:val="none" w:color="1F1F1F" w:sz="0" w:space="0"/>
+          <w:left w:val="none" w:color="1F1F1F" w:sz="0" w:space="0"/>
+          <w:bottom w:val="none" w:color="1F1F1F" w:sz="0" w:space="0"/>
+          <w:right w:val="none" w:color="1F1F1F" w:sz="0" w:space="0"/>
+          <w:insideH w:val="none" w:color="auto" w:sz="0" w:space="0"/>
+          <w:insideV w:val="none" w:color="auto" w:sz="0" w:space="0"/>
+        </w:tblBorders>
+        <w:shd w:val="clear"/>
+        <w:tblLayout w:type="autofit"/>
+        <w:tblCellMar>
+          <w:top w:w="0" w:type="dxa"/>
+          <w:left w:w="0" w:type="dxa"/>
+          <w:bottom w:w="0" w:type="dxa"/>
+          <w:right w:w="0" w:type="dxa"/>
+        </w:tblCellMar>
+      </w:tblPr>
+      <w:tblGrid>
+        <w:gridCol w:w="1793"/>
+        <w:gridCol w:w="3472"/>
+        <w:gridCol w:w="3972"/>
+      </w:tblGrid>
+      <w:tr>
+        <w:tblPrEx>
+          <w:tblBorders>
+            <w:top w:val="none" w:color="1F1F1F" w:sz="0" w:space="0"/>
+            <w:left w:val="none" w:color="1F1F1F" w:sz="0" w:space="0"/>
+            <w:bottom w:val="none" w:color="1F1F1F" w:sz="0" w:space="0"/>
+            <w:right w:val="none" w:color="1F1F1F" w:sz="0" w:space="0"/>
+            <w:insideH w:val="none" w:color="auto" w:sz="0" w:space="0"/>
+            <w:insideV w:val="none" w:color="auto" w:sz="0" w:space="0"/>
+          </w:tblBorders>
+          <w:shd w:val="clear"/>
+          <w:tblCellMar>
+            <w:top w:w="0" w:type="dxa"/>
+            <w:left w:w="0" w:type="dxa"/>
+            <w:bottom w:w="0" w:type="dxa"/>
+            <w:right w:w="0" w:type="dxa"/>
+          </w:tblCellMar>
+        </w:tblPrEx>
+        <w:trPr>
+          <w:tblHeader/>
+          <w:tblCellSpacing w:w="15" w:type="dxa"/>
+        </w:trPr>
+        <w:tc>
+          <w:tcPr>
+            <w:tcW w:w="1748" w:type="dxa"/>
+            <w:tcBorders>
+              <w:top w:val="single" w:color="auto" w:sz="4" w:space="0"/>
+              <w:left w:val="single" w:color="auto" w:sz="4" w:space="0"/>
+              <w:bottom w:val="single" w:color="auto" w:sz="4" w:space="0"/>
+              <w:right w:val="single" w:color="auto" w:sz="4" w:space="0"/>
+            </w:tcBorders>
+            <w:shd w:val="clear"/>
+            <w:tcMar>
+              <w:top w:w="96" w:type="dxa"/>
+              <w:left w:w="144" w:type="dxa"/>
+              <w:bottom w:w="96" w:type="dxa"/>
+              <w:right w:w="144" w:type="dxa"/>
+            </w:tcMar>
+            <w:vAlign w:val="center"/>
+          </w:tcPr>
+          <w:p>
+            <w:pPr>
+              <w:keepNext w:val="0"/>
+              <w:keepLines w:val="0"/>
+              <w:widowControl/>
+              <w:suppressLineNumbers w:val="0"/>
+              <w:bidi w:val="0"/>
+              <w:spacing w:before="0" w:beforeAutospacing="0" w:after="0" w:afterAutospacing="0" w:line="12" w:lineRule="atLeast"/>
+              <w:ind w:left="0" w:right="0"/>
+              <w:jc w:val="left"/>
+              <w:rPr>
+                <w:rFonts w:hint="default" w:ascii="Times New Roman" w:hAnsi="Times New Roman" w:eastAsia="sans-serif" w:cs="Times New Roman"/>
+                <w:strike w:val="0"/>
+                <w:dstrike w:val="0"/>
+                <w:color w:val="1F1F1F"/>
+                <w:sz w:val="26"/>
+                <w:szCs w:val="26"/>
+              </w:rPr>
+            </w:pPr>
+            <w:r>
+              <w:rPr>
+                <w:rStyle w:val="16"/>
+                <w:rFonts w:hint="default" w:ascii="Times New Roman" w:hAnsi="Times New Roman" w:eastAsia="sans-serif" w:cs="Times New Roman"/>
+                <w:strike w:val="0"/>
+                <w:dstrike w:val="0"/>
+                <w:color w:val="1F1F1F"/>
+                <w:kern w:val="0"/>
+                <w:sz w:val="26"/>
+                <w:szCs w:val="26"/>
+                <w:bdr w:val="none" w:color="1F1F1F" w:sz="0" w:space="0"/>
+                <w:lang w:val="en-US" w:eastAsia="zh-CN" w:bidi="ar"/>
+              </w:rPr>
+              <w:t>Metric</w:t>
+            </w:r>
+          </w:p>
+        </w:tc>
+        <w:tc>
+          <w:tcPr>
+            <w:tcW w:w="0" w:type="auto"/>
+            <w:tcBorders>
+              <w:top w:val="single" w:color="auto" w:sz="4" w:space="0"/>
+              <w:left w:val="single" w:color="auto" w:sz="4" w:space="0"/>
+              <w:bottom w:val="single" w:color="auto" w:sz="4" w:space="0"/>
+              <w:right w:val="single" w:color="auto" w:sz="4" w:space="0"/>
+            </w:tcBorders>
+            <w:shd w:val="clear"/>
+            <w:tcMar>
+              <w:top w:w="96" w:type="dxa"/>
+              <w:left w:w="144" w:type="dxa"/>
+              <w:bottom w:w="96" w:type="dxa"/>
+              <w:right w:w="144" w:type="dxa"/>
+            </w:tcMar>
+            <w:vAlign w:val="center"/>
+          </w:tcPr>
+          <w:p>
+            <w:pPr>
+              <w:keepNext w:val="0"/>
+              <w:keepLines w:val="0"/>
+              <w:widowControl/>
+              <w:suppressLineNumbers w:val="0"/>
+              <w:bidi w:val="0"/>
+              <w:spacing w:before="0" w:beforeAutospacing="0" w:after="0" w:afterAutospacing="0" w:line="12" w:lineRule="atLeast"/>
+              <w:ind w:left="0" w:right="0"/>
+              <w:jc w:val="left"/>
+              <w:rPr>
+                <w:rFonts w:hint="default" w:ascii="Times New Roman" w:hAnsi="Times New Roman" w:eastAsia="sans-serif" w:cs="Times New Roman"/>
+                <w:strike w:val="0"/>
+                <w:dstrike w:val="0"/>
+                <w:color w:val="1F1F1F"/>
+                <w:sz w:val="26"/>
+                <w:szCs w:val="26"/>
+              </w:rPr>
+            </w:pPr>
+            <w:r>
+              <w:rPr>
+                <w:rStyle w:val="16"/>
+                <w:rFonts w:hint="default" w:ascii="Times New Roman" w:hAnsi="Times New Roman" w:eastAsia="sans-serif" w:cs="Times New Roman"/>
+                <w:strike w:val="0"/>
+                <w:dstrike w:val="0"/>
+                <w:color w:val="1F1F1F"/>
+                <w:kern w:val="0"/>
+                <w:sz w:val="26"/>
+                <w:szCs w:val="26"/>
+                <w:bdr w:val="none" w:color="1F1F1F" w:sz="0" w:space="0"/>
+                <w:lang w:val="en-US" w:eastAsia="zh-CN" w:bidi="ar"/>
+              </w:rPr>
+              <w:t>Phase 1: Stable Operation</w:t>
+            </w:r>
+          </w:p>
+        </w:tc>
+        <w:tc>
+          <w:tcPr>
+            <w:tcW w:w="3927" w:type="dxa"/>
+            <w:tcBorders>
+              <w:top w:val="single" w:color="auto" w:sz="4" w:space="0"/>
+              <w:left w:val="single" w:color="auto" w:sz="4" w:space="0"/>
+              <w:bottom w:val="single" w:color="auto" w:sz="4" w:space="0"/>
+              <w:right w:val="single" w:color="auto" w:sz="4" w:space="0"/>
+            </w:tcBorders>
+            <w:shd w:val="clear"/>
+            <w:tcMar>
+              <w:top w:w="96" w:type="dxa"/>
+              <w:left w:w="144" w:type="dxa"/>
+              <w:bottom w:w="96" w:type="dxa"/>
+              <w:right w:w="144" w:type="dxa"/>
+            </w:tcMar>
+            <w:vAlign w:val="center"/>
+          </w:tcPr>
+          <w:p>
+            <w:pPr>
+              <w:keepNext w:val="0"/>
+              <w:keepLines w:val="0"/>
+              <w:widowControl/>
+              <w:suppressLineNumbers w:val="0"/>
+              <w:bidi w:val="0"/>
+              <w:spacing w:before="0" w:beforeAutospacing="0" w:after="0" w:afterAutospacing="0" w:line="12" w:lineRule="atLeast"/>
+              <w:ind w:left="0" w:right="0"/>
+              <w:jc w:val="left"/>
+              <w:rPr>
+                <w:rFonts w:hint="default" w:ascii="Times New Roman" w:hAnsi="Times New Roman" w:eastAsia="sans-serif" w:cs="Times New Roman"/>
+                <w:strike w:val="0"/>
+                <w:dstrike w:val="0"/>
+                <w:color w:val="1F1F1F"/>
+                <w:sz w:val="26"/>
+                <w:szCs w:val="26"/>
+              </w:rPr>
+            </w:pPr>
+            <w:r>
+              <w:rPr>
+                <w:rStyle w:val="16"/>
+                <w:rFonts w:hint="default" w:ascii="Times New Roman" w:hAnsi="Times New Roman" w:eastAsia="sans-serif" w:cs="Times New Roman"/>
+                <w:strike w:val="0"/>
+                <w:dstrike w:val="0"/>
+                <w:color w:val="1F1F1F"/>
+                <w:kern w:val="0"/>
+                <w:sz w:val="26"/>
+                <w:szCs w:val="26"/>
+                <w:bdr w:val="none" w:color="1F1F1F" w:sz="0" w:space="0"/>
+                <w:lang w:val="en-US" w:eastAsia="zh-CN" w:bidi="ar"/>
+              </w:rPr>
+              <w:t>Phase 2: Service Saturation</w:t>
+            </w:r>
+          </w:p>
+        </w:tc>
+      </w:tr>
+      <w:tr>
+        <w:tblPrEx>
+          <w:tblBorders>
+            <w:top w:val="none" w:color="1F1F1F" w:sz="0" w:space="0"/>
+            <w:left w:val="none" w:color="1F1F1F" w:sz="0" w:space="0"/>
+            <w:bottom w:val="none" w:color="1F1F1F" w:sz="0" w:space="0"/>
+            <w:right w:val="none" w:color="1F1F1F" w:sz="0" w:space="0"/>
+            <w:insideH w:val="none" w:color="auto" w:sz="0" w:space="0"/>
+            <w:insideV w:val="none" w:color="auto" w:sz="0" w:space="0"/>
+          </w:tblBorders>
+          <w:shd w:val="clear"/>
+          <w:tblCellMar>
+            <w:top w:w="0" w:type="dxa"/>
+            <w:left w:w="0" w:type="dxa"/>
+            <w:bottom w:w="0" w:type="dxa"/>
+            <w:right w:w="0" w:type="dxa"/>
+          </w:tblCellMar>
+        </w:tblPrEx>
+        <w:trPr>
+          <w:tblCellSpacing w:w="15" w:type="dxa"/>
+        </w:trPr>
+        <w:tc>
+          <w:tcPr>
+            <w:tcW w:w="1748" w:type="dxa"/>
+            <w:tcBorders>
+              <w:top w:val="single" w:color="auto" w:sz="4" w:space="0"/>
+              <w:left w:val="single" w:color="auto" w:sz="4" w:space="0"/>
+              <w:bottom w:val="single" w:color="auto" w:sz="4" w:space="0"/>
+              <w:right w:val="single" w:color="auto" w:sz="4" w:space="0"/>
+            </w:tcBorders>
+            <w:shd w:val="clear"/>
+            <w:tcMar>
+              <w:top w:w="96" w:type="dxa"/>
+              <w:left w:w="144" w:type="dxa"/>
+              <w:bottom w:w="96" w:type="dxa"/>
+              <w:right w:w="144" w:type="dxa"/>
+            </w:tcMar>
+            <w:vAlign w:val="center"/>
+          </w:tcPr>
+          <w:p>
+            <w:pPr>
+              <w:keepNext w:val="0"/>
+              <w:keepLines w:val="0"/>
+              <w:widowControl/>
+              <w:suppressLineNumbers w:val="0"/>
+              <w:bidi w:val="0"/>
+              <w:spacing w:before="0" w:beforeAutospacing="0" w:after="0" w:afterAutospacing="0" w:line="12" w:lineRule="atLeast"/>
+              <w:ind w:left="0" w:right="0"/>
+              <w:jc w:val="left"/>
+              <w:rPr>
+                <w:rFonts w:hint="default" w:ascii="Times New Roman" w:hAnsi="Times New Roman" w:eastAsia="sans-serif" w:cs="Times New Roman"/>
+                <w:strike w:val="0"/>
+                <w:dstrike w:val="0"/>
+                <w:color w:val="1F1F1F"/>
+                <w:sz w:val="26"/>
+                <w:szCs w:val="26"/>
+              </w:rPr>
+            </w:pPr>
+            <w:r>
+              <w:rPr>
+                <w:rFonts w:hint="default" w:ascii="Times New Roman" w:hAnsi="Times New Roman" w:eastAsia="sans-serif" w:cs="Times New Roman"/>
+                <w:b/>
+                <w:bCs/>
+                <w:strike w:val="0"/>
+                <w:dstrike w:val="0"/>
+                <w:color w:val="1F1F1F"/>
+                <w:kern w:val="0"/>
+                <w:sz w:val="26"/>
+                <w:szCs w:val="26"/>
+                <w:bdr w:val="none" w:color="1F1F1F" w:sz="0" w:space="0"/>
+                <w:lang w:val="en-US" w:eastAsia="zh-CN" w:bidi="ar"/>
+              </w:rPr>
+              <w:t>Time Window</w:t>
+            </w:r>
+          </w:p>
+        </w:tc>
+        <w:tc>
+          <w:tcPr>
+            <w:tcW w:w="0" w:type="auto"/>
+            <w:tcBorders>
+              <w:top w:val="single" w:color="auto" w:sz="4" w:space="0"/>
+              <w:left w:val="single" w:color="auto" w:sz="4" w:space="0"/>
+              <w:bottom w:val="single" w:color="auto" w:sz="4" w:space="0"/>
+              <w:right w:val="single" w:color="auto" w:sz="4" w:space="0"/>
+            </w:tcBorders>
+            <w:shd w:val="clear"/>
+            <w:tcMar>
+              <w:top w:w="96" w:type="dxa"/>
+              <w:left w:w="144" w:type="dxa"/>
+              <w:bottom w:w="96" w:type="dxa"/>
+              <w:right w:w="144" w:type="dxa"/>
+            </w:tcMar>
+            <w:vAlign w:val="center"/>
+          </w:tcPr>
+          <w:p>
+            <w:pPr>
+              <w:keepNext w:val="0"/>
+              <w:keepLines w:val="0"/>
+              <w:widowControl/>
+              <w:suppressLineNumbers w:val="0"/>
+              <w:bidi w:val="0"/>
+              <w:spacing w:before="0" w:beforeAutospacing="0" w:after="0" w:afterAutospacing="0" w:line="12" w:lineRule="atLeast"/>
+              <w:ind w:left="0" w:right="0"/>
+              <w:jc w:val="left"/>
+              <w:rPr>
+                <w:rFonts w:hint="default" w:ascii="Times New Roman" w:hAnsi="Times New Roman" w:eastAsia="sans-serif" w:cs="Times New Roman"/>
+                <w:strike w:val="0"/>
+                <w:dstrike w:val="0"/>
+                <w:color w:val="1F1F1F"/>
+                <w:sz w:val="26"/>
+                <w:szCs w:val="26"/>
+              </w:rPr>
+            </w:pPr>
+            <w:r>
+              <w:rPr>
+                <w:rFonts w:hint="default" w:ascii="Times New Roman" w:hAnsi="Times New Roman" w:eastAsia="sans-serif" w:cs="Times New Roman"/>
+                <w:strike w:val="0"/>
+                <w:dstrike w:val="0"/>
+                <w:color w:val="1F1F1F"/>
+                <w:kern w:val="0"/>
+                <w:sz w:val="26"/>
+                <w:szCs w:val="26"/>
+                <w:bdr w:val="none" w:color="1F1F1F" w:sz="0" w:space="0"/>
+                <w:lang w:val="en-US" w:eastAsia="zh-CN" w:bidi="ar"/>
+              </w:rPr>
+              <w:t>21:28 (Day 1) - 09:24 (Day 2)</w:t>
+            </w:r>
+          </w:p>
+        </w:tc>
+        <w:tc>
+          <w:tcPr>
+            <w:tcW w:w="3927" w:type="dxa"/>
+            <w:tcBorders>
+              <w:top w:val="single" w:color="auto" w:sz="4" w:space="0"/>
+              <w:left w:val="single" w:color="auto" w:sz="4" w:space="0"/>
+              <w:bottom w:val="single" w:color="auto" w:sz="4" w:space="0"/>
+              <w:right w:val="single" w:color="auto" w:sz="4" w:space="0"/>
+            </w:tcBorders>
+            <w:shd w:val="clear"/>
+            <w:tcMar>
+              <w:top w:w="96" w:type="dxa"/>
+              <w:left w:w="144" w:type="dxa"/>
+              <w:bottom w:w="96" w:type="dxa"/>
+              <w:right w:w="144" w:type="dxa"/>
+            </w:tcMar>
+            <w:vAlign w:val="center"/>
+          </w:tcPr>
+          <w:p>
+            <w:pPr>
+              <w:keepNext w:val="0"/>
+              <w:keepLines w:val="0"/>
+              <w:widowControl/>
+              <w:suppressLineNumbers w:val="0"/>
+              <w:bidi w:val="0"/>
+              <w:spacing w:before="0" w:beforeAutospacing="0" w:after="0" w:afterAutospacing="0" w:line="12" w:lineRule="atLeast"/>
+              <w:ind w:left="0" w:right="0"/>
+              <w:jc w:val="left"/>
+              <w:rPr>
+                <w:rFonts w:hint="default" w:ascii="Times New Roman" w:hAnsi="Times New Roman" w:eastAsia="sans-serif" w:cs="Times New Roman"/>
+                <w:strike w:val="0"/>
+                <w:dstrike w:val="0"/>
+                <w:color w:val="1F1F1F"/>
+                <w:sz w:val="26"/>
+                <w:szCs w:val="26"/>
+              </w:rPr>
+            </w:pPr>
+            <w:r>
+              <w:rPr>
+                <w:rFonts w:hint="default" w:ascii="Times New Roman" w:hAnsi="Times New Roman" w:eastAsia="sans-serif" w:cs="Times New Roman"/>
+                <w:strike w:val="0"/>
+                <w:dstrike w:val="0"/>
+                <w:color w:val="1F1F1F"/>
+                <w:kern w:val="0"/>
+                <w:sz w:val="26"/>
+                <w:szCs w:val="26"/>
+                <w:bdr w:val="none" w:color="1F1F1F" w:sz="0" w:space="0"/>
+                <w:lang w:val="en-US" w:eastAsia="zh-CN" w:bidi="ar"/>
+              </w:rPr>
+              <w:t>09:24 (Day 2) - 21:28 (Day 2)</w:t>
+            </w:r>
+          </w:p>
+        </w:tc>
+      </w:tr>
+      <w:tr>
+        <w:tblPrEx>
+          <w:tblBorders>
+            <w:top w:val="none" w:color="1F1F1F" w:sz="0" w:space="0"/>
+            <w:left w:val="none" w:color="1F1F1F" w:sz="0" w:space="0"/>
+            <w:bottom w:val="none" w:color="1F1F1F" w:sz="0" w:space="0"/>
+            <w:right w:val="none" w:color="1F1F1F" w:sz="0" w:space="0"/>
+            <w:insideH w:val="none" w:color="auto" w:sz="0" w:space="0"/>
+            <w:insideV w:val="none" w:color="auto" w:sz="0" w:space="0"/>
+          </w:tblBorders>
+          <w:tblCellMar>
+            <w:top w:w="0" w:type="dxa"/>
+            <w:left w:w="0" w:type="dxa"/>
+            <w:bottom w:w="0" w:type="dxa"/>
+            <w:right w:w="0" w:type="dxa"/>
+          </w:tblCellMar>
+        </w:tblPrEx>
+        <w:trPr>
+          <w:tblCellSpacing w:w="15" w:type="dxa"/>
+        </w:trPr>
+        <w:tc>
+          <w:tcPr>
+            <w:tcW w:w="1748" w:type="dxa"/>
+            <w:tcBorders>
+              <w:top w:val="single" w:color="auto" w:sz="4" w:space="0"/>
+              <w:left w:val="single" w:color="auto" w:sz="4" w:space="0"/>
+              <w:bottom w:val="single" w:color="auto" w:sz="4" w:space="0"/>
+              <w:right w:val="single" w:color="auto" w:sz="4" w:space="0"/>
+            </w:tcBorders>
+            <w:shd w:val="clear"/>
+            <w:tcMar>
+              <w:top w:w="96" w:type="dxa"/>
+              <w:left w:w="144" w:type="dxa"/>
+              <w:bottom w:w="96" w:type="dxa"/>
+              <w:right w:w="144" w:type="dxa"/>
+            </w:tcMar>
+            <w:vAlign w:val="center"/>
+          </w:tcPr>
+          <w:p>
+            <w:pPr>
+              <w:keepNext w:val="0"/>
+              <w:keepLines w:val="0"/>
+              <w:widowControl/>
+              <w:suppressLineNumbers w:val="0"/>
+              <w:bidi w:val="0"/>
+              <w:spacing w:before="0" w:beforeAutospacing="0" w:after="0" w:afterAutospacing="0" w:line="12" w:lineRule="atLeast"/>
+              <w:ind w:left="0" w:right="0"/>
+              <w:jc w:val="left"/>
+              <w:rPr>
+                <w:rFonts w:hint="default" w:ascii="Times New Roman" w:hAnsi="Times New Roman" w:eastAsia="sans-serif" w:cs="Times New Roman"/>
+                <w:strike w:val="0"/>
+                <w:dstrike w:val="0"/>
+                <w:color w:val="1F1F1F"/>
+                <w:sz w:val="26"/>
+                <w:szCs w:val="26"/>
+              </w:rPr>
+            </w:pPr>
+            <w:r>
+              <w:rPr>
+                <w:rFonts w:hint="default" w:ascii="Times New Roman" w:hAnsi="Times New Roman" w:eastAsia="sans-serif" w:cs="Times New Roman"/>
+                <w:b/>
+                <w:bCs/>
+                <w:strike w:val="0"/>
+                <w:dstrike w:val="0"/>
+                <w:color w:val="1F1F1F"/>
+                <w:kern w:val="0"/>
+                <w:sz w:val="26"/>
+                <w:szCs w:val="26"/>
+                <w:bdr w:val="none" w:color="1F1F1F" w:sz="0" w:space="0"/>
+                <w:lang w:val="en-US" w:eastAsia="zh-CN" w:bidi="ar"/>
+              </w:rPr>
+              <w:t>Duration</w:t>
+            </w:r>
+          </w:p>
+        </w:tc>
+        <w:tc>
+          <w:tcPr>
+            <w:tcW w:w="0" w:type="auto"/>
+            <w:tcBorders>
+              <w:top w:val="single" w:color="auto" w:sz="4" w:space="0"/>
+              <w:left w:val="single" w:color="auto" w:sz="4" w:space="0"/>
+              <w:bottom w:val="single" w:color="auto" w:sz="4" w:space="0"/>
+              <w:right w:val="single" w:color="auto" w:sz="4" w:space="0"/>
+            </w:tcBorders>
+            <w:shd w:val="clear"/>
+            <w:tcMar>
+              <w:top w:w="96" w:type="dxa"/>
+              <w:left w:w="144" w:type="dxa"/>
+              <w:bottom w:w="96" w:type="dxa"/>
+              <w:right w:w="144" w:type="dxa"/>
+            </w:tcMar>
+            <w:vAlign w:val="center"/>
+          </w:tcPr>
+          <w:p>
+            <w:pPr>
+              <w:keepNext w:val="0"/>
+              <w:keepLines w:val="0"/>
+              <w:widowControl/>
+              <w:suppressLineNumbers w:val="0"/>
+              <w:bidi w:val="0"/>
+              <w:spacing w:before="0" w:beforeAutospacing="0" w:after="0" w:afterAutospacing="0" w:line="12" w:lineRule="atLeast"/>
+              <w:ind w:left="0" w:right="0"/>
+              <w:jc w:val="left"/>
+              <w:rPr>
+                <w:rFonts w:hint="default" w:ascii="Times New Roman" w:hAnsi="Times New Roman" w:eastAsia="sans-serif" w:cs="Times New Roman"/>
+                <w:strike w:val="0"/>
+                <w:dstrike w:val="0"/>
+                <w:color w:val="1F1F1F"/>
+                <w:sz w:val="26"/>
+                <w:szCs w:val="26"/>
+              </w:rPr>
+            </w:pPr>
+            <w:r>
+              <w:rPr>
+                <w:rFonts w:hint="default" w:ascii="Times New Roman" w:hAnsi="Times New Roman" w:eastAsia="sans-serif" w:cs="Times New Roman"/>
+                <w:b/>
+                <w:bCs/>
+                <w:strike w:val="0"/>
+                <w:dstrike w:val="0"/>
+                <w:color w:val="1F1F1F"/>
+                <w:kern w:val="0"/>
+                <w:sz w:val="26"/>
+                <w:szCs w:val="26"/>
+                <w:bdr w:val="none" w:color="1F1F1F" w:sz="0" w:space="0"/>
+                <w:lang w:val="en-US" w:eastAsia="zh-CN" w:bidi="ar"/>
+              </w:rPr>
+              <w:t>11 hours 56 minutes</w:t>
+            </w:r>
+          </w:p>
+        </w:tc>
+        <w:tc>
+          <w:tcPr>
+            <w:tcW w:w="3927" w:type="dxa"/>
+            <w:tcBorders>
+              <w:top w:val="single" w:color="auto" w:sz="4" w:space="0"/>
+              <w:left w:val="single" w:color="auto" w:sz="4" w:space="0"/>
+              <w:bottom w:val="single" w:color="auto" w:sz="4" w:space="0"/>
+              <w:right w:val="single" w:color="auto" w:sz="4" w:space="0"/>
+            </w:tcBorders>
+            <w:shd w:val="clear"/>
+            <w:tcMar>
+              <w:top w:w="96" w:type="dxa"/>
+              <w:left w:w="144" w:type="dxa"/>
+              <w:bottom w:w="96" w:type="dxa"/>
+              <w:right w:w="144" w:type="dxa"/>
+            </w:tcMar>
+            <w:vAlign w:val="center"/>
+          </w:tcPr>
+          <w:p>
+            <w:pPr>
+              <w:keepNext w:val="0"/>
+              <w:keepLines w:val="0"/>
+              <w:widowControl/>
+              <w:suppressLineNumbers w:val="0"/>
+              <w:bidi w:val="0"/>
+              <w:spacing w:before="0" w:beforeAutospacing="0" w:after="0" w:afterAutospacing="0" w:line="12" w:lineRule="atLeast"/>
+              <w:ind w:left="0" w:right="0"/>
+              <w:jc w:val="left"/>
+              <w:rPr>
+                <w:rFonts w:hint="default" w:ascii="Times New Roman" w:hAnsi="Times New Roman" w:eastAsia="sans-serif" w:cs="Times New Roman"/>
+                <w:strike w:val="0"/>
+                <w:dstrike w:val="0"/>
+                <w:color w:val="1F1F1F"/>
+                <w:sz w:val="26"/>
+                <w:szCs w:val="26"/>
+              </w:rPr>
+            </w:pPr>
+            <w:r>
+              <w:rPr>
+                <w:rFonts w:hint="default" w:ascii="Times New Roman" w:hAnsi="Times New Roman" w:eastAsia="sans-serif" w:cs="Times New Roman"/>
+                <w:strike w:val="0"/>
+                <w:dstrike w:val="0"/>
+                <w:color w:val="1F1F1F"/>
+                <w:kern w:val="0"/>
+                <w:sz w:val="26"/>
+                <w:szCs w:val="26"/>
+                <w:bdr w:val="none" w:color="1F1F1F" w:sz="0" w:space="0"/>
+                <w:lang w:val="en-US" w:eastAsia="zh-CN" w:bidi="ar"/>
+              </w:rPr>
+              <w:t>12 hours 04 minutes</w:t>
+            </w:r>
+          </w:p>
+        </w:tc>
+      </w:tr>
+      <w:tr>
+        <w:tblPrEx>
+          <w:tblBorders>
+            <w:top w:val="none" w:color="1F1F1F" w:sz="0" w:space="0"/>
+            <w:left w:val="none" w:color="1F1F1F" w:sz="0" w:space="0"/>
+            <w:bottom w:val="none" w:color="1F1F1F" w:sz="0" w:space="0"/>
+            <w:right w:val="none" w:color="1F1F1F" w:sz="0" w:space="0"/>
+            <w:insideH w:val="none" w:color="auto" w:sz="0" w:space="0"/>
+            <w:insideV w:val="none" w:color="auto" w:sz="0" w:space="0"/>
+          </w:tblBorders>
+          <w:shd w:val="clear"/>
+          <w:tblCellMar>
+            <w:top w:w="0" w:type="dxa"/>
+            <w:left w:w="0" w:type="dxa"/>
+            <w:bottom w:w="0" w:type="dxa"/>
+            <w:right w:w="0" w:type="dxa"/>
+          </w:tblCellMar>
+        </w:tblPrEx>
+        <w:trPr>
+          <w:tblCellSpacing w:w="15" w:type="dxa"/>
+        </w:trPr>
+        <w:tc>
+          <w:tcPr>
+            <w:tcW w:w="1748" w:type="dxa"/>
+            <w:tcBorders>
+              <w:top w:val="single" w:color="auto" w:sz="4" w:space="0"/>
+              <w:left w:val="single" w:color="auto" w:sz="4" w:space="0"/>
+              <w:bottom w:val="single" w:color="auto" w:sz="4" w:space="0"/>
+              <w:right w:val="single" w:color="auto" w:sz="4" w:space="0"/>
+            </w:tcBorders>
+            <w:shd w:val="clear"/>
+            <w:tcMar>
+              <w:top w:w="96" w:type="dxa"/>
+              <w:left w:w="144" w:type="dxa"/>
+              <w:bottom w:w="96" w:type="dxa"/>
+              <w:right w:w="144" w:type="dxa"/>
+            </w:tcMar>
+            <w:vAlign w:val="center"/>
+          </w:tcPr>
+          <w:p>
+            <w:pPr>
+              <w:keepNext w:val="0"/>
+              <w:keepLines w:val="0"/>
+              <w:widowControl/>
+              <w:suppressLineNumbers w:val="0"/>
+              <w:bidi w:val="0"/>
+              <w:spacing w:before="0" w:beforeAutospacing="0" w:after="0" w:afterAutospacing="0" w:line="12" w:lineRule="atLeast"/>
+              <w:ind w:left="0" w:right="0"/>
+              <w:jc w:val="left"/>
+              <w:rPr>
+                <w:rFonts w:hint="default" w:ascii="Times New Roman" w:hAnsi="Times New Roman" w:eastAsia="sans-serif" w:cs="Times New Roman"/>
+                <w:strike w:val="0"/>
+                <w:dstrike w:val="0"/>
+                <w:color w:val="1F1F1F"/>
+                <w:sz w:val="26"/>
+                <w:szCs w:val="26"/>
+              </w:rPr>
+            </w:pPr>
+            <w:r>
+              <w:rPr>
+                <w:rFonts w:hint="default" w:ascii="Times New Roman" w:hAnsi="Times New Roman" w:eastAsia="sans-serif" w:cs="Times New Roman"/>
+                <w:b/>
+                <w:bCs/>
+                <w:strike w:val="0"/>
+                <w:dstrike w:val="0"/>
+                <w:color w:val="1F1F1F"/>
+                <w:kern w:val="0"/>
+                <w:sz w:val="26"/>
+                <w:szCs w:val="26"/>
+                <w:bdr w:val="none" w:color="1F1F1F" w:sz="0" w:space="0"/>
+                <w:lang w:val="en-US" w:eastAsia="zh-CN" w:bidi="ar"/>
+              </w:rPr>
+              <w:t>Total Requests</w:t>
+            </w:r>
+          </w:p>
+        </w:tc>
+        <w:tc>
+          <w:tcPr>
+            <w:tcW w:w="0" w:type="auto"/>
+            <w:tcBorders>
+              <w:top w:val="single" w:color="auto" w:sz="4" w:space="0"/>
+              <w:left w:val="single" w:color="auto" w:sz="4" w:space="0"/>
+              <w:bottom w:val="single" w:color="auto" w:sz="4" w:space="0"/>
+              <w:right w:val="single" w:color="auto" w:sz="4" w:space="0"/>
+            </w:tcBorders>
+            <w:shd w:val="clear"/>
+            <w:tcMar>
+              <w:top w:w="96" w:type="dxa"/>
+              <w:left w:w="144" w:type="dxa"/>
+              <w:bottom w:w="96" w:type="dxa"/>
+              <w:right w:w="144" w:type="dxa"/>
+            </w:tcMar>
+            <w:vAlign w:val="center"/>
+          </w:tcPr>
+          <w:p>
+            <w:pPr>
+              <w:keepNext w:val="0"/>
+              <w:keepLines w:val="0"/>
+              <w:widowControl/>
+              <w:suppressLineNumbers w:val="0"/>
+              <w:bidi w:val="0"/>
+              <w:spacing w:before="0" w:beforeAutospacing="0" w:after="0" w:afterAutospacing="0" w:line="12" w:lineRule="atLeast"/>
+              <w:ind w:left="0" w:right="0"/>
+              <w:jc w:val="left"/>
+              <w:rPr>
+                <w:rFonts w:hint="default" w:ascii="Times New Roman" w:hAnsi="Times New Roman" w:eastAsia="sans-serif" w:cs="Times New Roman"/>
+                <w:strike w:val="0"/>
+                <w:dstrike w:val="0"/>
+                <w:color w:val="1F1F1F"/>
+                <w:sz w:val="26"/>
+                <w:szCs w:val="26"/>
+              </w:rPr>
+            </w:pPr>
+            <w:r>
+              <w:rPr>
+                <w:rFonts w:hint="default" w:ascii="Times New Roman" w:hAnsi="Times New Roman" w:eastAsia="sans-serif" w:cs="Times New Roman"/>
+                <w:strike w:val="0"/>
+                <w:dstrike w:val="0"/>
+                <w:color w:val="1F1F1F"/>
+                <w:kern w:val="0"/>
+                <w:sz w:val="26"/>
+                <w:szCs w:val="26"/>
+                <w:bdr w:val="none" w:color="1F1F1F" w:sz="0" w:space="0"/>
+                <w:lang w:val="en-US" w:eastAsia="zh-CN" w:bidi="ar"/>
+              </w:rPr>
+              <w:t>848</w:t>
+            </w:r>
+          </w:p>
+        </w:tc>
+        <w:tc>
+          <w:tcPr>
+            <w:tcW w:w="3927" w:type="dxa"/>
+            <w:tcBorders>
+              <w:top w:val="single" w:color="auto" w:sz="4" w:space="0"/>
+              <w:left w:val="single" w:color="auto" w:sz="4" w:space="0"/>
+              <w:bottom w:val="single" w:color="auto" w:sz="4" w:space="0"/>
+              <w:right w:val="single" w:color="auto" w:sz="4" w:space="0"/>
+            </w:tcBorders>
+            <w:shd w:val="clear"/>
+            <w:tcMar>
+              <w:top w:w="96" w:type="dxa"/>
+              <w:left w:w="144" w:type="dxa"/>
+              <w:bottom w:w="96" w:type="dxa"/>
+              <w:right w:w="144" w:type="dxa"/>
+            </w:tcMar>
+            <w:vAlign w:val="center"/>
+          </w:tcPr>
+          <w:p>
+            <w:pPr>
+              <w:keepNext w:val="0"/>
+              <w:keepLines w:val="0"/>
+              <w:widowControl/>
+              <w:suppressLineNumbers w:val="0"/>
+              <w:bidi w:val="0"/>
+              <w:spacing w:before="0" w:beforeAutospacing="0" w:after="0" w:afterAutospacing="0" w:line="12" w:lineRule="atLeast"/>
+              <w:ind w:left="0" w:right="0"/>
+              <w:jc w:val="left"/>
+              <w:rPr>
+                <w:rFonts w:hint="default" w:ascii="Times New Roman" w:hAnsi="Times New Roman" w:eastAsia="sans-serif" w:cs="Times New Roman"/>
+                <w:strike w:val="0"/>
+                <w:dstrike w:val="0"/>
+                <w:color w:val="1F1F1F"/>
+                <w:sz w:val="26"/>
+                <w:szCs w:val="26"/>
+              </w:rPr>
+            </w:pPr>
+            <w:r>
+              <w:rPr>
+                <w:rFonts w:hint="default" w:ascii="Times New Roman" w:hAnsi="Times New Roman" w:eastAsia="sans-serif" w:cs="Times New Roman"/>
+                <w:strike w:val="0"/>
+                <w:dstrike w:val="0"/>
+                <w:color w:val="1F1F1F"/>
+                <w:kern w:val="0"/>
+                <w:sz w:val="26"/>
+                <w:szCs w:val="26"/>
+                <w:bdr w:val="none" w:color="1F1F1F" w:sz="0" w:space="0"/>
+                <w:lang w:val="en-US" w:eastAsia="zh-CN" w:bidi="ar"/>
+              </w:rPr>
+              <w:t>576</w:t>
+            </w:r>
+          </w:p>
+        </w:tc>
+      </w:tr>
+      <w:tr>
+        <w:tblPrEx>
+          <w:tblBorders>
+            <w:top w:val="none" w:color="1F1F1F" w:sz="0" w:space="0"/>
+            <w:left w:val="none" w:color="1F1F1F" w:sz="0" w:space="0"/>
+            <w:bottom w:val="none" w:color="1F1F1F" w:sz="0" w:space="0"/>
+            <w:right w:val="none" w:color="1F1F1F" w:sz="0" w:space="0"/>
+            <w:insideH w:val="none" w:color="auto" w:sz="0" w:space="0"/>
+            <w:insideV w:val="none" w:color="auto" w:sz="0" w:space="0"/>
+          </w:tblBorders>
+          <w:shd w:val="clear"/>
+          <w:tblCellMar>
+            <w:top w:w="0" w:type="dxa"/>
+            <w:left w:w="0" w:type="dxa"/>
+            <w:bottom w:w="0" w:type="dxa"/>
+            <w:right w:w="0" w:type="dxa"/>
+          </w:tblCellMar>
+        </w:tblPrEx>
+        <w:trPr>
+          <w:tblCellSpacing w:w="15" w:type="dxa"/>
+        </w:trPr>
+        <w:tc>
+          <w:tcPr>
+            <w:tcW w:w="1748" w:type="dxa"/>
+            <w:tcBorders>
+              <w:top w:val="single" w:color="auto" w:sz="4" w:space="0"/>
+              <w:left w:val="single" w:color="auto" w:sz="4" w:space="0"/>
+              <w:bottom w:val="single" w:color="auto" w:sz="4" w:space="0"/>
+              <w:right w:val="single" w:color="auto" w:sz="4" w:space="0"/>
+            </w:tcBorders>
+            <w:shd w:val="clear"/>
+            <w:tcMar>
+              <w:top w:w="96" w:type="dxa"/>
+              <w:left w:w="144" w:type="dxa"/>
+              <w:bottom w:w="96" w:type="dxa"/>
+              <w:right w:w="144" w:type="dxa"/>
+            </w:tcMar>
+            <w:vAlign w:val="center"/>
+          </w:tcPr>
+          <w:p>
+            <w:pPr>
+              <w:keepNext w:val="0"/>
+              <w:keepLines w:val="0"/>
+              <w:widowControl/>
+              <w:suppressLineNumbers w:val="0"/>
+              <w:bidi w:val="0"/>
+              <w:spacing w:before="0" w:beforeAutospacing="0" w:after="0" w:afterAutospacing="0" w:line="12" w:lineRule="atLeast"/>
+              <w:ind w:left="0" w:right="0"/>
+              <w:jc w:val="left"/>
+              <w:rPr>
+                <w:rFonts w:hint="default" w:ascii="Times New Roman" w:hAnsi="Times New Roman" w:eastAsia="sans-serif" w:cs="Times New Roman"/>
+                <w:strike w:val="0"/>
+                <w:dstrike w:val="0"/>
+                <w:color w:val="1F1F1F"/>
+                <w:sz w:val="26"/>
+                <w:szCs w:val="26"/>
+              </w:rPr>
+            </w:pPr>
+            <w:r>
+              <w:rPr>
+                <w:rFonts w:hint="default" w:ascii="Times New Roman" w:hAnsi="Times New Roman" w:eastAsia="sans-serif" w:cs="Times New Roman"/>
+                <w:b/>
+                <w:bCs/>
+                <w:strike w:val="0"/>
+                <w:dstrike w:val="0"/>
+                <w:color w:val="1F1F1F"/>
+                <w:kern w:val="0"/>
+                <w:sz w:val="26"/>
+                <w:szCs w:val="26"/>
+                <w:bdr w:val="none" w:color="1F1F1F" w:sz="0" w:space="0"/>
+                <w:lang w:val="en-US" w:eastAsia="zh-CN" w:bidi="ar"/>
+              </w:rPr>
+              <w:t>Success Rate</w:t>
+            </w:r>
+          </w:p>
+        </w:tc>
+        <w:tc>
+          <w:tcPr>
+            <w:tcW w:w="0" w:type="auto"/>
+            <w:tcBorders>
+              <w:top w:val="single" w:color="auto" w:sz="4" w:space="0"/>
+              <w:left w:val="single" w:color="auto" w:sz="4" w:space="0"/>
+              <w:bottom w:val="single" w:color="auto" w:sz="4" w:space="0"/>
+              <w:right w:val="single" w:color="auto" w:sz="4" w:space="0"/>
+            </w:tcBorders>
+            <w:shd w:val="clear"/>
+            <w:tcMar>
+              <w:top w:w="96" w:type="dxa"/>
+              <w:left w:w="144" w:type="dxa"/>
+              <w:bottom w:w="96" w:type="dxa"/>
+              <w:right w:w="144" w:type="dxa"/>
+            </w:tcMar>
+            <w:vAlign w:val="center"/>
+          </w:tcPr>
+          <w:p>
+            <w:pPr>
+              <w:keepNext w:val="0"/>
+              <w:keepLines w:val="0"/>
+              <w:widowControl/>
+              <w:suppressLineNumbers w:val="0"/>
+              <w:bidi w:val="0"/>
+              <w:spacing w:before="0" w:beforeAutospacing="0" w:after="0" w:afterAutospacing="0" w:line="12" w:lineRule="atLeast"/>
+              <w:ind w:left="0" w:right="0"/>
+              <w:jc w:val="left"/>
+              <w:rPr>
+                <w:rFonts w:hint="default" w:ascii="Times New Roman" w:hAnsi="Times New Roman" w:eastAsia="sans-serif" w:cs="Times New Roman"/>
+                <w:strike w:val="0"/>
+                <w:dstrike w:val="0"/>
+                <w:color w:val="1F1F1F"/>
+                <w:sz w:val="26"/>
+                <w:szCs w:val="26"/>
+              </w:rPr>
+            </w:pPr>
+            <w:r>
+              <w:rPr>
+                <w:rFonts w:hint="default" w:ascii="Times New Roman" w:hAnsi="Times New Roman" w:eastAsia="sans-serif" w:cs="Times New Roman"/>
+                <w:b/>
+                <w:bCs/>
+                <w:strike w:val="0"/>
+                <w:dstrike w:val="0"/>
+                <w:color w:val="1F1F1F"/>
+                <w:kern w:val="0"/>
+                <w:sz w:val="26"/>
+                <w:szCs w:val="26"/>
+                <w:bdr w:val="none" w:color="1F1F1F" w:sz="0" w:space="0"/>
+                <w:lang w:val="en-US" w:eastAsia="zh-CN" w:bidi="ar"/>
+              </w:rPr>
+              <w:t>100%</w:t>
+            </w:r>
+          </w:p>
+        </w:tc>
+        <w:tc>
+          <w:tcPr>
+            <w:tcW w:w="3927" w:type="dxa"/>
+            <w:tcBorders>
+              <w:top w:val="single" w:color="auto" w:sz="4" w:space="0"/>
+              <w:left w:val="single" w:color="auto" w:sz="4" w:space="0"/>
+              <w:bottom w:val="single" w:color="auto" w:sz="4" w:space="0"/>
+              <w:right w:val="single" w:color="auto" w:sz="4" w:space="0"/>
+            </w:tcBorders>
+            <w:shd w:val="clear"/>
+            <w:tcMar>
+              <w:top w:w="96" w:type="dxa"/>
+              <w:left w:w="144" w:type="dxa"/>
+              <w:bottom w:w="96" w:type="dxa"/>
+              <w:right w:w="144" w:type="dxa"/>
+            </w:tcMar>
+            <w:vAlign w:val="center"/>
+          </w:tcPr>
+          <w:p>
+            <w:pPr>
+              <w:keepNext w:val="0"/>
+              <w:keepLines w:val="0"/>
+              <w:widowControl/>
+              <w:suppressLineNumbers w:val="0"/>
+              <w:bidi w:val="0"/>
+              <w:spacing w:before="0" w:beforeAutospacing="0" w:after="0" w:afterAutospacing="0" w:line="12" w:lineRule="atLeast"/>
+              <w:ind w:left="0" w:right="0"/>
+              <w:jc w:val="left"/>
+              <w:rPr>
+                <w:rFonts w:hint="default" w:ascii="Times New Roman" w:hAnsi="Times New Roman" w:eastAsia="sans-serif" w:cs="Times New Roman"/>
+                <w:strike w:val="0"/>
+                <w:dstrike w:val="0"/>
+                <w:color w:val="1F1F1F"/>
+                <w:sz w:val="26"/>
+                <w:szCs w:val="26"/>
+              </w:rPr>
+            </w:pPr>
+            <w:r>
+              <w:rPr>
+                <w:rFonts w:hint="default" w:ascii="Times New Roman" w:hAnsi="Times New Roman" w:eastAsia="sans-serif" w:cs="Times New Roman"/>
+                <w:strike w:val="0"/>
+                <w:dstrike w:val="0"/>
+                <w:color w:val="1F1F1F"/>
+                <w:kern w:val="0"/>
+                <w:sz w:val="26"/>
+                <w:szCs w:val="26"/>
+                <w:bdr w:val="none" w:color="1F1F1F" w:sz="0" w:space="0"/>
+                <w:lang w:val="en-US" w:eastAsia="zh-CN" w:bidi="ar"/>
+              </w:rPr>
+              <w:t>0% (System denied by Provider)</w:t>
+            </w:r>
+          </w:p>
+        </w:tc>
+      </w:tr>
+      <w:tr>
+        <w:tblPrEx>
+          <w:tblBorders>
+            <w:top w:val="none" w:color="1F1F1F" w:sz="0" w:space="0"/>
+            <w:left w:val="none" w:color="1F1F1F" w:sz="0" w:space="0"/>
+            <w:bottom w:val="none" w:color="1F1F1F" w:sz="0" w:space="0"/>
+            <w:right w:val="none" w:color="1F1F1F" w:sz="0" w:space="0"/>
+            <w:insideH w:val="none" w:color="auto" w:sz="0" w:space="0"/>
+            <w:insideV w:val="none" w:color="auto" w:sz="0" w:space="0"/>
+          </w:tblBorders>
+          <w:shd w:val="clear"/>
+          <w:tblCellMar>
+            <w:top w:w="0" w:type="dxa"/>
+            <w:left w:w="0" w:type="dxa"/>
+            <w:bottom w:w="0" w:type="dxa"/>
+            <w:right w:w="0" w:type="dxa"/>
+          </w:tblCellMar>
+        </w:tblPrEx>
+        <w:trPr>
+          <w:tblCellSpacing w:w="15" w:type="dxa"/>
+        </w:trPr>
+        <w:tc>
+          <w:tcPr>
+            <w:tcW w:w="1748" w:type="dxa"/>
+            <w:tcBorders>
+              <w:top w:val="single" w:color="auto" w:sz="4" w:space="0"/>
+              <w:left w:val="single" w:color="auto" w:sz="4" w:space="0"/>
+              <w:bottom w:val="single" w:color="auto" w:sz="4" w:space="0"/>
+              <w:right w:val="single" w:color="auto" w:sz="4" w:space="0"/>
+            </w:tcBorders>
+            <w:shd w:val="clear"/>
+            <w:tcMar>
+              <w:top w:w="96" w:type="dxa"/>
+              <w:left w:w="144" w:type="dxa"/>
+              <w:bottom w:w="96" w:type="dxa"/>
+              <w:right w:w="144" w:type="dxa"/>
+            </w:tcMar>
+            <w:vAlign w:val="center"/>
+          </w:tcPr>
+          <w:p>
+            <w:pPr>
+              <w:keepNext w:val="0"/>
+              <w:keepLines w:val="0"/>
+              <w:widowControl/>
+              <w:suppressLineNumbers w:val="0"/>
+              <w:bidi w:val="0"/>
+              <w:spacing w:before="0" w:beforeAutospacing="0" w:after="0" w:afterAutospacing="0" w:line="12" w:lineRule="atLeast"/>
+              <w:ind w:left="0" w:right="0"/>
+              <w:jc w:val="left"/>
+              <w:rPr>
+                <w:rFonts w:hint="default" w:ascii="Times New Roman" w:hAnsi="Times New Roman" w:eastAsia="sans-serif" w:cs="Times New Roman"/>
+                <w:strike w:val="0"/>
+                <w:dstrike w:val="0"/>
+                <w:color w:val="1F1F1F"/>
+                <w:sz w:val="26"/>
+                <w:szCs w:val="26"/>
+              </w:rPr>
+            </w:pPr>
+            <w:r>
+              <w:rPr>
+                <w:rFonts w:hint="default" w:ascii="Times New Roman" w:hAnsi="Times New Roman" w:eastAsia="sans-serif" w:cs="Times New Roman"/>
+                <w:b/>
+                <w:bCs/>
+                <w:strike w:val="0"/>
+                <w:dstrike w:val="0"/>
+                <w:color w:val="1F1F1F"/>
+                <w:kern w:val="0"/>
+                <w:sz w:val="26"/>
+                <w:szCs w:val="26"/>
+                <w:bdr w:val="none" w:color="1F1F1F" w:sz="0" w:space="0"/>
+                <w:lang w:val="en-US" w:eastAsia="zh-CN" w:bidi="ar"/>
+              </w:rPr>
+              <w:t>Avg Latency</w:t>
+            </w:r>
+          </w:p>
+        </w:tc>
+        <w:tc>
+          <w:tcPr>
+            <w:tcW w:w="0" w:type="auto"/>
+            <w:tcBorders>
+              <w:top w:val="single" w:color="auto" w:sz="4" w:space="0"/>
+              <w:left w:val="single" w:color="auto" w:sz="4" w:space="0"/>
+              <w:bottom w:val="single" w:color="auto" w:sz="4" w:space="0"/>
+              <w:right w:val="single" w:color="auto" w:sz="4" w:space="0"/>
+            </w:tcBorders>
+            <w:shd w:val="clear"/>
+            <w:tcMar>
+              <w:top w:w="96" w:type="dxa"/>
+              <w:left w:w="144" w:type="dxa"/>
+              <w:bottom w:w="96" w:type="dxa"/>
+              <w:right w:w="144" w:type="dxa"/>
+            </w:tcMar>
+            <w:vAlign w:val="center"/>
+          </w:tcPr>
+          <w:p>
+            <w:pPr>
+              <w:keepNext w:val="0"/>
+              <w:keepLines w:val="0"/>
+              <w:widowControl/>
+              <w:suppressLineNumbers w:val="0"/>
+              <w:bidi w:val="0"/>
+              <w:spacing w:before="0" w:beforeAutospacing="0" w:after="0" w:afterAutospacing="0" w:line="12" w:lineRule="atLeast"/>
+              <w:ind w:left="0" w:right="0"/>
+              <w:jc w:val="left"/>
+              <w:rPr>
+                <w:rFonts w:hint="default" w:ascii="Times New Roman" w:hAnsi="Times New Roman" w:eastAsia="sans-serif" w:cs="Times New Roman"/>
+                <w:strike w:val="0"/>
+                <w:dstrike w:val="0"/>
+                <w:color w:val="1F1F1F"/>
+                <w:sz w:val="26"/>
+                <w:szCs w:val="26"/>
+              </w:rPr>
+            </w:pPr>
+            <w:r>
+              <w:rPr>
+                <w:rFonts w:hint="default" w:ascii="Times New Roman" w:hAnsi="Times New Roman" w:eastAsia="sans-serif" w:cs="Times New Roman"/>
+                <w:b/>
+                <w:bCs/>
+                <w:strike w:val="0"/>
+                <w:dstrike w:val="0"/>
+                <w:color w:val="1F1F1F"/>
+                <w:kern w:val="0"/>
+                <w:sz w:val="26"/>
+                <w:szCs w:val="26"/>
+                <w:bdr w:val="none" w:color="1F1F1F" w:sz="0" w:space="0"/>
+                <w:lang w:val="en-US" w:eastAsia="zh-CN" w:bidi="ar"/>
+              </w:rPr>
+              <w:t>5.51 seconds</w:t>
+            </w:r>
+            <w:r>
+              <w:rPr>
+                <w:rFonts w:hint="default" w:ascii="Times New Roman" w:hAnsi="Times New Roman" w:eastAsia="sans-serif" w:cs="Times New Roman"/>
+                <w:strike w:val="0"/>
+                <w:dstrike w:val="0"/>
+                <w:color w:val="1F1F1F"/>
+                <w:kern w:val="0"/>
+                <w:sz w:val="26"/>
+                <w:szCs w:val="26"/>
+                <w:bdr w:val="none" w:color="1F1F1F" w:sz="0" w:space="0"/>
+                <w:lang w:val="en-US" w:eastAsia="zh-CN" w:bidi="ar"/>
+              </w:rPr>
+              <w:t xml:space="preserve"> (</w:t>
+            </w:r>
+            <m:oMath>
+              <m:r>
+                <m:rPr>
+                  <m:sty m:val="p"/>
+                </m:rPr>
+                <w:rPr>
+                  <w:rFonts w:ascii="Cambria Math" w:hAnsi="Cambria Math" w:cs="Times New Roman"/>
+                  <w:strike w:val="0"/>
+                  <w:dstrike w:val="0"/>
+                  <w:color w:val="1F1F1F"/>
+                  <w:kern w:val="0"/>
+                  <w:sz w:val="26"/>
+                  <w:szCs w:val="26"/>
+                  <w:bdr w:val="none" w:color="1F1F1F" w:sz="0" w:space="0"/>
+                  <w:lang w:val="en-US" w:bidi="ar"/>
+                </w:rPr>
+                <m:t>σ</m:t>
+              </m:r>
+              <m:r>
+                <m:rPr>
+                  <m:sty m:val="p"/>
+                </m:rPr>
+                <w:rPr>
+                  <w:rFonts w:hint="default" w:ascii="Cambria Math" w:hAnsi="Cambria Math" w:cs="Times New Roman"/>
+                  <w:strike w:val="0"/>
+                  <w:dstrike w:val="0"/>
+                  <w:color w:val="1F1F1F"/>
+                  <w:kern w:val="0"/>
+                  <w:sz w:val="26"/>
+                  <w:szCs w:val="26"/>
+                  <w:bdr w:val="none" w:color="1F1F1F" w:sz="0" w:space="0"/>
+                  <w:lang w:val="en-US" w:bidi="ar"/>
+                </w:rPr>
+                <m:t xml:space="preserve"> </m:t>
+              </m:r>
+            </m:oMath>
+            <w:r>
+              <w:rPr>
+                <w:rFonts w:hint="default" w:ascii="Times New Roman" w:hAnsi="Times New Roman" w:eastAsia="sans-serif" w:cs="Times New Roman"/>
+                <w:strike w:val="0"/>
+                <w:dstrike w:val="0"/>
+                <w:color w:val="1F1F1F"/>
+                <w:kern w:val="0"/>
+                <w:sz w:val="26"/>
+                <w:szCs w:val="26"/>
+                <w:bdr w:val="none" w:color="1F1F1F" w:sz="0" w:space="0"/>
+                <w:lang w:val="en-US" w:eastAsia="zh-CN" w:bidi="ar"/>
+              </w:rPr>
+              <w:t>= 4.6s)</w:t>
+            </w:r>
+          </w:p>
+        </w:tc>
+        <w:tc>
+          <w:tcPr>
+            <w:tcW w:w="3927" w:type="dxa"/>
+            <w:tcBorders>
+              <w:top w:val="single" w:color="auto" w:sz="4" w:space="0"/>
+              <w:left w:val="single" w:color="auto" w:sz="4" w:space="0"/>
+              <w:bottom w:val="single" w:color="auto" w:sz="4" w:space="0"/>
+              <w:right w:val="single" w:color="auto" w:sz="4" w:space="0"/>
+            </w:tcBorders>
+            <w:shd w:val="clear"/>
+            <w:tcMar>
+              <w:top w:w="96" w:type="dxa"/>
+              <w:left w:w="144" w:type="dxa"/>
+              <w:bottom w:w="96" w:type="dxa"/>
+              <w:right w:w="144" w:type="dxa"/>
+            </w:tcMar>
+            <w:vAlign w:val="center"/>
+          </w:tcPr>
+          <w:p>
+            <w:pPr>
+              <w:keepNext w:val="0"/>
+              <w:keepLines w:val="0"/>
+              <w:widowControl/>
+              <w:suppressLineNumbers w:val="0"/>
+              <w:bidi w:val="0"/>
+              <w:spacing w:before="0" w:beforeAutospacing="0" w:after="0" w:afterAutospacing="0" w:line="12" w:lineRule="atLeast"/>
+              <w:ind w:left="0" w:right="0"/>
+              <w:jc w:val="left"/>
+              <w:rPr>
+                <w:rFonts w:hint="default" w:ascii="Times New Roman" w:hAnsi="Times New Roman" w:eastAsia="sans-serif" w:cs="Times New Roman"/>
+                <w:strike w:val="0"/>
+                <w:dstrike w:val="0"/>
+                <w:color w:val="1F1F1F"/>
+                <w:sz w:val="26"/>
+                <w:szCs w:val="26"/>
+              </w:rPr>
+            </w:pPr>
+            <w:r>
+              <w:rPr>
+                <w:rFonts w:hint="default" w:ascii="Times New Roman" w:hAnsi="Times New Roman" w:eastAsia="sans-serif" w:cs="Times New Roman"/>
+                <w:strike w:val="0"/>
+                <w:dstrike w:val="0"/>
+                <w:color w:val="1F1F1F"/>
+                <w:kern w:val="0"/>
+                <w:sz w:val="26"/>
+                <w:szCs w:val="26"/>
+                <w:bdr w:val="none" w:color="1F1F1F" w:sz="0" w:space="0"/>
+                <w:lang w:val="en-US" w:eastAsia="zh-CN" w:bidi="ar"/>
+              </w:rPr>
+              <w:t>&gt; 45.0 seconds (Timeout)</w:t>
+            </w:r>
+          </w:p>
+        </w:tc>
+      </w:tr>
+      <w:tr>
+        <w:tblPrEx>
+          <w:tblBorders>
+            <w:top w:val="none" w:color="1F1F1F" w:sz="0" w:space="0"/>
+            <w:left w:val="none" w:color="1F1F1F" w:sz="0" w:space="0"/>
+            <w:bottom w:val="none" w:color="1F1F1F" w:sz="0" w:space="0"/>
+            <w:right w:val="none" w:color="1F1F1F" w:sz="0" w:space="0"/>
+            <w:insideH w:val="none" w:color="auto" w:sz="0" w:space="0"/>
+            <w:insideV w:val="none" w:color="auto" w:sz="0" w:space="0"/>
+          </w:tblBorders>
+          <w:shd w:val="clear"/>
+          <w:tblCellMar>
+            <w:top w:w="0" w:type="dxa"/>
+            <w:left w:w="0" w:type="dxa"/>
+            <w:bottom w:w="0" w:type="dxa"/>
+            <w:right w:w="0" w:type="dxa"/>
+          </w:tblCellMar>
+        </w:tblPrEx>
+        <w:trPr>
+          <w:tblCellSpacing w:w="15" w:type="dxa"/>
+        </w:trPr>
+        <w:tc>
+          <w:tcPr>
+            <w:tcW w:w="1748" w:type="dxa"/>
+            <w:tcBorders>
+              <w:top w:val="single" w:color="auto" w:sz="4" w:space="0"/>
+              <w:left w:val="single" w:color="auto" w:sz="4" w:space="0"/>
+              <w:bottom w:val="single" w:color="auto" w:sz="4" w:space="0"/>
+              <w:right w:val="single" w:color="auto" w:sz="4" w:space="0"/>
+            </w:tcBorders>
+            <w:shd w:val="clear"/>
+            <w:tcMar>
+              <w:top w:w="96" w:type="dxa"/>
+              <w:left w:w="144" w:type="dxa"/>
+              <w:bottom w:w="96" w:type="dxa"/>
+              <w:right w:w="144" w:type="dxa"/>
+            </w:tcMar>
+            <w:vAlign w:val="center"/>
+          </w:tcPr>
+          <w:p>
+            <w:pPr>
+              <w:keepNext w:val="0"/>
+              <w:keepLines w:val="0"/>
+              <w:widowControl/>
+              <w:suppressLineNumbers w:val="0"/>
+              <w:bidi w:val="0"/>
+              <w:spacing w:before="0" w:beforeAutospacing="0" w:after="0" w:afterAutospacing="0" w:line="12" w:lineRule="atLeast"/>
+              <w:ind w:left="0" w:right="0"/>
+              <w:jc w:val="left"/>
+              <w:rPr>
+                <w:rFonts w:hint="default" w:ascii="Times New Roman" w:hAnsi="Times New Roman" w:eastAsia="sans-serif" w:cs="Times New Roman"/>
+                <w:strike w:val="0"/>
+                <w:dstrike w:val="0"/>
+                <w:color w:val="1F1F1F"/>
+                <w:sz w:val="26"/>
+                <w:szCs w:val="26"/>
+              </w:rPr>
+            </w:pPr>
+            <w:r>
+              <w:rPr>
+                <w:rFonts w:hint="default" w:ascii="Times New Roman" w:hAnsi="Times New Roman" w:eastAsia="sans-serif" w:cs="Times New Roman"/>
+                <w:b/>
+                <w:bCs/>
+                <w:strike w:val="0"/>
+                <w:dstrike w:val="0"/>
+                <w:color w:val="1F1F1F"/>
+                <w:kern w:val="0"/>
+                <w:sz w:val="26"/>
+                <w:szCs w:val="26"/>
+                <w:bdr w:val="none" w:color="1F1F1F" w:sz="0" w:space="0"/>
+                <w:lang w:val="en-US" w:eastAsia="zh-CN" w:bidi="ar"/>
+              </w:rPr>
+              <w:t>System State</w:t>
+            </w:r>
+          </w:p>
+        </w:tc>
+        <w:tc>
+          <w:tcPr>
+            <w:tcW w:w="0" w:type="auto"/>
+            <w:tcBorders>
+              <w:top w:val="single" w:color="auto" w:sz="4" w:space="0"/>
+              <w:left w:val="single" w:color="auto" w:sz="4" w:space="0"/>
+              <w:bottom w:val="single" w:color="auto" w:sz="4" w:space="0"/>
+              <w:right w:val="single" w:color="auto" w:sz="4" w:space="0"/>
+            </w:tcBorders>
+            <w:shd w:val="clear"/>
+            <w:tcMar>
+              <w:top w:w="96" w:type="dxa"/>
+              <w:left w:w="144" w:type="dxa"/>
+              <w:bottom w:w="96" w:type="dxa"/>
+              <w:right w:w="144" w:type="dxa"/>
+            </w:tcMar>
+            <w:vAlign w:val="center"/>
+          </w:tcPr>
+          <w:p>
+            <w:pPr>
+              <w:keepNext w:val="0"/>
+              <w:keepLines w:val="0"/>
+              <w:widowControl/>
+              <w:suppressLineNumbers w:val="0"/>
+              <w:bidi w:val="0"/>
+              <w:spacing w:before="0" w:beforeAutospacing="0" w:after="0" w:afterAutospacing="0" w:line="12" w:lineRule="atLeast"/>
+              <w:ind w:left="0" w:right="0"/>
+              <w:jc w:val="left"/>
+              <w:rPr>
+                <w:rFonts w:hint="default" w:ascii="Times New Roman" w:hAnsi="Times New Roman" w:eastAsia="sans-serif" w:cs="Times New Roman"/>
+                <w:strike w:val="0"/>
+                <w:dstrike w:val="0"/>
+                <w:color w:val="1F1F1F"/>
+                <w:sz w:val="26"/>
+                <w:szCs w:val="26"/>
+              </w:rPr>
+            </w:pPr>
+            <w:r>
+              <w:rPr>
+                <w:rFonts w:hint="default" w:ascii="Times New Roman" w:hAnsi="Times New Roman" w:eastAsia="sans-serif" w:cs="Times New Roman"/>
+                <w:strike w:val="0"/>
+                <w:dstrike w:val="0"/>
+                <w:color w:val="1F1F1F"/>
+                <w:kern w:val="0"/>
+                <w:sz w:val="26"/>
+                <w:szCs w:val="26"/>
+                <w:bdr w:val="none" w:color="1F1F1F" w:sz="0" w:space="0"/>
+                <w:lang w:val="en-US" w:eastAsia="zh-CN" w:bidi="ar"/>
+              </w:rPr>
+              <w:t>Nominal</w:t>
+            </w:r>
+          </w:p>
+        </w:tc>
+        <w:tc>
+          <w:tcPr>
+            <w:tcW w:w="3927" w:type="dxa"/>
+            <w:tcBorders>
+              <w:top w:val="single" w:color="auto" w:sz="4" w:space="0"/>
+              <w:left w:val="single" w:color="auto" w:sz="4" w:space="0"/>
+              <w:bottom w:val="single" w:color="auto" w:sz="4" w:space="0"/>
+              <w:right w:val="single" w:color="auto" w:sz="4" w:space="0"/>
+            </w:tcBorders>
+            <w:shd w:val="clear"/>
+            <w:tcMar>
+              <w:top w:w="96" w:type="dxa"/>
+              <w:left w:w="144" w:type="dxa"/>
+              <w:bottom w:w="96" w:type="dxa"/>
+              <w:right w:w="144" w:type="dxa"/>
+            </w:tcMar>
+            <w:vAlign w:val="center"/>
+          </w:tcPr>
+          <w:p>
+            <w:pPr>
+              <w:keepNext w:val="0"/>
+              <w:keepLines w:val="0"/>
+              <w:widowControl/>
+              <w:suppressLineNumbers w:val="0"/>
+              <w:bidi w:val="0"/>
+              <w:spacing w:before="0" w:beforeAutospacing="0" w:after="0" w:afterAutospacing="0" w:line="12" w:lineRule="atLeast"/>
+              <w:ind w:left="0" w:right="0"/>
+              <w:jc w:val="left"/>
+              <w:rPr>
+                <w:rFonts w:hint="default" w:ascii="Times New Roman" w:hAnsi="Times New Roman" w:eastAsia="sans-serif" w:cs="Times New Roman"/>
+                <w:strike w:val="0"/>
+                <w:dstrike w:val="0"/>
+                <w:color w:val="1F1F1F"/>
+                <w:sz w:val="26"/>
+                <w:szCs w:val="26"/>
+              </w:rPr>
+            </w:pPr>
+            <w:r>
+              <w:rPr>
+                <w:rFonts w:hint="default" w:ascii="Times New Roman" w:hAnsi="Times New Roman" w:eastAsia="sans-serif" w:cs="Times New Roman"/>
+                <w:strike w:val="0"/>
+                <w:dstrike w:val="0"/>
+                <w:color w:val="1F1F1F"/>
+                <w:kern w:val="0"/>
+                <w:sz w:val="26"/>
+                <w:szCs w:val="26"/>
+                <w:bdr w:val="none" w:color="1F1F1F" w:sz="0" w:space="0"/>
+                <w:lang w:val="en-US" w:eastAsia="zh-CN" w:bidi="ar"/>
+              </w:rPr>
+              <w:t>Resource Starvation (External)</w:t>
+            </w:r>
+          </w:p>
+        </w:tc>
+      </w:tr>
+    </w:tbl>
+    <w:p>
+      <w:pPr>
+        <w:bidi w:val="0"/>
+        <w:rPr>
+          <w:rFonts w:hint="default" w:ascii="Times New Roman" w:hAnsi="Times New Roman" w:eastAsia="SimSun" w:cs="Times New Roman"/>
+          <w:sz w:val="26"/>
+          <w:szCs w:val="26"/>
+          <w:lang w:val="en-US"/>
+        </w:rPr>
+      </w:pPr>
+    </w:p>
+    <w:p>
+      <w:pPr>
+        <w:pStyle w:val="15"/>
+        <w:keepNext w:val="0"/>
+        <w:keepLines w:val="0"/>
+        <w:widowControl/>
+        <w:suppressLineNumbers w:val="0"/>
+        <w:spacing w:beforeAutospacing="1"/>
+        <w:rPr>
+          <w:rFonts w:hint="default" w:ascii="Times New Roman" w:hAnsi="Times New Roman" w:cs="Times New Roman"/>
+          <w:sz w:val="26"/>
+          <w:szCs w:val="26"/>
+        </w:rPr>
+      </w:pPr>
+      <w:r>
+        <w:rPr>
+          <w:rFonts w:hint="default" w:ascii="Times New Roman" w:hAnsi="Times New Roman" w:cs="Times New Roman"/>
+          <w:b/>
+          <w:bCs/>
+          <w:sz w:val="26"/>
+          <w:szCs w:val="26"/>
+        </w:rPr>
+        <w:t>Analysis of Phase 1 (Nominal Operation):</w:t>
+      </w:r>
+      <w:r>
+        <w:rPr>
+          <w:rFonts w:hint="default" w:ascii="Times New Roman" w:hAnsi="Times New Roman" w:cs="Times New Roman"/>
+          <w:sz w:val="26"/>
+          <w:szCs w:val="26"/>
+        </w:rPr>
+        <w:t xml:space="preserve"> During the first 12 hours, the system exhibited robust performance. The average latency of </w:t>
+      </w:r>
+      <w:r>
+        <w:rPr>
+          <w:rFonts w:hint="default" w:ascii="Times New Roman" w:hAnsi="Times New Roman" w:cs="Times New Roman"/>
+          <w:b/>
+          <w:bCs/>
+          <w:sz w:val="26"/>
+          <w:szCs w:val="26"/>
+        </w:rPr>
+        <w:t>5.51s</w:t>
+      </w:r>
+      <w:r>
+        <w:rPr>
+          <w:rFonts w:hint="default" w:ascii="Times New Roman" w:hAnsi="Times New Roman" w:cs="Times New Roman"/>
+          <w:sz w:val="26"/>
+          <w:szCs w:val="26"/>
+        </w:rPr>
+        <w:t xml:space="preserve"> is considered optimal for a complex Retrieval-Augmented Generation (RAG) pipeline involving both Graph traversal (Neo4j) and Vector similarity search (Embedding). The system processed </w:t>
+      </w:r>
+      <w:r>
+        <w:rPr>
+          <w:rFonts w:hint="default" w:ascii="Times New Roman" w:hAnsi="Times New Roman" w:cs="Times New Roman"/>
+          <w:b/>
+          <w:bCs/>
+          <w:sz w:val="26"/>
+          <w:szCs w:val="26"/>
+        </w:rPr>
+        <w:t>848 consecutive requests</w:t>
+      </w:r>
+      <w:r>
+        <w:rPr>
+          <w:rFonts w:hint="default" w:ascii="Times New Roman" w:hAnsi="Times New Roman" w:cs="Times New Roman"/>
+          <w:sz w:val="26"/>
+          <w:szCs w:val="26"/>
+        </w:rPr>
+        <w:t xml:space="preserve"> without a single failure, validating the logic stability of the </w:t>
+      </w:r>
+      <w:r>
+        <w:rPr>
+          <w:rStyle w:val="13"/>
+          <w:rFonts w:hint="default" w:ascii="Times New Roman" w:hAnsi="Times New Roman" w:cs="Times New Roman"/>
+          <w:sz w:val="26"/>
+          <w:szCs w:val="26"/>
+        </w:rPr>
+        <w:t>Unified Backend Server</w:t>
+      </w:r>
+      <w:r>
+        <w:rPr>
+          <w:rFonts w:hint="default" w:ascii="Times New Roman" w:hAnsi="Times New Roman" w:cs="Times New Roman"/>
+          <w:sz w:val="26"/>
+          <w:szCs w:val="26"/>
+        </w:rPr>
+        <w:t>.</w:t>
+      </w:r>
+    </w:p>
+    <w:p>
+      <w:pPr>
+        <w:pStyle w:val="15"/>
+        <w:keepNext w:val="0"/>
+        <w:keepLines w:val="0"/>
+        <w:widowControl/>
+        <w:suppressLineNumbers w:val="0"/>
+        <w:spacing w:beforeAutospacing="1"/>
+        <w:rPr>
+          <w:rFonts w:hint="default" w:ascii="Times New Roman" w:hAnsi="Times New Roman" w:cs="Times New Roman"/>
+          <w:sz w:val="26"/>
+          <w:szCs w:val="26"/>
+        </w:rPr>
+      </w:pPr>
+      <w:r>
+        <w:rPr>
+          <w:rFonts w:hint="default" w:ascii="Times New Roman" w:hAnsi="Times New Roman" w:cs="Times New Roman"/>
+          <w:b/>
+          <w:bCs/>
+          <w:sz w:val="26"/>
+          <w:szCs w:val="26"/>
+        </w:rPr>
+        <w:t>Analysis of Phase 2 (Service Denial):</w:t>
+      </w:r>
+      <w:r>
+        <w:rPr>
+          <w:rFonts w:hint="default" w:ascii="Times New Roman" w:hAnsi="Times New Roman" w:cs="Times New Roman"/>
+          <w:sz w:val="26"/>
+          <w:szCs w:val="26"/>
+        </w:rPr>
+        <w:t xml:space="preserve"> Post-09:24 AM, the system encountered a hard stop with consecutive </w:t>
+      </w:r>
+      <w:r>
+        <w:rPr>
+          <w:rStyle w:val="13"/>
+          <w:rFonts w:hint="default" w:ascii="Times New Roman" w:hAnsi="Times New Roman" w:cs="Times New Roman"/>
+          <w:sz w:val="26"/>
+          <w:szCs w:val="26"/>
+        </w:rPr>
+        <w:t>TIMEOUT</w:t>
+      </w:r>
+      <w:r>
+        <w:rPr>
+          <w:rFonts w:hint="default" w:ascii="Times New Roman" w:hAnsi="Times New Roman" w:cs="Times New Roman"/>
+          <w:sz w:val="26"/>
+          <w:szCs w:val="26"/>
+        </w:rPr>
+        <w:t xml:space="preserve"> errors. Cross-referencing with the LLM Provider's dashboard (Google AI Studio) confirmed that the daily quota of </w:t>
+      </w:r>
+      <w:r>
+        <w:rPr>
+          <w:rFonts w:hint="default" w:ascii="Times New Roman" w:hAnsi="Times New Roman" w:cs="Times New Roman"/>
+          <w:b/>
+          <w:bCs/>
+          <w:sz w:val="26"/>
+          <w:szCs w:val="26"/>
+        </w:rPr>
+        <w:t>~1,040 requests</w:t>
+      </w:r>
+      <w:r>
+        <w:rPr>
+          <w:rFonts w:hint="default" w:ascii="Times New Roman" w:hAnsi="Times New Roman" w:cs="Times New Roman"/>
+          <w:sz w:val="26"/>
+          <w:szCs w:val="26"/>
+        </w:rPr>
+        <w:t xml:space="preserve"> had been exhausted. This resulted in a </w:t>
+      </w:r>
+      <w:r>
+        <w:rPr>
+          <w:rFonts w:hint="default" w:ascii="Times New Roman" w:hAnsi="Times New Roman" w:cs="Times New Roman"/>
+          <w:b/>
+          <w:bCs/>
+          <w:sz w:val="26"/>
+          <w:szCs w:val="26"/>
+        </w:rPr>
+        <w:t>Rate Limit (HTTP 429)</w:t>
+      </w:r>
+      <w:r>
+        <w:rPr>
+          <w:rFonts w:hint="default" w:ascii="Times New Roman" w:hAnsi="Times New Roman" w:cs="Times New Roman"/>
+          <w:sz w:val="26"/>
+          <w:szCs w:val="26"/>
+        </w:rPr>
+        <w:t xml:space="preserve"> enforcement, preventing further inference processing.</w:t>
+      </w:r>
+    </w:p>
+    <w:p>
+      <w:pPr>
+        <w:bidi w:val="0"/>
+        <w:jc w:val="center"/>
+      </w:pPr>
+      <w:r>
+        <w:drawing>
+          <wp:inline distT="0" distB="0" distL="114300" distR="114300">
+            <wp:extent cx="5377815" cy="3898265"/>
+            <wp:effectExtent l="0" t="0" r="1905" b="3175"/>
+            <wp:docPr id="18" name="Picture 1"/>
+            <wp:cNvGraphicFramePr>
+              <a:graphicFrameLocks xmlns:a="http://schemas.openxmlformats.org/drawingml/2006/main" noChangeAspect="1"/>
+            </wp:cNvGraphicFramePr>
+            <a:graphic xmlns:a="http://schemas.openxmlformats.org/drawingml/2006/main">
+              <a:graphicData uri="http://schemas.openxmlformats.org/drawingml/2006/picture">
+                <pic:pic xmlns:pic="http://schemas.openxmlformats.org/drawingml/2006/picture">
+                  <pic:nvPicPr>
+                    <pic:cNvPr id="18" name="Picture 1"/>
+                    <pic:cNvPicPr>
+                      <a:picLocks noChangeAspect="1"/>
+                    </pic:cNvPicPr>
+                  </pic:nvPicPr>
+                  <pic:blipFill>
+                    <a:blip r:embed="rId23"/>
+                    <a:stretch>
+                      <a:fillRect/>
+                    </a:stretch>
+                  </pic:blipFill>
+                  <pic:spPr>
+                    <a:xfrm>
+                      <a:off x="0" y="0"/>
+                      <a:ext cx="5377815" cy="3898265"/>
+                    </a:xfrm>
+                    <a:prstGeom prst="rect">
+                      <a:avLst/>
+                    </a:prstGeom>
+                    <a:noFill/>
+                    <a:ln>
+                      <a:noFill/>
+                    </a:ln>
+                  </pic:spPr>
+                </pic:pic>
+              </a:graphicData>
+            </a:graphic>
+          </wp:inline>
+        </w:drawing>
+      </w:r>
+    </w:p>
+    <w:p>
+      <w:pPr>
+        <w:pStyle w:val="10"/>
+        <w:keepNext w:val="0"/>
+        <w:keepLines w:val="0"/>
+        <w:widowControl/>
+        <w:numPr>
+          <w:ilvl w:val="0"/>
+          <w:numId w:val="0"/>
+        </w:numPr>
+        <w:suppressLineNumbers w:val="0"/>
+        <w:spacing w:beforeAutospacing="1"/>
+        <w:jc w:val="center"/>
+        <w:rPr>
+          <w:rFonts w:hint="default"/>
+          <w:lang w:val="en-US"/>
+        </w:rPr>
+      </w:pPr>
+      <w:r>
+        <w:t xml:space="preserve">Image </w:t>
+      </w:r>
+      <w:r>
+        <w:rPr>
+          <w:rFonts w:hint="default"/>
+          <w:lang w:val="en-US"/>
+        </w:rPr>
+        <w:t>6.3 Gemini API Request limit</w:t>
+      </w:r>
+    </w:p>
+    <w:p>
+      <w:pPr>
+        <w:pStyle w:val="4"/>
+        <w:keepNext w:val="0"/>
+        <w:keepLines w:val="0"/>
+        <w:widowControl/>
+        <w:suppressLineNumbers w:val="0"/>
+        <w:rPr>
+          <w:sz w:val="26"/>
+          <w:szCs w:val="26"/>
+        </w:rPr>
+      </w:pPr>
+      <w:r>
+        <w:rPr>
+          <w:sz w:val="26"/>
+          <w:szCs w:val="26"/>
+        </w:rPr>
+        <w:t>6.4.3. Resource Utilization &amp; Memory Safety</w:t>
+      </w:r>
+    </w:p>
+    <w:p>
+      <w:pPr>
+        <w:pStyle w:val="15"/>
+        <w:keepNext w:val="0"/>
+        <w:keepLines w:val="0"/>
+        <w:widowControl/>
+        <w:suppressLineNumbers w:val="0"/>
+        <w:spacing w:beforeAutospacing="1"/>
+        <w:rPr>
+          <w:sz w:val="26"/>
+          <w:szCs w:val="26"/>
+        </w:rPr>
+      </w:pPr>
+      <w:r>
+        <w:rPr>
+          <w:sz w:val="26"/>
+          <w:szCs w:val="26"/>
+        </w:rPr>
+        <w:t>A critical objective of Soak Testing is to detect Memory Leaks—a common failure in Python-based services where memory is not released after execution, leading to eventual crashes.</w:t>
+      </w:r>
+    </w:p>
+    <w:p>
+      <w:pPr>
+        <w:pStyle w:val="15"/>
+        <w:keepNext w:val="0"/>
+        <w:keepLines w:val="0"/>
+        <w:widowControl/>
+        <w:suppressLineNumbers w:val="0"/>
+        <w:spacing w:beforeAutospacing="1"/>
+        <w:rPr>
+          <w:sz w:val="26"/>
+          <w:szCs w:val="26"/>
+        </w:rPr>
+      </w:pPr>
+      <w:r>
+        <w:rPr>
+          <w:b/>
+          <w:bCs/>
+          <w:sz w:val="26"/>
+          <w:szCs w:val="26"/>
+        </w:rPr>
+        <w:t>Figure 6.10</w:t>
+      </w:r>
+      <w:r>
+        <w:rPr>
+          <w:sz w:val="26"/>
+          <w:szCs w:val="26"/>
+        </w:rPr>
+        <w:t xml:space="preserve"> illustrates the system's memory footprint over the 24-hour period:</w:t>
+      </w:r>
+    </w:p>
+    <w:p>
+      <w:pPr>
+        <w:pStyle w:val="15"/>
+        <w:keepNext w:val="0"/>
+        <w:keepLines w:val="0"/>
+        <w:widowControl/>
+        <w:suppressLineNumbers w:val="0"/>
+        <w:spacing w:beforeAutospacing="1"/>
+        <w:ind w:left="720"/>
+        <w:rPr>
+          <w:sz w:val="26"/>
+          <w:szCs w:val="26"/>
+        </w:rPr>
+      </w:pPr>
+      <w:r>
+        <w:rPr>
+          <w:b/>
+          <w:bCs/>
+          <w:sz w:val="26"/>
+          <w:szCs w:val="26"/>
+        </w:rPr>
+        <w:t>Average RAM Usage:</w:t>
+      </w:r>
+      <w:r>
+        <w:rPr>
+          <w:sz w:val="26"/>
+          <w:szCs w:val="26"/>
+        </w:rPr>
+        <w:t xml:space="preserve"> 12.18 GB (Standard Deviation: 1.32 GB).</w:t>
+      </w:r>
+    </w:p>
+    <w:p>
+      <w:pPr>
+        <w:pStyle w:val="15"/>
+        <w:keepNext w:val="0"/>
+        <w:keepLines w:val="0"/>
+        <w:widowControl/>
+        <w:suppressLineNumbers w:val="0"/>
+        <w:spacing w:beforeAutospacing="1"/>
+        <w:ind w:left="720"/>
+        <w:rPr>
+          <w:sz w:val="26"/>
+          <w:szCs w:val="26"/>
+        </w:rPr>
+      </w:pPr>
+      <w:r>
+        <w:rPr>
+          <w:b/>
+          <w:bCs/>
+          <w:sz w:val="26"/>
+          <w:szCs w:val="26"/>
+        </w:rPr>
+        <w:t>Behavior:</w:t>
+      </w:r>
+      <w:r>
+        <w:rPr>
+          <w:sz w:val="26"/>
+          <w:szCs w:val="26"/>
+        </w:rPr>
+        <w:t xml:space="preserve"> The memory usage fluctuated within a controlled range (9.88 GB – 15.29 GB) corresponding to the complexity of individual queries (e.g., Image processing vs. Text search).</w:t>
+      </w:r>
+    </w:p>
+    <w:p>
+      <w:pPr>
+        <w:pStyle w:val="15"/>
+        <w:keepNext w:val="0"/>
+        <w:keepLines w:val="0"/>
+        <w:widowControl/>
+        <w:suppressLineNumbers w:val="0"/>
+        <w:spacing w:beforeAutospacing="1"/>
+        <w:ind w:left="720"/>
+        <w:rPr>
+          <w:sz w:val="26"/>
+          <w:szCs w:val="26"/>
+        </w:rPr>
+      </w:pPr>
+      <w:r>
+        <w:rPr>
+          <w:b/>
+          <w:bCs/>
+          <w:sz w:val="26"/>
+          <w:szCs w:val="26"/>
+        </w:rPr>
+        <w:t>Conclusion:</w:t>
+      </w:r>
+      <w:r>
+        <w:rPr>
+          <w:sz w:val="26"/>
+          <w:szCs w:val="26"/>
+        </w:rPr>
+        <w:t xml:space="preserve"> Crucially, there was </w:t>
+      </w:r>
+      <w:r>
+        <w:rPr>
+          <w:b/>
+          <w:bCs/>
+          <w:sz w:val="26"/>
+          <w:szCs w:val="26"/>
+        </w:rPr>
+        <w:t>no linear growth</w:t>
+      </w:r>
+      <w:r>
+        <w:rPr>
+          <w:sz w:val="26"/>
+          <w:szCs w:val="26"/>
+        </w:rPr>
+        <w:t xml:space="preserve"> in memory consumption. The Garbage Collection (GC) mechanism functioned correctly, releasing resources after each request cycle. The system proved capable of running indefinitely if the external API quota were not a limiting factor.</w:t>
+      </w:r>
+    </w:p>
+    <w:p>
+      <w:pPr>
+        <w:pStyle w:val="15"/>
+        <w:keepNext w:val="0"/>
+        <w:keepLines w:val="0"/>
+        <w:widowControl/>
+        <w:suppressLineNumbers w:val="0"/>
+        <w:spacing w:beforeAutospacing="1"/>
+        <w:jc w:val="center"/>
+        <w:rPr>
+          <w:rFonts w:hint="default"/>
+          <w:sz w:val="26"/>
+          <w:szCs w:val="26"/>
+          <w:lang w:val="en-US"/>
+        </w:rPr>
+      </w:pPr>
+      <w:r>
+        <w:rPr>
+          <w:rFonts w:hint="default"/>
+          <w:sz w:val="26"/>
+          <w:szCs w:val="26"/>
+          <w:lang w:val="en-US"/>
+        </w:rPr>
+        <w:drawing>
+          <wp:inline distT="0" distB="0" distL="114300" distR="114300">
+            <wp:extent cx="4834890" cy="2399665"/>
+            <wp:effectExtent l="0" t="0" r="11430" b="8255"/>
+            <wp:docPr id="22" name="Picture 22" descr="thucnghiem24h"/>
+            <wp:cNvGraphicFramePr>
+              <a:graphicFrameLocks xmlns:a="http://schemas.openxmlformats.org/drawingml/2006/main" noChangeAspect="1"/>
+            </wp:cNvGraphicFramePr>
+            <a:graphic xmlns:a="http://schemas.openxmlformats.org/drawingml/2006/main">
+              <a:graphicData uri="http://schemas.openxmlformats.org/drawingml/2006/picture">
+                <pic:pic xmlns:pic="http://schemas.openxmlformats.org/drawingml/2006/picture">
+                  <pic:nvPicPr>
+                    <pic:cNvPr id="22" name="Picture 22" descr="thucnghiem24h"/>
+                    <pic:cNvPicPr>
+                      <a:picLocks noChangeAspect="1"/>
+                    </pic:cNvPicPr>
+                  </pic:nvPicPr>
+                  <pic:blipFill>
+                    <a:blip r:embed="rId24"/>
+                    <a:stretch>
+                      <a:fillRect/>
+                    </a:stretch>
+                  </pic:blipFill>
+                  <pic:spPr>
+                    <a:xfrm>
+                      <a:off x="0" y="0"/>
+                      <a:ext cx="4834890" cy="2399665"/>
+                    </a:xfrm>
+                    <a:prstGeom prst="rect">
+                      <a:avLst/>
+                    </a:prstGeom>
+                  </pic:spPr>
+                </pic:pic>
+              </a:graphicData>
+            </a:graphic>
+          </wp:inline>
+        </w:drawing>
+      </w:r>
+    </w:p>
+    <w:p>
+      <w:pPr>
+        <w:pStyle w:val="10"/>
+        <w:keepNext w:val="0"/>
+        <w:keepLines w:val="0"/>
+        <w:widowControl/>
+        <w:numPr>
+          <w:ilvl w:val="0"/>
+          <w:numId w:val="0"/>
+        </w:numPr>
+        <w:suppressLineNumbers w:val="0"/>
+        <w:spacing w:beforeAutospacing="1"/>
+        <w:jc w:val="center"/>
+        <w:rPr>
+          <w:rFonts w:hint="default" w:ascii="Times New Roman" w:hAnsi="Times New Roman" w:cs="Times New Roman"/>
+          <w:sz w:val="20"/>
+          <w:szCs w:val="20"/>
+          <w:lang w:val="en-US"/>
+        </w:rPr>
+      </w:pPr>
+      <w:r>
+        <w:rPr>
+          <w:rFonts w:hint="default" w:ascii="Times New Roman" w:hAnsi="Times New Roman" w:cs="Times New Roman"/>
+          <w:sz w:val="20"/>
+          <w:szCs w:val="20"/>
+        </w:rPr>
+        <w:t xml:space="preserve">Image </w:t>
+      </w:r>
+      <w:r>
+        <w:rPr>
+          <w:rFonts w:hint="default" w:ascii="Times New Roman" w:hAnsi="Times New Roman" w:cs="Times New Roman"/>
+          <w:sz w:val="20"/>
+          <w:szCs w:val="20"/>
+          <w:lang w:val="en-US"/>
+        </w:rPr>
+        <w:t>6.4</w:t>
+      </w:r>
+      <w:r>
+        <w:rPr>
+          <w:rFonts w:hint="default" w:ascii="Times New Roman" w:hAnsi="Times New Roman" w:cs="Times New Roman"/>
+          <w:sz w:val="20"/>
+          <w:szCs w:val="20"/>
+          <w:lang w:val="en-US"/>
+        </w:rPr>
+        <w:t xml:space="preserve"> </w:t>
+      </w:r>
+      <w:r>
+        <w:rPr>
+          <w:rFonts w:hint="default" w:ascii="Times New Roman" w:hAnsi="Times New Roman" w:eastAsia="SimSun" w:cs="Times New Roman"/>
+          <w:sz w:val="20"/>
+          <w:szCs w:val="20"/>
+        </w:rPr>
+        <w:t>Latency and System Resource Utilization over the 24-ho</w:t>
+      </w:r>
+      <w:bookmarkStart w:id="299" w:name="_GoBack"/>
+      <w:bookmarkEnd w:id="299"/>
+      <w:r>
+        <w:rPr>
+          <w:rFonts w:hint="default" w:ascii="Times New Roman" w:hAnsi="Times New Roman" w:eastAsia="SimSun" w:cs="Times New Roman"/>
+          <w:sz w:val="20"/>
+          <w:szCs w:val="20"/>
+        </w:rPr>
+        <w:t>ur experiment.</w:t>
+      </w:r>
+    </w:p>
+    <w:p>
+      <w:pPr>
+        <w:pStyle w:val="4"/>
+        <w:keepNext w:val="0"/>
+        <w:keepLines w:val="0"/>
+        <w:widowControl/>
+        <w:suppressLineNumbers w:val="0"/>
+        <w:rPr>
+          <w:sz w:val="26"/>
+          <w:szCs w:val="26"/>
+        </w:rPr>
+      </w:pPr>
+      <w:r>
+        <w:rPr>
+          <w:sz w:val="26"/>
+          <w:szCs w:val="26"/>
+        </w:rPr>
+        <w:t>6.4.4. Experimental Conclusion &amp; Recommendations</w:t>
+      </w:r>
+    </w:p>
+    <w:p>
+      <w:pPr>
+        <w:pStyle w:val="15"/>
+        <w:keepNext w:val="0"/>
+        <w:keepLines w:val="0"/>
+        <w:widowControl/>
+        <w:suppressLineNumbers w:val="0"/>
+        <w:spacing w:beforeAutospacing="1"/>
+        <w:rPr>
+          <w:sz w:val="26"/>
+          <w:szCs w:val="26"/>
+        </w:rPr>
+      </w:pPr>
+      <w:r>
+        <w:rPr>
+          <w:sz w:val="26"/>
+          <w:szCs w:val="26"/>
+        </w:rPr>
+        <w:t>The 24-hour endurance test provides conclusive evidence regarding the system's readiness level:</w:t>
+      </w:r>
+    </w:p>
+    <w:p>
+      <w:pPr>
+        <w:pStyle w:val="15"/>
+        <w:keepNext w:val="0"/>
+        <w:keepLines w:val="0"/>
+        <w:widowControl/>
+        <w:suppressLineNumbers w:val="0"/>
+        <w:spacing w:beforeAutospacing="1"/>
+        <w:ind w:left="720"/>
+        <w:rPr>
+          <w:sz w:val="26"/>
+          <w:szCs w:val="26"/>
+        </w:rPr>
+      </w:pPr>
+      <w:r>
+        <w:rPr>
+          <w:b/>
+          <w:bCs/>
+          <w:sz w:val="26"/>
+          <w:szCs w:val="26"/>
+        </w:rPr>
+        <w:t>Software Maturity (PASSED):</w:t>
+      </w:r>
+      <w:r>
+        <w:rPr>
+          <w:sz w:val="26"/>
+          <w:szCs w:val="26"/>
+        </w:rPr>
+        <w:t xml:space="preserve"> The core application architecture is stable. It sustained </w:t>
+      </w:r>
+      <w:r>
+        <w:rPr>
+          <w:b/>
+          <w:bCs/>
+          <w:sz w:val="26"/>
+          <w:szCs w:val="26"/>
+        </w:rPr>
+        <w:t>~12 hours of continuous uptime</w:t>
+      </w:r>
+      <w:r>
+        <w:rPr>
+          <w:sz w:val="26"/>
+          <w:szCs w:val="26"/>
+        </w:rPr>
+        <w:t xml:space="preserve"> and processed nearly 1,000 complex queries without internal errors or memory leaks.</w:t>
+      </w:r>
+    </w:p>
+    <w:p>
+      <w:pPr>
+        <w:pStyle w:val="15"/>
+        <w:keepNext w:val="0"/>
+        <w:keepLines w:val="0"/>
+        <w:widowControl/>
+        <w:suppressLineNumbers w:val="0"/>
+        <w:spacing w:beforeAutospacing="1"/>
+        <w:ind w:left="720"/>
+        <w:rPr>
+          <w:sz w:val="26"/>
+          <w:szCs w:val="26"/>
+        </w:rPr>
+      </w:pPr>
+      <w:r>
+        <w:rPr>
+          <w:b/>
+          <w:bCs/>
+          <w:sz w:val="26"/>
+          <w:szCs w:val="26"/>
+        </w:rPr>
+        <w:t>Hardware Capability (PASSED):</w:t>
+      </w:r>
+      <w:r>
+        <w:rPr>
+          <w:sz w:val="26"/>
+          <w:szCs w:val="26"/>
+        </w:rPr>
+        <w:t xml:space="preserve"> The Edge Node (Acer Nitro 5) successfully handled the computational load of the Vector Embedding model and Application Server without thermal throttling.</w:t>
+      </w:r>
+    </w:p>
+    <w:p>
+      <w:pPr>
+        <w:pStyle w:val="15"/>
+        <w:keepNext w:val="0"/>
+        <w:keepLines w:val="0"/>
+        <w:widowControl/>
+        <w:suppressLineNumbers w:val="0"/>
+        <w:spacing w:beforeAutospacing="1"/>
+        <w:ind w:left="720"/>
+        <w:rPr>
+          <w:sz w:val="26"/>
+          <w:szCs w:val="26"/>
+        </w:rPr>
+      </w:pPr>
+      <w:r>
+        <w:rPr>
+          <w:b/>
+          <w:bCs/>
+          <w:sz w:val="26"/>
+          <w:szCs w:val="26"/>
+        </w:rPr>
+        <w:t>Deployment Constraint (IDENTIFIED):</w:t>
+      </w:r>
+      <w:r>
+        <w:rPr>
+          <w:sz w:val="26"/>
+          <w:szCs w:val="26"/>
+        </w:rPr>
+        <w:t xml:space="preserve"> The observed interruption after 12 hours is strictly due to the </w:t>
+      </w:r>
+      <w:r>
+        <w:rPr>
+          <w:b/>
+          <w:bCs/>
+          <w:sz w:val="26"/>
+          <w:szCs w:val="26"/>
+        </w:rPr>
+        <w:t>Free Tier Policy</w:t>
+      </w:r>
+      <w:r>
+        <w:rPr>
+          <w:sz w:val="26"/>
+          <w:szCs w:val="26"/>
+        </w:rPr>
+        <w:t xml:space="preserve"> of the LLM Provider (Google Gemini), not a system defect.</w:t>
+      </w:r>
+    </w:p>
+    <w:p>
+      <w:pPr>
+        <w:pStyle w:val="15"/>
+        <w:keepNext w:val="0"/>
+        <w:keepLines w:val="0"/>
+        <w:widowControl/>
+        <w:suppressLineNumbers w:val="0"/>
+        <w:spacing w:beforeAutospacing="1"/>
+        <w:rPr>
+          <w:sz w:val="26"/>
+          <w:szCs w:val="26"/>
+        </w:rPr>
+      </w:pPr>
+      <w:r>
+        <w:rPr>
+          <w:b/>
+          <w:bCs/>
+          <w:sz w:val="26"/>
+          <w:szCs w:val="26"/>
+        </w:rPr>
+        <w:t>Strategic Recommendation:</w:t>
+      </w:r>
+      <w:r>
+        <w:rPr>
+          <w:sz w:val="26"/>
+          <w:szCs w:val="26"/>
+        </w:rPr>
+        <w:t xml:space="preserve"> To transition from the current Pilot Phase to Commercial Deployment (Production), the following infrastructure upgrades are proposed:</w:t>
+      </w:r>
+    </w:p>
+    <w:p>
+      <w:pPr>
+        <w:pStyle w:val="15"/>
+        <w:keepNext w:val="0"/>
+        <w:keepLines w:val="0"/>
+        <w:widowControl/>
+        <w:suppressLineNumbers w:val="0"/>
+        <w:spacing w:beforeAutospacing="1"/>
+        <w:ind w:left="720"/>
+        <w:rPr>
+          <w:sz w:val="26"/>
+          <w:szCs w:val="26"/>
+        </w:rPr>
+      </w:pPr>
+      <w:r>
+        <w:rPr>
+          <w:b/>
+          <w:bCs/>
+          <w:sz w:val="26"/>
+          <w:szCs w:val="26"/>
+        </w:rPr>
+        <w:t>API Upgrade:</w:t>
+      </w:r>
+      <w:r>
+        <w:rPr>
+          <w:sz w:val="26"/>
+          <w:szCs w:val="26"/>
+        </w:rPr>
+        <w:t xml:space="preserve"> Migration to Google Vertex AI (Pay-as-you-go) to remove the 1,500 requests/day cap.</w:t>
+      </w:r>
+    </w:p>
+    <w:p>
+      <w:pPr>
+        <w:pStyle w:val="15"/>
+        <w:keepNext w:val="0"/>
+        <w:keepLines w:val="0"/>
+        <w:widowControl/>
+        <w:suppressLineNumbers w:val="0"/>
+        <w:spacing w:beforeAutospacing="1"/>
+        <w:ind w:left="720"/>
+        <w:rPr>
+          <w:rFonts w:hint="default"/>
+          <w:sz w:val="26"/>
+          <w:szCs w:val="26"/>
+          <w:lang w:val="en-US"/>
+        </w:rPr>
+      </w:pPr>
+      <w:r>
+        <w:rPr>
+          <w:b/>
+          <w:bCs/>
+          <w:sz w:val="26"/>
+          <w:szCs w:val="26"/>
+        </w:rPr>
+        <w:t>Load Balancing:</w:t>
+      </w:r>
+      <w:r>
+        <w:rPr>
+          <w:sz w:val="26"/>
+          <w:szCs w:val="26"/>
+        </w:rPr>
+        <w:t xml:space="preserve"> Implementation of a Round-Robin Key Rotation strategy to distribute the workload across multiple accounts, ensuring 24/7 availability.</w:t>
       </w:r>
     </w:p>
     <w:bookmarkEnd w:id="189"/>
@@ -44139,7 +46730,7 @@
                     </pic:cNvPicPr>
                   </pic:nvPicPr>
                   <pic:blipFill>
-                    <a:blip r:embed="rId23"/>
+                    <a:blip r:embed="rId25"/>
                     <a:stretch>
                       <a:fillRect/>
                     </a:stretch>
@@ -44216,8 +46807,8 @@
         </w:rPr>
         <w:fldChar w:fldCharType="end"/>
       </w:r>
-      <w:bookmarkStart w:id="258" w:name="_Toc12475"/>
-      <w:bookmarkStart w:id="259" w:name="_Toc16373"/>
+      <w:bookmarkStart w:id="258" w:name="_Toc16373"/>
+      <w:bookmarkStart w:id="259" w:name="_Toc12475"/>
       <w:r>
         <w:rPr>
           <w:rFonts w:hint="default" w:ascii="Times New Roman" w:hAnsi="Times New Roman" w:cs="Times New Roman"/>
@@ -44251,7 +46842,7 @@
                     </pic:cNvPicPr>
                   </pic:nvPicPr>
                   <pic:blipFill>
-                    <a:blip r:embed="rId24"/>
+                    <a:blip r:embed="rId26"/>
                     <a:stretch>
                       <a:fillRect/>
                     </a:stretch>
@@ -44451,7 +47042,7 @@
                     </pic:cNvPicPr>
                   </pic:nvPicPr>
                   <pic:blipFill>
-                    <a:blip r:embed="rId25"/>
+                    <a:blip r:embed="rId27"/>
                     <a:stretch>
                       <a:fillRect/>
                     </a:stretch>
@@ -44563,7 +47154,7 @@
                     </pic:cNvPicPr>
                   </pic:nvPicPr>
                   <pic:blipFill>
-                    <a:blip r:embed="rId26"/>
+                    <a:blip r:embed="rId28"/>
                     <a:stretch>
                       <a:fillRect/>
                     </a:stretch>
@@ -44640,8 +47231,8 @@
         </w:rPr>
         <w:fldChar w:fldCharType="end"/>
       </w:r>
-      <w:bookmarkStart w:id="265" w:name="_Toc21120"/>
-      <w:bookmarkStart w:id="266" w:name="_Toc23005"/>
+      <w:bookmarkStart w:id="265" w:name="_Toc23005"/>
+      <w:bookmarkStart w:id="266" w:name="_Toc21120"/>
       <w:r>
         <w:rPr>
           <w:rFonts w:hint="default" w:ascii="Times New Roman" w:hAnsi="Times New Roman" w:cs="Times New Roman"/>
@@ -44763,7 +47354,7 @@
                     </pic:cNvPicPr>
                   </pic:nvPicPr>
                   <pic:blipFill>
-                    <a:blip r:embed="rId27"/>
+                    <a:blip r:embed="rId29"/>
                     <a:stretch>
                       <a:fillRect/>
                     </a:stretch>
@@ -44840,8 +47431,8 @@
         </w:rPr>
         <w:fldChar w:fldCharType="end"/>
       </w:r>
-      <w:bookmarkStart w:id="268" w:name="_Toc23083"/>
-      <w:bookmarkStart w:id="269" w:name="_Toc7220"/>
+      <w:bookmarkStart w:id="268" w:name="_Toc7220"/>
+      <w:bookmarkStart w:id="269" w:name="_Toc23083"/>
       <w:r>
         <w:rPr>
           <w:rFonts w:hint="default" w:ascii="Times New Roman" w:hAnsi="Times New Roman" w:cs="Times New Roman"/>
@@ -44963,7 +47554,7 @@
                     </pic:cNvPicPr>
                   </pic:nvPicPr>
                   <pic:blipFill>
-                    <a:blip r:embed="rId28"/>
+                    <a:blip r:embed="rId30"/>
                     <a:stretch>
                       <a:fillRect/>
                     </a:stretch>
@@ -45075,7 +47666,7 @@
                     </pic:cNvPicPr>
                   </pic:nvPicPr>
                   <pic:blipFill>
-                    <a:blip r:embed="rId29"/>
+                    <a:blip r:embed="rId31"/>
                     <a:stretch>
                       <a:fillRect/>
                     </a:stretch>
@@ -45152,8 +47743,8 @@
         </w:rPr>
         <w:fldChar w:fldCharType="end"/>
       </w:r>
-      <w:bookmarkStart w:id="273" w:name="_Toc19107"/>
-      <w:bookmarkStart w:id="274" w:name="_Toc23494"/>
+      <w:bookmarkStart w:id="273" w:name="_Toc23494"/>
+      <w:bookmarkStart w:id="274" w:name="_Toc19107"/>
       <w:r>
         <w:rPr>
           <w:rFonts w:hint="default" w:ascii="Times New Roman" w:hAnsi="Times New Roman" w:cs="Times New Roman"/>
@@ -48170,8 +50761,8 @@
     <w:lsdException w:qFormat="1" w:unhideWhenUsed="0" w:uiPriority="39" w:semiHidden="0" w:name="Table Grid"/>
     <w:lsdException w:uiPriority="0" w:name="Table Theme"/>
     <w:lsdException w:unhideWhenUsed="0" w:uiPriority="60" w:semiHidden="0" w:name="Light Shading"/>
-    <w:lsdException w:qFormat="1" w:unhideWhenUsed="0" w:uiPriority="61" w:semiHidden="0" w:name="Light List"/>
-    <w:lsdException w:qFormat="1" w:unhideWhenUsed="0" w:uiPriority="62" w:semiHidden="0" w:name="Light Grid"/>
+    <w:lsdException w:unhideWhenUsed="0" w:uiPriority="61" w:semiHidden="0" w:name="Light List"/>
+    <w:lsdException w:unhideWhenUsed="0" w:uiPriority="62" w:semiHidden="0" w:name="Light Grid"/>
     <w:lsdException w:unhideWhenUsed="0" w:uiPriority="63" w:semiHidden="0" w:name="Medium Shading 1"/>
     <w:lsdException w:unhideWhenUsed="0" w:uiPriority="64" w:semiHidden="0" w:name="Medium Shading 2"/>
     <w:lsdException w:unhideWhenUsed="0" w:uiPriority="65" w:semiHidden="0" w:name="Medium List 1"/>
@@ -48198,7 +50789,7 @@
     <w:lsdException w:unhideWhenUsed="0" w:uiPriority="72" w:semiHidden="0" w:name="Colorful List Accent 1"/>
     <w:lsdException w:unhideWhenUsed="0" w:uiPriority="73" w:semiHidden="0" w:name="Colorful Grid Accent 1"/>
     <w:lsdException w:unhideWhenUsed="0" w:uiPriority="60" w:semiHidden="0" w:name="Light Shading Accent 2"/>
-    <w:lsdException w:qFormat="1" w:unhideWhenUsed="0" w:uiPriority="61" w:semiHidden="0" w:name="Light List Accent 2"/>
+    <w:lsdException w:unhideWhenUsed="0" w:uiPriority="61" w:semiHidden="0" w:name="Light List Accent 2"/>
     <w:lsdException w:unhideWhenUsed="0" w:uiPriority="62" w:semiHidden="0" w:name="Light Grid Accent 2"/>
     <w:lsdException w:unhideWhenUsed="0" w:uiPriority="63" w:semiHidden="0" w:name="Medium Shading 1 Accent 2"/>
     <w:lsdException w:unhideWhenUsed="0" w:uiPriority="64" w:semiHidden="0" w:name="Medium Shading 2 Accent 2"/>
@@ -48212,7 +50803,7 @@
     <w:lsdException w:unhideWhenUsed="0" w:uiPriority="72" w:semiHidden="0" w:name="Colorful List Accent 2"/>
     <w:lsdException w:unhideWhenUsed="0" w:uiPriority="73" w:semiHidden="0" w:name="Colorful Grid Accent 2"/>
     <w:lsdException w:unhideWhenUsed="0" w:uiPriority="60" w:semiHidden="0" w:name="Light Shading Accent 3"/>
-    <w:lsdException w:qFormat="1" w:unhideWhenUsed="0" w:uiPriority="61" w:semiHidden="0" w:name="Light List Accent 3"/>
+    <w:lsdException w:unhideWhenUsed="0" w:uiPriority="61" w:semiHidden="0" w:name="Light List Accent 3"/>
     <w:lsdException w:unhideWhenUsed="0" w:uiPriority="62" w:semiHidden="0" w:name="Light Grid Accent 3"/>
     <w:lsdException w:unhideWhenUsed="0" w:uiPriority="63" w:semiHidden="0" w:name="Medium Shading 1 Accent 3"/>
     <w:lsdException w:unhideWhenUsed="0" w:uiPriority="64" w:semiHidden="0" w:name="Medium Shading 2 Accent 3"/>
@@ -48226,11 +50817,11 @@
     <w:lsdException w:unhideWhenUsed="0" w:uiPriority="72" w:semiHidden="0" w:name="Colorful List Accent 3"/>
     <w:lsdException w:unhideWhenUsed="0" w:uiPriority="73" w:semiHidden="0" w:name="Colorful Grid Accent 3"/>
     <w:lsdException w:unhideWhenUsed="0" w:uiPriority="60" w:semiHidden="0" w:name="Light Shading Accent 4"/>
-    <w:lsdException w:qFormat="1" w:unhideWhenUsed="0" w:uiPriority="61" w:semiHidden="0" w:name="Light List Accent 4"/>
+    <w:lsdException w:unhideWhenUsed="0" w:uiPriority="61" w:semiHidden="0" w:name="Light List Accent 4"/>
     <w:lsdException w:unhideWhenUsed="0" w:uiPriority="62" w:semiHidden="0" w:name="Light Grid Accent 4"/>
     <w:lsdException w:unhideWhenUsed="0" w:uiPriority="63" w:semiHidden="0" w:name="Medium Shading 1 Accent 4"/>
     <w:lsdException w:unhideWhenUsed="0" w:uiPriority="64" w:semiHidden="0" w:name="Medium Shading 2 Accent 4"/>
-    <w:lsdException w:qFormat="1" w:unhideWhenUsed="0" w:uiPriority="65" w:semiHidden="0" w:name="Medium List 1 Accent 4"/>
+    <w:lsdException w:unhideWhenUsed="0" w:uiPriority="65" w:semiHidden="0" w:name="Medium List 1 Accent 4"/>
     <w:lsdException w:unhideWhenUsed="0" w:uiPriority="66" w:semiHidden="0" w:name="Medium List 2 Accent 4"/>
     <w:lsdException w:unhideWhenUsed="0" w:uiPriority="67" w:semiHidden="0" w:name="Medium Grid 1 Accent 4"/>
     <w:lsdException w:unhideWhenUsed="0" w:uiPriority="68" w:semiHidden="0" w:name="Medium Grid 2 Accent 4"/>
@@ -48239,9 +50830,9 @@
     <w:lsdException w:unhideWhenUsed="0" w:uiPriority="71" w:semiHidden="0" w:name="Colorful Shading Accent 4"/>
     <w:lsdException w:unhideWhenUsed="0" w:uiPriority="72" w:semiHidden="0" w:name="Colorful List Accent 4"/>
     <w:lsdException w:unhideWhenUsed="0" w:uiPriority="73" w:semiHidden="0" w:name="Colorful Grid Accent 4"/>
-    <w:lsdException w:qFormat="1" w:unhideWhenUsed="0" w:uiPriority="60" w:semiHidden="0" w:name="Light Shading Accent 5"/>
-    <w:lsdException w:qFormat="1" w:unhideWhenUsed="0" w:uiPriority="61" w:semiHidden="0" w:name="Light List Accent 5"/>
-    <w:lsdException w:qFormat="1" w:unhideWhenUsed="0" w:uiPriority="62" w:semiHidden="0" w:name="Light Grid Accent 5"/>
+    <w:lsdException w:unhideWhenUsed="0" w:uiPriority="60" w:semiHidden="0" w:name="Light Shading Accent 5"/>
+    <w:lsdException w:unhideWhenUsed="0" w:uiPriority="61" w:semiHidden="0" w:name="Light List Accent 5"/>
+    <w:lsdException w:unhideWhenUsed="0" w:uiPriority="62" w:semiHidden="0" w:name="Light Grid Accent 5"/>
     <w:lsdException w:unhideWhenUsed="0" w:uiPriority="63" w:semiHidden="0" w:name="Medium Shading 1 Accent 5"/>
     <w:lsdException w:unhideWhenUsed="0" w:uiPriority="64" w:semiHidden="0" w:name="Medium Shading 2 Accent 5"/>
     <w:lsdException w:unhideWhenUsed="0" w:uiPriority="65" w:semiHidden="0" w:name="Medium List 1 Accent 5"/>
@@ -48253,7 +50844,7 @@
     <w:lsdException w:unhideWhenUsed="0" w:uiPriority="71" w:semiHidden="0" w:name="Colorful Shading Accent 5"/>
     <w:lsdException w:unhideWhenUsed="0" w:uiPriority="72" w:semiHidden="0" w:name="Colorful List Accent 5"/>
     <w:lsdException w:unhideWhenUsed="0" w:uiPriority="73" w:semiHidden="0" w:name="Colorful Grid Accent 5"/>
-    <w:lsdException w:qFormat="1" w:unhideWhenUsed="0" w:uiPriority="60" w:semiHidden="0" w:name="Light Shading Accent 6"/>
+    <w:lsdException w:unhideWhenUsed="0" w:uiPriority="60" w:semiHidden="0" w:name="Light Shading Accent 6"/>
     <w:lsdException w:unhideWhenUsed="0" w:uiPriority="61" w:semiHidden="0" w:name="Light List Accent 6"/>
     <w:lsdException w:unhideWhenUsed="0" w:uiPriority="62" w:semiHidden="0" w:name="Light Grid Accent 6"/>
     <w:lsdException w:unhideWhenUsed="0" w:uiPriority="63" w:semiHidden="0" w:name="Medium Shading 1 Accent 6"/>

--- a/DUANCNTT_Editing.docx
+++ b/DUANCNTT_Editing.docx
@@ -694,7 +694,7 @@
           <w:color w:val="000000"/>
         </w:rPr>
       </w:pPr>
-      <w:bookmarkStart w:id="3" w:name="_Toc28994"/>
+      <w:bookmarkStart w:id="3" w:name="_Toc12326"/>
       <w:r>
         <w:rPr>
           <w:rFonts w:ascii="Times New Roman" w:hAnsi="Times New Roman" w:cs="Times New Roman"/>
@@ -715,6 +715,7 @@
           <w:right w:val="none" w:color="000000" w:sz="0" w:space="0"/>
           <w:between w:val="none" w:color="000000" w:sz="0" w:space="0"/>
         </w:pBdr>
+        <w:ind w:left="0" w:leftChars="0" w:firstLine="780" w:firstLineChars="300"/>
         <w:jc w:val="left"/>
         <w:rPr>
           <w:rFonts w:eastAsia="Arial"/>
@@ -744,6 +745,7 @@
     <w:p>
       <w:pPr>
         <w:spacing w:before="120"/>
+        <w:ind w:left="0" w:leftChars="0" w:firstLine="780" w:firstLineChars="300"/>
         <w:jc w:val="left"/>
         <w:rPr>
           <w:rFonts w:eastAsia="Arial"/>
@@ -801,7 +803,7 @@
           <w:rFonts w:ascii="Times New Roman" w:hAnsi="Times New Roman" w:cs="Times New Roman"/>
         </w:rPr>
       </w:pPr>
-      <w:bookmarkStart w:id="8" w:name="_Toc11577"/>
+      <w:bookmarkStart w:id="8" w:name="_Toc18800"/>
       <w:r>
         <w:rPr>
           <w:rFonts w:ascii="Times New Roman" w:hAnsi="Times New Roman" w:cs="Times New Roman"/>
@@ -822,9 +824,9 @@
       </w:pPr>
       <w:bookmarkStart w:id="9" w:name="_30j0zll" w:colFirst="0" w:colLast="0"/>
       <w:bookmarkEnd w:id="9"/>
-      <w:bookmarkStart w:id="10" w:name="_Toc24481"/>
-      <w:bookmarkStart w:id="11" w:name="_Toc12390"/>
-      <w:bookmarkStart w:id="12" w:name="_Toc29049"/>
+      <w:bookmarkStart w:id="10" w:name="_Toc12390"/>
+      <w:bookmarkStart w:id="11" w:name="_Toc29049"/>
+      <w:bookmarkStart w:id="12" w:name="_Toc23069"/>
       <w:r>
         <w:rPr>
           <w:rFonts w:ascii="Times New Roman" w:hAnsi="Times New Roman" w:cs="Times New Roman"/>
@@ -844,6 +846,7 @@
           <w:right w:val="none" w:color="000000" w:sz="0" w:space="0"/>
           <w:between w:val="none" w:color="000000" w:sz="0" w:space="0"/>
         </w:pBdr>
+        <w:ind w:left="0" w:leftChars="0" w:firstLine="780" w:firstLineChars="300"/>
         <w:jc w:val="left"/>
         <w:rPr>
           <w:rFonts w:eastAsia="Arial"/>
@@ -885,6 +888,7 @@
           <w:right w:val="none" w:color="000000" w:sz="0" w:space="0"/>
           <w:between w:val="none" w:color="000000" w:sz="0" w:space="0"/>
         </w:pBdr>
+        <w:ind w:left="0" w:leftChars="0" w:firstLine="780" w:firstLineChars="300"/>
         <w:jc w:val="left"/>
         <w:rPr>
           <w:rFonts w:eastAsia="Arial"/>
@@ -906,6 +910,7 @@
           <w:right w:val="none" w:color="000000" w:sz="0" w:space="0"/>
           <w:between w:val="none" w:color="000000" w:sz="0" w:space="0"/>
         </w:pBdr>
+        <w:ind w:left="0" w:leftChars="0" w:firstLine="780" w:firstLineChars="300"/>
         <w:jc w:val="left"/>
         <w:rPr>
           <w:rFonts w:eastAsia="Arial"/>
@@ -962,6 +967,8 @@
           <w:szCs w:val="32"/>
         </w:rPr>
       </w:pPr>
+      <w:bookmarkStart w:id="311" w:name="_GoBack"/>
+      <w:bookmarkEnd w:id="311"/>
       <w:r>
         <w:rPr>
           <w:rFonts w:eastAsia="Arial"/>
@@ -1067,7 +1074,7 @@
       <w:bookmarkStart w:id="13" w:name="_1fob9te" w:colFirst="0" w:colLast="0"/>
       <w:bookmarkEnd w:id="13"/>
       <w:bookmarkStart w:id="14" w:name="_Toc19411"/>
-      <w:bookmarkStart w:id="15" w:name="_Toc21169"/>
+      <w:bookmarkStart w:id="15" w:name="_Toc22839"/>
       <w:r>
         <w:rPr>
           <w:rFonts w:ascii="Times New Roman" w:hAnsi="Times New Roman" w:cs="Times New Roman"/>
@@ -1079,6 +1086,7 @@
     </w:p>
     <w:p>
       <w:pPr>
+        <w:ind w:left="0" w:leftChars="0" w:firstLine="780" w:firstLineChars="300"/>
         <w:jc w:val="left"/>
         <w:rPr>
           <w:rFonts w:eastAsia="Arial"/>
@@ -1095,6 +1103,7 @@
     </w:p>
     <w:p>
       <w:pPr>
+        <w:ind w:left="0" w:leftChars="0" w:firstLine="780" w:firstLineChars="300"/>
         <w:jc w:val="left"/>
         <w:rPr>
           <w:rFonts w:eastAsia="Arial"/>
@@ -1111,6 +1120,7 @@
     </w:p>
     <w:p>
       <w:pPr>
+        <w:ind w:left="0" w:leftChars="0" w:firstLine="780" w:firstLineChars="300"/>
         <w:jc w:val="left"/>
         <w:rPr>
           <w:rFonts w:eastAsia="Arial"/>
@@ -1152,8 +1162,8 @@
           <w:rFonts w:ascii="Times New Roman" w:hAnsi="Times New Roman" w:cs="Times New Roman"/>
         </w:rPr>
       </w:pPr>
-      <w:bookmarkStart w:id="16" w:name="_Toc25371"/>
-      <w:bookmarkStart w:id="17" w:name="_Toc15347"/>
+      <w:bookmarkStart w:id="16" w:name="_Toc15347"/>
+      <w:bookmarkStart w:id="17" w:name="_Toc17269"/>
       <w:r>
         <w:rPr>
           <w:rFonts w:ascii="Times New Roman" w:hAnsi="Times New Roman" w:cs="Times New Roman"/>
@@ -1238,7 +1248,7 @@
               <w:rFonts w:hint="default" w:ascii="Times New Roman" w:hAnsi="Times New Roman" w:cs="Times New Roman"/>
               <w:szCs w:val="26"/>
             </w:rPr>
-            <w:instrText xml:space="preserve"> HYPERLINK \l _Toc28994 </w:instrText>
+            <w:instrText xml:space="preserve"> HYPERLINK \l _Toc12326 </w:instrText>
           </w:r>
           <w:r>
             <w:rPr>
@@ -1260,7 +1270,7 @@
             <w:fldChar w:fldCharType="begin"/>
           </w:r>
           <w:r>
-            <w:instrText xml:space="preserve"> PAGEREF _Toc28994 \h </w:instrText>
+            <w:instrText xml:space="preserve"> PAGEREF _Toc12326 \h </w:instrText>
           </w:r>
           <w:r>
             <w:fldChar w:fldCharType="separate"/>
@@ -1299,7 +1309,7 @@
               <w:rFonts w:hint="default" w:ascii="Times New Roman" w:hAnsi="Times New Roman" w:cs="Times New Roman"/>
               <w:szCs w:val="26"/>
             </w:rPr>
-            <w:instrText xml:space="preserve"> HYPERLINK \l _Toc11577 </w:instrText>
+            <w:instrText xml:space="preserve"> HYPERLINK \l _Toc18800 </w:instrText>
           </w:r>
           <w:r>
             <w:rPr>
@@ -1321,7 +1331,7 @@
             <w:fldChar w:fldCharType="begin"/>
           </w:r>
           <w:r>
-            <w:instrText xml:space="preserve"> PAGEREF _Toc11577 \h </w:instrText>
+            <w:instrText xml:space="preserve"> PAGEREF _Toc18800 \h </w:instrText>
           </w:r>
           <w:r>
             <w:fldChar w:fldCharType="separate"/>
@@ -1360,7 +1370,7 @@
               <w:rFonts w:hint="default" w:ascii="Times New Roman" w:hAnsi="Times New Roman" w:cs="Times New Roman"/>
               <w:szCs w:val="26"/>
             </w:rPr>
-            <w:instrText xml:space="preserve"> HYPERLINK \l _Toc24481 </w:instrText>
+            <w:instrText xml:space="preserve"> HYPERLINK \l _Toc23069 </w:instrText>
           </w:r>
           <w:r>
             <w:rPr>
@@ -1382,7 +1392,7 @@
             <w:fldChar w:fldCharType="begin"/>
           </w:r>
           <w:r>
-            <w:instrText xml:space="preserve"> PAGEREF _Toc24481 \h </w:instrText>
+            <w:instrText xml:space="preserve"> PAGEREF _Toc23069 \h </w:instrText>
           </w:r>
           <w:r>
             <w:fldChar w:fldCharType="separate"/>
@@ -1421,7 +1431,7 @@
               <w:rFonts w:hint="default" w:ascii="Times New Roman" w:hAnsi="Times New Roman" w:cs="Times New Roman"/>
               <w:szCs w:val="26"/>
             </w:rPr>
-            <w:instrText xml:space="preserve"> HYPERLINK \l _Toc21169 </w:instrText>
+            <w:instrText xml:space="preserve"> HYPERLINK \l _Toc22839 </w:instrText>
           </w:r>
           <w:r>
             <w:rPr>
@@ -1443,7 +1453,7 @@
             <w:fldChar w:fldCharType="begin"/>
           </w:r>
           <w:r>
-            <w:instrText xml:space="preserve"> PAGEREF _Toc21169 \h </w:instrText>
+            <w:instrText xml:space="preserve"> PAGEREF _Toc22839 \h </w:instrText>
           </w:r>
           <w:r>
             <w:fldChar w:fldCharType="separate"/>
@@ -1482,7 +1492,7 @@
               <w:rFonts w:hint="default" w:ascii="Times New Roman" w:hAnsi="Times New Roman" w:cs="Times New Roman"/>
               <w:szCs w:val="26"/>
             </w:rPr>
-            <w:instrText xml:space="preserve"> HYPERLINK \l _Toc25371 </w:instrText>
+            <w:instrText xml:space="preserve"> HYPERLINK \l _Toc17269 </w:instrText>
           </w:r>
           <w:r>
             <w:rPr>
@@ -1504,7 +1514,7 @@
             <w:fldChar w:fldCharType="begin"/>
           </w:r>
           <w:r>
-            <w:instrText xml:space="preserve"> PAGEREF _Toc25371 \h </w:instrText>
+            <w:instrText xml:space="preserve"> PAGEREF _Toc17269 \h </w:instrText>
           </w:r>
           <w:r>
             <w:fldChar w:fldCharType="separate"/>
@@ -1543,7 +1553,7 @@
               <w:rFonts w:hint="default" w:ascii="Times New Roman" w:hAnsi="Times New Roman" w:cs="Times New Roman"/>
               <w:szCs w:val="26"/>
             </w:rPr>
-            <w:instrText xml:space="preserve"> HYPERLINK \l _Toc7103 </w:instrText>
+            <w:instrText xml:space="preserve"> HYPERLINK \l _Toc7501 </w:instrText>
           </w:r>
           <w:r>
             <w:rPr>
@@ -1565,7 +1575,7 @@
             <w:fldChar w:fldCharType="begin"/>
           </w:r>
           <w:r>
-            <w:instrText xml:space="preserve"> PAGEREF _Toc7103 \h </w:instrText>
+            <w:instrText xml:space="preserve"> PAGEREF _Toc7501 \h </w:instrText>
           </w:r>
           <w:r>
             <w:fldChar w:fldCharType="separate"/>
@@ -1604,7 +1614,7 @@
               <w:rFonts w:hint="default" w:ascii="Times New Roman" w:hAnsi="Times New Roman" w:cs="Times New Roman"/>
               <w:szCs w:val="26"/>
             </w:rPr>
-            <w:instrText xml:space="preserve"> HYPERLINK \l _Toc29 </w:instrText>
+            <w:instrText xml:space="preserve"> HYPERLINK \l _Toc6271 </w:instrText>
           </w:r>
           <w:r>
             <w:rPr>
@@ -1627,7 +1637,7 @@
             <w:fldChar w:fldCharType="begin"/>
           </w:r>
           <w:r>
-            <w:instrText xml:space="preserve"> PAGEREF _Toc29 \h </w:instrText>
+            <w:instrText xml:space="preserve"> PAGEREF _Toc6271 \h </w:instrText>
           </w:r>
           <w:r>
             <w:fldChar w:fldCharType="separate"/>
@@ -1666,7 +1676,7 @@
               <w:rFonts w:hint="default" w:ascii="Times New Roman" w:hAnsi="Times New Roman" w:cs="Times New Roman"/>
               <w:szCs w:val="26"/>
             </w:rPr>
-            <w:instrText xml:space="preserve"> HYPERLINK \l _Toc1109 </w:instrText>
+            <w:instrText xml:space="preserve"> HYPERLINK \l _Toc21866 </w:instrText>
           </w:r>
           <w:r>
             <w:rPr>
@@ -1688,7 +1698,7 @@
             <w:fldChar w:fldCharType="begin"/>
           </w:r>
           <w:r>
-            <w:instrText xml:space="preserve"> PAGEREF _Toc1109 \h </w:instrText>
+            <w:instrText xml:space="preserve"> PAGEREF _Toc21866 \h </w:instrText>
           </w:r>
           <w:r>
             <w:fldChar w:fldCharType="separate"/>
@@ -1727,7 +1737,7 @@
               <w:rFonts w:hint="default" w:ascii="Times New Roman" w:hAnsi="Times New Roman" w:cs="Times New Roman"/>
               <w:szCs w:val="26"/>
             </w:rPr>
-            <w:instrText xml:space="preserve"> HYPERLINK \l _Toc3873 </w:instrText>
+            <w:instrText xml:space="preserve"> HYPERLINK \l _Toc30998 </w:instrText>
           </w:r>
           <w:r>
             <w:rPr>
@@ -1740,7 +1750,7 @@
             <w:rPr>
               <w:rFonts w:ascii="Times New Roman" w:hAnsi="Times New Roman" w:cs="Times New Roman"/>
             </w:rPr>
-            <w:t>CHAPTER 1: INTRODUCTION</w:t>
+            <w:t>CHAPTER 1 INTRODUCTION</w:t>
           </w:r>
           <w:r>
             <w:tab/>
@@ -1749,7 +1759,7 @@
             <w:fldChar w:fldCharType="begin"/>
           </w:r>
           <w:r>
-            <w:instrText xml:space="preserve"> PAGEREF _Toc3873 \h </w:instrText>
+            <w:instrText xml:space="preserve"> PAGEREF _Toc30998 \h </w:instrText>
           </w:r>
           <w:r>
             <w:fldChar w:fldCharType="separate"/>
@@ -1788,7 +1798,7 @@
               <w:rFonts w:hint="default" w:ascii="Times New Roman" w:hAnsi="Times New Roman" w:cs="Times New Roman"/>
               <w:szCs w:val="26"/>
             </w:rPr>
-            <w:instrText xml:space="preserve"> HYPERLINK \l _Toc26131 </w:instrText>
+            <w:instrText xml:space="preserve"> HYPERLINK \l _Toc3321 </w:instrText>
           </w:r>
           <w:r>
             <w:rPr>
@@ -1813,7 +1823,7 @@
             <w:fldChar w:fldCharType="begin"/>
           </w:r>
           <w:r>
-            <w:instrText xml:space="preserve"> PAGEREF _Toc26131 \h </w:instrText>
+            <w:instrText xml:space="preserve"> PAGEREF _Toc3321 \h </w:instrText>
           </w:r>
           <w:r>
             <w:fldChar w:fldCharType="separate"/>
@@ -1852,7 +1862,7 @@
               <w:rFonts w:hint="default" w:ascii="Times New Roman" w:hAnsi="Times New Roman" w:cs="Times New Roman"/>
               <w:szCs w:val="26"/>
             </w:rPr>
-            <w:instrText xml:space="preserve"> HYPERLINK \l _Toc557 </w:instrText>
+            <w:instrText xml:space="preserve"> HYPERLINK \l _Toc27149 </w:instrText>
           </w:r>
           <w:r>
             <w:rPr>
@@ -1877,7 +1887,7 @@
             <w:fldChar w:fldCharType="begin"/>
           </w:r>
           <w:r>
-            <w:instrText xml:space="preserve"> PAGEREF _Toc557 \h </w:instrText>
+            <w:instrText xml:space="preserve"> PAGEREF _Toc27149 \h </w:instrText>
           </w:r>
           <w:r>
             <w:fldChar w:fldCharType="separate"/>
@@ -1916,7 +1926,7 @@
               <w:rFonts w:hint="default" w:ascii="Times New Roman" w:hAnsi="Times New Roman" w:cs="Times New Roman"/>
               <w:szCs w:val="26"/>
             </w:rPr>
-            <w:instrText xml:space="preserve"> HYPERLINK \l _Toc30269 </w:instrText>
+            <w:instrText xml:space="preserve"> HYPERLINK \l _Toc2125 </w:instrText>
           </w:r>
           <w:r>
             <w:rPr>
@@ -1935,7 +1945,7 @@
             <w:fldChar w:fldCharType="begin"/>
           </w:r>
           <w:r>
-            <w:instrText xml:space="preserve"> PAGEREF _Toc30269 \h </w:instrText>
+            <w:instrText xml:space="preserve"> PAGEREF _Toc2125 \h </w:instrText>
           </w:r>
           <w:r>
             <w:fldChar w:fldCharType="separate"/>
@@ -1974,7 +1984,7 @@
               <w:rFonts w:hint="default" w:ascii="Times New Roman" w:hAnsi="Times New Roman" w:cs="Times New Roman"/>
               <w:szCs w:val="26"/>
             </w:rPr>
-            <w:instrText xml:space="preserve"> HYPERLINK \l _Toc32612 </w:instrText>
+            <w:instrText xml:space="preserve"> HYPERLINK \l _Toc19978 </w:instrText>
           </w:r>
           <w:r>
             <w:rPr>
@@ -1996,7 +2006,7 @@
             <w:fldChar w:fldCharType="begin"/>
           </w:r>
           <w:r>
-            <w:instrText xml:space="preserve"> PAGEREF _Toc32612 \h </w:instrText>
+            <w:instrText xml:space="preserve"> PAGEREF _Toc19978 \h </w:instrText>
           </w:r>
           <w:r>
             <w:fldChar w:fldCharType="separate"/>
@@ -2035,7 +2045,7 @@
               <w:rFonts w:hint="default" w:ascii="Times New Roman" w:hAnsi="Times New Roman" w:cs="Times New Roman"/>
               <w:szCs w:val="26"/>
             </w:rPr>
-            <w:instrText xml:space="preserve"> HYPERLINK \l _Toc14483 </w:instrText>
+            <w:instrText xml:space="preserve"> HYPERLINK \l _Toc6281 </w:instrText>
           </w:r>
           <w:r>
             <w:rPr>
@@ -2054,7 +2064,7 @@
             <w:fldChar w:fldCharType="begin"/>
           </w:r>
           <w:r>
-            <w:instrText xml:space="preserve"> PAGEREF _Toc14483 \h </w:instrText>
+            <w:instrText xml:space="preserve"> PAGEREF _Toc6281 \h </w:instrText>
           </w:r>
           <w:r>
             <w:fldChar w:fldCharType="separate"/>
@@ -2093,7 +2103,7 @@
               <w:rFonts w:hint="default" w:ascii="Times New Roman" w:hAnsi="Times New Roman" w:cs="Times New Roman"/>
               <w:szCs w:val="26"/>
             </w:rPr>
-            <w:instrText xml:space="preserve"> HYPERLINK \l _Toc16652 </w:instrText>
+            <w:instrText xml:space="preserve"> HYPERLINK \l _Toc11862 </w:instrText>
           </w:r>
           <w:r>
             <w:rPr>
@@ -2112,7 +2122,7 @@
             <w:fldChar w:fldCharType="begin"/>
           </w:r>
           <w:r>
-            <w:instrText xml:space="preserve"> PAGEREF _Toc16652 \h </w:instrText>
+            <w:instrText xml:space="preserve"> PAGEREF _Toc11862 \h </w:instrText>
           </w:r>
           <w:r>
             <w:fldChar w:fldCharType="separate"/>
@@ -2151,7 +2161,7 @@
               <w:rFonts w:hint="default" w:ascii="Times New Roman" w:hAnsi="Times New Roman" w:cs="Times New Roman"/>
               <w:szCs w:val="26"/>
             </w:rPr>
-            <w:instrText xml:space="preserve"> HYPERLINK \l _Toc13764 </w:instrText>
+            <w:instrText xml:space="preserve"> HYPERLINK \l _Toc29634 </w:instrText>
           </w:r>
           <w:r>
             <w:rPr>
@@ -2170,7 +2180,7 @@
             <w:fldChar w:fldCharType="begin"/>
           </w:r>
           <w:r>
-            <w:instrText xml:space="preserve"> PAGEREF _Toc13764 \h </w:instrText>
+            <w:instrText xml:space="preserve"> PAGEREF _Toc29634 \h </w:instrText>
           </w:r>
           <w:r>
             <w:fldChar w:fldCharType="separate"/>
@@ -2209,7 +2219,7 @@
               <w:rFonts w:hint="default" w:ascii="Times New Roman" w:hAnsi="Times New Roman" w:cs="Times New Roman"/>
               <w:szCs w:val="26"/>
             </w:rPr>
-            <w:instrText xml:space="preserve"> HYPERLINK \l _Toc28327 </w:instrText>
+            <w:instrText xml:space="preserve"> HYPERLINK \l _Toc6903 </w:instrText>
           </w:r>
           <w:r>
             <w:rPr>
@@ -2231,7 +2241,7 @@
             <w:fldChar w:fldCharType="begin"/>
           </w:r>
           <w:r>
-            <w:instrText xml:space="preserve"> PAGEREF _Toc28327 \h </w:instrText>
+            <w:instrText xml:space="preserve"> PAGEREF _Toc6903 \h </w:instrText>
           </w:r>
           <w:r>
             <w:fldChar w:fldCharType="separate"/>
@@ -2270,7 +2280,7 @@
               <w:rFonts w:hint="default" w:ascii="Times New Roman" w:hAnsi="Times New Roman" w:cs="Times New Roman"/>
               <w:szCs w:val="26"/>
             </w:rPr>
-            <w:instrText xml:space="preserve"> HYPERLINK \l _Toc31372 </w:instrText>
+            <w:instrText xml:space="preserve"> HYPERLINK \l _Toc23324 </w:instrText>
           </w:r>
           <w:r>
             <w:rPr>
@@ -2289,7 +2299,7 @@
             <w:fldChar w:fldCharType="begin"/>
           </w:r>
           <w:r>
-            <w:instrText xml:space="preserve"> PAGEREF _Toc31372 \h </w:instrText>
+            <w:instrText xml:space="preserve"> PAGEREF _Toc23324 \h </w:instrText>
           </w:r>
           <w:r>
             <w:fldChar w:fldCharType="separate"/>
@@ -2328,7 +2338,7 @@
               <w:rFonts w:hint="default" w:ascii="Times New Roman" w:hAnsi="Times New Roman" w:cs="Times New Roman"/>
               <w:szCs w:val="26"/>
             </w:rPr>
-            <w:instrText xml:space="preserve"> HYPERLINK \l _Toc32 </w:instrText>
+            <w:instrText xml:space="preserve"> HYPERLINK \l _Toc25809 </w:instrText>
           </w:r>
           <w:r>
             <w:rPr>
@@ -2347,7 +2357,7 @@
             <w:fldChar w:fldCharType="begin"/>
           </w:r>
           <w:r>
-            <w:instrText xml:space="preserve"> PAGEREF _Toc32 \h </w:instrText>
+            <w:instrText xml:space="preserve"> PAGEREF _Toc25809 \h </w:instrText>
           </w:r>
           <w:r>
             <w:fldChar w:fldCharType="separate"/>
@@ -2386,7 +2396,7 @@
               <w:rFonts w:hint="default" w:ascii="Times New Roman" w:hAnsi="Times New Roman" w:cs="Times New Roman"/>
               <w:szCs w:val="26"/>
             </w:rPr>
-            <w:instrText xml:space="preserve"> HYPERLINK \l _Toc19655 </w:instrText>
+            <w:instrText xml:space="preserve"> HYPERLINK \l _Toc26360 </w:instrText>
           </w:r>
           <w:r>
             <w:rPr>
@@ -2405,7 +2415,7 @@
             <w:fldChar w:fldCharType="begin"/>
           </w:r>
           <w:r>
-            <w:instrText xml:space="preserve"> PAGEREF _Toc19655 \h </w:instrText>
+            <w:instrText xml:space="preserve"> PAGEREF _Toc26360 \h </w:instrText>
           </w:r>
           <w:r>
             <w:fldChar w:fldCharType="separate"/>
@@ -2444,7 +2454,7 @@
               <w:rFonts w:hint="default" w:ascii="Times New Roman" w:hAnsi="Times New Roman" w:cs="Times New Roman"/>
               <w:szCs w:val="26"/>
             </w:rPr>
-            <w:instrText xml:space="preserve"> HYPERLINK \l _Toc796 </w:instrText>
+            <w:instrText xml:space="preserve"> HYPERLINK \l _Toc18852 </w:instrText>
           </w:r>
           <w:r>
             <w:rPr>
@@ -2463,7 +2473,7 @@
             <w:fldChar w:fldCharType="begin"/>
           </w:r>
           <w:r>
-            <w:instrText xml:space="preserve"> PAGEREF _Toc796 \h </w:instrText>
+            <w:instrText xml:space="preserve"> PAGEREF _Toc18852 \h </w:instrText>
           </w:r>
           <w:r>
             <w:fldChar w:fldCharType="separate"/>
@@ -2502,7 +2512,7 @@
               <w:rFonts w:hint="default" w:ascii="Times New Roman" w:hAnsi="Times New Roman" w:cs="Times New Roman"/>
               <w:szCs w:val="26"/>
             </w:rPr>
-            <w:instrText xml:space="preserve"> HYPERLINK \l _Toc11763 </w:instrText>
+            <w:instrText xml:space="preserve"> HYPERLINK \l _Toc20843 </w:instrText>
           </w:r>
           <w:r>
             <w:rPr>
@@ -2521,7 +2531,7 @@
             <w:fldChar w:fldCharType="begin"/>
           </w:r>
           <w:r>
-            <w:instrText xml:space="preserve"> PAGEREF _Toc11763 \h </w:instrText>
+            <w:instrText xml:space="preserve"> PAGEREF _Toc20843 \h </w:instrText>
           </w:r>
           <w:r>
             <w:fldChar w:fldCharType="separate"/>
@@ -2560,7 +2570,7 @@
               <w:rFonts w:hint="default" w:ascii="Times New Roman" w:hAnsi="Times New Roman" w:cs="Times New Roman"/>
               <w:szCs w:val="26"/>
             </w:rPr>
-            <w:instrText xml:space="preserve"> HYPERLINK \l _Toc7133 </w:instrText>
+            <w:instrText xml:space="preserve"> HYPERLINK \l _Toc10526 </w:instrText>
           </w:r>
           <w:r>
             <w:rPr>
@@ -2579,7 +2589,7 @@
             <w:fldChar w:fldCharType="begin"/>
           </w:r>
           <w:r>
-            <w:instrText xml:space="preserve"> PAGEREF _Toc7133 \h </w:instrText>
+            <w:instrText xml:space="preserve"> PAGEREF _Toc10526 \h </w:instrText>
           </w:r>
           <w:r>
             <w:fldChar w:fldCharType="separate"/>
@@ -2618,7 +2628,7 @@
               <w:rFonts w:hint="default" w:ascii="Times New Roman" w:hAnsi="Times New Roman" w:cs="Times New Roman"/>
               <w:szCs w:val="26"/>
             </w:rPr>
-            <w:instrText xml:space="preserve"> HYPERLINK \l _Toc16126 </w:instrText>
+            <w:instrText xml:space="preserve"> HYPERLINK \l _Toc21342 </w:instrText>
           </w:r>
           <w:r>
             <w:rPr>
@@ -2637,7 +2647,7 @@
             <w:fldChar w:fldCharType="begin"/>
           </w:r>
           <w:r>
-            <w:instrText xml:space="preserve"> PAGEREF _Toc16126 \h </w:instrText>
+            <w:instrText xml:space="preserve"> PAGEREF _Toc21342 \h </w:instrText>
           </w:r>
           <w:r>
             <w:fldChar w:fldCharType="separate"/>
@@ -2676,7 +2686,7 @@
               <w:rFonts w:hint="default" w:ascii="Times New Roman" w:hAnsi="Times New Roman" w:cs="Times New Roman"/>
               <w:szCs w:val="26"/>
             </w:rPr>
-            <w:instrText xml:space="preserve"> HYPERLINK \l _Toc9838 </w:instrText>
+            <w:instrText xml:space="preserve"> HYPERLINK \l _Toc28322 </w:instrText>
           </w:r>
           <w:r>
             <w:rPr>
@@ -2695,7 +2705,7 @@
             <w:fldChar w:fldCharType="begin"/>
           </w:r>
           <w:r>
-            <w:instrText xml:space="preserve"> PAGEREF _Toc9838 \h </w:instrText>
+            <w:instrText xml:space="preserve"> PAGEREF _Toc28322 \h </w:instrText>
           </w:r>
           <w:r>
             <w:fldChar w:fldCharType="separate"/>
@@ -2734,7 +2744,7 @@
               <w:rFonts w:hint="default" w:ascii="Times New Roman" w:hAnsi="Times New Roman" w:cs="Times New Roman"/>
               <w:szCs w:val="26"/>
             </w:rPr>
-            <w:instrText xml:space="preserve"> HYPERLINK \l _Toc30550 </w:instrText>
+            <w:instrText xml:space="preserve"> HYPERLINK \l _Toc17552 </w:instrText>
           </w:r>
           <w:r>
             <w:rPr>
@@ -2753,7 +2763,7 @@
             <w:fldChar w:fldCharType="begin"/>
           </w:r>
           <w:r>
-            <w:instrText xml:space="preserve"> PAGEREF _Toc30550 \h </w:instrText>
+            <w:instrText xml:space="preserve"> PAGEREF _Toc17552 \h </w:instrText>
           </w:r>
           <w:r>
             <w:fldChar w:fldCharType="separate"/>
@@ -2792,7 +2802,7 @@
               <w:rFonts w:hint="default" w:ascii="Times New Roman" w:hAnsi="Times New Roman" w:cs="Times New Roman"/>
               <w:szCs w:val="26"/>
             </w:rPr>
-            <w:instrText xml:space="preserve"> HYPERLINK \l _Toc16871 </w:instrText>
+            <w:instrText xml:space="preserve"> HYPERLINK \l _Toc1861 </w:instrText>
           </w:r>
           <w:r>
             <w:rPr>
@@ -2811,7 +2821,7 @@
             <w:fldChar w:fldCharType="begin"/>
           </w:r>
           <w:r>
-            <w:instrText xml:space="preserve"> PAGEREF _Toc16871 \h </w:instrText>
+            <w:instrText xml:space="preserve"> PAGEREF _Toc1861 \h </w:instrText>
           </w:r>
           <w:r>
             <w:fldChar w:fldCharType="separate"/>
@@ -2850,7 +2860,7 @@
               <w:rFonts w:hint="default" w:ascii="Times New Roman" w:hAnsi="Times New Roman" w:cs="Times New Roman"/>
               <w:szCs w:val="26"/>
             </w:rPr>
-            <w:instrText xml:space="preserve"> HYPERLINK \l _Toc29068 </w:instrText>
+            <w:instrText xml:space="preserve"> HYPERLINK \l _Toc32410 </w:instrText>
           </w:r>
           <w:r>
             <w:rPr>
@@ -2869,7 +2879,7 @@
             <w:fldChar w:fldCharType="begin"/>
           </w:r>
           <w:r>
-            <w:instrText xml:space="preserve"> PAGEREF _Toc29068 \h </w:instrText>
+            <w:instrText xml:space="preserve"> PAGEREF _Toc32410 \h </w:instrText>
           </w:r>
           <w:r>
             <w:fldChar w:fldCharType="separate"/>
@@ -2908,7 +2918,7 @@
               <w:rFonts w:hint="default" w:ascii="Times New Roman" w:hAnsi="Times New Roman" w:cs="Times New Roman"/>
               <w:szCs w:val="26"/>
             </w:rPr>
-            <w:instrText xml:space="preserve"> HYPERLINK \l _Toc7940 </w:instrText>
+            <w:instrText xml:space="preserve"> HYPERLINK \l _Toc29551 </w:instrText>
           </w:r>
           <w:r>
             <w:rPr>
@@ -2927,7 +2937,7 @@
             <w:fldChar w:fldCharType="begin"/>
           </w:r>
           <w:r>
-            <w:instrText xml:space="preserve"> PAGEREF _Toc7940 \h </w:instrText>
+            <w:instrText xml:space="preserve"> PAGEREF _Toc29551 \h </w:instrText>
           </w:r>
           <w:r>
             <w:fldChar w:fldCharType="separate"/>
@@ -2966,7 +2976,7 @@
               <w:rFonts w:hint="default" w:ascii="Times New Roman" w:hAnsi="Times New Roman" w:cs="Times New Roman"/>
               <w:szCs w:val="26"/>
             </w:rPr>
-            <w:instrText xml:space="preserve"> HYPERLINK \l _Toc25105 </w:instrText>
+            <w:instrText xml:space="preserve"> HYPERLINK \l _Toc30953 </w:instrText>
           </w:r>
           <w:r>
             <w:rPr>
@@ -2985,7 +2995,7 @@
             <w:fldChar w:fldCharType="begin"/>
           </w:r>
           <w:r>
-            <w:instrText xml:space="preserve"> PAGEREF _Toc25105 \h </w:instrText>
+            <w:instrText xml:space="preserve"> PAGEREF _Toc30953 \h </w:instrText>
           </w:r>
           <w:r>
             <w:fldChar w:fldCharType="separate"/>
@@ -3024,7 +3034,7 @@
               <w:rFonts w:hint="default" w:ascii="Times New Roman" w:hAnsi="Times New Roman" w:cs="Times New Roman"/>
               <w:szCs w:val="26"/>
             </w:rPr>
-            <w:instrText xml:space="preserve"> HYPERLINK \l _Toc29814 </w:instrText>
+            <w:instrText xml:space="preserve"> HYPERLINK \l _Toc8000 </w:instrText>
           </w:r>
           <w:r>
             <w:rPr>
@@ -3043,7 +3053,7 @@
             <w:fldChar w:fldCharType="begin"/>
           </w:r>
           <w:r>
-            <w:instrText xml:space="preserve"> PAGEREF _Toc29814 \h </w:instrText>
+            <w:instrText xml:space="preserve"> PAGEREF _Toc8000 \h </w:instrText>
           </w:r>
           <w:r>
             <w:fldChar w:fldCharType="separate"/>
@@ -3082,7 +3092,7 @@
               <w:rFonts w:hint="default" w:ascii="Times New Roman" w:hAnsi="Times New Roman" w:cs="Times New Roman"/>
               <w:szCs w:val="26"/>
             </w:rPr>
-            <w:instrText xml:space="preserve"> HYPERLINK \l _Toc12500 </w:instrText>
+            <w:instrText xml:space="preserve"> HYPERLINK \l _Toc8155 </w:instrText>
           </w:r>
           <w:r>
             <w:rPr>
@@ -3101,7 +3111,7 @@
             <w:fldChar w:fldCharType="begin"/>
           </w:r>
           <w:r>
-            <w:instrText xml:space="preserve"> PAGEREF _Toc12500 \h </w:instrText>
+            <w:instrText xml:space="preserve"> PAGEREF _Toc8155 \h </w:instrText>
           </w:r>
           <w:r>
             <w:fldChar w:fldCharType="separate"/>
@@ -3140,7 +3150,7 @@
               <w:rFonts w:hint="default" w:ascii="Times New Roman" w:hAnsi="Times New Roman" w:cs="Times New Roman"/>
               <w:szCs w:val="26"/>
             </w:rPr>
-            <w:instrText xml:space="preserve"> HYPERLINK \l _Toc20101 </w:instrText>
+            <w:instrText xml:space="preserve"> HYPERLINK \l _Toc15192 </w:instrText>
           </w:r>
           <w:r>
             <w:rPr>
@@ -3159,7 +3169,7 @@
             <w:fldChar w:fldCharType="begin"/>
           </w:r>
           <w:r>
-            <w:instrText xml:space="preserve"> PAGEREF _Toc20101 \h </w:instrText>
+            <w:instrText xml:space="preserve"> PAGEREF _Toc15192 \h </w:instrText>
           </w:r>
           <w:r>
             <w:fldChar w:fldCharType="separate"/>
@@ -3198,7 +3208,7 @@
               <w:rFonts w:hint="default" w:ascii="Times New Roman" w:hAnsi="Times New Roman" w:cs="Times New Roman"/>
               <w:szCs w:val="26"/>
             </w:rPr>
-            <w:instrText xml:space="preserve"> HYPERLINK \l _Toc13509 </w:instrText>
+            <w:instrText xml:space="preserve"> HYPERLINK \l _Toc26724 </w:instrText>
           </w:r>
           <w:r>
             <w:rPr>
@@ -3217,7 +3227,7 @@
             <w:fldChar w:fldCharType="begin"/>
           </w:r>
           <w:r>
-            <w:instrText xml:space="preserve"> PAGEREF _Toc13509 \h </w:instrText>
+            <w:instrText xml:space="preserve"> PAGEREF _Toc26724 \h </w:instrText>
           </w:r>
           <w:r>
             <w:fldChar w:fldCharType="separate"/>
@@ -3256,7 +3266,7 @@
               <w:rFonts w:hint="default" w:ascii="Times New Roman" w:hAnsi="Times New Roman" w:cs="Times New Roman"/>
               <w:szCs w:val="26"/>
             </w:rPr>
-            <w:instrText xml:space="preserve"> HYPERLINK \l _Toc23807 </w:instrText>
+            <w:instrText xml:space="preserve"> HYPERLINK \l _Toc7271 </w:instrText>
           </w:r>
           <w:r>
             <w:rPr>
@@ -3275,7 +3285,7 @@
             <w:fldChar w:fldCharType="begin"/>
           </w:r>
           <w:r>
-            <w:instrText xml:space="preserve"> PAGEREF _Toc23807 \h </w:instrText>
+            <w:instrText xml:space="preserve"> PAGEREF _Toc7271 \h </w:instrText>
           </w:r>
           <w:r>
             <w:fldChar w:fldCharType="separate"/>
@@ -3314,7 +3324,7 @@
               <w:rFonts w:hint="default" w:ascii="Times New Roman" w:hAnsi="Times New Roman" w:cs="Times New Roman"/>
               <w:szCs w:val="26"/>
             </w:rPr>
-            <w:instrText xml:space="preserve"> HYPERLINK \l _Toc18575 </w:instrText>
+            <w:instrText xml:space="preserve"> HYPERLINK \l _Toc25046 </w:instrText>
           </w:r>
           <w:r>
             <w:rPr>
@@ -3333,7 +3343,7 @@
             <w:fldChar w:fldCharType="begin"/>
           </w:r>
           <w:r>
-            <w:instrText xml:space="preserve"> PAGEREF _Toc18575 \h </w:instrText>
+            <w:instrText xml:space="preserve"> PAGEREF _Toc25046 \h </w:instrText>
           </w:r>
           <w:r>
             <w:fldChar w:fldCharType="separate"/>
@@ -3372,7 +3382,7 @@
               <w:rFonts w:hint="default" w:ascii="Times New Roman" w:hAnsi="Times New Roman" w:cs="Times New Roman"/>
               <w:szCs w:val="26"/>
             </w:rPr>
-            <w:instrText xml:space="preserve"> HYPERLINK \l _Toc14743 </w:instrText>
+            <w:instrText xml:space="preserve"> HYPERLINK \l _Toc29777 </w:instrText>
           </w:r>
           <w:r>
             <w:rPr>
@@ -3391,7 +3401,7 @@
             <w:fldChar w:fldCharType="begin"/>
           </w:r>
           <w:r>
-            <w:instrText xml:space="preserve"> PAGEREF _Toc14743 \h </w:instrText>
+            <w:instrText xml:space="preserve"> PAGEREF _Toc29777 \h </w:instrText>
           </w:r>
           <w:r>
             <w:fldChar w:fldCharType="separate"/>
@@ -3430,7 +3440,7 @@
               <w:rFonts w:hint="default" w:ascii="Times New Roman" w:hAnsi="Times New Roman" w:cs="Times New Roman"/>
               <w:szCs w:val="26"/>
             </w:rPr>
-            <w:instrText xml:space="preserve"> HYPERLINK \l _Toc27142 </w:instrText>
+            <w:instrText xml:space="preserve"> HYPERLINK \l _Toc16121 </w:instrText>
           </w:r>
           <w:r>
             <w:rPr>
@@ -3449,7 +3459,7 @@
             <w:fldChar w:fldCharType="begin"/>
           </w:r>
           <w:r>
-            <w:instrText xml:space="preserve"> PAGEREF _Toc27142 \h </w:instrText>
+            <w:instrText xml:space="preserve"> PAGEREF _Toc16121 \h </w:instrText>
           </w:r>
           <w:r>
             <w:fldChar w:fldCharType="separate"/>
@@ -3488,7 +3498,7 @@
               <w:rFonts w:hint="default" w:ascii="Times New Roman" w:hAnsi="Times New Roman" w:cs="Times New Roman"/>
               <w:szCs w:val="26"/>
             </w:rPr>
-            <w:instrText xml:space="preserve"> HYPERLINK \l _Toc12817 </w:instrText>
+            <w:instrText xml:space="preserve"> HYPERLINK \l _Toc6505 </w:instrText>
           </w:r>
           <w:r>
             <w:rPr>
@@ -3507,7 +3517,7 @@
             <w:fldChar w:fldCharType="begin"/>
           </w:r>
           <w:r>
-            <w:instrText xml:space="preserve"> PAGEREF _Toc12817 \h </w:instrText>
+            <w:instrText xml:space="preserve"> PAGEREF _Toc6505 \h </w:instrText>
           </w:r>
           <w:r>
             <w:fldChar w:fldCharType="separate"/>
@@ -3546,7 +3556,7 @@
               <w:rFonts w:hint="default" w:ascii="Times New Roman" w:hAnsi="Times New Roman" w:cs="Times New Roman"/>
               <w:szCs w:val="26"/>
             </w:rPr>
-            <w:instrText xml:space="preserve"> HYPERLINK \l _Toc25115 </w:instrText>
+            <w:instrText xml:space="preserve"> HYPERLINK \l _Toc22740 </w:instrText>
           </w:r>
           <w:r>
             <w:rPr>
@@ -3565,7 +3575,7 @@
             <w:fldChar w:fldCharType="begin"/>
           </w:r>
           <w:r>
-            <w:instrText xml:space="preserve"> PAGEREF _Toc25115 \h </w:instrText>
+            <w:instrText xml:space="preserve"> PAGEREF _Toc22740 \h </w:instrText>
           </w:r>
           <w:r>
             <w:fldChar w:fldCharType="separate"/>
@@ -3604,7 +3614,7 @@
               <w:rFonts w:hint="default" w:ascii="Times New Roman" w:hAnsi="Times New Roman" w:cs="Times New Roman"/>
               <w:szCs w:val="26"/>
             </w:rPr>
-            <w:instrText xml:space="preserve"> HYPERLINK \l _Toc15597 </w:instrText>
+            <w:instrText xml:space="preserve"> HYPERLINK \l _Toc29838 </w:instrText>
           </w:r>
           <w:r>
             <w:rPr>
@@ -3626,7 +3636,7 @@
             <w:fldChar w:fldCharType="begin"/>
           </w:r>
           <w:r>
-            <w:instrText xml:space="preserve"> PAGEREF _Toc15597 \h </w:instrText>
+            <w:instrText xml:space="preserve"> PAGEREF _Toc29838 \h </w:instrText>
           </w:r>
           <w:r>
             <w:fldChar w:fldCharType="separate"/>
@@ -3665,7 +3675,7 @@
               <w:rFonts w:hint="default" w:ascii="Times New Roman" w:hAnsi="Times New Roman" w:cs="Times New Roman"/>
               <w:szCs w:val="26"/>
             </w:rPr>
-            <w:instrText xml:space="preserve"> HYPERLINK \l _Toc8532 </w:instrText>
+            <w:instrText xml:space="preserve"> HYPERLINK \l _Toc220 </w:instrText>
           </w:r>
           <w:r>
             <w:rPr>
@@ -3690,7 +3700,7 @@
             <w:fldChar w:fldCharType="begin"/>
           </w:r>
           <w:r>
-            <w:instrText xml:space="preserve"> PAGEREF _Toc8532 \h </w:instrText>
+            <w:instrText xml:space="preserve"> PAGEREF _Toc220 \h </w:instrText>
           </w:r>
           <w:r>
             <w:fldChar w:fldCharType="separate"/>
@@ -3729,7 +3739,7 @@
               <w:rFonts w:hint="default" w:ascii="Times New Roman" w:hAnsi="Times New Roman" w:cs="Times New Roman"/>
               <w:szCs w:val="26"/>
             </w:rPr>
-            <w:instrText xml:space="preserve"> HYPERLINK \l _Toc13437 </w:instrText>
+            <w:instrText xml:space="preserve"> HYPERLINK \l _Toc13619 </w:instrText>
           </w:r>
           <w:r>
             <w:rPr>
@@ -3764,7 +3774,7 @@
             <w:fldChar w:fldCharType="begin"/>
           </w:r>
           <w:r>
-            <w:instrText xml:space="preserve"> PAGEREF _Toc13437 \h </w:instrText>
+            <w:instrText xml:space="preserve"> PAGEREF _Toc13619 \h </w:instrText>
           </w:r>
           <w:r>
             <w:fldChar w:fldCharType="separate"/>
@@ -3803,7 +3813,7 @@
               <w:rFonts w:hint="default" w:ascii="Times New Roman" w:hAnsi="Times New Roman" w:cs="Times New Roman"/>
               <w:szCs w:val="26"/>
             </w:rPr>
-            <w:instrText xml:space="preserve"> HYPERLINK \l _Toc7446 </w:instrText>
+            <w:instrText xml:space="preserve"> HYPERLINK \l _Toc25945 </w:instrText>
           </w:r>
           <w:r>
             <w:rPr>
@@ -3829,7 +3839,7 @@
             <w:fldChar w:fldCharType="begin"/>
           </w:r>
           <w:r>
-            <w:instrText xml:space="preserve"> PAGEREF _Toc7446 \h </w:instrText>
+            <w:instrText xml:space="preserve"> PAGEREF _Toc25945 \h </w:instrText>
           </w:r>
           <w:r>
             <w:fldChar w:fldCharType="separate"/>
@@ -3868,7 +3878,7 @@
               <w:rFonts w:hint="default" w:ascii="Times New Roman" w:hAnsi="Times New Roman" w:cs="Times New Roman"/>
               <w:szCs w:val="26"/>
             </w:rPr>
-            <w:instrText xml:space="preserve"> HYPERLINK \l _Toc4992 </w:instrText>
+            <w:instrText xml:space="preserve"> HYPERLINK \l _Toc8775 </w:instrText>
           </w:r>
           <w:r>
             <w:rPr>
@@ -3894,13 +3904,248 @@
             <w:fldChar w:fldCharType="begin"/>
           </w:r>
           <w:r>
-            <w:instrText xml:space="preserve"> PAGEREF _Toc4992 \h </w:instrText>
+            <w:instrText xml:space="preserve"> PAGEREF _Toc8775 \h </w:instrText>
           </w:r>
           <w:r>
             <w:fldChar w:fldCharType="separate"/>
           </w:r>
           <w:r>
             <w:t>35</w:t>
+          </w:r>
+          <w:r>
+            <w:fldChar w:fldCharType="end"/>
+          </w:r>
+          <w:r>
+            <w:rPr>
+              <w:rFonts w:hint="default" w:ascii="Times New Roman" w:hAnsi="Times New Roman" w:cs="Times New Roman"/>
+              <w:szCs w:val="26"/>
+            </w:rPr>
+            <w:fldChar w:fldCharType="end"/>
+          </w:r>
+        </w:p>
+        <w:p>
+          <w:pPr>
+            <w:pStyle w:val="21"/>
+            <w:tabs>
+              <w:tab w:val="right" w:leader="dot" w:pos="9302"/>
+              <w:tab w:val="clear" w:pos="6379"/>
+            </w:tabs>
+          </w:pPr>
+          <w:r>
+            <w:rPr>
+              <w:rFonts w:hint="default" w:ascii="Times New Roman" w:hAnsi="Times New Roman" w:cs="Times New Roman"/>
+              <w:szCs w:val="26"/>
+            </w:rPr>
+            <w:fldChar w:fldCharType="begin"/>
+          </w:r>
+          <w:r>
+            <w:rPr>
+              <w:rFonts w:hint="default" w:ascii="Times New Roman" w:hAnsi="Times New Roman" w:cs="Times New Roman"/>
+              <w:szCs w:val="26"/>
+            </w:rPr>
+            <w:instrText xml:space="preserve"> HYPERLINK \l _Toc23468 </w:instrText>
+          </w:r>
+          <w:r>
+            <w:rPr>
+              <w:rFonts w:hint="default" w:ascii="Times New Roman" w:hAnsi="Times New Roman" w:cs="Times New Roman"/>
+              <w:szCs w:val="26"/>
+            </w:rPr>
+            <w:fldChar w:fldCharType="separate"/>
+          </w:r>
+          <w:r>
+            <w:rPr>
+              <w:rFonts w:ascii="Times New Roman" w:hAnsi="Times New Roman" w:cs="Times New Roman"/>
+            </w:rPr>
+            <w:t>CHAPTER 5 SYSTEM CONSTRUCTION AND ALGORITHM</w:t>
+          </w:r>
+          <w:r>
+            <w:tab/>
+          </w:r>
+          <w:r>
+            <w:fldChar w:fldCharType="begin"/>
+          </w:r>
+          <w:r>
+            <w:instrText xml:space="preserve"> PAGEREF _Toc23468 \h </w:instrText>
+          </w:r>
+          <w:r>
+            <w:fldChar w:fldCharType="separate"/>
+          </w:r>
+          <w:r>
+            <w:t>50</w:t>
+          </w:r>
+          <w:r>
+            <w:fldChar w:fldCharType="end"/>
+          </w:r>
+          <w:r>
+            <w:rPr>
+              <w:rFonts w:hint="default" w:ascii="Times New Roman" w:hAnsi="Times New Roman" w:cs="Times New Roman"/>
+              <w:szCs w:val="26"/>
+            </w:rPr>
+            <w:fldChar w:fldCharType="end"/>
+          </w:r>
+        </w:p>
+        <w:p>
+          <w:pPr>
+            <w:pStyle w:val="22"/>
+            <w:tabs>
+              <w:tab w:val="right" w:leader="dot" w:pos="9302"/>
+              <w:tab w:val="clear" w:pos="6379"/>
+            </w:tabs>
+          </w:pPr>
+          <w:r>
+            <w:rPr>
+              <w:rFonts w:hint="default" w:ascii="Times New Roman" w:hAnsi="Times New Roman" w:cs="Times New Roman"/>
+              <w:szCs w:val="26"/>
+            </w:rPr>
+            <w:fldChar w:fldCharType="begin"/>
+          </w:r>
+          <w:r>
+            <w:rPr>
+              <w:rFonts w:hint="default" w:ascii="Times New Roman" w:hAnsi="Times New Roman" w:cs="Times New Roman"/>
+              <w:szCs w:val="26"/>
+            </w:rPr>
+            <w:instrText xml:space="preserve"> HYPERLINK \l _Toc10755 </w:instrText>
+          </w:r>
+          <w:r>
+            <w:rPr>
+              <w:rFonts w:hint="default" w:ascii="Times New Roman" w:hAnsi="Times New Roman" w:cs="Times New Roman"/>
+              <w:szCs w:val="26"/>
+            </w:rPr>
+            <w:fldChar w:fldCharType="separate"/>
+          </w:r>
+          <w:r>
+            <w:t>5.1 Knowledge Graph Construction and Implementation:</w:t>
+          </w:r>
+          <w:r>
+            <w:tab/>
+          </w:r>
+          <w:r>
+            <w:fldChar w:fldCharType="begin"/>
+          </w:r>
+          <w:r>
+            <w:instrText xml:space="preserve"> PAGEREF _Toc10755 \h </w:instrText>
+          </w:r>
+          <w:r>
+            <w:fldChar w:fldCharType="separate"/>
+          </w:r>
+          <w:r>
+            <w:t>50</w:t>
+          </w:r>
+          <w:r>
+            <w:fldChar w:fldCharType="end"/>
+          </w:r>
+          <w:r>
+            <w:rPr>
+              <w:rFonts w:hint="default" w:ascii="Times New Roman" w:hAnsi="Times New Roman" w:cs="Times New Roman"/>
+              <w:szCs w:val="26"/>
+            </w:rPr>
+            <w:fldChar w:fldCharType="end"/>
+          </w:r>
+        </w:p>
+        <w:p>
+          <w:pPr>
+            <w:pStyle w:val="22"/>
+            <w:tabs>
+              <w:tab w:val="right" w:leader="dot" w:pos="9302"/>
+              <w:tab w:val="clear" w:pos="6379"/>
+            </w:tabs>
+          </w:pPr>
+          <w:r>
+            <w:rPr>
+              <w:rFonts w:hint="default" w:ascii="Times New Roman" w:hAnsi="Times New Roman" w:cs="Times New Roman"/>
+              <w:szCs w:val="26"/>
+            </w:rPr>
+            <w:fldChar w:fldCharType="begin"/>
+          </w:r>
+          <w:r>
+            <w:rPr>
+              <w:rFonts w:hint="default" w:ascii="Times New Roman" w:hAnsi="Times New Roman" w:cs="Times New Roman"/>
+              <w:szCs w:val="26"/>
+            </w:rPr>
+            <w:instrText xml:space="preserve"> HYPERLINK \l _Toc9113 </w:instrText>
+          </w:r>
+          <w:r>
+            <w:rPr>
+              <w:rFonts w:hint="default" w:ascii="Times New Roman" w:hAnsi="Times New Roman" w:cs="Times New Roman"/>
+              <w:szCs w:val="26"/>
+            </w:rPr>
+            <w:fldChar w:fldCharType="separate"/>
+          </w:r>
+          <w:r>
+            <w:t>5.2 Routing Algorithms and Query Processing Workflow</w:t>
+          </w:r>
+          <w:r>
+            <w:tab/>
+          </w:r>
+          <w:r>
+            <w:fldChar w:fldCharType="begin"/>
+          </w:r>
+          <w:r>
+            <w:instrText xml:space="preserve"> PAGEREF _Toc9113 \h </w:instrText>
+          </w:r>
+          <w:r>
+            <w:fldChar w:fldCharType="separate"/>
+          </w:r>
+          <w:r>
+            <w:t>51</w:t>
+          </w:r>
+          <w:r>
+            <w:fldChar w:fldCharType="end"/>
+          </w:r>
+          <w:r>
+            <w:rPr>
+              <w:rFonts w:hint="default" w:ascii="Times New Roman" w:hAnsi="Times New Roman" w:cs="Times New Roman"/>
+              <w:szCs w:val="26"/>
+            </w:rPr>
+            <w:fldChar w:fldCharType="end"/>
+          </w:r>
+        </w:p>
+        <w:p>
+          <w:pPr>
+            <w:pStyle w:val="22"/>
+            <w:tabs>
+              <w:tab w:val="right" w:leader="dot" w:pos="9302"/>
+              <w:tab w:val="clear" w:pos="6379"/>
+            </w:tabs>
+          </w:pPr>
+          <w:r>
+            <w:rPr>
+              <w:rFonts w:hint="default" w:ascii="Times New Roman" w:hAnsi="Times New Roman" w:cs="Times New Roman"/>
+              <w:szCs w:val="26"/>
+            </w:rPr>
+            <w:fldChar w:fldCharType="begin"/>
+          </w:r>
+          <w:r>
+            <w:rPr>
+              <w:rFonts w:hint="default" w:ascii="Times New Roman" w:hAnsi="Times New Roman" w:cs="Times New Roman"/>
+              <w:szCs w:val="26"/>
+            </w:rPr>
+            <w:instrText xml:space="preserve"> HYPERLINK \l _Toc19577 </w:instrText>
+          </w:r>
+          <w:r>
+            <w:rPr>
+              <w:rFonts w:hint="default" w:ascii="Times New Roman" w:hAnsi="Times New Roman" w:cs="Times New Roman"/>
+              <w:szCs w:val="26"/>
+            </w:rPr>
+            <w:fldChar w:fldCharType="separate"/>
+          </w:r>
+          <w:r>
+            <w:t>5.3 System Implementation Technologies and Architecture</w:t>
+          </w:r>
+          <w:r>
+            <w:tab/>
+          </w:r>
+          <w:r>
+            <w:fldChar w:fldCharType="begin"/>
+          </w:r>
+          <w:r>
+            <w:instrText xml:space="preserve"> PAGEREF _Toc19577 \h </w:instrText>
+          </w:r>
+          <w:r>
+            <w:fldChar w:fldCharType="separate"/>
+          </w:r>
+          <w:r>
+            <w:t>52</w:t>
           </w:r>
           <w:r>
             <w:fldChar w:fldCharType="end"/>
@@ -3933,7 +4178,7 @@
               <w:rFonts w:hint="default" w:ascii="Times New Roman" w:hAnsi="Times New Roman" w:cs="Times New Roman"/>
               <w:szCs w:val="26"/>
             </w:rPr>
-            <w:instrText xml:space="preserve"> HYPERLINK \l _Toc7245 </w:instrText>
+            <w:instrText xml:space="preserve"> HYPERLINK \l _Toc1699 </w:instrText>
           </w:r>
           <w:r>
             <w:rPr>
@@ -3943,27 +4188,7 @@
             <w:fldChar w:fldCharType="separate"/>
           </w:r>
           <w:r>
-            <w:rPr>
-              <w:rFonts w:hint="default"/>
-              <w:bCs/>
-            </w:rPr>
-            <w:t xml:space="preserve">4.2.1.2 </w:t>
-          </w:r>
-          <w:r>
-            <w:t>Preprocessing of cultural tourism data:</w:t>
-          </w:r>
-          <w:r>
-            <w:rPr>
-              <w:rFonts w:hint="default"/>
-              <w:lang w:val="en-US"/>
-            </w:rPr>
-            <w:t xml:space="preserve"> </w:t>
-          </w:r>
-          <w:r>
-            <w:rPr>
-              <w:bCs/>
-            </w:rPr>
-            <w:t>Introduction to the Book: "Vietnam Culture and Tourism":</w:t>
+            <w:t>5.3.1 Backend Infrastructure and Database Connectivity:</w:t>
           </w:r>
           <w:r>
             <w:tab/>
@@ -3972,13 +4197,13 @@
             <w:fldChar w:fldCharType="begin"/>
           </w:r>
           <w:r>
-            <w:instrText xml:space="preserve"> PAGEREF _Toc7245 \h </w:instrText>
+            <w:instrText xml:space="preserve"> PAGEREF _Toc1699 \h </w:instrText>
           </w:r>
           <w:r>
             <w:fldChar w:fldCharType="separate"/>
           </w:r>
           <w:r>
-            <w:t>35</w:t>
+            <w:t>53</w:t>
           </w:r>
           <w:r>
             <w:fldChar w:fldCharType="end"/>
@@ -4011,7 +4236,7 @@
               <w:rFonts w:hint="default" w:ascii="Times New Roman" w:hAnsi="Times New Roman" w:cs="Times New Roman"/>
               <w:szCs w:val="26"/>
             </w:rPr>
-            <w:instrText xml:space="preserve"> HYPERLINK \l _Toc1977 </w:instrText>
+            <w:instrText xml:space="preserve"> HYPERLINK \l _Toc6324 </w:instrText>
           </w:r>
           <w:r>
             <w:rPr>
@@ -4021,13 +4246,7 @@
             <w:fldChar w:fldCharType="separate"/>
           </w:r>
           <w:r>
-            <w:rPr>
-              <w:rFonts w:hint="default"/>
-            </w:rPr>
-            <w:t xml:space="preserve">4.2.1.3 </w:t>
-          </w:r>
-          <w:r>
-            <w:t>Prepossessing of tourism data:</w:t>
+            <w:t>5.3.2 Hybrid AI Inference Strategy</w:t>
           </w:r>
           <w:r>
             <w:tab/>
@@ -4036,13 +4255,13 @@
             <w:fldChar w:fldCharType="begin"/>
           </w:r>
           <w:r>
-            <w:instrText xml:space="preserve"> PAGEREF _Toc1977 \h </w:instrText>
+            <w:instrText xml:space="preserve"> PAGEREF _Toc6324 \h </w:instrText>
           </w:r>
           <w:r>
             <w:fldChar w:fldCharType="separate"/>
           </w:r>
           <w:r>
-            <w:t>41</w:t>
+            <w:t>53</w:t>
           </w:r>
           <w:r>
             <w:fldChar w:fldCharType="end"/>
@@ -4075,7 +4294,7 @@
               <w:rFonts w:hint="default" w:ascii="Times New Roman" w:hAnsi="Times New Roman" w:cs="Times New Roman"/>
               <w:szCs w:val="26"/>
             </w:rPr>
-            <w:instrText xml:space="preserve"> HYPERLINK \l _Toc5676 </w:instrText>
+            <w:instrText xml:space="preserve"> HYPERLINK \l _Toc17411 </w:instrText>
           </w:r>
           <w:r>
             <w:rPr>
@@ -4085,13 +4304,7 @@
             <w:fldChar w:fldCharType="separate"/>
           </w:r>
           <w:r>
-            <w:rPr>
-              <w:rFonts w:hint="default"/>
-            </w:rPr>
-            <w:t xml:space="preserve">4.2.1.4 </w:t>
-          </w:r>
-          <w:r>
-            <w:t>Bus Route Data Preprocessing:</w:t>
+            <w:t>5.3.3 Frontend Interface Design</w:t>
           </w:r>
           <w:r>
             <w:tab/>
@@ -4100,13 +4313,13 @@
             <w:fldChar w:fldCharType="begin"/>
           </w:r>
           <w:r>
-            <w:instrText xml:space="preserve"> PAGEREF _Toc5676 \h </w:instrText>
+            <w:instrText xml:space="preserve"> PAGEREF _Toc17411 \h </w:instrText>
           </w:r>
           <w:r>
             <w:fldChar w:fldCharType="separate"/>
           </w:r>
           <w:r>
-            <w:t>44</w:t>
+            <w:t>54</w:t>
           </w:r>
           <w:r>
             <w:fldChar w:fldCharType="end"/>
@@ -4139,7 +4352,7 @@
               <w:rFonts w:hint="default" w:ascii="Times New Roman" w:hAnsi="Times New Roman" w:cs="Times New Roman"/>
               <w:szCs w:val="26"/>
             </w:rPr>
-            <w:instrText xml:space="preserve"> HYPERLINK \l _Toc4636 </w:instrText>
+            <w:instrText xml:space="preserve"> HYPERLINK \l _Toc29695 </w:instrText>
           </w:r>
           <w:r>
             <w:rPr>
@@ -4150,9 +4363,9 @@
           </w:r>
           <w:r>
             <w:rPr>
-              <w:rFonts w:ascii="Times New Roman" w:hAnsi="Times New Roman" w:cs="Times New Roman"/>
+              <w:rFonts w:hint="default" w:ascii="Times New Roman" w:hAnsi="Times New Roman" w:cs="Times New Roman"/>
             </w:rPr>
-            <w:t>CHAPTER 5 SYSTEM CONSTRUCTION AND ALGORITHM</w:t>
+            <w:t>CHAPTER 6 EXPERIMENTAL RESULTS AND EVALUATION</w:t>
           </w:r>
           <w:r>
             <w:tab/>
@@ -4161,13 +4374,13 @@
             <w:fldChar w:fldCharType="begin"/>
           </w:r>
           <w:r>
-            <w:instrText xml:space="preserve"> PAGEREF _Toc4636 \h </w:instrText>
+            <w:instrText xml:space="preserve"> PAGEREF _Toc29695 \h </w:instrText>
           </w:r>
           <w:r>
             <w:fldChar w:fldCharType="separate"/>
           </w:r>
           <w:r>
-            <w:t>49</w:t>
+            <w:t>57</w:t>
           </w:r>
           <w:r>
             <w:fldChar w:fldCharType="end"/>
@@ -4200,7 +4413,7 @@
               <w:rFonts w:hint="default" w:ascii="Times New Roman" w:hAnsi="Times New Roman" w:cs="Times New Roman"/>
               <w:szCs w:val="26"/>
             </w:rPr>
-            <w:instrText xml:space="preserve"> HYPERLINK \l _Toc7200 </w:instrText>
+            <w:instrText xml:space="preserve"> HYPERLINK \l _Toc2821 </w:instrText>
           </w:r>
           <w:r>
             <w:rPr>
@@ -4210,7 +4423,7 @@
             <w:fldChar w:fldCharType="separate"/>
           </w:r>
           <w:r>
-            <w:t>5.1 Knowledge Graph Construction and Implementation:</w:t>
+            <w:t>6.1 Analysis of Testing Scenarios:</w:t>
           </w:r>
           <w:r>
             <w:tab/>
@@ -4219,13 +4432,305 @@
             <w:fldChar w:fldCharType="begin"/>
           </w:r>
           <w:r>
-            <w:instrText xml:space="preserve"> PAGEREF _Toc7200 \h </w:instrText>
+            <w:instrText xml:space="preserve"> PAGEREF _Toc2821 \h </w:instrText>
           </w:r>
           <w:r>
             <w:fldChar w:fldCharType="separate"/>
           </w:r>
           <w:r>
-            <w:t>49</w:t>
+            <w:t>57</w:t>
+          </w:r>
+          <w:r>
+            <w:fldChar w:fldCharType="end"/>
+          </w:r>
+          <w:r>
+            <w:rPr>
+              <w:rFonts w:hint="default" w:ascii="Times New Roman" w:hAnsi="Times New Roman" w:cs="Times New Roman"/>
+              <w:szCs w:val="26"/>
+            </w:rPr>
+            <w:fldChar w:fldCharType="end"/>
+          </w:r>
+        </w:p>
+        <w:p>
+          <w:pPr>
+            <w:pStyle w:val="23"/>
+            <w:tabs>
+              <w:tab w:val="right" w:leader="dot" w:pos="9302"/>
+              <w:tab w:val="clear" w:pos="6379"/>
+            </w:tabs>
+          </w:pPr>
+          <w:r>
+            <w:rPr>
+              <w:rFonts w:hint="default" w:ascii="Times New Roman" w:hAnsi="Times New Roman" w:cs="Times New Roman"/>
+              <w:szCs w:val="26"/>
+            </w:rPr>
+            <w:fldChar w:fldCharType="begin"/>
+          </w:r>
+          <w:r>
+            <w:rPr>
+              <w:rFonts w:hint="default" w:ascii="Times New Roman" w:hAnsi="Times New Roman" w:cs="Times New Roman"/>
+              <w:szCs w:val="26"/>
+            </w:rPr>
+            <w:instrText xml:space="preserve"> HYPERLINK \l _Toc23284 </w:instrText>
+          </w:r>
+          <w:r>
+            <w:rPr>
+              <w:rFonts w:hint="default" w:ascii="Times New Roman" w:hAnsi="Times New Roman" w:cs="Times New Roman"/>
+              <w:szCs w:val="26"/>
+            </w:rPr>
+            <w:fldChar w:fldCharType="separate"/>
+          </w:r>
+          <w:r>
+            <w:rPr>
+              <w:rFonts w:hint="default" w:ascii="Times New Roman" w:hAnsi="Times New Roman" w:cs="Times New Roman"/>
+              <w:szCs w:val="26"/>
+            </w:rPr>
+            <w:t>6.1.1. Structured Public Transport Data</w:t>
+          </w:r>
+          <w:r>
+            <w:tab/>
+          </w:r>
+          <w:r>
+            <w:fldChar w:fldCharType="begin"/>
+          </w:r>
+          <w:r>
+            <w:instrText xml:space="preserve"> PAGEREF _Toc23284 \h </w:instrText>
+          </w:r>
+          <w:r>
+            <w:fldChar w:fldCharType="separate"/>
+          </w:r>
+          <w:r>
+            <w:t>57</w:t>
+          </w:r>
+          <w:r>
+            <w:fldChar w:fldCharType="end"/>
+          </w:r>
+          <w:r>
+            <w:rPr>
+              <w:rFonts w:hint="default" w:ascii="Times New Roman" w:hAnsi="Times New Roman" w:cs="Times New Roman"/>
+              <w:szCs w:val="26"/>
+            </w:rPr>
+            <w:fldChar w:fldCharType="end"/>
+          </w:r>
+        </w:p>
+        <w:p>
+          <w:pPr>
+            <w:pStyle w:val="23"/>
+            <w:tabs>
+              <w:tab w:val="right" w:leader="dot" w:pos="9302"/>
+              <w:tab w:val="clear" w:pos="6379"/>
+            </w:tabs>
+          </w:pPr>
+          <w:r>
+            <w:rPr>
+              <w:rFonts w:hint="default" w:ascii="Times New Roman" w:hAnsi="Times New Roman" w:cs="Times New Roman"/>
+              <w:szCs w:val="26"/>
+            </w:rPr>
+            <w:fldChar w:fldCharType="begin"/>
+          </w:r>
+          <w:r>
+            <w:rPr>
+              <w:rFonts w:hint="default" w:ascii="Times New Roman" w:hAnsi="Times New Roman" w:cs="Times New Roman"/>
+              <w:szCs w:val="26"/>
+            </w:rPr>
+            <w:instrText xml:space="preserve"> HYPERLINK \l _Toc20049 </w:instrText>
+          </w:r>
+          <w:r>
+            <w:rPr>
+              <w:rFonts w:hint="default" w:ascii="Times New Roman" w:hAnsi="Times New Roman" w:cs="Times New Roman"/>
+              <w:szCs w:val="26"/>
+            </w:rPr>
+            <w:fldChar w:fldCharType="separate"/>
+          </w:r>
+          <w:r>
+            <w:rPr>
+              <w:rFonts w:hint="default" w:ascii="Times New Roman" w:hAnsi="Times New Roman" w:cs="Times New Roman"/>
+              <w:szCs w:val="26"/>
+            </w:rPr>
+            <w:t>6.1.</w:t>
+          </w:r>
+          <w:r>
+            <w:rPr>
+              <w:rFonts w:hint="default" w:cs="Times New Roman"/>
+              <w:szCs w:val="26"/>
+              <w:lang w:val="en-US"/>
+            </w:rPr>
+            <w:t>2</w:t>
+          </w:r>
+          <w:r>
+            <w:rPr>
+              <w:rFonts w:hint="default" w:ascii="Times New Roman" w:hAnsi="Times New Roman" w:cs="Times New Roman"/>
+              <w:szCs w:val="26"/>
+            </w:rPr>
+            <w:t xml:space="preserve">. </w:t>
+          </w:r>
+          <w:r>
+            <w:rPr>
+              <w:rFonts w:hint="default" w:ascii="Times New Roman" w:hAnsi="Times New Roman" w:eastAsia="SimSun" w:cs="Times New Roman"/>
+              <w:szCs w:val="26"/>
+            </w:rPr>
+            <w:t>Unstructured Cultural and Tourism Data</w:t>
+          </w:r>
+          <w:r>
+            <w:tab/>
+          </w:r>
+          <w:r>
+            <w:fldChar w:fldCharType="begin"/>
+          </w:r>
+          <w:r>
+            <w:instrText xml:space="preserve"> PAGEREF _Toc20049 \h </w:instrText>
+          </w:r>
+          <w:r>
+            <w:fldChar w:fldCharType="separate"/>
+          </w:r>
+          <w:r>
+            <w:t>63</w:t>
+          </w:r>
+          <w:r>
+            <w:fldChar w:fldCharType="end"/>
+          </w:r>
+          <w:r>
+            <w:rPr>
+              <w:rFonts w:hint="default" w:ascii="Times New Roman" w:hAnsi="Times New Roman" w:cs="Times New Roman"/>
+              <w:szCs w:val="26"/>
+            </w:rPr>
+            <w:fldChar w:fldCharType="end"/>
+          </w:r>
+        </w:p>
+        <w:p>
+          <w:pPr>
+            <w:pStyle w:val="23"/>
+            <w:tabs>
+              <w:tab w:val="right" w:leader="dot" w:pos="9302"/>
+              <w:tab w:val="clear" w:pos="6379"/>
+            </w:tabs>
+          </w:pPr>
+          <w:r>
+            <w:rPr>
+              <w:rFonts w:hint="default" w:ascii="Times New Roman" w:hAnsi="Times New Roman" w:cs="Times New Roman"/>
+              <w:szCs w:val="26"/>
+            </w:rPr>
+            <w:fldChar w:fldCharType="begin"/>
+          </w:r>
+          <w:r>
+            <w:rPr>
+              <w:rFonts w:hint="default" w:ascii="Times New Roman" w:hAnsi="Times New Roman" w:cs="Times New Roman"/>
+              <w:szCs w:val="26"/>
+            </w:rPr>
+            <w:instrText xml:space="preserve"> HYPERLINK \l _Toc9266 </w:instrText>
+          </w:r>
+          <w:r>
+            <w:rPr>
+              <w:rFonts w:hint="default" w:ascii="Times New Roman" w:hAnsi="Times New Roman" w:cs="Times New Roman"/>
+              <w:szCs w:val="26"/>
+            </w:rPr>
+            <w:fldChar w:fldCharType="separate"/>
+          </w:r>
+          <w:r>
+            <w:rPr>
+              <w:rFonts w:hint="default" w:ascii="Times New Roman" w:hAnsi="Times New Roman" w:eastAsia="sans-serif" w:cs="Times New Roman"/>
+              <w:szCs w:val="26"/>
+            </w:rPr>
+            <w:t>6.1.3. Knowledge Graph Construction (Bus Network Topology)</w:t>
+          </w:r>
+          <w:r>
+            <w:tab/>
+          </w:r>
+          <w:r>
+            <w:fldChar w:fldCharType="begin"/>
+          </w:r>
+          <w:r>
+            <w:instrText xml:space="preserve"> PAGEREF _Toc9266 \h </w:instrText>
+          </w:r>
+          <w:r>
+            <w:fldChar w:fldCharType="separate"/>
+          </w:r>
+          <w:r>
+            <w:t>68</w:t>
+          </w:r>
+          <w:r>
+            <w:fldChar w:fldCharType="end"/>
+          </w:r>
+          <w:r>
+            <w:rPr>
+              <w:rFonts w:hint="default" w:ascii="Times New Roman" w:hAnsi="Times New Roman" w:cs="Times New Roman"/>
+              <w:szCs w:val="26"/>
+            </w:rPr>
+            <w:fldChar w:fldCharType="end"/>
+          </w:r>
+        </w:p>
+        <w:p>
+          <w:pPr>
+            <w:pStyle w:val="23"/>
+            <w:tabs>
+              <w:tab w:val="right" w:leader="dot" w:pos="9302"/>
+              <w:tab w:val="clear" w:pos="6379"/>
+            </w:tabs>
+          </w:pPr>
+          <w:r>
+            <w:rPr>
+              <w:rFonts w:hint="default" w:ascii="Times New Roman" w:hAnsi="Times New Roman" w:cs="Times New Roman"/>
+              <w:szCs w:val="26"/>
+            </w:rPr>
+            <w:fldChar w:fldCharType="begin"/>
+          </w:r>
+          <w:r>
+            <w:rPr>
+              <w:rFonts w:hint="default" w:ascii="Times New Roman" w:hAnsi="Times New Roman" w:cs="Times New Roman"/>
+              <w:szCs w:val="26"/>
+            </w:rPr>
+            <w:instrText xml:space="preserve"> HYPERLINK \l _Toc18004 </w:instrText>
+          </w:r>
+          <w:r>
+            <w:rPr>
+              <w:rFonts w:hint="default" w:ascii="Times New Roman" w:hAnsi="Times New Roman" w:cs="Times New Roman"/>
+              <w:szCs w:val="26"/>
+            </w:rPr>
+            <w:fldChar w:fldCharType="separate"/>
+          </w:r>
+          <w:r>
+            <w:rPr>
+              <w:rFonts w:hint="default" w:ascii="Times New Roman" w:hAnsi="Times New Roman" w:eastAsia="sans-serif" w:cs="Times New Roman"/>
+              <w:szCs w:val="26"/>
+            </w:rPr>
+            <w:t>6.1.</w:t>
+          </w:r>
+          <w:r>
+            <w:rPr>
+              <w:rFonts w:hint="default" w:eastAsia="sans-serif" w:cs="Times New Roman"/>
+              <w:szCs w:val="26"/>
+              <w:lang w:val="en-US"/>
+            </w:rPr>
+            <w:t>4</w:t>
+          </w:r>
+          <w:r>
+            <w:rPr>
+              <w:rFonts w:hint="default" w:ascii="Times New Roman" w:hAnsi="Times New Roman" w:eastAsia="sans-serif" w:cs="Times New Roman"/>
+              <w:szCs w:val="26"/>
+            </w:rPr>
+            <w:t xml:space="preserve">. </w:t>
+          </w:r>
+          <w:r>
+            <w:rPr>
+              <w:rFonts w:hint="default" w:ascii="Times New Roman" w:hAnsi="Times New Roman" w:eastAsia="SimSun" w:cs="Times New Roman"/>
+              <w:szCs w:val="26"/>
+            </w:rPr>
+            <w:t>Vector Embedding and Indexing Strategy</w:t>
+          </w:r>
+          <w:r>
+            <w:tab/>
+          </w:r>
+          <w:r>
+            <w:fldChar w:fldCharType="begin"/>
+          </w:r>
+          <w:r>
+            <w:instrText xml:space="preserve"> PAGEREF _Toc18004 \h </w:instrText>
+          </w:r>
+          <w:r>
+            <w:fldChar w:fldCharType="separate"/>
+          </w:r>
+          <w:r>
+            <w:t>71</w:t>
           </w:r>
           <w:r>
             <w:fldChar w:fldCharType="end"/>
@@ -4258,7 +4763,7 @@
               <w:rFonts w:hint="default" w:ascii="Times New Roman" w:hAnsi="Times New Roman" w:cs="Times New Roman"/>
               <w:szCs w:val="26"/>
             </w:rPr>
-            <w:instrText xml:space="preserve"> HYPERLINK \l _Toc27014 </w:instrText>
+            <w:instrText xml:space="preserve"> HYPERLINK \l _Toc6544 </w:instrText>
           </w:r>
           <w:r>
             <w:rPr>
@@ -4268,7 +4773,10 @@
             <w:fldChar w:fldCharType="separate"/>
           </w:r>
           <w:r>
-            <w:t>5.2 Routing Algorithms and Query Processing Workflow</w:t>
+            <w:rPr>
+              <w:szCs w:val="26"/>
+            </w:rPr>
+            <w:t>6.2. Experimental Configurations</w:t>
           </w:r>
           <w:r>
             <w:tab/>
@@ -4277,13 +4785,135 @@
             <w:fldChar w:fldCharType="begin"/>
           </w:r>
           <w:r>
-            <w:instrText xml:space="preserve"> PAGEREF _Toc27014 \h </w:instrText>
+            <w:instrText xml:space="preserve"> PAGEREF _Toc6544 \h </w:instrText>
           </w:r>
           <w:r>
             <w:fldChar w:fldCharType="separate"/>
           </w:r>
           <w:r>
-            <w:t>50</w:t>
+            <w:t>75</w:t>
+          </w:r>
+          <w:r>
+            <w:fldChar w:fldCharType="end"/>
+          </w:r>
+          <w:r>
+            <w:rPr>
+              <w:rFonts w:hint="default" w:ascii="Times New Roman" w:hAnsi="Times New Roman" w:cs="Times New Roman"/>
+              <w:szCs w:val="26"/>
+            </w:rPr>
+            <w:fldChar w:fldCharType="end"/>
+          </w:r>
+        </w:p>
+        <w:p>
+          <w:pPr>
+            <w:pStyle w:val="23"/>
+            <w:tabs>
+              <w:tab w:val="right" w:leader="dot" w:pos="9302"/>
+              <w:tab w:val="clear" w:pos="6379"/>
+            </w:tabs>
+          </w:pPr>
+          <w:r>
+            <w:rPr>
+              <w:rFonts w:hint="default" w:ascii="Times New Roman" w:hAnsi="Times New Roman" w:cs="Times New Roman"/>
+              <w:szCs w:val="26"/>
+            </w:rPr>
+            <w:fldChar w:fldCharType="begin"/>
+          </w:r>
+          <w:r>
+            <w:rPr>
+              <w:rFonts w:hint="default" w:ascii="Times New Roman" w:hAnsi="Times New Roman" w:cs="Times New Roman"/>
+              <w:szCs w:val="26"/>
+            </w:rPr>
+            <w:instrText xml:space="preserve"> HYPERLINK \l _Toc17443 </w:instrText>
+          </w:r>
+          <w:r>
+            <w:rPr>
+              <w:rFonts w:hint="default" w:ascii="Times New Roman" w:hAnsi="Times New Roman" w:cs="Times New Roman"/>
+              <w:szCs w:val="26"/>
+            </w:rPr>
+            <w:fldChar w:fldCharType="separate"/>
+          </w:r>
+          <w:r>
+            <w:rPr>
+              <w:szCs w:val="26"/>
+            </w:rPr>
+            <w:t>6.2.1. Infrastructure Specifications</w:t>
+          </w:r>
+          <w:r>
+            <w:tab/>
+          </w:r>
+          <w:r>
+            <w:fldChar w:fldCharType="begin"/>
+          </w:r>
+          <w:r>
+            <w:instrText xml:space="preserve"> PAGEREF _Toc17443 \h </w:instrText>
+          </w:r>
+          <w:r>
+            <w:fldChar w:fldCharType="separate"/>
+          </w:r>
+          <w:r>
+            <w:t>75</w:t>
+          </w:r>
+          <w:r>
+            <w:fldChar w:fldCharType="end"/>
+          </w:r>
+          <w:r>
+            <w:rPr>
+              <w:rFonts w:hint="default" w:ascii="Times New Roman" w:hAnsi="Times New Roman" w:cs="Times New Roman"/>
+              <w:szCs w:val="26"/>
+            </w:rPr>
+            <w:fldChar w:fldCharType="end"/>
+          </w:r>
+        </w:p>
+        <w:p>
+          <w:pPr>
+            <w:pStyle w:val="23"/>
+            <w:tabs>
+              <w:tab w:val="right" w:leader="dot" w:pos="9302"/>
+              <w:tab w:val="clear" w:pos="6379"/>
+            </w:tabs>
+          </w:pPr>
+          <w:r>
+            <w:rPr>
+              <w:rFonts w:hint="default" w:ascii="Times New Roman" w:hAnsi="Times New Roman" w:cs="Times New Roman"/>
+              <w:szCs w:val="26"/>
+            </w:rPr>
+            <w:fldChar w:fldCharType="begin"/>
+          </w:r>
+          <w:r>
+            <w:rPr>
+              <w:rFonts w:hint="default" w:ascii="Times New Roman" w:hAnsi="Times New Roman" w:cs="Times New Roman"/>
+              <w:szCs w:val="26"/>
+            </w:rPr>
+            <w:instrText xml:space="preserve"> HYPERLINK \l _Toc9217 </w:instrText>
+          </w:r>
+          <w:r>
+            <w:rPr>
+              <w:rFonts w:hint="default" w:ascii="Times New Roman" w:hAnsi="Times New Roman" w:cs="Times New Roman"/>
+              <w:szCs w:val="26"/>
+            </w:rPr>
+            <w:fldChar w:fldCharType="separate"/>
+          </w:r>
+          <w:r>
+            <w:rPr>
+              <w:szCs w:val="26"/>
+            </w:rPr>
+            <w:t>6.2.3. Evaluation Metrics</w:t>
+          </w:r>
+          <w:r>
+            <w:tab/>
+          </w:r>
+          <w:r>
+            <w:fldChar w:fldCharType="begin"/>
+          </w:r>
+          <w:r>
+            <w:instrText xml:space="preserve"> PAGEREF _Toc9217 \h </w:instrText>
+          </w:r>
+          <w:r>
+            <w:fldChar w:fldCharType="separate"/>
+          </w:r>
+          <w:r>
+            <w:t>76</w:t>
           </w:r>
           <w:r>
             <w:fldChar w:fldCharType="end"/>
@@ -4316,7 +4946,7 @@
               <w:rFonts w:hint="default" w:ascii="Times New Roman" w:hAnsi="Times New Roman" w:cs="Times New Roman"/>
               <w:szCs w:val="26"/>
             </w:rPr>
-            <w:instrText xml:space="preserve"> HYPERLINK \l _Toc20525 </w:instrText>
+            <w:instrText xml:space="preserve"> HYPERLINK \l _Toc26503 </w:instrText>
           </w:r>
           <w:r>
             <w:rPr>
@@ -4326,7 +4956,10 @@
             <w:fldChar w:fldCharType="separate"/>
           </w:r>
           <w:r>
-            <w:t>5.3 System Implementation Technologies and Architecture</w:t>
+            <w:rPr>
+              <w:szCs w:val="26"/>
+            </w:rPr>
+            <w:t>6.3. Functional Evaluation Results</w:t>
           </w:r>
           <w:r>
             <w:tab/>
@@ -4335,13 +4968,13 @@
             <w:fldChar w:fldCharType="begin"/>
           </w:r>
           <w:r>
-            <w:instrText xml:space="preserve"> PAGEREF _Toc20525 \h </w:instrText>
+            <w:instrText xml:space="preserve"> PAGEREF _Toc26503 \h </w:instrText>
           </w:r>
           <w:r>
             <w:fldChar w:fldCharType="separate"/>
           </w:r>
           <w:r>
-            <w:t>51</w:t>
+            <w:t>77</w:t>
           </w:r>
           <w:r>
             <w:fldChar w:fldCharType="end"/>
@@ -4374,7 +5007,7 @@
               <w:rFonts w:hint="default" w:ascii="Times New Roman" w:hAnsi="Times New Roman" w:cs="Times New Roman"/>
               <w:szCs w:val="26"/>
             </w:rPr>
-            <w:instrText xml:space="preserve"> HYPERLINK \l _Toc15391 </w:instrText>
+            <w:instrText xml:space="preserve"> HYPERLINK \l _Toc11667 </w:instrText>
           </w:r>
           <w:r>
             <w:rPr>
@@ -4384,7 +5017,10 @@
             <w:fldChar w:fldCharType="separate"/>
           </w:r>
           <w:r>
-            <w:t>5.3.1 Backend Infrastructure and Database Connectivity:</w:t>
+            <w:rPr>
+              <w:szCs w:val="26"/>
+            </w:rPr>
+            <w:t>6.3.1. Phase 1: Baseline Assessment (Vulnerability Detection)</w:t>
           </w:r>
           <w:r>
             <w:tab/>
@@ -4393,13 +5029,13 @@
             <w:fldChar w:fldCharType="begin"/>
           </w:r>
           <w:r>
-            <w:instrText xml:space="preserve"> PAGEREF _Toc15391 \h </w:instrText>
+            <w:instrText xml:space="preserve"> PAGEREF _Toc11667 \h </w:instrText>
           </w:r>
           <w:r>
             <w:fldChar w:fldCharType="separate"/>
           </w:r>
           <w:r>
-            <w:t>52</w:t>
+            <w:t>77</w:t>
           </w:r>
           <w:r>
             <w:fldChar w:fldCharType="end"/>
@@ -4432,7 +5068,7 @@
               <w:rFonts w:hint="default" w:ascii="Times New Roman" w:hAnsi="Times New Roman" w:cs="Times New Roman"/>
               <w:szCs w:val="26"/>
             </w:rPr>
-            <w:instrText xml:space="preserve"> HYPERLINK \l _Toc13125 </w:instrText>
+            <w:instrText xml:space="preserve"> HYPERLINK \l _Toc22512 </w:instrText>
           </w:r>
           <w:r>
             <w:rPr>
@@ -4442,7 +5078,11 @@
             <w:fldChar w:fldCharType="separate"/>
           </w:r>
           <w:r>
-            <w:t>5.3.2 Hybrid AI Inference Strategy</w:t>
+            <w:rPr>
+              <w:rFonts w:hint="default" w:ascii="Times New Roman" w:hAnsi="Times New Roman" w:cs="Times New Roman"/>
+              <w:szCs w:val="26"/>
+            </w:rPr>
+            <w:t>6.3.2. Optimization Measures</w:t>
           </w:r>
           <w:r>
             <w:tab/>
@@ -4451,13 +5091,13 @@
             <w:fldChar w:fldCharType="begin"/>
           </w:r>
           <w:r>
-            <w:instrText xml:space="preserve"> PAGEREF _Toc13125 \h </w:instrText>
+            <w:instrText xml:space="preserve"> PAGEREF _Toc22512 \h </w:instrText>
           </w:r>
           <w:r>
             <w:fldChar w:fldCharType="separate"/>
           </w:r>
           <w:r>
-            <w:t>52</w:t>
+            <w:t>79</w:t>
           </w:r>
           <w:r>
             <w:fldChar w:fldCharType="end"/>
@@ -4490,7 +5130,7 @@
               <w:rFonts w:hint="default" w:ascii="Times New Roman" w:hAnsi="Times New Roman" w:cs="Times New Roman"/>
               <w:szCs w:val="26"/>
             </w:rPr>
-            <w:instrText xml:space="preserve"> HYPERLINK \l _Toc3281 </w:instrText>
+            <w:instrText xml:space="preserve"> HYPERLINK \l _Toc5384 </w:instrText>
           </w:r>
           <w:r>
             <w:rPr>
@@ -4500,7 +5140,11 @@
             <w:fldChar w:fldCharType="separate"/>
           </w:r>
           <w:r>
-            <w:t>5.3.3 Frontend Interface Design</w:t>
+            <w:rPr>
+              <w:rFonts w:hint="default" w:ascii="Times New Roman" w:hAnsi="Times New Roman" w:cs="Times New Roman"/>
+              <w:szCs w:val="26"/>
+            </w:rPr>
+            <w:t>6.3.3. Phase 2: Refined Evaluation (Final Results)</w:t>
           </w:r>
           <w:r>
             <w:tab/>
@@ -4509,13 +5153,392 @@
             <w:fldChar w:fldCharType="begin"/>
           </w:r>
           <w:r>
-            <w:instrText xml:space="preserve"> PAGEREF _Toc3281 \h </w:instrText>
+            <w:instrText xml:space="preserve"> PAGEREF _Toc5384 \h </w:instrText>
           </w:r>
           <w:r>
             <w:fldChar w:fldCharType="separate"/>
           </w:r>
           <w:r>
-            <w:t>53</w:t>
+            <w:t>80</w:t>
+          </w:r>
+          <w:r>
+            <w:fldChar w:fldCharType="end"/>
+          </w:r>
+          <w:r>
+            <w:rPr>
+              <w:rFonts w:hint="default" w:ascii="Times New Roman" w:hAnsi="Times New Roman" w:cs="Times New Roman"/>
+              <w:szCs w:val="26"/>
+            </w:rPr>
+            <w:fldChar w:fldCharType="end"/>
+          </w:r>
+        </w:p>
+        <w:p>
+          <w:pPr>
+            <w:pStyle w:val="23"/>
+            <w:tabs>
+              <w:tab w:val="right" w:leader="dot" w:pos="9302"/>
+              <w:tab w:val="clear" w:pos="6379"/>
+            </w:tabs>
+          </w:pPr>
+          <w:r>
+            <w:rPr>
+              <w:rFonts w:hint="default" w:ascii="Times New Roman" w:hAnsi="Times New Roman" w:cs="Times New Roman"/>
+              <w:szCs w:val="26"/>
+            </w:rPr>
+            <w:fldChar w:fldCharType="begin"/>
+          </w:r>
+          <w:r>
+            <w:rPr>
+              <w:rFonts w:hint="default" w:ascii="Times New Roman" w:hAnsi="Times New Roman" w:cs="Times New Roman"/>
+              <w:szCs w:val="26"/>
+            </w:rPr>
+            <w:instrText xml:space="preserve"> HYPERLINK \l _Toc21543 </w:instrText>
+          </w:r>
+          <w:r>
+            <w:rPr>
+              <w:rFonts w:hint="default" w:ascii="Times New Roman" w:hAnsi="Times New Roman" w:cs="Times New Roman"/>
+              <w:szCs w:val="26"/>
+            </w:rPr>
+            <w:fldChar w:fldCharType="separate"/>
+          </w:r>
+          <w:r>
+            <w:rPr>
+              <w:szCs w:val="26"/>
+            </w:rPr>
+            <w:t>6.3.4. Experimental Conclusion</w:t>
+          </w:r>
+          <w:r>
+            <w:tab/>
+          </w:r>
+          <w:r>
+            <w:fldChar w:fldCharType="begin"/>
+          </w:r>
+          <w:r>
+            <w:instrText xml:space="preserve"> PAGEREF _Toc21543 \h </w:instrText>
+          </w:r>
+          <w:r>
+            <w:fldChar w:fldCharType="separate"/>
+          </w:r>
+          <w:r>
+            <w:t>81</w:t>
+          </w:r>
+          <w:r>
+            <w:fldChar w:fldCharType="end"/>
+          </w:r>
+          <w:r>
+            <w:rPr>
+              <w:rFonts w:hint="default" w:ascii="Times New Roman" w:hAnsi="Times New Roman" w:cs="Times New Roman"/>
+              <w:szCs w:val="26"/>
+            </w:rPr>
+            <w:fldChar w:fldCharType="end"/>
+          </w:r>
+        </w:p>
+        <w:p>
+          <w:pPr>
+            <w:pStyle w:val="22"/>
+            <w:tabs>
+              <w:tab w:val="right" w:leader="dot" w:pos="9302"/>
+              <w:tab w:val="clear" w:pos="6379"/>
+            </w:tabs>
+          </w:pPr>
+          <w:r>
+            <w:rPr>
+              <w:rFonts w:hint="default" w:ascii="Times New Roman" w:hAnsi="Times New Roman" w:cs="Times New Roman"/>
+              <w:szCs w:val="26"/>
+            </w:rPr>
+            <w:fldChar w:fldCharType="begin"/>
+          </w:r>
+          <w:r>
+            <w:rPr>
+              <w:rFonts w:hint="default" w:ascii="Times New Roman" w:hAnsi="Times New Roman" w:cs="Times New Roman"/>
+              <w:szCs w:val="26"/>
+            </w:rPr>
+            <w:instrText xml:space="preserve"> HYPERLINK \l _Toc29382 </w:instrText>
+          </w:r>
+          <w:r>
+            <w:rPr>
+              <w:rFonts w:hint="default" w:ascii="Times New Roman" w:hAnsi="Times New Roman" w:cs="Times New Roman"/>
+              <w:szCs w:val="26"/>
+            </w:rPr>
+            <w:fldChar w:fldCharType="separate"/>
+          </w:r>
+          <w:r>
+            <w:rPr>
+              <w:rFonts w:hint="default"/>
+            </w:rPr>
+            <w:t>6.</w:t>
+          </w:r>
+          <w:r>
+            <w:rPr>
+              <w:rFonts w:hint="default"/>
+              <w:lang w:val="en-US"/>
+            </w:rPr>
+            <w:t>4</w:t>
+          </w:r>
+          <w:r>
+            <w:rPr>
+              <w:rFonts w:hint="default"/>
+            </w:rPr>
+            <w:t>. Stability Evaluation (Endurance Stress Test)</w:t>
+          </w:r>
+          <w:r>
+            <w:tab/>
+          </w:r>
+          <w:r>
+            <w:fldChar w:fldCharType="begin"/>
+          </w:r>
+          <w:r>
+            <w:instrText xml:space="preserve"> PAGEREF _Toc29382 \h </w:instrText>
+          </w:r>
+          <w:r>
+            <w:fldChar w:fldCharType="separate"/>
+          </w:r>
+          <w:r>
+            <w:t>81</w:t>
+          </w:r>
+          <w:r>
+            <w:fldChar w:fldCharType="end"/>
+          </w:r>
+          <w:r>
+            <w:rPr>
+              <w:rFonts w:hint="default" w:ascii="Times New Roman" w:hAnsi="Times New Roman" w:cs="Times New Roman"/>
+              <w:szCs w:val="26"/>
+            </w:rPr>
+            <w:fldChar w:fldCharType="end"/>
+          </w:r>
+        </w:p>
+        <w:p>
+          <w:pPr>
+            <w:pStyle w:val="23"/>
+            <w:tabs>
+              <w:tab w:val="right" w:leader="dot" w:pos="9302"/>
+              <w:tab w:val="clear" w:pos="6379"/>
+            </w:tabs>
+          </w:pPr>
+          <w:r>
+            <w:rPr>
+              <w:rFonts w:hint="default" w:ascii="Times New Roman" w:hAnsi="Times New Roman" w:cs="Times New Roman"/>
+              <w:szCs w:val="26"/>
+            </w:rPr>
+            <w:fldChar w:fldCharType="begin"/>
+          </w:r>
+          <w:r>
+            <w:rPr>
+              <w:rFonts w:hint="default" w:ascii="Times New Roman" w:hAnsi="Times New Roman" w:cs="Times New Roman"/>
+              <w:szCs w:val="26"/>
+            </w:rPr>
+            <w:instrText xml:space="preserve"> HYPERLINK \l _Toc1377 </w:instrText>
+          </w:r>
+          <w:r>
+            <w:rPr>
+              <w:rFonts w:hint="default" w:ascii="Times New Roman" w:hAnsi="Times New Roman" w:cs="Times New Roman"/>
+              <w:szCs w:val="26"/>
+            </w:rPr>
+            <w:fldChar w:fldCharType="separate"/>
+          </w:r>
+          <w:r>
+            <w:rPr>
+              <w:szCs w:val="26"/>
+            </w:rPr>
+            <w:t>6.4.1. Experimental Methodology</w:t>
+          </w:r>
+          <w:r>
+            <w:tab/>
+          </w:r>
+          <w:r>
+            <w:fldChar w:fldCharType="begin"/>
+          </w:r>
+          <w:r>
+            <w:instrText xml:space="preserve"> PAGEREF _Toc1377 \h </w:instrText>
+          </w:r>
+          <w:r>
+            <w:fldChar w:fldCharType="separate"/>
+          </w:r>
+          <w:r>
+            <w:t>81</w:t>
+          </w:r>
+          <w:r>
+            <w:fldChar w:fldCharType="end"/>
+          </w:r>
+          <w:r>
+            <w:rPr>
+              <w:rFonts w:hint="default" w:ascii="Times New Roman" w:hAnsi="Times New Roman" w:cs="Times New Roman"/>
+              <w:szCs w:val="26"/>
+            </w:rPr>
+            <w:fldChar w:fldCharType="end"/>
+          </w:r>
+        </w:p>
+        <w:p>
+          <w:pPr>
+            <w:pStyle w:val="23"/>
+            <w:tabs>
+              <w:tab w:val="right" w:leader="dot" w:pos="9302"/>
+              <w:tab w:val="clear" w:pos="6379"/>
+            </w:tabs>
+          </w:pPr>
+          <w:r>
+            <w:rPr>
+              <w:rFonts w:hint="default" w:ascii="Times New Roman" w:hAnsi="Times New Roman" w:cs="Times New Roman"/>
+              <w:szCs w:val="26"/>
+            </w:rPr>
+            <w:fldChar w:fldCharType="begin"/>
+          </w:r>
+          <w:r>
+            <w:rPr>
+              <w:rFonts w:hint="default" w:ascii="Times New Roman" w:hAnsi="Times New Roman" w:cs="Times New Roman"/>
+              <w:szCs w:val="26"/>
+            </w:rPr>
+            <w:instrText xml:space="preserve"> HYPERLINK \l _Toc15068 </w:instrText>
+          </w:r>
+          <w:r>
+            <w:rPr>
+              <w:rFonts w:hint="default" w:ascii="Times New Roman" w:hAnsi="Times New Roman" w:cs="Times New Roman"/>
+              <w:szCs w:val="26"/>
+            </w:rPr>
+            <w:fldChar w:fldCharType="separate"/>
+          </w:r>
+          <w:r>
+            <w:rPr>
+              <w:szCs w:val="26"/>
+            </w:rPr>
+            <w:t>6.4.2. Quantitative Results &amp; Phase Analysis</w:t>
+          </w:r>
+          <w:r>
+            <w:tab/>
+          </w:r>
+          <w:r>
+            <w:fldChar w:fldCharType="begin"/>
+          </w:r>
+          <w:r>
+            <w:instrText xml:space="preserve"> PAGEREF _Toc15068 \h </w:instrText>
+          </w:r>
+          <w:r>
+            <w:fldChar w:fldCharType="separate"/>
+          </w:r>
+          <w:r>
+            <w:t>82</w:t>
+          </w:r>
+          <w:r>
+            <w:fldChar w:fldCharType="end"/>
+          </w:r>
+          <w:r>
+            <w:rPr>
+              <w:rFonts w:hint="default" w:ascii="Times New Roman" w:hAnsi="Times New Roman" w:cs="Times New Roman"/>
+              <w:szCs w:val="26"/>
+            </w:rPr>
+            <w:fldChar w:fldCharType="end"/>
+          </w:r>
+        </w:p>
+        <w:p>
+          <w:pPr>
+            <w:pStyle w:val="23"/>
+            <w:tabs>
+              <w:tab w:val="right" w:leader="dot" w:pos="9302"/>
+              <w:tab w:val="clear" w:pos="6379"/>
+            </w:tabs>
+          </w:pPr>
+          <w:r>
+            <w:rPr>
+              <w:rFonts w:hint="default" w:ascii="Times New Roman" w:hAnsi="Times New Roman" w:cs="Times New Roman"/>
+              <w:szCs w:val="26"/>
+            </w:rPr>
+            <w:fldChar w:fldCharType="begin"/>
+          </w:r>
+          <w:r>
+            <w:rPr>
+              <w:rFonts w:hint="default" w:ascii="Times New Roman" w:hAnsi="Times New Roman" w:cs="Times New Roman"/>
+              <w:szCs w:val="26"/>
+            </w:rPr>
+            <w:instrText xml:space="preserve"> HYPERLINK \l _Toc26740 </w:instrText>
+          </w:r>
+          <w:r>
+            <w:rPr>
+              <w:rFonts w:hint="default" w:ascii="Times New Roman" w:hAnsi="Times New Roman" w:cs="Times New Roman"/>
+              <w:szCs w:val="26"/>
+            </w:rPr>
+            <w:fldChar w:fldCharType="separate"/>
+          </w:r>
+          <w:r>
+            <w:rPr>
+              <w:szCs w:val="26"/>
+            </w:rPr>
+            <w:t>6.4.3. Resource Utilization &amp; Memory Safety</w:t>
+          </w:r>
+          <w:r>
+            <w:tab/>
+          </w:r>
+          <w:r>
+            <w:fldChar w:fldCharType="begin"/>
+          </w:r>
+          <w:r>
+            <w:instrText xml:space="preserve"> PAGEREF _Toc26740 \h </w:instrText>
+          </w:r>
+          <w:r>
+            <w:fldChar w:fldCharType="separate"/>
+          </w:r>
+          <w:r>
+            <w:t>84</w:t>
+          </w:r>
+          <w:r>
+            <w:fldChar w:fldCharType="end"/>
+          </w:r>
+          <w:r>
+            <w:rPr>
+              <w:rFonts w:hint="default" w:ascii="Times New Roman" w:hAnsi="Times New Roman" w:cs="Times New Roman"/>
+              <w:szCs w:val="26"/>
+            </w:rPr>
+            <w:fldChar w:fldCharType="end"/>
+          </w:r>
+        </w:p>
+        <w:p>
+          <w:pPr>
+            <w:pStyle w:val="23"/>
+            <w:tabs>
+              <w:tab w:val="right" w:leader="dot" w:pos="9302"/>
+              <w:tab w:val="clear" w:pos="6379"/>
+            </w:tabs>
+          </w:pPr>
+          <w:r>
+            <w:rPr>
+              <w:rFonts w:hint="default" w:ascii="Times New Roman" w:hAnsi="Times New Roman" w:cs="Times New Roman"/>
+              <w:szCs w:val="26"/>
+            </w:rPr>
+            <w:fldChar w:fldCharType="begin"/>
+          </w:r>
+          <w:r>
+            <w:rPr>
+              <w:rFonts w:hint="default" w:ascii="Times New Roman" w:hAnsi="Times New Roman" w:cs="Times New Roman"/>
+              <w:szCs w:val="26"/>
+            </w:rPr>
+            <w:instrText xml:space="preserve"> HYPERLINK \l _Toc29632 </w:instrText>
+          </w:r>
+          <w:r>
+            <w:rPr>
+              <w:rFonts w:hint="default" w:ascii="Times New Roman" w:hAnsi="Times New Roman" w:cs="Times New Roman"/>
+              <w:szCs w:val="26"/>
+            </w:rPr>
+            <w:fldChar w:fldCharType="separate"/>
+          </w:r>
+          <w:r>
+            <w:rPr>
+              <w:szCs w:val="26"/>
+            </w:rPr>
+            <w:t>6.4.4. Experimental Conclusion &amp; Recommendations</w:t>
+          </w:r>
+          <w:r>
+            <w:tab/>
+          </w:r>
+          <w:r>
+            <w:fldChar w:fldCharType="begin"/>
+          </w:r>
+          <w:r>
+            <w:instrText xml:space="preserve"> PAGEREF _Toc29632 \h </w:instrText>
+          </w:r>
+          <w:r>
+            <w:fldChar w:fldCharType="separate"/>
+          </w:r>
+          <w:r>
+            <w:t>85</w:t>
           </w:r>
           <w:r>
             <w:fldChar w:fldCharType="end"/>
@@ -4548,7 +5571,7 @@
               <w:rFonts w:hint="default" w:ascii="Times New Roman" w:hAnsi="Times New Roman" w:cs="Times New Roman"/>
               <w:szCs w:val="26"/>
             </w:rPr>
-            <w:instrText xml:space="preserve"> HYPERLINK \l _Toc13155 </w:instrText>
+            <w:instrText xml:space="preserve"> HYPERLINK \l _Toc23314 </w:instrText>
           </w:r>
           <w:r>
             <w:rPr>
@@ -4560,8 +5583,9 @@
           <w:r>
             <w:rPr>
               <w:rFonts w:hint="default" w:ascii="Times New Roman" w:hAnsi="Times New Roman" w:cs="Times New Roman"/>
+              <w:lang w:val="en-US"/>
             </w:rPr>
-            <w:t>CHAPTER 6 EXPERIMENTAL RESULTS AND EVALUATION</w:t>
+            <w:t>CHAPTER 7 APPLICATION ILLUSTRATION</w:t>
           </w:r>
           <w:r>
             <w:tab/>
@@ -4570,13 +5594,13 @@
             <w:fldChar w:fldCharType="begin"/>
           </w:r>
           <w:r>
-            <w:instrText xml:space="preserve"> PAGEREF _Toc13155 \h </w:instrText>
+            <w:instrText xml:space="preserve"> PAGEREF _Toc23314 \h </w:instrText>
           </w:r>
           <w:r>
             <w:fldChar w:fldCharType="separate"/>
           </w:r>
           <w:r>
-            <w:t>56</w:t>
+            <w:t>86</w:t>
           </w:r>
           <w:r>
             <w:fldChar w:fldCharType="end"/>
@@ -4609,7 +5633,7 @@
               <w:rFonts w:hint="default" w:ascii="Times New Roman" w:hAnsi="Times New Roman" w:cs="Times New Roman"/>
               <w:szCs w:val="26"/>
             </w:rPr>
-            <w:instrText xml:space="preserve"> HYPERLINK \l _Toc5502 </w:instrText>
+            <w:instrText xml:space="preserve"> HYPERLINK \l _Toc31012 </w:instrText>
           </w:r>
           <w:r>
             <w:rPr>
@@ -4619,153 +5643,11 @@
             <w:fldChar w:fldCharType="separate"/>
           </w:r>
           <w:r>
-            <w:t>6.1 Analysis of Testing Scenarios:</w:t>
-          </w:r>
-          <w:r>
-            <w:tab/>
-          </w:r>
-          <w:r>
-            <w:fldChar w:fldCharType="begin"/>
-          </w:r>
-          <w:r>
-            <w:instrText xml:space="preserve"> PAGEREF _Toc5502 \h </w:instrText>
-          </w:r>
-          <w:r>
-            <w:fldChar w:fldCharType="separate"/>
-          </w:r>
-          <w:r>
-            <w:t>56</w:t>
-          </w:r>
-          <w:r>
-            <w:fldChar w:fldCharType="end"/>
-          </w:r>
-          <w:r>
             <w:rPr>
-              <w:rFonts w:hint="default" w:ascii="Times New Roman" w:hAnsi="Times New Roman" w:cs="Times New Roman"/>
-              <w:szCs w:val="26"/>
-            </w:rPr>
-            <w:fldChar w:fldCharType="end"/>
-          </w:r>
-        </w:p>
-        <w:p>
-          <w:pPr>
-            <w:pStyle w:val="23"/>
-            <w:tabs>
-              <w:tab w:val="right" w:leader="dot" w:pos="9302"/>
-              <w:tab w:val="clear" w:pos="6379"/>
-            </w:tabs>
-          </w:pPr>
-          <w:r>
-            <w:rPr>
-              <w:rFonts w:hint="default" w:ascii="Times New Roman" w:hAnsi="Times New Roman" w:cs="Times New Roman"/>
-              <w:szCs w:val="26"/>
-            </w:rPr>
-            <w:fldChar w:fldCharType="begin"/>
-          </w:r>
-          <w:r>
-            <w:rPr>
-              <w:rFonts w:hint="default" w:ascii="Times New Roman" w:hAnsi="Times New Roman" w:cs="Times New Roman"/>
-              <w:szCs w:val="26"/>
-            </w:rPr>
-            <w:instrText xml:space="preserve"> HYPERLINK \l _Toc24428 </w:instrText>
-          </w:r>
-          <w:r>
-            <w:rPr>
-              <w:rFonts w:hint="default" w:ascii="Times New Roman" w:hAnsi="Times New Roman" w:cs="Times New Roman"/>
-              <w:szCs w:val="26"/>
-            </w:rPr>
-            <w:fldChar w:fldCharType="separate"/>
-          </w:r>
-          <w:r>
-            <w:rPr>
-              <w:rFonts w:hint="default" w:ascii="Times New Roman" w:hAnsi="Times New Roman" w:cs="Times New Roman"/>
-              <w:szCs w:val="26"/>
-            </w:rPr>
-            <w:t>6.1.1. Structured Public Transport Data</w:t>
-          </w:r>
-          <w:r>
-            <w:tab/>
-          </w:r>
-          <w:r>
-            <w:fldChar w:fldCharType="begin"/>
-          </w:r>
-          <w:r>
-            <w:instrText xml:space="preserve"> PAGEREF _Toc24428 \h </w:instrText>
-          </w:r>
-          <w:r>
-            <w:fldChar w:fldCharType="separate"/>
-          </w:r>
-          <w:r>
-            <w:t>56</w:t>
-          </w:r>
-          <w:r>
-            <w:fldChar w:fldCharType="end"/>
-          </w:r>
-          <w:r>
-            <w:rPr>
-              <w:rFonts w:hint="default" w:ascii="Times New Roman" w:hAnsi="Times New Roman" w:cs="Times New Roman"/>
-              <w:szCs w:val="26"/>
-            </w:rPr>
-            <w:fldChar w:fldCharType="end"/>
-          </w:r>
-        </w:p>
-        <w:p>
-          <w:pPr>
-            <w:pStyle w:val="23"/>
-            <w:tabs>
-              <w:tab w:val="right" w:leader="dot" w:pos="9302"/>
-              <w:tab w:val="clear" w:pos="6379"/>
-            </w:tabs>
-          </w:pPr>
-          <w:r>
-            <w:rPr>
-              <w:rFonts w:hint="default" w:ascii="Times New Roman" w:hAnsi="Times New Roman" w:cs="Times New Roman"/>
-              <w:szCs w:val="26"/>
-            </w:rPr>
-            <w:fldChar w:fldCharType="begin"/>
-          </w:r>
-          <w:r>
-            <w:rPr>
-              <w:rFonts w:hint="default" w:ascii="Times New Roman" w:hAnsi="Times New Roman" w:cs="Times New Roman"/>
-              <w:szCs w:val="26"/>
-            </w:rPr>
-            <w:instrText xml:space="preserve"> HYPERLINK \l _Toc7127 </w:instrText>
-          </w:r>
-          <w:r>
-            <w:rPr>
-              <w:rFonts w:hint="default" w:ascii="Times New Roman" w:hAnsi="Times New Roman" w:cs="Times New Roman"/>
-              <w:szCs w:val="26"/>
-            </w:rPr>
-            <w:fldChar w:fldCharType="separate"/>
-          </w:r>
-          <w:r>
-            <w:rPr>
-              <w:rFonts w:hint="default" w:ascii="Times New Roman" w:hAnsi="Times New Roman" w:cs="Times New Roman"/>
-              <w:szCs w:val="26"/>
-            </w:rPr>
-            <w:t>6.1.</w:t>
-          </w:r>
-          <w:r>
-            <w:rPr>
-              <w:rFonts w:hint="default" w:cs="Times New Roman"/>
-              <w:szCs w:val="26"/>
+              <w:rFonts w:hint="default"/>
               <w:lang w:val="en-US"/>
             </w:rPr>
-            <w:t>2</w:t>
-          </w:r>
-          <w:r>
-            <w:rPr>
-              <w:rFonts w:hint="default" w:ascii="Times New Roman" w:hAnsi="Times New Roman" w:cs="Times New Roman"/>
-              <w:szCs w:val="26"/>
-            </w:rPr>
-            <w:t xml:space="preserve">. </w:t>
-          </w:r>
-          <w:r>
-            <w:rPr>
-              <w:rFonts w:hint="default" w:ascii="Times New Roman" w:hAnsi="Times New Roman" w:eastAsia="SimSun" w:cs="Times New Roman"/>
-              <w:szCs w:val="26"/>
-            </w:rPr>
-            <w:t>Unstructured Cultural and Tourism Data</w:t>
+            <w:t>7.1 Scenario 1: Public Transport Routing (Bus Routing)</w:t>
           </w:r>
           <w:r>
             <w:tab/>
@@ -4774,159 +5656,13 @@
             <w:fldChar w:fldCharType="begin"/>
           </w:r>
           <w:r>
-            <w:instrText xml:space="preserve"> PAGEREF _Toc7127 \h </w:instrText>
+            <w:instrText xml:space="preserve"> PAGEREF _Toc31012 \h </w:instrText>
           </w:r>
           <w:r>
             <w:fldChar w:fldCharType="separate"/>
           </w:r>
           <w:r>
-            <w:t>62</w:t>
-          </w:r>
-          <w:r>
-            <w:fldChar w:fldCharType="end"/>
-          </w:r>
-          <w:r>
-            <w:rPr>
-              <w:rFonts w:hint="default" w:ascii="Times New Roman" w:hAnsi="Times New Roman" w:cs="Times New Roman"/>
-              <w:szCs w:val="26"/>
-            </w:rPr>
-            <w:fldChar w:fldCharType="end"/>
-          </w:r>
-        </w:p>
-        <w:p>
-          <w:pPr>
-            <w:pStyle w:val="23"/>
-            <w:tabs>
-              <w:tab w:val="right" w:leader="dot" w:pos="9302"/>
-              <w:tab w:val="clear" w:pos="6379"/>
-            </w:tabs>
-          </w:pPr>
-          <w:r>
-            <w:rPr>
-              <w:rFonts w:hint="default" w:ascii="Times New Roman" w:hAnsi="Times New Roman" w:cs="Times New Roman"/>
-              <w:szCs w:val="26"/>
-            </w:rPr>
-            <w:fldChar w:fldCharType="begin"/>
-          </w:r>
-          <w:r>
-            <w:rPr>
-              <w:rFonts w:hint="default" w:ascii="Times New Roman" w:hAnsi="Times New Roman" w:cs="Times New Roman"/>
-              <w:szCs w:val="26"/>
-            </w:rPr>
-            <w:instrText xml:space="preserve"> HYPERLINK \l _Toc5922 </w:instrText>
-          </w:r>
-          <w:r>
-            <w:rPr>
-              <w:rFonts w:hint="default" w:ascii="Times New Roman" w:hAnsi="Times New Roman" w:cs="Times New Roman"/>
-              <w:szCs w:val="26"/>
-            </w:rPr>
-            <w:fldChar w:fldCharType="separate"/>
-          </w:r>
-          <w:r>
-            <w:rPr>
-              <w:rFonts w:hint="default" w:ascii="Times New Roman" w:hAnsi="Times New Roman" w:eastAsia="sans-serif" w:cs="Times New Roman"/>
-              <w:szCs w:val="26"/>
-            </w:rPr>
-            <w:t>6.1.3. Knowledge Graph Construction (Bus Network Topology)</w:t>
-          </w:r>
-          <w:r>
-            <w:tab/>
-          </w:r>
-          <w:r>
-            <w:fldChar w:fldCharType="begin"/>
-          </w:r>
-          <w:r>
-            <w:instrText xml:space="preserve"> PAGEREF _Toc5922 \h </w:instrText>
-          </w:r>
-          <w:r>
-            <w:fldChar w:fldCharType="separate"/>
-          </w:r>
-          <w:r>
-            <w:t>67</w:t>
-          </w:r>
-          <w:r>
-            <w:fldChar w:fldCharType="end"/>
-          </w:r>
-          <w:r>
-            <w:rPr>
-              <w:rFonts w:hint="default" w:ascii="Times New Roman" w:hAnsi="Times New Roman" w:cs="Times New Roman"/>
-              <w:szCs w:val="26"/>
-            </w:rPr>
-            <w:fldChar w:fldCharType="end"/>
-          </w:r>
-        </w:p>
-        <w:p>
-          <w:pPr>
-            <w:pStyle w:val="23"/>
-            <w:tabs>
-              <w:tab w:val="right" w:leader="dot" w:pos="9302"/>
-              <w:tab w:val="clear" w:pos="6379"/>
-            </w:tabs>
-          </w:pPr>
-          <w:r>
-            <w:rPr>
-              <w:rFonts w:hint="default" w:ascii="Times New Roman" w:hAnsi="Times New Roman" w:cs="Times New Roman"/>
-              <w:szCs w:val="26"/>
-            </w:rPr>
-            <w:fldChar w:fldCharType="begin"/>
-          </w:r>
-          <w:r>
-            <w:rPr>
-              <w:rFonts w:hint="default" w:ascii="Times New Roman" w:hAnsi="Times New Roman" w:cs="Times New Roman"/>
-              <w:szCs w:val="26"/>
-            </w:rPr>
-            <w:instrText xml:space="preserve"> HYPERLINK \l _Toc22024 </w:instrText>
-          </w:r>
-          <w:r>
-            <w:rPr>
-              <w:rFonts w:hint="default" w:ascii="Times New Roman" w:hAnsi="Times New Roman" w:cs="Times New Roman"/>
-              <w:szCs w:val="26"/>
-            </w:rPr>
-            <w:fldChar w:fldCharType="separate"/>
-          </w:r>
-          <w:r>
-            <w:rPr>
-              <w:rFonts w:hint="default" w:ascii="Times New Roman" w:hAnsi="Times New Roman" w:eastAsia="sans-serif" w:cs="Times New Roman"/>
-              <w:szCs w:val="26"/>
-            </w:rPr>
-            <w:t>6.1.</w:t>
-          </w:r>
-          <w:r>
-            <w:rPr>
-              <w:rFonts w:hint="default" w:eastAsia="sans-serif" w:cs="Times New Roman"/>
-              <w:szCs w:val="26"/>
-              <w:lang w:val="en-US"/>
-            </w:rPr>
-            <w:t>4</w:t>
-          </w:r>
-          <w:r>
-            <w:rPr>
-              <w:rFonts w:hint="default" w:ascii="Times New Roman" w:hAnsi="Times New Roman" w:eastAsia="sans-serif" w:cs="Times New Roman"/>
-              <w:szCs w:val="26"/>
-            </w:rPr>
-            <w:t xml:space="preserve">. </w:t>
-          </w:r>
-          <w:r>
-            <w:rPr>
-              <w:rFonts w:hint="default" w:ascii="Times New Roman" w:hAnsi="Times New Roman" w:eastAsia="SimSun" w:cs="Times New Roman"/>
-              <w:szCs w:val="26"/>
-            </w:rPr>
-            <w:t>Vector Embedding and Indexing Strategy</w:t>
-          </w:r>
-          <w:r>
-            <w:tab/>
-          </w:r>
-          <w:r>
-            <w:fldChar w:fldCharType="begin"/>
-          </w:r>
-          <w:r>
-            <w:instrText xml:space="preserve"> PAGEREF _Toc22024 \h </w:instrText>
-          </w:r>
-          <w:r>
-            <w:fldChar w:fldCharType="separate"/>
-          </w:r>
-          <w:r>
-            <w:t>70</w:t>
+            <w:t>86</w:t>
           </w:r>
           <w:r>
             <w:fldChar w:fldCharType="end"/>
@@ -4959,7 +5695,7 @@
               <w:rFonts w:hint="default" w:ascii="Times New Roman" w:hAnsi="Times New Roman" w:cs="Times New Roman"/>
               <w:szCs w:val="26"/>
             </w:rPr>
-            <w:instrText xml:space="preserve"> HYPERLINK \l _Toc32691 </w:instrText>
+            <w:instrText xml:space="preserve"> HYPERLINK \l _Toc5065 </w:instrText>
           </w:r>
           <w:r>
             <w:rPr>
@@ -4970,9 +5706,10 @@
           </w:r>
           <w:r>
             <w:rPr>
-              <w:szCs w:val="26"/>
+              <w:rFonts w:hint="default"/>
+              <w:lang w:val="en-US"/>
             </w:rPr>
-            <w:t>6.2. Experimental Configurations</w:t>
+            <w:t>7.2 Scenario 2: Tourism Q&amp;A (Tourism)</w:t>
           </w:r>
           <w:r>
             <w:tab/>
@@ -4981,135 +5718,13 @@
             <w:fldChar w:fldCharType="begin"/>
           </w:r>
           <w:r>
-            <w:instrText xml:space="preserve"> PAGEREF _Toc32691 \h </w:instrText>
+            <w:instrText xml:space="preserve"> PAGEREF _Toc5065 \h </w:instrText>
           </w:r>
           <w:r>
             <w:fldChar w:fldCharType="separate"/>
           </w:r>
           <w:r>
-            <w:t>74</w:t>
-          </w:r>
-          <w:r>
-            <w:fldChar w:fldCharType="end"/>
-          </w:r>
-          <w:r>
-            <w:rPr>
-              <w:rFonts w:hint="default" w:ascii="Times New Roman" w:hAnsi="Times New Roman" w:cs="Times New Roman"/>
-              <w:szCs w:val="26"/>
-            </w:rPr>
-            <w:fldChar w:fldCharType="end"/>
-          </w:r>
-        </w:p>
-        <w:p>
-          <w:pPr>
-            <w:pStyle w:val="23"/>
-            <w:tabs>
-              <w:tab w:val="right" w:leader="dot" w:pos="9302"/>
-              <w:tab w:val="clear" w:pos="6379"/>
-            </w:tabs>
-          </w:pPr>
-          <w:r>
-            <w:rPr>
-              <w:rFonts w:hint="default" w:ascii="Times New Roman" w:hAnsi="Times New Roman" w:cs="Times New Roman"/>
-              <w:szCs w:val="26"/>
-            </w:rPr>
-            <w:fldChar w:fldCharType="begin"/>
-          </w:r>
-          <w:r>
-            <w:rPr>
-              <w:rFonts w:hint="default" w:ascii="Times New Roman" w:hAnsi="Times New Roman" w:cs="Times New Roman"/>
-              <w:szCs w:val="26"/>
-            </w:rPr>
-            <w:instrText xml:space="preserve"> HYPERLINK \l _Toc9613 </w:instrText>
-          </w:r>
-          <w:r>
-            <w:rPr>
-              <w:rFonts w:hint="default" w:ascii="Times New Roman" w:hAnsi="Times New Roman" w:cs="Times New Roman"/>
-              <w:szCs w:val="26"/>
-            </w:rPr>
-            <w:fldChar w:fldCharType="separate"/>
-          </w:r>
-          <w:r>
-            <w:rPr>
-              <w:szCs w:val="26"/>
-            </w:rPr>
-            <w:t>6.2.1. Infrastructure Specifications</w:t>
-          </w:r>
-          <w:r>
-            <w:tab/>
-          </w:r>
-          <w:r>
-            <w:fldChar w:fldCharType="begin"/>
-          </w:r>
-          <w:r>
-            <w:instrText xml:space="preserve"> PAGEREF _Toc9613 \h </w:instrText>
-          </w:r>
-          <w:r>
-            <w:fldChar w:fldCharType="separate"/>
-          </w:r>
-          <w:r>
-            <w:t>74</w:t>
-          </w:r>
-          <w:r>
-            <w:fldChar w:fldCharType="end"/>
-          </w:r>
-          <w:r>
-            <w:rPr>
-              <w:rFonts w:hint="default" w:ascii="Times New Roman" w:hAnsi="Times New Roman" w:cs="Times New Roman"/>
-              <w:szCs w:val="26"/>
-            </w:rPr>
-            <w:fldChar w:fldCharType="end"/>
-          </w:r>
-        </w:p>
-        <w:p>
-          <w:pPr>
-            <w:pStyle w:val="23"/>
-            <w:tabs>
-              <w:tab w:val="right" w:leader="dot" w:pos="9302"/>
-              <w:tab w:val="clear" w:pos="6379"/>
-            </w:tabs>
-          </w:pPr>
-          <w:r>
-            <w:rPr>
-              <w:rFonts w:hint="default" w:ascii="Times New Roman" w:hAnsi="Times New Roman" w:cs="Times New Roman"/>
-              <w:szCs w:val="26"/>
-            </w:rPr>
-            <w:fldChar w:fldCharType="begin"/>
-          </w:r>
-          <w:r>
-            <w:rPr>
-              <w:rFonts w:hint="default" w:ascii="Times New Roman" w:hAnsi="Times New Roman" w:cs="Times New Roman"/>
-              <w:szCs w:val="26"/>
-            </w:rPr>
-            <w:instrText xml:space="preserve"> HYPERLINK \l _Toc2464 </w:instrText>
-          </w:r>
-          <w:r>
-            <w:rPr>
-              <w:rFonts w:hint="default" w:ascii="Times New Roman" w:hAnsi="Times New Roman" w:cs="Times New Roman"/>
-              <w:szCs w:val="26"/>
-            </w:rPr>
-            <w:fldChar w:fldCharType="separate"/>
-          </w:r>
-          <w:r>
-            <w:rPr>
-              <w:szCs w:val="26"/>
-            </w:rPr>
-            <w:t>6.2.3. Evaluation Metrics</w:t>
-          </w:r>
-          <w:r>
-            <w:tab/>
-          </w:r>
-          <w:r>
-            <w:fldChar w:fldCharType="begin"/>
-          </w:r>
-          <w:r>
-            <w:instrText xml:space="preserve"> PAGEREF _Toc2464 \h </w:instrText>
-          </w:r>
-          <w:r>
-            <w:fldChar w:fldCharType="separate"/>
-          </w:r>
-          <w:r>
-            <w:t>75</w:t>
+            <w:t>87</w:t>
           </w:r>
           <w:r>
             <w:fldChar w:fldCharType="end"/>
@@ -5142,7 +5757,7 @@
               <w:rFonts w:hint="default" w:ascii="Times New Roman" w:hAnsi="Times New Roman" w:cs="Times New Roman"/>
               <w:szCs w:val="26"/>
             </w:rPr>
-            <w:instrText xml:space="preserve"> HYPERLINK \l _Toc25071 </w:instrText>
+            <w:instrText xml:space="preserve"> HYPERLINK \l _Toc21117 </w:instrText>
           </w:r>
           <w:r>
             <w:rPr>
@@ -5153,9 +5768,10 @@
           </w:r>
           <w:r>
             <w:rPr>
-              <w:szCs w:val="26"/>
+              <w:rFonts w:hint="default"/>
+              <w:lang w:val="en-US"/>
             </w:rPr>
-            <w:t>6.3. Functional Evaluation Results</w:t>
+            <w:t>7.3 Scenario 3: Multimodal Processing (Multimodal Input)</w:t>
           </w:r>
           <w:r>
             <w:tab/>
@@ -5164,13 +5780,13 @@
             <w:fldChar w:fldCharType="begin"/>
           </w:r>
           <w:r>
-            <w:instrText xml:space="preserve"> PAGEREF _Toc25071 \h </w:instrText>
+            <w:instrText xml:space="preserve"> PAGEREF _Toc21117 \h </w:instrText>
           </w:r>
           <w:r>
             <w:fldChar w:fldCharType="separate"/>
           </w:r>
           <w:r>
-            <w:t>76</w:t>
+            <w:t>89</w:t>
           </w:r>
           <w:r>
             <w:fldChar w:fldCharType="end"/>
@@ -5185,7 +5801,7 @@
         </w:p>
         <w:p>
           <w:pPr>
-            <w:pStyle w:val="23"/>
+            <w:pStyle w:val="22"/>
             <w:tabs>
               <w:tab w:val="right" w:leader="dot" w:pos="9302"/>
               <w:tab w:val="clear" w:pos="6379"/>
@@ -5203,7 +5819,7 @@
               <w:rFonts w:hint="default" w:ascii="Times New Roman" w:hAnsi="Times New Roman" w:cs="Times New Roman"/>
               <w:szCs w:val="26"/>
             </w:rPr>
-            <w:instrText xml:space="preserve"> HYPERLINK \l _Toc31515 </w:instrText>
+            <w:instrText xml:space="preserve"> HYPERLINK \l _Toc25320 </w:instrText>
           </w:r>
           <w:r>
             <w:rPr>
@@ -5214,9 +5830,10 @@
           </w:r>
           <w:r>
             <w:rPr>
-              <w:szCs w:val="26"/>
+              <w:rFonts w:hint="default"/>
+              <w:lang w:val="en-US"/>
             </w:rPr>
-            <w:t>6.3.1. Phase 1: Baseline Assessment (Vulnerability Detection)</w:t>
+            <w:t>7.4 Scenario 4: Complex Planning (Reasoning):</w:t>
           </w:r>
           <w:r>
             <w:tab/>
@@ -5225,198 +5842,13 @@
             <w:fldChar w:fldCharType="begin"/>
           </w:r>
           <w:r>
-            <w:instrText xml:space="preserve"> PAGEREF _Toc31515 \h </w:instrText>
+            <w:instrText xml:space="preserve"> PAGEREF _Toc25320 \h </w:instrText>
           </w:r>
           <w:r>
             <w:fldChar w:fldCharType="separate"/>
           </w:r>
           <w:r>
-            <w:t>76</w:t>
-          </w:r>
-          <w:r>
-            <w:fldChar w:fldCharType="end"/>
-          </w:r>
-          <w:r>
-            <w:rPr>
-              <w:rFonts w:hint="default" w:ascii="Times New Roman" w:hAnsi="Times New Roman" w:cs="Times New Roman"/>
-              <w:szCs w:val="26"/>
-            </w:rPr>
-            <w:fldChar w:fldCharType="end"/>
-          </w:r>
-        </w:p>
-        <w:p>
-          <w:pPr>
-            <w:pStyle w:val="23"/>
-            <w:tabs>
-              <w:tab w:val="right" w:leader="dot" w:pos="9302"/>
-              <w:tab w:val="clear" w:pos="6379"/>
-            </w:tabs>
-          </w:pPr>
-          <w:r>
-            <w:rPr>
-              <w:rFonts w:hint="default" w:ascii="Times New Roman" w:hAnsi="Times New Roman" w:cs="Times New Roman"/>
-              <w:szCs w:val="26"/>
-            </w:rPr>
-            <w:fldChar w:fldCharType="begin"/>
-          </w:r>
-          <w:r>
-            <w:rPr>
-              <w:rFonts w:hint="default" w:ascii="Times New Roman" w:hAnsi="Times New Roman" w:cs="Times New Roman"/>
-              <w:szCs w:val="26"/>
-            </w:rPr>
-            <w:instrText xml:space="preserve"> HYPERLINK \l _Toc31295 </w:instrText>
-          </w:r>
-          <w:r>
-            <w:rPr>
-              <w:rFonts w:hint="default" w:ascii="Times New Roman" w:hAnsi="Times New Roman" w:cs="Times New Roman"/>
-              <w:szCs w:val="26"/>
-            </w:rPr>
-            <w:fldChar w:fldCharType="separate"/>
-          </w:r>
-          <w:r>
-            <w:rPr>
-              <w:rFonts w:hint="default" w:ascii="Times New Roman" w:hAnsi="Times New Roman" w:cs="Times New Roman"/>
-              <w:szCs w:val="26"/>
-            </w:rPr>
-            <w:t>6.3.2. Optimization Measures</w:t>
-          </w:r>
-          <w:r>
-            <w:tab/>
-          </w:r>
-          <w:r>
-            <w:fldChar w:fldCharType="begin"/>
-          </w:r>
-          <w:r>
-            <w:instrText xml:space="preserve"> PAGEREF _Toc31295 \h </w:instrText>
-          </w:r>
-          <w:r>
-            <w:fldChar w:fldCharType="separate"/>
-          </w:r>
-          <w:r>
-            <w:t>78</w:t>
-          </w:r>
-          <w:r>
-            <w:fldChar w:fldCharType="end"/>
-          </w:r>
-          <w:r>
-            <w:rPr>
-              <w:rFonts w:hint="default" w:ascii="Times New Roman" w:hAnsi="Times New Roman" w:cs="Times New Roman"/>
-              <w:szCs w:val="26"/>
-            </w:rPr>
-            <w:fldChar w:fldCharType="end"/>
-          </w:r>
-        </w:p>
-        <w:p>
-          <w:pPr>
-            <w:pStyle w:val="23"/>
-            <w:tabs>
-              <w:tab w:val="right" w:leader="dot" w:pos="9302"/>
-              <w:tab w:val="clear" w:pos="6379"/>
-            </w:tabs>
-          </w:pPr>
-          <w:r>
-            <w:rPr>
-              <w:rFonts w:hint="default" w:ascii="Times New Roman" w:hAnsi="Times New Roman" w:cs="Times New Roman"/>
-              <w:szCs w:val="26"/>
-            </w:rPr>
-            <w:fldChar w:fldCharType="begin"/>
-          </w:r>
-          <w:r>
-            <w:rPr>
-              <w:rFonts w:hint="default" w:ascii="Times New Roman" w:hAnsi="Times New Roman" w:cs="Times New Roman"/>
-              <w:szCs w:val="26"/>
-            </w:rPr>
-            <w:instrText xml:space="preserve"> HYPERLINK \l _Toc18951 </w:instrText>
-          </w:r>
-          <w:r>
-            <w:rPr>
-              <w:rFonts w:hint="default" w:ascii="Times New Roman" w:hAnsi="Times New Roman" w:cs="Times New Roman"/>
-              <w:szCs w:val="26"/>
-            </w:rPr>
-            <w:fldChar w:fldCharType="separate"/>
-          </w:r>
-          <w:r>
-            <w:rPr>
-              <w:rFonts w:hint="default" w:ascii="Times New Roman" w:hAnsi="Times New Roman" w:cs="Times New Roman"/>
-              <w:szCs w:val="26"/>
-            </w:rPr>
-            <w:t>6.3.3. Phase 2: Refined Evaluation (Final Results)</w:t>
-          </w:r>
-          <w:r>
-            <w:tab/>
-          </w:r>
-          <w:r>
-            <w:fldChar w:fldCharType="begin"/>
-          </w:r>
-          <w:r>
-            <w:instrText xml:space="preserve"> PAGEREF _Toc18951 \h </w:instrText>
-          </w:r>
-          <w:r>
-            <w:fldChar w:fldCharType="separate"/>
-          </w:r>
-          <w:r>
-            <w:t>79</w:t>
-          </w:r>
-          <w:r>
-            <w:fldChar w:fldCharType="end"/>
-          </w:r>
-          <w:r>
-            <w:rPr>
-              <w:rFonts w:hint="default" w:ascii="Times New Roman" w:hAnsi="Times New Roman" w:cs="Times New Roman"/>
-              <w:szCs w:val="26"/>
-            </w:rPr>
-            <w:fldChar w:fldCharType="end"/>
-          </w:r>
-        </w:p>
-        <w:p>
-          <w:pPr>
-            <w:pStyle w:val="23"/>
-            <w:tabs>
-              <w:tab w:val="right" w:leader="dot" w:pos="9302"/>
-              <w:tab w:val="clear" w:pos="6379"/>
-            </w:tabs>
-          </w:pPr>
-          <w:r>
-            <w:rPr>
-              <w:rFonts w:hint="default" w:ascii="Times New Roman" w:hAnsi="Times New Roman" w:cs="Times New Roman"/>
-              <w:szCs w:val="26"/>
-            </w:rPr>
-            <w:fldChar w:fldCharType="begin"/>
-          </w:r>
-          <w:r>
-            <w:rPr>
-              <w:rFonts w:hint="default" w:ascii="Times New Roman" w:hAnsi="Times New Roman" w:cs="Times New Roman"/>
-              <w:szCs w:val="26"/>
-            </w:rPr>
-            <w:instrText xml:space="preserve"> HYPERLINK \l _Toc11140 </w:instrText>
-          </w:r>
-          <w:r>
-            <w:rPr>
-              <w:rFonts w:hint="default" w:ascii="Times New Roman" w:hAnsi="Times New Roman" w:cs="Times New Roman"/>
-              <w:szCs w:val="26"/>
-            </w:rPr>
-            <w:fldChar w:fldCharType="separate"/>
-          </w:r>
-          <w:r>
-            <w:rPr>
-              <w:szCs w:val="26"/>
-            </w:rPr>
-            <w:t>6.3.4. Experimental Conclusion</w:t>
-          </w:r>
-          <w:r>
-            <w:tab/>
-          </w:r>
-          <w:r>
-            <w:fldChar w:fldCharType="begin"/>
-          </w:r>
-          <w:r>
-            <w:instrText xml:space="preserve"> PAGEREF _Toc11140 \h </w:instrText>
-          </w:r>
-          <w:r>
-            <w:fldChar w:fldCharType="separate"/>
-          </w:r>
-          <w:r>
-            <w:t>80</w:t>
+            <w:t>89</w:t>
           </w:r>
           <w:r>
             <w:fldChar w:fldCharType="end"/>
@@ -5449,7 +5881,7 @@
               <w:rFonts w:hint="default" w:ascii="Times New Roman" w:hAnsi="Times New Roman" w:cs="Times New Roman"/>
               <w:szCs w:val="26"/>
             </w:rPr>
-            <w:instrText xml:space="preserve"> HYPERLINK \l _Toc11069 </w:instrText>
+            <w:instrText xml:space="preserve"> HYPERLINK \l _Toc8901 </w:instrText>
           </w:r>
           <w:r>
             <w:rPr>
@@ -5463,7 +5895,7 @@
               <w:rFonts w:hint="default" w:ascii="Times New Roman" w:hAnsi="Times New Roman" w:cs="Times New Roman"/>
               <w:lang w:val="en-US"/>
             </w:rPr>
-            <w:t>CHAPTER 7 APPLICATION ILLUSTRATION</w:t>
+            <w:t>CHAPTER 8 CONCLUSION AND FUTURE DEVELOPMENT</w:t>
           </w:r>
           <w:r>
             <w:tab/>
@@ -5472,13 +5904,13 @@
             <w:fldChar w:fldCharType="begin"/>
           </w:r>
           <w:r>
-            <w:instrText xml:space="preserve"> PAGEREF _Toc11069 \h </w:instrText>
+            <w:instrText xml:space="preserve"> PAGEREF _Toc8901 \h </w:instrText>
           </w:r>
           <w:r>
             <w:fldChar w:fldCharType="separate"/>
           </w:r>
           <w:r>
-            <w:t>81</w:t>
+            <w:t>91</w:t>
           </w:r>
           <w:r>
             <w:fldChar w:fldCharType="end"/>
@@ -5511,7 +5943,7 @@
               <w:rFonts w:hint="default" w:ascii="Times New Roman" w:hAnsi="Times New Roman" w:cs="Times New Roman"/>
               <w:szCs w:val="26"/>
             </w:rPr>
-            <w:instrText xml:space="preserve"> HYPERLINK \l _Toc15223 </w:instrText>
+            <w:instrText xml:space="preserve"> HYPERLINK \l _Toc19394 </w:instrText>
           </w:r>
           <w:r>
             <w:rPr>
@@ -5525,7 +5957,7 @@
               <w:rFonts w:hint="default"/>
               <w:lang w:val="en-US"/>
             </w:rPr>
-            <w:t>7.1 Scenario 1: Public Transport Routing (Bus Routing)</w:t>
+            <w:t>8.1 Generation Conclusion:</w:t>
           </w:r>
           <w:r>
             <w:tab/>
@@ -5534,13 +5966,13 @@
             <w:fldChar w:fldCharType="begin"/>
           </w:r>
           <w:r>
-            <w:instrText xml:space="preserve"> PAGEREF _Toc15223 \h </w:instrText>
+            <w:instrText xml:space="preserve"> PAGEREF _Toc19394 \h </w:instrText>
           </w:r>
           <w:r>
             <w:fldChar w:fldCharType="separate"/>
           </w:r>
           <w:r>
-            <w:t>81</w:t>
+            <w:t>91</w:t>
           </w:r>
           <w:r>
             <w:fldChar w:fldCharType="end"/>
@@ -5573,7 +6005,7 @@
               <w:rFonts w:hint="default" w:ascii="Times New Roman" w:hAnsi="Times New Roman" w:cs="Times New Roman"/>
               <w:szCs w:val="26"/>
             </w:rPr>
-            <w:instrText xml:space="preserve"> HYPERLINK \l _Toc10441 </w:instrText>
+            <w:instrText xml:space="preserve"> HYPERLINK \l _Toc9021 </w:instrText>
           </w:r>
           <w:r>
             <w:rPr>
@@ -5587,7 +6019,7 @@
               <w:rFonts w:hint="default"/>
               <w:lang w:val="en-US"/>
             </w:rPr>
-            <w:t>7.2 Scenario 2: Tourism Q&amp;A (Tourism)</w:t>
+            <w:t>8.2 Future Work</w:t>
           </w:r>
           <w:r>
             <w:tab/>
@@ -5596,137 +6028,13 @@
             <w:fldChar w:fldCharType="begin"/>
           </w:r>
           <w:r>
-            <w:instrText xml:space="preserve"> PAGEREF _Toc10441 \h </w:instrText>
+            <w:instrText xml:space="preserve"> PAGEREF _Toc9021 \h </w:instrText>
           </w:r>
           <w:r>
             <w:fldChar w:fldCharType="separate"/>
           </w:r>
           <w:r>
-            <w:t>82</w:t>
-          </w:r>
-          <w:r>
-            <w:fldChar w:fldCharType="end"/>
-          </w:r>
-          <w:r>
-            <w:rPr>
-              <w:rFonts w:hint="default" w:ascii="Times New Roman" w:hAnsi="Times New Roman" w:cs="Times New Roman"/>
-              <w:szCs w:val="26"/>
-            </w:rPr>
-            <w:fldChar w:fldCharType="end"/>
-          </w:r>
-        </w:p>
-        <w:p>
-          <w:pPr>
-            <w:pStyle w:val="22"/>
-            <w:tabs>
-              <w:tab w:val="right" w:leader="dot" w:pos="9302"/>
-              <w:tab w:val="clear" w:pos="6379"/>
-            </w:tabs>
-          </w:pPr>
-          <w:r>
-            <w:rPr>
-              <w:rFonts w:hint="default" w:ascii="Times New Roman" w:hAnsi="Times New Roman" w:cs="Times New Roman"/>
-              <w:szCs w:val="26"/>
-            </w:rPr>
-            <w:fldChar w:fldCharType="begin"/>
-          </w:r>
-          <w:r>
-            <w:rPr>
-              <w:rFonts w:hint="default" w:ascii="Times New Roman" w:hAnsi="Times New Roman" w:cs="Times New Roman"/>
-              <w:szCs w:val="26"/>
-            </w:rPr>
-            <w:instrText xml:space="preserve"> HYPERLINK \l _Toc25154 </w:instrText>
-          </w:r>
-          <w:r>
-            <w:rPr>
-              <w:rFonts w:hint="default" w:ascii="Times New Roman" w:hAnsi="Times New Roman" w:cs="Times New Roman"/>
-              <w:szCs w:val="26"/>
-            </w:rPr>
-            <w:fldChar w:fldCharType="separate"/>
-          </w:r>
-          <w:r>
-            <w:rPr>
-              <w:rFonts w:hint="default"/>
-              <w:lang w:val="en-US"/>
-            </w:rPr>
-            <w:t>7.3 Scenario 3: Multimodal Processing (Multimodal Input)</w:t>
-          </w:r>
-          <w:r>
-            <w:tab/>
-          </w:r>
-          <w:r>
-            <w:fldChar w:fldCharType="begin"/>
-          </w:r>
-          <w:r>
-            <w:instrText xml:space="preserve"> PAGEREF _Toc25154 \h </w:instrText>
-          </w:r>
-          <w:r>
-            <w:fldChar w:fldCharType="separate"/>
-          </w:r>
-          <w:r>
-            <w:t>84</w:t>
-          </w:r>
-          <w:r>
-            <w:fldChar w:fldCharType="end"/>
-          </w:r>
-          <w:r>
-            <w:rPr>
-              <w:rFonts w:hint="default" w:ascii="Times New Roman" w:hAnsi="Times New Roman" w:cs="Times New Roman"/>
-              <w:szCs w:val="26"/>
-            </w:rPr>
-            <w:fldChar w:fldCharType="end"/>
-          </w:r>
-        </w:p>
-        <w:p>
-          <w:pPr>
-            <w:pStyle w:val="22"/>
-            <w:tabs>
-              <w:tab w:val="right" w:leader="dot" w:pos="9302"/>
-              <w:tab w:val="clear" w:pos="6379"/>
-            </w:tabs>
-          </w:pPr>
-          <w:r>
-            <w:rPr>
-              <w:rFonts w:hint="default" w:ascii="Times New Roman" w:hAnsi="Times New Roman" w:cs="Times New Roman"/>
-              <w:szCs w:val="26"/>
-            </w:rPr>
-            <w:fldChar w:fldCharType="begin"/>
-          </w:r>
-          <w:r>
-            <w:rPr>
-              <w:rFonts w:hint="default" w:ascii="Times New Roman" w:hAnsi="Times New Roman" w:cs="Times New Roman"/>
-              <w:szCs w:val="26"/>
-            </w:rPr>
-            <w:instrText xml:space="preserve"> HYPERLINK \l _Toc24377 </w:instrText>
-          </w:r>
-          <w:r>
-            <w:rPr>
-              <w:rFonts w:hint="default" w:ascii="Times New Roman" w:hAnsi="Times New Roman" w:cs="Times New Roman"/>
-              <w:szCs w:val="26"/>
-            </w:rPr>
-            <w:fldChar w:fldCharType="separate"/>
-          </w:r>
-          <w:r>
-            <w:rPr>
-              <w:rFonts w:hint="default"/>
-              <w:lang w:val="en-US"/>
-            </w:rPr>
-            <w:t>7.4 Scenario 4: Complex Planning (Reasoning):</w:t>
-          </w:r>
-          <w:r>
-            <w:tab/>
-          </w:r>
-          <w:r>
-            <w:fldChar w:fldCharType="begin"/>
-          </w:r>
-          <w:r>
-            <w:instrText xml:space="preserve"> PAGEREF _Toc24377 \h </w:instrText>
-          </w:r>
-          <w:r>
-            <w:fldChar w:fldCharType="separate"/>
-          </w:r>
-          <w:r>
-            <w:t>84</w:t>
+            <w:t>91</w:t>
           </w:r>
           <w:r>
             <w:fldChar w:fldCharType="end"/>
@@ -5759,7 +6067,7 @@
               <w:rFonts w:hint="default" w:ascii="Times New Roman" w:hAnsi="Times New Roman" w:cs="Times New Roman"/>
               <w:szCs w:val="26"/>
             </w:rPr>
-            <w:instrText xml:space="preserve"> HYPERLINK \l _Toc8992 </w:instrText>
+            <w:instrText xml:space="preserve"> HYPERLINK \l _Toc16619 </w:instrText>
           </w:r>
           <w:r>
             <w:rPr>
@@ -5770,192 +6078,6 @@
           </w:r>
           <w:r>
             <w:rPr>
-              <w:rFonts w:hint="default" w:ascii="Times New Roman" w:hAnsi="Times New Roman" w:cs="Times New Roman"/>
-              <w:lang w:val="en-US"/>
-            </w:rPr>
-            <w:t>CHAPTER 8 CONCLUSION AND FUTURE DEVELOPMENT</w:t>
-          </w:r>
-          <w:r>
-            <w:tab/>
-          </w:r>
-          <w:r>
-            <w:fldChar w:fldCharType="begin"/>
-          </w:r>
-          <w:r>
-            <w:instrText xml:space="preserve"> PAGEREF _Toc8992 \h </w:instrText>
-          </w:r>
-          <w:r>
-            <w:fldChar w:fldCharType="separate"/>
-          </w:r>
-          <w:r>
-            <w:t>86</w:t>
-          </w:r>
-          <w:r>
-            <w:fldChar w:fldCharType="end"/>
-          </w:r>
-          <w:r>
-            <w:rPr>
-              <w:rFonts w:hint="default" w:ascii="Times New Roman" w:hAnsi="Times New Roman" w:cs="Times New Roman"/>
-              <w:szCs w:val="26"/>
-            </w:rPr>
-            <w:fldChar w:fldCharType="end"/>
-          </w:r>
-        </w:p>
-        <w:p>
-          <w:pPr>
-            <w:pStyle w:val="22"/>
-            <w:tabs>
-              <w:tab w:val="right" w:leader="dot" w:pos="9302"/>
-              <w:tab w:val="clear" w:pos="6379"/>
-            </w:tabs>
-          </w:pPr>
-          <w:r>
-            <w:rPr>
-              <w:rFonts w:hint="default" w:ascii="Times New Roman" w:hAnsi="Times New Roman" w:cs="Times New Roman"/>
-              <w:szCs w:val="26"/>
-            </w:rPr>
-            <w:fldChar w:fldCharType="begin"/>
-          </w:r>
-          <w:r>
-            <w:rPr>
-              <w:rFonts w:hint="default" w:ascii="Times New Roman" w:hAnsi="Times New Roman" w:cs="Times New Roman"/>
-              <w:szCs w:val="26"/>
-            </w:rPr>
-            <w:instrText xml:space="preserve"> HYPERLINK \l _Toc16948 </w:instrText>
-          </w:r>
-          <w:r>
-            <w:rPr>
-              <w:rFonts w:hint="default" w:ascii="Times New Roman" w:hAnsi="Times New Roman" w:cs="Times New Roman"/>
-              <w:szCs w:val="26"/>
-            </w:rPr>
-            <w:fldChar w:fldCharType="separate"/>
-          </w:r>
-          <w:r>
-            <w:rPr>
-              <w:rFonts w:hint="default"/>
-              <w:lang w:val="en-US"/>
-            </w:rPr>
-            <w:t>8.1 Generation Conclusion:</w:t>
-          </w:r>
-          <w:r>
-            <w:tab/>
-          </w:r>
-          <w:r>
-            <w:fldChar w:fldCharType="begin"/>
-          </w:r>
-          <w:r>
-            <w:instrText xml:space="preserve"> PAGEREF _Toc16948 \h </w:instrText>
-          </w:r>
-          <w:r>
-            <w:fldChar w:fldCharType="separate"/>
-          </w:r>
-          <w:r>
-            <w:t>86</w:t>
-          </w:r>
-          <w:r>
-            <w:fldChar w:fldCharType="end"/>
-          </w:r>
-          <w:r>
-            <w:rPr>
-              <w:rFonts w:hint="default" w:ascii="Times New Roman" w:hAnsi="Times New Roman" w:cs="Times New Roman"/>
-              <w:szCs w:val="26"/>
-            </w:rPr>
-            <w:fldChar w:fldCharType="end"/>
-          </w:r>
-        </w:p>
-        <w:p>
-          <w:pPr>
-            <w:pStyle w:val="22"/>
-            <w:tabs>
-              <w:tab w:val="right" w:leader="dot" w:pos="9302"/>
-              <w:tab w:val="clear" w:pos="6379"/>
-            </w:tabs>
-          </w:pPr>
-          <w:r>
-            <w:rPr>
-              <w:rFonts w:hint="default" w:ascii="Times New Roman" w:hAnsi="Times New Roman" w:cs="Times New Roman"/>
-              <w:szCs w:val="26"/>
-            </w:rPr>
-            <w:fldChar w:fldCharType="begin"/>
-          </w:r>
-          <w:r>
-            <w:rPr>
-              <w:rFonts w:hint="default" w:ascii="Times New Roman" w:hAnsi="Times New Roman" w:cs="Times New Roman"/>
-              <w:szCs w:val="26"/>
-            </w:rPr>
-            <w:instrText xml:space="preserve"> HYPERLINK \l _Toc4878 </w:instrText>
-          </w:r>
-          <w:r>
-            <w:rPr>
-              <w:rFonts w:hint="default" w:ascii="Times New Roman" w:hAnsi="Times New Roman" w:cs="Times New Roman"/>
-              <w:szCs w:val="26"/>
-            </w:rPr>
-            <w:fldChar w:fldCharType="separate"/>
-          </w:r>
-          <w:r>
-            <w:rPr>
-              <w:rFonts w:hint="default"/>
-              <w:lang w:val="en-US"/>
-            </w:rPr>
-            <w:t>8.2 Future Work</w:t>
-          </w:r>
-          <w:r>
-            <w:tab/>
-          </w:r>
-          <w:r>
-            <w:fldChar w:fldCharType="begin"/>
-          </w:r>
-          <w:r>
-            <w:instrText xml:space="preserve"> PAGEREF _Toc4878 \h </w:instrText>
-          </w:r>
-          <w:r>
-            <w:fldChar w:fldCharType="separate"/>
-          </w:r>
-          <w:r>
-            <w:t>86</w:t>
-          </w:r>
-          <w:r>
-            <w:fldChar w:fldCharType="end"/>
-          </w:r>
-          <w:r>
-            <w:rPr>
-              <w:rFonts w:hint="default" w:ascii="Times New Roman" w:hAnsi="Times New Roman" w:cs="Times New Roman"/>
-              <w:szCs w:val="26"/>
-            </w:rPr>
-            <w:fldChar w:fldCharType="end"/>
-          </w:r>
-        </w:p>
-        <w:p>
-          <w:pPr>
-            <w:pStyle w:val="21"/>
-            <w:tabs>
-              <w:tab w:val="right" w:leader="dot" w:pos="9302"/>
-              <w:tab w:val="clear" w:pos="6379"/>
-            </w:tabs>
-          </w:pPr>
-          <w:r>
-            <w:rPr>
-              <w:rFonts w:hint="default" w:ascii="Times New Roman" w:hAnsi="Times New Roman" w:cs="Times New Roman"/>
-              <w:szCs w:val="26"/>
-            </w:rPr>
-            <w:fldChar w:fldCharType="begin"/>
-          </w:r>
-          <w:r>
-            <w:rPr>
-              <w:rFonts w:hint="default" w:ascii="Times New Roman" w:hAnsi="Times New Roman" w:cs="Times New Roman"/>
-              <w:szCs w:val="26"/>
-            </w:rPr>
-            <w:instrText xml:space="preserve"> HYPERLINK \l _Toc2800 </w:instrText>
-          </w:r>
-          <w:r>
-            <w:rPr>
-              <w:rFonts w:hint="default" w:ascii="Times New Roman" w:hAnsi="Times New Roman" w:cs="Times New Roman"/>
-              <w:szCs w:val="26"/>
-            </w:rPr>
-            <w:fldChar w:fldCharType="separate"/>
-          </w:r>
-          <w:r>
-            <w:rPr>
               <w:rFonts w:ascii="Times New Roman" w:hAnsi="Times New Roman" w:cs="Times New Roman"/>
             </w:rPr>
             <w:t>REFERENCES</w:t>
@@ -5967,13 +6089,13 @@
             <w:fldChar w:fldCharType="begin"/>
           </w:r>
           <w:r>
-            <w:instrText xml:space="preserve"> PAGEREF _Toc2800 \h </w:instrText>
+            <w:instrText xml:space="preserve"> PAGEREF _Toc16619 \h </w:instrText>
           </w:r>
           <w:r>
             <w:fldChar w:fldCharType="separate"/>
           </w:r>
           <w:r>
-            <w:t>88</w:t>
+            <w:t>93</w:t>
           </w:r>
           <w:r>
             <w:fldChar w:fldCharType="end"/>
@@ -6017,8 +6139,8 @@
           <w:rFonts w:ascii="Times New Roman" w:hAnsi="Times New Roman" w:cs="Times New Roman"/>
         </w:rPr>
       </w:pPr>
-      <w:bookmarkStart w:id="18" w:name="_Toc7103"/>
-      <w:bookmarkStart w:id="19" w:name="_Toc28874"/>
+      <w:bookmarkStart w:id="18" w:name="_Toc28874"/>
+      <w:bookmarkStart w:id="19" w:name="_Toc7501"/>
       <w:r>
         <w:rPr>
           <w:rFonts w:ascii="Times New Roman" w:hAnsi="Times New Roman" w:cs="Times New Roman"/>
@@ -6049,7 +6171,7 @@
         <w:fldChar w:fldCharType="begin"/>
       </w:r>
       <w:r>
-        <w:instrText xml:space="preserve"> HYPERLINK \l _Toc23844 </w:instrText>
+        <w:instrText xml:space="preserve"> HYPERLINK \l _Toc15821 </w:instrText>
       </w:r>
       <w:r>
         <w:fldChar w:fldCharType="separate"/>
@@ -6090,13 +6212,13 @@
         <w:fldChar w:fldCharType="begin"/>
       </w:r>
       <w:r>
-        <w:instrText xml:space="preserve"> PAGEREF _Toc23844 \h </w:instrText>
+        <w:instrText xml:space="preserve"> PAGEREF _Toc15821 \h </w:instrText>
       </w:r>
       <w:r>
         <w:fldChar w:fldCharType="separate"/>
       </w:r>
       <w:r>
-        <w:t>38</w:t>
+        <w:t>39</w:t>
       </w:r>
       <w:r>
         <w:fldChar w:fldCharType="end"/>
@@ -6117,7 +6239,7 @@
         <w:fldChar w:fldCharType="begin"/>
       </w:r>
       <w:r>
-        <w:instrText xml:space="preserve"> HYPERLINK \l _Toc23363 </w:instrText>
+        <w:instrText xml:space="preserve"> HYPERLINK \l _Toc16141 </w:instrText>
       </w:r>
       <w:r>
         <w:fldChar w:fldCharType="separate"/>
@@ -6158,13 +6280,13 @@
         <w:fldChar w:fldCharType="begin"/>
       </w:r>
       <w:r>
-        <w:instrText xml:space="preserve"> PAGEREF _Toc23363 \h </w:instrText>
+        <w:instrText xml:space="preserve"> PAGEREF _Toc16141 \h </w:instrText>
       </w:r>
       <w:r>
         <w:fldChar w:fldCharType="separate"/>
       </w:r>
       <w:r>
-        <w:t>40</w:t>
+        <w:t>41</w:t>
       </w:r>
       <w:r>
         <w:fldChar w:fldCharType="end"/>
@@ -6185,7 +6307,7 @@
         <w:fldChar w:fldCharType="begin"/>
       </w:r>
       <w:r>
-        <w:instrText xml:space="preserve"> HYPERLINK \l _Toc17611 </w:instrText>
+        <w:instrText xml:space="preserve"> HYPERLINK \l _Toc8011 </w:instrText>
       </w:r>
       <w:r>
         <w:fldChar w:fldCharType="separate"/>
@@ -6226,13 +6348,13 @@
         <w:fldChar w:fldCharType="begin"/>
       </w:r>
       <w:r>
-        <w:instrText xml:space="preserve"> PAGEREF _Toc17611 \h </w:instrText>
+        <w:instrText xml:space="preserve"> PAGEREF _Toc8011 \h </w:instrText>
       </w:r>
       <w:r>
         <w:fldChar w:fldCharType="separate"/>
       </w:r>
       <w:r>
-        <w:t>44</w:t>
+        <w:t>45</w:t>
       </w:r>
       <w:r>
         <w:fldChar w:fldCharType="end"/>
@@ -6253,7 +6375,7 @@
         <w:fldChar w:fldCharType="begin"/>
       </w:r>
       <w:r>
-        <w:instrText xml:space="preserve"> HYPERLINK \l _Toc10503 </w:instrText>
+        <w:instrText xml:space="preserve"> HYPERLINK \l _Toc15562 </w:instrText>
       </w:r>
       <w:r>
         <w:fldChar w:fldCharType="separate"/>
@@ -6294,13 +6416,13 @@
         <w:fldChar w:fldCharType="begin"/>
       </w:r>
       <w:r>
-        <w:instrText xml:space="preserve"> PAGEREF _Toc10503 \h </w:instrText>
+        <w:instrText xml:space="preserve"> PAGEREF _Toc15562 \h </w:instrText>
       </w:r>
       <w:r>
         <w:fldChar w:fldCharType="separate"/>
       </w:r>
       <w:r>
-        <w:t>45</w:t>
+        <w:t>46</w:t>
       </w:r>
       <w:r>
         <w:fldChar w:fldCharType="end"/>
@@ -6321,7 +6443,7 @@
         <w:fldChar w:fldCharType="begin"/>
       </w:r>
       <w:r>
-        <w:instrText xml:space="preserve"> HYPERLINK \l _Toc13738 </w:instrText>
+        <w:instrText xml:space="preserve"> HYPERLINK \l _Toc3761 </w:instrText>
       </w:r>
       <w:r>
         <w:fldChar w:fldCharType="separate"/>
@@ -6362,13 +6484,13 @@
         <w:fldChar w:fldCharType="begin"/>
       </w:r>
       <w:r>
-        <w:instrText xml:space="preserve"> PAGEREF _Toc13738 \h </w:instrText>
+        <w:instrText xml:space="preserve"> PAGEREF _Toc3761 \h </w:instrText>
       </w:r>
       <w:r>
         <w:fldChar w:fldCharType="separate"/>
       </w:r>
       <w:r>
-        <w:t>48</w:t>
+        <w:t>49</w:t>
       </w:r>
       <w:r>
         <w:fldChar w:fldCharType="end"/>
@@ -6389,7 +6511,7 @@
         <w:fldChar w:fldCharType="begin"/>
       </w:r>
       <w:r>
-        <w:instrText xml:space="preserve"> HYPERLINK \l _Toc27326 </w:instrText>
+        <w:instrText xml:space="preserve"> HYPERLINK \l _Toc16960 </w:instrText>
       </w:r>
       <w:r>
         <w:fldChar w:fldCharType="separate"/>
@@ -6430,13 +6552,13 @@
         <w:fldChar w:fldCharType="begin"/>
       </w:r>
       <w:r>
-        <w:instrText xml:space="preserve"> PAGEREF _Toc27326 \h </w:instrText>
+        <w:instrText xml:space="preserve"> PAGEREF _Toc16960 \h </w:instrText>
       </w:r>
       <w:r>
         <w:fldChar w:fldCharType="separate"/>
       </w:r>
       <w:r>
-        <w:t>49</w:t>
+        <w:t>50</w:t>
       </w:r>
       <w:r>
         <w:fldChar w:fldCharType="end"/>
@@ -6457,7 +6579,7 @@
         <w:fldChar w:fldCharType="begin"/>
       </w:r>
       <w:r>
-        <w:instrText xml:space="preserve"> HYPERLINK \l _Toc29412 </w:instrText>
+        <w:instrText xml:space="preserve"> HYPERLINK \l _Toc29372 </w:instrText>
       </w:r>
       <w:r>
         <w:fldChar w:fldCharType="separate"/>
@@ -6498,13 +6620,13 @@
         <w:fldChar w:fldCharType="begin"/>
       </w:r>
       <w:r>
-        <w:instrText xml:space="preserve"> PAGEREF _Toc29412 \h </w:instrText>
+        <w:instrText xml:space="preserve"> PAGEREF _Toc29372 \h </w:instrText>
       </w:r>
       <w:r>
         <w:fldChar w:fldCharType="separate"/>
       </w:r>
       <w:r>
-        <w:t>54</w:t>
+        <w:t>55</w:t>
       </w:r>
       <w:r>
         <w:fldChar w:fldCharType="end"/>
@@ -6525,7 +6647,7 @@
         <w:fldChar w:fldCharType="begin"/>
       </w:r>
       <w:r>
-        <w:instrText xml:space="preserve"> HYPERLINK \l _Toc27322 </w:instrText>
+        <w:instrText xml:space="preserve"> HYPERLINK \l _Toc22968 </w:instrText>
       </w:r>
       <w:r>
         <w:fldChar w:fldCharType="separate"/>
@@ -6566,13 +6688,13 @@
         <w:fldChar w:fldCharType="begin"/>
       </w:r>
       <w:r>
-        <w:instrText xml:space="preserve"> PAGEREF _Toc27322 \h </w:instrText>
+        <w:instrText xml:space="preserve"> PAGEREF _Toc22968 \h </w:instrText>
       </w:r>
       <w:r>
         <w:fldChar w:fldCharType="separate"/>
       </w:r>
       <w:r>
-        <w:t>55</w:t>
+        <w:t>56</w:t>
       </w:r>
       <w:r>
         <w:fldChar w:fldCharType="end"/>
@@ -6593,7 +6715,7 @@
         <w:fldChar w:fldCharType="begin"/>
       </w:r>
       <w:r>
-        <w:instrText xml:space="preserve"> HYPERLINK \l _Toc30827 </w:instrText>
+        <w:instrText xml:space="preserve"> HYPERLINK \l _Toc675 </w:instrText>
       </w:r>
       <w:r>
         <w:fldChar w:fldCharType="separate"/>
@@ -6628,13 +6750,13 @@
         <w:fldChar w:fldCharType="begin"/>
       </w:r>
       <w:r>
-        <w:instrText xml:space="preserve"> PAGEREF _Toc30827 \h </w:instrText>
+        <w:instrText xml:space="preserve"> PAGEREF _Toc675 \h </w:instrText>
       </w:r>
       <w:r>
         <w:fldChar w:fldCharType="separate"/>
       </w:r>
       <w:r>
-        <w:t>57</w:t>
+        <w:t>58</w:t>
       </w:r>
       <w:r>
         <w:fldChar w:fldCharType="end"/>
@@ -6655,7 +6777,7 @@
         <w:fldChar w:fldCharType="begin"/>
       </w:r>
       <w:r>
-        <w:instrText xml:space="preserve"> HYPERLINK \l _Toc23726 </w:instrText>
+        <w:instrText xml:space="preserve"> HYPERLINK \l _Toc9153 </w:instrText>
       </w:r>
       <w:r>
         <w:fldChar w:fldCharType="separate"/>
@@ -6687,13 +6809,13 @@
         <w:fldChar w:fldCharType="begin"/>
       </w:r>
       <w:r>
-        <w:instrText xml:space="preserve"> PAGEREF _Toc23726 \h </w:instrText>
+        <w:instrText xml:space="preserve"> PAGEREF _Toc9153 \h </w:instrText>
       </w:r>
       <w:r>
         <w:fldChar w:fldCharType="separate"/>
       </w:r>
       <w:r>
-        <w:t>64</w:t>
+        <w:t>65</w:t>
       </w:r>
       <w:r>
         <w:fldChar w:fldCharType="end"/>
@@ -6714,7 +6836,7 @@
         <w:fldChar w:fldCharType="begin"/>
       </w:r>
       <w:r>
-        <w:instrText xml:space="preserve"> HYPERLINK \l _Toc12475 </w:instrText>
+        <w:instrText xml:space="preserve"> HYPERLINK \l _Toc4091 </w:instrText>
       </w:r>
       <w:r>
         <w:fldChar w:fldCharType="separate"/>
@@ -6749,13 +6871,13 @@
         <w:fldChar w:fldCharType="begin"/>
       </w:r>
       <w:r>
-        <w:instrText xml:space="preserve"> PAGEREF _Toc12475 \h </w:instrText>
+        <w:instrText xml:space="preserve"> PAGEREF _Toc4091 \h </w:instrText>
       </w:r>
       <w:r>
         <w:fldChar w:fldCharType="separate"/>
       </w:r>
       <w:r>
-        <w:t>82</w:t>
+        <w:t>87</w:t>
       </w:r>
       <w:r>
         <w:fldChar w:fldCharType="end"/>
@@ -6776,7 +6898,7 @@
         <w:fldChar w:fldCharType="begin"/>
       </w:r>
       <w:r>
-        <w:instrText xml:space="preserve"> HYPERLINK \l _Toc24840 </w:instrText>
+        <w:instrText xml:space="preserve"> HYPERLINK \l _Toc4142 </w:instrText>
       </w:r>
       <w:r>
         <w:fldChar w:fldCharType="separate"/>
@@ -6811,13 +6933,13 @@
         <w:fldChar w:fldCharType="begin"/>
       </w:r>
       <w:r>
-        <w:instrText xml:space="preserve"> PAGEREF _Toc24840 \h </w:instrText>
+        <w:instrText xml:space="preserve"> PAGEREF _Toc4142 \h </w:instrText>
       </w:r>
       <w:r>
         <w:fldChar w:fldCharType="separate"/>
       </w:r>
       <w:r>
-        <w:t>82</w:t>
+        <w:t>87</w:t>
       </w:r>
       <w:r>
         <w:fldChar w:fldCharType="end"/>
@@ -6838,7 +6960,7 @@
         <w:fldChar w:fldCharType="begin"/>
       </w:r>
       <w:r>
-        <w:instrText xml:space="preserve"> HYPERLINK \l _Toc13000 </w:instrText>
+        <w:instrText xml:space="preserve"> HYPERLINK \l _Toc10200 </w:instrText>
       </w:r>
       <w:r>
         <w:fldChar w:fldCharType="separate"/>
@@ -6873,13 +6995,13 @@
         <w:fldChar w:fldCharType="begin"/>
       </w:r>
       <w:r>
-        <w:instrText xml:space="preserve"> PAGEREF _Toc13000 \h </w:instrText>
+        <w:instrText xml:space="preserve"> PAGEREF _Toc10200 \h </w:instrText>
       </w:r>
       <w:r>
         <w:fldChar w:fldCharType="separate"/>
       </w:r>
       <w:r>
-        <w:t>83</w:t>
+        <w:t>88</w:t>
       </w:r>
       <w:r>
         <w:fldChar w:fldCharType="end"/>
@@ -6900,7 +7022,7 @@
         <w:fldChar w:fldCharType="begin"/>
       </w:r>
       <w:r>
-        <w:instrText xml:space="preserve"> HYPERLINK \l _Toc21120 </w:instrText>
+        <w:instrText xml:space="preserve"> HYPERLINK \l _Toc10334 </w:instrText>
       </w:r>
       <w:r>
         <w:fldChar w:fldCharType="separate"/>
@@ -6935,13 +7057,13 @@
         <w:fldChar w:fldCharType="begin"/>
       </w:r>
       <w:r>
-        <w:instrText xml:space="preserve"> PAGEREF _Toc21120 \h </w:instrText>
+        <w:instrText xml:space="preserve"> PAGEREF _Toc10334 \h </w:instrText>
       </w:r>
       <w:r>
         <w:fldChar w:fldCharType="separate"/>
       </w:r>
       <w:r>
-        <w:t>83</w:t>
+        <w:t>88</w:t>
       </w:r>
       <w:r>
         <w:fldChar w:fldCharType="end"/>
@@ -6962,7 +7084,7 @@
         <w:fldChar w:fldCharType="begin"/>
       </w:r>
       <w:r>
-        <w:instrText xml:space="preserve"> HYPERLINK \l _Toc7220 </w:instrText>
+        <w:instrText xml:space="preserve"> HYPERLINK \l _Toc20278 </w:instrText>
       </w:r>
       <w:r>
         <w:fldChar w:fldCharType="separate"/>
@@ -6997,13 +7119,13 @@
         <w:fldChar w:fldCharType="begin"/>
       </w:r>
       <w:r>
-        <w:instrText xml:space="preserve"> PAGEREF _Toc7220 \h </w:instrText>
+        <w:instrText xml:space="preserve"> PAGEREF _Toc20278 \h </w:instrText>
       </w:r>
       <w:r>
         <w:fldChar w:fldCharType="separate"/>
       </w:r>
       <w:r>
-        <w:t>84</w:t>
+        <w:t>89</w:t>
       </w:r>
       <w:r>
         <w:fldChar w:fldCharType="end"/>
@@ -7024,7 +7146,7 @@
         <w:fldChar w:fldCharType="begin"/>
       </w:r>
       <w:r>
-        <w:instrText xml:space="preserve"> HYPERLINK \l _Toc4593 </w:instrText>
+        <w:instrText xml:space="preserve"> HYPERLINK \l _Toc20160 </w:instrText>
       </w:r>
       <w:r>
         <w:fldChar w:fldCharType="separate"/>
@@ -7059,13 +7181,13 @@
         <w:fldChar w:fldCharType="begin"/>
       </w:r>
       <w:r>
-        <w:instrText xml:space="preserve"> PAGEREF _Toc4593 \h </w:instrText>
+        <w:instrText xml:space="preserve"> PAGEREF _Toc20160 \h </w:instrText>
       </w:r>
       <w:r>
         <w:fldChar w:fldCharType="separate"/>
       </w:r>
       <w:r>
-        <w:t>85</w:t>
+        <w:t>90</w:t>
       </w:r>
       <w:r>
         <w:fldChar w:fldCharType="end"/>
@@ -7086,7 +7208,7 @@
         <w:fldChar w:fldCharType="begin"/>
       </w:r>
       <w:r>
-        <w:instrText xml:space="preserve"> HYPERLINK \l _Toc23494 </w:instrText>
+        <w:instrText xml:space="preserve"> HYPERLINK \l _Toc24215 </w:instrText>
       </w:r>
       <w:r>
         <w:fldChar w:fldCharType="separate"/>
@@ -7121,13 +7243,13 @@
         <w:fldChar w:fldCharType="begin"/>
       </w:r>
       <w:r>
-        <w:instrText xml:space="preserve"> PAGEREF _Toc23494 \h </w:instrText>
+        <w:instrText xml:space="preserve"> PAGEREF _Toc24215 \h </w:instrText>
       </w:r>
       <w:r>
         <w:fldChar w:fldCharType="separate"/>
       </w:r>
       <w:r>
-        <w:t>85</w:t>
+        <w:t>90</w:t>
       </w:r>
       <w:r>
         <w:fldChar w:fldCharType="end"/>
@@ -7159,7 +7281,7 @@
           <w:lang w:val="en-US"/>
         </w:rPr>
       </w:pPr>
-      <w:bookmarkStart w:id="20" w:name="_Toc29"/>
+      <w:bookmarkStart w:id="20" w:name="_Toc6271"/>
       <w:r>
         <w:rPr>
           <w:rFonts w:hint="default" w:ascii="Times New Roman" w:hAnsi="Times New Roman" w:cs="Times New Roman"/>
@@ -7210,7 +7332,7 @@
           <w:rFonts w:hint="default"/>
           <w:lang w:val="en-US"/>
         </w:rPr>
-        <w:instrText xml:space="preserve"> HYPERLINK \l _Toc24238 </w:instrText>
+        <w:instrText xml:space="preserve"> HYPERLINK \l _Toc25432 </w:instrText>
       </w:r>
       <w:r>
         <w:rPr>
@@ -7257,7 +7379,7 @@
         <w:fldChar w:fldCharType="begin"/>
       </w:r>
       <w:r>
-        <w:instrText xml:space="preserve"> PAGEREF _Toc24238 \h </w:instrText>
+        <w:instrText xml:space="preserve"> PAGEREF _Toc25432 \h </w:instrText>
       </w:r>
       <w:r>
         <w:fldChar w:fldCharType="separate"/>
@@ -7296,7 +7418,7 @@
           <w:rFonts w:hint="default"/>
           <w:lang w:val="en-US"/>
         </w:rPr>
-        <w:instrText xml:space="preserve"> HYPERLINK \l _Toc17328 </w:instrText>
+        <w:instrText xml:space="preserve"> HYPERLINK \l _Toc25489 </w:instrText>
       </w:r>
       <w:r>
         <w:rPr>
@@ -7343,7 +7465,7 @@
         <w:fldChar w:fldCharType="begin"/>
       </w:r>
       <w:r>
-        <w:instrText xml:space="preserve"> PAGEREF _Toc17328 \h </w:instrText>
+        <w:instrText xml:space="preserve"> PAGEREF _Toc25489 \h </w:instrText>
       </w:r>
       <w:r>
         <w:fldChar w:fldCharType="separate"/>
@@ -7382,7 +7504,7 @@
           <w:rFonts w:hint="default"/>
           <w:lang w:val="en-US"/>
         </w:rPr>
-        <w:instrText xml:space="preserve"> HYPERLINK \l _Toc11083 </w:instrText>
+        <w:instrText xml:space="preserve"> HYPERLINK \l _Toc23886 </w:instrText>
       </w:r>
       <w:r>
         <w:rPr>
@@ -7439,7 +7561,7 @@
         <w:fldChar w:fldCharType="begin"/>
       </w:r>
       <w:r>
-        <w:instrText xml:space="preserve"> PAGEREF _Toc11083 \h </w:instrText>
+        <w:instrText xml:space="preserve"> PAGEREF _Toc23886 \h </w:instrText>
       </w:r>
       <w:r>
         <w:fldChar w:fldCharType="separate"/>
@@ -7478,7 +7600,7 @@
           <w:rFonts w:hint="default"/>
           <w:lang w:val="en-US"/>
         </w:rPr>
-        <w:instrText xml:space="preserve"> HYPERLINK \l _Toc15135 </w:instrText>
+        <w:instrText xml:space="preserve"> HYPERLINK \l _Toc2367 </w:instrText>
       </w:r>
       <w:r>
         <w:rPr>
@@ -7489,7 +7611,6 @@
       </w:r>
       <w:r>
         <w:rPr>
-          <w:rFonts w:hint="default" w:ascii="Times New Roman" w:hAnsi="Times New Roman" w:cs="Times New Roman"/>
           <w:i/>
           <w:iCs/>
           <w:szCs w:val="26"/>
@@ -7498,26 +7619,16 @@
       </w:r>
       <w:r>
         <w:rPr>
-          <w:rFonts w:hint="default" w:cs="Times New Roman"/>
+          <w:rFonts w:hint="default"/>
           <w:i/>
           <w:iCs/>
           <w:szCs w:val="26"/>
           <w:lang w:val="en-US"/>
         </w:rPr>
-        <w:t>6.2</w:t>
-      </w:r>
-      <w:r>
-        <w:t xml:space="preserve"> </w:t>
-      </w:r>
-      <w:r>
-        <w:rPr>
-          <w:rFonts w:hint="default" w:ascii="Times New Roman" w:hAnsi="Times New Roman" w:cs="Times New Roman"/>
-          <w:i/>
-          <w:iCs/>
-          <w:szCs w:val="26"/>
-          <w:lang w:val="en-US"/>
-        </w:rPr>
-        <w:t xml:space="preserve"> </w:t>
+        <w:t>6.10.</w:t>
+      </w:r>
+      <w:r>
+        <w:t xml:space="preserve">5 </w:t>
       </w:r>
       <w:r>
         <w:rPr>
@@ -7526,7 +7637,7 @@
           <w:iCs/>
           <w:szCs w:val="26"/>
         </w:rPr>
-        <w:t>Sample Data Instance (Route 01 &amp; Stop 33)</w:t>
+        <w:t>Stability Test Summary Statistics</w:t>
       </w:r>
       <w:r>
         <w:tab/>
@@ -7535,13 +7646,13 @@
         <w:fldChar w:fldCharType="begin"/>
       </w:r>
       <w:r>
-        <w:instrText xml:space="preserve"> PAGEREF _Toc15135 \h </w:instrText>
+        <w:instrText xml:space="preserve"> PAGEREF _Toc2367 \h </w:instrText>
       </w:r>
       <w:r>
         <w:fldChar w:fldCharType="separate"/>
       </w:r>
       <w:r>
-        <w:t>61</w:t>
+        <w:t>82</w:t>
       </w:r>
       <w:r>
         <w:fldChar w:fldCharType="end"/>
@@ -7556,677 +7667,17 @@
     </w:p>
     <w:p>
       <w:pPr>
-        <w:pStyle w:val="19"/>
-        <w:tabs>
-          <w:tab w:val="right" w:leader="dot" w:pos="9302"/>
-          <w:tab w:val="clear" w:pos="6379"/>
-        </w:tabs>
-      </w:pPr>
-      <w:r>
+        <w:jc w:val="both"/>
         <w:rPr>
           <w:rFonts w:hint="default"/>
           <w:lang w:val="en-US"/>
         </w:rPr>
-        <w:fldChar w:fldCharType="begin"/>
-      </w:r>
+      </w:pPr>
       <w:r>
         <w:rPr>
           <w:rFonts w:hint="default"/>
           <w:lang w:val="en-US"/>
         </w:rPr>
-        <w:instrText xml:space="preserve"> HYPERLINK \l _Toc12329 </w:instrText>
-      </w:r>
-      <w:r>
-        <w:rPr>
-          <w:rFonts w:hint="default"/>
-          <w:lang w:val="en-US"/>
-        </w:rPr>
-        <w:fldChar w:fldCharType="separate"/>
-      </w:r>
-      <w:r>
-        <w:rPr>
-          <w:i/>
-          <w:iCs/>
-          <w:szCs w:val="26"/>
-        </w:rPr>
-        <w:t xml:space="preserve">Table </w:t>
-      </w:r>
-      <w:r>
-        <w:rPr>
-          <w:rFonts w:hint="default"/>
-          <w:i/>
-          <w:iCs/>
-          <w:szCs w:val="26"/>
-          <w:lang w:val="en-US"/>
-        </w:rPr>
-        <w:t>6</w:t>
-      </w:r>
-      <w:r>
-        <w:rPr>
-          <w:i/>
-          <w:iCs/>
-          <w:szCs w:val="26"/>
-          <w:lang w:val="en-US"/>
-        </w:rPr>
-        <w:t>.</w:t>
-      </w:r>
-      <w:r>
-        <w:t xml:space="preserve">3 </w:t>
-      </w:r>
-      <w:r>
-        <w:rPr>
-          <w:rFonts w:hint="default"/>
-          <w:i/>
-          <w:iCs/>
-          <w:szCs w:val="26"/>
-          <w:lang w:val="en-US"/>
-        </w:rPr>
-        <w:t xml:space="preserve"> </w:t>
-      </w:r>
-      <w:r>
-        <w:rPr>
-          <w:rFonts w:hint="default"/>
-          <w:i/>
-          <w:iCs/>
-          <w:szCs w:val="26"/>
-        </w:rPr>
-        <w:t>Data Structure Specification</w:t>
-      </w:r>
-      <w:r>
-        <w:tab/>
-      </w:r>
-      <w:r>
-        <w:fldChar w:fldCharType="begin"/>
-      </w:r>
-      <w:r>
-        <w:instrText xml:space="preserve"> PAGEREF _Toc12329 \h </w:instrText>
-      </w:r>
-      <w:r>
-        <w:fldChar w:fldCharType="separate"/>
-      </w:r>
-      <w:r>
-        <w:t>67</w:t>
-      </w:r>
-      <w:r>
-        <w:fldChar w:fldCharType="end"/>
-      </w:r>
-      <w:r>
-        <w:rPr>
-          <w:rFonts w:hint="default"/>
-          <w:lang w:val="en-US"/>
-        </w:rPr>
-        <w:fldChar w:fldCharType="end"/>
-      </w:r>
-    </w:p>
-    <w:p>
-      <w:pPr>
-        <w:pStyle w:val="19"/>
-        <w:tabs>
-          <w:tab w:val="right" w:leader="dot" w:pos="9302"/>
-          <w:tab w:val="clear" w:pos="6379"/>
-        </w:tabs>
-      </w:pPr>
-      <w:r>
-        <w:rPr>
-          <w:rFonts w:hint="default"/>
-          <w:lang w:val="en-US"/>
-        </w:rPr>
-        <w:fldChar w:fldCharType="begin"/>
-      </w:r>
-      <w:r>
-        <w:rPr>
-          <w:rFonts w:hint="default"/>
-          <w:lang w:val="en-US"/>
-        </w:rPr>
-        <w:instrText xml:space="preserve"> HYPERLINK \l _Toc3444 </w:instrText>
-      </w:r>
-      <w:r>
-        <w:rPr>
-          <w:rFonts w:hint="default"/>
-          <w:lang w:val="en-US"/>
-        </w:rPr>
-        <w:fldChar w:fldCharType="separate"/>
-      </w:r>
-      <w:r>
-        <w:rPr>
-          <w:i/>
-          <w:iCs/>
-          <w:szCs w:val="26"/>
-        </w:rPr>
-        <w:t xml:space="preserve">Table </w:t>
-      </w:r>
-      <w:r>
-        <w:rPr>
-          <w:rFonts w:hint="default"/>
-          <w:i/>
-          <w:iCs/>
-          <w:szCs w:val="26"/>
-          <w:lang w:val="en-US"/>
-        </w:rPr>
-        <w:t>6.4</w:t>
-      </w:r>
-      <w:r>
-        <w:t xml:space="preserve"> </w:t>
-      </w:r>
-      <w:r>
-        <w:rPr>
-          <w:rFonts w:hint="default"/>
-          <w:i/>
-          <w:iCs/>
-          <w:szCs w:val="26"/>
-          <w:lang w:val="en-US"/>
-        </w:rPr>
-        <w:t xml:space="preserve"> </w:t>
-      </w:r>
-      <w:r>
-        <w:rPr>
-          <w:i/>
-          <w:iCs/>
-          <w:szCs w:val="26"/>
-        </w:rPr>
-        <w:t>Sample Data Instance (Entity: Lễ Tết nhảy)</w:t>
-      </w:r>
-      <w:r>
-        <w:tab/>
-      </w:r>
-      <w:r>
-        <w:fldChar w:fldCharType="begin"/>
-      </w:r>
-      <w:r>
-        <w:instrText xml:space="preserve"> PAGEREF _Toc3444 \h </w:instrText>
-      </w:r>
-      <w:r>
-        <w:fldChar w:fldCharType="separate"/>
-      </w:r>
-      <w:r>
-        <w:t>67</w:t>
-      </w:r>
-      <w:r>
-        <w:fldChar w:fldCharType="end"/>
-      </w:r>
-      <w:r>
-        <w:rPr>
-          <w:rFonts w:hint="default"/>
-          <w:lang w:val="en-US"/>
-        </w:rPr>
-        <w:fldChar w:fldCharType="end"/>
-      </w:r>
-    </w:p>
-    <w:p>
-      <w:pPr>
-        <w:pStyle w:val="19"/>
-        <w:tabs>
-          <w:tab w:val="right" w:leader="dot" w:pos="9302"/>
-          <w:tab w:val="clear" w:pos="6379"/>
-        </w:tabs>
-      </w:pPr>
-      <w:r>
-        <w:rPr>
-          <w:rFonts w:hint="default"/>
-          <w:lang w:val="en-US"/>
-        </w:rPr>
-        <w:fldChar w:fldCharType="begin"/>
-      </w:r>
-      <w:r>
-        <w:rPr>
-          <w:rFonts w:hint="default"/>
-          <w:lang w:val="en-US"/>
-        </w:rPr>
-        <w:instrText xml:space="preserve"> HYPERLINK \l _Toc23824 </w:instrText>
-      </w:r>
-      <w:r>
-        <w:rPr>
-          <w:rFonts w:hint="default"/>
-          <w:lang w:val="en-US"/>
-        </w:rPr>
-        <w:fldChar w:fldCharType="separate"/>
-      </w:r>
-      <w:r>
-        <w:rPr>
-          <w:i/>
-          <w:iCs/>
-          <w:szCs w:val="26"/>
-        </w:rPr>
-        <w:t xml:space="preserve">Table </w:t>
-      </w:r>
-      <w:r>
-        <w:rPr>
-          <w:rFonts w:hint="default"/>
-          <w:i/>
-          <w:iCs/>
-          <w:szCs w:val="26"/>
-          <w:lang w:val="en-US"/>
-        </w:rPr>
-        <w:t>6.5</w:t>
-      </w:r>
-      <w:r>
-        <w:t xml:space="preserve"> </w:t>
-      </w:r>
-      <w:r>
-        <w:rPr>
-          <w:rFonts w:hint="default"/>
-          <w:i/>
-          <w:iCs/>
-          <w:szCs w:val="26"/>
-          <w:lang w:val="en-US"/>
-        </w:rPr>
-        <w:t xml:space="preserve"> </w:t>
-      </w:r>
-      <w:r>
-        <w:rPr>
-          <w:i/>
-          <w:iCs/>
-          <w:szCs w:val="26"/>
-        </w:rPr>
-        <w:t>Graph Schema Specification for Public Transport</w:t>
-      </w:r>
-      <w:r>
-        <w:tab/>
-      </w:r>
-      <w:r>
-        <w:fldChar w:fldCharType="begin"/>
-      </w:r>
-      <w:r>
-        <w:instrText xml:space="preserve"> PAGEREF _Toc23824 \h </w:instrText>
-      </w:r>
-      <w:r>
-        <w:fldChar w:fldCharType="separate"/>
-      </w:r>
-      <w:r>
-        <w:t>70</w:t>
-      </w:r>
-      <w:r>
-        <w:fldChar w:fldCharType="end"/>
-      </w:r>
-      <w:r>
-        <w:rPr>
-          <w:rFonts w:hint="default"/>
-          <w:lang w:val="en-US"/>
-        </w:rPr>
-        <w:fldChar w:fldCharType="end"/>
-      </w:r>
-    </w:p>
-    <w:p>
-      <w:pPr>
-        <w:pStyle w:val="19"/>
-        <w:tabs>
-          <w:tab w:val="right" w:leader="dot" w:pos="9302"/>
-          <w:tab w:val="clear" w:pos="6379"/>
-        </w:tabs>
-      </w:pPr>
-      <w:r>
-        <w:rPr>
-          <w:rFonts w:hint="default"/>
-          <w:lang w:val="en-US"/>
-        </w:rPr>
-        <w:fldChar w:fldCharType="begin"/>
-      </w:r>
-      <w:r>
-        <w:rPr>
-          <w:rFonts w:hint="default"/>
-          <w:lang w:val="en-US"/>
-        </w:rPr>
-        <w:instrText xml:space="preserve"> HYPERLINK \l _Toc32233 </w:instrText>
-      </w:r>
-      <w:r>
-        <w:rPr>
-          <w:rFonts w:hint="default"/>
-          <w:lang w:val="en-US"/>
-        </w:rPr>
-        <w:fldChar w:fldCharType="separate"/>
-      </w:r>
-      <w:r>
-        <w:rPr>
-          <w:i/>
-          <w:iCs/>
-          <w:szCs w:val="26"/>
-        </w:rPr>
-        <w:t xml:space="preserve">Table </w:t>
-      </w:r>
-      <w:r>
-        <w:rPr>
-          <w:rFonts w:hint="default"/>
-          <w:i/>
-          <w:iCs/>
-          <w:szCs w:val="26"/>
-          <w:lang w:val="en-US"/>
-        </w:rPr>
-        <w:t xml:space="preserve">6.6  </w:t>
-      </w:r>
-      <w:r>
-        <w:rPr>
-          <w:bCs w:val="0"/>
-          <w:i/>
-          <w:iCs/>
-          <w:szCs w:val="26"/>
-        </w:rPr>
-        <w:t>Sample Data</w:t>
-      </w:r>
-      <w:r>
-        <w:rPr>
-          <w:rFonts w:hint="default"/>
-          <w:bCs w:val="0"/>
-          <w:i/>
-          <w:iCs/>
-          <w:szCs w:val="26"/>
-          <w:lang w:val="en-US"/>
-        </w:rPr>
-        <w:t xml:space="preserve"> in Neo4j (Entity: “Rừng nguyên sinh Khe Rỗ”)</w:t>
-      </w:r>
-      <w:r>
-        <w:tab/>
-      </w:r>
-      <w:r>
-        <w:fldChar w:fldCharType="begin"/>
-      </w:r>
-      <w:r>
-        <w:instrText xml:space="preserve"> PAGEREF _Toc32233 \h </w:instrText>
-      </w:r>
-      <w:r>
-        <w:fldChar w:fldCharType="separate"/>
-      </w:r>
-      <w:r>
-        <w:t>74</w:t>
-      </w:r>
-      <w:r>
-        <w:fldChar w:fldCharType="end"/>
-      </w:r>
-      <w:r>
-        <w:rPr>
-          <w:rFonts w:hint="default"/>
-          <w:lang w:val="en-US"/>
-        </w:rPr>
-        <w:fldChar w:fldCharType="end"/>
-      </w:r>
-    </w:p>
-    <w:p>
-      <w:pPr>
-        <w:pStyle w:val="19"/>
-        <w:tabs>
-          <w:tab w:val="right" w:leader="dot" w:pos="9302"/>
-          <w:tab w:val="clear" w:pos="6379"/>
-        </w:tabs>
-      </w:pPr>
-      <w:r>
-        <w:rPr>
-          <w:rFonts w:hint="default"/>
-          <w:lang w:val="en-US"/>
-        </w:rPr>
-        <w:fldChar w:fldCharType="begin"/>
-      </w:r>
-      <w:r>
-        <w:rPr>
-          <w:rFonts w:hint="default"/>
-          <w:lang w:val="en-US"/>
-        </w:rPr>
-        <w:instrText xml:space="preserve"> HYPERLINK \l _Toc3387 </w:instrText>
-      </w:r>
-      <w:r>
-        <w:rPr>
-          <w:rFonts w:hint="default"/>
-          <w:lang w:val="en-US"/>
-        </w:rPr>
-        <w:fldChar w:fldCharType="separate"/>
-      </w:r>
-      <w:r>
-        <w:rPr>
-          <w:i/>
-          <w:iCs/>
-          <w:szCs w:val="26"/>
-        </w:rPr>
-        <w:t xml:space="preserve">Table </w:t>
-      </w:r>
-      <w:r>
-        <w:rPr>
-          <w:rFonts w:hint="default"/>
-          <w:i/>
-          <w:iCs/>
-          <w:szCs w:val="26"/>
-          <w:lang w:val="en-US"/>
-        </w:rPr>
-        <w:t>6.7</w:t>
-      </w:r>
-      <w:r>
-        <w:t xml:space="preserve"> </w:t>
-      </w:r>
-      <w:r>
-        <w:rPr>
-          <w:rFonts w:hint="default"/>
-          <w:i/>
-          <w:iCs/>
-          <w:szCs w:val="26"/>
-          <w:lang w:val="en-US"/>
-        </w:rPr>
-        <w:t xml:space="preserve"> Hardware and Software Environment</w:t>
-      </w:r>
-      <w:r>
-        <w:tab/>
-      </w:r>
-      <w:r>
-        <w:fldChar w:fldCharType="begin"/>
-      </w:r>
-      <w:r>
-        <w:instrText xml:space="preserve"> PAGEREF _Toc3387 \h </w:instrText>
-      </w:r>
-      <w:r>
-        <w:fldChar w:fldCharType="separate"/>
-      </w:r>
-      <w:r>
-        <w:t>75</w:t>
-      </w:r>
-      <w:r>
-        <w:fldChar w:fldCharType="end"/>
-      </w:r>
-      <w:r>
-        <w:rPr>
-          <w:rFonts w:hint="default"/>
-          <w:lang w:val="en-US"/>
-        </w:rPr>
-        <w:fldChar w:fldCharType="end"/>
-      </w:r>
-    </w:p>
-    <w:p>
-      <w:pPr>
-        <w:pStyle w:val="19"/>
-        <w:tabs>
-          <w:tab w:val="right" w:leader="dot" w:pos="9302"/>
-          <w:tab w:val="clear" w:pos="6379"/>
-        </w:tabs>
-      </w:pPr>
-      <w:r>
-        <w:rPr>
-          <w:rFonts w:hint="default"/>
-          <w:lang w:val="en-US"/>
-        </w:rPr>
-        <w:fldChar w:fldCharType="begin"/>
-      </w:r>
-      <w:r>
-        <w:rPr>
-          <w:rFonts w:hint="default"/>
-          <w:lang w:val="en-US"/>
-        </w:rPr>
-        <w:instrText xml:space="preserve"> HYPERLINK \l _Toc12462 </w:instrText>
-      </w:r>
-      <w:r>
-        <w:rPr>
-          <w:rFonts w:hint="default"/>
-          <w:lang w:val="en-US"/>
-        </w:rPr>
-        <w:fldChar w:fldCharType="separate"/>
-      </w:r>
-      <w:r>
-        <w:rPr>
-          <w:i/>
-          <w:iCs/>
-          <w:szCs w:val="26"/>
-        </w:rPr>
-        <w:t xml:space="preserve">Table </w:t>
-      </w:r>
-      <w:r>
-        <w:rPr>
-          <w:rFonts w:hint="default"/>
-          <w:i/>
-          <w:iCs/>
-          <w:szCs w:val="26"/>
-          <w:lang w:val="en-US"/>
-        </w:rPr>
-        <w:t>6.9</w:t>
-      </w:r>
-      <w:r>
-        <w:t xml:space="preserve"> </w:t>
-      </w:r>
-      <w:r>
-        <w:rPr>
-          <w:rFonts w:hint="default"/>
-          <w:i/>
-          <w:iCs/>
-          <w:szCs w:val="26"/>
-          <w:lang w:val="en-US"/>
-        </w:rPr>
-        <w:t xml:space="preserve"> </w:t>
-      </w:r>
-      <w:r>
-        <w:rPr>
-          <w:i/>
-          <w:iCs/>
-          <w:szCs w:val="26"/>
-        </w:rPr>
-        <w:t>Phase 1 (Baseline) Test Results</w:t>
-      </w:r>
-      <w:r>
-        <w:tab/>
-      </w:r>
-      <w:r>
-        <w:fldChar w:fldCharType="begin"/>
-      </w:r>
-      <w:r>
-        <w:instrText xml:space="preserve"> PAGEREF _Toc12462 \h </w:instrText>
-      </w:r>
-      <w:r>
-        <w:fldChar w:fldCharType="separate"/>
-      </w:r>
-      <w:r>
-        <w:t>77</w:t>
-      </w:r>
-      <w:r>
-        <w:fldChar w:fldCharType="end"/>
-      </w:r>
-      <w:r>
-        <w:rPr>
-          <w:rFonts w:hint="default"/>
-          <w:lang w:val="en-US"/>
-        </w:rPr>
-        <w:fldChar w:fldCharType="end"/>
-      </w:r>
-    </w:p>
-    <w:p>
-      <w:pPr>
-        <w:pStyle w:val="19"/>
-        <w:tabs>
-          <w:tab w:val="right" w:leader="dot" w:pos="9302"/>
-          <w:tab w:val="clear" w:pos="6379"/>
-        </w:tabs>
-      </w:pPr>
-      <w:r>
-        <w:rPr>
-          <w:rFonts w:hint="default"/>
-          <w:lang w:val="en-US"/>
-        </w:rPr>
-        <w:fldChar w:fldCharType="begin"/>
-      </w:r>
-      <w:r>
-        <w:rPr>
-          <w:rFonts w:hint="default"/>
-          <w:lang w:val="en-US"/>
-        </w:rPr>
-        <w:instrText xml:space="preserve"> HYPERLINK \l _Toc28265 </w:instrText>
-      </w:r>
-      <w:r>
-        <w:rPr>
-          <w:rFonts w:hint="default"/>
-          <w:lang w:val="en-US"/>
-        </w:rPr>
-        <w:fldChar w:fldCharType="separate"/>
-      </w:r>
-      <w:r>
-        <w:rPr>
-          <w:i/>
-          <w:iCs/>
-          <w:szCs w:val="26"/>
-        </w:rPr>
-        <w:t xml:space="preserve">Table </w:t>
-      </w:r>
-      <w:r>
-        <w:rPr>
-          <w:rFonts w:hint="default"/>
-          <w:i/>
-          <w:iCs/>
-          <w:szCs w:val="26"/>
-          <w:lang w:val="en-US"/>
-        </w:rPr>
-        <w:t>6.9</w:t>
-      </w:r>
-      <w:r>
-        <w:t xml:space="preserve"> </w:t>
-      </w:r>
-      <w:r>
-        <w:rPr>
-          <w:rFonts w:hint="default"/>
-          <w:i/>
-          <w:iCs/>
-          <w:szCs w:val="26"/>
-          <w:lang w:val="en-US"/>
-        </w:rPr>
-        <w:t xml:space="preserve"> </w:t>
-      </w:r>
-      <w:r>
-        <w:rPr>
-          <w:rFonts w:hint="default"/>
-          <w:i/>
-          <w:iCs/>
-          <w:szCs w:val="26"/>
-        </w:rPr>
-        <w:t>Phase 2 (Optimized) Test Results</w:t>
-      </w:r>
-      <w:r>
-        <w:tab/>
-      </w:r>
-      <w:r>
-        <w:fldChar w:fldCharType="begin"/>
-      </w:r>
-      <w:r>
-        <w:instrText xml:space="preserve"> PAGEREF _Toc28265 \h </w:instrText>
-      </w:r>
-      <w:r>
-        <w:fldChar w:fldCharType="separate"/>
-      </w:r>
-      <w:r>
-        <w:t>80</w:t>
-      </w:r>
-      <w:r>
-        <w:fldChar w:fldCharType="end"/>
-      </w:r>
-      <w:r>
-        <w:rPr>
-          <w:rFonts w:hint="default"/>
-          <w:lang w:val="en-US"/>
-        </w:rPr>
-        <w:fldChar w:fldCharType="end"/>
-      </w:r>
-    </w:p>
-    <w:p>
-      <w:pPr>
-        <w:jc w:val="both"/>
-        <w:rPr>
-          <w:rFonts w:hint="default"/>
-          <w:lang w:val="en-US"/>
-        </w:rPr>
-      </w:pPr>
-      <w:r>
-        <w:rPr>
-          <w:rFonts w:hint="default"/>
-          <w:lang w:val="en-US"/>
-        </w:rPr>
         <w:fldChar w:fldCharType="end"/>
       </w:r>
     </w:p>
@@ -8243,8 +7694,8 @@
           <w:rFonts w:ascii="Times New Roman" w:hAnsi="Times New Roman" w:cs="Times New Roman"/>
         </w:rPr>
       </w:pPr>
-      <w:bookmarkStart w:id="21" w:name="_Toc1109"/>
-      <w:bookmarkStart w:id="22" w:name="_Toc7505"/>
+      <w:bookmarkStart w:id="21" w:name="_Toc7505"/>
+      <w:bookmarkStart w:id="22" w:name="_Toc21866"/>
       <w:r>
         <w:rPr>
           <w:rFonts w:ascii="Times New Roman" w:hAnsi="Times New Roman" w:cs="Times New Roman"/>
@@ -9269,12 +8720,6 @@
             <w:insideH w:val="none" w:color="auto" w:sz="0" w:space="0"/>
             <w:insideV w:val="none" w:color="auto" w:sz="0" w:space="0"/>
           </w:tblBorders>
-          <w:tblCellMar>
-            <w:top w:w="0" w:type="dxa"/>
-            <w:left w:w="108" w:type="dxa"/>
-            <w:bottom w:w="0" w:type="dxa"/>
-            <w:right w:w="108" w:type="dxa"/>
-          </w:tblCellMar>
         </w:tblPrEx>
         <w:tc>
           <w:tcPr>
@@ -9569,7 +9014,7 @@
           <w:rFonts w:ascii="Times New Roman" w:hAnsi="Times New Roman" w:cs="Times New Roman"/>
         </w:rPr>
       </w:pPr>
-      <w:bookmarkStart w:id="24" w:name="_Toc3873"/>
+      <w:bookmarkStart w:id="24" w:name="_Toc30998"/>
       <w:r>
         <w:rPr>
           <w:rFonts w:ascii="Times New Roman" w:hAnsi="Times New Roman" w:cs="Times New Roman"/>
@@ -9590,7 +9035,7 @@
       </w:pPr>
       <w:bookmarkStart w:id="25" w:name="_Toc3102"/>
       <w:bookmarkStart w:id="26" w:name="_Toc20137"/>
-      <w:bookmarkStart w:id="27" w:name="_Toc26131"/>
+      <w:bookmarkStart w:id="27" w:name="_Toc3321"/>
       <w:r>
         <w:t>Implementation Context (Focusing on Transport, Culture, and Tourism)</w:t>
       </w:r>
@@ -9658,9 +9103,9 @@
         <w:ind w:left="720" w:leftChars="0" w:hanging="720" w:hangingChars="276"/>
         <w:jc w:val="both"/>
       </w:pPr>
-      <w:bookmarkStart w:id="28" w:name="_Toc557"/>
+      <w:bookmarkStart w:id="28" w:name="_Toc27924"/>
       <w:bookmarkStart w:id="29" w:name="_Toc31334"/>
-      <w:bookmarkStart w:id="30" w:name="_Toc27924"/>
+      <w:bookmarkStart w:id="30" w:name="_Toc27149"/>
       <w:r>
         <w:t>Project Objectives (Multimodal Optimization)</w:t>
       </w:r>
@@ -9711,8 +9156,8 @@
         <w:jc w:val="both"/>
       </w:pPr>
       <w:bookmarkStart w:id="31" w:name="_Toc16672"/>
-      <w:bookmarkStart w:id="32" w:name="_Toc30269"/>
-      <w:bookmarkStart w:id="33" w:name="_Toc7936"/>
+      <w:bookmarkStart w:id="32" w:name="_Toc7936"/>
+      <w:bookmarkStart w:id="33" w:name="_Toc2125"/>
       <w:r>
         <w:t>1.3 Scope of the Project:</w:t>
       </w:r>
@@ -9779,8 +9224,8 @@
         </w:rPr>
       </w:pPr>
       <w:bookmarkStart w:id="34" w:name="_Toc12427"/>
-      <w:bookmarkStart w:id="35" w:name="_Toc32612"/>
-      <w:bookmarkStart w:id="36" w:name="_Toc27018"/>
+      <w:bookmarkStart w:id="35" w:name="_Toc27018"/>
+      <w:bookmarkStart w:id="36" w:name="_Toc19978"/>
       <w:r>
         <w:rPr>
           <w:rFonts w:ascii="Times New Roman" w:hAnsi="Times New Roman" w:cs="Times New Roman"/>
@@ -9797,7 +9242,7 @@
       </w:pPr>
       <w:bookmarkStart w:id="37" w:name="_Toc186"/>
       <w:bookmarkStart w:id="38" w:name="_Toc28210"/>
-      <w:bookmarkStart w:id="39" w:name="_Toc14483"/>
+      <w:bookmarkStart w:id="39" w:name="_Toc6281"/>
       <w:r>
         <w:t>2.1 Context</w:t>
       </w:r>
@@ -9853,9 +9298,9 @@
         <w:pStyle w:val="3"/>
         <w:jc w:val="both"/>
       </w:pPr>
-      <w:bookmarkStart w:id="40" w:name="_Toc16652"/>
+      <w:bookmarkStart w:id="40" w:name="_Toc8146"/>
       <w:bookmarkStart w:id="41" w:name="_Toc10668"/>
-      <w:bookmarkStart w:id="42" w:name="_Toc8146"/>
+      <w:bookmarkStart w:id="42" w:name="_Toc11862"/>
       <w:r>
         <w:t>2.2 Representative Internation Works</w:t>
       </w:r>
@@ -10512,9 +9957,9 @@
         <w:pStyle w:val="3"/>
         <w:jc w:val="both"/>
       </w:pPr>
-      <w:bookmarkStart w:id="43" w:name="_Toc13764"/>
-      <w:bookmarkStart w:id="44" w:name="_Toc29022"/>
-      <w:bookmarkStart w:id="45" w:name="_Toc4797"/>
+      <w:bookmarkStart w:id="43" w:name="_Toc29022"/>
+      <w:bookmarkStart w:id="44" w:name="_Toc4797"/>
+      <w:bookmarkStart w:id="45" w:name="_Toc29634"/>
       <w:r>
         <w:t>2.3 Novelty and User Appeal</w:t>
       </w:r>
@@ -10656,9 +10101,9 @@
           <w:rFonts w:ascii="Times New Roman" w:hAnsi="Times New Roman" w:cs="Times New Roman"/>
         </w:rPr>
       </w:pPr>
-      <w:bookmarkStart w:id="46" w:name="_Toc28327"/>
-      <w:bookmarkStart w:id="47" w:name="_Toc3796"/>
-      <w:bookmarkStart w:id="48" w:name="_Toc26001"/>
+      <w:bookmarkStart w:id="46" w:name="_Toc3796"/>
+      <w:bookmarkStart w:id="47" w:name="_Toc26001"/>
+      <w:bookmarkStart w:id="48" w:name="_Toc6903"/>
       <w:r>
         <w:rPr>
           <w:rFonts w:ascii="Times New Roman" w:hAnsi="Times New Roman" w:cs="Times New Roman"/>
@@ -10675,8 +10120,8 @@
         <w:jc w:val="both"/>
       </w:pPr>
       <w:bookmarkStart w:id="49" w:name="_Toc14866"/>
-      <w:bookmarkStart w:id="50" w:name="_Toc31372"/>
-      <w:bookmarkStart w:id="51" w:name="_Toc2999"/>
+      <w:bookmarkStart w:id="50" w:name="_Toc2999"/>
+      <w:bookmarkStart w:id="51" w:name="_Toc23324"/>
       <w:r>
         <w:t>3.1 Large Languange Models (LLMs)</w:t>
       </w:r>
@@ -10707,9 +10152,9 @@
         <w:pStyle w:val="4"/>
         <w:jc w:val="both"/>
       </w:pPr>
-      <w:bookmarkStart w:id="52" w:name="_Toc32"/>
-      <w:bookmarkStart w:id="53" w:name="_Toc12407"/>
-      <w:bookmarkStart w:id="54" w:name="_Toc12935"/>
+      <w:bookmarkStart w:id="52" w:name="_Toc12407"/>
+      <w:bookmarkStart w:id="53" w:name="_Toc12935"/>
+      <w:bookmarkStart w:id="54" w:name="_Toc25809"/>
       <w:r>
         <w:t>3.1.1 Core Components:</w:t>
       </w:r>
@@ -10850,9 +10295,9 @@
         <w:pStyle w:val="4"/>
         <w:jc w:val="both"/>
       </w:pPr>
-      <w:bookmarkStart w:id="55" w:name="_Toc21210"/>
-      <w:bookmarkStart w:id="56" w:name="_Toc7167"/>
-      <w:bookmarkStart w:id="57" w:name="_Toc19655"/>
+      <w:bookmarkStart w:id="55" w:name="_Toc7167"/>
+      <w:bookmarkStart w:id="56" w:name="_Toc21210"/>
+      <w:bookmarkStart w:id="57" w:name="_Toc26360"/>
       <w:r>
         <w:t>3.1.2 Operating Principle:</w:t>
       </w:r>
@@ -11016,9 +10461,9 @@
         <w:pStyle w:val="4"/>
         <w:jc w:val="both"/>
       </w:pPr>
-      <w:bookmarkStart w:id="58" w:name="_Toc796"/>
-      <w:bookmarkStart w:id="59" w:name="_Toc11759"/>
-      <w:bookmarkStart w:id="60" w:name="_Toc11272"/>
+      <w:bookmarkStart w:id="58" w:name="_Toc11759"/>
+      <w:bookmarkStart w:id="59" w:name="_Toc11272"/>
+      <w:bookmarkStart w:id="60" w:name="_Toc18852"/>
       <w:r>
         <w:t>3.1.3 Advantages and Limitations of LLMs:</w:t>
       </w:r>
@@ -11256,8 +10701,8 @@
         <w:jc w:val="both"/>
       </w:pPr>
       <w:bookmarkStart w:id="61" w:name="_Toc18620"/>
-      <w:bookmarkStart w:id="62" w:name="_Toc11763"/>
-      <w:bookmarkStart w:id="63" w:name="_Toc30843"/>
+      <w:bookmarkStart w:id="62" w:name="_Toc30843"/>
+      <w:bookmarkStart w:id="63" w:name="_Toc20843"/>
       <w:r>
         <w:t>3.1.4 Training Procedure for Popular Large Language Models</w:t>
       </w:r>
@@ -11445,9 +10890,9 @@
         <w:pStyle w:val="4"/>
         <w:jc w:val="both"/>
       </w:pPr>
-      <w:bookmarkStart w:id="64" w:name="_Toc7133"/>
-      <w:bookmarkStart w:id="65" w:name="_Toc13782"/>
-      <w:bookmarkStart w:id="66" w:name="_Toc24051"/>
+      <w:bookmarkStart w:id="64" w:name="_Toc13782"/>
+      <w:bookmarkStart w:id="65" w:name="_Toc24051"/>
+      <w:bookmarkStart w:id="66" w:name="_Toc10526"/>
       <w:r>
         <w:t>3.1.5 Real-World Applications of LLMs</w:t>
       </w:r>
@@ -11745,9 +11190,9 @@
         <w:jc w:val="both"/>
         <w:outlineLvl w:val="0"/>
       </w:pPr>
-      <w:bookmarkStart w:id="67" w:name="_Toc12569"/>
-      <w:bookmarkStart w:id="68" w:name="_Toc19364"/>
-      <w:bookmarkStart w:id="69" w:name="_Toc16126"/>
+      <w:bookmarkStart w:id="67" w:name="_Toc19364"/>
+      <w:bookmarkStart w:id="68" w:name="_Toc12569"/>
+      <w:bookmarkStart w:id="69" w:name="_Toc21342"/>
       <w:r>
         <w:t>3.2 Overview of Knowledge Graphs:</w:t>
       </w:r>
@@ -11820,9 +11265,9 @@
         <w:pStyle w:val="4"/>
         <w:jc w:val="both"/>
       </w:pPr>
-      <w:bookmarkStart w:id="70" w:name="_Toc8180"/>
-      <w:bookmarkStart w:id="71" w:name="_Toc4880"/>
-      <w:bookmarkStart w:id="72" w:name="_Toc9838"/>
+      <w:bookmarkStart w:id="70" w:name="_Toc4880"/>
+      <w:bookmarkStart w:id="71" w:name="_Toc8180"/>
+      <w:bookmarkStart w:id="72" w:name="_Toc28322"/>
       <w:r>
         <w:t>3.2.1 Graph Theory:</w:t>
       </w:r>
@@ -11976,9 +11421,9 @@
         <w:jc w:val="both"/>
         <w:outlineLvl w:val="0"/>
       </w:pPr>
-      <w:bookmarkStart w:id="73" w:name="_Toc24474"/>
-      <w:bookmarkStart w:id="74" w:name="_Toc9168"/>
-      <w:bookmarkStart w:id="75" w:name="_Toc30550"/>
+      <w:bookmarkStart w:id="73" w:name="_Toc9168"/>
+      <w:bookmarkStart w:id="74" w:name="_Toc24474"/>
+      <w:bookmarkStart w:id="75" w:name="_Toc17552"/>
       <w:r>
         <w:t>3.3 Retrieval-Augmented Generation (RAG):</w:t>
       </w:r>
@@ -11991,10 +11436,10 @@
         <w:pStyle w:val="4"/>
         <w:bidi w:val="0"/>
       </w:pPr>
-      <w:bookmarkStart w:id="76" w:name="_Toc16871"/>
-      <w:bookmarkStart w:id="77" w:name="_Toc6553"/>
-      <w:bookmarkStart w:id="78" w:name="_Toc15134"/>
-      <w:bookmarkStart w:id="79" w:name="_Toc19208"/>
+      <w:bookmarkStart w:id="76" w:name="_Toc19208"/>
+      <w:bookmarkStart w:id="77" w:name="_Toc15134"/>
+      <w:bookmarkStart w:id="78" w:name="_Toc6553"/>
+      <w:bookmarkStart w:id="79" w:name="_Toc1861"/>
       <w:r>
         <w:t>3.3.1 What is RAG?</w:t>
       </w:r>
@@ -12117,9 +11562,9 @@
         <w:bidi w:val="0"/>
       </w:pPr>
       <w:bookmarkStart w:id="80" w:name="_Toc23910"/>
-      <w:bookmarkStart w:id="81" w:name="_Toc29068"/>
+      <w:bookmarkStart w:id="81" w:name="_Toc26615"/>
       <w:bookmarkStart w:id="82" w:name="_Toc12314"/>
-      <w:bookmarkStart w:id="83" w:name="_Toc26615"/>
+      <w:bookmarkStart w:id="83" w:name="_Toc32410"/>
       <w:r>
         <w:t>3.3.2 Why is RAG important ?</w:t>
       </w:r>
@@ -12262,10 +11707,10 @@
         <w:pStyle w:val="4"/>
         <w:bidi w:val="0"/>
       </w:pPr>
-      <w:bookmarkStart w:id="84" w:name="_Toc13889"/>
-      <w:bookmarkStart w:id="85" w:name="_Toc7940"/>
-      <w:bookmarkStart w:id="86" w:name="_Toc27877"/>
-      <w:bookmarkStart w:id="87" w:name="_Toc15516"/>
+      <w:bookmarkStart w:id="84" w:name="_Toc27877"/>
+      <w:bookmarkStart w:id="85" w:name="_Toc13889"/>
+      <w:bookmarkStart w:id="86" w:name="_Toc15516"/>
+      <w:bookmarkStart w:id="87" w:name="_Toc29551"/>
       <w:r>
         <w:t>3.3.3 Core Components of a RAG system:</w:t>
       </w:r>
@@ -12475,8 +11920,8 @@
       </w:pPr>
       <w:bookmarkStart w:id="88" w:name="_Toc21474"/>
       <w:bookmarkStart w:id="89" w:name="_Toc3729"/>
-      <w:bookmarkStart w:id="90" w:name="_Toc25105"/>
-      <w:bookmarkStart w:id="91" w:name="_Toc30180"/>
+      <w:bookmarkStart w:id="90" w:name="_Toc30180"/>
+      <w:bookmarkStart w:id="91" w:name="_Toc30953"/>
       <w:r>
         <w:t>3.3.4 RAG Workflow:</w:t>
       </w:r>
@@ -12637,9 +12082,9 @@
         <w:pStyle w:val="4"/>
         <w:bidi w:val="0"/>
       </w:pPr>
-      <w:bookmarkStart w:id="92" w:name="_Toc29814"/>
-      <w:bookmarkStart w:id="93" w:name="_Toc880"/>
-      <w:bookmarkStart w:id="94" w:name="_Toc3399"/>
+      <w:bookmarkStart w:id="92" w:name="_Toc880"/>
+      <w:bookmarkStart w:id="93" w:name="_Toc3399"/>
+      <w:bookmarkStart w:id="94" w:name="_Toc8000"/>
       <w:r>
         <w:t>3.3.5 Conclusion</w:t>
       </w:r>
@@ -12670,9 +12115,9 @@
         <w:pStyle w:val="3"/>
         <w:jc w:val="both"/>
       </w:pPr>
-      <w:bookmarkStart w:id="95" w:name="_Toc12500"/>
-      <w:bookmarkStart w:id="96" w:name="_Toc13732"/>
-      <w:bookmarkStart w:id="97" w:name="_Toc10599"/>
+      <w:bookmarkStart w:id="95" w:name="_Toc13732"/>
+      <w:bookmarkStart w:id="96" w:name="_Toc10599"/>
+      <w:bookmarkStart w:id="97" w:name="_Toc8155"/>
       <w:r>
         <w:t>3.4 Retrieval</w:t>
       </w:r>
@@ -12687,7 +12132,7 @@
       </w:pPr>
       <w:bookmarkStart w:id="98" w:name="_Toc3552"/>
       <w:bookmarkStart w:id="99" w:name="_Toc498"/>
-      <w:bookmarkStart w:id="100" w:name="_Toc20101"/>
+      <w:bookmarkStart w:id="100" w:name="_Toc15192"/>
       <w:r>
         <w:t>3.4.1 Introduction to the Retrieval Module</w:t>
       </w:r>
@@ -12729,7 +12174,7 @@
       </w:pPr>
       <w:bookmarkStart w:id="101" w:name="_Toc20607"/>
       <w:bookmarkStart w:id="102" w:name="_Toc25685"/>
-      <w:bookmarkStart w:id="103" w:name="_Toc13509"/>
+      <w:bookmarkStart w:id="103" w:name="_Toc26724"/>
       <w:r>
         <w:t>3.4.2 Main Components of the Retrieval Module</w:t>
       </w:r>
@@ -13532,9 +12977,9 @@
         <w:pStyle w:val="3"/>
         <w:bidi w:val="0"/>
       </w:pPr>
-      <w:bookmarkStart w:id="104" w:name="_Toc32634"/>
-      <w:bookmarkStart w:id="105" w:name="_Toc102"/>
-      <w:bookmarkStart w:id="106" w:name="_Toc23807"/>
+      <w:bookmarkStart w:id="104" w:name="_Toc102"/>
+      <w:bookmarkStart w:id="105" w:name="_Toc32634"/>
+      <w:bookmarkStart w:id="106" w:name="_Toc7271"/>
       <w:r>
         <w:t>3.5 Generation:</w:t>
       </w:r>
@@ -13547,9 +12992,9 @@
         <w:pStyle w:val="4"/>
         <w:jc w:val="both"/>
       </w:pPr>
-      <w:bookmarkStart w:id="107" w:name="_Toc22290"/>
-      <w:bookmarkStart w:id="108" w:name="_Toc18575"/>
-      <w:bookmarkStart w:id="109" w:name="_Toc30992"/>
+      <w:bookmarkStart w:id="107" w:name="_Toc30992"/>
+      <w:bookmarkStart w:id="108" w:name="_Toc22290"/>
+      <w:bookmarkStart w:id="109" w:name="_Toc25046"/>
       <w:r>
         <w:t>3.5.1 Introduction to the Generation Module:</w:t>
       </w:r>
@@ -13580,9 +13025,9 @@
         <w:pStyle w:val="4"/>
         <w:jc w:val="both"/>
       </w:pPr>
-      <w:bookmarkStart w:id="110" w:name="_Toc13673"/>
-      <w:bookmarkStart w:id="111" w:name="_Toc30437"/>
-      <w:bookmarkStart w:id="112" w:name="_Toc14743"/>
+      <w:bookmarkStart w:id="110" w:name="_Toc30437"/>
+      <w:bookmarkStart w:id="111" w:name="_Toc13673"/>
+      <w:bookmarkStart w:id="112" w:name="_Toc29777"/>
       <w:r>
         <w:t>3.5.2 Main Components of the Generation Module:</w:t>
       </w:r>
@@ -14322,7 +13767,7 @@
       </w:pPr>
       <w:bookmarkStart w:id="113" w:name="_Toc32412"/>
       <w:bookmarkStart w:id="114" w:name="_Toc3841"/>
-      <w:bookmarkStart w:id="115" w:name="_Toc27142"/>
+      <w:bookmarkStart w:id="115" w:name="_Toc16121"/>
       <w:r>
         <w:t>3.6 Optimzation and Challenges in RAG</w:t>
       </w:r>
@@ -14335,9 +13780,9 @@
         <w:pStyle w:val="4"/>
         <w:jc w:val="both"/>
       </w:pPr>
-      <w:bookmarkStart w:id="116" w:name="_Toc31186"/>
-      <w:bookmarkStart w:id="117" w:name="_Toc30848"/>
-      <w:bookmarkStart w:id="118" w:name="_Toc12817"/>
+      <w:bookmarkStart w:id="116" w:name="_Toc30848"/>
+      <w:bookmarkStart w:id="117" w:name="_Toc31186"/>
+      <w:bookmarkStart w:id="118" w:name="_Toc6505"/>
       <w:r>
         <w:t>3.6.1 Optimizing RAG Performance</w:t>
       </w:r>
@@ -14665,9 +14110,9 @@
         <w:pStyle w:val="4"/>
         <w:jc w:val="both"/>
       </w:pPr>
-      <w:bookmarkStart w:id="119" w:name="_Toc25115"/>
-      <w:bookmarkStart w:id="120" w:name="_Toc14667"/>
-      <w:bookmarkStart w:id="121" w:name="_Toc12957"/>
+      <w:bookmarkStart w:id="119" w:name="_Toc14667"/>
+      <w:bookmarkStart w:id="120" w:name="_Toc12957"/>
+      <w:bookmarkStart w:id="121" w:name="_Toc22740"/>
       <w:r>
         <w:t>3.6.2 Challenges in Deploying RAG:</w:t>
       </w:r>
@@ -15084,8 +14529,8 @@
         </w:rPr>
       </w:pPr>
       <w:bookmarkStart w:id="122" w:name="_Toc21546"/>
-      <w:bookmarkStart w:id="123" w:name="_Toc15597"/>
-      <w:bookmarkStart w:id="124" w:name="_Toc28414"/>
+      <w:bookmarkStart w:id="123" w:name="_Toc28414"/>
+      <w:bookmarkStart w:id="124" w:name="_Toc29838"/>
       <w:r>
         <w:rPr>
           <w:rFonts w:ascii="Times New Roman" w:hAnsi="Times New Roman" w:cs="Times New Roman"/>
@@ -15107,7 +14552,7 @@
       </w:pPr>
       <w:bookmarkStart w:id="125" w:name="_Toc9415"/>
       <w:bookmarkStart w:id="126" w:name="_Toc6970"/>
-      <w:bookmarkStart w:id="127" w:name="_Toc8532"/>
+      <w:bookmarkStart w:id="127" w:name="_Toc220"/>
       <w:r>
         <w:t>Motivation for the Contribution:</w:t>
       </w:r>
@@ -15268,9 +14713,9 @@
         </w:numPr>
         <w:bidi w:val="0"/>
       </w:pPr>
-      <w:bookmarkStart w:id="128" w:name="_Toc13437"/>
-      <w:bookmarkStart w:id="129" w:name="_Toc29052"/>
-      <w:bookmarkStart w:id="130" w:name="_Toc25688"/>
+      <w:bookmarkStart w:id="128" w:name="_Toc29052"/>
+      <w:bookmarkStart w:id="129" w:name="_Toc25688"/>
+      <w:bookmarkStart w:id="130" w:name="_Toc13619"/>
       <w:r>
         <w:t>Building a multimodal Q&amp;A system based on RAG in the field of</w:t>
       </w:r>
@@ -15294,9 +14739,9 @@
         <w:bidi w:val="0"/>
       </w:pPr>
       <w:bookmarkStart w:id="131" w:name="_Toc16468"/>
-      <w:bookmarkStart w:id="132" w:name="_Toc24028"/>
-      <w:bookmarkStart w:id="133" w:name="_Toc7446"/>
-      <w:bookmarkStart w:id="134" w:name="_Toc21769"/>
+      <w:bookmarkStart w:id="132" w:name="_Toc21769"/>
+      <w:bookmarkStart w:id="133" w:name="_Toc24028"/>
+      <w:bookmarkStart w:id="134" w:name="_Toc25945"/>
       <w:r>
         <w:rPr>
           <w:rFonts w:hint="default"/>
@@ -15375,10 +14820,10 @@
         <w:pStyle w:val="4"/>
         <w:bidi w:val="0"/>
       </w:pPr>
-      <w:bookmarkStart w:id="135" w:name="_Toc4992"/>
-      <w:bookmarkStart w:id="136" w:name="_Toc9051"/>
-      <w:bookmarkStart w:id="137" w:name="_Toc20951"/>
-      <w:bookmarkStart w:id="138" w:name="_Toc8709"/>
+      <w:bookmarkStart w:id="135" w:name="_Toc9051"/>
+      <w:bookmarkStart w:id="136" w:name="_Toc20951"/>
+      <w:bookmarkStart w:id="137" w:name="_Toc8709"/>
+      <w:bookmarkStart w:id="138" w:name="_Toc8775"/>
       <w:r>
         <w:rPr>
           <w:rFonts w:hint="default"/>
@@ -15400,7 +14845,6 @@
         <w:bidi w:val="0"/>
       </w:pPr>
       <w:bookmarkStart w:id="139" w:name="_Toc28363"/>
-      <w:bookmarkStart w:id="140" w:name="_Toc7245"/>
       <w:r>
         <w:rPr>
           <w:rFonts w:hint="default"/>
@@ -15422,7 +14866,6 @@
       <w:r>
         <w:t>Introduction to the Book: "Vietnam Culture and Tourism":</w:t>
       </w:r>
-      <w:bookmarkEnd w:id="140"/>
     </w:p>
     <w:p>
       <w:pPr>
@@ -15528,7 +14971,7 @@
         </w:rPr>
         <w:fldChar w:fldCharType="end"/>
       </w:r>
-      <w:bookmarkStart w:id="141" w:name="_Toc24238"/>
+      <w:bookmarkStart w:id="140" w:name="_Toc25432"/>
       <w:r>
         <w:rPr>
           <w:rFonts w:hint="default"/>
@@ -15540,7 +14983,7 @@
         </w:rPr>
         <w:t xml:space="preserve"> General Structure of the Book</w:t>
       </w:r>
-      <w:bookmarkEnd w:id="141"/>
+      <w:bookmarkEnd w:id="140"/>
     </w:p>
     <w:tbl>
       <w:tblPr>
@@ -16165,7 +15608,7 @@
         </w:rPr>
         <w:fldChar w:fldCharType="end"/>
       </w:r>
-      <w:bookmarkStart w:id="142" w:name="_Toc17328"/>
+      <w:bookmarkStart w:id="141" w:name="_Toc25489"/>
       <w:r>
         <w:rPr>
           <w:rFonts w:hint="default"/>
@@ -16177,7 +15620,7 @@
         </w:rPr>
         <w:t xml:space="preserve"> Detailed Content Breakdown (Case Study: Tien Giang Province)</w:t>
       </w:r>
-      <w:bookmarkEnd w:id="142"/>
+      <w:bookmarkEnd w:id="141"/>
     </w:p>
     <w:tbl>
       <w:tblPr>
@@ -17111,9 +16554,10 @@
         </w:rPr>
         <w:fldChar w:fldCharType="end"/>
       </w:r>
-      <w:bookmarkStart w:id="143" w:name="_Toc16812"/>
-      <w:bookmarkStart w:id="144" w:name="_Toc23844"/>
-      <w:bookmarkStart w:id="145" w:name="_Toc10208"/>
+      <w:bookmarkStart w:id="142" w:name="_Toc23844"/>
+      <w:bookmarkStart w:id="143" w:name="_Toc10208"/>
+      <w:bookmarkStart w:id="144" w:name="_Toc16812"/>
+      <w:bookmarkStart w:id="145" w:name="_Toc15821"/>
       <w:r>
         <w:rPr>
           <w:rFonts w:hint="default" w:ascii="Times New Roman" w:hAnsi="Times New Roman" w:cs="Times New Roman"/>
@@ -17127,6 +16571,7 @@
         </w:rPr>
         <w:t>Flowchart of the PDF-to-Text conversion process</w:t>
       </w:r>
+      <w:bookmarkEnd w:id="142"/>
       <w:bookmarkEnd w:id="143"/>
       <w:bookmarkEnd w:id="144"/>
       <w:bookmarkEnd w:id="145"/>
@@ -17399,6 +16844,7 @@
       <w:bookmarkStart w:id="146" w:name="_Toc23363"/>
       <w:bookmarkStart w:id="147" w:name="_Toc11460"/>
       <w:bookmarkStart w:id="148" w:name="_Toc15619"/>
+      <w:bookmarkStart w:id="149" w:name="_Toc16141"/>
       <w:r>
         <w:rPr>
           <w:rFonts w:hint="default" w:ascii="Times New Roman" w:hAnsi="Times New Roman" w:cs="Times New Roman"/>
@@ -17415,14 +16861,14 @@
       <w:bookmarkEnd w:id="146"/>
       <w:bookmarkEnd w:id="147"/>
       <w:bookmarkEnd w:id="148"/>
+      <w:bookmarkEnd w:id="149"/>
     </w:p>
     <w:p>
       <w:pPr>
         <w:pStyle w:val="5"/>
         <w:bidi w:val="0"/>
       </w:pPr>
-      <w:bookmarkStart w:id="149" w:name="_Toc27405"/>
-      <w:bookmarkStart w:id="150" w:name="_Toc1977"/>
+      <w:bookmarkStart w:id="150" w:name="_Toc27405"/>
       <w:r>
         <w:rPr>
           <w:rFonts w:hint="default"/>
@@ -17433,7 +16879,6 @@
       <w:r>
         <w:t>Prepossessing of tourism data:</w:t>
       </w:r>
-      <w:bookmarkEnd w:id="149"/>
       <w:bookmarkEnd w:id="150"/>
     </w:p>
     <w:p>
@@ -18063,8 +17508,9 @@
         <w:fldChar w:fldCharType="end"/>
       </w:r>
       <w:bookmarkStart w:id="151" w:name="_Toc8015"/>
-      <w:bookmarkStart w:id="152" w:name="_Toc17611"/>
-      <w:bookmarkStart w:id="153" w:name="_Toc10534"/>
+      <w:bookmarkStart w:id="152" w:name="_Toc10534"/>
+      <w:bookmarkStart w:id="153" w:name="_Toc17611"/>
+      <w:bookmarkStart w:id="154" w:name="_Toc8011"/>
       <w:r>
         <w:rPr>
           <w:rFonts w:hint="default" w:ascii="Times New Roman" w:hAnsi="Times New Roman" w:cs="Times New Roman"/>
@@ -18081,13 +17527,13 @@
       <w:bookmarkEnd w:id="151"/>
       <w:bookmarkEnd w:id="152"/>
       <w:bookmarkEnd w:id="153"/>
+      <w:bookmarkEnd w:id="154"/>
     </w:p>
     <w:p>
       <w:pPr>
         <w:pStyle w:val="5"/>
         <w:bidi w:val="0"/>
       </w:pPr>
-      <w:bookmarkStart w:id="154" w:name="_Toc5676"/>
       <w:bookmarkStart w:id="155" w:name="_Toc15108"/>
       <w:r>
         <w:rPr>
@@ -18099,7 +17545,6 @@
       <w:r>
         <w:t>Bus Route Data Preprocessing:</w:t>
       </w:r>
-      <w:bookmarkEnd w:id="154"/>
       <w:bookmarkEnd w:id="155"/>
     </w:p>
     <w:p>
@@ -18281,8 +17726,9 @@
         <w:fldChar w:fldCharType="end"/>
       </w:r>
       <w:bookmarkStart w:id="156" w:name="_Toc15770"/>
-      <w:bookmarkStart w:id="157" w:name="_Toc10635"/>
-      <w:bookmarkStart w:id="158" w:name="_Toc10503"/>
+      <w:bookmarkStart w:id="157" w:name="_Toc10503"/>
+      <w:bookmarkStart w:id="158" w:name="_Toc10635"/>
+      <w:bookmarkStart w:id="159" w:name="_Toc15562"/>
       <w:r>
         <w:rPr>
           <w:rFonts w:hint="default" w:ascii="Times New Roman" w:hAnsi="Times New Roman" w:cs="Times New Roman"/>
@@ -18299,6 +17745,7 @@
       <w:bookmarkEnd w:id="156"/>
       <w:bookmarkEnd w:id="157"/>
       <w:bookmarkEnd w:id="158"/>
+      <w:bookmarkEnd w:id="159"/>
     </w:p>
     <w:p>
       <w:pPr>
@@ -18641,9 +18088,10 @@
         </w:rPr>
         <w:fldChar w:fldCharType="end"/>
       </w:r>
-      <w:bookmarkStart w:id="159" w:name="_Toc28697"/>
       <w:bookmarkStart w:id="160" w:name="_Toc13738"/>
-      <w:bookmarkStart w:id="161" w:name="_Toc31513"/>
+      <w:bookmarkStart w:id="161" w:name="_Toc28697"/>
+      <w:bookmarkStart w:id="162" w:name="_Toc31513"/>
+      <w:bookmarkStart w:id="163" w:name="_Toc3761"/>
       <w:r>
         <w:rPr>
           <w:rFonts w:hint="default" w:ascii="Times New Roman" w:hAnsi="Times New Roman" w:cs="Times New Roman"/>
@@ -18657,9 +18105,10 @@
         </w:rPr>
         <w:t>Preprocessing Workflow for Bus Route Data</w:t>
       </w:r>
-      <w:bookmarkEnd w:id="159"/>
       <w:bookmarkEnd w:id="160"/>
       <w:bookmarkEnd w:id="161"/>
+      <w:bookmarkEnd w:id="162"/>
+      <w:bookmarkEnd w:id="163"/>
     </w:p>
     <w:p>
       <w:pPr>
@@ -18669,30 +18118,30 @@
           <w:rFonts w:ascii="Times New Roman" w:hAnsi="Times New Roman" w:cs="Times New Roman"/>
         </w:rPr>
       </w:pPr>
-      <w:bookmarkStart w:id="162" w:name="_Toc5566"/>
-      <w:bookmarkStart w:id="163" w:name="_Toc4636"/>
+      <w:bookmarkStart w:id="164" w:name="_Toc5566"/>
+      <w:bookmarkStart w:id="165" w:name="_Toc23468"/>
       <w:r>
         <w:rPr>
           <w:rFonts w:ascii="Times New Roman" w:hAnsi="Times New Roman" w:cs="Times New Roman"/>
         </w:rPr>
         <w:t>CHAPTER 5 SYSTEM CONSTRUCTION AND ALGORITHM</w:t>
-      </w:r>
-      <w:bookmarkEnd w:id="162"/>
-      <w:bookmarkEnd w:id="163"/>
-    </w:p>
-    <w:p>
-      <w:pPr>
-        <w:pStyle w:val="3"/>
-      </w:pPr>
-      <w:bookmarkStart w:id="164" w:name="_Toc7200"/>
-      <w:bookmarkStart w:id="165" w:name="_Toc27821"/>
-      <w:bookmarkStart w:id="166" w:name="_Toc18689"/>
-      <w:r>
-        <w:t>5.1 Knowledge Graph Construction and Implementation:</w:t>
       </w:r>
       <w:bookmarkEnd w:id="164"/>
       <w:bookmarkEnd w:id="165"/>
+    </w:p>
+    <w:p>
+      <w:pPr>
+        <w:pStyle w:val="3"/>
+      </w:pPr>
+      <w:bookmarkStart w:id="166" w:name="_Toc27821"/>
+      <w:bookmarkStart w:id="167" w:name="_Toc18689"/>
+      <w:bookmarkStart w:id="168" w:name="_Toc10755"/>
+      <w:r>
+        <w:t>5.1 Knowledge Graph Construction and Implementation:</w:t>
+      </w:r>
       <w:bookmarkEnd w:id="166"/>
+      <w:bookmarkEnd w:id="167"/>
+      <w:bookmarkEnd w:id="168"/>
     </w:p>
     <w:p>
       <w:pPr>
@@ -18799,9 +18248,10 @@
         </w:rPr>
         <w:fldChar w:fldCharType="end"/>
       </w:r>
-      <w:bookmarkStart w:id="167" w:name="_Toc22935"/>
-      <w:bookmarkStart w:id="168" w:name="_Toc27326"/>
-      <w:bookmarkStart w:id="169" w:name="_Toc32231"/>
+      <w:bookmarkStart w:id="169" w:name="_Toc22935"/>
+      <w:bookmarkStart w:id="170" w:name="_Toc27326"/>
+      <w:bookmarkStart w:id="171" w:name="_Toc32231"/>
+      <w:bookmarkStart w:id="172" w:name="_Toc16960"/>
       <w:r>
         <w:rPr>
           <w:rFonts w:hint="default" w:ascii="Times New Roman" w:hAnsi="Times New Roman" w:cs="Times New Roman"/>
@@ -18815,9 +18265,10 @@
         </w:rPr>
         <w:t>Integrated Transport and Tourism Graph Schema Database.</w:t>
       </w:r>
-      <w:bookmarkEnd w:id="167"/>
-      <w:bookmarkEnd w:id="168"/>
       <w:bookmarkEnd w:id="169"/>
+      <w:bookmarkEnd w:id="170"/>
+      <w:bookmarkEnd w:id="171"/>
+      <w:bookmarkEnd w:id="172"/>
     </w:p>
     <w:p>
       <w:pPr>
@@ -18841,13 +18292,13 @@
       <w:pPr>
         <w:pStyle w:val="3"/>
       </w:pPr>
-      <w:bookmarkStart w:id="170" w:name="_Toc26752"/>
-      <w:bookmarkStart w:id="171" w:name="_Toc27014"/>
+      <w:bookmarkStart w:id="173" w:name="_Toc26752"/>
+      <w:bookmarkStart w:id="174" w:name="_Toc9113"/>
       <w:r>
         <w:t>5.2 Routing Algorithms and Query Processing Workflow</w:t>
       </w:r>
-      <w:bookmarkEnd w:id="170"/>
-      <w:bookmarkEnd w:id="171"/>
+      <w:bookmarkEnd w:id="173"/>
+      <w:bookmarkEnd w:id="174"/>
     </w:p>
     <w:p>
       <w:pPr>
@@ -18880,13 +18331,13 @@
       <w:pPr>
         <w:pStyle w:val="3"/>
       </w:pPr>
-      <w:bookmarkStart w:id="172" w:name="_Toc20525"/>
-      <w:bookmarkStart w:id="173" w:name="_Toc31641"/>
+      <w:bookmarkStart w:id="175" w:name="_Toc31641"/>
+      <w:bookmarkStart w:id="176" w:name="_Toc19577"/>
       <w:r>
         <w:t>5.3 System Implementation Technologies and Architecture</w:t>
       </w:r>
-      <w:bookmarkEnd w:id="172"/>
-      <w:bookmarkEnd w:id="173"/>
+      <w:bookmarkEnd w:id="175"/>
+      <w:bookmarkEnd w:id="176"/>
     </w:p>
     <w:p>
       <w:pPr>
@@ -18902,13 +18353,13 @@
         <w:pStyle w:val="4"/>
         <w:jc w:val="left"/>
       </w:pPr>
-      <w:bookmarkStart w:id="174" w:name="_Toc21821"/>
-      <w:bookmarkStart w:id="175" w:name="_Toc15391"/>
+      <w:bookmarkStart w:id="177" w:name="_Toc21821"/>
+      <w:bookmarkStart w:id="178" w:name="_Toc1699"/>
       <w:r>
         <w:t>5.3.1 Backend Infrastructure and Database Connectivity:</w:t>
       </w:r>
-      <w:bookmarkEnd w:id="174"/>
-      <w:bookmarkEnd w:id="175"/>
+      <w:bookmarkEnd w:id="177"/>
+      <w:bookmarkEnd w:id="178"/>
     </w:p>
     <w:p>
       <w:pPr>
@@ -18933,13 +18384,13 @@
         <w:pStyle w:val="4"/>
         <w:jc w:val="left"/>
       </w:pPr>
-      <w:bookmarkStart w:id="176" w:name="_Toc6265"/>
-      <w:bookmarkStart w:id="177" w:name="_Toc13125"/>
+      <w:bookmarkStart w:id="179" w:name="_Toc6265"/>
+      <w:bookmarkStart w:id="180" w:name="_Toc6324"/>
       <w:r>
         <w:t>5.3.2 Hybrid AI Inference Strategy</w:t>
       </w:r>
-      <w:bookmarkEnd w:id="176"/>
-      <w:bookmarkEnd w:id="177"/>
+      <w:bookmarkEnd w:id="179"/>
+      <w:bookmarkEnd w:id="180"/>
     </w:p>
     <w:p>
       <w:pPr>
@@ -19001,13 +18452,13 @@
         <w:pStyle w:val="4"/>
         <w:jc w:val="both"/>
       </w:pPr>
-      <w:bookmarkStart w:id="178" w:name="_Toc3281"/>
-      <w:bookmarkStart w:id="179" w:name="_Toc895"/>
+      <w:bookmarkStart w:id="181" w:name="_Toc895"/>
+      <w:bookmarkStart w:id="182" w:name="_Toc17411"/>
       <w:r>
         <w:t>5.3.3 Frontend Interface Design</w:t>
       </w:r>
-      <w:bookmarkEnd w:id="178"/>
-      <w:bookmarkEnd w:id="179"/>
+      <w:bookmarkEnd w:id="181"/>
+      <w:bookmarkEnd w:id="182"/>
     </w:p>
     <w:p>
       <w:pPr>
@@ -19192,9 +18643,10 @@
         </w:rPr>
         <w:fldChar w:fldCharType="end"/>
       </w:r>
-      <w:bookmarkStart w:id="180" w:name="_Toc10175"/>
-      <w:bookmarkStart w:id="181" w:name="_Toc29412"/>
-      <w:bookmarkStart w:id="182" w:name="_Toc9776"/>
+      <w:bookmarkStart w:id="183" w:name="_Toc9776"/>
+      <w:bookmarkStart w:id="184" w:name="_Toc10175"/>
+      <w:bookmarkStart w:id="185" w:name="_Toc29412"/>
+      <w:bookmarkStart w:id="186" w:name="_Toc29372"/>
       <w:r>
         <w:rPr>
           <w:rFonts w:hint="default" w:ascii="Times New Roman" w:hAnsi="Times New Roman" w:cs="Times New Roman"/>
@@ -19208,9 +18660,10 @@
         </w:rPr>
         <w:t>The logic diagram for handling state and events in the Streamlit frontend.</w:t>
       </w:r>
-      <w:bookmarkEnd w:id="180"/>
-      <w:bookmarkEnd w:id="181"/>
-      <w:bookmarkEnd w:id="182"/>
+      <w:bookmarkEnd w:id="183"/>
+      <w:bookmarkEnd w:id="184"/>
+      <w:bookmarkEnd w:id="185"/>
+      <w:bookmarkEnd w:id="186"/>
     </w:p>
     <w:p>
       <w:pPr>
@@ -19312,9 +18765,10 @@
         </w:rPr>
         <w:fldChar w:fldCharType="end"/>
       </w:r>
-      <w:bookmarkStart w:id="183" w:name="_Toc27322"/>
-      <w:bookmarkStart w:id="184" w:name="_Toc155"/>
-      <w:bookmarkStart w:id="185" w:name="_Toc1564"/>
+      <w:bookmarkStart w:id="187" w:name="_Toc27322"/>
+      <w:bookmarkStart w:id="188" w:name="_Toc155"/>
+      <w:bookmarkStart w:id="189" w:name="_Toc1564"/>
+      <w:bookmarkStart w:id="190" w:name="_Toc22968"/>
       <w:r>
         <w:rPr>
           <w:rFonts w:hint="default" w:ascii="Times New Roman" w:hAnsi="Times New Roman" w:cs="Times New Roman"/>
@@ -19328,9 +18782,10 @@
         </w:rPr>
         <w:t>UI Mutimodal System</w:t>
       </w:r>
-      <w:bookmarkEnd w:id="183"/>
-      <w:bookmarkEnd w:id="184"/>
-      <w:bookmarkEnd w:id="185"/>
+      <w:bookmarkEnd w:id="187"/>
+      <w:bookmarkEnd w:id="188"/>
+      <w:bookmarkEnd w:id="189"/>
+      <w:bookmarkEnd w:id="190"/>
     </w:p>
     <w:p/>
     <w:p>
@@ -19349,28 +18804,28 @@
           <w:rFonts w:hint="default" w:ascii="Times New Roman" w:hAnsi="Times New Roman" w:cs="Times New Roman"/>
         </w:rPr>
       </w:pPr>
-      <w:bookmarkStart w:id="186" w:name="_Toc29873"/>
-      <w:bookmarkStart w:id="187" w:name="_Toc13155"/>
+      <w:bookmarkStart w:id="191" w:name="_Toc29873"/>
+      <w:bookmarkStart w:id="192" w:name="_Toc29695"/>
       <w:r>
         <w:rPr>
           <w:rFonts w:hint="default" w:ascii="Times New Roman" w:hAnsi="Times New Roman" w:cs="Times New Roman"/>
         </w:rPr>
         <w:t>CHAPTER 6 EXPERIMENTAL RESULTS AND EVALUATION</w:t>
       </w:r>
-      <w:bookmarkEnd w:id="186"/>
-      <w:bookmarkEnd w:id="187"/>
+      <w:bookmarkEnd w:id="191"/>
+      <w:bookmarkEnd w:id="192"/>
     </w:p>
     <w:p>
       <w:pPr>
         <w:pStyle w:val="3"/>
         <w:bidi w:val="0"/>
       </w:pPr>
-      <w:bookmarkStart w:id="188" w:name="_Toc5502"/>
-      <w:bookmarkStart w:id="189" w:name="_Toc22783"/>
+      <w:bookmarkStart w:id="193" w:name="_Toc2821"/>
+      <w:bookmarkStart w:id="194" w:name="_Toc22783"/>
       <w:r>
         <w:t>6.1 Analysis of Testing Scenarios:</w:t>
       </w:r>
-      <w:bookmarkEnd w:id="188"/>
+      <w:bookmarkEnd w:id="193"/>
     </w:p>
     <w:p>
       <w:pPr>
@@ -19426,7 +18881,7 @@
           <w:szCs w:val="26"/>
         </w:rPr>
       </w:pPr>
-      <w:bookmarkStart w:id="190" w:name="_Toc24428"/>
+      <w:bookmarkStart w:id="195" w:name="_Toc23284"/>
       <w:r>
         <w:rPr>
           <w:rFonts w:hint="default" w:ascii="Times New Roman" w:hAnsi="Times New Roman" w:cs="Times New Roman"/>
@@ -19435,7 +18890,7 @@
         </w:rPr>
         <w:t>6.1.1. Structured Public Transport Data</w:t>
       </w:r>
-      <w:bookmarkEnd w:id="190"/>
+      <w:bookmarkEnd w:id="195"/>
     </w:p>
     <w:p>
       <w:pPr>
@@ -19907,7 +19362,8 @@
         </w:rPr>
         <w:fldChar w:fldCharType="end"/>
       </w:r>
-      <w:bookmarkStart w:id="191" w:name="_Toc30827"/>
+      <w:bookmarkStart w:id="196" w:name="_Toc30827"/>
+      <w:bookmarkStart w:id="197" w:name="_Toc675"/>
       <w:r>
         <w:rPr>
           <w:rFonts w:hint="default" w:ascii="Times New Roman" w:hAnsi="Times New Roman" w:cs="Times New Roman"/>
@@ -19915,7 +19371,8 @@
         </w:rPr>
         <w:t xml:space="preserve"> Save the data to the file hcm_bus_final.json</w:t>
       </w:r>
-      <w:bookmarkEnd w:id="191"/>
+      <w:bookmarkEnd w:id="196"/>
+      <w:bookmarkEnd w:id="197"/>
     </w:p>
     <w:p>
       <w:pPr>
@@ -20291,21 +19748,21 @@
         </w:rPr>
         <w:fldChar w:fldCharType="end"/>
       </w:r>
-      <w:bookmarkStart w:id="192" w:name="_Toc8854"/>
-      <w:bookmarkStart w:id="193" w:name="_Toc8434"/>
-      <w:bookmarkStart w:id="194" w:name="_Toc11083"/>
-      <w:bookmarkStart w:id="195" w:name="_Toc22271"/>
-      <w:bookmarkStart w:id="196" w:name="_Toc14804"/>
-      <w:bookmarkStart w:id="197" w:name="_Toc32282"/>
-      <w:bookmarkStart w:id="198" w:name="_Toc4742"/>
-      <w:bookmarkStart w:id="199" w:name="_Toc11110"/>
-      <w:bookmarkStart w:id="200" w:name="_Toc22876"/>
-      <w:bookmarkStart w:id="201" w:name="_Toc18246"/>
-      <w:bookmarkStart w:id="202" w:name="_Toc2983"/>
-      <w:bookmarkStart w:id="203" w:name="_Toc4589"/>
-      <w:bookmarkStart w:id="204" w:name="_Toc4558"/>
-      <w:bookmarkStart w:id="205" w:name="_Toc32463"/>
-      <w:bookmarkStart w:id="206" w:name="_Toc2439"/>
+      <w:bookmarkStart w:id="198" w:name="_Toc14804"/>
+      <w:bookmarkStart w:id="199" w:name="_Toc32282"/>
+      <w:bookmarkStart w:id="200" w:name="_Toc8854"/>
+      <w:bookmarkStart w:id="201" w:name="_Toc22271"/>
+      <w:bookmarkStart w:id="202" w:name="_Toc8434"/>
+      <w:bookmarkStart w:id="203" w:name="_Toc11110"/>
+      <w:bookmarkStart w:id="204" w:name="_Toc22876"/>
+      <w:bookmarkStart w:id="205" w:name="_Toc18246"/>
+      <w:bookmarkStart w:id="206" w:name="_Toc4742"/>
+      <w:bookmarkStart w:id="207" w:name="_Toc4589"/>
+      <w:bookmarkStart w:id="208" w:name="_Toc4558"/>
+      <w:bookmarkStart w:id="209" w:name="_Toc32463"/>
+      <w:bookmarkStart w:id="210" w:name="_Toc2983"/>
+      <w:bookmarkStart w:id="211" w:name="_Toc2439"/>
+      <w:bookmarkStart w:id="212" w:name="_Toc23886"/>
       <w:r>
         <w:rPr>
           <w:rFonts w:hint="default" w:ascii="Times New Roman" w:hAnsi="Times New Roman" w:cs="Times New Roman"/>
@@ -20327,12 +19784,6 @@
         </w:rPr>
         <w:t>Comprehensive Attribute Description of the Bus Dataset</w:t>
       </w:r>
-      <w:bookmarkEnd w:id="192"/>
-      <w:bookmarkEnd w:id="193"/>
-      <w:bookmarkEnd w:id="194"/>
-      <w:bookmarkEnd w:id="195"/>
-      <w:bookmarkEnd w:id="196"/>
-      <w:bookmarkEnd w:id="197"/>
       <w:bookmarkEnd w:id="198"/>
       <w:bookmarkEnd w:id="199"/>
       <w:bookmarkEnd w:id="200"/>
@@ -20342,6 +19793,12 @@
       <w:bookmarkEnd w:id="204"/>
       <w:bookmarkEnd w:id="205"/>
       <w:bookmarkEnd w:id="206"/>
+      <w:bookmarkEnd w:id="207"/>
+      <w:bookmarkEnd w:id="208"/>
+      <w:bookmarkEnd w:id="209"/>
+      <w:bookmarkEnd w:id="210"/>
+      <w:bookmarkEnd w:id="211"/>
+      <w:bookmarkEnd w:id="212"/>
     </w:p>
     <w:tbl>
       <w:tblPr>
@@ -20382,7 +19839,6 @@
             <w:insideH w:val="none" w:color="auto" w:sz="0" w:space="0"/>
             <w:insideV w:val="none" w:color="auto" w:sz="0" w:space="0"/>
           </w:tblBorders>
-          <w:shd w:val="clear" w:color="auto" w:fill="auto"/>
           <w:tblCellMar>
             <w:top w:w="0" w:type="dxa"/>
             <w:left w:w="0" w:type="dxa"/>
@@ -22017,6 +21473,7 @@
             <w:insideH w:val="none" w:color="auto" w:sz="0" w:space="0"/>
             <w:insideV w:val="none" w:color="auto" w:sz="0" w:space="0"/>
           </w:tblBorders>
+          <w:shd w:val="clear" w:color="auto" w:fill="auto"/>
           <w:tblCellMar>
             <w:top w:w="0" w:type="dxa"/>
             <w:left w:w="0" w:type="dxa"/>
@@ -22933,7 +22390,6 @@
             <w:insideH w:val="none" w:color="auto" w:sz="0" w:space="0"/>
             <w:insideV w:val="none" w:color="auto" w:sz="0" w:space="0"/>
           </w:tblBorders>
-          <w:shd w:val="clear" w:color="auto" w:fill="auto"/>
           <w:tblCellMar>
             <w:top w:w="0" w:type="dxa"/>
             <w:left w:w="0" w:type="dxa"/>
@@ -23129,7 +22585,6 @@
             <w:insideH w:val="none" w:color="auto" w:sz="0" w:space="0"/>
             <w:insideV w:val="none" w:color="auto" w:sz="0" w:space="0"/>
           </w:tblBorders>
-          <w:shd w:val="clear" w:color="auto" w:fill="auto"/>
           <w:tblCellMar>
             <w:top w:w="0" w:type="dxa"/>
             <w:left w:w="0" w:type="dxa"/>
@@ -23412,7 +22867,6 @@
             <w:insideH w:val="none" w:color="auto" w:sz="0" w:space="0"/>
             <w:insideV w:val="none" w:color="auto" w:sz="0" w:space="0"/>
           </w:tblBorders>
-          <w:shd w:val="clear" w:color="auto" w:fill="auto"/>
           <w:tblCellMar>
             <w:top w:w="0" w:type="dxa"/>
             <w:left w:w="0" w:type="dxa"/>
@@ -23608,7 +23062,6 @@
             <w:insideH w:val="none" w:color="auto" w:sz="0" w:space="0"/>
             <w:insideV w:val="none" w:color="auto" w:sz="0" w:space="0"/>
           </w:tblBorders>
-          <w:shd w:val="clear" w:color="auto" w:fill="auto"/>
           <w:tblCellMar>
             <w:top w:w="0" w:type="dxa"/>
             <w:left w:w="0" w:type="dxa"/>
@@ -24000,7 +23453,6 @@
             <w:insideH w:val="none" w:color="auto" w:sz="0" w:space="0"/>
             <w:insideV w:val="none" w:color="auto" w:sz="0" w:space="0"/>
           </w:tblBorders>
-          <w:shd w:val="clear" w:color="auto" w:fill="auto"/>
           <w:tblCellMar>
             <w:top w:w="0" w:type="dxa"/>
             <w:left w:w="0" w:type="dxa"/>
@@ -24392,7 +23844,6 @@
             <w:insideH w:val="none" w:color="auto" w:sz="0" w:space="0"/>
             <w:insideV w:val="none" w:color="auto" w:sz="0" w:space="0"/>
           </w:tblBorders>
-          <w:shd w:val="clear" w:color="auto" w:fill="auto"/>
           <w:tblCellMar>
             <w:top w:w="0" w:type="dxa"/>
             <w:left w:w="0" w:type="dxa"/>
@@ -24783,7 +24234,6 @@
             <w:insideH w:val="none" w:color="auto" w:sz="0" w:space="0"/>
             <w:insideV w:val="none" w:color="auto" w:sz="0" w:space="0"/>
           </w:tblBorders>
-          <w:shd w:val="clear" w:color="auto" w:fill="auto"/>
           <w:tblCellMar>
             <w:top w:w="0" w:type="dxa"/>
             <w:left w:w="0" w:type="dxa"/>
@@ -25021,12 +24471,11 @@
         </w:rPr>
         <w:t>6.</w:t>
       </w:r>
-      <w:bookmarkStart w:id="207" w:name="_Toc5489"/>
-      <w:bookmarkStart w:id="208" w:name="_Toc10281"/>
-      <w:bookmarkStart w:id="209" w:name="_Toc29139"/>
-      <w:bookmarkStart w:id="210" w:name="_Toc15135"/>
-      <w:bookmarkStart w:id="211" w:name="_Toc30323"/>
-      <w:bookmarkStart w:id="212" w:name="_Toc7645"/>
+      <w:bookmarkStart w:id="213" w:name="_Toc10281"/>
+      <w:bookmarkStart w:id="214" w:name="_Toc30323"/>
+      <w:bookmarkStart w:id="215" w:name="_Toc29139"/>
+      <w:bookmarkStart w:id="216" w:name="_Toc7645"/>
+      <w:bookmarkStart w:id="217" w:name="_Toc5489"/>
       <w:r>
         <w:rPr>
           <w:rFonts w:hint="default" w:cs="Times New Roman"/>
@@ -25059,12 +24508,11 @@
         </w:rPr>
         <w:t>Sample Data Instance (Route 01 &amp; Stop 33)</w:t>
       </w:r>
-      <w:bookmarkEnd w:id="207"/>
-      <w:bookmarkEnd w:id="208"/>
-      <w:bookmarkEnd w:id="209"/>
-      <w:bookmarkEnd w:id="210"/>
-      <w:bookmarkEnd w:id="211"/>
-      <w:bookmarkEnd w:id="212"/>
+      <w:bookmarkEnd w:id="213"/>
+      <w:bookmarkEnd w:id="214"/>
+      <w:bookmarkEnd w:id="215"/>
+      <w:bookmarkEnd w:id="216"/>
+      <w:bookmarkEnd w:id="217"/>
     </w:p>
     <w:tbl>
       <w:tblPr>
@@ -25104,7 +24552,6 @@
             <w:insideH w:val="none" w:color="auto" w:sz="0" w:space="0"/>
             <w:insideV w:val="none" w:color="auto" w:sz="0" w:space="0"/>
           </w:tblBorders>
-          <w:shd w:val="clear" w:color="auto" w:fill="auto"/>
           <w:tblCellMar>
             <w:top w:w="0" w:type="dxa"/>
             <w:left w:w="0" w:type="dxa"/>
@@ -25592,7 +25039,6 @@
             <w:insideH w:val="none" w:color="auto" w:sz="0" w:space="0"/>
             <w:insideV w:val="none" w:color="auto" w:sz="0" w:space="0"/>
           </w:tblBorders>
-          <w:shd w:val="clear" w:color="auto" w:fill="auto"/>
           <w:tblCellMar>
             <w:top w:w="0" w:type="dxa"/>
             <w:left w:w="0" w:type="dxa"/>
@@ -25727,154 +25173,6 @@
                 <w:lang w:val="en-US" w:eastAsia="zh-CN" w:bidi="ar"/>
               </w:rPr>
               <w:t>"Bến Thành - Bến xe buýt Chợ Lớn"</w:t>
-            </w:r>
-          </w:p>
-        </w:tc>
-      </w:tr>
-      <w:tr>
-        <w:tblPrEx>
-          <w:tblBorders>
-            <w:top w:val="none" w:color="1F1F1F" w:sz="0" w:space="0"/>
-            <w:left w:val="none" w:color="1F1F1F" w:sz="0" w:space="0"/>
-            <w:bottom w:val="none" w:color="1F1F1F" w:sz="0" w:space="0"/>
-            <w:right w:val="none" w:color="1F1F1F" w:sz="0" w:space="0"/>
-            <w:insideH w:val="none" w:color="auto" w:sz="0" w:space="0"/>
-            <w:insideV w:val="none" w:color="auto" w:sz="0" w:space="0"/>
-          </w:tblBorders>
-          <w:tblCellMar>
-            <w:top w:w="0" w:type="dxa"/>
-            <w:left w:w="0" w:type="dxa"/>
-            <w:bottom w:w="0" w:type="dxa"/>
-            <w:right w:w="0" w:type="dxa"/>
-          </w:tblCellMar>
-        </w:tblPrEx>
-        <w:trPr>
-          <w:tblCellSpacing w:w="15" w:type="dxa"/>
-        </w:trPr>
-        <w:tc>
-          <w:tcPr>
-            <w:tcW w:w="1675" w:type="dxa"/>
-            <w:tcBorders>
-              <w:top w:val="single" w:color="auto" w:sz="4" w:space="0"/>
-              <w:left w:val="single" w:color="auto" w:sz="4" w:space="0"/>
-              <w:bottom w:val="single" w:color="auto" w:sz="4" w:space="0"/>
-              <w:right w:val="single" w:color="auto" w:sz="4" w:space="0"/>
-            </w:tcBorders>
-            <w:shd w:val="clear" w:color="auto" w:fill="auto"/>
-            <w:tcMar>
-              <w:top w:w="96" w:type="dxa"/>
-              <w:left w:w="144" w:type="dxa"/>
-              <w:bottom w:w="96" w:type="dxa"/>
-              <w:right w:w="144" w:type="dxa"/>
-            </w:tcMar>
-            <w:vAlign w:val="center"/>
-          </w:tcPr>
-          <w:p>
-            <w:pPr>
-              <w:rPr>
-                <w:rFonts w:hint="default" w:ascii="Times New Roman" w:hAnsi="Times New Roman" w:eastAsia="sans-serif" w:cs="Times New Roman"/>
-                <w:color w:val="1F1F1F"/>
-                <w:sz w:val="26"/>
-                <w:szCs w:val="26"/>
-              </w:rPr>
-            </w:pPr>
-          </w:p>
-        </w:tc>
-        <w:tc>
-          <w:tcPr>
-            <w:tcW w:w="1908" w:type="dxa"/>
-            <w:tcBorders>
-              <w:top w:val="single" w:color="auto" w:sz="4" w:space="0"/>
-              <w:left w:val="single" w:color="auto" w:sz="4" w:space="0"/>
-              <w:bottom w:val="single" w:color="auto" w:sz="4" w:space="0"/>
-              <w:right w:val="single" w:color="auto" w:sz="4" w:space="0"/>
-            </w:tcBorders>
-            <w:shd w:val="clear" w:color="auto" w:fill="auto"/>
-            <w:tcMar>
-              <w:top w:w="96" w:type="dxa"/>
-              <w:left w:w="144" w:type="dxa"/>
-              <w:bottom w:w="96" w:type="dxa"/>
-              <w:right w:w="144" w:type="dxa"/>
-            </w:tcMar>
-            <w:vAlign w:val="center"/>
-          </w:tcPr>
-          <w:p>
-            <w:pPr>
-              <w:keepNext w:val="0"/>
-              <w:keepLines w:val="0"/>
-              <w:widowControl/>
-              <w:suppressLineNumbers w:val="0"/>
-              <w:bidi w:val="0"/>
-              <w:spacing w:before="0" w:beforeAutospacing="0" w:after="0" w:afterAutospacing="0" w:line="12" w:lineRule="atLeast"/>
-              <w:ind w:left="0" w:right="0"/>
-              <w:jc w:val="left"/>
-              <w:rPr>
-                <w:rFonts w:hint="default" w:ascii="Times New Roman" w:hAnsi="Times New Roman" w:eastAsia="sans-serif" w:cs="Times New Roman"/>
-                <w:color w:val="1F1F1F"/>
-                <w:sz w:val="26"/>
-                <w:szCs w:val="26"/>
-              </w:rPr>
-            </w:pPr>
-            <w:r>
-              <w:rPr>
-                <w:rStyle w:val="13"/>
-                <w:rFonts w:hint="default" w:ascii="Times New Roman" w:hAnsi="Times New Roman" w:eastAsia="sans-serif" w:cs="Times New Roman"/>
-                <w:color w:val="444746"/>
-                <w:kern w:val="0"/>
-                <w:sz w:val="26"/>
-                <w:szCs w:val="26"/>
-                <w:lang w:val="en-US" w:eastAsia="zh-CN" w:bidi="ar"/>
-              </w:rPr>
-              <w:t>Distance</w:t>
-            </w:r>
-          </w:p>
-        </w:tc>
-        <w:tc>
-          <w:tcPr>
-            <w:tcW w:w="5505" w:type="dxa"/>
-            <w:tcBorders>
-              <w:top w:val="single" w:color="auto" w:sz="4" w:space="0"/>
-              <w:left w:val="single" w:color="auto" w:sz="4" w:space="0"/>
-              <w:bottom w:val="single" w:color="auto" w:sz="4" w:space="0"/>
-              <w:right w:val="single" w:color="auto" w:sz="4" w:space="0"/>
-            </w:tcBorders>
-            <w:shd w:val="clear" w:color="auto" w:fill="auto"/>
-            <w:tcMar>
-              <w:top w:w="96" w:type="dxa"/>
-              <w:left w:w="144" w:type="dxa"/>
-              <w:bottom w:w="96" w:type="dxa"/>
-              <w:right w:w="144" w:type="dxa"/>
-            </w:tcMar>
-            <w:vAlign w:val="center"/>
-          </w:tcPr>
-          <w:p>
-            <w:pPr>
-              <w:keepNext w:val="0"/>
-              <w:keepLines w:val="0"/>
-              <w:widowControl/>
-              <w:suppressLineNumbers w:val="0"/>
-              <w:bidi w:val="0"/>
-              <w:spacing w:before="0" w:beforeAutospacing="0" w:after="0" w:afterAutospacing="0" w:line="12" w:lineRule="atLeast"/>
-              <w:ind w:left="0" w:right="0"/>
-              <w:jc w:val="left"/>
-              <w:rPr>
-                <w:rFonts w:hint="default" w:ascii="Times New Roman" w:hAnsi="Times New Roman" w:eastAsia="sans-serif" w:cs="Times New Roman"/>
-                <w:color w:val="1F1F1F"/>
-                <w:sz w:val="26"/>
-                <w:szCs w:val="26"/>
-              </w:rPr>
-            </w:pPr>
-            <w:r>
-              <w:rPr>
-                <w:rStyle w:val="13"/>
-                <w:rFonts w:hint="default" w:ascii="Times New Roman" w:hAnsi="Times New Roman" w:eastAsia="sans-serif" w:cs="Times New Roman"/>
-                <w:color w:val="444746"/>
-                <w:kern w:val="0"/>
-                <w:sz w:val="26"/>
-                <w:szCs w:val="26"/>
-                <w:lang w:val="en-US" w:eastAsia="zh-CN" w:bidi="ar"/>
-              </w:rPr>
-              <w:t>8590.0</w:t>
             </w:r>
           </w:p>
         </w:tc>
@@ -25974,6 +25272,154 @@
                 <w:szCs w:val="26"/>
                 <w:lang w:val="en-US" w:eastAsia="zh-CN" w:bidi="ar"/>
               </w:rPr>
+              <w:t>Distance</w:t>
+            </w:r>
+          </w:p>
+        </w:tc>
+        <w:tc>
+          <w:tcPr>
+            <w:tcW w:w="5505" w:type="dxa"/>
+            <w:tcBorders>
+              <w:top w:val="single" w:color="auto" w:sz="4" w:space="0"/>
+              <w:left w:val="single" w:color="auto" w:sz="4" w:space="0"/>
+              <w:bottom w:val="single" w:color="auto" w:sz="4" w:space="0"/>
+              <w:right w:val="single" w:color="auto" w:sz="4" w:space="0"/>
+            </w:tcBorders>
+            <w:shd w:val="clear" w:color="auto" w:fill="auto"/>
+            <w:tcMar>
+              <w:top w:w="96" w:type="dxa"/>
+              <w:left w:w="144" w:type="dxa"/>
+              <w:bottom w:w="96" w:type="dxa"/>
+              <w:right w:w="144" w:type="dxa"/>
+            </w:tcMar>
+            <w:vAlign w:val="center"/>
+          </w:tcPr>
+          <w:p>
+            <w:pPr>
+              <w:keepNext w:val="0"/>
+              <w:keepLines w:val="0"/>
+              <w:widowControl/>
+              <w:suppressLineNumbers w:val="0"/>
+              <w:bidi w:val="0"/>
+              <w:spacing w:before="0" w:beforeAutospacing="0" w:after="0" w:afterAutospacing="0" w:line="12" w:lineRule="atLeast"/>
+              <w:ind w:left="0" w:right="0"/>
+              <w:jc w:val="left"/>
+              <w:rPr>
+                <w:rFonts w:hint="default" w:ascii="Times New Roman" w:hAnsi="Times New Roman" w:eastAsia="sans-serif" w:cs="Times New Roman"/>
+                <w:color w:val="1F1F1F"/>
+                <w:sz w:val="26"/>
+                <w:szCs w:val="26"/>
+              </w:rPr>
+            </w:pPr>
+            <w:r>
+              <w:rPr>
+                <w:rStyle w:val="13"/>
+                <w:rFonts w:hint="default" w:ascii="Times New Roman" w:hAnsi="Times New Roman" w:eastAsia="sans-serif" w:cs="Times New Roman"/>
+                <w:color w:val="444746"/>
+                <w:kern w:val="0"/>
+                <w:sz w:val="26"/>
+                <w:szCs w:val="26"/>
+                <w:lang w:val="en-US" w:eastAsia="zh-CN" w:bidi="ar"/>
+              </w:rPr>
+              <w:t>8590.0</w:t>
+            </w:r>
+          </w:p>
+        </w:tc>
+      </w:tr>
+      <w:tr>
+        <w:tblPrEx>
+          <w:tblBorders>
+            <w:top w:val="none" w:color="1F1F1F" w:sz="0" w:space="0"/>
+            <w:left w:val="none" w:color="1F1F1F" w:sz="0" w:space="0"/>
+            <w:bottom w:val="none" w:color="1F1F1F" w:sz="0" w:space="0"/>
+            <w:right w:val="none" w:color="1F1F1F" w:sz="0" w:space="0"/>
+            <w:insideH w:val="none" w:color="auto" w:sz="0" w:space="0"/>
+            <w:insideV w:val="none" w:color="auto" w:sz="0" w:space="0"/>
+          </w:tblBorders>
+          <w:tblCellMar>
+            <w:top w:w="0" w:type="dxa"/>
+            <w:left w:w="0" w:type="dxa"/>
+            <w:bottom w:w="0" w:type="dxa"/>
+            <w:right w:w="0" w:type="dxa"/>
+          </w:tblCellMar>
+        </w:tblPrEx>
+        <w:trPr>
+          <w:tblCellSpacing w:w="15" w:type="dxa"/>
+        </w:trPr>
+        <w:tc>
+          <w:tcPr>
+            <w:tcW w:w="1675" w:type="dxa"/>
+            <w:tcBorders>
+              <w:top w:val="single" w:color="auto" w:sz="4" w:space="0"/>
+              <w:left w:val="single" w:color="auto" w:sz="4" w:space="0"/>
+              <w:bottom w:val="single" w:color="auto" w:sz="4" w:space="0"/>
+              <w:right w:val="single" w:color="auto" w:sz="4" w:space="0"/>
+            </w:tcBorders>
+            <w:shd w:val="clear" w:color="auto" w:fill="auto"/>
+            <w:tcMar>
+              <w:top w:w="96" w:type="dxa"/>
+              <w:left w:w="144" w:type="dxa"/>
+              <w:bottom w:w="96" w:type="dxa"/>
+              <w:right w:w="144" w:type="dxa"/>
+            </w:tcMar>
+            <w:vAlign w:val="center"/>
+          </w:tcPr>
+          <w:p>
+            <w:pPr>
+              <w:rPr>
+                <w:rFonts w:hint="default" w:ascii="Times New Roman" w:hAnsi="Times New Roman" w:eastAsia="sans-serif" w:cs="Times New Roman"/>
+                <w:color w:val="1F1F1F"/>
+                <w:sz w:val="26"/>
+                <w:szCs w:val="26"/>
+              </w:rPr>
+            </w:pPr>
+          </w:p>
+        </w:tc>
+        <w:tc>
+          <w:tcPr>
+            <w:tcW w:w="1908" w:type="dxa"/>
+            <w:tcBorders>
+              <w:top w:val="single" w:color="auto" w:sz="4" w:space="0"/>
+              <w:left w:val="single" w:color="auto" w:sz="4" w:space="0"/>
+              <w:bottom w:val="single" w:color="auto" w:sz="4" w:space="0"/>
+              <w:right w:val="single" w:color="auto" w:sz="4" w:space="0"/>
+            </w:tcBorders>
+            <w:shd w:val="clear" w:color="auto" w:fill="auto"/>
+            <w:tcMar>
+              <w:top w:w="96" w:type="dxa"/>
+              <w:left w:w="144" w:type="dxa"/>
+              <w:bottom w:w="96" w:type="dxa"/>
+              <w:right w:w="144" w:type="dxa"/>
+            </w:tcMar>
+            <w:vAlign w:val="center"/>
+          </w:tcPr>
+          <w:p>
+            <w:pPr>
+              <w:keepNext w:val="0"/>
+              <w:keepLines w:val="0"/>
+              <w:widowControl/>
+              <w:suppressLineNumbers w:val="0"/>
+              <w:bidi w:val="0"/>
+              <w:spacing w:before="0" w:beforeAutospacing="0" w:after="0" w:afterAutospacing="0" w:line="12" w:lineRule="atLeast"/>
+              <w:ind w:left="0" w:right="0"/>
+              <w:jc w:val="left"/>
+              <w:rPr>
+                <w:rFonts w:hint="default" w:ascii="Times New Roman" w:hAnsi="Times New Roman" w:eastAsia="sans-serif" w:cs="Times New Roman"/>
+                <w:color w:val="1F1F1F"/>
+                <w:sz w:val="26"/>
+                <w:szCs w:val="26"/>
+              </w:rPr>
+            </w:pPr>
+            <w:r>
+              <w:rPr>
+                <w:rStyle w:val="13"/>
+                <w:rFonts w:hint="default" w:ascii="Times New Roman" w:hAnsi="Times New Roman" w:eastAsia="sans-serif" w:cs="Times New Roman"/>
+                <w:color w:val="444746"/>
+                <w:kern w:val="0"/>
+                <w:sz w:val="26"/>
+                <w:szCs w:val="26"/>
+                <w:lang w:val="en-US" w:eastAsia="zh-CN" w:bidi="ar"/>
+              </w:rPr>
               <w:t>TimeOfTrip</w:t>
             </w:r>
           </w:p>
@@ -26038,7 +25484,6 @@
             <w:insideH w:val="none" w:color="auto" w:sz="0" w:space="0"/>
             <w:insideV w:val="none" w:color="auto" w:sz="0" w:space="0"/>
           </w:tblBorders>
-          <w:shd w:val="clear" w:color="auto" w:fill="auto"/>
           <w:tblCellMar>
             <w:top w:w="0" w:type="dxa"/>
             <w:left w:w="0" w:type="dxa"/>
@@ -26484,7 +25929,6 @@
             <w:insideH w:val="none" w:color="auto" w:sz="0" w:space="0"/>
             <w:insideV w:val="none" w:color="auto" w:sz="0" w:space="0"/>
           </w:tblBorders>
-          <w:shd w:val="clear" w:color="auto" w:fill="auto"/>
           <w:tblCellMar>
             <w:top w:w="0" w:type="dxa"/>
             <w:left w:w="0" w:type="dxa"/>
@@ -26803,6 +26247,7 @@
             <w:insideH w:val="none" w:color="auto" w:sz="0" w:space="0"/>
             <w:insideV w:val="none" w:color="auto" w:sz="0" w:space="0"/>
           </w:tblBorders>
+          <w:shd w:val="clear" w:color="auto" w:fill="auto"/>
           <w:tblCellMar>
             <w:top w:w="0" w:type="dxa"/>
             <w:left w:w="0" w:type="dxa"/>
@@ -26951,7 +26396,6 @@
             <w:insideH w:val="none" w:color="auto" w:sz="0" w:space="0"/>
             <w:insideV w:val="none" w:color="auto" w:sz="0" w:space="0"/>
           </w:tblBorders>
-          <w:shd w:val="clear" w:color="auto" w:fill="auto"/>
           <w:tblCellMar>
             <w:top w:w="0" w:type="dxa"/>
             <w:left w:w="0" w:type="dxa"/>
@@ -27419,6 +26863,7 @@
             <w:insideH w:val="none" w:color="auto" w:sz="0" w:space="0"/>
             <w:insideV w:val="none" w:color="auto" w:sz="0" w:space="0"/>
           </w:tblBorders>
+          <w:shd w:val="clear" w:color="auto" w:fill="auto"/>
           <w:tblCellMar>
             <w:top w:w="0" w:type="dxa"/>
             <w:left w:w="0" w:type="dxa"/>
@@ -27716,7 +27161,6 @@
             <w:insideH w:val="none" w:color="auto" w:sz="0" w:space="0"/>
             <w:insideV w:val="none" w:color="auto" w:sz="0" w:space="0"/>
           </w:tblBorders>
-          <w:shd w:val="clear" w:color="auto" w:fill="auto"/>
           <w:tblCellMar>
             <w:top w:w="0" w:type="dxa"/>
             <w:left w:w="0" w:type="dxa"/>
@@ -28330,7 +27774,7 @@
           <w:szCs w:val="26"/>
         </w:rPr>
       </w:pPr>
-      <w:bookmarkStart w:id="213" w:name="_Toc7127"/>
+      <w:bookmarkStart w:id="218" w:name="_Toc20049"/>
       <w:r>
         <w:rPr>
           <w:rFonts w:hint="default" w:ascii="Times New Roman" w:hAnsi="Times New Roman" w:cs="Times New Roman"/>
@@ -28364,7 +27808,7 @@
         </w:rPr>
         <w:t>Unstructured Cultural and Tourism Data</w:t>
       </w:r>
-      <w:bookmarkEnd w:id="213"/>
+      <w:bookmarkEnd w:id="218"/>
     </w:p>
     <w:p>
       <w:pPr>
@@ -28927,7 +28371,8 @@
       <w:r>
         <w:fldChar w:fldCharType="end"/>
       </w:r>
-      <w:bookmarkStart w:id="214" w:name="_Toc23726"/>
+      <w:bookmarkStart w:id="219" w:name="_Toc23726"/>
+      <w:bookmarkStart w:id="220" w:name="_Toc9153"/>
       <w:r>
         <w:rPr>
           <w:rFonts w:hint="default"/>
@@ -28935,7 +28380,8 @@
         </w:rPr>
         <w:t xml:space="preserve"> PDF to TXT conversion process pipeline</w:t>
       </w:r>
-      <w:bookmarkEnd w:id="214"/>
+      <w:bookmarkEnd w:id="219"/>
+      <w:bookmarkEnd w:id="220"/>
     </w:p>
     <w:p>
       <w:pPr>
@@ -29618,61 +29064,15 @@
         </w:rPr>
         <w:t>.</w:t>
       </w:r>
-      <w:r>
-        <w:rPr>
-          <w:i/>
-          <w:iCs/>
-          <w:sz w:val="26"/>
-          <w:szCs w:val="26"/>
-        </w:rPr>
-        <w:fldChar w:fldCharType="begin"/>
-      </w:r>
-      <w:r>
-        <w:rPr>
-          <w:i/>
-          <w:iCs/>
-          <w:sz w:val="26"/>
-          <w:szCs w:val="26"/>
-        </w:rPr>
-        <w:instrText xml:space="preserve"> SEQ Table \* ARABIC \s 1 </w:instrText>
-      </w:r>
-      <w:r>
-        <w:rPr>
-          <w:i/>
-          <w:iCs/>
-          <w:sz w:val="26"/>
-          <w:szCs w:val="26"/>
-        </w:rPr>
-        <w:fldChar w:fldCharType="separate"/>
-      </w:r>
-      <w:r>
-        <w:rPr>
-          <w:i/>
-          <w:iCs/>
-          <w:sz w:val="26"/>
-          <w:szCs w:val="26"/>
-        </w:rPr>
-        <w:t>3</w:t>
-      </w:r>
-      <w:r>
-        <w:rPr>
-          <w:i/>
-          <w:iCs/>
-          <w:sz w:val="26"/>
-          <w:szCs w:val="26"/>
-        </w:rPr>
-        <w:fldChar w:fldCharType="end"/>
-      </w:r>
-      <w:bookmarkStart w:id="215" w:name="_Toc3746"/>
-      <w:bookmarkEnd w:id="215"/>
-      <w:bookmarkStart w:id="216" w:name="_Toc26296"/>
-      <w:bookmarkEnd w:id="216"/>
-      <w:bookmarkStart w:id="217" w:name="_Toc20995"/>
-      <w:bookmarkEnd w:id="217"/>
-      <w:bookmarkStart w:id="218" w:name="_Toc9603"/>
-      <w:bookmarkStart w:id="219" w:name="_Toc18626"/>
-      <w:bookmarkStart w:id="220" w:name="_Toc11423"/>
-      <w:bookmarkStart w:id="221" w:name="_Toc12329"/>
+      <w:bookmarkStart w:id="221" w:name="_Toc3746"/>
+      <w:bookmarkEnd w:id="221"/>
+      <w:bookmarkStart w:id="222" w:name="_Toc26296"/>
+      <w:bookmarkEnd w:id="222"/>
+      <w:bookmarkStart w:id="223" w:name="_Toc20995"/>
+      <w:bookmarkEnd w:id="223"/>
+      <w:bookmarkStart w:id="224" w:name="_Toc9603"/>
+      <w:bookmarkStart w:id="225" w:name="_Toc18626"/>
+      <w:bookmarkStart w:id="226" w:name="_Toc11423"/>
       <w:r>
         <w:rPr>
           <w:rFonts w:hint="default"/>
@@ -29682,7 +29082,7 @@
           <w:szCs w:val="26"/>
           <w:lang w:val="en-US"/>
         </w:rPr>
-        <w:t xml:space="preserve"> </w:t>
+        <w:t xml:space="preserve">3 </w:t>
       </w:r>
       <w:r>
         <w:rPr>
@@ -29694,10 +29094,9 @@
         </w:rPr>
         <w:t>Data Structure Specification</w:t>
       </w:r>
-      <w:bookmarkEnd w:id="218"/>
-      <w:bookmarkEnd w:id="219"/>
-      <w:bookmarkEnd w:id="220"/>
-      <w:bookmarkEnd w:id="221"/>
+      <w:bookmarkEnd w:id="224"/>
+      <w:bookmarkEnd w:id="225"/>
+      <w:bookmarkEnd w:id="226"/>
     </w:p>
     <w:tbl>
       <w:tblPr>
@@ -30074,7 +29473,6 @@
             <w:insideH w:val="none" w:color="auto" w:sz="0" w:space="0"/>
             <w:insideV w:val="none" w:color="auto" w:sz="0" w:space="0"/>
           </w:tblBorders>
-          <w:shd w:val="clear" w:color="auto" w:fill="auto"/>
           <w:tblCellMar>
             <w:top w:w="0" w:type="dxa"/>
             <w:left w:w="0" w:type="dxa"/>
@@ -30742,7 +30140,6 @@
             <w:insideH w:val="none" w:color="auto" w:sz="0" w:space="0"/>
             <w:insideV w:val="none" w:color="auto" w:sz="0" w:space="0"/>
           </w:tblBorders>
-          <w:shd w:val="clear" w:color="auto" w:fill="auto"/>
           <w:tblCellMar>
             <w:top w:w="0" w:type="dxa"/>
             <w:left w:w="0" w:type="dxa"/>
@@ -30949,10 +30346,9 @@
         </w:rPr>
         <w:t>6.</w:t>
       </w:r>
-      <w:bookmarkStart w:id="222" w:name="_Toc29995"/>
-      <w:bookmarkStart w:id="223" w:name="_Toc442"/>
-      <w:bookmarkStart w:id="224" w:name="_Toc3444"/>
-      <w:bookmarkStart w:id="225" w:name="_Toc14444"/>
+      <w:bookmarkStart w:id="227" w:name="_Toc29995"/>
+      <w:bookmarkStart w:id="228" w:name="_Toc442"/>
+      <w:bookmarkStart w:id="229" w:name="_Toc14444"/>
       <w:r>
         <w:rPr>
           <w:rFonts w:hint="default"/>
@@ -30973,10 +30369,9 @@
         </w:rPr>
         <w:t>Sample Data Instance (Entity: Lễ Tết nhảy)</w:t>
       </w:r>
-      <w:bookmarkEnd w:id="222"/>
-      <w:bookmarkEnd w:id="223"/>
-      <w:bookmarkEnd w:id="224"/>
-      <w:bookmarkEnd w:id="225"/>
+      <w:bookmarkEnd w:id="227"/>
+      <w:bookmarkEnd w:id="228"/>
+      <w:bookmarkEnd w:id="229"/>
     </w:p>
     <w:tbl>
       <w:tblPr>
@@ -31136,7 +30531,6 @@
             <w:insideH w:val="none" w:color="auto" w:sz="0" w:space="0"/>
             <w:insideV w:val="none" w:color="auto" w:sz="0" w:space="0"/>
           </w:tblBorders>
-          <w:shd w:val="clear" w:color="auto" w:fill="auto"/>
           <w:tblCellMar>
             <w:top w:w="0" w:type="dxa"/>
             <w:left w:w="0" w:type="dxa"/>
@@ -31256,6 +30650,7 @@
             <w:insideH w:val="none" w:color="auto" w:sz="0" w:space="0"/>
             <w:insideV w:val="none" w:color="auto" w:sz="0" w:space="0"/>
           </w:tblBorders>
+          <w:shd w:val="clear" w:color="auto" w:fill="auto"/>
           <w:tblCellMar>
             <w:top w:w="0" w:type="dxa"/>
             <w:left w:w="0" w:type="dxa"/>
@@ -31494,6 +30889,7 @@
             <w:insideH w:val="none" w:color="auto" w:sz="0" w:space="0"/>
             <w:insideV w:val="none" w:color="auto" w:sz="0" w:space="0"/>
           </w:tblBorders>
+          <w:shd w:val="clear" w:color="auto" w:fill="auto"/>
           <w:tblCellMar>
             <w:top w:w="0" w:type="dxa"/>
             <w:left w:w="0" w:type="dxa"/>
@@ -31765,7 +31161,7 @@
           <w:szCs w:val="26"/>
         </w:rPr>
       </w:pPr>
-      <w:bookmarkStart w:id="226" w:name="_Toc5922"/>
+      <w:bookmarkStart w:id="230" w:name="_Toc9266"/>
       <w:r>
         <w:rPr>
           <w:rFonts w:hint="default" w:ascii="Times New Roman" w:hAnsi="Times New Roman" w:eastAsia="sans-serif" w:cs="Times New Roman"/>
@@ -31774,7 +31170,7 @@
         </w:rPr>
         <w:t>6.1.3. Knowledge Graph Construction (Bus Network Topology)</w:t>
       </w:r>
-      <w:bookmarkEnd w:id="226"/>
+      <w:bookmarkEnd w:id="230"/>
     </w:p>
     <w:p>
       <w:pPr>
@@ -33462,10 +32858,9 @@
         </w:rPr>
         <w:t>6.</w:t>
       </w:r>
-      <w:bookmarkStart w:id="227" w:name="_Toc23824"/>
-      <w:bookmarkStart w:id="228" w:name="_Toc14467"/>
-      <w:bookmarkStart w:id="229" w:name="_Toc1071"/>
-      <w:bookmarkStart w:id="230" w:name="_Toc28935"/>
+      <w:bookmarkStart w:id="231" w:name="_Toc28935"/>
+      <w:bookmarkStart w:id="232" w:name="_Toc14467"/>
+      <w:bookmarkStart w:id="233" w:name="_Toc1071"/>
       <w:r>
         <w:rPr>
           <w:rFonts w:hint="default"/>
@@ -33486,10 +32881,9 @@
         </w:rPr>
         <w:t>Graph Schema Specification for Public Transport</w:t>
       </w:r>
-      <w:bookmarkEnd w:id="227"/>
-      <w:bookmarkEnd w:id="228"/>
-      <w:bookmarkEnd w:id="229"/>
-      <w:bookmarkEnd w:id="230"/>
+      <w:bookmarkEnd w:id="231"/>
+      <w:bookmarkEnd w:id="232"/>
+      <w:bookmarkEnd w:id="233"/>
     </w:p>
     <w:tbl>
       <w:tblPr>
@@ -33530,6 +32924,7 @@
             <w:insideH w:val="none" w:color="auto" w:sz="0" w:space="0"/>
             <w:insideV w:val="none" w:color="auto" w:sz="0" w:space="0"/>
           </w:tblBorders>
+          <w:shd w:val="clear" w:color="auto" w:fill="auto"/>
           <w:tblCellMar>
             <w:top w:w="0" w:type="dxa"/>
             <w:left w:w="0" w:type="dxa"/>
@@ -33748,6 +33143,7 @@
             <w:insideH w:val="none" w:color="auto" w:sz="0" w:space="0"/>
             <w:insideV w:val="none" w:color="auto" w:sz="0" w:space="0"/>
           </w:tblBorders>
+          <w:shd w:val="clear" w:color="auto" w:fill="auto"/>
           <w:tblCellMar>
             <w:top w:w="0" w:type="dxa"/>
             <w:left w:w="0" w:type="dxa"/>
@@ -34080,6 +33476,7 @@
             <w:insideH w:val="none" w:color="auto" w:sz="0" w:space="0"/>
             <w:insideV w:val="none" w:color="auto" w:sz="0" w:space="0"/>
           </w:tblBorders>
+          <w:shd w:val="clear" w:color="auto" w:fill="auto"/>
           <w:tblCellMar>
             <w:top w:w="0" w:type="dxa"/>
             <w:left w:w="0" w:type="dxa"/>
@@ -35914,7 +35311,7 @@
           <w:szCs w:val="26"/>
         </w:rPr>
       </w:pPr>
-      <w:bookmarkStart w:id="231" w:name="_Toc22024"/>
+      <w:bookmarkStart w:id="234" w:name="_Toc18004"/>
       <w:r>
         <w:rPr>
           <w:rFonts w:hint="default" w:ascii="Times New Roman" w:hAnsi="Times New Roman" w:eastAsia="sans-serif" w:cs="Times New Roman"/>
@@ -35948,7 +35345,7 @@
         </w:rPr>
         <w:t>Vector Embedding and Indexing Strategy</w:t>
       </w:r>
-      <w:bookmarkEnd w:id="231"/>
+      <w:bookmarkEnd w:id="234"/>
     </w:p>
     <w:p>
       <w:pPr>
@@ -36999,10 +36396,9 @@
         </w:rPr>
         <w:t xml:space="preserve">Table </w:t>
       </w:r>
-      <w:bookmarkStart w:id="232" w:name="_Toc107"/>
-      <w:bookmarkStart w:id="233" w:name="_Toc20634"/>
-      <w:bookmarkStart w:id="234" w:name="_Toc32233"/>
-      <w:bookmarkStart w:id="235" w:name="_Toc4784"/>
+      <w:bookmarkStart w:id="235" w:name="_Toc107"/>
+      <w:bookmarkStart w:id="236" w:name="_Toc20634"/>
+      <w:bookmarkStart w:id="237" w:name="_Toc4784"/>
       <w:r>
         <w:rPr>
           <w:rFonts w:hint="default"/>
@@ -37038,10 +36434,9 @@
         </w:rPr>
         <w:t xml:space="preserve"> in Neo4j (Entity: “Rừng nguyên sinh Khe Rỗ”)</w:t>
       </w:r>
-      <w:bookmarkEnd w:id="232"/>
-      <w:bookmarkEnd w:id="233"/>
-      <w:bookmarkEnd w:id="234"/>
       <w:bookmarkEnd w:id="235"/>
+      <w:bookmarkEnd w:id="236"/>
+      <w:bookmarkEnd w:id="237"/>
     </w:p>
     <w:tbl>
       <w:tblPr>
@@ -37442,6 +36837,7 @@
             <w:insideH w:val="none" w:color="auto" w:sz="0" w:space="0"/>
             <w:insideV w:val="none" w:color="auto" w:sz="0" w:space="0"/>
           </w:tblBorders>
+          <w:shd w:val="clear" w:color="auto" w:fill="auto"/>
           <w:tblCellMar>
             <w:top w:w="0" w:type="dxa"/>
             <w:left w:w="0" w:type="dxa"/>
@@ -37609,6 +37005,7 @@
             <w:insideH w:val="none" w:color="auto" w:sz="0" w:space="0"/>
             <w:insideV w:val="none" w:color="auto" w:sz="0" w:space="0"/>
           </w:tblBorders>
+          <w:shd w:val="clear" w:color="auto" w:fill="auto"/>
           <w:tblCellMar>
             <w:top w:w="0" w:type="dxa"/>
             <w:left w:w="0" w:type="dxa"/>
@@ -37799,6 +37196,7 @@
             <w:insideH w:val="none" w:color="auto" w:sz="0" w:space="0"/>
             <w:insideV w:val="none" w:color="auto" w:sz="0" w:space="0"/>
           </w:tblBorders>
+          <w:shd w:val="clear" w:color="auto" w:fill="auto"/>
           <w:tblCellMar>
             <w:top w:w="0" w:type="dxa"/>
             <w:left w:w="0" w:type="dxa"/>
@@ -37966,6 +37364,7 @@
             <w:insideH w:val="none" w:color="auto" w:sz="0" w:space="0"/>
             <w:insideV w:val="none" w:color="auto" w:sz="0" w:space="0"/>
           </w:tblBorders>
+          <w:shd w:val="clear" w:color="auto" w:fill="auto"/>
           <w:tblCellMar>
             <w:top w:w="0" w:type="dxa"/>
             <w:left w:w="0" w:type="dxa"/>
@@ -38301,6 +37700,7 @@
             <w:insideH w:val="none" w:color="auto" w:sz="0" w:space="0"/>
             <w:insideV w:val="none" w:color="auto" w:sz="0" w:space="0"/>
           </w:tblBorders>
+          <w:shd w:val="clear" w:color="auto" w:fill="auto"/>
           <w:tblCellMar>
             <w:top w:w="0" w:type="dxa"/>
             <w:left w:w="0" w:type="dxa"/>
@@ -38468,6 +37868,7 @@
             <w:insideH w:val="none" w:color="auto" w:sz="0" w:space="0"/>
             <w:insideV w:val="none" w:color="auto" w:sz="0" w:space="0"/>
           </w:tblBorders>
+          <w:shd w:val="clear" w:color="auto" w:fill="auto"/>
           <w:tblCellMar>
             <w:top w:w="0" w:type="dxa"/>
             <w:left w:w="0" w:type="dxa"/>
@@ -38635,6 +38036,7 @@
             <w:insideH w:val="none" w:color="auto" w:sz="0" w:space="0"/>
             <w:insideV w:val="none" w:color="auto" w:sz="0" w:space="0"/>
           </w:tblBorders>
+          <w:shd w:val="clear" w:color="auto" w:fill="auto"/>
           <w:tblCellMar>
             <w:top w:w="0" w:type="dxa"/>
             <w:left w:w="0" w:type="dxa"/>
@@ -38802,6 +38204,7 @@
             <w:insideH w:val="none" w:color="auto" w:sz="0" w:space="0"/>
             <w:insideV w:val="none" w:color="auto" w:sz="0" w:space="0"/>
           </w:tblBorders>
+          <w:shd w:val="clear" w:color="auto" w:fill="auto"/>
           <w:tblCellMar>
             <w:top w:w="0" w:type="dxa"/>
             <w:left w:w="0" w:type="dxa"/>
@@ -39007,7 +38410,7 @@
           <w:szCs w:val="26"/>
         </w:rPr>
       </w:pPr>
-      <w:bookmarkStart w:id="236" w:name="_Toc32691"/>
+      <w:bookmarkStart w:id="238" w:name="_Toc6544"/>
       <w:r>
         <w:rPr>
           <w:sz w:val="26"/>
@@ -39015,7 +38418,7 @@
         </w:rPr>
         <w:t>6.2. Experimental Configurations</w:t>
       </w:r>
-      <w:bookmarkEnd w:id="236"/>
+      <w:bookmarkEnd w:id="238"/>
     </w:p>
     <w:p>
       <w:pPr>
@@ -39051,7 +38454,7 @@
           <w:szCs w:val="26"/>
         </w:rPr>
       </w:pPr>
-      <w:bookmarkStart w:id="237" w:name="_Toc9613"/>
+      <w:bookmarkStart w:id="239" w:name="_Toc17443"/>
       <w:r>
         <w:rPr>
           <w:sz w:val="26"/>
@@ -39059,7 +38462,7 @@
         </w:rPr>
         <w:t>6.2.1. Infrastructure Specifications</w:t>
       </w:r>
-      <w:bookmarkEnd w:id="237"/>
+      <w:bookmarkEnd w:id="239"/>
     </w:p>
     <w:p>
       <w:pPr>
@@ -39166,10 +38569,9 @@
         </w:rPr>
         <w:t>6.</w:t>
       </w:r>
-      <w:bookmarkStart w:id="238" w:name="_Toc3387"/>
-      <w:bookmarkStart w:id="239" w:name="_Toc5393"/>
-      <w:bookmarkStart w:id="240" w:name="_Toc3186"/>
-      <w:bookmarkStart w:id="241" w:name="_Toc9392"/>
+      <w:bookmarkStart w:id="240" w:name="_Toc9392"/>
+      <w:bookmarkStart w:id="241" w:name="_Toc5393"/>
+      <w:bookmarkStart w:id="242" w:name="_Toc3186"/>
       <w:r>
         <w:rPr>
           <w:rFonts w:hint="default"/>
@@ -39181,10 +38583,9 @@
         </w:rPr>
         <w:t>7 Hardware and Software Environment</w:t>
       </w:r>
-      <w:bookmarkEnd w:id="238"/>
-      <w:bookmarkEnd w:id="239"/>
       <w:bookmarkEnd w:id="240"/>
       <w:bookmarkEnd w:id="241"/>
+      <w:bookmarkEnd w:id="242"/>
     </w:p>
     <w:tbl>
       <w:tblPr>
@@ -39224,12 +38625,7 @@
             <w:insideH w:val="none" w:color="auto" w:sz="0" w:space="0"/>
             <w:insideV w:val="none" w:color="auto" w:sz="0" w:space="0"/>
           </w:tblBorders>
-          <w:tblCellMar>
-            <w:top w:w="0" w:type="dxa"/>
-            <w:left w:w="0" w:type="dxa"/>
-            <w:bottom w:w="0" w:type="dxa"/>
-            <w:right w:w="0" w:type="dxa"/>
-          </w:tblCellMar>
+          <w:shd w:val="clear" w:color="auto" w:fill="auto"/>
         </w:tblPrEx>
         <w:trPr>
           <w:tblHeader/>
@@ -39379,6 +38775,412 @@
                 <w:lang w:val="en-US" w:eastAsia="zh-CN" w:bidi="ar"/>
               </w:rPr>
               <w:t>Role</w:t>
+            </w:r>
+          </w:p>
+        </w:tc>
+      </w:tr>
+      <w:tr>
+        <w:tblPrEx>
+          <w:tblBorders>
+            <w:top w:val="none" w:color="1F1F1F" w:sz="0" w:space="0"/>
+            <w:left w:val="none" w:color="1F1F1F" w:sz="0" w:space="0"/>
+            <w:bottom w:val="none" w:color="1F1F1F" w:sz="0" w:space="0"/>
+            <w:right w:val="none" w:color="1F1F1F" w:sz="0" w:space="0"/>
+            <w:insideH w:val="none" w:color="auto" w:sz="0" w:space="0"/>
+            <w:insideV w:val="none" w:color="auto" w:sz="0" w:space="0"/>
+          </w:tblBorders>
+          <w:tblCellMar>
+            <w:top w:w="0" w:type="dxa"/>
+            <w:left w:w="0" w:type="dxa"/>
+            <w:bottom w:w="0" w:type="dxa"/>
+            <w:right w:w="0" w:type="dxa"/>
+          </w:tblCellMar>
+        </w:tblPrEx>
+        <w:trPr>
+          <w:tblCellSpacing w:w="15" w:type="dxa"/>
+        </w:trPr>
+        <w:tc>
+          <w:tcPr>
+            <w:tcW w:w="1741" w:type="dxa"/>
+            <w:tcBorders>
+              <w:top w:val="single" w:color="auto" w:sz="4" w:space="0"/>
+              <w:left w:val="single" w:color="auto" w:sz="4" w:space="0"/>
+              <w:bottom w:val="single" w:color="auto" w:sz="4" w:space="0"/>
+              <w:right w:val="single" w:color="auto" w:sz="4" w:space="0"/>
+            </w:tcBorders>
+            <w:shd w:val="clear" w:color="auto" w:fill="auto"/>
+            <w:tcMar>
+              <w:top w:w="96" w:type="dxa"/>
+              <w:left w:w="144" w:type="dxa"/>
+              <w:bottom w:w="96" w:type="dxa"/>
+              <w:right w:w="144" w:type="dxa"/>
+            </w:tcMar>
+            <w:vAlign w:val="center"/>
+          </w:tcPr>
+          <w:p>
+            <w:pPr>
+              <w:keepNext w:val="0"/>
+              <w:keepLines w:val="0"/>
+              <w:widowControl/>
+              <w:suppressLineNumbers w:val="0"/>
+              <w:bidi w:val="0"/>
+              <w:spacing w:before="0" w:beforeAutospacing="0" w:after="0" w:afterAutospacing="0" w:line="12" w:lineRule="atLeast"/>
+              <w:ind w:left="0" w:right="0"/>
+              <w:jc w:val="left"/>
+              <w:rPr>
+                <w:rFonts w:hint="default" w:ascii="Times New Roman" w:hAnsi="Times New Roman" w:eastAsia="sans-serif" w:cs="Times New Roman"/>
+                <w:color w:val="1F1F1F"/>
+                <w:sz w:val="26"/>
+                <w:szCs w:val="26"/>
+              </w:rPr>
+            </w:pPr>
+            <w:r>
+              <w:rPr>
+                <w:rFonts w:hint="default" w:ascii="Times New Roman" w:hAnsi="Times New Roman" w:eastAsia="sans-serif" w:cs="Times New Roman"/>
+                <w:b/>
+                <w:bCs/>
+                <w:color w:val="1F1F1F"/>
+                <w:kern w:val="0"/>
+                <w:sz w:val="26"/>
+                <w:szCs w:val="26"/>
+                <w:lang w:val="en-US" w:eastAsia="zh-CN" w:bidi="ar"/>
+              </w:rPr>
+              <w:t>Edge Server (Local Node)</w:t>
+            </w:r>
+          </w:p>
+        </w:tc>
+        <w:tc>
+          <w:tcPr>
+            <w:tcW w:w="4126" w:type="dxa"/>
+            <w:tcBorders>
+              <w:top w:val="single" w:color="auto" w:sz="4" w:space="0"/>
+              <w:left w:val="single" w:color="auto" w:sz="4" w:space="0"/>
+              <w:bottom w:val="single" w:color="auto" w:sz="4" w:space="0"/>
+              <w:right w:val="single" w:color="auto" w:sz="4" w:space="0"/>
+            </w:tcBorders>
+            <w:shd w:val="clear" w:color="auto" w:fill="auto"/>
+            <w:tcMar>
+              <w:top w:w="96" w:type="dxa"/>
+              <w:left w:w="144" w:type="dxa"/>
+              <w:bottom w:w="96" w:type="dxa"/>
+              <w:right w:w="144" w:type="dxa"/>
+            </w:tcMar>
+            <w:vAlign w:val="center"/>
+          </w:tcPr>
+          <w:p>
+            <w:pPr>
+              <w:pStyle w:val="15"/>
+              <w:keepNext w:val="0"/>
+              <w:keepLines w:val="0"/>
+              <w:widowControl/>
+              <w:suppressLineNumbers w:val="0"/>
+              <w:pBdr>
+                <w:top w:val="none" w:color="1F1F1F" w:sz="0" w:space="0"/>
+                <w:left w:val="none" w:color="1F1F1F" w:sz="0" w:space="0"/>
+                <w:bottom w:val="none" w:color="1F1F1F" w:sz="0" w:space="0"/>
+                <w:right w:val="none" w:color="1F1F1F" w:sz="0" w:space="0"/>
+              </w:pBdr>
+              <w:bidi w:val="0"/>
+              <w:spacing w:before="0" w:beforeAutospacing="0" w:after="0" w:afterAutospacing="0" w:line="12" w:lineRule="atLeast"/>
+              <w:ind w:left="0" w:right="0"/>
+              <w:jc w:val="left"/>
+              <w:rPr>
+                <w:rFonts w:hint="default" w:ascii="Times New Roman" w:hAnsi="Times New Roman" w:eastAsia="sans-serif" w:cs="Times New Roman"/>
+                <w:color w:val="1F1F1F"/>
+                <w:sz w:val="26"/>
+                <w:szCs w:val="26"/>
+              </w:rPr>
+            </w:pPr>
+            <w:r>
+              <w:rPr>
+                <w:rFonts w:hint="default" w:ascii="Times New Roman" w:hAnsi="Times New Roman" w:eastAsia="sans-serif" w:cs="Times New Roman"/>
+                <w:b/>
+                <w:bCs/>
+                <w:color w:val="1F1F1F"/>
+                <w:sz w:val="26"/>
+                <w:szCs w:val="26"/>
+              </w:rPr>
+              <w:t>Model:</w:t>
+            </w:r>
+            <w:r>
+              <w:rPr>
+                <w:rFonts w:hint="default" w:ascii="Times New Roman" w:hAnsi="Times New Roman" w:eastAsia="sans-serif" w:cs="Times New Roman"/>
+                <w:color w:val="1F1F1F"/>
+                <w:sz w:val="26"/>
+                <w:szCs w:val="26"/>
+              </w:rPr>
+              <w:t xml:space="preserve"> Acer Nitro 5 </w:t>
+            </w:r>
+          </w:p>
+          <w:p>
+            <w:pPr>
+              <w:pStyle w:val="15"/>
+              <w:keepNext w:val="0"/>
+              <w:keepLines w:val="0"/>
+              <w:widowControl/>
+              <w:suppressLineNumbers w:val="0"/>
+              <w:pBdr>
+                <w:top w:val="none" w:color="1F1F1F" w:sz="0" w:space="0"/>
+                <w:left w:val="none" w:color="1F1F1F" w:sz="0" w:space="0"/>
+                <w:bottom w:val="none" w:color="1F1F1F" w:sz="0" w:space="0"/>
+                <w:right w:val="none" w:color="1F1F1F" w:sz="0" w:space="0"/>
+              </w:pBdr>
+              <w:bidi w:val="0"/>
+              <w:spacing w:before="0" w:beforeAutospacing="0" w:after="0" w:afterAutospacing="0" w:line="12" w:lineRule="atLeast"/>
+              <w:ind w:left="0" w:right="0"/>
+              <w:jc w:val="left"/>
+              <w:rPr>
+                <w:rFonts w:hint="default" w:ascii="Times New Roman" w:hAnsi="Times New Roman" w:cs="Times New Roman"/>
+                <w:sz w:val="26"/>
+                <w:szCs w:val="26"/>
+              </w:rPr>
+            </w:pPr>
+            <w:r>
+              <w:rPr>
+                <w:rFonts w:hint="default" w:ascii="Times New Roman" w:hAnsi="Times New Roman" w:eastAsia="sans-serif" w:cs="Times New Roman"/>
+                <w:b/>
+                <w:bCs/>
+                <w:color w:val="1F1F1F"/>
+                <w:sz w:val="26"/>
+                <w:szCs w:val="26"/>
+              </w:rPr>
+              <w:t>CPU:</w:t>
+            </w:r>
+            <w:r>
+              <w:rPr>
+                <w:rFonts w:hint="default" w:ascii="Times New Roman" w:hAnsi="Times New Roman" w:eastAsia="sans-serif" w:cs="Times New Roman"/>
+                <w:color w:val="1F1F1F"/>
+                <w:sz w:val="26"/>
+                <w:szCs w:val="26"/>
+              </w:rPr>
+              <w:t xml:space="preserve"> AMD Ryzen 5 5000 Series </w:t>
+            </w:r>
+          </w:p>
+          <w:p>
+            <w:pPr>
+              <w:pStyle w:val="15"/>
+              <w:keepNext w:val="0"/>
+              <w:keepLines w:val="0"/>
+              <w:widowControl/>
+              <w:suppressLineNumbers w:val="0"/>
+              <w:pBdr>
+                <w:top w:val="none" w:color="1F1F1F" w:sz="0" w:space="0"/>
+                <w:left w:val="none" w:color="1F1F1F" w:sz="0" w:space="0"/>
+                <w:bottom w:val="none" w:color="1F1F1F" w:sz="0" w:space="0"/>
+                <w:right w:val="none" w:color="1F1F1F" w:sz="0" w:space="0"/>
+              </w:pBdr>
+              <w:bidi w:val="0"/>
+              <w:spacing w:before="0" w:beforeAutospacing="0" w:after="0" w:afterAutospacing="0" w:line="12" w:lineRule="atLeast"/>
+              <w:ind w:left="0" w:right="0"/>
+              <w:jc w:val="left"/>
+              <w:rPr>
+                <w:rFonts w:hint="default" w:ascii="Times New Roman" w:hAnsi="Times New Roman" w:cs="Times New Roman"/>
+                <w:sz w:val="26"/>
+                <w:szCs w:val="26"/>
+              </w:rPr>
+            </w:pPr>
+            <w:r>
+              <w:rPr>
+                <w:rFonts w:hint="default" w:ascii="Times New Roman" w:hAnsi="Times New Roman" w:eastAsia="sans-serif" w:cs="Times New Roman"/>
+                <w:b/>
+                <w:bCs/>
+                <w:color w:val="1F1F1F"/>
+                <w:sz w:val="26"/>
+                <w:szCs w:val="26"/>
+              </w:rPr>
+              <w:t>GPU:</w:t>
+            </w:r>
+            <w:r>
+              <w:rPr>
+                <w:rFonts w:hint="default" w:ascii="Times New Roman" w:hAnsi="Times New Roman" w:eastAsia="sans-serif" w:cs="Times New Roman"/>
+                <w:color w:val="1F1F1F"/>
+                <w:sz w:val="26"/>
+                <w:szCs w:val="26"/>
+              </w:rPr>
+              <w:t xml:space="preserve"> NVIDIA GeForce GTX 1650 (4GB VRAM) </w:t>
+            </w:r>
+          </w:p>
+          <w:p>
+            <w:pPr>
+              <w:pStyle w:val="15"/>
+              <w:keepNext w:val="0"/>
+              <w:keepLines w:val="0"/>
+              <w:widowControl/>
+              <w:suppressLineNumbers w:val="0"/>
+              <w:pBdr>
+                <w:top w:val="none" w:color="1F1F1F" w:sz="0" w:space="0"/>
+                <w:left w:val="none" w:color="1F1F1F" w:sz="0" w:space="0"/>
+                <w:bottom w:val="none" w:color="1F1F1F" w:sz="0" w:space="0"/>
+                <w:right w:val="none" w:color="1F1F1F" w:sz="0" w:space="0"/>
+              </w:pBdr>
+              <w:bidi w:val="0"/>
+              <w:spacing w:before="0" w:beforeAutospacing="0" w:after="0" w:afterAutospacing="0" w:line="12" w:lineRule="atLeast"/>
+              <w:ind w:left="0" w:right="0"/>
+              <w:jc w:val="left"/>
+              <w:rPr>
+                <w:rFonts w:hint="default" w:ascii="Times New Roman" w:hAnsi="Times New Roman" w:cs="Times New Roman"/>
+                <w:sz w:val="26"/>
+                <w:szCs w:val="26"/>
+              </w:rPr>
+            </w:pPr>
+            <w:r>
+              <w:rPr>
+                <w:rFonts w:hint="default" w:ascii="Times New Roman" w:hAnsi="Times New Roman" w:eastAsia="sans-serif" w:cs="Times New Roman"/>
+                <w:b/>
+                <w:bCs/>
+                <w:color w:val="1F1F1F"/>
+                <w:sz w:val="26"/>
+                <w:szCs w:val="26"/>
+              </w:rPr>
+              <w:t>RAM:</w:t>
+            </w:r>
+            <w:r>
+              <w:rPr>
+                <w:rFonts w:hint="default" w:ascii="Times New Roman" w:hAnsi="Times New Roman" w:eastAsia="sans-serif" w:cs="Times New Roman"/>
+                <w:color w:val="1F1F1F"/>
+                <w:sz w:val="26"/>
+                <w:szCs w:val="26"/>
+              </w:rPr>
+              <w:t xml:space="preserve"> 16 GB DDR4 </w:t>
+            </w:r>
+          </w:p>
+          <w:p>
+            <w:pPr>
+              <w:pStyle w:val="15"/>
+              <w:keepNext w:val="0"/>
+              <w:keepLines w:val="0"/>
+              <w:widowControl/>
+              <w:suppressLineNumbers w:val="0"/>
+              <w:pBdr>
+                <w:top w:val="none" w:color="1F1F1F" w:sz="0" w:space="0"/>
+                <w:left w:val="none" w:color="1F1F1F" w:sz="0" w:space="0"/>
+                <w:bottom w:val="none" w:color="1F1F1F" w:sz="0" w:space="0"/>
+                <w:right w:val="none" w:color="1F1F1F" w:sz="0" w:space="0"/>
+              </w:pBdr>
+              <w:bidi w:val="0"/>
+              <w:spacing w:before="0" w:beforeAutospacing="0" w:after="0" w:afterAutospacing="0" w:line="12" w:lineRule="atLeast"/>
+              <w:ind w:left="0" w:right="0"/>
+              <w:jc w:val="left"/>
+              <w:rPr>
+                <w:rFonts w:hint="default" w:ascii="Times New Roman" w:hAnsi="Times New Roman" w:eastAsia="sans-serif" w:cs="Times New Roman"/>
+                <w:color w:val="1F1F1F"/>
+                <w:sz w:val="26"/>
+                <w:szCs w:val="26"/>
+              </w:rPr>
+            </w:pPr>
+            <w:r>
+              <w:rPr>
+                <w:rFonts w:hint="default" w:ascii="Times New Roman" w:hAnsi="Times New Roman" w:eastAsia="sans-serif" w:cs="Times New Roman"/>
+                <w:b/>
+                <w:bCs/>
+                <w:color w:val="1F1F1F"/>
+                <w:sz w:val="26"/>
+                <w:szCs w:val="26"/>
+              </w:rPr>
+              <w:t>Storage:</w:t>
+            </w:r>
+            <w:r>
+              <w:rPr>
+                <w:rFonts w:hint="default" w:ascii="Times New Roman" w:hAnsi="Times New Roman" w:eastAsia="sans-serif" w:cs="Times New Roman"/>
+                <w:color w:val="1F1F1F"/>
+                <w:sz w:val="26"/>
+                <w:szCs w:val="26"/>
+              </w:rPr>
+              <w:t xml:space="preserve"> 512 GB NVMe SSD</w:t>
+            </w:r>
+          </w:p>
+        </w:tc>
+        <w:tc>
+          <w:tcPr>
+            <w:tcW w:w="3266" w:type="dxa"/>
+            <w:tcBorders>
+              <w:top w:val="single" w:color="auto" w:sz="4" w:space="0"/>
+              <w:left w:val="single" w:color="auto" w:sz="4" w:space="0"/>
+              <w:bottom w:val="single" w:color="auto" w:sz="4" w:space="0"/>
+              <w:right w:val="single" w:color="auto" w:sz="4" w:space="0"/>
+            </w:tcBorders>
+            <w:shd w:val="clear" w:color="auto" w:fill="auto"/>
+            <w:tcMar>
+              <w:top w:w="96" w:type="dxa"/>
+              <w:left w:w="144" w:type="dxa"/>
+              <w:bottom w:w="96" w:type="dxa"/>
+              <w:right w:w="144" w:type="dxa"/>
+            </w:tcMar>
+            <w:vAlign w:val="center"/>
+          </w:tcPr>
+          <w:p>
+            <w:pPr>
+              <w:keepNext w:val="0"/>
+              <w:keepLines w:val="0"/>
+              <w:widowControl/>
+              <w:suppressLineNumbers w:val="0"/>
+              <w:bidi w:val="0"/>
+              <w:spacing w:before="0" w:beforeAutospacing="0" w:after="0" w:afterAutospacing="0" w:line="12" w:lineRule="atLeast"/>
+              <w:ind w:left="0" w:right="0"/>
+              <w:jc w:val="left"/>
+              <w:rPr>
+                <w:rFonts w:hint="default" w:ascii="Times New Roman" w:hAnsi="Times New Roman" w:eastAsia="sans-serif" w:cs="Times New Roman"/>
+                <w:color w:val="1F1F1F"/>
+                <w:sz w:val="26"/>
+                <w:szCs w:val="26"/>
+              </w:rPr>
+            </w:pPr>
+            <w:r>
+              <w:rPr>
+                <w:rFonts w:hint="default" w:ascii="Times New Roman" w:hAnsi="Times New Roman" w:eastAsia="sans-serif" w:cs="Times New Roman"/>
+                <w:color w:val="1F1F1F"/>
+                <w:kern w:val="0"/>
+                <w:sz w:val="26"/>
+                <w:szCs w:val="26"/>
+                <w:lang w:val="en-US" w:eastAsia="zh-CN" w:bidi="ar"/>
+              </w:rPr>
+              <w:t xml:space="preserve">Hosts the </w:t>
+            </w:r>
+            <w:r>
+              <w:rPr>
+                <w:rStyle w:val="13"/>
+                <w:rFonts w:hint="default" w:ascii="Times New Roman" w:hAnsi="Times New Roman" w:eastAsia="sans-serif" w:cs="Times New Roman"/>
+                <w:color w:val="444746"/>
+                <w:kern w:val="0"/>
+                <w:sz w:val="26"/>
+                <w:szCs w:val="26"/>
+                <w:lang w:val="en-US" w:eastAsia="zh-CN" w:bidi="ar"/>
+              </w:rPr>
+              <w:t>Unified Backend Server</w:t>
+            </w:r>
+            <w:r>
+              <w:rPr>
+                <w:rFonts w:hint="default" w:ascii="Times New Roman" w:hAnsi="Times New Roman" w:eastAsia="sans-serif" w:cs="Times New Roman"/>
+                <w:color w:val="1F1F1F"/>
+                <w:kern w:val="0"/>
+                <w:sz w:val="26"/>
+                <w:szCs w:val="26"/>
+                <w:lang w:val="en-US" w:eastAsia="zh-CN" w:bidi="ar"/>
+              </w:rPr>
+              <w:t>, handles API requests, and executes local embedding inference (</w:t>
+            </w:r>
+            <w:r>
+              <w:rPr>
+                <w:rStyle w:val="13"/>
+                <w:rFonts w:hint="default" w:ascii="Times New Roman" w:hAnsi="Times New Roman" w:eastAsia="sans-serif" w:cs="Times New Roman"/>
+                <w:color w:val="444746"/>
+                <w:kern w:val="0"/>
+                <w:sz w:val="26"/>
+                <w:szCs w:val="26"/>
+                <w:lang w:val="en-US" w:eastAsia="zh-CN" w:bidi="ar"/>
+              </w:rPr>
+              <w:t>bkai-foundation-models</w:t>
+            </w:r>
+            <w:r>
+              <w:rPr>
+                <w:rFonts w:hint="default" w:ascii="Times New Roman" w:hAnsi="Times New Roman" w:eastAsia="sans-serif" w:cs="Times New Roman"/>
+                <w:color w:val="1F1F1F"/>
+                <w:kern w:val="0"/>
+                <w:sz w:val="26"/>
+                <w:szCs w:val="26"/>
+                <w:lang w:val="en-US" w:eastAsia="zh-CN" w:bidi="ar"/>
+              </w:rPr>
+              <w:t>) using GPU acceleration (CUDA).</w:t>
             </w:r>
           </w:p>
         </w:tc>
@@ -39450,412 +39252,6 @@
                 <w:szCs w:val="26"/>
                 <w:lang w:val="en-US" w:eastAsia="zh-CN" w:bidi="ar"/>
               </w:rPr>
-              <w:t>Edge Server (Local Node)</w:t>
-            </w:r>
-          </w:p>
-        </w:tc>
-        <w:tc>
-          <w:tcPr>
-            <w:tcW w:w="4126" w:type="dxa"/>
-            <w:tcBorders>
-              <w:top w:val="single" w:color="auto" w:sz="4" w:space="0"/>
-              <w:left w:val="single" w:color="auto" w:sz="4" w:space="0"/>
-              <w:bottom w:val="single" w:color="auto" w:sz="4" w:space="0"/>
-              <w:right w:val="single" w:color="auto" w:sz="4" w:space="0"/>
-            </w:tcBorders>
-            <w:shd w:val="clear" w:color="auto" w:fill="auto"/>
-            <w:tcMar>
-              <w:top w:w="96" w:type="dxa"/>
-              <w:left w:w="144" w:type="dxa"/>
-              <w:bottom w:w="96" w:type="dxa"/>
-              <w:right w:w="144" w:type="dxa"/>
-            </w:tcMar>
-            <w:vAlign w:val="center"/>
-          </w:tcPr>
-          <w:p>
-            <w:pPr>
-              <w:pStyle w:val="15"/>
-              <w:keepNext w:val="0"/>
-              <w:keepLines w:val="0"/>
-              <w:widowControl/>
-              <w:suppressLineNumbers w:val="0"/>
-              <w:pBdr>
-                <w:top w:val="none" w:color="1F1F1F" w:sz="0" w:space="0"/>
-                <w:left w:val="none" w:color="1F1F1F" w:sz="0" w:space="0"/>
-                <w:bottom w:val="none" w:color="1F1F1F" w:sz="0" w:space="0"/>
-                <w:right w:val="none" w:color="1F1F1F" w:sz="0" w:space="0"/>
-              </w:pBdr>
-              <w:bidi w:val="0"/>
-              <w:spacing w:before="0" w:beforeAutospacing="0" w:after="0" w:afterAutospacing="0" w:line="12" w:lineRule="atLeast"/>
-              <w:ind w:left="0" w:right="0"/>
-              <w:jc w:val="left"/>
-              <w:rPr>
-                <w:rFonts w:hint="default" w:ascii="Times New Roman" w:hAnsi="Times New Roman" w:eastAsia="sans-serif" w:cs="Times New Roman"/>
-                <w:color w:val="1F1F1F"/>
-                <w:sz w:val="26"/>
-                <w:szCs w:val="26"/>
-              </w:rPr>
-            </w:pPr>
-            <w:r>
-              <w:rPr>
-                <w:rFonts w:hint="default" w:ascii="Times New Roman" w:hAnsi="Times New Roman" w:eastAsia="sans-serif" w:cs="Times New Roman"/>
-                <w:b/>
-                <w:bCs/>
-                <w:color w:val="1F1F1F"/>
-                <w:sz w:val="26"/>
-                <w:szCs w:val="26"/>
-              </w:rPr>
-              <w:t>Model:</w:t>
-            </w:r>
-            <w:r>
-              <w:rPr>
-                <w:rFonts w:hint="default" w:ascii="Times New Roman" w:hAnsi="Times New Roman" w:eastAsia="sans-serif" w:cs="Times New Roman"/>
-                <w:color w:val="1F1F1F"/>
-                <w:sz w:val="26"/>
-                <w:szCs w:val="26"/>
-              </w:rPr>
-              <w:t xml:space="preserve"> Acer Nitro 5 </w:t>
-            </w:r>
-          </w:p>
-          <w:p>
-            <w:pPr>
-              <w:pStyle w:val="15"/>
-              <w:keepNext w:val="0"/>
-              <w:keepLines w:val="0"/>
-              <w:widowControl/>
-              <w:suppressLineNumbers w:val="0"/>
-              <w:pBdr>
-                <w:top w:val="none" w:color="1F1F1F" w:sz="0" w:space="0"/>
-                <w:left w:val="none" w:color="1F1F1F" w:sz="0" w:space="0"/>
-                <w:bottom w:val="none" w:color="1F1F1F" w:sz="0" w:space="0"/>
-                <w:right w:val="none" w:color="1F1F1F" w:sz="0" w:space="0"/>
-              </w:pBdr>
-              <w:bidi w:val="0"/>
-              <w:spacing w:before="0" w:beforeAutospacing="0" w:after="0" w:afterAutospacing="0" w:line="12" w:lineRule="atLeast"/>
-              <w:ind w:left="0" w:right="0"/>
-              <w:jc w:val="left"/>
-              <w:rPr>
-                <w:rFonts w:hint="default" w:ascii="Times New Roman" w:hAnsi="Times New Roman" w:cs="Times New Roman"/>
-                <w:sz w:val="26"/>
-                <w:szCs w:val="26"/>
-              </w:rPr>
-            </w:pPr>
-            <w:r>
-              <w:rPr>
-                <w:rFonts w:hint="default" w:ascii="Times New Roman" w:hAnsi="Times New Roman" w:eastAsia="sans-serif" w:cs="Times New Roman"/>
-                <w:b/>
-                <w:bCs/>
-                <w:color w:val="1F1F1F"/>
-                <w:sz w:val="26"/>
-                <w:szCs w:val="26"/>
-              </w:rPr>
-              <w:t>CPU:</w:t>
-            </w:r>
-            <w:r>
-              <w:rPr>
-                <w:rFonts w:hint="default" w:ascii="Times New Roman" w:hAnsi="Times New Roman" w:eastAsia="sans-serif" w:cs="Times New Roman"/>
-                <w:color w:val="1F1F1F"/>
-                <w:sz w:val="26"/>
-                <w:szCs w:val="26"/>
-              </w:rPr>
-              <w:t xml:space="preserve"> AMD Ryzen 5 5000 Series </w:t>
-            </w:r>
-          </w:p>
-          <w:p>
-            <w:pPr>
-              <w:pStyle w:val="15"/>
-              <w:keepNext w:val="0"/>
-              <w:keepLines w:val="0"/>
-              <w:widowControl/>
-              <w:suppressLineNumbers w:val="0"/>
-              <w:pBdr>
-                <w:top w:val="none" w:color="1F1F1F" w:sz="0" w:space="0"/>
-                <w:left w:val="none" w:color="1F1F1F" w:sz="0" w:space="0"/>
-                <w:bottom w:val="none" w:color="1F1F1F" w:sz="0" w:space="0"/>
-                <w:right w:val="none" w:color="1F1F1F" w:sz="0" w:space="0"/>
-              </w:pBdr>
-              <w:bidi w:val="0"/>
-              <w:spacing w:before="0" w:beforeAutospacing="0" w:after="0" w:afterAutospacing="0" w:line="12" w:lineRule="atLeast"/>
-              <w:ind w:left="0" w:right="0"/>
-              <w:jc w:val="left"/>
-              <w:rPr>
-                <w:rFonts w:hint="default" w:ascii="Times New Roman" w:hAnsi="Times New Roman" w:cs="Times New Roman"/>
-                <w:sz w:val="26"/>
-                <w:szCs w:val="26"/>
-              </w:rPr>
-            </w:pPr>
-            <w:r>
-              <w:rPr>
-                <w:rFonts w:hint="default" w:ascii="Times New Roman" w:hAnsi="Times New Roman" w:eastAsia="sans-serif" w:cs="Times New Roman"/>
-                <w:b/>
-                <w:bCs/>
-                <w:color w:val="1F1F1F"/>
-                <w:sz w:val="26"/>
-                <w:szCs w:val="26"/>
-              </w:rPr>
-              <w:t>GPU:</w:t>
-            </w:r>
-            <w:r>
-              <w:rPr>
-                <w:rFonts w:hint="default" w:ascii="Times New Roman" w:hAnsi="Times New Roman" w:eastAsia="sans-serif" w:cs="Times New Roman"/>
-                <w:color w:val="1F1F1F"/>
-                <w:sz w:val="26"/>
-                <w:szCs w:val="26"/>
-              </w:rPr>
-              <w:t xml:space="preserve"> NVIDIA GeForce GTX 1650 (4GB VRAM) </w:t>
-            </w:r>
-          </w:p>
-          <w:p>
-            <w:pPr>
-              <w:pStyle w:val="15"/>
-              <w:keepNext w:val="0"/>
-              <w:keepLines w:val="0"/>
-              <w:widowControl/>
-              <w:suppressLineNumbers w:val="0"/>
-              <w:pBdr>
-                <w:top w:val="none" w:color="1F1F1F" w:sz="0" w:space="0"/>
-                <w:left w:val="none" w:color="1F1F1F" w:sz="0" w:space="0"/>
-                <w:bottom w:val="none" w:color="1F1F1F" w:sz="0" w:space="0"/>
-                <w:right w:val="none" w:color="1F1F1F" w:sz="0" w:space="0"/>
-              </w:pBdr>
-              <w:bidi w:val="0"/>
-              <w:spacing w:before="0" w:beforeAutospacing="0" w:after="0" w:afterAutospacing="0" w:line="12" w:lineRule="atLeast"/>
-              <w:ind w:left="0" w:right="0"/>
-              <w:jc w:val="left"/>
-              <w:rPr>
-                <w:rFonts w:hint="default" w:ascii="Times New Roman" w:hAnsi="Times New Roman" w:cs="Times New Roman"/>
-                <w:sz w:val="26"/>
-                <w:szCs w:val="26"/>
-              </w:rPr>
-            </w:pPr>
-            <w:r>
-              <w:rPr>
-                <w:rFonts w:hint="default" w:ascii="Times New Roman" w:hAnsi="Times New Roman" w:eastAsia="sans-serif" w:cs="Times New Roman"/>
-                <w:b/>
-                <w:bCs/>
-                <w:color w:val="1F1F1F"/>
-                <w:sz w:val="26"/>
-                <w:szCs w:val="26"/>
-              </w:rPr>
-              <w:t>RAM:</w:t>
-            </w:r>
-            <w:r>
-              <w:rPr>
-                <w:rFonts w:hint="default" w:ascii="Times New Roman" w:hAnsi="Times New Roman" w:eastAsia="sans-serif" w:cs="Times New Roman"/>
-                <w:color w:val="1F1F1F"/>
-                <w:sz w:val="26"/>
-                <w:szCs w:val="26"/>
-              </w:rPr>
-              <w:t xml:space="preserve"> 16 GB DDR4 </w:t>
-            </w:r>
-          </w:p>
-          <w:p>
-            <w:pPr>
-              <w:pStyle w:val="15"/>
-              <w:keepNext w:val="0"/>
-              <w:keepLines w:val="0"/>
-              <w:widowControl/>
-              <w:suppressLineNumbers w:val="0"/>
-              <w:pBdr>
-                <w:top w:val="none" w:color="1F1F1F" w:sz="0" w:space="0"/>
-                <w:left w:val="none" w:color="1F1F1F" w:sz="0" w:space="0"/>
-                <w:bottom w:val="none" w:color="1F1F1F" w:sz="0" w:space="0"/>
-                <w:right w:val="none" w:color="1F1F1F" w:sz="0" w:space="0"/>
-              </w:pBdr>
-              <w:bidi w:val="0"/>
-              <w:spacing w:before="0" w:beforeAutospacing="0" w:after="0" w:afterAutospacing="0" w:line="12" w:lineRule="atLeast"/>
-              <w:ind w:left="0" w:right="0"/>
-              <w:jc w:val="left"/>
-              <w:rPr>
-                <w:rFonts w:hint="default" w:ascii="Times New Roman" w:hAnsi="Times New Roman" w:eastAsia="sans-serif" w:cs="Times New Roman"/>
-                <w:color w:val="1F1F1F"/>
-                <w:sz w:val="26"/>
-                <w:szCs w:val="26"/>
-              </w:rPr>
-            </w:pPr>
-            <w:r>
-              <w:rPr>
-                <w:rFonts w:hint="default" w:ascii="Times New Roman" w:hAnsi="Times New Roman" w:eastAsia="sans-serif" w:cs="Times New Roman"/>
-                <w:b/>
-                <w:bCs/>
-                <w:color w:val="1F1F1F"/>
-                <w:sz w:val="26"/>
-                <w:szCs w:val="26"/>
-              </w:rPr>
-              <w:t>Storage:</w:t>
-            </w:r>
-            <w:r>
-              <w:rPr>
-                <w:rFonts w:hint="default" w:ascii="Times New Roman" w:hAnsi="Times New Roman" w:eastAsia="sans-serif" w:cs="Times New Roman"/>
-                <w:color w:val="1F1F1F"/>
-                <w:sz w:val="26"/>
-                <w:szCs w:val="26"/>
-              </w:rPr>
-              <w:t xml:space="preserve"> 512 GB NVMe SSD</w:t>
-            </w:r>
-          </w:p>
-        </w:tc>
-        <w:tc>
-          <w:tcPr>
-            <w:tcW w:w="3266" w:type="dxa"/>
-            <w:tcBorders>
-              <w:top w:val="single" w:color="auto" w:sz="4" w:space="0"/>
-              <w:left w:val="single" w:color="auto" w:sz="4" w:space="0"/>
-              <w:bottom w:val="single" w:color="auto" w:sz="4" w:space="0"/>
-              <w:right w:val="single" w:color="auto" w:sz="4" w:space="0"/>
-            </w:tcBorders>
-            <w:shd w:val="clear" w:color="auto" w:fill="auto"/>
-            <w:tcMar>
-              <w:top w:w="96" w:type="dxa"/>
-              <w:left w:w="144" w:type="dxa"/>
-              <w:bottom w:w="96" w:type="dxa"/>
-              <w:right w:w="144" w:type="dxa"/>
-            </w:tcMar>
-            <w:vAlign w:val="center"/>
-          </w:tcPr>
-          <w:p>
-            <w:pPr>
-              <w:keepNext w:val="0"/>
-              <w:keepLines w:val="0"/>
-              <w:widowControl/>
-              <w:suppressLineNumbers w:val="0"/>
-              <w:bidi w:val="0"/>
-              <w:spacing w:before="0" w:beforeAutospacing="0" w:after="0" w:afterAutospacing="0" w:line="12" w:lineRule="atLeast"/>
-              <w:ind w:left="0" w:right="0"/>
-              <w:jc w:val="left"/>
-              <w:rPr>
-                <w:rFonts w:hint="default" w:ascii="Times New Roman" w:hAnsi="Times New Roman" w:eastAsia="sans-serif" w:cs="Times New Roman"/>
-                <w:color w:val="1F1F1F"/>
-                <w:sz w:val="26"/>
-                <w:szCs w:val="26"/>
-              </w:rPr>
-            </w:pPr>
-            <w:r>
-              <w:rPr>
-                <w:rFonts w:hint="default" w:ascii="Times New Roman" w:hAnsi="Times New Roman" w:eastAsia="sans-serif" w:cs="Times New Roman"/>
-                <w:color w:val="1F1F1F"/>
-                <w:kern w:val="0"/>
-                <w:sz w:val="26"/>
-                <w:szCs w:val="26"/>
-                <w:lang w:val="en-US" w:eastAsia="zh-CN" w:bidi="ar"/>
-              </w:rPr>
-              <w:t xml:space="preserve">Hosts the </w:t>
-            </w:r>
-            <w:r>
-              <w:rPr>
-                <w:rStyle w:val="13"/>
-                <w:rFonts w:hint="default" w:ascii="Times New Roman" w:hAnsi="Times New Roman" w:eastAsia="sans-serif" w:cs="Times New Roman"/>
-                <w:color w:val="444746"/>
-                <w:kern w:val="0"/>
-                <w:sz w:val="26"/>
-                <w:szCs w:val="26"/>
-                <w:lang w:val="en-US" w:eastAsia="zh-CN" w:bidi="ar"/>
-              </w:rPr>
-              <w:t>Unified Backend Server</w:t>
-            </w:r>
-            <w:r>
-              <w:rPr>
-                <w:rFonts w:hint="default" w:ascii="Times New Roman" w:hAnsi="Times New Roman" w:eastAsia="sans-serif" w:cs="Times New Roman"/>
-                <w:color w:val="1F1F1F"/>
-                <w:kern w:val="0"/>
-                <w:sz w:val="26"/>
-                <w:szCs w:val="26"/>
-                <w:lang w:val="en-US" w:eastAsia="zh-CN" w:bidi="ar"/>
-              </w:rPr>
-              <w:t>, handles API requests, and executes local embedding inference (</w:t>
-            </w:r>
-            <w:r>
-              <w:rPr>
-                <w:rStyle w:val="13"/>
-                <w:rFonts w:hint="default" w:ascii="Times New Roman" w:hAnsi="Times New Roman" w:eastAsia="sans-serif" w:cs="Times New Roman"/>
-                <w:color w:val="444746"/>
-                <w:kern w:val="0"/>
-                <w:sz w:val="26"/>
-                <w:szCs w:val="26"/>
-                <w:lang w:val="en-US" w:eastAsia="zh-CN" w:bidi="ar"/>
-              </w:rPr>
-              <w:t>bkai-foundation-models</w:t>
-            </w:r>
-            <w:r>
-              <w:rPr>
-                <w:rFonts w:hint="default" w:ascii="Times New Roman" w:hAnsi="Times New Roman" w:eastAsia="sans-serif" w:cs="Times New Roman"/>
-                <w:color w:val="1F1F1F"/>
-                <w:kern w:val="0"/>
-                <w:sz w:val="26"/>
-                <w:szCs w:val="26"/>
-                <w:lang w:val="en-US" w:eastAsia="zh-CN" w:bidi="ar"/>
-              </w:rPr>
-              <w:t>) using GPU acceleration (CUDA).</w:t>
-            </w:r>
-          </w:p>
-        </w:tc>
-      </w:tr>
-      <w:tr>
-        <w:tblPrEx>
-          <w:tblBorders>
-            <w:top w:val="none" w:color="1F1F1F" w:sz="0" w:space="0"/>
-            <w:left w:val="none" w:color="1F1F1F" w:sz="0" w:space="0"/>
-            <w:bottom w:val="none" w:color="1F1F1F" w:sz="0" w:space="0"/>
-            <w:right w:val="none" w:color="1F1F1F" w:sz="0" w:space="0"/>
-            <w:insideH w:val="none" w:color="auto" w:sz="0" w:space="0"/>
-            <w:insideV w:val="none" w:color="auto" w:sz="0" w:space="0"/>
-          </w:tblBorders>
-          <w:tblCellMar>
-            <w:top w:w="0" w:type="dxa"/>
-            <w:left w:w="0" w:type="dxa"/>
-            <w:bottom w:w="0" w:type="dxa"/>
-            <w:right w:w="0" w:type="dxa"/>
-          </w:tblCellMar>
-        </w:tblPrEx>
-        <w:trPr>
-          <w:tblCellSpacing w:w="15" w:type="dxa"/>
-        </w:trPr>
-        <w:tc>
-          <w:tcPr>
-            <w:tcW w:w="1741" w:type="dxa"/>
-            <w:tcBorders>
-              <w:top w:val="single" w:color="auto" w:sz="4" w:space="0"/>
-              <w:left w:val="single" w:color="auto" w:sz="4" w:space="0"/>
-              <w:bottom w:val="single" w:color="auto" w:sz="4" w:space="0"/>
-              <w:right w:val="single" w:color="auto" w:sz="4" w:space="0"/>
-            </w:tcBorders>
-            <w:shd w:val="clear" w:color="auto" w:fill="auto"/>
-            <w:tcMar>
-              <w:top w:w="96" w:type="dxa"/>
-              <w:left w:w="144" w:type="dxa"/>
-              <w:bottom w:w="96" w:type="dxa"/>
-              <w:right w:w="144" w:type="dxa"/>
-            </w:tcMar>
-            <w:vAlign w:val="center"/>
-          </w:tcPr>
-          <w:p>
-            <w:pPr>
-              <w:keepNext w:val="0"/>
-              <w:keepLines w:val="0"/>
-              <w:widowControl/>
-              <w:suppressLineNumbers w:val="0"/>
-              <w:bidi w:val="0"/>
-              <w:spacing w:before="0" w:beforeAutospacing="0" w:after="0" w:afterAutospacing="0" w:line="12" w:lineRule="atLeast"/>
-              <w:ind w:left="0" w:right="0"/>
-              <w:jc w:val="left"/>
-              <w:rPr>
-                <w:rFonts w:hint="default" w:ascii="Times New Roman" w:hAnsi="Times New Roman" w:eastAsia="sans-serif" w:cs="Times New Roman"/>
-                <w:color w:val="1F1F1F"/>
-                <w:sz w:val="26"/>
-                <w:szCs w:val="26"/>
-              </w:rPr>
-            </w:pPr>
-            <w:r>
-              <w:rPr>
-                <w:rFonts w:hint="default" w:ascii="Times New Roman" w:hAnsi="Times New Roman" w:eastAsia="sans-serif" w:cs="Times New Roman"/>
-                <w:b/>
-                <w:bCs/>
-                <w:color w:val="1F1F1F"/>
-                <w:kern w:val="0"/>
-                <w:sz w:val="26"/>
-                <w:szCs w:val="26"/>
-                <w:lang w:val="en-US" w:eastAsia="zh-CN" w:bidi="ar"/>
-              </w:rPr>
               <w:t>Graph Database</w:t>
             </w:r>
           </w:p>
@@ -40028,6 +39424,7 @@
             <w:insideH w:val="none" w:color="auto" w:sz="0" w:space="0"/>
             <w:insideV w:val="none" w:color="auto" w:sz="0" w:space="0"/>
           </w:tblBorders>
+          <w:shd w:val="clear" w:color="auto" w:fill="auto"/>
           <w:tblCellMar>
             <w:top w:w="0" w:type="dxa"/>
             <w:left w:w="0" w:type="dxa"/>
@@ -40462,7 +39859,7 @@
           <w:szCs w:val="26"/>
         </w:rPr>
       </w:pPr>
-      <w:bookmarkStart w:id="242" w:name="_Toc2464"/>
+      <w:bookmarkStart w:id="243" w:name="_Toc9217"/>
       <w:r>
         <w:rPr>
           <w:sz w:val="26"/>
@@ -40470,7 +39867,7 @@
         </w:rPr>
         <w:t>6.2.3. Evaluation Metrics</w:t>
       </w:r>
-      <w:bookmarkEnd w:id="242"/>
+      <w:bookmarkEnd w:id="243"/>
     </w:p>
     <w:p>
       <w:pPr>
@@ -40780,7 +40177,7 @@
           <w:szCs w:val="26"/>
         </w:rPr>
       </w:pPr>
-      <w:bookmarkStart w:id="243" w:name="_Toc25071"/>
+      <w:bookmarkStart w:id="244" w:name="_Toc26503"/>
       <w:r>
         <w:rPr>
           <w:sz w:val="26"/>
@@ -40788,7 +40185,7 @@
         </w:rPr>
         <w:t>6.3. Functional Evaluation Results</w:t>
       </w:r>
-      <w:bookmarkEnd w:id="243"/>
+      <w:bookmarkEnd w:id="244"/>
     </w:p>
     <w:p>
       <w:pPr>
@@ -40947,7 +40344,7 @@
           <w:szCs w:val="26"/>
         </w:rPr>
       </w:pPr>
-      <w:bookmarkStart w:id="244" w:name="_Toc31515"/>
+      <w:bookmarkStart w:id="245" w:name="_Toc11667"/>
       <w:r>
         <w:rPr>
           <w:sz w:val="26"/>
@@ -40955,7 +40352,7 @@
         </w:rPr>
         <w:t>6.3.1. Phase 1: Baseline Assessment (Vulnerability Detection)</w:t>
       </w:r>
-      <w:bookmarkEnd w:id="244"/>
+      <w:bookmarkEnd w:id="245"/>
     </w:p>
     <w:p>
       <w:pPr>
@@ -41012,10 +40409,9 @@
         </w:rPr>
         <w:t>6.</w:t>
       </w:r>
-      <w:bookmarkStart w:id="245" w:name="_Toc19075"/>
-      <w:bookmarkStart w:id="246" w:name="_Toc8830"/>
-      <w:bookmarkStart w:id="247" w:name="_Toc29425"/>
-      <w:bookmarkStart w:id="248" w:name="_Toc12462"/>
+      <w:bookmarkStart w:id="246" w:name="_Toc19075"/>
+      <w:bookmarkStart w:id="247" w:name="_Toc8830"/>
+      <w:bookmarkStart w:id="248" w:name="_Toc29425"/>
       <w:r>
         <w:rPr>
           <w:rFonts w:hint="default"/>
@@ -41036,7 +40432,6 @@
         </w:rPr>
         <w:t>Phase 1 (Baseline) Test Results</w:t>
       </w:r>
-      <w:bookmarkEnd w:id="245"/>
       <w:bookmarkEnd w:id="246"/>
       <w:bookmarkEnd w:id="247"/>
       <w:bookmarkEnd w:id="248"/>
@@ -41300,7 +40695,6 @@
             <w:insideH w:val="none" w:color="auto" w:sz="0" w:space="0"/>
             <w:insideV w:val="none" w:color="auto" w:sz="0" w:space="0"/>
           </w:tblBorders>
-          <w:shd w:val="clear" w:color="auto" w:fill="auto"/>
           <w:tblCellMar>
             <w:top w:w="0" w:type="dxa"/>
             <w:left w:w="0" w:type="dxa"/>
@@ -41539,7 +40933,6 @@
             <w:insideH w:val="none" w:color="auto" w:sz="0" w:space="0"/>
             <w:insideV w:val="none" w:color="auto" w:sz="0" w:space="0"/>
           </w:tblBorders>
-          <w:shd w:val="clear" w:color="auto" w:fill="auto"/>
           <w:tblCellMar>
             <w:top w:w="0" w:type="dxa"/>
             <w:left w:w="0" w:type="dxa"/>
@@ -41983,7 +41376,6 @@
             <w:insideH w:val="none" w:color="auto" w:sz="0" w:space="0"/>
             <w:insideV w:val="none" w:color="auto" w:sz="0" w:space="0"/>
           </w:tblBorders>
-          <w:shd w:val="clear" w:color="auto" w:fill="auto"/>
           <w:tblCellMar>
             <w:top w:w="0" w:type="dxa"/>
             <w:left w:w="0" w:type="dxa"/>
@@ -42317,7 +41709,7 @@
           <w:szCs w:val="26"/>
         </w:rPr>
       </w:pPr>
-      <w:bookmarkStart w:id="249" w:name="_Toc31295"/>
+      <w:bookmarkStart w:id="249" w:name="_Toc22512"/>
       <w:r>
         <w:rPr>
           <w:rFonts w:hint="default" w:ascii="Times New Roman" w:hAnsi="Times New Roman" w:cs="Times New Roman"/>
@@ -42535,7 +41927,7 @@
           <w:szCs w:val="26"/>
         </w:rPr>
       </w:pPr>
-      <w:bookmarkStart w:id="250" w:name="_Toc18951"/>
+      <w:bookmarkStart w:id="250" w:name="_Toc5384"/>
       <w:r>
         <w:rPr>
           <w:rFonts w:hint="default" w:ascii="Times New Roman" w:hAnsi="Times New Roman" w:cs="Times New Roman"/>
@@ -42603,9 +41995,8 @@
         <w:t>6.</w:t>
       </w:r>
       <w:bookmarkStart w:id="251" w:name="_Toc29554"/>
-      <w:bookmarkStart w:id="252" w:name="_Toc3550"/>
-      <w:bookmarkStart w:id="253" w:name="_Toc28265"/>
-      <w:bookmarkStart w:id="254" w:name="_Toc20867"/>
+      <w:bookmarkStart w:id="252" w:name="_Toc20867"/>
+      <w:bookmarkStart w:id="253" w:name="_Toc3550"/>
       <w:r>
         <w:rPr>
           <w:rFonts w:hint="default"/>
@@ -42642,7 +42033,6 @@
       <w:bookmarkEnd w:id="251"/>
       <w:bookmarkEnd w:id="252"/>
       <w:bookmarkEnd w:id="253"/>
-      <w:bookmarkEnd w:id="254"/>
     </w:p>
     <w:tbl>
       <w:tblPr>
@@ -42683,7 +42073,6 @@
             <w:insideH w:val="none" w:color="auto" w:sz="0" w:space="0"/>
             <w:insideV w:val="none" w:color="auto" w:sz="0" w:space="0"/>
           </w:tblBorders>
-          <w:shd w:val="clear" w:color="auto" w:fill="auto"/>
           <w:tblCellMar>
             <w:top w:w="0" w:type="dxa"/>
             <w:left w:w="0" w:type="dxa"/>
@@ -42902,7 +42291,6 @@
             <w:insideH w:val="none" w:color="auto" w:sz="0" w:space="0"/>
             <w:insideV w:val="none" w:color="auto" w:sz="0" w:space="0"/>
           </w:tblBorders>
-          <w:shd w:val="clear" w:color="auto" w:fill="auto"/>
           <w:tblCellMar>
             <w:top w:w="0" w:type="dxa"/>
             <w:left w:w="0" w:type="dxa"/>
@@ -43136,7 +42524,6 @@
             <w:insideH w:val="none" w:color="auto" w:sz="0" w:space="0"/>
             <w:insideV w:val="none" w:color="auto" w:sz="0" w:space="0"/>
           </w:tblBorders>
-          <w:shd w:val="clear" w:color="auto" w:fill="auto"/>
           <w:tblCellMar>
             <w:top w:w="0" w:type="dxa"/>
             <w:left w:w="0" w:type="dxa"/>
@@ -43383,7 +42770,6 @@
             <w:insideH w:val="none" w:color="auto" w:sz="0" w:space="0"/>
             <w:insideV w:val="none" w:color="auto" w:sz="0" w:space="0"/>
           </w:tblBorders>
-          <w:shd w:val="clear" w:color="auto" w:fill="auto"/>
           <w:tblCellMar>
             <w:top w:w="0" w:type="dxa"/>
             <w:left w:w="0" w:type="dxa"/>
@@ -43949,7 +43335,7 @@
           <w:szCs w:val="26"/>
         </w:rPr>
       </w:pPr>
-      <w:bookmarkStart w:id="255" w:name="_Toc11140"/>
+      <w:bookmarkStart w:id="254" w:name="_Toc21543"/>
       <w:r>
         <w:rPr>
           <w:sz w:val="26"/>
@@ -43957,7 +43343,7 @@
         </w:rPr>
         <w:t>6.3.4. Experimental Conclusion</w:t>
       </w:r>
-      <w:bookmarkEnd w:id="255"/>
+      <w:bookmarkEnd w:id="254"/>
     </w:p>
     <w:p>
       <w:pPr>
@@ -43969,8 +43355,10 @@
         <w:spacing w:beforeAutospacing="1"/>
         <w:ind w:left="0" w:leftChars="0" w:firstLine="780" w:firstLineChars="300"/>
         <w:rPr>
-          <w:sz w:val="26"/>
-          <w:szCs w:val="26"/>
+          <w:rFonts w:hint="default" w:ascii="Times New Roman" w:hAnsi="Times New Roman" w:eastAsia="sans-serif" w:cs="Times New Roman"/>
+          <w:sz w:val="26"/>
+          <w:szCs w:val="26"/>
+          <w:lang w:val="en-US"/>
         </w:rPr>
       </w:pPr>
       <w:r>
@@ -44031,22 +43419,13 @@
     </w:p>
     <w:p>
       <w:pPr>
-        <w:rPr>
-          <w:rFonts w:hint="default" w:ascii="Times New Roman" w:hAnsi="Times New Roman" w:eastAsia="sans-serif" w:cs="Times New Roman"/>
-          <w:sz w:val="26"/>
-          <w:szCs w:val="26"/>
-          <w:lang w:val="en-US"/>
-        </w:rPr>
-      </w:pPr>
-    </w:p>
-    <w:p>
-      <w:pPr>
         <w:pStyle w:val="3"/>
         <w:bidi w:val="0"/>
         <w:rPr>
           <w:rFonts w:hint="default"/>
         </w:rPr>
       </w:pPr>
+      <w:bookmarkStart w:id="255" w:name="_Toc29382"/>
       <w:r>
         <w:rPr>
           <w:rFonts w:hint="default"/>
@@ -44066,6 +43445,7 @@
         </w:rPr>
         <w:t>. Stability Evaluation (Endurance Stress Test)</w:t>
       </w:r>
+      <w:bookmarkEnd w:id="255"/>
     </w:p>
     <w:p>
       <w:pPr>
@@ -44075,6 +43455,7 @@
         <w:widowControl/>
         <w:suppressLineNumbers w:val="0"/>
         <w:spacing w:beforeAutospacing="1"/>
+        <w:ind w:left="0" w:leftChars="0" w:firstLine="780" w:firstLineChars="300"/>
         <w:rPr>
           <w:sz w:val="26"/>
           <w:szCs w:val="26"/>
@@ -44100,6 +43481,7 @@
           <w:szCs w:val="26"/>
         </w:rPr>
       </w:pPr>
+      <w:bookmarkStart w:id="256" w:name="_Toc1377"/>
       <w:r>
         <w:rPr>
           <w:sz w:val="26"/>
@@ -44107,6 +43489,7 @@
         </w:rPr>
         <w:t>6.4.1. Experimental Methodology</w:t>
       </w:r>
+      <w:bookmarkEnd w:id="256"/>
     </w:p>
     <w:p>
       <w:pPr>
@@ -44116,9 +43499,12 @@
         <w:widowControl/>
         <w:suppressLineNumbers w:val="0"/>
         <w:spacing w:beforeAutospacing="1"/>
-        <w:rPr>
-          <w:sz w:val="26"/>
-          <w:szCs w:val="26"/>
+        <w:ind w:left="0" w:leftChars="0" w:firstLine="780" w:firstLineChars="300"/>
+        <w:rPr>
+          <w:rFonts w:hint="default"/>
+          <w:sz w:val="26"/>
+          <w:szCs w:val="26"/>
+          <w:lang w:val="en-US"/>
         </w:rPr>
       </w:pPr>
       <w:r>
@@ -44158,8 +43544,179 @@
           <w:sz w:val="26"/>
           <w:szCs w:val="26"/>
         </w:rPr>
-        <w:t>, encompassing a full diurnal cycle to simulate real-world deployment scenarios.</w:t>
-      </w:r>
+        <w:t>, encompassing a full diurnal cycle to simulate real-world deployment scenarios</w:t>
+      </w:r>
+      <w:r>
+        <w:rPr>
+          <w:rFonts w:hint="default"/>
+          <w:sz w:val="26"/>
+          <w:szCs w:val="26"/>
+          <w:lang w:val="en-US"/>
+        </w:rPr>
+        <w:t>:</w:t>
+      </w:r>
+    </w:p>
+    <w:p>
+      <w:pPr>
+        <w:pStyle w:val="15"/>
+        <w:keepNext w:val="0"/>
+        <w:keepLines w:val="0"/>
+        <w:widowControl/>
+        <w:numPr>
+          <w:ilvl w:val="0"/>
+          <w:numId w:val="44"/>
+        </w:numPr>
+        <w:suppressLineNumbers w:val="0"/>
+        <w:spacing w:beforeAutospacing="1" w:line="360" w:lineRule="auto"/>
+        <w:ind w:left="1260" w:leftChars="0" w:hanging="420" w:firstLineChars="0"/>
+        <w:rPr>
+          <w:sz w:val="26"/>
+          <w:szCs w:val="26"/>
+        </w:rPr>
+      </w:pPr>
+      <w:r>
+        <w:rPr>
+          <w:b/>
+          <w:bCs/>
+          <w:sz w:val="26"/>
+          <w:szCs w:val="26"/>
+        </w:rPr>
+        <w:t>Test Environment:</w:t>
+      </w:r>
+      <w:r>
+        <w:rPr>
+          <w:sz w:val="26"/>
+          <w:szCs w:val="26"/>
+        </w:rPr>
+        <w:t xml:space="preserve"> On-premise Edge Server (Acer Nitro 5, Ryzen 5, 16GB RAM).</w:t>
+      </w:r>
+    </w:p>
+    <w:p>
+      <w:pPr>
+        <w:pStyle w:val="15"/>
+        <w:keepNext w:val="0"/>
+        <w:keepLines w:val="0"/>
+        <w:widowControl/>
+        <w:numPr>
+          <w:ilvl w:val="0"/>
+          <w:numId w:val="44"/>
+        </w:numPr>
+        <w:suppressLineNumbers w:val="0"/>
+        <w:spacing w:beforeAutospacing="1" w:line="360" w:lineRule="auto"/>
+        <w:ind w:left="1260" w:leftChars="0" w:hanging="420" w:firstLineChars="0"/>
+        <w:rPr>
+          <w:sz w:val="26"/>
+          <w:szCs w:val="26"/>
+        </w:rPr>
+      </w:pPr>
+      <w:r>
+        <w:rPr>
+          <w:b/>
+          <w:bCs/>
+          <w:sz w:val="26"/>
+          <w:szCs w:val="26"/>
+        </w:rPr>
+        <w:t>Workload Generator:</w:t>
+      </w:r>
+      <w:r>
+        <w:rPr>
+          <w:sz w:val="26"/>
+          <w:szCs w:val="26"/>
+        </w:rPr>
+        <w:t xml:space="preserve"> Automated Python agent dispatching randomized queries (Transport, Tourism, Safety) at a frequency of 60 seconds.</w:t>
+      </w:r>
+    </w:p>
+    <w:p>
+      <w:pPr>
+        <w:pStyle w:val="15"/>
+        <w:keepNext w:val="0"/>
+        <w:keepLines w:val="0"/>
+        <w:widowControl/>
+        <w:numPr>
+          <w:ilvl w:val="0"/>
+          <w:numId w:val="44"/>
+        </w:numPr>
+        <w:suppressLineNumbers w:val="0"/>
+        <w:spacing w:beforeAutospacing="1" w:line="360" w:lineRule="auto"/>
+        <w:ind w:left="1260" w:leftChars="0" w:hanging="420" w:firstLineChars="0"/>
+        <w:rPr>
+          <w:sz w:val="26"/>
+          <w:szCs w:val="26"/>
+        </w:rPr>
+      </w:pPr>
+      <w:r>
+        <w:rPr>
+          <w:b/>
+          <w:bCs/>
+          <w:sz w:val="26"/>
+          <w:szCs w:val="26"/>
+        </w:rPr>
+        <w:t>Monitoring Metrics:</w:t>
+      </w:r>
+      <w:r>
+        <w:rPr>
+          <w:sz w:val="26"/>
+          <w:szCs w:val="26"/>
+        </w:rPr>
+        <w:t xml:space="preserve"> End-to-end Latency, Memory Footprint (RAM), CPU Load, and HTTP Status Codes.</w:t>
+      </w:r>
+    </w:p>
+    <w:p>
+      <w:pPr>
+        <w:pStyle w:val="15"/>
+        <w:keepNext w:val="0"/>
+        <w:keepLines w:val="0"/>
+        <w:widowControl/>
+        <w:numPr>
+          <w:ilvl w:val="0"/>
+          <w:numId w:val="44"/>
+        </w:numPr>
+        <w:suppressLineNumbers w:val="0"/>
+        <w:spacing w:beforeAutospacing="1" w:line="360" w:lineRule="auto"/>
+        <w:ind w:left="1260" w:leftChars="0" w:hanging="420" w:firstLineChars="0"/>
+        <w:rPr>
+          <w:sz w:val="26"/>
+          <w:szCs w:val="26"/>
+        </w:rPr>
+      </w:pPr>
+      <w:r>
+        <w:rPr>
+          <w:b/>
+          <w:bCs/>
+          <w:sz w:val="26"/>
+          <w:szCs w:val="26"/>
+        </w:rPr>
+        <w:t>Success Criteria:</w:t>
+      </w:r>
+      <w:r>
+        <w:rPr>
+          <w:sz w:val="26"/>
+          <w:szCs w:val="26"/>
+        </w:rPr>
+        <w:t xml:space="preserve"> System uptime &gt; 8 hours without process termination; Stable memory usage (no leaks); API availability.</w:t>
+      </w:r>
+    </w:p>
+    <w:p>
+      <w:pPr>
+        <w:pStyle w:val="4"/>
+        <w:keepNext w:val="0"/>
+        <w:keepLines w:val="0"/>
+        <w:widowControl/>
+        <w:suppressLineNumbers w:val="0"/>
+        <w:rPr>
+          <w:sz w:val="26"/>
+          <w:szCs w:val="26"/>
+        </w:rPr>
+      </w:pPr>
+      <w:bookmarkStart w:id="257" w:name="_Toc15068"/>
+      <w:r>
+        <w:rPr>
+          <w:sz w:val="26"/>
+          <w:szCs w:val="26"/>
+        </w:rPr>
+        <w:t>6.4.2. Quantitative Results &amp; Phase Analysis</w:t>
+      </w:r>
+      <w:bookmarkEnd w:id="257"/>
     </w:p>
     <w:p>
       <w:pPr>
@@ -44169,12 +43726,19 @@
         <w:widowControl/>
         <w:suppressLineNumbers w:val="0"/>
         <w:spacing w:beforeAutospacing="1"/>
-        <w:ind w:left="720"/>
-        <w:rPr>
-          <w:sz w:val="26"/>
-          <w:szCs w:val="26"/>
-        </w:rPr>
-      </w:pPr>
+        <w:ind w:left="0" w:leftChars="0" w:firstLine="780" w:firstLineChars="300"/>
+        <w:rPr>
+          <w:sz w:val="26"/>
+          <w:szCs w:val="26"/>
+        </w:rPr>
+      </w:pPr>
+      <w:r>
+        <w:rPr>
+          <w:sz w:val="26"/>
+          <w:szCs w:val="26"/>
+        </w:rPr>
+        <w:t xml:space="preserve">Telemetry data collected throughout the session reveals two distinct operational phases, separated by a critical inflection point at </w:t>
+      </w:r>
       <w:r>
         <w:rPr>
           <w:b/>
@@ -44182,156 +43746,6 @@
           <w:sz w:val="26"/>
           <w:szCs w:val="26"/>
         </w:rPr>
-        <w:t>Test Environment:</w:t>
-      </w:r>
-      <w:r>
-        <w:rPr>
-          <w:sz w:val="26"/>
-          <w:szCs w:val="26"/>
-        </w:rPr>
-        <w:t xml:space="preserve"> On-premise Edge Server (Acer Nitro 5, Ryzen 5, 16GB RAM).</w:t>
-      </w:r>
-    </w:p>
-    <w:p>
-      <w:pPr>
-        <w:pStyle w:val="15"/>
-        <w:keepNext w:val="0"/>
-        <w:keepLines w:val="0"/>
-        <w:widowControl/>
-        <w:suppressLineNumbers w:val="0"/>
-        <w:spacing w:beforeAutospacing="1"/>
-        <w:ind w:left="720"/>
-        <w:rPr>
-          <w:sz w:val="26"/>
-          <w:szCs w:val="26"/>
-        </w:rPr>
-      </w:pPr>
-      <w:r>
-        <w:rPr>
-          <w:b/>
-          <w:bCs/>
-          <w:sz w:val="26"/>
-          <w:szCs w:val="26"/>
-        </w:rPr>
-        <w:t>Workload Generator:</w:t>
-      </w:r>
-      <w:r>
-        <w:rPr>
-          <w:sz w:val="26"/>
-          <w:szCs w:val="26"/>
-        </w:rPr>
-        <w:t xml:space="preserve"> Automated Python agent dispatching randomized queries (Transport, Tourism, Safety) at a frequency of 60 seconds.</w:t>
-      </w:r>
-    </w:p>
-    <w:p>
-      <w:pPr>
-        <w:pStyle w:val="15"/>
-        <w:keepNext w:val="0"/>
-        <w:keepLines w:val="0"/>
-        <w:widowControl/>
-        <w:suppressLineNumbers w:val="0"/>
-        <w:spacing w:beforeAutospacing="1"/>
-        <w:ind w:left="720"/>
-        <w:rPr>
-          <w:sz w:val="26"/>
-          <w:szCs w:val="26"/>
-        </w:rPr>
-      </w:pPr>
-      <w:r>
-        <w:rPr>
-          <w:b/>
-          <w:bCs/>
-          <w:sz w:val="26"/>
-          <w:szCs w:val="26"/>
-        </w:rPr>
-        <w:t>Monitoring Metrics:</w:t>
-      </w:r>
-      <w:r>
-        <w:rPr>
-          <w:sz w:val="26"/>
-          <w:szCs w:val="26"/>
-        </w:rPr>
-        <w:t xml:space="preserve"> End-to-end Latency, Memory Footprint (RAM), CPU Load, and HTTP Status Codes.</w:t>
-      </w:r>
-    </w:p>
-    <w:p>
-      <w:pPr>
-        <w:pStyle w:val="15"/>
-        <w:keepNext w:val="0"/>
-        <w:keepLines w:val="0"/>
-        <w:widowControl/>
-        <w:suppressLineNumbers w:val="0"/>
-        <w:spacing w:beforeAutospacing="1"/>
-        <w:ind w:left="720"/>
-        <w:rPr>
-          <w:sz w:val="26"/>
-          <w:szCs w:val="26"/>
-        </w:rPr>
-      </w:pPr>
-      <w:r>
-        <w:rPr>
-          <w:b/>
-          <w:bCs/>
-          <w:sz w:val="26"/>
-          <w:szCs w:val="26"/>
-        </w:rPr>
-        <w:t>Success Criteria:</w:t>
-      </w:r>
-      <w:r>
-        <w:rPr>
-          <w:sz w:val="26"/>
-          <w:szCs w:val="26"/>
-        </w:rPr>
-        <w:t xml:space="preserve"> System uptime &gt; 8 hours without process termination; Stable memory usage (no leaks); API availability.</w:t>
-      </w:r>
-    </w:p>
-    <w:p>
-      <w:pPr>
-        <w:pStyle w:val="4"/>
-        <w:keepNext w:val="0"/>
-        <w:keepLines w:val="0"/>
-        <w:widowControl/>
-        <w:suppressLineNumbers w:val="0"/>
-        <w:rPr>
-          <w:sz w:val="26"/>
-          <w:szCs w:val="26"/>
-        </w:rPr>
-      </w:pPr>
-      <w:r>
-        <w:rPr>
-          <w:sz w:val="26"/>
-          <w:szCs w:val="26"/>
-        </w:rPr>
-        <w:t>6.4.2. Quantitative Results &amp; Phase Analysis</w:t>
-      </w:r>
-    </w:p>
-    <w:p>
-      <w:pPr>
-        <w:pStyle w:val="15"/>
-        <w:keepNext w:val="0"/>
-        <w:keepLines w:val="0"/>
-        <w:widowControl/>
-        <w:suppressLineNumbers w:val="0"/>
-        <w:spacing w:beforeAutospacing="1"/>
-        <w:rPr>
-          <w:sz w:val="26"/>
-          <w:szCs w:val="26"/>
-        </w:rPr>
-      </w:pPr>
-      <w:r>
-        <w:rPr>
-          <w:sz w:val="26"/>
-          <w:szCs w:val="26"/>
-        </w:rPr>
-        <w:t xml:space="preserve">Telemetry data collected throughout the session reveals two distinct operational phases, separated by a critical inflection point at </w:t>
-      </w:r>
-      <w:r>
-        <w:rPr>
-          <w:b/>
-          <w:bCs/>
-          <w:sz w:val="26"/>
-          <w:szCs w:val="26"/>
-        </w:rPr>
         <w:t>09:24 AM</w:t>
       </w:r>
       <w:r>
@@ -44344,41 +43758,145 @@
     </w:p>
     <w:p>
       <w:pPr>
-        <w:bidi w:val="0"/>
+        <w:pStyle w:val="10"/>
+        <w:jc w:val="center"/>
+        <w:rPr>
+          <w:rFonts w:hint="default"/>
+          <w:i/>
+          <w:iCs/>
+          <w:sz w:val="26"/>
+          <w:szCs w:val="26"/>
+          <w:lang w:val="en-US"/>
+        </w:rPr>
+      </w:pPr>
+      <w:r>
+        <w:rPr>
+          <w:i/>
+          <w:iCs/>
+          <w:sz w:val="26"/>
+          <w:szCs w:val="26"/>
+        </w:rPr>
+        <w:t xml:space="preserve">Table </w:t>
+      </w:r>
+      <w:r>
+        <w:rPr>
+          <w:rFonts w:hint="default"/>
+          <w:i/>
+          <w:iCs/>
+          <w:sz w:val="26"/>
+          <w:szCs w:val="26"/>
+          <w:lang w:val="en-US"/>
+        </w:rPr>
+        <w:t>6.10</w:t>
+      </w:r>
+      <w:r>
+        <w:rPr>
+          <w:rFonts w:hint="default"/>
+          <w:i/>
+          <w:iCs/>
+          <w:color w:val="FFFFFF" w:themeColor="background1"/>
+          <w:sz w:val="26"/>
+          <w:szCs w:val="26"/>
+          <w:lang w:val="en-US"/>
+          <w14:textFill>
+            <w14:solidFill>
+              <w14:schemeClr w14:val="bg1"/>
+            </w14:solidFill>
+          </w14:textFill>
+        </w:rPr>
+        <w:t>.</w:t>
+      </w:r>
+      <w:r>
+        <w:rPr>
+          <w:i/>
+          <w:iCs/>
+          <w:color w:val="FFFFFF" w:themeColor="background1"/>
+          <w:sz w:val="26"/>
+          <w:szCs w:val="26"/>
+          <w14:textFill>
+            <w14:solidFill>
+              <w14:schemeClr w14:val="bg1"/>
+            </w14:solidFill>
+          </w14:textFill>
+        </w:rPr>
+        <w:fldChar w:fldCharType="begin"/>
+      </w:r>
+      <w:r>
+        <w:rPr>
+          <w:i/>
+          <w:iCs/>
+          <w:color w:val="FFFFFF" w:themeColor="background1"/>
+          <w:sz w:val="26"/>
+          <w:szCs w:val="26"/>
+          <w14:textFill>
+            <w14:solidFill>
+              <w14:schemeClr w14:val="bg1"/>
+            </w14:solidFill>
+          </w14:textFill>
+        </w:rPr>
+        <w:instrText xml:space="preserve"> SEQ Table \* ARABIC </w:instrText>
+      </w:r>
+      <w:r>
+        <w:rPr>
+          <w:i/>
+          <w:iCs/>
+          <w:color w:val="FFFFFF" w:themeColor="background1"/>
+          <w:sz w:val="26"/>
+          <w:szCs w:val="26"/>
+          <w14:textFill>
+            <w14:solidFill>
+              <w14:schemeClr w14:val="bg1"/>
+            </w14:solidFill>
+          </w14:textFill>
+        </w:rPr>
+        <w:fldChar w:fldCharType="separate"/>
+      </w:r>
+      <w:r>
+        <w:rPr>
+          <w:i/>
+          <w:iCs/>
+          <w:color w:val="FFFFFF" w:themeColor="background1"/>
+          <w:sz w:val="26"/>
+          <w:szCs w:val="26"/>
+          <w14:textFill>
+            <w14:solidFill>
+              <w14:schemeClr w14:val="bg1"/>
+            </w14:solidFill>
+          </w14:textFill>
+        </w:rPr>
+        <w:t>5</w:t>
+      </w:r>
+      <w:r>
+        <w:rPr>
+          <w:i/>
+          <w:iCs/>
+          <w:color w:val="FFFFFF" w:themeColor="background1"/>
+          <w:sz w:val="26"/>
+          <w:szCs w:val="26"/>
+          <w14:textFill>
+            <w14:solidFill>
+              <w14:schemeClr w14:val="bg1"/>
+            </w14:solidFill>
+          </w14:textFill>
+        </w:rPr>
+        <w:fldChar w:fldCharType="end"/>
+      </w:r>
+      <w:bookmarkStart w:id="258" w:name="_Toc2367"/>
+      <w:r>
         <w:rPr>
           <w:rFonts w:hint="default" w:ascii="Times New Roman" w:hAnsi="Times New Roman" w:eastAsia="SimSun" w:cs="Times New Roman"/>
-          <w:sz w:val="26"/>
-          <w:szCs w:val="26"/>
-        </w:rPr>
-      </w:pPr>
-      <w:r>
-        <w:rPr>
-          <w:rFonts w:hint="default" w:ascii="Times New Roman" w:hAnsi="Times New Roman" w:eastAsia="SimSun" w:cs="Times New Roman"/>
-          <w:sz w:val="26"/>
-          <w:szCs w:val="26"/>
-        </w:rPr>
-        <w:t>Table 6.</w:t>
-      </w:r>
-      <w:r>
-        <w:rPr>
-          <w:rFonts w:hint="default" w:ascii="Times New Roman" w:hAnsi="Times New Roman" w:cs="Times New Roman"/>
-          <w:sz w:val="26"/>
-          <w:szCs w:val="26"/>
-          <w:lang w:val="en-US"/>
-        </w:rPr>
-        <w:t>10</w:t>
-      </w:r>
-      <w:r>
-        <w:rPr>
-          <w:rFonts w:hint="default" w:ascii="Times New Roman" w:hAnsi="Times New Roman" w:eastAsia="SimSun" w:cs="Times New Roman"/>
-          <w:sz w:val="26"/>
-          <w:szCs w:val="26"/>
-        </w:rPr>
-        <w:t>. Stability Test Summary Statistics</w:t>
-      </w:r>
+          <w:i/>
+          <w:iCs/>
+          <w:sz w:val="26"/>
+          <w:szCs w:val="26"/>
+        </w:rPr>
+        <w:t>Stability Test Summary Statistics</w:t>
+      </w:r>
+      <w:bookmarkEnd w:id="258"/>
     </w:p>
     <w:tbl>
       <w:tblPr>
+        <w:tblStyle w:val="9"/>
         <w:tblW w:w="0" w:type="auto"/>
         <w:tblCellSpacing w:w="15" w:type="dxa"/>
         <w:tblInd w:w="224" w:type="dxa"/>
@@ -44390,7 +43908,7 @@
           <w:insideH w:val="none" w:color="auto" w:sz="0" w:space="0"/>
           <w:insideV w:val="none" w:color="auto" w:sz="0" w:space="0"/>
         </w:tblBorders>
-        <w:shd w:val="clear"/>
+        <w:shd w:val="clear" w:color="auto" w:fill="auto"/>
         <w:tblLayout w:type="autofit"/>
         <w:tblCellMar>
           <w:top w:w="0" w:type="dxa"/>
@@ -44414,7 +43932,7 @@
             <w:insideH w:val="none" w:color="auto" w:sz="0" w:space="0"/>
             <w:insideV w:val="none" w:color="auto" w:sz="0" w:space="0"/>
           </w:tblBorders>
-          <w:shd w:val="clear"/>
+          <w:shd w:val="clear" w:color="auto" w:fill="auto"/>
           <w:tblCellMar>
             <w:top w:w="0" w:type="dxa"/>
             <w:left w:w="0" w:type="dxa"/>
@@ -44435,7 +43953,7 @@
               <w:bottom w:val="single" w:color="auto" w:sz="4" w:space="0"/>
               <w:right w:val="single" w:color="auto" w:sz="4" w:space="0"/>
             </w:tcBorders>
-            <w:shd w:val="clear"/>
+            <w:shd w:val="clear" w:color="auto" w:fill="auto"/>
             <w:tcMar>
               <w:top w:w="96" w:type="dxa"/>
               <w:left w:w="144" w:type="dxa"/>
@@ -44473,7 +43991,6 @@
                 <w:kern w:val="0"/>
                 <w:sz w:val="26"/>
                 <w:szCs w:val="26"/>
-                <w:bdr w:val="none" w:color="1F1F1F" w:sz="0" w:space="0"/>
                 <w:lang w:val="en-US" w:eastAsia="zh-CN" w:bidi="ar"/>
               </w:rPr>
               <w:t>Metric</w:t>
@@ -44489,7 +44006,7 @@
               <w:bottom w:val="single" w:color="auto" w:sz="4" w:space="0"/>
               <w:right w:val="single" w:color="auto" w:sz="4" w:space="0"/>
             </w:tcBorders>
-            <w:shd w:val="clear"/>
+            <w:shd w:val="clear" w:color="auto" w:fill="auto"/>
             <w:tcMar>
               <w:top w:w="96" w:type="dxa"/>
               <w:left w:w="144" w:type="dxa"/>
@@ -44527,7 +44044,6 @@
                 <w:kern w:val="0"/>
                 <w:sz w:val="26"/>
                 <w:szCs w:val="26"/>
-                <w:bdr w:val="none" w:color="1F1F1F" w:sz="0" w:space="0"/>
                 <w:lang w:val="en-US" w:eastAsia="zh-CN" w:bidi="ar"/>
               </w:rPr>
               <w:t>Phase 1: Stable Operation</w:t>
@@ -44543,7 +44059,7 @@
               <w:bottom w:val="single" w:color="auto" w:sz="4" w:space="0"/>
               <w:right w:val="single" w:color="auto" w:sz="4" w:space="0"/>
             </w:tcBorders>
-            <w:shd w:val="clear"/>
+            <w:shd w:val="clear" w:color="auto" w:fill="auto"/>
             <w:tcMar>
               <w:top w:w="96" w:type="dxa"/>
               <w:left w:w="144" w:type="dxa"/>
@@ -44581,7 +44097,6 @@
                 <w:kern w:val="0"/>
                 <w:sz w:val="26"/>
                 <w:szCs w:val="26"/>
-                <w:bdr w:val="none" w:color="1F1F1F" w:sz="0" w:space="0"/>
                 <w:lang w:val="en-US" w:eastAsia="zh-CN" w:bidi="ar"/>
               </w:rPr>
               <w:t>Phase 2: Service Saturation</w:t>
@@ -44599,7 +44114,7 @@
             <w:insideH w:val="none" w:color="auto" w:sz="0" w:space="0"/>
             <w:insideV w:val="none" w:color="auto" w:sz="0" w:space="0"/>
           </w:tblBorders>
-          <w:shd w:val="clear"/>
+          <w:shd w:val="clear" w:color="auto" w:fill="auto"/>
           <w:tblCellMar>
             <w:top w:w="0" w:type="dxa"/>
             <w:left w:w="0" w:type="dxa"/>
@@ -44619,7 +44134,7 @@
               <w:bottom w:val="single" w:color="auto" w:sz="4" w:space="0"/>
               <w:right w:val="single" w:color="auto" w:sz="4" w:space="0"/>
             </w:tcBorders>
-            <w:shd w:val="clear"/>
+            <w:shd w:val="clear" w:color="auto" w:fill="auto"/>
             <w:tcMar>
               <w:top w:w="96" w:type="dxa"/>
               <w:left w:w="144" w:type="dxa"/>
@@ -44658,7 +44173,6 @@
                 <w:kern w:val="0"/>
                 <w:sz w:val="26"/>
                 <w:szCs w:val="26"/>
-                <w:bdr w:val="none" w:color="1F1F1F" w:sz="0" w:space="0"/>
                 <w:lang w:val="en-US" w:eastAsia="zh-CN" w:bidi="ar"/>
               </w:rPr>
               <w:t>Time Window</w:t>
@@ -44674,7 +44188,7 @@
               <w:bottom w:val="single" w:color="auto" w:sz="4" w:space="0"/>
               <w:right w:val="single" w:color="auto" w:sz="4" w:space="0"/>
             </w:tcBorders>
-            <w:shd w:val="clear"/>
+            <w:shd w:val="clear" w:color="auto" w:fill="auto"/>
             <w:tcMar>
               <w:top w:w="96" w:type="dxa"/>
               <w:left w:w="144" w:type="dxa"/>
@@ -44711,7 +44225,6 @@
                 <w:kern w:val="0"/>
                 <w:sz w:val="26"/>
                 <w:szCs w:val="26"/>
-                <w:bdr w:val="none" w:color="1F1F1F" w:sz="0" w:space="0"/>
                 <w:lang w:val="en-US" w:eastAsia="zh-CN" w:bidi="ar"/>
               </w:rPr>
               <w:t>21:28 (Day 1) - 09:24 (Day 2)</w:t>
@@ -44727,7 +44240,7 @@
               <w:bottom w:val="single" w:color="auto" w:sz="4" w:space="0"/>
               <w:right w:val="single" w:color="auto" w:sz="4" w:space="0"/>
             </w:tcBorders>
-            <w:shd w:val="clear"/>
+            <w:shd w:val="clear" w:color="auto" w:fill="auto"/>
             <w:tcMar>
               <w:top w:w="96" w:type="dxa"/>
               <w:left w:w="144" w:type="dxa"/>
@@ -44764,7 +44277,6 @@
                 <w:kern w:val="0"/>
                 <w:sz w:val="26"/>
                 <w:szCs w:val="26"/>
-                <w:bdr w:val="none" w:color="1F1F1F" w:sz="0" w:space="0"/>
                 <w:lang w:val="en-US" w:eastAsia="zh-CN" w:bidi="ar"/>
               </w:rPr>
               <w:t>09:24 (Day 2) - 21:28 (Day 2)</w:t>
@@ -44782,6 +44294,7 @@
             <w:insideH w:val="none" w:color="auto" w:sz="0" w:space="0"/>
             <w:insideV w:val="none" w:color="auto" w:sz="0" w:space="0"/>
           </w:tblBorders>
+          <w:shd w:val="clear" w:color="auto" w:fill="auto"/>
           <w:tblCellMar>
             <w:top w:w="0" w:type="dxa"/>
             <w:left w:w="0" w:type="dxa"/>
@@ -44801,7 +44314,7 @@
               <w:bottom w:val="single" w:color="auto" w:sz="4" w:space="0"/>
               <w:right w:val="single" w:color="auto" w:sz="4" w:space="0"/>
             </w:tcBorders>
-            <w:shd w:val="clear"/>
+            <w:shd w:val="clear" w:color="auto" w:fill="auto"/>
             <w:tcMar>
               <w:top w:w="96" w:type="dxa"/>
               <w:left w:w="144" w:type="dxa"/>
@@ -44840,7 +44353,6 @@
                 <w:kern w:val="0"/>
                 <w:sz w:val="26"/>
                 <w:szCs w:val="26"/>
-                <w:bdr w:val="none" w:color="1F1F1F" w:sz="0" w:space="0"/>
                 <w:lang w:val="en-US" w:eastAsia="zh-CN" w:bidi="ar"/>
               </w:rPr>
               <w:t>Duration</w:t>
@@ -44856,7 +44368,7 @@
               <w:bottom w:val="single" w:color="auto" w:sz="4" w:space="0"/>
               <w:right w:val="single" w:color="auto" w:sz="4" w:space="0"/>
             </w:tcBorders>
-            <w:shd w:val="clear"/>
+            <w:shd w:val="clear" w:color="auto" w:fill="auto"/>
             <w:tcMar>
               <w:top w:w="96" w:type="dxa"/>
               <w:left w:w="144" w:type="dxa"/>
@@ -44895,7 +44407,6 @@
                 <w:kern w:val="0"/>
                 <w:sz w:val="26"/>
                 <w:szCs w:val="26"/>
-                <w:bdr w:val="none" w:color="1F1F1F" w:sz="0" w:space="0"/>
                 <w:lang w:val="en-US" w:eastAsia="zh-CN" w:bidi="ar"/>
               </w:rPr>
               <w:t>11 hours 56 minutes</w:t>
@@ -44911,7 +44422,7 @@
               <w:bottom w:val="single" w:color="auto" w:sz="4" w:space="0"/>
               <w:right w:val="single" w:color="auto" w:sz="4" w:space="0"/>
             </w:tcBorders>
-            <w:shd w:val="clear"/>
+            <w:shd w:val="clear" w:color="auto" w:fill="auto"/>
             <w:tcMar>
               <w:top w:w="96" w:type="dxa"/>
               <w:left w:w="144" w:type="dxa"/>
@@ -44948,7 +44459,6 @@
                 <w:kern w:val="0"/>
                 <w:sz w:val="26"/>
                 <w:szCs w:val="26"/>
-                <w:bdr w:val="none" w:color="1F1F1F" w:sz="0" w:space="0"/>
                 <w:lang w:val="en-US" w:eastAsia="zh-CN" w:bidi="ar"/>
               </w:rPr>
               <w:t>12 hours 04 minutes</w:t>
@@ -44966,7 +44476,7 @@
             <w:insideH w:val="none" w:color="auto" w:sz="0" w:space="0"/>
             <w:insideV w:val="none" w:color="auto" w:sz="0" w:space="0"/>
           </w:tblBorders>
-          <w:shd w:val="clear"/>
+          <w:shd w:val="clear" w:color="auto" w:fill="auto"/>
           <w:tblCellMar>
             <w:top w:w="0" w:type="dxa"/>
             <w:left w:w="0" w:type="dxa"/>
@@ -44986,7 +44496,7 @@
               <w:bottom w:val="single" w:color="auto" w:sz="4" w:space="0"/>
               <w:right w:val="single" w:color="auto" w:sz="4" w:space="0"/>
             </w:tcBorders>
-            <w:shd w:val="clear"/>
+            <w:shd w:val="clear" w:color="auto" w:fill="auto"/>
             <w:tcMar>
               <w:top w:w="96" w:type="dxa"/>
               <w:left w:w="144" w:type="dxa"/>
@@ -45025,7 +44535,6 @@
                 <w:kern w:val="0"/>
                 <w:sz w:val="26"/>
                 <w:szCs w:val="26"/>
-                <w:bdr w:val="none" w:color="1F1F1F" w:sz="0" w:space="0"/>
                 <w:lang w:val="en-US" w:eastAsia="zh-CN" w:bidi="ar"/>
               </w:rPr>
               <w:t>Total Requests</w:t>
@@ -45041,7 +44550,7 @@
               <w:bottom w:val="single" w:color="auto" w:sz="4" w:space="0"/>
               <w:right w:val="single" w:color="auto" w:sz="4" w:space="0"/>
             </w:tcBorders>
-            <w:shd w:val="clear"/>
+            <w:shd w:val="clear" w:color="auto" w:fill="auto"/>
             <w:tcMar>
               <w:top w:w="96" w:type="dxa"/>
               <w:left w:w="144" w:type="dxa"/>
@@ -45078,7 +44587,6 @@
                 <w:kern w:val="0"/>
                 <w:sz w:val="26"/>
                 <w:szCs w:val="26"/>
-                <w:bdr w:val="none" w:color="1F1F1F" w:sz="0" w:space="0"/>
                 <w:lang w:val="en-US" w:eastAsia="zh-CN" w:bidi="ar"/>
               </w:rPr>
               <w:t>848</w:t>
@@ -45094,7 +44602,7 @@
               <w:bottom w:val="single" w:color="auto" w:sz="4" w:space="0"/>
               <w:right w:val="single" w:color="auto" w:sz="4" w:space="0"/>
             </w:tcBorders>
-            <w:shd w:val="clear"/>
+            <w:shd w:val="clear" w:color="auto" w:fill="auto"/>
             <w:tcMar>
               <w:top w:w="96" w:type="dxa"/>
               <w:left w:w="144" w:type="dxa"/>
@@ -45131,7 +44639,6 @@
                 <w:kern w:val="0"/>
                 <w:sz w:val="26"/>
                 <w:szCs w:val="26"/>
-                <w:bdr w:val="none" w:color="1F1F1F" w:sz="0" w:space="0"/>
                 <w:lang w:val="en-US" w:eastAsia="zh-CN" w:bidi="ar"/>
               </w:rPr>
               <w:t>576</w:t>
@@ -45149,7 +44656,7 @@
             <w:insideH w:val="none" w:color="auto" w:sz="0" w:space="0"/>
             <w:insideV w:val="none" w:color="auto" w:sz="0" w:space="0"/>
           </w:tblBorders>
-          <w:shd w:val="clear"/>
+          <w:shd w:val="clear" w:color="auto" w:fill="auto"/>
           <w:tblCellMar>
             <w:top w:w="0" w:type="dxa"/>
             <w:left w:w="0" w:type="dxa"/>
@@ -45169,7 +44676,7 @@
               <w:bottom w:val="single" w:color="auto" w:sz="4" w:space="0"/>
               <w:right w:val="single" w:color="auto" w:sz="4" w:space="0"/>
             </w:tcBorders>
-            <w:shd w:val="clear"/>
+            <w:shd w:val="clear" w:color="auto" w:fill="auto"/>
             <w:tcMar>
               <w:top w:w="96" w:type="dxa"/>
               <w:left w:w="144" w:type="dxa"/>
@@ -45208,7 +44715,6 @@
                 <w:kern w:val="0"/>
                 <w:sz w:val="26"/>
                 <w:szCs w:val="26"/>
-                <w:bdr w:val="none" w:color="1F1F1F" w:sz="0" w:space="0"/>
                 <w:lang w:val="en-US" w:eastAsia="zh-CN" w:bidi="ar"/>
               </w:rPr>
               <w:t>Success Rate</w:t>
@@ -45224,7 +44730,7 @@
               <w:bottom w:val="single" w:color="auto" w:sz="4" w:space="0"/>
               <w:right w:val="single" w:color="auto" w:sz="4" w:space="0"/>
             </w:tcBorders>
-            <w:shd w:val="clear"/>
+            <w:shd w:val="clear" w:color="auto" w:fill="auto"/>
             <w:tcMar>
               <w:top w:w="96" w:type="dxa"/>
               <w:left w:w="144" w:type="dxa"/>
@@ -45263,7 +44769,6 @@
                 <w:kern w:val="0"/>
                 <w:sz w:val="26"/>
                 <w:szCs w:val="26"/>
-                <w:bdr w:val="none" w:color="1F1F1F" w:sz="0" w:space="0"/>
                 <w:lang w:val="en-US" w:eastAsia="zh-CN" w:bidi="ar"/>
               </w:rPr>
               <w:t>100%</w:t>
@@ -45279,7 +44784,7 @@
               <w:bottom w:val="single" w:color="auto" w:sz="4" w:space="0"/>
               <w:right w:val="single" w:color="auto" w:sz="4" w:space="0"/>
             </w:tcBorders>
-            <w:shd w:val="clear"/>
+            <w:shd w:val="clear" w:color="auto" w:fill="auto"/>
             <w:tcMar>
               <w:top w:w="96" w:type="dxa"/>
               <w:left w:w="144" w:type="dxa"/>
@@ -45316,7 +44821,6 @@
                 <w:kern w:val="0"/>
                 <w:sz w:val="26"/>
                 <w:szCs w:val="26"/>
-                <w:bdr w:val="none" w:color="1F1F1F" w:sz="0" w:space="0"/>
                 <w:lang w:val="en-US" w:eastAsia="zh-CN" w:bidi="ar"/>
               </w:rPr>
               <w:t>0% (System denied by Provider)</w:t>
@@ -45334,7 +44838,7 @@
             <w:insideH w:val="none" w:color="auto" w:sz="0" w:space="0"/>
             <w:insideV w:val="none" w:color="auto" w:sz="0" w:space="0"/>
           </w:tblBorders>
-          <w:shd w:val="clear"/>
+          <w:shd w:val="clear" w:color="auto" w:fill="auto"/>
           <w:tblCellMar>
             <w:top w:w="0" w:type="dxa"/>
             <w:left w:w="0" w:type="dxa"/>
@@ -45354,7 +44858,7 @@
               <w:bottom w:val="single" w:color="auto" w:sz="4" w:space="0"/>
               <w:right w:val="single" w:color="auto" w:sz="4" w:space="0"/>
             </w:tcBorders>
-            <w:shd w:val="clear"/>
+            <w:shd w:val="clear" w:color="auto" w:fill="auto"/>
             <w:tcMar>
               <w:top w:w="96" w:type="dxa"/>
               <w:left w:w="144" w:type="dxa"/>
@@ -45393,7 +44897,6 @@
                 <w:kern w:val="0"/>
                 <w:sz w:val="26"/>
                 <w:szCs w:val="26"/>
-                <w:bdr w:val="none" w:color="1F1F1F" w:sz="0" w:space="0"/>
                 <w:lang w:val="en-US" w:eastAsia="zh-CN" w:bidi="ar"/>
               </w:rPr>
               <w:t>Avg Latency</w:t>
@@ -45409,7 +44912,7 @@
               <w:bottom w:val="single" w:color="auto" w:sz="4" w:space="0"/>
               <w:right w:val="single" w:color="auto" w:sz="4" w:space="0"/>
             </w:tcBorders>
-            <w:shd w:val="clear"/>
+            <w:shd w:val="clear" w:color="auto" w:fill="auto"/>
             <w:tcMar>
               <w:top w:w="96" w:type="dxa"/>
               <w:left w:w="144" w:type="dxa"/>
@@ -45448,7 +44951,6 @@
                 <w:kern w:val="0"/>
                 <w:sz w:val="26"/>
                 <w:szCs w:val="26"/>
-                <w:bdr w:val="none" w:color="1F1F1F" w:sz="0" w:space="0"/>
                 <w:lang w:val="en-US" w:eastAsia="zh-CN" w:bidi="ar"/>
               </w:rPr>
               <w:t>5.51 seconds</w:t>
@@ -45462,7 +44964,6 @@
                 <w:kern w:val="0"/>
                 <w:sz w:val="26"/>
                 <w:szCs w:val="26"/>
-                <w:bdr w:val="none" w:color="1F1F1F" w:sz="0" w:space="0"/>
                 <w:lang w:val="en-US" w:eastAsia="zh-CN" w:bidi="ar"/>
               </w:rPr>
               <w:t xml:space="preserve"> (</w:t>
@@ -45480,7 +44981,6 @@
                   <w:kern w:val="0"/>
                   <w:sz w:val="26"/>
                   <w:szCs w:val="26"/>
-                  <w:bdr w:val="none" w:color="1F1F1F" w:sz="0" w:space="0"/>
                   <w:lang w:val="en-US" w:bidi="ar"/>
                 </w:rPr>
                 <m:t>σ</m:t>
@@ -45497,7 +44997,6 @@
                   <w:kern w:val="0"/>
                   <w:sz w:val="26"/>
                   <w:szCs w:val="26"/>
-                  <w:bdr w:val="none" w:color="1F1F1F" w:sz="0" w:space="0"/>
                   <w:lang w:val="en-US" w:bidi="ar"/>
                 </w:rPr>
                 <m:t xml:space="preserve"> </m:t>
@@ -45512,7 +45011,6 @@
                 <w:kern w:val="0"/>
                 <w:sz w:val="26"/>
                 <w:szCs w:val="26"/>
-                <w:bdr w:val="none" w:color="1F1F1F" w:sz="0" w:space="0"/>
                 <w:lang w:val="en-US" w:eastAsia="zh-CN" w:bidi="ar"/>
               </w:rPr>
               <w:t>= 4.6s)</w:t>
@@ -45528,7 +45026,7 @@
               <w:bottom w:val="single" w:color="auto" w:sz="4" w:space="0"/>
               <w:right w:val="single" w:color="auto" w:sz="4" w:space="0"/>
             </w:tcBorders>
-            <w:shd w:val="clear"/>
+            <w:shd w:val="clear" w:color="auto" w:fill="auto"/>
             <w:tcMar>
               <w:top w:w="96" w:type="dxa"/>
               <w:left w:w="144" w:type="dxa"/>
@@ -45565,7 +45063,6 @@
                 <w:kern w:val="0"/>
                 <w:sz w:val="26"/>
                 <w:szCs w:val="26"/>
-                <w:bdr w:val="none" w:color="1F1F1F" w:sz="0" w:space="0"/>
                 <w:lang w:val="en-US" w:eastAsia="zh-CN" w:bidi="ar"/>
               </w:rPr>
               <w:t>&gt; 45.0 seconds (Timeout)</w:t>
@@ -45583,7 +45080,7 @@
             <w:insideH w:val="none" w:color="auto" w:sz="0" w:space="0"/>
             <w:insideV w:val="none" w:color="auto" w:sz="0" w:space="0"/>
           </w:tblBorders>
-          <w:shd w:val="clear"/>
+          <w:shd w:val="clear" w:color="auto" w:fill="auto"/>
           <w:tblCellMar>
             <w:top w:w="0" w:type="dxa"/>
             <w:left w:w="0" w:type="dxa"/>
@@ -45603,7 +45100,7 @@
               <w:bottom w:val="single" w:color="auto" w:sz="4" w:space="0"/>
               <w:right w:val="single" w:color="auto" w:sz="4" w:space="0"/>
             </w:tcBorders>
-            <w:shd w:val="clear"/>
+            <w:shd w:val="clear" w:color="auto" w:fill="auto"/>
             <w:tcMar>
               <w:top w:w="96" w:type="dxa"/>
               <w:left w:w="144" w:type="dxa"/>
@@ -45642,7 +45139,6 @@
                 <w:kern w:val="0"/>
                 <w:sz w:val="26"/>
                 <w:szCs w:val="26"/>
-                <w:bdr w:val="none" w:color="1F1F1F" w:sz="0" w:space="0"/>
                 <w:lang w:val="en-US" w:eastAsia="zh-CN" w:bidi="ar"/>
               </w:rPr>
               <w:t>System State</w:t>
@@ -45658,7 +45154,7 @@
               <w:bottom w:val="single" w:color="auto" w:sz="4" w:space="0"/>
               <w:right w:val="single" w:color="auto" w:sz="4" w:space="0"/>
             </w:tcBorders>
-            <w:shd w:val="clear"/>
+            <w:shd w:val="clear" w:color="auto" w:fill="auto"/>
             <w:tcMar>
               <w:top w:w="96" w:type="dxa"/>
               <w:left w:w="144" w:type="dxa"/>
@@ -45695,7 +45191,6 @@
                 <w:kern w:val="0"/>
                 <w:sz w:val="26"/>
                 <w:szCs w:val="26"/>
-                <w:bdr w:val="none" w:color="1F1F1F" w:sz="0" w:space="0"/>
                 <w:lang w:val="en-US" w:eastAsia="zh-CN" w:bidi="ar"/>
               </w:rPr>
               <w:t>Nominal</w:t>
@@ -45711,7 +45206,7 @@
               <w:bottom w:val="single" w:color="auto" w:sz="4" w:space="0"/>
               <w:right w:val="single" w:color="auto" w:sz="4" w:space="0"/>
             </w:tcBorders>
-            <w:shd w:val="clear"/>
+            <w:shd w:val="clear" w:color="auto" w:fill="auto"/>
             <w:tcMar>
               <w:top w:w="96" w:type="dxa"/>
               <w:left w:w="144" w:type="dxa"/>
@@ -45748,7 +45243,6 @@
                 <w:kern w:val="0"/>
                 <w:sz w:val="26"/>
                 <w:szCs w:val="26"/>
-                <w:bdr w:val="none" w:color="1F1F1F" w:sz="0" w:space="0"/>
                 <w:lang w:val="en-US" w:eastAsia="zh-CN" w:bidi="ar"/>
               </w:rPr>
               <w:t>Resource Starvation (External)</w:t>
@@ -45948,8 +45442,8 @@
       <w:r>
         <w:drawing>
           <wp:inline distT="0" distB="0" distL="114300" distR="114300">
-            <wp:extent cx="5377815" cy="3898265"/>
-            <wp:effectExtent l="0" t="0" r="1905" b="3175"/>
+            <wp:extent cx="5377815" cy="4384040"/>
+            <wp:effectExtent l="0" t="0" r="13335" b="16510"/>
             <wp:docPr id="18" name="Picture 1"/>
             <wp:cNvGraphicFramePr>
               <a:graphicFrameLocks xmlns:a="http://schemas.openxmlformats.org/drawingml/2006/main" noChangeAspect="1"/>
@@ -45972,7 +45466,7 @@
                   <pic:spPr>
                     <a:xfrm>
                       <a:off x="0" y="0"/>
-                      <a:ext cx="5377815" cy="3898265"/>
+                      <a:ext cx="5377815" cy="4384040"/>
                     </a:xfrm>
                     <a:prstGeom prst="rect">
                       <a:avLst/>
@@ -45992,15 +45486,7 @@
     <w:p>
       <w:pPr>
         <w:pStyle w:val="10"/>
-        <w:keepNext w:val="0"/>
-        <w:keepLines w:val="0"/>
-        <w:widowControl/>
-        <w:numPr>
-          <w:ilvl w:val="0"/>
-          <w:numId w:val="0"/>
-        </w:numPr>
-        <w:suppressLineNumbers w:val="0"/>
-        <w:spacing w:beforeAutospacing="1"/>
+        <w:bidi w:val="0"/>
         <w:jc w:val="center"/>
         <w:rPr>
           <w:rFonts w:hint="default"/>
@@ -46030,6 +45516,7 @@
           <w:szCs w:val="26"/>
         </w:rPr>
       </w:pPr>
+      <w:bookmarkStart w:id="259" w:name="_Toc26740"/>
       <w:r>
         <w:rPr>
           <w:sz w:val="26"/>
@@ -46037,6 +45524,7 @@
         </w:rPr>
         <w:t>6.4.3. Resource Utilization &amp; Memory Safety</w:t>
       </w:r>
+      <w:bookmarkEnd w:id="259"/>
     </w:p>
     <w:p>
       <w:pPr>
@@ -46223,8 +45711,8 @@
         </w:rPr>
         <w:drawing>
           <wp:inline distT="0" distB="0" distL="114300" distR="114300">
-            <wp:extent cx="4834890" cy="2399665"/>
-            <wp:effectExtent l="0" t="0" r="11430" b="8255"/>
+            <wp:extent cx="4834890" cy="2131695"/>
+            <wp:effectExtent l="0" t="0" r="3810" b="1905"/>
             <wp:docPr id="22" name="Picture 22" descr="thucnghiem24h"/>
             <wp:cNvGraphicFramePr>
               <a:graphicFrameLocks xmlns:a="http://schemas.openxmlformats.org/drawingml/2006/main" noChangeAspect="1"/>
@@ -46247,7 +45735,7 @@
                   <pic:spPr>
                     <a:xfrm>
                       <a:off x="0" y="0"/>
-                      <a:ext cx="4834890" cy="2399665"/>
+                      <a:ext cx="4834890" cy="2131695"/>
                     </a:xfrm>
                     <a:prstGeom prst="rect">
                       <a:avLst/>
@@ -46266,45 +45754,25 @@
         <w:keepNext w:val="0"/>
         <w:keepLines w:val="0"/>
         <w:widowControl/>
-        <w:numPr>
-          <w:ilvl w:val="0"/>
-          <w:numId w:val="0"/>
-        </w:numPr>
         <w:suppressLineNumbers w:val="0"/>
         <w:spacing w:beforeAutospacing="1"/>
         <w:jc w:val="center"/>
         <w:rPr>
-          <w:rFonts w:hint="default" w:ascii="Times New Roman" w:hAnsi="Times New Roman" w:cs="Times New Roman"/>
-          <w:sz w:val="20"/>
-          <w:szCs w:val="20"/>
+          <w:rFonts w:hint="default"/>
+          <w:sz w:val="26"/>
+          <w:szCs w:val="26"/>
           <w:lang w:val="en-US"/>
         </w:rPr>
       </w:pPr>
       <w:r>
-        <w:rPr>
-          <w:rFonts w:hint="default" w:ascii="Times New Roman" w:hAnsi="Times New Roman" w:cs="Times New Roman"/>
-          <w:sz w:val="20"/>
-          <w:szCs w:val="20"/>
-        </w:rPr>
         <w:t xml:space="preserve">Image </w:t>
       </w:r>
       <w:r>
         <w:rPr>
-          <w:rFonts w:hint="default" w:ascii="Times New Roman" w:hAnsi="Times New Roman" w:cs="Times New Roman"/>
-          <w:sz w:val="20"/>
-          <w:szCs w:val="20"/>
+          <w:rFonts w:hint="default"/>
           <w:lang w:val="en-US"/>
         </w:rPr>
-        <w:t>6.4</w:t>
-      </w:r>
-      <w:r>
-        <w:rPr>
-          <w:rFonts w:hint="default" w:ascii="Times New Roman" w:hAnsi="Times New Roman" w:cs="Times New Roman"/>
-          <w:sz w:val="20"/>
-          <w:szCs w:val="20"/>
-          <w:lang w:val="en-US"/>
-        </w:rPr>
-        <w:t xml:space="preserve"> </w:t>
+        <w:t xml:space="preserve">6.4 </w:t>
       </w:r>
       <w:r>
         <w:rPr>
@@ -46312,17 +45780,7 @@
           <w:sz w:val="20"/>
           <w:szCs w:val="20"/>
         </w:rPr>
-        <w:t>Latency and System Resource Utilization over the 24-ho</w:t>
-      </w:r>
-      <w:bookmarkStart w:id="299" w:name="_GoBack"/>
-      <w:bookmarkEnd w:id="299"/>
-      <w:r>
-        <w:rPr>
-          <w:rFonts w:hint="default" w:ascii="Times New Roman" w:hAnsi="Times New Roman" w:eastAsia="SimSun" w:cs="Times New Roman"/>
-          <w:sz w:val="20"/>
-          <w:szCs w:val="20"/>
-        </w:rPr>
-        <w:t>ur experiment.</w:t>
+        <w:t>Latency and System Resource Utilization over the 24-hour experiment.</w:t>
       </w:r>
     </w:p>
     <w:p>
@@ -46337,6 +45795,7 @@
           <w:szCs w:val="26"/>
         </w:rPr>
       </w:pPr>
+      <w:bookmarkStart w:id="260" w:name="_Toc29632"/>
       <w:r>
         <w:rPr>
           <w:sz w:val="26"/>
@@ -46344,6 +45803,7 @@
         </w:rPr>
         <w:t>6.4.4. Experimental Conclusion &amp; Recommendations</w:t>
       </w:r>
+      <w:bookmarkEnd w:id="260"/>
     </w:p>
     <w:p>
       <w:pPr>
@@ -46585,7 +46045,7 @@
         <w:t xml:space="preserve"> Implementation of a Round-Robin Key Rotation strategy to distribute the workload across multiple accounts, ensuring 24/7 availability.</w:t>
       </w:r>
     </w:p>
-    <w:bookmarkEnd w:id="189"/>
+    <w:bookmarkEnd w:id="194"/>
     <w:p>
       <w:pPr>
         <w:pStyle w:val="2"/>
@@ -46609,7 +46069,7 @@
           <w:lang w:val="en-US"/>
         </w:rPr>
       </w:pPr>
-      <w:bookmarkStart w:id="256" w:name="_Toc11069"/>
+      <w:bookmarkStart w:id="261" w:name="_Toc23314"/>
       <w:r>
         <w:rPr>
           <w:rFonts w:hint="default" w:ascii="Times New Roman" w:hAnsi="Times New Roman" w:cs="Times New Roman"/>
@@ -46617,7 +46077,7 @@
         </w:rPr>
         <w:t>CHAPTER 7 APPLICATION ILLUSTRATION</w:t>
       </w:r>
-      <w:bookmarkEnd w:id="256"/>
+      <w:bookmarkEnd w:id="261"/>
     </w:p>
     <w:p>
       <w:pPr>
@@ -46646,7 +46106,7 @@
           <w:lang w:val="en-US"/>
         </w:rPr>
       </w:pPr>
-      <w:bookmarkStart w:id="257" w:name="_Toc15223"/>
+      <w:bookmarkStart w:id="262" w:name="_Toc31012"/>
       <w:r>
         <w:rPr>
           <w:rFonts w:hint="default"/>
@@ -46654,7 +46114,7 @@
         </w:rPr>
         <w:t>7.1 Scenario 1: Public Transport Routing (Bus Routing)</w:t>
       </w:r>
-      <w:bookmarkEnd w:id="257"/>
+      <w:bookmarkEnd w:id="262"/>
     </w:p>
     <w:p>
       <w:pPr>
@@ -46807,8 +46267,9 @@
         </w:rPr>
         <w:fldChar w:fldCharType="end"/>
       </w:r>
-      <w:bookmarkStart w:id="258" w:name="_Toc16373"/>
-      <w:bookmarkStart w:id="259" w:name="_Toc12475"/>
+      <w:bookmarkStart w:id="263" w:name="_Toc16373"/>
+      <w:bookmarkStart w:id="264" w:name="_Toc12475"/>
+      <w:bookmarkStart w:id="265" w:name="_Toc4091"/>
       <w:r>
         <w:rPr>
           <w:rFonts w:hint="default" w:ascii="Times New Roman" w:hAnsi="Times New Roman" w:cs="Times New Roman"/>
@@ -46816,8 +46277,9 @@
         </w:rPr>
         <w:t xml:space="preserve"> The illustration shows the system for selecting a specific destination for the user.</w:t>
       </w:r>
-      <w:bookmarkEnd w:id="258"/>
-      <w:bookmarkEnd w:id="259"/>
+      <w:bookmarkEnd w:id="263"/>
+      <w:bookmarkEnd w:id="264"/>
+      <w:bookmarkEnd w:id="265"/>
     </w:p>
     <w:p>
       <w:pPr>
@@ -46919,8 +46381,9 @@
         </w:rPr>
         <w:fldChar w:fldCharType="end"/>
       </w:r>
-      <w:bookmarkStart w:id="260" w:name="_Toc28191"/>
-      <w:bookmarkStart w:id="261" w:name="_Toc24840"/>
+      <w:bookmarkStart w:id="266" w:name="_Toc24840"/>
+      <w:bookmarkStart w:id="267" w:name="_Toc28191"/>
+      <w:bookmarkStart w:id="268" w:name="_Toc4142"/>
       <w:r>
         <w:rPr>
           <w:rFonts w:hint="default" w:ascii="Times New Roman" w:hAnsi="Times New Roman" w:cs="Times New Roman"/>
@@ -46928,8 +46391,9 @@
         </w:rPr>
         <w:t xml:space="preserve"> The illustration shows the system finding the route from Ben Thanh Market to Suoi Tien using bus number 19.</w:t>
       </w:r>
-      <w:bookmarkEnd w:id="260"/>
-      <w:bookmarkEnd w:id="261"/>
+      <w:bookmarkEnd w:id="266"/>
+      <w:bookmarkEnd w:id="267"/>
+      <w:bookmarkEnd w:id="268"/>
     </w:p>
     <w:p>
       <w:pPr>
@@ -46941,7 +46405,7 @@
           <w:lang w:val="en-US"/>
         </w:rPr>
       </w:pPr>
-      <w:bookmarkStart w:id="262" w:name="_Toc10441"/>
+      <w:bookmarkStart w:id="269" w:name="_Toc5065"/>
       <w:r>
         <w:rPr>
           <w:rFonts w:hint="default"/>
@@ -46949,7 +46413,7 @@
         </w:rPr>
         <w:t>7.2 Scenario 2: Tourism Q&amp;A (Tourism)</w:t>
       </w:r>
-      <w:bookmarkEnd w:id="262"/>
+      <w:bookmarkEnd w:id="269"/>
     </w:p>
     <w:p>
       <w:pPr>
@@ -47119,8 +46583,9 @@
         </w:rPr>
         <w:fldChar w:fldCharType="end"/>
       </w:r>
-      <w:bookmarkStart w:id="263" w:name="_Toc13000"/>
-      <w:bookmarkStart w:id="264" w:name="_Toc7151"/>
+      <w:bookmarkStart w:id="270" w:name="_Toc7151"/>
+      <w:bookmarkStart w:id="271" w:name="_Toc13000"/>
+      <w:bookmarkStart w:id="272" w:name="_Toc10200"/>
       <w:r>
         <w:rPr>
           <w:rFonts w:hint="default" w:ascii="Times New Roman" w:hAnsi="Times New Roman" w:cs="Times New Roman"/>
@@ -47128,8 +46593,9 @@
         </w:rPr>
         <w:t>a Illustration of the tourism Q&amp;A feature. The response is clearly structured with headings and bullet points.(part 1)</w:t>
       </w:r>
-      <w:bookmarkEnd w:id="263"/>
-      <w:bookmarkEnd w:id="264"/>
+      <w:bookmarkEnd w:id="270"/>
+      <w:bookmarkEnd w:id="271"/>
+      <w:bookmarkEnd w:id="272"/>
     </w:p>
     <w:p>
       <w:pPr>
@@ -47231,8 +46697,9 @@
         </w:rPr>
         <w:fldChar w:fldCharType="end"/>
       </w:r>
-      <w:bookmarkStart w:id="265" w:name="_Toc23005"/>
-      <w:bookmarkStart w:id="266" w:name="_Toc21120"/>
+      <w:bookmarkStart w:id="273" w:name="_Toc21120"/>
+      <w:bookmarkStart w:id="274" w:name="_Toc23005"/>
+      <w:bookmarkStart w:id="275" w:name="_Toc10334"/>
       <w:r>
         <w:rPr>
           <w:rFonts w:hint="default" w:ascii="Times New Roman" w:hAnsi="Times New Roman" w:cs="Times New Roman"/>
@@ -47240,8 +46707,9 @@
         </w:rPr>
         <w:t>b Illustration of the tourism Q&amp;A feature. The response is clearly structured with headings and bullet points. (part 2)</w:t>
       </w:r>
-      <w:bookmarkEnd w:id="265"/>
-      <w:bookmarkEnd w:id="266"/>
+      <w:bookmarkEnd w:id="273"/>
+      <w:bookmarkEnd w:id="274"/>
+      <w:bookmarkEnd w:id="275"/>
     </w:p>
     <w:p>
       <w:pPr>
@@ -47253,7 +46721,7 @@
           <w:lang w:val="en-US"/>
         </w:rPr>
       </w:pPr>
-      <w:bookmarkStart w:id="267" w:name="_Toc25154"/>
+      <w:bookmarkStart w:id="276" w:name="_Toc21117"/>
       <w:r>
         <w:rPr>
           <w:rFonts w:hint="default"/>
@@ -47261,7 +46729,7 @@
         </w:rPr>
         <w:t>7.3 Scenario 3: Multimodal Processing (Multimodal Input)</w:t>
       </w:r>
-      <w:bookmarkEnd w:id="267"/>
+      <w:bookmarkEnd w:id="276"/>
     </w:p>
     <w:p>
       <w:pPr>
@@ -47431,8 +46899,9 @@
         </w:rPr>
         <w:fldChar w:fldCharType="end"/>
       </w:r>
-      <w:bookmarkStart w:id="268" w:name="_Toc7220"/>
-      <w:bookmarkStart w:id="269" w:name="_Toc23083"/>
+      <w:bookmarkStart w:id="277" w:name="_Toc7220"/>
+      <w:bookmarkStart w:id="278" w:name="_Toc23083"/>
+      <w:bookmarkStart w:id="279" w:name="_Toc20278"/>
       <w:r>
         <w:rPr>
           <w:rFonts w:hint="default" w:ascii="Times New Roman" w:hAnsi="Times New Roman" w:cs="Times New Roman"/>
@@ -47440,8 +46909,9 @@
         </w:rPr>
         <w:t xml:space="preserve"> Illustration of image recognition and context-aware recommendation.</w:t>
       </w:r>
-      <w:bookmarkEnd w:id="268"/>
-      <w:bookmarkEnd w:id="269"/>
+      <w:bookmarkEnd w:id="277"/>
+      <w:bookmarkEnd w:id="278"/>
+      <w:bookmarkEnd w:id="279"/>
     </w:p>
     <w:p>
       <w:pPr>
@@ -47453,7 +46923,7 @@
           <w:lang w:val="en-US"/>
         </w:rPr>
       </w:pPr>
-      <w:bookmarkStart w:id="270" w:name="_Toc24377"/>
+      <w:bookmarkStart w:id="280" w:name="_Toc25320"/>
       <w:r>
         <w:rPr>
           <w:rFonts w:hint="default"/>
@@ -47461,7 +46931,7 @@
         </w:rPr>
         <w:t>7.4 Scenario 4: Complex Planning (Reasoning):</w:t>
       </w:r>
-      <w:bookmarkEnd w:id="270"/>
+      <w:bookmarkEnd w:id="280"/>
     </w:p>
     <w:p>
       <w:pPr>
@@ -47631,8 +47101,9 @@
         </w:rPr>
         <w:fldChar w:fldCharType="end"/>
       </w:r>
-      <w:bookmarkStart w:id="271" w:name="_Toc4593"/>
-      <w:bookmarkStart w:id="272" w:name="_Toc4065"/>
+      <w:bookmarkStart w:id="281" w:name="_Toc4593"/>
+      <w:bookmarkStart w:id="282" w:name="_Toc4065"/>
+      <w:bookmarkStart w:id="283" w:name="_Toc20160"/>
       <w:r>
         <w:rPr>
           <w:rFonts w:hint="default" w:ascii="Times New Roman" w:hAnsi="Times New Roman" w:cs="Times New Roman"/>
@@ -47640,8 +47111,9 @@
         </w:rPr>
         <w:t xml:space="preserve"> Illustrating the functionality of complex travel planning (Part 1: Identifying requirements and suggesting morning itineraries).</w:t>
       </w:r>
-      <w:bookmarkEnd w:id="271"/>
-      <w:bookmarkEnd w:id="272"/>
+      <w:bookmarkEnd w:id="281"/>
+      <w:bookmarkEnd w:id="282"/>
+      <w:bookmarkEnd w:id="283"/>
     </w:p>
     <w:p>
       <w:pPr>
@@ -47743,8 +47215,9 @@
         </w:rPr>
         <w:fldChar w:fldCharType="end"/>
       </w:r>
-      <w:bookmarkStart w:id="273" w:name="_Toc23494"/>
-      <w:bookmarkStart w:id="274" w:name="_Toc19107"/>
+      <w:bookmarkStart w:id="284" w:name="_Toc23494"/>
+      <w:bookmarkStart w:id="285" w:name="_Toc19107"/>
+      <w:bookmarkStart w:id="286" w:name="_Toc24215"/>
       <w:r>
         <w:rPr>
           <w:rFonts w:hint="default" w:ascii="Times New Roman" w:hAnsi="Times New Roman" w:cs="Times New Roman"/>
@@ -47752,8 +47225,9 @@
         </w:rPr>
         <w:t xml:space="preserve"> Illustrating the features of complex travel planning (Part 2: Detailed afternoon itinerary and next-mile travel instructions).</w:t>
       </w:r>
-      <w:bookmarkEnd w:id="273"/>
-      <w:bookmarkEnd w:id="274"/>
+      <w:bookmarkEnd w:id="284"/>
+      <w:bookmarkEnd w:id="285"/>
+      <w:bookmarkEnd w:id="286"/>
     </w:p>
     <w:p>
       <w:pPr>
@@ -47780,7 +47254,7 @@
           <w:lang w:val="en-US"/>
         </w:rPr>
       </w:pPr>
-      <w:bookmarkStart w:id="275" w:name="_Toc8992"/>
+      <w:bookmarkStart w:id="287" w:name="_Toc8901"/>
       <w:r>
         <w:rPr>
           <w:rFonts w:hint="default" w:ascii="Times New Roman" w:hAnsi="Times New Roman" w:cs="Times New Roman"/>
@@ -47788,7 +47262,7 @@
         </w:rPr>
         <w:t>CHAPTER 8 CONCLUSION AND FUTURE DEVELOPMENT</w:t>
       </w:r>
-      <w:bookmarkEnd w:id="275"/>
+      <w:bookmarkEnd w:id="287"/>
     </w:p>
     <w:p>
       <w:pPr>
@@ -47799,7 +47273,7 @@
           <w:lang w:val="en-US"/>
         </w:rPr>
       </w:pPr>
-      <w:bookmarkStart w:id="276" w:name="_Toc16948"/>
+      <w:bookmarkStart w:id="288" w:name="_Toc19394"/>
       <w:r>
         <w:rPr>
           <w:rFonts w:hint="default"/>
@@ -47807,7 +47281,7 @@
         </w:rPr>
         <w:t>8.1 Generation Conclusion:</w:t>
       </w:r>
-      <w:bookmarkEnd w:id="276"/>
+      <w:bookmarkEnd w:id="288"/>
     </w:p>
     <w:p>
       <w:pPr>
@@ -47870,7 +47344,7 @@
           <w:lang w:val="en-US"/>
         </w:rPr>
       </w:pPr>
-      <w:bookmarkStart w:id="277" w:name="_Toc4878"/>
+      <w:bookmarkStart w:id="289" w:name="_Toc9021"/>
       <w:r>
         <w:rPr>
           <w:rFonts w:hint="default"/>
@@ -47878,7 +47352,7 @@
         </w:rPr>
         <w:t>8.2 Future Work</w:t>
       </w:r>
-      <w:bookmarkEnd w:id="277"/>
+      <w:bookmarkEnd w:id="289"/>
     </w:p>
     <w:p>
       <w:pPr>
@@ -47944,14 +47418,14 @@
           <w:rFonts w:ascii="Times New Roman" w:hAnsi="Times New Roman" w:cs="Times New Roman"/>
         </w:rPr>
       </w:pPr>
-      <w:bookmarkStart w:id="278" w:name="_Toc2800"/>
+      <w:bookmarkStart w:id="290" w:name="_Toc16619"/>
       <w:r>
         <w:rPr>
           <w:rFonts w:ascii="Times New Roman" w:hAnsi="Times New Roman" w:cs="Times New Roman"/>
         </w:rPr>
         <w:t>REFERENCES</w:t>
       </w:r>
-      <w:bookmarkEnd w:id="278"/>
+      <w:bookmarkEnd w:id="290"/>
     </w:p>
     <w:p>
       <w:pPr>
@@ -47961,7 +47435,7 @@
         </w:numPr>
         <w:jc w:val="left"/>
       </w:pPr>
-      <w:bookmarkStart w:id="279" w:name="_Ref7008"/>
+      <w:bookmarkStart w:id="291" w:name="_Ref7008"/>
       <w:r>
         <w:t xml:space="preserve">Y. Gao </w:t>
       </w:r>
@@ -47985,7 +47459,7 @@
       <w:r>
         <w:t>, 2023</w:t>
       </w:r>
-      <w:bookmarkEnd w:id="279"/>
+      <w:bookmarkEnd w:id="291"/>
     </w:p>
     <w:p>
       <w:pPr>
@@ -47995,7 +47469,7 @@
         </w:numPr>
         <w:jc w:val="left"/>
       </w:pPr>
-      <w:bookmarkStart w:id="280" w:name="_Ref7109"/>
+      <w:bookmarkStart w:id="292" w:name="_Ref7109"/>
       <w:r>
         <w:t xml:space="preserve">M. Yasunaga </w:t>
       </w:r>
@@ -48019,7 +47493,7 @@
       <w:r>
         <w:t>, 2023, pp. 39755–39769. (Model: RA-CM3)</w:t>
       </w:r>
-      <w:bookmarkEnd w:id="280"/>
+      <w:bookmarkEnd w:id="292"/>
     </w:p>
     <w:p>
       <w:pPr>
@@ -48029,7 +47503,7 @@
         </w:numPr>
         <w:jc w:val="left"/>
       </w:pPr>
-      <w:bookmarkStart w:id="281" w:name="_Ref7138"/>
+      <w:bookmarkStart w:id="293" w:name="_Ref7138"/>
       <w:r>
         <w:t xml:space="preserve">A. Hogan </w:t>
       </w:r>
@@ -48053,7 +47527,7 @@
       <w:r>
         <w:t>, vol. 54, no. 4, pp. 1–37, 2021</w:t>
       </w:r>
-      <w:bookmarkEnd w:id="281"/>
+      <w:bookmarkEnd w:id="293"/>
     </w:p>
     <w:p>
       <w:pPr>
@@ -48063,7 +47537,7 @@
         </w:numPr>
         <w:jc w:val="left"/>
       </w:pPr>
-      <w:bookmarkStart w:id="282" w:name="_Ref7168"/>
+      <w:bookmarkStart w:id="294" w:name="_Ref7168"/>
       <w:r>
         <w:t xml:space="preserve">K. Zhang </w:t>
       </w:r>
@@ -48087,7 +47561,7 @@
       <w:r>
         <w:t>, vol. 13, no. 6, 2024</w:t>
       </w:r>
-      <w:bookmarkEnd w:id="282"/>
+      <w:bookmarkEnd w:id="294"/>
     </w:p>
     <w:p>
       <w:pPr>
@@ -48097,7 +47571,7 @@
         </w:numPr>
         <w:jc w:val="left"/>
       </w:pPr>
-      <w:bookmarkStart w:id="283" w:name="_Ref7197"/>
+      <w:bookmarkStart w:id="295" w:name="_Ref7197"/>
       <w:r>
         <w:t xml:space="preserve">X. He </w:t>
       </w:r>
@@ -48121,7 +47595,7 @@
       <w:r>
         <w:t>, 2024</w:t>
       </w:r>
-      <w:bookmarkEnd w:id="283"/>
+      <w:bookmarkEnd w:id="295"/>
     </w:p>
     <w:p>
       <w:pPr>
@@ -48131,7 +47605,7 @@
         </w:numPr>
         <w:jc w:val="left"/>
       </w:pPr>
-      <w:bookmarkStart w:id="284" w:name="_Ref7230"/>
+      <w:bookmarkStart w:id="296" w:name="_Ref7230"/>
       <w:r>
         <w:t xml:space="preserve">Y. Zhu </w:t>
       </w:r>
@@ -48155,7 +47629,7 @@
       <w:r>
         <w:t>, 2025. (Focus on semantic retrieval and graph expansion)</w:t>
       </w:r>
-      <w:bookmarkEnd w:id="284"/>
+      <w:bookmarkEnd w:id="296"/>
     </w:p>
     <w:p>
       <w:pPr>
@@ -48165,11 +47639,11 @@
         </w:numPr>
         <w:jc w:val="left"/>
       </w:pPr>
-      <w:bookmarkStart w:id="285" w:name="_Ref7256"/>
+      <w:bookmarkStart w:id="297" w:name="_Ref7256"/>
       <w:r>
         <w:t>S. Ji, S. Pan, E. Cambria, P. Marttinen, and P. S. Yu, "A Survey on Knowledge Graphs: Representation, Acquisition, and Applications," IEEE Transactions on Neural Networks and Learning Systems, vol. 33, no. 2, pp. 494–514, 2021. (Standard survey matching the description of 'Hur et al.')</w:t>
       </w:r>
-      <w:bookmarkEnd w:id="285"/>
+      <w:bookmarkEnd w:id="297"/>
     </w:p>
     <w:p>
       <w:pPr>
@@ -48179,7 +47653,7 @@
         </w:numPr>
         <w:jc w:val="left"/>
       </w:pPr>
-      <w:bookmarkStart w:id="286" w:name="_Ref7318"/>
+      <w:bookmarkStart w:id="298" w:name="_Ref7318"/>
       <w:r>
         <w:t xml:space="preserve">S. Mukherjee </w:t>
       </w:r>
@@ -48203,7 +47677,7 @@
       <w:r>
         <w:t>, 2025</w:t>
       </w:r>
-      <w:bookmarkEnd w:id="286"/>
+      <w:bookmarkEnd w:id="298"/>
     </w:p>
     <w:p>
       <w:pPr>
@@ -48213,7 +47687,7 @@
         </w:numPr>
         <w:jc w:val="left"/>
       </w:pPr>
-      <w:bookmarkStart w:id="287" w:name="_Ref7344"/>
+      <w:bookmarkStart w:id="299" w:name="_Ref7344"/>
       <w:r>
         <w:t xml:space="preserve">"Knowledge Graph-Guided Retrieval Augmented Generation (KG2RAG)," </w:t>
       </w:r>
@@ -48227,7 +47701,7 @@
       <w:r>
         <w:t>, 2025</w:t>
       </w:r>
-      <w:bookmarkEnd w:id="287"/>
+      <w:bookmarkEnd w:id="299"/>
     </w:p>
     <w:p>
       <w:pPr>
@@ -48237,11 +47711,11 @@
         </w:numPr>
         <w:jc w:val="left"/>
       </w:pPr>
-      <w:bookmarkStart w:id="288" w:name="_Ref7374"/>
+      <w:bookmarkStart w:id="300" w:name="_Ref7374"/>
       <w:r>
         <w:t>"KG Retrieval-Augmented Generation for LLM-based Recommendation," Proc. of the Web Conference (WWW) or ACM RecSys, 2025.</w:t>
       </w:r>
-      <w:bookmarkEnd w:id="288"/>
+      <w:bookmarkEnd w:id="300"/>
     </w:p>
     <w:p>
       <w:pPr>
@@ -48251,11 +47725,11 @@
         </w:numPr>
         <w:jc w:val="left"/>
       </w:pPr>
-      <w:bookmarkStart w:id="289" w:name="_Ref7406"/>
+      <w:bookmarkStart w:id="301" w:name="_Ref7406"/>
       <w:r>
         <w:t>Y. Zhu et al., "A Survey on Multimodal Knowledge Graphs: Construction, Visualization, and Applications," arXiv preprint arXiv:2402.05632, 2024.</w:t>
       </w:r>
-      <w:bookmarkEnd w:id="289"/>
+      <w:bookmarkEnd w:id="301"/>
     </w:p>
     <w:p>
       <w:pPr>
@@ -48265,11 +47739,11 @@
         </w:numPr>
         <w:jc w:val="left"/>
       </w:pPr>
-      <w:bookmarkStart w:id="290" w:name="_Ref7452"/>
+      <w:bookmarkStart w:id="302" w:name="_Ref7452"/>
       <w:r>
         <w:t>"Document GraphRAG: Knowledge Graph Enhanced RAG for Document QA in the Manufacturing Domain," IEEE Access / arXiv, 2024.</w:t>
       </w:r>
-      <w:bookmarkEnd w:id="290"/>
+      <w:bookmarkEnd w:id="302"/>
     </w:p>
     <w:p>
       <w:pPr>
@@ -48279,11 +47753,11 @@
         </w:numPr>
         <w:jc w:val="left"/>
       </w:pPr>
-      <w:bookmarkStart w:id="291" w:name="_Ref7491"/>
+      <w:bookmarkStart w:id="303" w:name="_Ref7491"/>
       <w:r>
         <w:t>Y. Fan et al., "CuPe-KG: A Cultural Perspective-based Knowledge Graph for Tourism Resources," Information Processing &amp; Management, 2024.</w:t>
       </w:r>
-      <w:bookmarkEnd w:id="291"/>
+      <w:bookmarkEnd w:id="303"/>
     </w:p>
     <w:p>
       <w:pPr>
@@ -48293,11 +47767,11 @@
         </w:numPr>
         <w:jc w:val="left"/>
       </w:pPr>
-      <w:bookmarkStart w:id="292" w:name="_Ref7530"/>
+      <w:bookmarkStart w:id="304" w:name="_Ref7530"/>
       <w:r>
         <w:t>Q. Wang, Z. Mao, B. Wang, and L. Guo, "Knowledge Graph Embedding: A Survey of Approaches and Applications," IEEE Transactions on Knowledge and Data Engineering, vol. 29, no. 12, pp. 2724–2743, 2017.</w:t>
       </w:r>
-      <w:bookmarkEnd w:id="292"/>
+      <w:bookmarkEnd w:id="304"/>
     </w:p>
     <w:p>
       <w:pPr>
@@ -48307,11 +47781,11 @@
         </w:numPr>
         <w:jc w:val="left"/>
       </w:pPr>
-      <w:bookmarkStart w:id="293" w:name="_Ref7573"/>
+      <w:bookmarkStart w:id="305" w:name="_Ref7573"/>
       <w:r>
         <w:t>F. Sammartino et al., "KG-RAG: Bridging Knowledge and Creativity," arXiv preprint, 2024.</w:t>
       </w:r>
-      <w:bookmarkEnd w:id="293"/>
+      <w:bookmarkEnd w:id="305"/>
     </w:p>
     <w:p>
       <w:pPr>
@@ -48321,11 +47795,11 @@
         </w:numPr>
         <w:jc w:val="left"/>
       </w:pPr>
-      <w:bookmarkStart w:id="294" w:name="_Ref7615"/>
+      <w:bookmarkStart w:id="306" w:name="_Ref7615"/>
       <w:r>
         <w:t>J. Swacha, "A Survey of RAG-based Chatbots in Education," Education and Information Technologies, 2025.</w:t>
       </w:r>
-      <w:bookmarkEnd w:id="294"/>
+      <w:bookmarkEnd w:id="306"/>
     </w:p>
     <w:p>
       <w:pPr>
@@ -48335,11 +47809,11 @@
         </w:numPr>
         <w:jc w:val="left"/>
       </w:pPr>
-      <w:bookmarkStart w:id="295" w:name="_Ref7668"/>
+      <w:bookmarkStart w:id="307" w:name="_Ref7668"/>
       <w:r>
         <w:t>P. Riedler and M. Langer, "Beyond Text: Optimizing Multimodal RAG," arXiv preprint, 2024.</w:t>
       </w:r>
-      <w:bookmarkEnd w:id="295"/>
+      <w:bookmarkEnd w:id="307"/>
     </w:p>
     <w:p>
       <w:pPr>
@@ -48349,11 +47823,11 @@
         </w:numPr>
         <w:jc w:val="left"/>
       </w:pPr>
-      <w:bookmarkStart w:id="296" w:name="_Ref7707"/>
+      <w:bookmarkStart w:id="308" w:name="_Ref7707"/>
       <w:r>
         <w:t>V. Karpukhin et al., "Dense Passage Retrieval for Open-Domain Question Answering," in Proc. 2020 Conf. Empir. Methods Nat. Lang. Process. (EMNLP), 2020, pp. 6769–6781.</w:t>
       </w:r>
-      <w:bookmarkEnd w:id="296"/>
+      <w:bookmarkEnd w:id="308"/>
     </w:p>
     <w:p>
       <w:pPr>
@@ -48363,11 +47837,11 @@
         </w:numPr>
         <w:jc w:val="left"/>
       </w:pPr>
-      <w:bookmarkStart w:id="297" w:name="_Ref7733"/>
+      <w:bookmarkStart w:id="309" w:name="_Ref7733"/>
       <w:r>
         <w:t>D. Xu et al., "KG-Retrieval: A RAG Framework with Hierarchical Indexing," arXiv preprint, 2024.</w:t>
       </w:r>
-      <w:bookmarkEnd w:id="297"/>
+      <w:bookmarkEnd w:id="309"/>
     </w:p>
     <w:p>
       <w:pPr>
@@ -48377,11 +47851,11 @@
         </w:numPr>
         <w:jc w:val="left"/>
       </w:pPr>
-      <w:bookmarkStart w:id="298" w:name="_Ref7759"/>
+      <w:bookmarkStart w:id="310" w:name="_Ref7759"/>
       <w:r>
         <w:t>Ho Chi Minh City University of Technology (HCMUT), "Development of a Multimodal QA System based on Knowledge Graph and RAG," Undergraduate Thesis / Conference Proceedings, 2024. (Internal Reference / Domestic Work).</w:t>
       </w:r>
-      <w:bookmarkEnd w:id="298"/>
+      <w:bookmarkEnd w:id="310"/>
     </w:p>
     <w:p>
       <w:pPr>
@@ -50821,7 +50295,7 @@
     <w:lsdException w:unhideWhenUsed="0" w:uiPriority="62" w:semiHidden="0" w:name="Light Grid Accent 4"/>
     <w:lsdException w:unhideWhenUsed="0" w:uiPriority="63" w:semiHidden="0" w:name="Medium Shading 1 Accent 4"/>
     <w:lsdException w:unhideWhenUsed="0" w:uiPriority="64" w:semiHidden="0" w:name="Medium Shading 2 Accent 4"/>
-    <w:lsdException w:unhideWhenUsed="0" w:uiPriority="65" w:semiHidden="0" w:name="Medium List 1 Accent 4"/>
+    <w:lsdException w:qFormat="1" w:unhideWhenUsed="0" w:uiPriority="65" w:semiHidden="0" w:name="Medium List 1 Accent 4"/>
     <w:lsdException w:unhideWhenUsed="0" w:uiPriority="66" w:semiHidden="0" w:name="Medium List 2 Accent 4"/>
     <w:lsdException w:unhideWhenUsed="0" w:uiPriority="67" w:semiHidden="0" w:name="Medium Grid 1 Accent 4"/>
     <w:lsdException w:unhideWhenUsed="0" w:uiPriority="68" w:semiHidden="0" w:name="Medium Grid 2 Accent 4"/>

--- a/DUANCNTT_Editing.docx
+++ b/DUANCNTT_Editing.docx
@@ -789,8 +789,8 @@
       <w:bookmarkEnd w:id="4"/>
       <w:bookmarkStart w:id="5" w:name="_1k4jp0cu36mv" w:colFirst="0" w:colLast="0"/>
       <w:bookmarkEnd w:id="5"/>
-      <w:bookmarkStart w:id="6" w:name="_Toc23840"/>
-      <w:bookmarkStart w:id="7" w:name="_Toc7028"/>
+      <w:bookmarkStart w:id="6" w:name="_Toc7028"/>
+      <w:bookmarkStart w:id="7" w:name="_Toc23840"/>
       <w:r>
         <w:br w:type="page"/>
       </w:r>
@@ -825,8 +825,8 @@
       <w:bookmarkStart w:id="9" w:name="_30j0zll" w:colFirst="0" w:colLast="0"/>
       <w:bookmarkEnd w:id="9"/>
       <w:bookmarkStart w:id="10" w:name="_Toc12390"/>
-      <w:bookmarkStart w:id="11" w:name="_Toc29049"/>
-      <w:bookmarkStart w:id="12" w:name="_Toc23069"/>
+      <w:bookmarkStart w:id="11" w:name="_Toc23069"/>
+      <w:bookmarkStart w:id="12" w:name="_Toc29049"/>
       <w:r>
         <w:rPr>
           <w:rFonts w:ascii="Times New Roman" w:hAnsi="Times New Roman" w:cs="Times New Roman"/>
@@ -967,8 +967,6 @@
           <w:szCs w:val="32"/>
         </w:rPr>
       </w:pPr>
-      <w:bookmarkStart w:id="311" w:name="_GoBack"/>
-      <w:bookmarkEnd w:id="311"/>
       <w:r>
         <w:rPr>
           <w:rFonts w:eastAsia="Arial"/>
@@ -1162,8 +1160,8 @@
           <w:rFonts w:ascii="Times New Roman" w:hAnsi="Times New Roman" w:cs="Times New Roman"/>
         </w:rPr>
       </w:pPr>
-      <w:bookmarkStart w:id="16" w:name="_Toc15347"/>
-      <w:bookmarkStart w:id="17" w:name="_Toc17269"/>
+      <w:bookmarkStart w:id="16" w:name="_Toc17269"/>
+      <w:bookmarkStart w:id="17" w:name="_Toc15347"/>
       <w:r>
         <w:rPr>
           <w:rFonts w:ascii="Times New Roman" w:hAnsi="Times New Roman" w:cs="Times New Roman"/>
@@ -5538,7 +5536,7 @@
             <w:fldChar w:fldCharType="separate"/>
           </w:r>
           <w:r>
-            <w:t>85</w:t>
+            <w:t>86</w:t>
           </w:r>
           <w:r>
             <w:fldChar w:fldCharType="end"/>
@@ -5600,7 +5598,7 @@
             <w:fldChar w:fldCharType="separate"/>
           </w:r>
           <w:r>
-            <w:t>86</w:t>
+            <w:t>87</w:t>
           </w:r>
           <w:r>
             <w:fldChar w:fldCharType="end"/>
@@ -5662,7 +5660,7 @@
             <w:fldChar w:fldCharType="separate"/>
           </w:r>
           <w:r>
-            <w:t>86</w:t>
+            <w:t>87</w:t>
           </w:r>
           <w:r>
             <w:fldChar w:fldCharType="end"/>
@@ -5724,7 +5722,7 @@
             <w:fldChar w:fldCharType="separate"/>
           </w:r>
           <w:r>
-            <w:t>87</w:t>
+            <w:t>88</w:t>
           </w:r>
           <w:r>
             <w:fldChar w:fldCharType="end"/>
@@ -5786,7 +5784,7 @@
             <w:fldChar w:fldCharType="separate"/>
           </w:r>
           <w:r>
-            <w:t>89</w:t>
+            <w:t>90</w:t>
           </w:r>
           <w:r>
             <w:fldChar w:fldCharType="end"/>
@@ -5848,7 +5846,7 @@
             <w:fldChar w:fldCharType="separate"/>
           </w:r>
           <w:r>
-            <w:t>89</w:t>
+            <w:t>90</w:t>
           </w:r>
           <w:r>
             <w:fldChar w:fldCharType="end"/>
@@ -5910,7 +5908,7 @@
             <w:fldChar w:fldCharType="separate"/>
           </w:r>
           <w:r>
-            <w:t>91</w:t>
+            <w:t>92</w:t>
           </w:r>
           <w:r>
             <w:fldChar w:fldCharType="end"/>
@@ -5972,7 +5970,7 @@
             <w:fldChar w:fldCharType="separate"/>
           </w:r>
           <w:r>
-            <w:t>91</w:t>
+            <w:t>92</w:t>
           </w:r>
           <w:r>
             <w:fldChar w:fldCharType="end"/>
@@ -6034,7 +6032,7 @@
             <w:fldChar w:fldCharType="separate"/>
           </w:r>
           <w:r>
-            <w:t>91</w:t>
+            <w:t>92</w:t>
           </w:r>
           <w:r>
             <w:fldChar w:fldCharType="end"/>
@@ -6095,7 +6093,7 @@
             <w:fldChar w:fldCharType="separate"/>
           </w:r>
           <w:r>
-            <w:t>93</w:t>
+            <w:t>94</w:t>
           </w:r>
           <w:r>
             <w:fldChar w:fldCharType="end"/>
@@ -6171,7 +6169,7 @@
         <w:fldChar w:fldCharType="begin"/>
       </w:r>
       <w:r>
-        <w:instrText xml:space="preserve"> HYPERLINK \l _Toc15821 </w:instrText>
+        <w:instrText xml:space="preserve"> HYPERLINK \l _Toc1440 </w:instrText>
       </w:r>
       <w:r>
         <w:fldChar w:fldCharType="separate"/>
@@ -6212,7 +6210,7 @@
         <w:fldChar w:fldCharType="begin"/>
       </w:r>
       <w:r>
-        <w:instrText xml:space="preserve"> PAGEREF _Toc15821 \h </w:instrText>
+        <w:instrText xml:space="preserve"> PAGEREF _Toc1440 \h </w:instrText>
       </w:r>
       <w:r>
         <w:fldChar w:fldCharType="separate"/>
@@ -6239,7 +6237,7 @@
         <w:fldChar w:fldCharType="begin"/>
       </w:r>
       <w:r>
-        <w:instrText xml:space="preserve"> HYPERLINK \l _Toc16141 </w:instrText>
+        <w:instrText xml:space="preserve"> HYPERLINK \l _Toc17825 </w:instrText>
       </w:r>
       <w:r>
         <w:fldChar w:fldCharType="separate"/>
@@ -6280,7 +6278,7 @@
         <w:fldChar w:fldCharType="begin"/>
       </w:r>
       <w:r>
-        <w:instrText xml:space="preserve"> PAGEREF _Toc16141 \h </w:instrText>
+        <w:instrText xml:space="preserve"> PAGEREF _Toc17825 \h </w:instrText>
       </w:r>
       <w:r>
         <w:fldChar w:fldCharType="separate"/>
@@ -6307,7 +6305,7 @@
         <w:fldChar w:fldCharType="begin"/>
       </w:r>
       <w:r>
-        <w:instrText xml:space="preserve"> HYPERLINK \l _Toc8011 </w:instrText>
+        <w:instrText xml:space="preserve"> HYPERLINK \l _Toc19949 </w:instrText>
       </w:r>
       <w:r>
         <w:fldChar w:fldCharType="separate"/>
@@ -6348,7 +6346,7 @@
         <w:fldChar w:fldCharType="begin"/>
       </w:r>
       <w:r>
-        <w:instrText xml:space="preserve"> PAGEREF _Toc8011 \h </w:instrText>
+        <w:instrText xml:space="preserve"> PAGEREF _Toc19949 \h </w:instrText>
       </w:r>
       <w:r>
         <w:fldChar w:fldCharType="separate"/>
@@ -6375,7 +6373,7 @@
         <w:fldChar w:fldCharType="begin"/>
       </w:r>
       <w:r>
-        <w:instrText xml:space="preserve"> HYPERLINK \l _Toc15562 </w:instrText>
+        <w:instrText xml:space="preserve"> HYPERLINK \l _Toc29590 </w:instrText>
       </w:r>
       <w:r>
         <w:fldChar w:fldCharType="separate"/>
@@ -6416,7 +6414,7 @@
         <w:fldChar w:fldCharType="begin"/>
       </w:r>
       <w:r>
-        <w:instrText xml:space="preserve"> PAGEREF _Toc15562 \h </w:instrText>
+        <w:instrText xml:space="preserve"> PAGEREF _Toc29590 \h </w:instrText>
       </w:r>
       <w:r>
         <w:fldChar w:fldCharType="separate"/>
@@ -6443,7 +6441,7 @@
         <w:fldChar w:fldCharType="begin"/>
       </w:r>
       <w:r>
-        <w:instrText xml:space="preserve"> HYPERLINK \l _Toc3761 </w:instrText>
+        <w:instrText xml:space="preserve"> HYPERLINK \l _Toc19903 </w:instrText>
       </w:r>
       <w:r>
         <w:fldChar w:fldCharType="separate"/>
@@ -6484,7 +6482,7 @@
         <w:fldChar w:fldCharType="begin"/>
       </w:r>
       <w:r>
-        <w:instrText xml:space="preserve"> PAGEREF _Toc3761 \h </w:instrText>
+        <w:instrText xml:space="preserve"> PAGEREF _Toc19903 \h </w:instrText>
       </w:r>
       <w:r>
         <w:fldChar w:fldCharType="separate"/>
@@ -6511,7 +6509,7 @@
         <w:fldChar w:fldCharType="begin"/>
       </w:r>
       <w:r>
-        <w:instrText xml:space="preserve"> HYPERLINK \l _Toc16960 </w:instrText>
+        <w:instrText xml:space="preserve"> HYPERLINK \l _Toc13034 </w:instrText>
       </w:r>
       <w:r>
         <w:fldChar w:fldCharType="separate"/>
@@ -6552,7 +6550,7 @@
         <w:fldChar w:fldCharType="begin"/>
       </w:r>
       <w:r>
-        <w:instrText xml:space="preserve"> PAGEREF _Toc16960 \h </w:instrText>
+        <w:instrText xml:space="preserve"> PAGEREF _Toc13034 \h </w:instrText>
       </w:r>
       <w:r>
         <w:fldChar w:fldCharType="separate"/>
@@ -6579,7 +6577,7 @@
         <w:fldChar w:fldCharType="begin"/>
       </w:r>
       <w:r>
-        <w:instrText xml:space="preserve"> HYPERLINK \l _Toc29372 </w:instrText>
+        <w:instrText xml:space="preserve"> HYPERLINK \l _Toc1395 </w:instrText>
       </w:r>
       <w:r>
         <w:fldChar w:fldCharType="separate"/>
@@ -6620,7 +6618,7 @@
         <w:fldChar w:fldCharType="begin"/>
       </w:r>
       <w:r>
-        <w:instrText xml:space="preserve"> PAGEREF _Toc29372 \h </w:instrText>
+        <w:instrText xml:space="preserve"> PAGEREF _Toc1395 \h </w:instrText>
       </w:r>
       <w:r>
         <w:fldChar w:fldCharType="separate"/>
@@ -6647,7 +6645,7 @@
         <w:fldChar w:fldCharType="begin"/>
       </w:r>
       <w:r>
-        <w:instrText xml:space="preserve"> HYPERLINK \l _Toc22968 </w:instrText>
+        <w:instrText xml:space="preserve"> HYPERLINK \l _Toc28951 </w:instrText>
       </w:r>
       <w:r>
         <w:fldChar w:fldCharType="separate"/>
@@ -6688,7 +6686,7 @@
         <w:fldChar w:fldCharType="begin"/>
       </w:r>
       <w:r>
-        <w:instrText xml:space="preserve"> PAGEREF _Toc22968 \h </w:instrText>
+        <w:instrText xml:space="preserve"> PAGEREF _Toc28951 \h </w:instrText>
       </w:r>
       <w:r>
         <w:fldChar w:fldCharType="separate"/>
@@ -6715,7 +6713,7 @@
         <w:fldChar w:fldCharType="begin"/>
       </w:r>
       <w:r>
-        <w:instrText xml:space="preserve"> HYPERLINK \l _Toc675 </w:instrText>
+        <w:instrText xml:space="preserve"> HYPERLINK \l _Toc2421 </w:instrText>
       </w:r>
       <w:r>
         <w:fldChar w:fldCharType="separate"/>
@@ -6750,7 +6748,7 @@
         <w:fldChar w:fldCharType="begin"/>
       </w:r>
       <w:r>
-        <w:instrText xml:space="preserve"> PAGEREF _Toc675 \h </w:instrText>
+        <w:instrText xml:space="preserve"> PAGEREF _Toc2421 \h </w:instrText>
       </w:r>
       <w:r>
         <w:fldChar w:fldCharType="separate"/>
@@ -6777,7 +6775,7 @@
         <w:fldChar w:fldCharType="begin"/>
       </w:r>
       <w:r>
-        <w:instrText xml:space="preserve"> HYPERLINK \l _Toc9153 </w:instrText>
+        <w:instrText xml:space="preserve"> HYPERLINK \l _Toc31219 </w:instrText>
       </w:r>
       <w:r>
         <w:fldChar w:fldCharType="separate"/>
@@ -6809,7 +6807,7 @@
         <w:fldChar w:fldCharType="begin"/>
       </w:r>
       <w:r>
-        <w:instrText xml:space="preserve"> PAGEREF _Toc9153 \h </w:instrText>
+        <w:instrText xml:space="preserve"> PAGEREF _Toc31219 \h </w:instrText>
       </w:r>
       <w:r>
         <w:fldChar w:fldCharType="separate"/>
@@ -6836,33 +6834,43 @@
         <w:fldChar w:fldCharType="begin"/>
       </w:r>
       <w:r>
-        <w:instrText xml:space="preserve"> HYPERLINK \l _Toc4091 </w:instrText>
+        <w:instrText xml:space="preserve"> HYPERLINK \l _Toc14700 </w:instrText>
       </w:r>
       <w:r>
         <w:fldChar w:fldCharType="separate"/>
       </w:r>
       <w:r>
-        <w:rPr>
-          <w:rFonts w:hint="default" w:ascii="Times New Roman" w:hAnsi="Times New Roman" w:cs="Times New Roman"/>
-        </w:rPr>
         <w:t xml:space="preserve">Image </w:t>
       </w:r>
       <w:r>
         <w:rPr>
-          <w:rFonts w:hint="default" w:ascii="Times New Roman" w:hAnsi="Times New Roman" w:cs="Times New Roman"/>
+          <w:rFonts w:hint="default"/>
           <w:lang w:val="en-US"/>
         </w:rPr>
-        <w:t>7.</w:t>
-      </w:r>
-      <w:r>
-        <w:t xml:space="preserve">1 </w:t>
-      </w:r>
-      <w:r>
-        <w:rPr>
-          <w:rFonts w:hint="default" w:ascii="Times New Roman" w:hAnsi="Times New Roman" w:cs="Times New Roman"/>
+        <w:t>6.3</w:t>
+      </w:r>
+      <w:r>
+        <w:rPr>
+          <w:b w:val="0"/>
+          <w:bCs w:val="0"/>
+          <w:color w:val="FFFFFF" w:themeColor="background1"/>
+          <w14:textFill>
+            <w14:solidFill>
+              <w14:schemeClr w14:val="bg1"/>
+            </w14:solidFill>
+          </w14:textFill>
+        </w:rPr>
+        <w:t>11</w:t>
+      </w:r>
+      <w:r>
+        <w:t xml:space="preserve"> </w:t>
+      </w:r>
+      <w:r>
+        <w:rPr>
+          <w:rFonts w:hint="default"/>
           <w:lang w:val="en-US"/>
         </w:rPr>
-        <w:t xml:space="preserve"> The illustration shows the system for selecting a specific destination for the user.</w:t>
+        <w:t>Gemini API Request limit</w:t>
       </w:r>
       <w:r>
         <w:tab/>
@@ -6871,13 +6879,13 @@
         <w:fldChar w:fldCharType="begin"/>
       </w:r>
       <w:r>
-        <w:instrText xml:space="preserve"> PAGEREF _Toc4091 \h </w:instrText>
+        <w:instrText xml:space="preserve"> PAGEREF _Toc14700 \h </w:instrText>
       </w:r>
       <w:r>
         <w:fldChar w:fldCharType="separate"/>
       </w:r>
       <w:r>
-        <w:t>87</w:t>
+        <w:t>83</w:t>
       </w:r>
       <w:r>
         <w:fldChar w:fldCharType="end"/>
@@ -6898,33 +6906,41 @@
         <w:fldChar w:fldCharType="begin"/>
       </w:r>
       <w:r>
-        <w:instrText xml:space="preserve"> HYPERLINK \l _Toc4142 </w:instrText>
+        <w:instrText xml:space="preserve"> HYPERLINK \l _Toc2181 </w:instrText>
       </w:r>
       <w:r>
         <w:fldChar w:fldCharType="separate"/>
       </w:r>
       <w:r>
-        <w:rPr>
-          <w:rFonts w:hint="default" w:ascii="Times New Roman" w:hAnsi="Times New Roman" w:cs="Times New Roman"/>
-        </w:rPr>
         <w:t xml:space="preserve">Image </w:t>
       </w:r>
       <w:r>
         <w:rPr>
-          <w:rFonts w:hint="default" w:ascii="Times New Roman" w:hAnsi="Times New Roman" w:cs="Times New Roman"/>
+          <w:rFonts w:hint="default"/>
           <w:lang w:val="en-US"/>
         </w:rPr>
-        <w:t>7.</w:t>
-      </w:r>
-      <w:r>
-        <w:t xml:space="preserve">2 </w:t>
-      </w:r>
-      <w:r>
-        <w:rPr>
-          <w:rFonts w:hint="default" w:ascii="Times New Roman" w:hAnsi="Times New Roman" w:cs="Times New Roman"/>
-          <w:lang w:val="en-US"/>
-        </w:rPr>
-        <w:t xml:space="preserve"> The illustration shows the system finding the route from Ben Thanh Market to Suoi Tien using bus number 19.</w:t>
+        <w:t>6.4</w:t>
+      </w:r>
+      <w:r>
+        <w:rPr>
+          <w:color w:val="FFFFFF" w:themeColor="background1"/>
+          <w14:textFill>
+            <w14:solidFill>
+              <w14:schemeClr w14:val="bg1"/>
+            </w14:solidFill>
+          </w14:textFill>
+        </w:rPr>
+        <w:t>12</w:t>
+      </w:r>
+      <w:r>
+        <w:t xml:space="preserve"> </w:t>
+      </w:r>
+      <w:r>
+        <w:rPr>
+          <w:rFonts w:hint="default" w:ascii="Times New Roman" w:hAnsi="Times New Roman" w:eastAsia="SimSun" w:cs="Times New Roman"/>
+          <w:szCs w:val="20"/>
+        </w:rPr>
+        <w:t>Latency and System Resource Utilization over the 24-hour experiment.</w:t>
       </w:r>
       <w:r>
         <w:tab/>
@@ -6933,13 +6949,13 @@
         <w:fldChar w:fldCharType="begin"/>
       </w:r>
       <w:r>
-        <w:instrText xml:space="preserve"> PAGEREF _Toc4142 \h </w:instrText>
+        <w:instrText xml:space="preserve"> PAGEREF _Toc2181 \h </w:instrText>
       </w:r>
       <w:r>
         <w:fldChar w:fldCharType="separate"/>
       </w:r>
       <w:r>
-        <w:t>87</w:t>
+        <w:t>84</w:t>
       </w:r>
       <w:r>
         <w:fldChar w:fldCharType="end"/>
@@ -6960,7 +6976,7 @@
         <w:fldChar w:fldCharType="begin"/>
       </w:r>
       <w:r>
-        <w:instrText xml:space="preserve"> HYPERLINK \l _Toc10200 </w:instrText>
+        <w:instrText xml:space="preserve"> HYPERLINK \l _Toc30641 </w:instrText>
       </w:r>
       <w:r>
         <w:fldChar w:fldCharType="separate"/>
@@ -6979,14 +6995,14 @@
         <w:t>7.</w:t>
       </w:r>
       <w:r>
-        <w:t xml:space="preserve">3 </w:t>
+        <w:t xml:space="preserve">1 </w:t>
       </w:r>
       <w:r>
         <w:rPr>
           <w:rFonts w:hint="default" w:ascii="Times New Roman" w:hAnsi="Times New Roman" w:cs="Times New Roman"/>
           <w:lang w:val="en-US"/>
         </w:rPr>
-        <w:t>a Illustration of the tourism Q&amp;A feature. The response is clearly structured with headings and bullet points.(part 1)</w:t>
+        <w:t xml:space="preserve"> The illustration shows the system for selecting a specific destination for the user.</w:t>
       </w:r>
       <w:r>
         <w:tab/>
@@ -6995,7 +7011,7 @@
         <w:fldChar w:fldCharType="begin"/>
       </w:r>
       <w:r>
-        <w:instrText xml:space="preserve"> PAGEREF _Toc10200 \h </w:instrText>
+        <w:instrText xml:space="preserve"> PAGEREF _Toc30641 \h </w:instrText>
       </w:r>
       <w:r>
         <w:fldChar w:fldCharType="separate"/>
@@ -7022,7 +7038,7 @@
         <w:fldChar w:fldCharType="begin"/>
       </w:r>
       <w:r>
-        <w:instrText xml:space="preserve"> HYPERLINK \l _Toc10334 </w:instrText>
+        <w:instrText xml:space="preserve"> HYPERLINK \l _Toc23064 </w:instrText>
       </w:r>
       <w:r>
         <w:fldChar w:fldCharType="separate"/>
@@ -7041,14 +7057,14 @@
         <w:t>7.</w:t>
       </w:r>
       <w:r>
-        <w:t xml:space="preserve">4 </w:t>
+        <w:t xml:space="preserve">2 </w:t>
       </w:r>
       <w:r>
         <w:rPr>
           <w:rFonts w:hint="default" w:ascii="Times New Roman" w:hAnsi="Times New Roman" w:cs="Times New Roman"/>
           <w:lang w:val="en-US"/>
         </w:rPr>
-        <w:t>b Illustration of the tourism Q&amp;A feature. The response is clearly structured with headings and bullet points. (part 2)</w:t>
+        <w:t xml:space="preserve"> The illustration shows the system finding the route from Ben Thanh Market to Suoi Tien using bus number 19.</w:t>
       </w:r>
       <w:r>
         <w:tab/>
@@ -7057,7 +7073,7 @@
         <w:fldChar w:fldCharType="begin"/>
       </w:r>
       <w:r>
-        <w:instrText xml:space="preserve"> PAGEREF _Toc10334 \h </w:instrText>
+        <w:instrText xml:space="preserve"> PAGEREF _Toc23064 \h </w:instrText>
       </w:r>
       <w:r>
         <w:fldChar w:fldCharType="separate"/>
@@ -7084,7 +7100,7 @@
         <w:fldChar w:fldCharType="begin"/>
       </w:r>
       <w:r>
-        <w:instrText xml:space="preserve"> HYPERLINK \l _Toc20278 </w:instrText>
+        <w:instrText xml:space="preserve"> HYPERLINK \l _Toc29958 </w:instrText>
       </w:r>
       <w:r>
         <w:fldChar w:fldCharType="separate"/>
@@ -7103,14 +7119,14 @@
         <w:t>7.</w:t>
       </w:r>
       <w:r>
-        <w:t xml:space="preserve">5 </w:t>
+        <w:t xml:space="preserve">3 </w:t>
       </w:r>
       <w:r>
         <w:rPr>
           <w:rFonts w:hint="default" w:ascii="Times New Roman" w:hAnsi="Times New Roman" w:cs="Times New Roman"/>
           <w:lang w:val="en-US"/>
         </w:rPr>
-        <w:t xml:space="preserve"> Illustration of image recognition and context-aware recommendation.</w:t>
+        <w:t>a Illustration of the tourism Q&amp;A feature. The response is clearly structured with headings and bullet points.(part 1)</w:t>
       </w:r>
       <w:r>
         <w:tab/>
@@ -7119,7 +7135,7 @@
         <w:fldChar w:fldCharType="begin"/>
       </w:r>
       <w:r>
-        <w:instrText xml:space="preserve"> PAGEREF _Toc20278 \h </w:instrText>
+        <w:instrText xml:space="preserve"> PAGEREF _Toc29958 \h </w:instrText>
       </w:r>
       <w:r>
         <w:fldChar w:fldCharType="separate"/>
@@ -7146,7 +7162,7 @@
         <w:fldChar w:fldCharType="begin"/>
       </w:r>
       <w:r>
-        <w:instrText xml:space="preserve"> HYPERLINK \l _Toc20160 </w:instrText>
+        <w:instrText xml:space="preserve"> HYPERLINK \l _Toc30607 </w:instrText>
       </w:r>
       <w:r>
         <w:fldChar w:fldCharType="separate"/>
@@ -7165,14 +7181,14 @@
         <w:t>7.</w:t>
       </w:r>
       <w:r>
-        <w:t xml:space="preserve">6 </w:t>
+        <w:t xml:space="preserve">4 </w:t>
       </w:r>
       <w:r>
         <w:rPr>
           <w:rFonts w:hint="default" w:ascii="Times New Roman" w:hAnsi="Times New Roman" w:cs="Times New Roman"/>
           <w:lang w:val="en-US"/>
         </w:rPr>
-        <w:t xml:space="preserve"> Illustrating the functionality of complex travel planning (Part 1: Identifying requirements and suggesting morning itineraries).</w:t>
+        <w:t>b Illustration of the tourism Q&amp;A feature. The response is clearly structured with headings and bullet points. (part 2)</w:t>
       </w:r>
       <w:r>
         <w:tab/>
@@ -7181,13 +7197,13 @@
         <w:fldChar w:fldCharType="begin"/>
       </w:r>
       <w:r>
-        <w:instrText xml:space="preserve"> PAGEREF _Toc20160 \h </w:instrText>
+        <w:instrText xml:space="preserve"> PAGEREF _Toc30607 \h </w:instrText>
       </w:r>
       <w:r>
         <w:fldChar w:fldCharType="separate"/>
       </w:r>
       <w:r>
-        <w:t>90</w:t>
+        <w:t>89</w:t>
       </w:r>
       <w:r>
         <w:fldChar w:fldCharType="end"/>
@@ -7208,7 +7224,7 @@
         <w:fldChar w:fldCharType="begin"/>
       </w:r>
       <w:r>
-        <w:instrText xml:space="preserve"> HYPERLINK \l _Toc24215 </w:instrText>
+        <w:instrText xml:space="preserve"> HYPERLINK \l _Toc25733 </w:instrText>
       </w:r>
       <w:r>
         <w:fldChar w:fldCharType="separate"/>
@@ -7227,14 +7243,14 @@
         <w:t>7.</w:t>
       </w:r>
       <w:r>
-        <w:t xml:space="preserve">7 </w:t>
+        <w:t xml:space="preserve">5 </w:t>
       </w:r>
       <w:r>
         <w:rPr>
           <w:rFonts w:hint="default" w:ascii="Times New Roman" w:hAnsi="Times New Roman" w:cs="Times New Roman"/>
           <w:lang w:val="en-US"/>
         </w:rPr>
-        <w:t xml:space="preserve"> Illustrating the features of complex travel planning (Part 2: Detailed afternoon itinerary and next-mile travel instructions).</w:t>
+        <w:t xml:space="preserve"> Illustration of image recognition and context-aware recommendation.</w:t>
       </w:r>
       <w:r>
         <w:tab/>
@@ -7243,7 +7259,7 @@
         <w:fldChar w:fldCharType="begin"/>
       </w:r>
       <w:r>
-        <w:instrText xml:space="preserve"> PAGEREF _Toc24215 \h </w:instrText>
+        <w:instrText xml:space="preserve"> PAGEREF _Toc25733 \h </w:instrText>
       </w:r>
       <w:r>
         <w:fldChar w:fldCharType="separate"/>
@@ -7257,39 +7273,6 @@
       <w:r>
         <w:fldChar w:fldCharType="end"/>
       </w:r>
-    </w:p>
-    <w:p>
-      <w:pPr>
-        <w:jc w:val="both"/>
-      </w:pPr>
-      <w:r>
-        <w:fldChar w:fldCharType="end"/>
-      </w:r>
-    </w:p>
-    <w:p>
-      <w:r>
-        <w:br w:type="page"/>
-      </w:r>
-    </w:p>
-    <w:p>
-      <w:pPr>
-        <w:pStyle w:val="2"/>
-        <w:bidi w:val="0"/>
-        <w:jc w:val="center"/>
-        <w:rPr>
-          <w:rFonts w:hint="default" w:ascii="Times New Roman" w:hAnsi="Times New Roman" w:cs="Times New Roman"/>
-          <w:lang w:val="en-US"/>
-        </w:rPr>
-      </w:pPr>
-      <w:bookmarkStart w:id="20" w:name="_Toc6271"/>
-      <w:r>
-        <w:rPr>
-          <w:rFonts w:hint="default" w:ascii="Times New Roman" w:hAnsi="Times New Roman" w:cs="Times New Roman"/>
-          <w:lang w:val="en-US"/>
-        </w:rPr>
-        <w:t>LIST OF TABLE</w:t>
-      </w:r>
-      <w:bookmarkEnd w:id="20"/>
     </w:p>
     <w:p>
       <w:pPr>
@@ -7300,101 +7283,56 @@
         </w:tabs>
       </w:pPr>
       <w:r>
-        <w:rPr>
-          <w:rFonts w:hint="default"/>
+        <w:fldChar w:fldCharType="begin"/>
+      </w:r>
+      <w:r>
+        <w:instrText xml:space="preserve"> HYPERLINK \l _Toc10488 </w:instrText>
+      </w:r>
+      <w:r>
+        <w:fldChar w:fldCharType="separate"/>
+      </w:r>
+      <w:r>
+        <w:rPr>
+          <w:rFonts w:hint="default" w:ascii="Times New Roman" w:hAnsi="Times New Roman" w:cs="Times New Roman"/>
+        </w:rPr>
+        <w:t xml:space="preserve">Image </w:t>
+      </w:r>
+      <w:r>
+        <w:rPr>
+          <w:rFonts w:hint="default" w:ascii="Times New Roman" w:hAnsi="Times New Roman" w:cs="Times New Roman"/>
           <w:lang w:val="en-US"/>
         </w:rPr>
+        <w:t>7.</w:t>
+      </w:r>
+      <w:r>
+        <w:t xml:space="preserve">6 </w:t>
+      </w:r>
+      <w:r>
+        <w:rPr>
+          <w:rFonts w:hint="default" w:ascii="Times New Roman" w:hAnsi="Times New Roman" w:cs="Times New Roman"/>
+          <w:lang w:val="en-US"/>
+        </w:rPr>
+        <w:t xml:space="preserve"> Illustrating the functionality of complex travel planning (Part 1: Identifying requirements and suggesting morning itineraries).</w:t>
+      </w:r>
+      <w:r>
+        <w:tab/>
+      </w:r>
+      <w:r>
         <w:fldChar w:fldCharType="begin"/>
       </w:r>
       <w:r>
-        <w:rPr>
-          <w:rFonts w:hint="default"/>
-          <w:lang w:val="en-US"/>
-        </w:rPr>
-        <w:instrText xml:space="preserve">TOC \h \c "Table"</w:instrText>
-      </w:r>
-      <w:r>
-        <w:rPr>
-          <w:rFonts w:hint="default"/>
-          <w:lang w:val="en-US"/>
-        </w:rPr>
+        <w:instrText xml:space="preserve"> PAGEREF _Toc10488 \h </w:instrText>
+      </w:r>
+      <w:r>
         <w:fldChar w:fldCharType="separate"/>
       </w:r>
       <w:r>
-        <w:rPr>
-          <w:rFonts w:hint="default"/>
-          <w:lang w:val="en-US"/>
-        </w:rPr>
-        <w:fldChar w:fldCharType="begin"/>
-      </w:r>
-      <w:r>
-        <w:rPr>
-          <w:rFonts w:hint="default"/>
-          <w:lang w:val="en-US"/>
-        </w:rPr>
-        <w:instrText xml:space="preserve"> HYPERLINK \l _Toc25432 </w:instrText>
-      </w:r>
-      <w:r>
-        <w:rPr>
-          <w:rFonts w:hint="default"/>
-          <w:lang w:val="en-US"/>
-        </w:rPr>
-        <w:fldChar w:fldCharType="separate"/>
-      </w:r>
-      <w:r>
-        <w:rPr>
-          <w:i/>
-          <w:iCs/>
-          <w:szCs w:val="26"/>
-        </w:rPr>
-        <w:t xml:space="preserve">Table </w:t>
-      </w:r>
-      <w:r>
-        <w:rPr>
-          <w:rFonts w:hint="default"/>
-          <w:i/>
-          <w:iCs/>
-          <w:szCs w:val="26"/>
-          <w:lang w:val="en-US"/>
-        </w:rPr>
-        <w:t>4.</w:t>
-      </w:r>
-      <w:r>
-        <w:t xml:space="preserve">1 </w:t>
-      </w:r>
-      <w:r>
-        <w:rPr>
-          <w:rFonts w:hint="default"/>
-          <w:i/>
-          <w:iCs/>
-          <w:szCs w:val="26"/>
-          <w:lang w:val="en-US"/>
-        </w:rPr>
-        <w:t xml:space="preserve"> General Structure of the Book</w:t>
-      </w:r>
-      <w:r>
-        <w:tab/>
-      </w:r>
-      <w:r>
-        <w:fldChar w:fldCharType="begin"/>
-      </w:r>
-      <w:r>
-        <w:instrText xml:space="preserve"> PAGEREF _Toc25432 \h </w:instrText>
-      </w:r>
-      <w:r>
-        <w:fldChar w:fldCharType="separate"/>
-      </w:r>
-      <w:r>
-        <w:t>36</w:t>
+        <w:t>91</w:t>
       </w:r>
       <w:r>
         <w:fldChar w:fldCharType="end"/>
       </w:r>
       <w:r>
-        <w:rPr>
-          <w:rFonts w:hint="default"/>
-          <w:lang w:val="en-US"/>
-        </w:rPr>
         <w:fldChar w:fldCharType="end"/>
       </w:r>
     </w:p>
@@ -7407,82 +7345,91 @@
         </w:tabs>
       </w:pPr>
       <w:r>
-        <w:rPr>
-          <w:rFonts w:hint="default"/>
+        <w:fldChar w:fldCharType="begin"/>
+      </w:r>
+      <w:r>
+        <w:instrText xml:space="preserve"> HYPERLINK \l _Toc11222 </w:instrText>
+      </w:r>
+      <w:r>
+        <w:fldChar w:fldCharType="separate"/>
+      </w:r>
+      <w:r>
+        <w:rPr>
+          <w:rFonts w:hint="default" w:ascii="Times New Roman" w:hAnsi="Times New Roman" w:cs="Times New Roman"/>
+        </w:rPr>
+        <w:t xml:space="preserve">Image </w:t>
+      </w:r>
+      <w:r>
+        <w:rPr>
+          <w:rFonts w:hint="default" w:ascii="Times New Roman" w:hAnsi="Times New Roman" w:cs="Times New Roman"/>
           <w:lang w:val="en-US"/>
         </w:rPr>
+        <w:t>7.</w:t>
+      </w:r>
+      <w:r>
+        <w:t xml:space="preserve">7 </w:t>
+      </w:r>
+      <w:r>
+        <w:rPr>
+          <w:rFonts w:hint="default" w:ascii="Times New Roman" w:hAnsi="Times New Roman" w:cs="Times New Roman"/>
+          <w:lang w:val="en-US"/>
+        </w:rPr>
+        <w:t xml:space="preserve"> Illustrating the features of complex travel planning (Part 2: Detailed afternoon itinerary and next-mile travel instructions).</w:t>
+      </w:r>
+      <w:r>
+        <w:tab/>
+      </w:r>
+      <w:r>
         <w:fldChar w:fldCharType="begin"/>
       </w:r>
       <w:r>
-        <w:rPr>
-          <w:rFonts w:hint="default"/>
+        <w:instrText xml:space="preserve"> PAGEREF _Toc11222 \h </w:instrText>
+      </w:r>
+      <w:r>
+        <w:fldChar w:fldCharType="separate"/>
+      </w:r>
+      <w:r>
+        <w:t>91</w:t>
+      </w:r>
+      <w:r>
+        <w:fldChar w:fldCharType="end"/>
+      </w:r>
+      <w:r>
+        <w:fldChar w:fldCharType="end"/>
+      </w:r>
+    </w:p>
+    <w:p>
+      <w:pPr>
+        <w:jc w:val="both"/>
+      </w:pPr>
+      <w:r>
+        <w:fldChar w:fldCharType="end"/>
+      </w:r>
+    </w:p>
+    <w:p>
+      <w:r>
+        <w:br w:type="page"/>
+      </w:r>
+    </w:p>
+    <w:p>
+      <w:pPr>
+        <w:pStyle w:val="2"/>
+        <w:bidi w:val="0"/>
+        <w:jc w:val="center"/>
+        <w:rPr>
+          <w:rFonts w:hint="default" w:ascii="Times New Roman" w:hAnsi="Times New Roman" w:cs="Times New Roman"/>
           <w:lang w:val="en-US"/>
         </w:rPr>
-        <w:instrText xml:space="preserve"> HYPERLINK \l _Toc25489 </w:instrText>
-      </w:r>
-      <w:r>
-        <w:rPr>
-          <w:rFonts w:hint="default"/>
+      </w:pPr>
+      <w:bookmarkStart w:id="20" w:name="_Toc6271"/>
+      <w:r>
+        <w:rPr>
+          <w:rFonts w:hint="default" w:ascii="Times New Roman" w:hAnsi="Times New Roman" w:cs="Times New Roman"/>
           <w:lang w:val="en-US"/>
         </w:rPr>
-        <w:fldChar w:fldCharType="separate"/>
-      </w:r>
-      <w:r>
-        <w:rPr>
-          <w:i/>
-          <w:iCs/>
-          <w:szCs w:val="26"/>
-        </w:rPr>
-        <w:t xml:space="preserve">Table </w:t>
-      </w:r>
-      <w:r>
-        <w:rPr>
-          <w:rFonts w:hint="default"/>
-          <w:i/>
-          <w:iCs/>
-          <w:szCs w:val="26"/>
-          <w:lang w:val="en-US"/>
-        </w:rPr>
-        <w:t>4.</w:t>
-      </w:r>
-      <w:r>
-        <w:t xml:space="preserve">2 </w:t>
-      </w:r>
-      <w:r>
-        <w:rPr>
-          <w:rFonts w:hint="default"/>
-          <w:i/>
-          <w:iCs/>
-          <w:szCs w:val="26"/>
-          <w:lang w:val="en-US"/>
-        </w:rPr>
-        <w:t xml:space="preserve"> Detailed Content Breakdown (Case Study: Tien Giang Province)</w:t>
-      </w:r>
-      <w:r>
-        <w:tab/>
-      </w:r>
-      <w:r>
-        <w:fldChar w:fldCharType="begin"/>
-      </w:r>
-      <w:r>
-        <w:instrText xml:space="preserve"> PAGEREF _Toc25489 \h </w:instrText>
-      </w:r>
-      <w:r>
-        <w:fldChar w:fldCharType="separate"/>
-      </w:r>
-      <w:r>
-        <w:t>36</w:t>
-      </w:r>
-      <w:r>
-        <w:fldChar w:fldCharType="end"/>
-      </w:r>
-      <w:r>
-        <w:rPr>
-          <w:rFonts w:hint="default"/>
-          <w:lang w:val="en-US"/>
-        </w:rPr>
-        <w:fldChar w:fldCharType="end"/>
-      </w:r>
+        <w:t>LIST OF TABLE</w:t>
+      </w:r>
+      <w:bookmarkEnd w:id="20"/>
     </w:p>
     <w:p>
       <w:pPr>
@@ -7504,7 +7451,7 @@
           <w:rFonts w:hint="default"/>
           <w:lang w:val="en-US"/>
         </w:rPr>
-        <w:instrText xml:space="preserve"> HYPERLINK \l _Toc23886 </w:instrText>
+        <w:instrText xml:space="preserve">TOC \h \c "Table"</w:instrText>
       </w:r>
       <w:r>
         <w:rPr>
@@ -7515,7 +7462,27 @@
       </w:r>
       <w:r>
         <w:rPr>
-          <w:rFonts w:hint="default" w:ascii="Times New Roman" w:hAnsi="Times New Roman" w:cs="Times New Roman"/>
+          <w:rFonts w:hint="default"/>
+          <w:lang w:val="en-US"/>
+        </w:rPr>
+        <w:fldChar w:fldCharType="begin"/>
+      </w:r>
+      <w:r>
+        <w:rPr>
+          <w:rFonts w:hint="default"/>
+          <w:lang w:val="en-US"/>
+        </w:rPr>
+        <w:instrText xml:space="preserve"> HYPERLINK \l _Toc24539 </w:instrText>
+      </w:r>
+      <w:r>
+        <w:rPr>
+          <w:rFonts w:hint="default"/>
+          <w:lang w:val="en-US"/>
+        </w:rPr>
+        <w:fldChar w:fldCharType="separate"/>
+      </w:r>
+      <w:r>
+        <w:rPr>
           <w:i/>
           <w:iCs/>
           <w:szCs w:val="26"/>
@@ -7524,35 +7491,26 @@
       </w:r>
       <w:r>
         <w:rPr>
-          <w:rFonts w:hint="default" w:ascii="Times New Roman" w:hAnsi="Times New Roman" w:cs="Times New Roman"/>
+          <w:rFonts w:hint="default"/>
           <w:i/>
           <w:iCs/>
           <w:szCs w:val="26"/>
           <w:lang w:val="en-US"/>
         </w:rPr>
-        <w:t>6.</w:t>
+        <w:t>4.</w:t>
       </w:r>
       <w:r>
         <w:t xml:space="preserve">1 </w:t>
       </w:r>
       <w:r>
         <w:rPr>
-          <w:rFonts w:hint="default" w:ascii="Times New Roman" w:hAnsi="Times New Roman" w:cs="Times New Roman"/>
+          <w:rFonts w:hint="default"/>
           <w:i/>
           <w:iCs/>
           <w:szCs w:val="26"/>
           <w:lang w:val="en-US"/>
         </w:rPr>
-        <w:t xml:space="preserve"> </w:t>
-      </w:r>
-      <w:r>
-        <w:rPr>
-          <w:rFonts w:hint="default" w:ascii="Times New Roman" w:hAnsi="Times New Roman" w:eastAsia="SimSun" w:cs="Times New Roman"/>
-          <w:i/>
-          <w:iCs/>
-          <w:szCs w:val="26"/>
-        </w:rPr>
-        <w:t>Comprehensive Attribute Description of the Bus Dataset</w:t>
+        <w:t xml:space="preserve"> General Structure of the Book</w:t>
       </w:r>
       <w:r>
         <w:tab/>
@@ -7561,13 +7519,13 @@
         <w:fldChar w:fldCharType="begin"/>
       </w:r>
       <w:r>
-        <w:instrText xml:space="preserve"> PAGEREF _Toc23886 \h </w:instrText>
+        <w:instrText xml:space="preserve"> PAGEREF _Toc24539 \h </w:instrText>
       </w:r>
       <w:r>
         <w:fldChar w:fldCharType="separate"/>
       </w:r>
       <w:r>
-        <w:t>59</w:t>
+        <w:t>36</w:t>
       </w:r>
       <w:r>
         <w:fldChar w:fldCharType="end"/>
@@ -7600,7 +7558,7 @@
           <w:rFonts w:hint="default"/>
           <w:lang w:val="en-US"/>
         </w:rPr>
-        <w:instrText xml:space="preserve"> HYPERLINK \l _Toc2367 </w:instrText>
+        <w:instrText xml:space="preserve"> HYPERLINK \l _Toc458 </w:instrText>
       </w:r>
       <w:r>
         <w:rPr>
@@ -7625,10 +7583,107 @@
           <w:szCs w:val="26"/>
           <w:lang w:val="en-US"/>
         </w:rPr>
-        <w:t>6.10.</w:t>
-      </w:r>
-      <w:r>
-        <w:t xml:space="preserve">5 </w:t>
+        <w:t>4.</w:t>
+      </w:r>
+      <w:r>
+        <w:t xml:space="preserve">2 </w:t>
+      </w:r>
+      <w:r>
+        <w:rPr>
+          <w:rFonts w:hint="default"/>
+          <w:i/>
+          <w:iCs/>
+          <w:szCs w:val="26"/>
+          <w:lang w:val="en-US"/>
+        </w:rPr>
+        <w:t xml:space="preserve"> Detailed Content Breakdown (Case Study: Tien Giang Province)</w:t>
+      </w:r>
+      <w:r>
+        <w:tab/>
+      </w:r>
+      <w:r>
+        <w:fldChar w:fldCharType="begin"/>
+      </w:r>
+      <w:r>
+        <w:instrText xml:space="preserve"> PAGEREF _Toc458 \h </w:instrText>
+      </w:r>
+      <w:r>
+        <w:fldChar w:fldCharType="separate"/>
+      </w:r>
+      <w:r>
+        <w:t>36</w:t>
+      </w:r>
+      <w:r>
+        <w:fldChar w:fldCharType="end"/>
+      </w:r>
+      <w:r>
+        <w:rPr>
+          <w:rFonts w:hint="default"/>
+          <w:lang w:val="en-US"/>
+        </w:rPr>
+        <w:fldChar w:fldCharType="end"/>
+      </w:r>
+    </w:p>
+    <w:p>
+      <w:pPr>
+        <w:pStyle w:val="19"/>
+        <w:tabs>
+          <w:tab w:val="right" w:leader="dot" w:pos="9302"/>
+          <w:tab w:val="clear" w:pos="6379"/>
+        </w:tabs>
+      </w:pPr>
+      <w:r>
+        <w:rPr>
+          <w:rFonts w:hint="default"/>
+          <w:lang w:val="en-US"/>
+        </w:rPr>
+        <w:fldChar w:fldCharType="begin"/>
+      </w:r>
+      <w:r>
+        <w:rPr>
+          <w:rFonts w:hint="default"/>
+          <w:lang w:val="en-US"/>
+        </w:rPr>
+        <w:instrText xml:space="preserve"> HYPERLINK \l _Toc30300 </w:instrText>
+      </w:r>
+      <w:r>
+        <w:rPr>
+          <w:rFonts w:hint="default"/>
+          <w:lang w:val="en-US"/>
+        </w:rPr>
+        <w:fldChar w:fldCharType="separate"/>
+      </w:r>
+      <w:r>
+        <w:rPr>
+          <w:rFonts w:hint="default" w:ascii="Times New Roman" w:hAnsi="Times New Roman" w:cs="Times New Roman"/>
+          <w:i/>
+          <w:iCs/>
+          <w:szCs w:val="26"/>
+        </w:rPr>
+        <w:t xml:space="preserve">Table </w:t>
+      </w:r>
+      <w:r>
+        <w:rPr>
+          <w:rFonts w:hint="default" w:ascii="Times New Roman" w:hAnsi="Times New Roman" w:cs="Times New Roman"/>
+          <w:i/>
+          <w:iCs/>
+          <w:szCs w:val="26"/>
+          <w:lang w:val="en-US"/>
+        </w:rPr>
+        <w:t>6.</w:t>
+      </w:r>
+      <w:r>
+        <w:t xml:space="preserve">1 </w:t>
+      </w:r>
+      <w:r>
+        <w:rPr>
+          <w:rFonts w:hint="default" w:ascii="Times New Roman" w:hAnsi="Times New Roman" w:cs="Times New Roman"/>
+          <w:i/>
+          <w:iCs/>
+          <w:szCs w:val="26"/>
+          <w:lang w:val="en-US"/>
+        </w:rPr>
+        <w:t xml:space="preserve"> </w:t>
       </w:r>
       <w:r>
         <w:rPr>
@@ -7637,7 +7692,7 @@
           <w:iCs/>
           <w:szCs w:val="26"/>
         </w:rPr>
-        <w:t>Stability Test Summary Statistics</w:t>
+        <w:t>Comprehensive Attribute Description of the Bus Dataset</w:t>
       </w:r>
       <w:r>
         <w:tab/>
@@ -7646,13 +7701,13 @@
         <w:fldChar w:fldCharType="begin"/>
       </w:r>
       <w:r>
-        <w:instrText xml:space="preserve"> PAGEREF _Toc2367 \h </w:instrText>
+        <w:instrText xml:space="preserve"> PAGEREF _Toc30300 \h </w:instrText>
       </w:r>
       <w:r>
         <w:fldChar w:fldCharType="separate"/>
       </w:r>
       <w:r>
-        <w:t>82</w:t>
+        <w:t>59</w:t>
       </w:r>
       <w:r>
         <w:fldChar w:fldCharType="end"/>
@@ -7667,19 +7722,878 @@
     </w:p>
     <w:p>
       <w:pPr>
-        <w:jc w:val="both"/>
+        <w:pStyle w:val="19"/>
+        <w:tabs>
+          <w:tab w:val="right" w:leader="dot" w:pos="9302"/>
+          <w:tab w:val="clear" w:pos="6379"/>
+        </w:tabs>
+      </w:pPr>
+      <w:r>
         <w:rPr>
           <w:rFonts w:hint="default"/>
           <w:lang w:val="en-US"/>
         </w:rPr>
-      </w:pPr>
+        <w:fldChar w:fldCharType="begin"/>
+      </w:r>
       <w:r>
         <w:rPr>
           <w:rFonts w:hint="default"/>
           <w:lang w:val="en-US"/>
         </w:rPr>
+        <w:instrText xml:space="preserve"> HYPERLINK \l _Toc3176 </w:instrText>
+      </w:r>
+      <w:r>
+        <w:rPr>
+          <w:rFonts w:hint="default"/>
+          <w:lang w:val="en-US"/>
+        </w:rPr>
+        <w:fldChar w:fldCharType="separate"/>
+      </w:r>
+      <w:r>
+        <w:rPr>
+          <w:i/>
+          <w:iCs/>
+          <w:szCs w:val="26"/>
+        </w:rPr>
+        <w:t xml:space="preserve">Table </w:t>
+      </w:r>
+      <w:r>
+        <w:rPr>
+          <w:rFonts w:hint="default"/>
+          <w:i/>
+          <w:iCs/>
+          <w:szCs w:val="26"/>
+          <w:lang w:val="en-US"/>
+        </w:rPr>
+        <w:t>6.2</w:t>
+      </w:r>
+      <w:r>
+        <w:rPr>
+          <w:color w:val="FFFFFF" w:themeColor="background1"/>
+          <w14:textFill>
+            <w14:solidFill>
+              <w14:schemeClr w14:val="bg1"/>
+            </w14:solidFill>
+          </w14:textFill>
+        </w:rPr>
+        <w:t>4</w:t>
+      </w:r>
+      <w:r>
+        <w:t xml:space="preserve"> </w:t>
+      </w:r>
+      <w:r>
+        <w:rPr>
+          <w:rFonts w:hint="default" w:ascii="Times New Roman" w:hAnsi="Times New Roman" w:eastAsia="SimSun" w:cs="Times New Roman"/>
+          <w:i/>
+          <w:iCs/>
+          <w:szCs w:val="26"/>
+        </w:rPr>
+        <w:t>Sample Data Instance (Route 01 &amp; Stop 33)</w:t>
+      </w:r>
+      <w:r>
+        <w:tab/>
+      </w:r>
+      <w:r>
+        <w:fldChar w:fldCharType="begin"/>
+      </w:r>
+      <w:r>
+        <w:instrText xml:space="preserve"> PAGEREF _Toc3176 \h </w:instrText>
+      </w:r>
+      <w:r>
+        <w:fldChar w:fldCharType="separate"/>
+      </w:r>
+      <w:r>
+        <w:t>61</w:t>
+      </w:r>
+      <w:r>
         <w:fldChar w:fldCharType="end"/>
       </w:r>
+      <w:r>
+        <w:rPr>
+          <w:rFonts w:hint="default"/>
+          <w:lang w:val="en-US"/>
+        </w:rPr>
+        <w:fldChar w:fldCharType="end"/>
+      </w:r>
+    </w:p>
+    <w:p>
+      <w:pPr>
+        <w:pStyle w:val="19"/>
+        <w:tabs>
+          <w:tab w:val="right" w:leader="dot" w:pos="9302"/>
+          <w:tab w:val="clear" w:pos="6379"/>
+        </w:tabs>
+      </w:pPr>
+      <w:r>
+        <w:rPr>
+          <w:rFonts w:hint="default"/>
+          <w:lang w:val="en-US"/>
+        </w:rPr>
+        <w:fldChar w:fldCharType="begin"/>
+      </w:r>
+      <w:r>
+        <w:rPr>
+          <w:rFonts w:hint="default"/>
+          <w:lang w:val="en-US"/>
+        </w:rPr>
+        <w:instrText xml:space="preserve"> HYPERLINK \l _Toc3170 </w:instrText>
+      </w:r>
+      <w:r>
+        <w:rPr>
+          <w:rFonts w:hint="default"/>
+          <w:lang w:val="en-US"/>
+        </w:rPr>
+        <w:fldChar w:fldCharType="separate"/>
+      </w:r>
+      <w:r>
+        <w:rPr>
+          <w:i/>
+          <w:iCs/>
+          <w:szCs w:val="26"/>
+        </w:rPr>
+        <w:t xml:space="preserve">Table </w:t>
+      </w:r>
+      <w:r>
+        <w:rPr>
+          <w:rFonts w:hint="default"/>
+          <w:i/>
+          <w:iCs/>
+          <w:szCs w:val="26"/>
+          <w:lang w:val="en-US"/>
+        </w:rPr>
+        <w:t>6.3</w:t>
+      </w:r>
+      <w:r>
+        <w:rPr>
+          <w:color w:val="FFFFFF" w:themeColor="background1"/>
+          <w14:textFill>
+            <w14:solidFill>
+              <w14:schemeClr w14:val="bg1"/>
+            </w14:solidFill>
+          </w14:textFill>
+        </w:rPr>
+        <w:t>5</w:t>
+      </w:r>
+      <w:r>
+        <w:t xml:space="preserve"> </w:t>
+      </w:r>
+      <w:r>
+        <w:rPr>
+          <w:rFonts w:hint="default"/>
+          <w:i/>
+          <w:iCs/>
+          <w:szCs w:val="26"/>
+        </w:rPr>
+        <w:t>Data Structure Specification</w:t>
+      </w:r>
+      <w:r>
+        <w:tab/>
+      </w:r>
+      <w:r>
+        <w:fldChar w:fldCharType="begin"/>
+      </w:r>
+      <w:r>
+        <w:instrText xml:space="preserve"> PAGEREF _Toc3170 \h </w:instrText>
+      </w:r>
+      <w:r>
+        <w:fldChar w:fldCharType="separate"/>
+      </w:r>
+      <w:r>
+        <w:t>66</w:t>
+      </w:r>
+      <w:r>
+        <w:fldChar w:fldCharType="end"/>
+      </w:r>
+      <w:r>
+        <w:rPr>
+          <w:rFonts w:hint="default"/>
+          <w:lang w:val="en-US"/>
+        </w:rPr>
+        <w:fldChar w:fldCharType="end"/>
+      </w:r>
+    </w:p>
+    <w:p>
+      <w:pPr>
+        <w:pStyle w:val="19"/>
+        <w:tabs>
+          <w:tab w:val="right" w:leader="dot" w:pos="9302"/>
+          <w:tab w:val="clear" w:pos="6379"/>
+        </w:tabs>
+      </w:pPr>
+      <w:r>
+        <w:rPr>
+          <w:rFonts w:hint="default"/>
+          <w:lang w:val="en-US"/>
+        </w:rPr>
+        <w:fldChar w:fldCharType="begin"/>
+      </w:r>
+      <w:r>
+        <w:rPr>
+          <w:rFonts w:hint="default"/>
+          <w:lang w:val="en-US"/>
+        </w:rPr>
+        <w:instrText xml:space="preserve"> HYPERLINK \l _Toc6211 </w:instrText>
+      </w:r>
+      <w:r>
+        <w:rPr>
+          <w:rFonts w:hint="default"/>
+          <w:lang w:val="en-US"/>
+        </w:rPr>
+        <w:fldChar w:fldCharType="separate"/>
+      </w:r>
+      <w:r>
+        <w:rPr>
+          <w:i/>
+          <w:iCs/>
+          <w:szCs w:val="26"/>
+        </w:rPr>
+        <w:t xml:space="preserve">Table </w:t>
+      </w:r>
+      <w:r>
+        <w:rPr>
+          <w:rFonts w:hint="default"/>
+          <w:i/>
+          <w:iCs/>
+          <w:szCs w:val="26"/>
+          <w:lang w:val="en-US"/>
+        </w:rPr>
+        <w:t>6.4</w:t>
+      </w:r>
+      <w:r>
+        <w:rPr>
+          <w:color w:val="FFFFFF" w:themeColor="background1"/>
+          <w14:textFill>
+            <w14:solidFill>
+              <w14:schemeClr w14:val="bg1"/>
+            </w14:solidFill>
+          </w14:textFill>
+        </w:rPr>
+        <w:t>6</w:t>
+      </w:r>
+      <w:r>
+        <w:t xml:space="preserve"> </w:t>
+      </w:r>
+      <w:r>
+        <w:rPr>
+          <w:i/>
+          <w:iCs/>
+          <w:szCs w:val="26"/>
+        </w:rPr>
+        <w:t>Sample Data Instance (Entity: Lễ Tết nhảy)</w:t>
+      </w:r>
+      <w:r>
+        <w:tab/>
+      </w:r>
+      <w:r>
+        <w:fldChar w:fldCharType="begin"/>
+      </w:r>
+      <w:r>
+        <w:instrText xml:space="preserve"> PAGEREF _Toc6211 \h </w:instrText>
+      </w:r>
+      <w:r>
+        <w:fldChar w:fldCharType="separate"/>
+      </w:r>
+      <w:r>
+        <w:t>67</w:t>
+      </w:r>
+      <w:r>
+        <w:fldChar w:fldCharType="end"/>
+      </w:r>
+      <w:r>
+        <w:rPr>
+          <w:rFonts w:hint="default"/>
+          <w:lang w:val="en-US"/>
+        </w:rPr>
+        <w:fldChar w:fldCharType="end"/>
+      </w:r>
+    </w:p>
+    <w:p>
+      <w:pPr>
+        <w:pStyle w:val="19"/>
+        <w:tabs>
+          <w:tab w:val="right" w:leader="dot" w:pos="9302"/>
+          <w:tab w:val="clear" w:pos="6379"/>
+        </w:tabs>
+      </w:pPr>
+      <w:r>
+        <w:rPr>
+          <w:rFonts w:hint="default"/>
+          <w:lang w:val="en-US"/>
+        </w:rPr>
+        <w:fldChar w:fldCharType="begin"/>
+      </w:r>
+      <w:r>
+        <w:rPr>
+          <w:rFonts w:hint="default"/>
+          <w:lang w:val="en-US"/>
+        </w:rPr>
+        <w:instrText xml:space="preserve"> HYPERLINK \l _Toc5616 </w:instrText>
+      </w:r>
+      <w:r>
+        <w:rPr>
+          <w:rFonts w:hint="default"/>
+          <w:lang w:val="en-US"/>
+        </w:rPr>
+        <w:fldChar w:fldCharType="separate"/>
+      </w:r>
+      <w:r>
+        <w:rPr>
+          <w:i/>
+          <w:iCs/>
+          <w:szCs w:val="26"/>
+        </w:rPr>
+        <w:t xml:space="preserve">Table </w:t>
+      </w:r>
+      <w:r>
+        <w:rPr>
+          <w:rFonts w:hint="default"/>
+          <w:i/>
+          <w:iCs/>
+          <w:szCs w:val="26"/>
+          <w:lang w:val="en-US"/>
+        </w:rPr>
+        <w:t>6.5</w:t>
+      </w:r>
+      <w:r>
+        <w:rPr>
+          <w:color w:val="FFFFFF" w:themeColor="background1"/>
+          <w14:textFill>
+            <w14:solidFill>
+              <w14:schemeClr w14:val="bg1"/>
+            </w14:solidFill>
+          </w14:textFill>
+        </w:rPr>
+        <w:t>7</w:t>
+      </w:r>
+      <w:r>
+        <w:t xml:space="preserve"> </w:t>
+      </w:r>
+      <w:r>
+        <w:rPr>
+          <w:i/>
+          <w:iCs/>
+          <w:szCs w:val="26"/>
+        </w:rPr>
+        <w:t>Graph Schema Specification for Public Transport</w:t>
+      </w:r>
+      <w:r>
+        <w:tab/>
+      </w:r>
+      <w:r>
+        <w:fldChar w:fldCharType="begin"/>
+      </w:r>
+      <w:r>
+        <w:instrText xml:space="preserve"> PAGEREF _Toc5616 \h </w:instrText>
+      </w:r>
+      <w:r>
+        <w:fldChar w:fldCharType="separate"/>
+      </w:r>
+      <w:r>
+        <w:t>69</w:t>
+      </w:r>
+      <w:r>
+        <w:fldChar w:fldCharType="end"/>
+      </w:r>
+      <w:r>
+        <w:rPr>
+          <w:rFonts w:hint="default"/>
+          <w:lang w:val="en-US"/>
+        </w:rPr>
+        <w:fldChar w:fldCharType="end"/>
+      </w:r>
+    </w:p>
+    <w:p>
+      <w:pPr>
+        <w:pStyle w:val="19"/>
+        <w:tabs>
+          <w:tab w:val="right" w:leader="dot" w:pos="9302"/>
+          <w:tab w:val="clear" w:pos="6379"/>
+        </w:tabs>
+      </w:pPr>
+      <w:r>
+        <w:rPr>
+          <w:rFonts w:hint="default"/>
+          <w:lang w:val="en-US"/>
+        </w:rPr>
+        <w:fldChar w:fldCharType="begin"/>
+      </w:r>
+      <w:r>
+        <w:rPr>
+          <w:rFonts w:hint="default"/>
+          <w:lang w:val="en-US"/>
+        </w:rPr>
+        <w:instrText xml:space="preserve"> HYPERLINK \l _Toc22608 </w:instrText>
+      </w:r>
+      <w:r>
+        <w:rPr>
+          <w:rFonts w:hint="default"/>
+          <w:lang w:val="en-US"/>
+        </w:rPr>
+        <w:fldChar w:fldCharType="separate"/>
+      </w:r>
+      <w:r>
+        <w:rPr>
+          <w:i/>
+          <w:iCs/>
+          <w:szCs w:val="26"/>
+        </w:rPr>
+        <w:t xml:space="preserve">Table </w:t>
+      </w:r>
+      <w:r>
+        <w:rPr>
+          <w:rFonts w:hint="default"/>
+          <w:i/>
+          <w:iCs/>
+          <w:szCs w:val="26"/>
+          <w:lang w:val="en-US"/>
+        </w:rPr>
+        <w:t>6.6</w:t>
+      </w:r>
+      <w:r>
+        <w:rPr>
+          <w:color w:val="FFFFFF" w:themeColor="background1"/>
+          <w14:textFill>
+            <w14:solidFill>
+              <w14:schemeClr w14:val="bg1"/>
+            </w14:solidFill>
+          </w14:textFill>
+        </w:rPr>
+        <w:t>8</w:t>
+      </w:r>
+      <w:r>
+        <w:t xml:space="preserve"> </w:t>
+      </w:r>
+      <w:r>
+        <w:rPr>
+          <w:bCs w:val="0"/>
+          <w:i/>
+          <w:iCs/>
+          <w:szCs w:val="26"/>
+        </w:rPr>
+        <w:t>Sample Data</w:t>
+      </w:r>
+      <w:r>
+        <w:rPr>
+          <w:rFonts w:hint="default"/>
+          <w:bCs w:val="0"/>
+          <w:i/>
+          <w:iCs/>
+          <w:szCs w:val="26"/>
+          <w:lang w:val="en-US"/>
+        </w:rPr>
+        <w:t xml:space="preserve"> in Neo4j (Entity: “Rừng nguyên sinh Khe Rỗ”)</w:t>
+      </w:r>
+      <w:r>
+        <w:tab/>
+      </w:r>
+      <w:r>
+        <w:fldChar w:fldCharType="begin"/>
+      </w:r>
+      <w:r>
+        <w:instrText xml:space="preserve"> PAGEREF _Toc22608 \h </w:instrText>
+      </w:r>
+      <w:r>
+        <w:fldChar w:fldCharType="separate"/>
+      </w:r>
+      <w:r>
+        <w:t>73</w:t>
+      </w:r>
+      <w:r>
+        <w:fldChar w:fldCharType="end"/>
+      </w:r>
+      <w:r>
+        <w:rPr>
+          <w:rFonts w:hint="default"/>
+          <w:lang w:val="en-US"/>
+        </w:rPr>
+        <w:fldChar w:fldCharType="end"/>
+      </w:r>
+    </w:p>
+    <w:p>
+      <w:pPr>
+        <w:pStyle w:val="19"/>
+        <w:tabs>
+          <w:tab w:val="right" w:leader="dot" w:pos="9302"/>
+          <w:tab w:val="clear" w:pos="6379"/>
+        </w:tabs>
+      </w:pPr>
+      <w:r>
+        <w:rPr>
+          <w:rFonts w:hint="default"/>
+          <w:lang w:val="en-US"/>
+        </w:rPr>
+        <w:fldChar w:fldCharType="begin"/>
+      </w:r>
+      <w:r>
+        <w:rPr>
+          <w:rFonts w:hint="default"/>
+          <w:lang w:val="en-US"/>
+        </w:rPr>
+        <w:instrText xml:space="preserve"> HYPERLINK \l _Toc25027 </w:instrText>
+      </w:r>
+      <w:r>
+        <w:rPr>
+          <w:rFonts w:hint="default"/>
+          <w:lang w:val="en-US"/>
+        </w:rPr>
+        <w:fldChar w:fldCharType="separate"/>
+      </w:r>
+      <w:r>
+        <w:rPr>
+          <w:szCs w:val="26"/>
+        </w:rPr>
+        <w:t xml:space="preserve">Table </w:t>
+      </w:r>
+      <w:r>
+        <w:rPr>
+          <w:rFonts w:hint="default"/>
+          <w:szCs w:val="26"/>
+          <w:lang w:val="en-US"/>
+        </w:rPr>
+        <w:t>6.7</w:t>
+      </w:r>
+      <w:r>
+        <w:rPr>
+          <w:color w:val="FFFFFF" w:themeColor="background1"/>
+          <w14:textFill>
+            <w14:solidFill>
+              <w14:schemeClr w14:val="bg1"/>
+            </w14:solidFill>
+          </w14:textFill>
+        </w:rPr>
+        <w:t>9</w:t>
+      </w:r>
+      <w:r>
+        <w:rPr>
+          <w:rFonts w:hint="default"/>
+          <w:i/>
+          <w:iCs/>
+          <w:szCs w:val="26"/>
+          <w:lang w:val="en-US"/>
+        </w:rPr>
+        <w:t>Hardware and Software Environment</w:t>
+      </w:r>
+      <w:r>
+        <w:tab/>
+      </w:r>
+      <w:r>
+        <w:fldChar w:fldCharType="begin"/>
+      </w:r>
+      <w:r>
+        <w:instrText xml:space="preserve"> PAGEREF _Toc25027 \h </w:instrText>
+      </w:r>
+      <w:r>
+        <w:fldChar w:fldCharType="separate"/>
+      </w:r>
+      <w:r>
+        <w:t>75</w:t>
+      </w:r>
+      <w:r>
+        <w:fldChar w:fldCharType="end"/>
+      </w:r>
+      <w:r>
+        <w:rPr>
+          <w:rFonts w:hint="default"/>
+          <w:lang w:val="en-US"/>
+        </w:rPr>
+        <w:fldChar w:fldCharType="end"/>
+      </w:r>
+    </w:p>
+    <w:p>
+      <w:pPr>
+        <w:pStyle w:val="19"/>
+        <w:tabs>
+          <w:tab w:val="right" w:leader="dot" w:pos="9302"/>
+          <w:tab w:val="clear" w:pos="6379"/>
+        </w:tabs>
+      </w:pPr>
+      <w:r>
+        <w:rPr>
+          <w:rFonts w:hint="default"/>
+          <w:lang w:val="en-US"/>
+        </w:rPr>
+        <w:fldChar w:fldCharType="begin"/>
+      </w:r>
+      <w:r>
+        <w:rPr>
+          <w:rFonts w:hint="default"/>
+          <w:lang w:val="en-US"/>
+        </w:rPr>
+        <w:instrText xml:space="preserve"> HYPERLINK \l _Toc16920 </w:instrText>
+      </w:r>
+      <w:r>
+        <w:rPr>
+          <w:rFonts w:hint="default"/>
+          <w:lang w:val="en-US"/>
+        </w:rPr>
+        <w:fldChar w:fldCharType="separate"/>
+      </w:r>
+      <w:r>
+        <w:rPr>
+          <w:i/>
+          <w:iCs/>
+          <w:szCs w:val="26"/>
+        </w:rPr>
+        <w:t xml:space="preserve">Table </w:t>
+      </w:r>
+      <w:r>
+        <w:rPr>
+          <w:rFonts w:hint="default"/>
+          <w:i/>
+          <w:iCs/>
+          <w:szCs w:val="26"/>
+          <w:lang w:val="en-US"/>
+        </w:rPr>
+        <w:t>6.8</w:t>
+      </w:r>
+      <w:r>
+        <w:rPr>
+          <w:color w:val="FFFFFF" w:themeColor="background1"/>
+          <w14:textFill>
+            <w14:solidFill>
+              <w14:schemeClr w14:val="bg1"/>
+            </w14:solidFill>
+          </w14:textFill>
+        </w:rPr>
+        <w:t>10</w:t>
+      </w:r>
+      <w:r>
+        <w:rPr>
+          <w:i/>
+          <w:iCs/>
+          <w:szCs w:val="26"/>
+        </w:rPr>
+        <w:t>Phase 1 (Baseline) Test Results</w:t>
+      </w:r>
+      <w:r>
+        <w:tab/>
+      </w:r>
+      <w:r>
+        <w:fldChar w:fldCharType="begin"/>
+      </w:r>
+      <w:r>
+        <w:instrText xml:space="preserve"> PAGEREF _Toc16920 \h </w:instrText>
+      </w:r>
+      <w:r>
+        <w:fldChar w:fldCharType="separate"/>
+      </w:r>
+      <w:r>
+        <w:t>77</w:t>
+      </w:r>
+      <w:r>
+        <w:fldChar w:fldCharType="end"/>
+      </w:r>
+      <w:r>
+        <w:rPr>
+          <w:rFonts w:hint="default"/>
+          <w:lang w:val="en-US"/>
+        </w:rPr>
+        <w:fldChar w:fldCharType="end"/>
+      </w:r>
+    </w:p>
+    <w:p>
+      <w:pPr>
+        <w:pStyle w:val="19"/>
+        <w:tabs>
+          <w:tab w:val="right" w:leader="dot" w:pos="9302"/>
+          <w:tab w:val="clear" w:pos="6379"/>
+        </w:tabs>
+      </w:pPr>
+      <w:r>
+        <w:rPr>
+          <w:rFonts w:hint="default"/>
+          <w:lang w:val="en-US"/>
+        </w:rPr>
+        <w:fldChar w:fldCharType="begin"/>
+      </w:r>
+      <w:r>
+        <w:rPr>
+          <w:rFonts w:hint="default"/>
+          <w:lang w:val="en-US"/>
+        </w:rPr>
+        <w:instrText xml:space="preserve"> HYPERLINK \l _Toc29970 </w:instrText>
+      </w:r>
+      <w:r>
+        <w:rPr>
+          <w:rFonts w:hint="default"/>
+          <w:lang w:val="en-US"/>
+        </w:rPr>
+        <w:fldChar w:fldCharType="separate"/>
+      </w:r>
+      <w:r>
+        <w:rPr>
+          <w:i/>
+          <w:iCs/>
+          <w:szCs w:val="26"/>
+        </w:rPr>
+        <w:t xml:space="preserve">Table </w:t>
+      </w:r>
+      <w:r>
+        <w:rPr>
+          <w:rFonts w:hint="default"/>
+          <w:i/>
+          <w:iCs/>
+          <w:szCs w:val="26"/>
+          <w:lang w:val="en-US"/>
+        </w:rPr>
+        <w:t>6.9</w:t>
+      </w:r>
+      <w:r>
+        <w:rPr>
+          <w:color w:val="FFFFFF" w:themeColor="background1"/>
+          <w14:textFill>
+            <w14:solidFill>
+              <w14:schemeClr w14:val="bg1"/>
+            </w14:solidFill>
+          </w14:textFill>
+        </w:rPr>
+        <w:t>11</w:t>
+      </w:r>
+      <w:r>
+        <w:rPr>
+          <w:rFonts w:hint="default"/>
+          <w:i/>
+          <w:iCs/>
+          <w:szCs w:val="26"/>
+        </w:rPr>
+        <w:t>Phase 2 (Optimized) Test Results</w:t>
+      </w:r>
+      <w:r>
+        <w:tab/>
+      </w:r>
+      <w:r>
+        <w:fldChar w:fldCharType="begin"/>
+      </w:r>
+      <w:r>
+        <w:instrText xml:space="preserve"> PAGEREF _Toc29970 \h </w:instrText>
+      </w:r>
+      <w:r>
+        <w:fldChar w:fldCharType="separate"/>
+      </w:r>
+      <w:r>
+        <w:t>79</w:t>
+      </w:r>
+      <w:r>
+        <w:fldChar w:fldCharType="end"/>
+      </w:r>
+      <w:r>
+        <w:rPr>
+          <w:rFonts w:hint="default"/>
+          <w:lang w:val="en-US"/>
+        </w:rPr>
+        <w:fldChar w:fldCharType="end"/>
+      </w:r>
+    </w:p>
+    <w:p>
+      <w:pPr>
+        <w:pStyle w:val="19"/>
+        <w:tabs>
+          <w:tab w:val="right" w:leader="dot" w:pos="9302"/>
+          <w:tab w:val="clear" w:pos="6379"/>
+        </w:tabs>
+      </w:pPr>
+      <w:r>
+        <w:rPr>
+          <w:rFonts w:hint="default"/>
+          <w:lang w:val="en-US"/>
+        </w:rPr>
+        <w:fldChar w:fldCharType="begin"/>
+      </w:r>
+      <w:r>
+        <w:rPr>
+          <w:rFonts w:hint="default"/>
+          <w:lang w:val="en-US"/>
+        </w:rPr>
+        <w:instrText xml:space="preserve"> HYPERLINK \l _Toc20012 </w:instrText>
+      </w:r>
+      <w:r>
+        <w:rPr>
+          <w:rFonts w:hint="default"/>
+          <w:lang w:val="en-US"/>
+        </w:rPr>
+        <w:fldChar w:fldCharType="separate"/>
+      </w:r>
+      <w:r>
+        <w:rPr>
+          <w:i/>
+          <w:iCs/>
+          <w:szCs w:val="26"/>
+        </w:rPr>
+        <w:t xml:space="preserve">Table </w:t>
+      </w:r>
+      <w:r>
+        <w:rPr>
+          <w:rFonts w:hint="default"/>
+          <w:i/>
+          <w:iCs/>
+          <w:szCs w:val="26"/>
+          <w:lang w:val="en-US"/>
+        </w:rPr>
+        <w:t>6.10</w:t>
+      </w:r>
+      <w:r>
+        <w:rPr>
+          <w:color w:val="FFFFFF" w:themeColor="background1"/>
+          <w14:textFill>
+            <w14:solidFill>
+              <w14:schemeClr w14:val="bg1"/>
+            </w14:solidFill>
+          </w14:textFill>
+        </w:rPr>
+        <w:t>12</w:t>
+      </w:r>
+      <w:r>
+        <w:rPr>
+          <w:rFonts w:hint="default" w:ascii="Times New Roman" w:hAnsi="Times New Roman" w:eastAsia="SimSun" w:cs="Times New Roman"/>
+          <w:i/>
+          <w:iCs/>
+          <w:szCs w:val="26"/>
+        </w:rPr>
+        <w:t>Stability Test Summary Statistics</w:t>
+      </w:r>
+      <w:r>
+        <w:tab/>
+      </w:r>
+      <w:r>
+        <w:fldChar w:fldCharType="begin"/>
+      </w:r>
+      <w:r>
+        <w:instrText xml:space="preserve"> PAGEREF _Toc20012 \h </w:instrText>
+      </w:r>
+      <w:r>
+        <w:fldChar w:fldCharType="separate"/>
+      </w:r>
+      <w:r>
+        <w:t>81</w:t>
+      </w:r>
+      <w:r>
+        <w:fldChar w:fldCharType="end"/>
+      </w:r>
+      <w:r>
+        <w:rPr>
+          <w:rFonts w:hint="default"/>
+          <w:lang w:val="en-US"/>
+        </w:rPr>
+        <w:fldChar w:fldCharType="end"/>
+      </w:r>
+    </w:p>
+    <w:p>
+      <w:pPr>
+        <w:jc w:val="both"/>
+        <w:rPr>
+          <w:rFonts w:hint="default"/>
+          <w:lang w:val="en-US"/>
+        </w:rPr>
+      </w:pPr>
+      <w:r>
+        <w:rPr>
+          <w:rFonts w:hint="default"/>
+          <w:lang w:val="en-US"/>
+        </w:rPr>
+        <w:fldChar w:fldCharType="end"/>
+      </w:r>
+      <w:bookmarkStart w:id="313" w:name="_GoBack"/>
+      <w:bookmarkEnd w:id="313"/>
     </w:p>
     <w:p>
       <w:r>
@@ -7694,8 +8608,8 @@
           <w:rFonts w:ascii="Times New Roman" w:hAnsi="Times New Roman" w:cs="Times New Roman"/>
         </w:rPr>
       </w:pPr>
-      <w:bookmarkStart w:id="21" w:name="_Toc7505"/>
-      <w:bookmarkStart w:id="22" w:name="_Toc21866"/>
+      <w:bookmarkStart w:id="21" w:name="_Toc21866"/>
+      <w:bookmarkStart w:id="22" w:name="_Toc7505"/>
       <w:r>
         <w:rPr>
           <w:rFonts w:ascii="Times New Roman" w:hAnsi="Times New Roman" w:cs="Times New Roman"/>
@@ -8720,6 +9634,12 @@
             <w:insideH w:val="none" w:color="auto" w:sz="0" w:space="0"/>
             <w:insideV w:val="none" w:color="auto" w:sz="0" w:space="0"/>
           </w:tblBorders>
+          <w:tblCellMar>
+            <w:top w:w="0" w:type="dxa"/>
+            <w:left w:w="108" w:type="dxa"/>
+            <w:bottom w:w="0" w:type="dxa"/>
+            <w:right w:w="108" w:type="dxa"/>
+          </w:tblCellMar>
         </w:tblPrEx>
         <w:tc>
           <w:tcPr>
@@ -9034,8 +9954,8 @@
         <w:spacing w:after="120"/>
       </w:pPr>
       <w:bookmarkStart w:id="25" w:name="_Toc3102"/>
-      <w:bookmarkStart w:id="26" w:name="_Toc20137"/>
-      <w:bookmarkStart w:id="27" w:name="_Toc3321"/>
+      <w:bookmarkStart w:id="26" w:name="_Toc3321"/>
+      <w:bookmarkStart w:id="27" w:name="_Toc20137"/>
       <w:r>
         <w:t>Implementation Context (Focusing on Transport, Culture, and Tourism)</w:t>
       </w:r>
@@ -9104,8 +10024,8 @@
         <w:jc w:val="both"/>
       </w:pPr>
       <w:bookmarkStart w:id="28" w:name="_Toc27924"/>
-      <w:bookmarkStart w:id="29" w:name="_Toc31334"/>
-      <w:bookmarkStart w:id="30" w:name="_Toc27149"/>
+      <w:bookmarkStart w:id="29" w:name="_Toc27149"/>
+      <w:bookmarkStart w:id="30" w:name="_Toc31334"/>
       <w:r>
         <w:t>Project Objectives (Multimodal Optimization)</w:t>
       </w:r>
@@ -9155,9 +10075,9 @@
         <w:ind w:left="0" w:firstLine="0" w:firstLineChars="0"/>
         <w:jc w:val="both"/>
       </w:pPr>
-      <w:bookmarkStart w:id="31" w:name="_Toc16672"/>
-      <w:bookmarkStart w:id="32" w:name="_Toc7936"/>
-      <w:bookmarkStart w:id="33" w:name="_Toc2125"/>
+      <w:bookmarkStart w:id="31" w:name="_Toc2125"/>
+      <w:bookmarkStart w:id="32" w:name="_Toc16672"/>
+      <w:bookmarkStart w:id="33" w:name="_Toc7936"/>
       <w:r>
         <w:t>1.3 Scope of the Project:</w:t>
       </w:r>
@@ -9223,9 +10143,9 @@
           <w:rFonts w:ascii="Times New Roman" w:hAnsi="Times New Roman" w:cs="Times New Roman"/>
         </w:rPr>
       </w:pPr>
-      <w:bookmarkStart w:id="34" w:name="_Toc12427"/>
+      <w:bookmarkStart w:id="34" w:name="_Toc19978"/>
       <w:bookmarkStart w:id="35" w:name="_Toc27018"/>
-      <w:bookmarkStart w:id="36" w:name="_Toc19978"/>
+      <w:bookmarkStart w:id="36" w:name="_Toc12427"/>
       <w:r>
         <w:rPr>
           <w:rFonts w:ascii="Times New Roman" w:hAnsi="Times New Roman" w:cs="Times New Roman"/>
@@ -9240,9 +10160,9 @@
       <w:pPr>
         <w:pStyle w:val="3"/>
       </w:pPr>
-      <w:bookmarkStart w:id="37" w:name="_Toc186"/>
-      <w:bookmarkStart w:id="38" w:name="_Toc28210"/>
-      <w:bookmarkStart w:id="39" w:name="_Toc6281"/>
+      <w:bookmarkStart w:id="37" w:name="_Toc6281"/>
+      <w:bookmarkStart w:id="38" w:name="_Toc186"/>
+      <w:bookmarkStart w:id="39" w:name="_Toc28210"/>
       <w:r>
         <w:t>2.1 Context</w:t>
       </w:r>
@@ -9298,9 +10218,9 @@
         <w:pStyle w:val="3"/>
         <w:jc w:val="both"/>
       </w:pPr>
-      <w:bookmarkStart w:id="40" w:name="_Toc8146"/>
+      <w:bookmarkStart w:id="40" w:name="_Toc11862"/>
       <w:bookmarkStart w:id="41" w:name="_Toc10668"/>
-      <w:bookmarkStart w:id="42" w:name="_Toc11862"/>
+      <w:bookmarkStart w:id="42" w:name="_Toc8146"/>
       <w:r>
         <w:t>2.2 Representative Internation Works</w:t>
       </w:r>
@@ -10101,9 +11021,9 @@
           <w:rFonts w:ascii="Times New Roman" w:hAnsi="Times New Roman" w:cs="Times New Roman"/>
         </w:rPr>
       </w:pPr>
-      <w:bookmarkStart w:id="46" w:name="_Toc3796"/>
-      <w:bookmarkStart w:id="47" w:name="_Toc26001"/>
-      <w:bookmarkStart w:id="48" w:name="_Toc6903"/>
+      <w:bookmarkStart w:id="46" w:name="_Toc6903"/>
+      <w:bookmarkStart w:id="47" w:name="_Toc3796"/>
+      <w:bookmarkStart w:id="48" w:name="_Toc26001"/>
       <w:r>
         <w:rPr>
           <w:rFonts w:ascii="Times New Roman" w:hAnsi="Times New Roman" w:cs="Times New Roman"/>
@@ -10119,8 +11039,8 @@
         <w:pStyle w:val="3"/>
         <w:jc w:val="both"/>
       </w:pPr>
-      <w:bookmarkStart w:id="49" w:name="_Toc14866"/>
-      <w:bookmarkStart w:id="50" w:name="_Toc2999"/>
+      <w:bookmarkStart w:id="49" w:name="_Toc2999"/>
+      <w:bookmarkStart w:id="50" w:name="_Toc14866"/>
       <w:bookmarkStart w:id="51" w:name="_Toc23324"/>
       <w:r>
         <w:t>3.1 Large Languange Models (LLMs)</w:t>
@@ -10152,9 +11072,9 @@
         <w:pStyle w:val="4"/>
         <w:jc w:val="both"/>
       </w:pPr>
-      <w:bookmarkStart w:id="52" w:name="_Toc12407"/>
-      <w:bookmarkStart w:id="53" w:name="_Toc12935"/>
-      <w:bookmarkStart w:id="54" w:name="_Toc25809"/>
+      <w:bookmarkStart w:id="52" w:name="_Toc25809"/>
+      <w:bookmarkStart w:id="53" w:name="_Toc12407"/>
+      <w:bookmarkStart w:id="54" w:name="_Toc12935"/>
       <w:r>
         <w:t>3.1.1 Core Components:</w:t>
       </w:r>
@@ -10295,8 +11215,8 @@
         <w:pStyle w:val="4"/>
         <w:jc w:val="both"/>
       </w:pPr>
-      <w:bookmarkStart w:id="55" w:name="_Toc7167"/>
-      <w:bookmarkStart w:id="56" w:name="_Toc21210"/>
+      <w:bookmarkStart w:id="55" w:name="_Toc21210"/>
+      <w:bookmarkStart w:id="56" w:name="_Toc7167"/>
       <w:bookmarkStart w:id="57" w:name="_Toc26360"/>
       <w:r>
         <w:t>3.1.2 Operating Principle:</w:t>
@@ -10461,8 +11381,8 @@
         <w:pStyle w:val="4"/>
         <w:jc w:val="both"/>
       </w:pPr>
-      <w:bookmarkStart w:id="58" w:name="_Toc11759"/>
-      <w:bookmarkStart w:id="59" w:name="_Toc11272"/>
+      <w:bookmarkStart w:id="58" w:name="_Toc11272"/>
+      <w:bookmarkStart w:id="59" w:name="_Toc11759"/>
       <w:bookmarkStart w:id="60" w:name="_Toc18852"/>
       <w:r>
         <w:t>3.1.3 Advantages and Limitations of LLMs:</w:t>
@@ -10700,9 +11620,9 @@
         <w:pStyle w:val="4"/>
         <w:jc w:val="both"/>
       </w:pPr>
-      <w:bookmarkStart w:id="61" w:name="_Toc18620"/>
-      <w:bookmarkStart w:id="62" w:name="_Toc30843"/>
-      <w:bookmarkStart w:id="63" w:name="_Toc20843"/>
+      <w:bookmarkStart w:id="61" w:name="_Toc30843"/>
+      <w:bookmarkStart w:id="62" w:name="_Toc20843"/>
+      <w:bookmarkStart w:id="63" w:name="_Toc18620"/>
       <w:r>
         <w:t>3.1.4 Training Procedure for Popular Large Language Models</w:t>
       </w:r>
@@ -10890,9 +11810,9 @@
         <w:pStyle w:val="4"/>
         <w:jc w:val="both"/>
       </w:pPr>
-      <w:bookmarkStart w:id="64" w:name="_Toc13782"/>
-      <w:bookmarkStart w:id="65" w:name="_Toc24051"/>
-      <w:bookmarkStart w:id="66" w:name="_Toc10526"/>
+      <w:bookmarkStart w:id="64" w:name="_Toc10526"/>
+      <w:bookmarkStart w:id="65" w:name="_Toc13782"/>
+      <w:bookmarkStart w:id="66" w:name="_Toc24051"/>
       <w:r>
         <w:t>3.1.5 Real-World Applications of LLMs</w:t>
       </w:r>
@@ -11265,9 +12185,9 @@
         <w:pStyle w:val="4"/>
         <w:jc w:val="both"/>
       </w:pPr>
-      <w:bookmarkStart w:id="70" w:name="_Toc4880"/>
-      <w:bookmarkStart w:id="71" w:name="_Toc8180"/>
-      <w:bookmarkStart w:id="72" w:name="_Toc28322"/>
+      <w:bookmarkStart w:id="70" w:name="_Toc8180"/>
+      <w:bookmarkStart w:id="71" w:name="_Toc28322"/>
+      <w:bookmarkStart w:id="72" w:name="_Toc4880"/>
       <w:r>
         <w:t>3.2.1 Graph Theory:</w:t>
       </w:r>
@@ -11421,9 +12341,9 @@
         <w:jc w:val="both"/>
         <w:outlineLvl w:val="0"/>
       </w:pPr>
-      <w:bookmarkStart w:id="73" w:name="_Toc9168"/>
-      <w:bookmarkStart w:id="74" w:name="_Toc24474"/>
-      <w:bookmarkStart w:id="75" w:name="_Toc17552"/>
+      <w:bookmarkStart w:id="73" w:name="_Toc17552"/>
+      <w:bookmarkStart w:id="74" w:name="_Toc9168"/>
+      <w:bookmarkStart w:id="75" w:name="_Toc24474"/>
       <w:r>
         <w:t>3.3 Retrieval-Augmented Generation (RAG):</w:t>
       </w:r>
@@ -11437,9 +12357,9 @@
         <w:bidi w:val="0"/>
       </w:pPr>
       <w:bookmarkStart w:id="76" w:name="_Toc19208"/>
-      <w:bookmarkStart w:id="77" w:name="_Toc15134"/>
+      <w:bookmarkStart w:id="77" w:name="_Toc1861"/>
       <w:bookmarkStart w:id="78" w:name="_Toc6553"/>
-      <w:bookmarkStart w:id="79" w:name="_Toc1861"/>
+      <w:bookmarkStart w:id="79" w:name="_Toc15134"/>
       <w:r>
         <w:t>3.3.1 What is RAG?</w:t>
       </w:r>
@@ -11561,9 +12481,9 @@
         <w:pStyle w:val="4"/>
         <w:bidi w:val="0"/>
       </w:pPr>
-      <w:bookmarkStart w:id="80" w:name="_Toc23910"/>
-      <w:bookmarkStart w:id="81" w:name="_Toc26615"/>
-      <w:bookmarkStart w:id="82" w:name="_Toc12314"/>
+      <w:bookmarkStart w:id="80" w:name="_Toc12314"/>
+      <w:bookmarkStart w:id="81" w:name="_Toc23910"/>
+      <w:bookmarkStart w:id="82" w:name="_Toc26615"/>
       <w:bookmarkStart w:id="83" w:name="_Toc32410"/>
       <w:r>
         <w:t>3.3.2 Why is RAG important ?</w:t>
@@ -11918,10 +12838,10 @@
         <w:pStyle w:val="4"/>
         <w:bidi w:val="0"/>
       </w:pPr>
-      <w:bookmarkStart w:id="88" w:name="_Toc21474"/>
-      <w:bookmarkStart w:id="89" w:name="_Toc3729"/>
-      <w:bookmarkStart w:id="90" w:name="_Toc30180"/>
-      <w:bookmarkStart w:id="91" w:name="_Toc30953"/>
+      <w:bookmarkStart w:id="88" w:name="_Toc30953"/>
+      <w:bookmarkStart w:id="89" w:name="_Toc30180"/>
+      <w:bookmarkStart w:id="90" w:name="_Toc21474"/>
+      <w:bookmarkStart w:id="91" w:name="_Toc3729"/>
       <w:r>
         <w:t>3.3.4 RAG Workflow:</w:t>
       </w:r>
@@ -12082,9 +13002,9 @@
         <w:pStyle w:val="4"/>
         <w:bidi w:val="0"/>
       </w:pPr>
-      <w:bookmarkStart w:id="92" w:name="_Toc880"/>
-      <w:bookmarkStart w:id="93" w:name="_Toc3399"/>
-      <w:bookmarkStart w:id="94" w:name="_Toc8000"/>
+      <w:bookmarkStart w:id="92" w:name="_Toc8000"/>
+      <w:bookmarkStart w:id="93" w:name="_Toc880"/>
+      <w:bookmarkStart w:id="94" w:name="_Toc3399"/>
       <w:r>
         <w:t>3.3.5 Conclusion</w:t>
       </w:r>
@@ -12115,9 +13035,9 @@
         <w:pStyle w:val="3"/>
         <w:jc w:val="both"/>
       </w:pPr>
-      <w:bookmarkStart w:id="95" w:name="_Toc13732"/>
-      <w:bookmarkStart w:id="96" w:name="_Toc10599"/>
-      <w:bookmarkStart w:id="97" w:name="_Toc8155"/>
+      <w:bookmarkStart w:id="95" w:name="_Toc8155"/>
+      <w:bookmarkStart w:id="96" w:name="_Toc13732"/>
+      <w:bookmarkStart w:id="97" w:name="_Toc10599"/>
       <w:r>
         <w:t>3.4 Retrieval</w:t>
       </w:r>
@@ -12131,8 +13051,8 @@
         <w:bidi w:val="0"/>
       </w:pPr>
       <w:bookmarkStart w:id="98" w:name="_Toc3552"/>
-      <w:bookmarkStart w:id="99" w:name="_Toc498"/>
-      <w:bookmarkStart w:id="100" w:name="_Toc15192"/>
+      <w:bookmarkStart w:id="99" w:name="_Toc15192"/>
+      <w:bookmarkStart w:id="100" w:name="_Toc498"/>
       <w:r>
         <w:t>3.4.1 Introduction to the Retrieval Module</w:t>
       </w:r>
@@ -12173,8 +13093,8 @@
         <w:jc w:val="both"/>
       </w:pPr>
       <w:bookmarkStart w:id="101" w:name="_Toc20607"/>
-      <w:bookmarkStart w:id="102" w:name="_Toc25685"/>
-      <w:bookmarkStart w:id="103" w:name="_Toc26724"/>
+      <w:bookmarkStart w:id="102" w:name="_Toc26724"/>
+      <w:bookmarkStart w:id="103" w:name="_Toc25685"/>
       <w:r>
         <w:t>3.4.2 Main Components of the Retrieval Module</w:t>
       </w:r>
@@ -12977,8 +13897,8 @@
         <w:pStyle w:val="3"/>
         <w:bidi w:val="0"/>
       </w:pPr>
-      <w:bookmarkStart w:id="104" w:name="_Toc102"/>
-      <w:bookmarkStart w:id="105" w:name="_Toc32634"/>
+      <w:bookmarkStart w:id="104" w:name="_Toc32634"/>
+      <w:bookmarkStart w:id="105" w:name="_Toc102"/>
       <w:bookmarkStart w:id="106" w:name="_Toc7271"/>
       <w:r>
         <w:t>3.5 Generation:</w:t>
@@ -12992,8 +13912,8 @@
         <w:pStyle w:val="4"/>
         <w:jc w:val="both"/>
       </w:pPr>
-      <w:bookmarkStart w:id="107" w:name="_Toc30992"/>
-      <w:bookmarkStart w:id="108" w:name="_Toc22290"/>
+      <w:bookmarkStart w:id="107" w:name="_Toc22290"/>
+      <w:bookmarkStart w:id="108" w:name="_Toc30992"/>
       <w:bookmarkStart w:id="109" w:name="_Toc25046"/>
       <w:r>
         <w:t>3.5.1 Introduction to the Generation Module:</w:t>
@@ -13025,9 +13945,9 @@
         <w:pStyle w:val="4"/>
         <w:jc w:val="both"/>
       </w:pPr>
-      <w:bookmarkStart w:id="110" w:name="_Toc30437"/>
-      <w:bookmarkStart w:id="111" w:name="_Toc13673"/>
-      <w:bookmarkStart w:id="112" w:name="_Toc29777"/>
+      <w:bookmarkStart w:id="110" w:name="_Toc29777"/>
+      <w:bookmarkStart w:id="111" w:name="_Toc30437"/>
+      <w:bookmarkStart w:id="112" w:name="_Toc13673"/>
       <w:r>
         <w:t>3.5.2 Main Components of the Generation Module:</w:t>
       </w:r>
@@ -13765,9 +14685,9 @@
         <w:pStyle w:val="3"/>
         <w:bidi w:val="0"/>
       </w:pPr>
-      <w:bookmarkStart w:id="113" w:name="_Toc32412"/>
+      <w:bookmarkStart w:id="113" w:name="_Toc16121"/>
       <w:bookmarkStart w:id="114" w:name="_Toc3841"/>
-      <w:bookmarkStart w:id="115" w:name="_Toc16121"/>
+      <w:bookmarkStart w:id="115" w:name="_Toc32412"/>
       <w:r>
         <w:t>3.6 Optimzation and Challenges in RAG</w:t>
       </w:r>
@@ -13780,9 +14700,9 @@
         <w:pStyle w:val="4"/>
         <w:jc w:val="both"/>
       </w:pPr>
-      <w:bookmarkStart w:id="116" w:name="_Toc30848"/>
+      <w:bookmarkStart w:id="116" w:name="_Toc6505"/>
       <w:bookmarkStart w:id="117" w:name="_Toc31186"/>
-      <w:bookmarkStart w:id="118" w:name="_Toc6505"/>
+      <w:bookmarkStart w:id="118" w:name="_Toc30848"/>
       <w:r>
         <w:t>3.6.1 Optimizing RAG Performance</w:t>
       </w:r>
@@ -14110,9 +15030,9 @@
         <w:pStyle w:val="4"/>
         <w:jc w:val="both"/>
       </w:pPr>
-      <w:bookmarkStart w:id="119" w:name="_Toc14667"/>
+      <w:bookmarkStart w:id="119" w:name="_Toc22740"/>
       <w:bookmarkStart w:id="120" w:name="_Toc12957"/>
-      <w:bookmarkStart w:id="121" w:name="_Toc22740"/>
+      <w:bookmarkStart w:id="121" w:name="_Toc14667"/>
       <w:r>
         <w:t>3.6.2 Challenges in Deploying RAG:</w:t>
       </w:r>
@@ -14528,9 +15448,9 @@
           <w:rFonts w:ascii="Times New Roman" w:hAnsi="Times New Roman" w:cs="Times New Roman"/>
         </w:rPr>
       </w:pPr>
-      <w:bookmarkStart w:id="122" w:name="_Toc21546"/>
-      <w:bookmarkStart w:id="123" w:name="_Toc28414"/>
-      <w:bookmarkStart w:id="124" w:name="_Toc29838"/>
+      <w:bookmarkStart w:id="122" w:name="_Toc28414"/>
+      <w:bookmarkStart w:id="123" w:name="_Toc29838"/>
+      <w:bookmarkStart w:id="124" w:name="_Toc21546"/>
       <w:r>
         <w:rPr>
           <w:rFonts w:ascii="Times New Roman" w:hAnsi="Times New Roman" w:cs="Times New Roman"/>
@@ -14550,8 +15470,8 @@
         </w:numPr>
         <w:ind w:left="720" w:leftChars="0"/>
       </w:pPr>
-      <w:bookmarkStart w:id="125" w:name="_Toc9415"/>
-      <w:bookmarkStart w:id="126" w:name="_Toc6970"/>
+      <w:bookmarkStart w:id="125" w:name="_Toc6970"/>
+      <w:bookmarkStart w:id="126" w:name="_Toc9415"/>
       <w:bookmarkStart w:id="127" w:name="_Toc220"/>
       <w:r>
         <w:t>Motivation for the Contribution:</w:t>
@@ -14738,10 +15658,10 @@
         <w:pStyle w:val="4"/>
         <w:bidi w:val="0"/>
       </w:pPr>
-      <w:bookmarkStart w:id="131" w:name="_Toc16468"/>
-      <w:bookmarkStart w:id="132" w:name="_Toc21769"/>
-      <w:bookmarkStart w:id="133" w:name="_Toc24028"/>
-      <w:bookmarkStart w:id="134" w:name="_Toc25945"/>
+      <w:bookmarkStart w:id="131" w:name="_Toc25945"/>
+      <w:bookmarkStart w:id="132" w:name="_Toc24028"/>
+      <w:bookmarkStart w:id="133" w:name="_Toc16468"/>
+      <w:bookmarkStart w:id="134" w:name="_Toc21769"/>
       <w:r>
         <w:rPr>
           <w:rFonts w:hint="default"/>
@@ -14820,9 +15740,9 @@
         <w:pStyle w:val="4"/>
         <w:bidi w:val="0"/>
       </w:pPr>
-      <w:bookmarkStart w:id="135" w:name="_Toc9051"/>
+      <w:bookmarkStart w:id="135" w:name="_Toc8709"/>
       <w:bookmarkStart w:id="136" w:name="_Toc20951"/>
-      <w:bookmarkStart w:id="137" w:name="_Toc8709"/>
+      <w:bookmarkStart w:id="137" w:name="_Toc9051"/>
       <w:bookmarkStart w:id="138" w:name="_Toc8775"/>
       <w:r>
         <w:rPr>
@@ -14972,6 +15892,7 @@
         <w:fldChar w:fldCharType="end"/>
       </w:r>
       <w:bookmarkStart w:id="140" w:name="_Toc25432"/>
+      <w:bookmarkStart w:id="141" w:name="_Toc24539"/>
       <w:r>
         <w:rPr>
           <w:rFonts w:hint="default"/>
@@ -14984,6 +15905,7 @@
         <w:t xml:space="preserve"> General Structure of the Book</w:t>
       </w:r>
       <w:bookmarkEnd w:id="140"/>
+      <w:bookmarkEnd w:id="141"/>
     </w:p>
     <w:tbl>
       <w:tblPr>
@@ -15608,7 +16530,8 @@
         </w:rPr>
         <w:fldChar w:fldCharType="end"/>
       </w:r>
-      <w:bookmarkStart w:id="141" w:name="_Toc25489"/>
+      <w:bookmarkStart w:id="142" w:name="_Toc25489"/>
+      <w:bookmarkStart w:id="143" w:name="_Toc458"/>
       <w:r>
         <w:rPr>
           <w:rFonts w:hint="default"/>
@@ -15620,7 +16543,8 @@
         </w:rPr>
         <w:t xml:space="preserve"> Detailed Content Breakdown (Case Study: Tien Giang Province)</w:t>
       </w:r>
-      <w:bookmarkEnd w:id="141"/>
+      <w:bookmarkEnd w:id="142"/>
+      <w:bookmarkEnd w:id="143"/>
     </w:p>
     <w:tbl>
       <w:tblPr>
@@ -16554,10 +17478,11 @@
         </w:rPr>
         <w:fldChar w:fldCharType="end"/>
       </w:r>
-      <w:bookmarkStart w:id="142" w:name="_Toc23844"/>
-      <w:bookmarkStart w:id="143" w:name="_Toc10208"/>
-      <w:bookmarkStart w:id="144" w:name="_Toc16812"/>
-      <w:bookmarkStart w:id="145" w:name="_Toc15821"/>
+      <w:bookmarkStart w:id="144" w:name="_Toc10208"/>
+      <w:bookmarkStart w:id="145" w:name="_Toc16812"/>
+      <w:bookmarkStart w:id="146" w:name="_Toc23844"/>
+      <w:bookmarkStart w:id="147" w:name="_Toc15821"/>
+      <w:bookmarkStart w:id="148" w:name="_Toc1440"/>
       <w:r>
         <w:rPr>
           <w:rFonts w:hint="default" w:ascii="Times New Roman" w:hAnsi="Times New Roman" w:cs="Times New Roman"/>
@@ -16571,10 +17496,11 @@
         </w:rPr>
         <w:t>Flowchart of the PDF-to-Text conversion process</w:t>
       </w:r>
-      <w:bookmarkEnd w:id="142"/>
-      <w:bookmarkEnd w:id="143"/>
       <w:bookmarkEnd w:id="144"/>
       <w:bookmarkEnd w:id="145"/>
+      <w:bookmarkEnd w:id="146"/>
+      <w:bookmarkEnd w:id="147"/>
+      <w:bookmarkEnd w:id="148"/>
     </w:p>
     <w:p>
       <w:pPr>
@@ -16841,10 +17767,11 @@
         </w:rPr>
         <w:fldChar w:fldCharType="end"/>
       </w:r>
-      <w:bookmarkStart w:id="146" w:name="_Toc23363"/>
-      <w:bookmarkStart w:id="147" w:name="_Toc11460"/>
-      <w:bookmarkStart w:id="148" w:name="_Toc15619"/>
-      <w:bookmarkStart w:id="149" w:name="_Toc16141"/>
+      <w:bookmarkStart w:id="149" w:name="_Toc23363"/>
+      <w:bookmarkStart w:id="150" w:name="_Toc11460"/>
+      <w:bookmarkStart w:id="151" w:name="_Toc16141"/>
+      <w:bookmarkStart w:id="152" w:name="_Toc15619"/>
+      <w:bookmarkStart w:id="153" w:name="_Toc17825"/>
       <w:r>
         <w:rPr>
           <w:rFonts w:hint="default" w:ascii="Times New Roman" w:hAnsi="Times New Roman" w:cs="Times New Roman"/>
@@ -16858,17 +17785,18 @@
         </w:rPr>
         <w:t>Workflow of the LLM-based Text-to-JSON extraction process.</w:t>
       </w:r>
-      <w:bookmarkEnd w:id="146"/>
-      <w:bookmarkEnd w:id="147"/>
-      <w:bookmarkEnd w:id="148"/>
       <w:bookmarkEnd w:id="149"/>
+      <w:bookmarkEnd w:id="150"/>
+      <w:bookmarkEnd w:id="151"/>
+      <w:bookmarkEnd w:id="152"/>
+      <w:bookmarkEnd w:id="153"/>
     </w:p>
     <w:p>
       <w:pPr>
         <w:pStyle w:val="5"/>
         <w:bidi w:val="0"/>
       </w:pPr>
-      <w:bookmarkStart w:id="150" w:name="_Toc27405"/>
+      <w:bookmarkStart w:id="154" w:name="_Toc27405"/>
       <w:r>
         <w:rPr>
           <w:rFonts w:hint="default"/>
@@ -16879,7 +17807,7 @@
       <w:r>
         <w:t>Prepossessing of tourism data:</w:t>
       </w:r>
-      <w:bookmarkEnd w:id="150"/>
+      <w:bookmarkEnd w:id="154"/>
     </w:p>
     <w:p>
       <w:pPr>
@@ -17507,10 +18435,11 @@
         </w:rPr>
         <w:fldChar w:fldCharType="end"/>
       </w:r>
-      <w:bookmarkStart w:id="151" w:name="_Toc8015"/>
-      <w:bookmarkStart w:id="152" w:name="_Toc10534"/>
-      <w:bookmarkStart w:id="153" w:name="_Toc17611"/>
-      <w:bookmarkStart w:id="154" w:name="_Toc8011"/>
+      <w:bookmarkStart w:id="155" w:name="_Toc8015"/>
+      <w:bookmarkStart w:id="156" w:name="_Toc10534"/>
+      <w:bookmarkStart w:id="157" w:name="_Toc17611"/>
+      <w:bookmarkStart w:id="158" w:name="_Toc8011"/>
+      <w:bookmarkStart w:id="159" w:name="_Toc19949"/>
       <w:r>
         <w:rPr>
           <w:rFonts w:hint="default" w:ascii="Times New Roman" w:hAnsi="Times New Roman" w:cs="Times New Roman"/>
@@ -17524,17 +18453,18 @@
         </w:rPr>
         <w:t>Overview of the Data Preprocessing Workflow.</w:t>
       </w:r>
-      <w:bookmarkEnd w:id="151"/>
-      <w:bookmarkEnd w:id="152"/>
-      <w:bookmarkEnd w:id="153"/>
-      <w:bookmarkEnd w:id="154"/>
+      <w:bookmarkEnd w:id="155"/>
+      <w:bookmarkEnd w:id="156"/>
+      <w:bookmarkEnd w:id="157"/>
+      <w:bookmarkEnd w:id="158"/>
+      <w:bookmarkEnd w:id="159"/>
     </w:p>
     <w:p>
       <w:pPr>
         <w:pStyle w:val="5"/>
         <w:bidi w:val="0"/>
       </w:pPr>
-      <w:bookmarkStart w:id="155" w:name="_Toc15108"/>
+      <w:bookmarkStart w:id="160" w:name="_Toc15108"/>
       <w:r>
         <w:rPr>
           <w:rFonts w:hint="default"/>
@@ -17545,7 +18475,7 @@
       <w:r>
         <w:t>Bus Route Data Preprocessing:</w:t>
       </w:r>
-      <w:bookmarkEnd w:id="155"/>
+      <w:bookmarkEnd w:id="160"/>
     </w:p>
     <w:p>
       <w:pPr>
@@ -17725,10 +18655,11 @@
         </w:rPr>
         <w:fldChar w:fldCharType="end"/>
       </w:r>
-      <w:bookmarkStart w:id="156" w:name="_Toc15770"/>
-      <w:bookmarkStart w:id="157" w:name="_Toc10503"/>
-      <w:bookmarkStart w:id="158" w:name="_Toc10635"/>
-      <w:bookmarkStart w:id="159" w:name="_Toc15562"/>
+      <w:bookmarkStart w:id="161" w:name="_Toc15562"/>
+      <w:bookmarkStart w:id="162" w:name="_Toc15770"/>
+      <w:bookmarkStart w:id="163" w:name="_Toc10503"/>
+      <w:bookmarkStart w:id="164" w:name="_Toc10635"/>
+      <w:bookmarkStart w:id="165" w:name="_Toc29590"/>
       <w:r>
         <w:rPr>
           <w:rFonts w:hint="default" w:ascii="Times New Roman" w:hAnsi="Times New Roman" w:cs="Times New Roman"/>
@@ -17742,10 +18673,11 @@
         </w:rPr>
         <w:t>A sample of the resulting JSON (hcm_bus_final.json)</w:t>
       </w:r>
-      <w:bookmarkEnd w:id="156"/>
-      <w:bookmarkEnd w:id="157"/>
-      <w:bookmarkEnd w:id="158"/>
-      <w:bookmarkEnd w:id="159"/>
+      <w:bookmarkEnd w:id="161"/>
+      <w:bookmarkEnd w:id="162"/>
+      <w:bookmarkEnd w:id="163"/>
+      <w:bookmarkEnd w:id="164"/>
+      <w:bookmarkEnd w:id="165"/>
     </w:p>
     <w:p>
       <w:pPr>
@@ -18088,10 +19020,11 @@
         </w:rPr>
         <w:fldChar w:fldCharType="end"/>
       </w:r>
-      <w:bookmarkStart w:id="160" w:name="_Toc13738"/>
-      <w:bookmarkStart w:id="161" w:name="_Toc28697"/>
-      <w:bookmarkStart w:id="162" w:name="_Toc31513"/>
-      <w:bookmarkStart w:id="163" w:name="_Toc3761"/>
+      <w:bookmarkStart w:id="166" w:name="_Toc13738"/>
+      <w:bookmarkStart w:id="167" w:name="_Toc31513"/>
+      <w:bookmarkStart w:id="168" w:name="_Toc28697"/>
+      <w:bookmarkStart w:id="169" w:name="_Toc3761"/>
+      <w:bookmarkStart w:id="170" w:name="_Toc19903"/>
       <w:r>
         <w:rPr>
           <w:rFonts w:hint="default" w:ascii="Times New Roman" w:hAnsi="Times New Roman" w:cs="Times New Roman"/>
@@ -18104,44 +19037,45 @@
           <w:rFonts w:hint="default" w:ascii="Times New Roman" w:hAnsi="Times New Roman" w:cs="Times New Roman"/>
         </w:rPr>
         <w:t>Preprocessing Workflow for Bus Route Data</w:t>
-      </w:r>
-      <w:bookmarkEnd w:id="160"/>
-      <w:bookmarkEnd w:id="161"/>
-      <w:bookmarkEnd w:id="162"/>
-      <w:bookmarkEnd w:id="163"/>
-    </w:p>
-    <w:p>
-      <w:pPr>
-        <w:pStyle w:val="2"/>
-        <w:jc w:val="left"/>
-        <w:rPr>
-          <w:rFonts w:ascii="Times New Roman" w:hAnsi="Times New Roman" w:cs="Times New Roman"/>
-        </w:rPr>
-      </w:pPr>
-      <w:bookmarkStart w:id="164" w:name="_Toc5566"/>
-      <w:bookmarkStart w:id="165" w:name="_Toc23468"/>
-      <w:r>
-        <w:rPr>
-          <w:rFonts w:ascii="Times New Roman" w:hAnsi="Times New Roman" w:cs="Times New Roman"/>
-        </w:rPr>
-        <w:t>CHAPTER 5 SYSTEM CONSTRUCTION AND ALGORITHM</w:t>
-      </w:r>
-      <w:bookmarkEnd w:id="164"/>
-      <w:bookmarkEnd w:id="165"/>
-    </w:p>
-    <w:p>
-      <w:pPr>
-        <w:pStyle w:val="3"/>
-      </w:pPr>
-      <w:bookmarkStart w:id="166" w:name="_Toc27821"/>
-      <w:bookmarkStart w:id="167" w:name="_Toc18689"/>
-      <w:bookmarkStart w:id="168" w:name="_Toc10755"/>
-      <w:r>
-        <w:t>5.1 Knowledge Graph Construction and Implementation:</w:t>
       </w:r>
       <w:bookmarkEnd w:id="166"/>
       <w:bookmarkEnd w:id="167"/>
       <w:bookmarkEnd w:id="168"/>
+      <w:bookmarkEnd w:id="169"/>
+      <w:bookmarkEnd w:id="170"/>
+    </w:p>
+    <w:p>
+      <w:pPr>
+        <w:pStyle w:val="2"/>
+        <w:jc w:val="left"/>
+        <w:rPr>
+          <w:rFonts w:ascii="Times New Roman" w:hAnsi="Times New Roman" w:cs="Times New Roman"/>
+        </w:rPr>
+      </w:pPr>
+      <w:bookmarkStart w:id="171" w:name="_Toc5566"/>
+      <w:bookmarkStart w:id="172" w:name="_Toc23468"/>
+      <w:r>
+        <w:rPr>
+          <w:rFonts w:ascii="Times New Roman" w:hAnsi="Times New Roman" w:cs="Times New Roman"/>
+        </w:rPr>
+        <w:t>CHAPTER 5 SYSTEM CONSTRUCTION AND ALGORITHM</w:t>
+      </w:r>
+      <w:bookmarkEnd w:id="171"/>
+      <w:bookmarkEnd w:id="172"/>
+    </w:p>
+    <w:p>
+      <w:pPr>
+        <w:pStyle w:val="3"/>
+      </w:pPr>
+      <w:bookmarkStart w:id="173" w:name="_Toc18689"/>
+      <w:bookmarkStart w:id="174" w:name="_Toc10755"/>
+      <w:bookmarkStart w:id="175" w:name="_Toc27821"/>
+      <w:r>
+        <w:t>5.1 Knowledge Graph Construction and Implementation:</w:t>
+      </w:r>
+      <w:bookmarkEnd w:id="173"/>
+      <w:bookmarkEnd w:id="174"/>
+      <w:bookmarkEnd w:id="175"/>
     </w:p>
     <w:p>
       <w:pPr>
@@ -18248,10 +19182,11 @@
         </w:rPr>
         <w:fldChar w:fldCharType="end"/>
       </w:r>
-      <w:bookmarkStart w:id="169" w:name="_Toc22935"/>
-      <w:bookmarkStart w:id="170" w:name="_Toc27326"/>
-      <w:bookmarkStart w:id="171" w:name="_Toc32231"/>
-      <w:bookmarkStart w:id="172" w:name="_Toc16960"/>
+      <w:bookmarkStart w:id="176" w:name="_Toc27326"/>
+      <w:bookmarkStart w:id="177" w:name="_Toc16960"/>
+      <w:bookmarkStart w:id="178" w:name="_Toc22935"/>
+      <w:bookmarkStart w:id="179" w:name="_Toc32231"/>
+      <w:bookmarkStart w:id="180" w:name="_Toc13034"/>
       <w:r>
         <w:rPr>
           <w:rFonts w:hint="default" w:ascii="Times New Roman" w:hAnsi="Times New Roman" w:cs="Times New Roman"/>
@@ -18265,10 +19200,11 @@
         </w:rPr>
         <w:t>Integrated Transport and Tourism Graph Schema Database.</w:t>
       </w:r>
-      <w:bookmarkEnd w:id="169"/>
-      <w:bookmarkEnd w:id="170"/>
-      <w:bookmarkEnd w:id="171"/>
-      <w:bookmarkEnd w:id="172"/>
+      <w:bookmarkEnd w:id="176"/>
+      <w:bookmarkEnd w:id="177"/>
+      <w:bookmarkEnd w:id="178"/>
+      <w:bookmarkEnd w:id="179"/>
+      <w:bookmarkEnd w:id="180"/>
     </w:p>
     <w:p>
       <w:pPr>
@@ -18292,13 +19228,13 @@
       <w:pPr>
         <w:pStyle w:val="3"/>
       </w:pPr>
-      <w:bookmarkStart w:id="173" w:name="_Toc26752"/>
-      <w:bookmarkStart w:id="174" w:name="_Toc9113"/>
+      <w:bookmarkStart w:id="181" w:name="_Toc26752"/>
+      <w:bookmarkStart w:id="182" w:name="_Toc9113"/>
       <w:r>
         <w:t>5.2 Routing Algorithms and Query Processing Workflow</w:t>
       </w:r>
-      <w:bookmarkEnd w:id="173"/>
-      <w:bookmarkEnd w:id="174"/>
+      <w:bookmarkEnd w:id="181"/>
+      <w:bookmarkEnd w:id="182"/>
     </w:p>
     <w:p>
       <w:pPr>
@@ -18331,13 +19267,13 @@
       <w:pPr>
         <w:pStyle w:val="3"/>
       </w:pPr>
-      <w:bookmarkStart w:id="175" w:name="_Toc31641"/>
-      <w:bookmarkStart w:id="176" w:name="_Toc19577"/>
+      <w:bookmarkStart w:id="183" w:name="_Toc31641"/>
+      <w:bookmarkStart w:id="184" w:name="_Toc19577"/>
       <w:r>
         <w:t>5.3 System Implementation Technologies and Architecture</w:t>
       </w:r>
-      <w:bookmarkEnd w:id="175"/>
-      <w:bookmarkEnd w:id="176"/>
+      <w:bookmarkEnd w:id="183"/>
+      <w:bookmarkEnd w:id="184"/>
     </w:p>
     <w:p>
       <w:pPr>
@@ -18353,13 +19289,13 @@
         <w:pStyle w:val="4"/>
         <w:jc w:val="left"/>
       </w:pPr>
-      <w:bookmarkStart w:id="177" w:name="_Toc21821"/>
-      <w:bookmarkStart w:id="178" w:name="_Toc1699"/>
+      <w:bookmarkStart w:id="185" w:name="_Toc21821"/>
+      <w:bookmarkStart w:id="186" w:name="_Toc1699"/>
       <w:r>
         <w:t>5.3.1 Backend Infrastructure and Database Connectivity:</w:t>
       </w:r>
-      <w:bookmarkEnd w:id="177"/>
-      <w:bookmarkEnd w:id="178"/>
+      <w:bookmarkEnd w:id="185"/>
+      <w:bookmarkEnd w:id="186"/>
     </w:p>
     <w:p>
       <w:pPr>
@@ -18384,13 +19320,13 @@
         <w:pStyle w:val="4"/>
         <w:jc w:val="left"/>
       </w:pPr>
-      <w:bookmarkStart w:id="179" w:name="_Toc6265"/>
-      <w:bookmarkStart w:id="180" w:name="_Toc6324"/>
+      <w:bookmarkStart w:id="187" w:name="_Toc6265"/>
+      <w:bookmarkStart w:id="188" w:name="_Toc6324"/>
       <w:r>
         <w:t>5.3.2 Hybrid AI Inference Strategy</w:t>
       </w:r>
-      <w:bookmarkEnd w:id="179"/>
-      <w:bookmarkEnd w:id="180"/>
+      <w:bookmarkEnd w:id="187"/>
+      <w:bookmarkEnd w:id="188"/>
     </w:p>
     <w:p>
       <w:pPr>
@@ -18452,13 +19388,13 @@
         <w:pStyle w:val="4"/>
         <w:jc w:val="both"/>
       </w:pPr>
-      <w:bookmarkStart w:id="181" w:name="_Toc895"/>
-      <w:bookmarkStart w:id="182" w:name="_Toc17411"/>
+      <w:bookmarkStart w:id="189" w:name="_Toc895"/>
+      <w:bookmarkStart w:id="190" w:name="_Toc17411"/>
       <w:r>
         <w:t>5.3.3 Frontend Interface Design</w:t>
       </w:r>
-      <w:bookmarkEnd w:id="181"/>
-      <w:bookmarkEnd w:id="182"/>
+      <w:bookmarkEnd w:id="189"/>
+      <w:bookmarkEnd w:id="190"/>
     </w:p>
     <w:p>
       <w:pPr>
@@ -18643,10 +19579,11 @@
         </w:rPr>
         <w:fldChar w:fldCharType="end"/>
       </w:r>
-      <w:bookmarkStart w:id="183" w:name="_Toc9776"/>
-      <w:bookmarkStart w:id="184" w:name="_Toc10175"/>
-      <w:bookmarkStart w:id="185" w:name="_Toc29412"/>
-      <w:bookmarkStart w:id="186" w:name="_Toc29372"/>
+      <w:bookmarkStart w:id="191" w:name="_Toc10175"/>
+      <w:bookmarkStart w:id="192" w:name="_Toc29412"/>
+      <w:bookmarkStart w:id="193" w:name="_Toc29372"/>
+      <w:bookmarkStart w:id="194" w:name="_Toc9776"/>
+      <w:bookmarkStart w:id="195" w:name="_Toc1395"/>
       <w:r>
         <w:rPr>
           <w:rFonts w:hint="default" w:ascii="Times New Roman" w:hAnsi="Times New Roman" w:cs="Times New Roman"/>
@@ -18660,10 +19597,11 @@
         </w:rPr>
         <w:t>The logic diagram for handling state and events in the Streamlit frontend.</w:t>
       </w:r>
-      <w:bookmarkEnd w:id="183"/>
-      <w:bookmarkEnd w:id="184"/>
-      <w:bookmarkEnd w:id="185"/>
-      <w:bookmarkEnd w:id="186"/>
+      <w:bookmarkEnd w:id="191"/>
+      <w:bookmarkEnd w:id="192"/>
+      <w:bookmarkEnd w:id="193"/>
+      <w:bookmarkEnd w:id="194"/>
+      <w:bookmarkEnd w:id="195"/>
     </w:p>
     <w:p>
       <w:pPr>
@@ -18765,10 +19703,11 @@
         </w:rPr>
         <w:fldChar w:fldCharType="end"/>
       </w:r>
-      <w:bookmarkStart w:id="187" w:name="_Toc27322"/>
-      <w:bookmarkStart w:id="188" w:name="_Toc155"/>
-      <w:bookmarkStart w:id="189" w:name="_Toc1564"/>
-      <w:bookmarkStart w:id="190" w:name="_Toc22968"/>
+      <w:bookmarkStart w:id="196" w:name="_Toc22968"/>
+      <w:bookmarkStart w:id="197" w:name="_Toc155"/>
+      <w:bookmarkStart w:id="198" w:name="_Toc1564"/>
+      <w:bookmarkStart w:id="199" w:name="_Toc27322"/>
+      <w:bookmarkStart w:id="200" w:name="_Toc28951"/>
       <w:r>
         <w:rPr>
           <w:rFonts w:hint="default" w:ascii="Times New Roman" w:hAnsi="Times New Roman" w:cs="Times New Roman"/>
@@ -18782,10 +19721,11 @@
         </w:rPr>
         <w:t>UI Mutimodal System</w:t>
       </w:r>
-      <w:bookmarkEnd w:id="187"/>
-      <w:bookmarkEnd w:id="188"/>
-      <w:bookmarkEnd w:id="189"/>
-      <w:bookmarkEnd w:id="190"/>
+      <w:bookmarkEnd w:id="196"/>
+      <w:bookmarkEnd w:id="197"/>
+      <w:bookmarkEnd w:id="198"/>
+      <w:bookmarkEnd w:id="199"/>
+      <w:bookmarkEnd w:id="200"/>
     </w:p>
     <w:p/>
     <w:p>
@@ -18804,28 +19744,28 @@
           <w:rFonts w:hint="default" w:ascii="Times New Roman" w:hAnsi="Times New Roman" w:cs="Times New Roman"/>
         </w:rPr>
       </w:pPr>
-      <w:bookmarkStart w:id="191" w:name="_Toc29873"/>
-      <w:bookmarkStart w:id="192" w:name="_Toc29695"/>
+      <w:bookmarkStart w:id="201" w:name="_Toc29695"/>
+      <w:bookmarkStart w:id="202" w:name="_Toc29873"/>
       <w:r>
         <w:rPr>
           <w:rFonts w:hint="default" w:ascii="Times New Roman" w:hAnsi="Times New Roman" w:cs="Times New Roman"/>
         </w:rPr>
         <w:t>CHAPTER 6 EXPERIMENTAL RESULTS AND EVALUATION</w:t>
       </w:r>
-      <w:bookmarkEnd w:id="191"/>
-      <w:bookmarkEnd w:id="192"/>
+      <w:bookmarkEnd w:id="201"/>
+      <w:bookmarkEnd w:id="202"/>
     </w:p>
     <w:p>
       <w:pPr>
         <w:pStyle w:val="3"/>
         <w:bidi w:val="0"/>
       </w:pPr>
-      <w:bookmarkStart w:id="193" w:name="_Toc2821"/>
-      <w:bookmarkStart w:id="194" w:name="_Toc22783"/>
+      <w:bookmarkStart w:id="203" w:name="_Toc2821"/>
+      <w:bookmarkStart w:id="204" w:name="_Toc22783"/>
       <w:r>
         <w:t>6.1 Analysis of Testing Scenarios:</w:t>
       </w:r>
-      <w:bookmarkEnd w:id="193"/>
+      <w:bookmarkEnd w:id="203"/>
     </w:p>
     <w:p>
       <w:pPr>
@@ -18881,7 +19821,7 @@
           <w:szCs w:val="26"/>
         </w:rPr>
       </w:pPr>
-      <w:bookmarkStart w:id="195" w:name="_Toc23284"/>
+      <w:bookmarkStart w:id="205" w:name="_Toc23284"/>
       <w:r>
         <w:rPr>
           <w:rFonts w:hint="default" w:ascii="Times New Roman" w:hAnsi="Times New Roman" w:cs="Times New Roman"/>
@@ -18890,7 +19830,7 @@
         </w:rPr>
         <w:t>6.1.1. Structured Public Transport Data</w:t>
       </w:r>
-      <w:bookmarkEnd w:id="195"/>
+      <w:bookmarkEnd w:id="205"/>
     </w:p>
     <w:p>
       <w:pPr>
@@ -19362,8 +20302,9 @@
         </w:rPr>
         <w:fldChar w:fldCharType="end"/>
       </w:r>
-      <w:bookmarkStart w:id="196" w:name="_Toc30827"/>
-      <w:bookmarkStart w:id="197" w:name="_Toc675"/>
+      <w:bookmarkStart w:id="206" w:name="_Toc30827"/>
+      <w:bookmarkStart w:id="207" w:name="_Toc675"/>
+      <w:bookmarkStart w:id="208" w:name="_Toc2421"/>
       <w:r>
         <w:rPr>
           <w:rFonts w:hint="default" w:ascii="Times New Roman" w:hAnsi="Times New Roman" w:cs="Times New Roman"/>
@@ -19371,8 +20312,9 @@
         </w:rPr>
         <w:t xml:space="preserve"> Save the data to the file hcm_bus_final.json</w:t>
       </w:r>
-      <w:bookmarkEnd w:id="196"/>
-      <w:bookmarkEnd w:id="197"/>
+      <w:bookmarkEnd w:id="206"/>
+      <w:bookmarkEnd w:id="207"/>
+      <w:bookmarkEnd w:id="208"/>
     </w:p>
     <w:p>
       <w:pPr>
@@ -19748,21 +20690,22 @@
         </w:rPr>
         <w:fldChar w:fldCharType="end"/>
       </w:r>
-      <w:bookmarkStart w:id="198" w:name="_Toc14804"/>
-      <w:bookmarkStart w:id="199" w:name="_Toc32282"/>
-      <w:bookmarkStart w:id="200" w:name="_Toc8854"/>
-      <w:bookmarkStart w:id="201" w:name="_Toc22271"/>
-      <w:bookmarkStart w:id="202" w:name="_Toc8434"/>
-      <w:bookmarkStart w:id="203" w:name="_Toc11110"/>
-      <w:bookmarkStart w:id="204" w:name="_Toc22876"/>
-      <w:bookmarkStart w:id="205" w:name="_Toc18246"/>
-      <w:bookmarkStart w:id="206" w:name="_Toc4742"/>
-      <w:bookmarkStart w:id="207" w:name="_Toc4589"/>
-      <w:bookmarkStart w:id="208" w:name="_Toc4558"/>
-      <w:bookmarkStart w:id="209" w:name="_Toc32463"/>
-      <w:bookmarkStart w:id="210" w:name="_Toc2983"/>
-      <w:bookmarkStart w:id="211" w:name="_Toc2439"/>
-      <w:bookmarkStart w:id="212" w:name="_Toc23886"/>
+      <w:bookmarkStart w:id="209" w:name="_Toc2983"/>
+      <w:bookmarkStart w:id="210" w:name="_Toc8854"/>
+      <w:bookmarkStart w:id="211" w:name="_Toc32282"/>
+      <w:bookmarkStart w:id="212" w:name="_Toc22876"/>
+      <w:bookmarkStart w:id="213" w:name="_Toc18246"/>
+      <w:bookmarkStart w:id="214" w:name="_Toc22271"/>
+      <w:bookmarkStart w:id="215" w:name="_Toc4742"/>
+      <w:bookmarkStart w:id="216" w:name="_Toc2439"/>
+      <w:bookmarkStart w:id="217" w:name="_Toc4558"/>
+      <w:bookmarkStart w:id="218" w:name="_Toc8434"/>
+      <w:bookmarkStart w:id="219" w:name="_Toc11110"/>
+      <w:bookmarkStart w:id="220" w:name="_Toc14804"/>
+      <w:bookmarkStart w:id="221" w:name="_Toc4589"/>
+      <w:bookmarkStart w:id="222" w:name="_Toc32463"/>
+      <w:bookmarkStart w:id="223" w:name="_Toc23886"/>
+      <w:bookmarkStart w:id="224" w:name="_Toc30300"/>
       <w:r>
         <w:rPr>
           <w:rFonts w:hint="default" w:ascii="Times New Roman" w:hAnsi="Times New Roman" w:cs="Times New Roman"/>
@@ -19784,21 +20727,22 @@
         </w:rPr>
         <w:t>Comprehensive Attribute Description of the Bus Dataset</w:t>
       </w:r>
-      <w:bookmarkEnd w:id="198"/>
-      <w:bookmarkEnd w:id="199"/>
-      <w:bookmarkEnd w:id="200"/>
-      <w:bookmarkEnd w:id="201"/>
-      <w:bookmarkEnd w:id="202"/>
-      <w:bookmarkEnd w:id="203"/>
-      <w:bookmarkEnd w:id="204"/>
-      <w:bookmarkEnd w:id="205"/>
-      <w:bookmarkEnd w:id="206"/>
-      <w:bookmarkEnd w:id="207"/>
-      <w:bookmarkEnd w:id="208"/>
       <w:bookmarkEnd w:id="209"/>
       <w:bookmarkEnd w:id="210"/>
       <w:bookmarkEnd w:id="211"/>
       <w:bookmarkEnd w:id="212"/>
+      <w:bookmarkEnd w:id="213"/>
+      <w:bookmarkEnd w:id="214"/>
+      <w:bookmarkEnd w:id="215"/>
+      <w:bookmarkEnd w:id="216"/>
+      <w:bookmarkEnd w:id="217"/>
+      <w:bookmarkEnd w:id="218"/>
+      <w:bookmarkEnd w:id="219"/>
+      <w:bookmarkEnd w:id="220"/>
+      <w:bookmarkEnd w:id="221"/>
+      <w:bookmarkEnd w:id="222"/>
+      <w:bookmarkEnd w:id="223"/>
+      <w:bookmarkEnd w:id="224"/>
     </w:p>
     <w:tbl>
       <w:tblPr>
@@ -20057,7 +21001,6 @@
             <w:insideH w:val="none" w:color="auto" w:sz="0" w:space="0"/>
             <w:insideV w:val="none" w:color="auto" w:sz="0" w:space="0"/>
           </w:tblBorders>
-          <w:shd w:val="clear" w:color="auto" w:fill="auto"/>
           <w:tblCellMar>
             <w:top w:w="0" w:type="dxa"/>
             <w:left w:w="0" w:type="dxa"/>
@@ -20470,7 +21413,6 @@
             <w:insideH w:val="none" w:color="auto" w:sz="0" w:space="0"/>
             <w:insideV w:val="none" w:color="auto" w:sz="0" w:space="0"/>
           </w:tblBorders>
-          <w:shd w:val="clear" w:color="auto" w:fill="auto"/>
           <w:tblCellMar>
             <w:top w:w="0" w:type="dxa"/>
             <w:left w:w="0" w:type="dxa"/>
@@ -20666,7 +21608,6 @@
             <w:insideH w:val="none" w:color="auto" w:sz="0" w:space="0"/>
             <w:insideV w:val="none" w:color="auto" w:sz="0" w:space="0"/>
           </w:tblBorders>
-          <w:shd w:val="clear" w:color="auto" w:fill="auto"/>
           <w:tblCellMar>
             <w:top w:w="0" w:type="dxa"/>
             <w:left w:w="0" w:type="dxa"/>
@@ -20862,7 +21803,6 @@
             <w:insideH w:val="none" w:color="auto" w:sz="0" w:space="0"/>
             <w:insideV w:val="none" w:color="auto" w:sz="0" w:space="0"/>
           </w:tblBorders>
-          <w:shd w:val="clear" w:color="auto" w:fill="auto"/>
           <w:tblCellMar>
             <w:top w:w="0" w:type="dxa"/>
             <w:left w:w="0" w:type="dxa"/>
@@ -21058,7 +21998,6 @@
             <w:insideH w:val="none" w:color="auto" w:sz="0" w:space="0"/>
             <w:insideV w:val="none" w:color="auto" w:sz="0" w:space="0"/>
           </w:tblBorders>
-          <w:shd w:val="clear" w:color="auto" w:fill="auto"/>
           <w:tblCellMar>
             <w:top w:w="0" w:type="dxa"/>
             <w:left w:w="0" w:type="dxa"/>
@@ -21254,7 +22193,6 @@
             <w:insideH w:val="none" w:color="auto" w:sz="0" w:space="0"/>
             <w:insideV w:val="none" w:color="auto" w:sz="0" w:space="0"/>
           </w:tblBorders>
-          <w:shd w:val="clear" w:color="auto" w:fill="auto"/>
           <w:tblCellMar>
             <w:top w:w="0" w:type="dxa"/>
             <w:left w:w="0" w:type="dxa"/>
@@ -21669,7 +22607,6 @@
             <w:insideH w:val="none" w:color="auto" w:sz="0" w:space="0"/>
             <w:insideV w:val="none" w:color="auto" w:sz="0" w:space="0"/>
           </w:tblBorders>
-          <w:shd w:val="clear" w:color="auto" w:fill="auto"/>
           <w:tblCellMar>
             <w:top w:w="0" w:type="dxa"/>
             <w:left w:w="0" w:type="dxa"/>
@@ -22585,6 +23522,7 @@
             <w:insideH w:val="none" w:color="auto" w:sz="0" w:space="0"/>
             <w:insideV w:val="none" w:color="auto" w:sz="0" w:space="0"/>
           </w:tblBorders>
+          <w:shd w:val="clear" w:color="auto" w:fill="auto"/>
           <w:tblCellMar>
             <w:top w:w="0" w:type="dxa"/>
             <w:left w:w="0" w:type="dxa"/>
@@ -23257,7 +24195,6 @@
             <w:insideH w:val="none" w:color="auto" w:sz="0" w:space="0"/>
             <w:insideV w:val="none" w:color="auto" w:sz="0" w:space="0"/>
           </w:tblBorders>
-          <w:shd w:val="clear" w:color="auto" w:fill="auto"/>
           <w:tblCellMar>
             <w:top w:w="0" w:type="dxa"/>
             <w:left w:w="0" w:type="dxa"/>
@@ -23648,7 +24585,6 @@
             <w:insideH w:val="none" w:color="auto" w:sz="0" w:space="0"/>
             <w:insideV w:val="none" w:color="auto" w:sz="0" w:space="0"/>
           </w:tblBorders>
-          <w:shd w:val="clear" w:color="auto" w:fill="auto"/>
           <w:tblCellMar>
             <w:top w:w="0" w:type="dxa"/>
             <w:left w:w="0" w:type="dxa"/>
@@ -24428,7 +25364,6 @@
         <w:widowControl/>
         <w:suppressLineNumbers w:val="0"/>
         <w:spacing w:beforeAutospacing="1"/>
-        <w:ind w:left="720"/>
         <w:rPr>
           <w:rFonts w:hint="default" w:cs="Times New Roman"/>
           <w:sz w:val="26"/>
@@ -24442,7 +25377,7 @@
         <w:pStyle w:val="10"/>
         <w:jc w:val="center"/>
         <w:rPr>
-          <w:rFonts w:hint="default" w:ascii="Times New Roman" w:hAnsi="Times New Roman" w:cs="Times New Roman"/>
+          <w:rFonts w:hint="default"/>
           <w:i/>
           <w:iCs/>
           <w:sz w:val="26"/>
@@ -24452,7 +25387,6 @@
       </w:pPr>
       <w:r>
         <w:rPr>
-          <w:rFonts w:hint="default" w:ascii="Times New Roman" w:hAnsi="Times New Roman" w:cs="Times New Roman"/>
           <w:i/>
           <w:iCs/>
           <w:sz w:val="26"/>
@@ -24462,42 +25396,91 @@
       </w:r>
       <w:r>
         <w:rPr>
-          <w:rFonts w:hint="default" w:cs="Times New Roman"/>
+          <w:rFonts w:hint="default"/>
           <w:i/>
           <w:iCs/>
           <w:sz w:val="26"/>
           <w:szCs w:val="26"/>
           <w:lang w:val="en-US"/>
         </w:rPr>
-        <w:t>6.</w:t>
-      </w:r>
-      <w:bookmarkStart w:id="213" w:name="_Toc10281"/>
-      <w:bookmarkStart w:id="214" w:name="_Toc30323"/>
-      <w:bookmarkStart w:id="215" w:name="_Toc29139"/>
-      <w:bookmarkStart w:id="216" w:name="_Toc7645"/>
-      <w:bookmarkStart w:id="217" w:name="_Toc5489"/>
-      <w:r>
-        <w:rPr>
-          <w:rFonts w:hint="default" w:cs="Times New Roman"/>
+        <w:t>6.2</w:t>
+      </w:r>
+      <w:r>
+        <w:rPr>
           <w:i/>
           <w:iCs/>
-          <w:sz w:val="26"/>
-          <w:szCs w:val="26"/>
-          <w:lang w:val="en-US"/>
-        </w:rPr>
-        <w:t>2</w:t>
-      </w:r>
-      <w:r>
-        <w:rPr>
-          <w:rFonts w:hint="default" w:ascii="Times New Roman" w:hAnsi="Times New Roman" w:cs="Times New Roman"/>
+          <w:color w:val="FFFFFF" w:themeColor="background1"/>
+          <w:sz w:val="26"/>
+          <w:szCs w:val="26"/>
+          <w14:textFill>
+            <w14:solidFill>
+              <w14:schemeClr w14:val="bg1"/>
+            </w14:solidFill>
+          </w14:textFill>
+        </w:rPr>
+        <w:fldChar w:fldCharType="begin"/>
+      </w:r>
+      <w:r>
+        <w:rPr>
           <w:i/>
           <w:iCs/>
-          <w:sz w:val="26"/>
-          <w:szCs w:val="26"/>
-          <w:lang w:val="en-US"/>
-        </w:rPr>
-        <w:t xml:space="preserve"> </w:t>
-      </w:r>
+          <w:color w:val="FFFFFF" w:themeColor="background1"/>
+          <w:sz w:val="26"/>
+          <w:szCs w:val="26"/>
+          <w14:textFill>
+            <w14:solidFill>
+              <w14:schemeClr w14:val="bg1"/>
+            </w14:solidFill>
+          </w14:textFill>
+        </w:rPr>
+        <w:instrText xml:space="preserve"> SEQ Table \* ARABIC </w:instrText>
+      </w:r>
+      <w:r>
+        <w:rPr>
+          <w:i/>
+          <w:iCs/>
+          <w:color w:val="FFFFFF" w:themeColor="background1"/>
+          <w:sz w:val="26"/>
+          <w:szCs w:val="26"/>
+          <w14:textFill>
+            <w14:solidFill>
+              <w14:schemeClr w14:val="bg1"/>
+            </w14:solidFill>
+          </w14:textFill>
+        </w:rPr>
+        <w:fldChar w:fldCharType="separate"/>
+      </w:r>
+      <w:r>
+        <w:rPr>
+          <w:i/>
+          <w:iCs/>
+          <w:color w:val="FFFFFF" w:themeColor="background1"/>
+          <w:sz w:val="26"/>
+          <w:szCs w:val="26"/>
+          <w14:textFill>
+            <w14:solidFill>
+              <w14:schemeClr w14:val="bg1"/>
+            </w14:solidFill>
+          </w14:textFill>
+        </w:rPr>
+        <w:t>4</w:t>
+      </w:r>
+      <w:r>
+        <w:rPr>
+          <w:i/>
+          <w:iCs/>
+          <w:color w:val="FFFFFF" w:themeColor="background1"/>
+          <w:sz w:val="26"/>
+          <w:szCs w:val="26"/>
+          <w14:textFill>
+            <w14:solidFill>
+              <w14:schemeClr w14:val="bg1"/>
+            </w14:solidFill>
+          </w14:textFill>
+        </w:rPr>
+        <w:fldChar w:fldCharType="end"/>
+      </w:r>
+      <w:bookmarkStart w:id="225" w:name="_Toc3176"/>
       <w:r>
         <w:rPr>
           <w:rFonts w:hint="default" w:ascii="Times New Roman" w:hAnsi="Times New Roman" w:eastAsia="SimSun" w:cs="Times New Roman"/>
@@ -24508,11 +25491,7 @@
         </w:rPr>
         <w:t>Sample Data Instance (Route 01 &amp; Stop 33)</w:t>
       </w:r>
-      <w:bookmarkEnd w:id="213"/>
-      <w:bookmarkEnd w:id="214"/>
-      <w:bookmarkEnd w:id="215"/>
-      <w:bookmarkEnd w:id="216"/>
-      <w:bookmarkEnd w:id="217"/>
+      <w:bookmarkEnd w:id="225"/>
     </w:p>
     <w:tbl>
       <w:tblPr>
@@ -24552,6 +25531,7 @@
             <w:insideH w:val="none" w:color="auto" w:sz="0" w:space="0"/>
             <w:insideV w:val="none" w:color="auto" w:sz="0" w:space="0"/>
           </w:tblBorders>
+          <w:shd w:val="clear" w:color="auto" w:fill="auto"/>
           <w:tblCellMar>
             <w:top w:w="0" w:type="dxa"/>
             <w:left w:w="0" w:type="dxa"/>
@@ -25632,7 +26612,6 @@
             <w:insideH w:val="none" w:color="auto" w:sz="0" w:space="0"/>
             <w:insideV w:val="none" w:color="auto" w:sz="0" w:space="0"/>
           </w:tblBorders>
-          <w:shd w:val="clear" w:color="auto" w:fill="auto"/>
           <w:tblCellMar>
             <w:top w:w="0" w:type="dxa"/>
             <w:left w:w="0" w:type="dxa"/>
@@ -25929,6 +26908,7 @@
             <w:insideH w:val="none" w:color="auto" w:sz="0" w:space="0"/>
             <w:insideV w:val="none" w:color="auto" w:sz="0" w:space="0"/>
           </w:tblBorders>
+          <w:shd w:val="clear" w:color="auto" w:fill="auto"/>
           <w:tblCellMar>
             <w:top w:w="0" w:type="dxa"/>
             <w:left w:w="0" w:type="dxa"/>
@@ -26098,7 +27078,6 @@
             <w:insideH w:val="none" w:color="auto" w:sz="0" w:space="0"/>
             <w:insideV w:val="none" w:color="auto" w:sz="0" w:space="0"/>
           </w:tblBorders>
-          <w:shd w:val="clear" w:color="auto" w:fill="auto"/>
           <w:tblCellMar>
             <w:top w:w="0" w:type="dxa"/>
             <w:left w:w="0" w:type="dxa"/>
@@ -26247,7 +27226,6 @@
             <w:insideH w:val="none" w:color="auto" w:sz="0" w:space="0"/>
             <w:insideV w:val="none" w:color="auto" w:sz="0" w:space="0"/>
           </w:tblBorders>
-          <w:shd w:val="clear" w:color="auto" w:fill="auto"/>
           <w:tblCellMar>
             <w:top w:w="0" w:type="dxa"/>
             <w:left w:w="0" w:type="dxa"/>
@@ -26565,7 +27543,6 @@
             <w:insideH w:val="none" w:color="auto" w:sz="0" w:space="0"/>
             <w:insideV w:val="none" w:color="auto" w:sz="0" w:space="0"/>
           </w:tblBorders>
-          <w:shd w:val="clear" w:color="auto" w:fill="auto"/>
           <w:tblCellMar>
             <w:top w:w="0" w:type="dxa"/>
             <w:left w:w="0" w:type="dxa"/>
@@ -27309,6 +28286,7 @@
             <w:insideH w:val="none" w:color="auto" w:sz="0" w:space="0"/>
             <w:insideV w:val="none" w:color="auto" w:sz="0" w:space="0"/>
           </w:tblBorders>
+          <w:shd w:val="clear" w:color="auto" w:fill="auto"/>
           <w:tblCellMar>
             <w:top w:w="0" w:type="dxa"/>
             <w:left w:w="0" w:type="dxa"/>
@@ -27613,6 +28591,7 @@
           </w:tblCellMar>
         </w:tblPrEx>
         <w:trPr>
+          <w:trHeight w:val="310" w:hRule="atLeast"/>
           <w:tblCellSpacing w:w="15" w:type="dxa"/>
         </w:trPr>
         <w:tc>
@@ -27752,7 +28731,6 @@
         <w:widowControl/>
         <w:suppressLineNumbers w:val="0"/>
         <w:spacing w:beforeAutospacing="1"/>
-        <w:ind w:left="720"/>
         <w:rPr>
           <w:rFonts w:hint="default" w:ascii="Times New Roman" w:hAnsi="Times New Roman" w:eastAsia="SimSun" w:cs="Times New Roman"/>
           <w:sz w:val="26"/>
@@ -27774,7 +28752,7 @@
           <w:szCs w:val="26"/>
         </w:rPr>
       </w:pPr>
-      <w:bookmarkStart w:id="218" w:name="_Toc20049"/>
+      <w:bookmarkStart w:id="226" w:name="_Toc20049"/>
       <w:r>
         <w:rPr>
           <w:rFonts w:hint="default" w:ascii="Times New Roman" w:hAnsi="Times New Roman" w:cs="Times New Roman"/>
@@ -27808,7 +28786,7 @@
         </w:rPr>
         <w:t>Unstructured Cultural and Tourism Data</w:t>
       </w:r>
-      <w:bookmarkEnd w:id="218"/>
+      <w:bookmarkEnd w:id="226"/>
     </w:p>
     <w:p>
       <w:pPr>
@@ -28287,8 +29265,8 @@
       <w:r>
         <w:drawing>
           <wp:inline distT="0" distB="0" distL="114300" distR="114300">
-            <wp:extent cx="5903595" cy="5234305"/>
-            <wp:effectExtent l="0" t="0" r="9525" b="8255"/>
+            <wp:extent cx="5903595" cy="3987165"/>
+            <wp:effectExtent l="0" t="0" r="1905" b="13335"/>
             <wp:docPr id="20" name="Picture 3"/>
             <wp:cNvGraphicFramePr>
               <a:graphicFrameLocks xmlns:a="http://schemas.openxmlformats.org/drawingml/2006/main" noChangeAspect="1"/>
@@ -28311,7 +29289,7 @@
                   <pic:spPr>
                     <a:xfrm>
                       <a:off x="0" y="0"/>
-                      <a:ext cx="5903595" cy="5234305"/>
+                      <a:ext cx="5903595" cy="3987165"/>
                     </a:xfrm>
                     <a:prstGeom prst="rect">
                       <a:avLst/>
@@ -28371,8 +29349,9 @@
       <w:r>
         <w:fldChar w:fldCharType="end"/>
       </w:r>
-      <w:bookmarkStart w:id="219" w:name="_Toc23726"/>
-      <w:bookmarkStart w:id="220" w:name="_Toc9153"/>
+      <w:bookmarkStart w:id="227" w:name="_Toc23726"/>
+      <w:bookmarkStart w:id="228" w:name="_Toc9153"/>
+      <w:bookmarkStart w:id="229" w:name="_Toc31219"/>
       <w:r>
         <w:rPr>
           <w:rFonts w:hint="default"/>
@@ -28380,8 +29359,9 @@
         </w:rPr>
         <w:t xml:space="preserve"> PDF to TXT conversion process pipeline</w:t>
       </w:r>
-      <w:bookmarkEnd w:id="219"/>
-      <w:bookmarkEnd w:id="220"/>
+      <w:bookmarkEnd w:id="227"/>
+      <w:bookmarkEnd w:id="228"/>
+      <w:bookmarkEnd w:id="229"/>
     </w:p>
     <w:p>
       <w:pPr>
@@ -29026,6 +30006,23 @@
         <w:pStyle w:val="10"/>
         <w:jc w:val="center"/>
         <w:rPr>
+          <w:i/>
+          <w:iCs/>
+          <w:sz w:val="26"/>
+          <w:szCs w:val="26"/>
+        </w:rPr>
+      </w:pPr>
+      <w:r>
+        <w:rPr>
+          <w:i/>
+          <w:iCs/>
+          <w:sz w:val="26"/>
+          <w:szCs w:val="26"/>
+        </w:rPr>
+        <w:t xml:space="preserve">Table </w:t>
+      </w:r>
+      <w:r>
+        <w:rPr>
           <w:rFonts w:hint="default"/>
           <w:i/>
           <w:iCs/>
@@ -29033,16 +30030,84 @@
           <w:szCs w:val="26"/>
           <w:lang w:val="en-US"/>
         </w:rPr>
-      </w:pPr>
+        <w:t>6.3</w:t>
+      </w:r>
       <w:r>
         <w:rPr>
           <w:i/>
           <w:iCs/>
-          <w:sz w:val="26"/>
-          <w:szCs w:val="26"/>
-        </w:rPr>
-        <w:t xml:space="preserve">Table </w:t>
-      </w:r>
+          <w:color w:val="FFFFFF" w:themeColor="background1"/>
+          <w:sz w:val="26"/>
+          <w:szCs w:val="26"/>
+          <w14:textFill>
+            <w14:solidFill>
+              <w14:schemeClr w14:val="bg1"/>
+            </w14:solidFill>
+          </w14:textFill>
+        </w:rPr>
+        <w:fldChar w:fldCharType="begin"/>
+      </w:r>
+      <w:r>
+        <w:rPr>
+          <w:i/>
+          <w:iCs/>
+          <w:color w:val="FFFFFF" w:themeColor="background1"/>
+          <w:sz w:val="26"/>
+          <w:szCs w:val="26"/>
+          <w14:textFill>
+            <w14:solidFill>
+              <w14:schemeClr w14:val="bg1"/>
+            </w14:solidFill>
+          </w14:textFill>
+        </w:rPr>
+        <w:instrText xml:space="preserve"> SEQ Table \* ARABIC </w:instrText>
+      </w:r>
+      <w:r>
+        <w:rPr>
+          <w:i/>
+          <w:iCs/>
+          <w:color w:val="FFFFFF" w:themeColor="background1"/>
+          <w:sz w:val="26"/>
+          <w:szCs w:val="26"/>
+          <w14:textFill>
+            <w14:solidFill>
+              <w14:schemeClr w14:val="bg1"/>
+            </w14:solidFill>
+          </w14:textFill>
+        </w:rPr>
+        <w:fldChar w:fldCharType="separate"/>
+      </w:r>
+      <w:r>
+        <w:rPr>
+          <w:i/>
+          <w:iCs/>
+          <w:color w:val="FFFFFF" w:themeColor="background1"/>
+          <w:sz w:val="26"/>
+          <w:szCs w:val="26"/>
+          <w14:textFill>
+            <w14:solidFill>
+              <w14:schemeClr w14:val="bg1"/>
+            </w14:solidFill>
+          </w14:textFill>
+        </w:rPr>
+        <w:t>5</w:t>
+      </w:r>
+      <w:r>
+        <w:rPr>
+          <w:i/>
+          <w:iCs/>
+          <w:color w:val="FFFFFF" w:themeColor="background1"/>
+          <w:sz w:val="26"/>
+          <w:szCs w:val="26"/>
+          <w14:textFill>
+            <w14:solidFill>
+              <w14:schemeClr w14:val="bg1"/>
+            </w14:solidFill>
+          </w14:textFill>
+        </w:rPr>
+        <w:fldChar w:fldCharType="end"/>
+      </w:r>
+      <w:bookmarkStart w:id="230" w:name="_Toc3170"/>
       <w:r>
         <w:rPr>
           <w:rFonts w:hint="default"/>
@@ -29050,53 +30115,10 @@
           <w:iCs/>
           <w:sz w:val="26"/>
           <w:szCs w:val="26"/>
-          <w:lang w:val="en-US"/>
-        </w:rPr>
-        <w:t>6</w:t>
-      </w:r>
-      <w:r>
-        <w:rPr>
-          <w:i/>
-          <w:iCs/>
-          <w:sz w:val="26"/>
-          <w:szCs w:val="26"/>
-          <w:lang w:val="en-US"/>
-        </w:rPr>
-        <w:t>.</w:t>
-      </w:r>
-      <w:bookmarkStart w:id="221" w:name="_Toc3746"/>
-      <w:bookmarkEnd w:id="221"/>
-      <w:bookmarkStart w:id="222" w:name="_Toc26296"/>
-      <w:bookmarkEnd w:id="222"/>
-      <w:bookmarkStart w:id="223" w:name="_Toc20995"/>
-      <w:bookmarkEnd w:id="223"/>
-      <w:bookmarkStart w:id="224" w:name="_Toc9603"/>
-      <w:bookmarkStart w:id="225" w:name="_Toc18626"/>
-      <w:bookmarkStart w:id="226" w:name="_Toc11423"/>
-      <w:r>
-        <w:rPr>
-          <w:rFonts w:hint="default"/>
-          <w:i/>
-          <w:iCs/>
-          <w:sz w:val="26"/>
-          <w:szCs w:val="26"/>
-          <w:lang w:val="en-US"/>
-        </w:rPr>
-        <w:t xml:space="preserve">3 </w:t>
-      </w:r>
-      <w:r>
-        <w:rPr>
-          <w:rFonts w:hint="default"/>
-          <w:i/>
-          <w:iCs/>
-          <w:sz w:val="26"/>
-          <w:szCs w:val="26"/>
         </w:rPr>
         <w:t>Data Structure Specification</w:t>
       </w:r>
-      <w:bookmarkEnd w:id="224"/>
-      <w:bookmarkEnd w:id="225"/>
-      <w:bookmarkEnd w:id="226"/>
+      <w:bookmarkEnd w:id="230"/>
     </w:p>
     <w:tbl>
       <w:tblPr>
@@ -29137,12 +30159,6 @@
             <w:insideV w:val="none" w:color="auto" w:sz="0" w:space="0"/>
           </w:tblBorders>
           <w:shd w:val="clear" w:color="auto" w:fill="auto"/>
-          <w:tblCellMar>
-            <w:top w:w="0" w:type="dxa"/>
-            <w:left w:w="0" w:type="dxa"/>
-            <w:bottom w:w="0" w:type="dxa"/>
-            <w:right w:w="0" w:type="dxa"/>
-          </w:tblCellMar>
         </w:tblPrEx>
         <w:trPr>
           <w:tblHeader/>
@@ -29473,6 +30489,7 @@
             <w:insideH w:val="none" w:color="auto" w:sz="0" w:space="0"/>
             <w:insideV w:val="none" w:color="auto" w:sz="0" w:space="0"/>
           </w:tblBorders>
+          <w:shd w:val="clear" w:color="auto" w:fill="auto"/>
           <w:tblCellMar>
             <w:top w:w="0" w:type="dxa"/>
             <w:left w:w="0" w:type="dxa"/>
@@ -30140,6 +31157,7 @@
             <w:insideH w:val="none" w:color="auto" w:sz="0" w:space="0"/>
             <w:insideV w:val="none" w:color="auto" w:sz="0" w:space="0"/>
           </w:tblBorders>
+          <w:shd w:val="clear" w:color="auto" w:fill="auto"/>
           <w:tblCellMar>
             <w:top w:w="0" w:type="dxa"/>
             <w:left w:w="0" w:type="dxa"/>
@@ -30318,6 +31336,23 @@
         <w:pStyle w:val="10"/>
         <w:jc w:val="center"/>
         <w:rPr>
+          <w:i/>
+          <w:iCs/>
+          <w:sz w:val="26"/>
+          <w:szCs w:val="26"/>
+        </w:rPr>
+      </w:pPr>
+      <w:r>
+        <w:rPr>
+          <w:i/>
+          <w:iCs/>
+          <w:sz w:val="26"/>
+          <w:szCs w:val="26"/>
+        </w:rPr>
+        <w:t xml:space="preserve">Table </w:t>
+      </w:r>
+      <w:r>
+        <w:rPr>
           <w:rFonts w:hint="default"/>
           <w:i/>
           <w:iCs/>
@@ -30325,53 +31360,94 @@
           <w:szCs w:val="26"/>
           <w:lang w:val="en-US"/>
         </w:rPr>
-      </w:pPr>
+        <w:t>6.4</w:t>
+      </w:r>
       <w:r>
         <w:rPr>
           <w:i/>
           <w:iCs/>
-          <w:sz w:val="26"/>
-          <w:szCs w:val="26"/>
-        </w:rPr>
-        <w:t xml:space="preserve">Table </w:t>
-      </w:r>
-      <w:r>
-        <w:rPr>
-          <w:rFonts w:hint="default"/>
+          <w:color w:val="FFFFFF" w:themeColor="background1"/>
+          <w:sz w:val="26"/>
+          <w:szCs w:val="26"/>
+          <w14:textFill>
+            <w14:solidFill>
+              <w14:schemeClr w14:val="bg1"/>
+            </w14:solidFill>
+          </w14:textFill>
+        </w:rPr>
+        <w:fldChar w:fldCharType="begin"/>
+      </w:r>
+      <w:r>
+        <w:rPr>
           <w:i/>
           <w:iCs/>
-          <w:sz w:val="26"/>
-          <w:szCs w:val="26"/>
-          <w:lang w:val="en-US"/>
-        </w:rPr>
-        <w:t>6.</w:t>
-      </w:r>
-      <w:bookmarkStart w:id="227" w:name="_Toc29995"/>
-      <w:bookmarkStart w:id="228" w:name="_Toc442"/>
-      <w:bookmarkStart w:id="229" w:name="_Toc14444"/>
-      <w:r>
-        <w:rPr>
-          <w:rFonts w:hint="default"/>
+          <w:color w:val="FFFFFF" w:themeColor="background1"/>
+          <w:sz w:val="26"/>
+          <w:szCs w:val="26"/>
+          <w14:textFill>
+            <w14:solidFill>
+              <w14:schemeClr w14:val="bg1"/>
+            </w14:solidFill>
+          </w14:textFill>
+        </w:rPr>
+        <w:instrText xml:space="preserve"> SEQ Table \* ARABIC </w:instrText>
+      </w:r>
+      <w:r>
+        <w:rPr>
           <w:i/>
           <w:iCs/>
-          <w:sz w:val="26"/>
-          <w:szCs w:val="26"/>
-          <w:lang w:val="en-US"/>
-        </w:rPr>
-        <w:t xml:space="preserve">4 </w:t>
+          <w:color w:val="FFFFFF" w:themeColor="background1"/>
+          <w:sz w:val="26"/>
+          <w:szCs w:val="26"/>
+          <w14:textFill>
+            <w14:solidFill>
+              <w14:schemeClr w14:val="bg1"/>
+            </w14:solidFill>
+          </w14:textFill>
+        </w:rPr>
+        <w:fldChar w:fldCharType="separate"/>
       </w:r>
       <w:r>
         <w:rPr>
           <w:i/>
           <w:iCs/>
+          <w:color w:val="FFFFFF" w:themeColor="background1"/>
+          <w:sz w:val="26"/>
+          <w:szCs w:val="26"/>
+          <w14:textFill>
+            <w14:solidFill>
+              <w14:schemeClr w14:val="bg1"/>
+            </w14:solidFill>
+          </w14:textFill>
+        </w:rPr>
+        <w:t>6</w:t>
+      </w:r>
+      <w:r>
+        <w:rPr>
+          <w:i/>
+          <w:iCs/>
+          <w:color w:val="FFFFFF" w:themeColor="background1"/>
+          <w:sz w:val="26"/>
+          <w:szCs w:val="26"/>
+          <w14:textFill>
+            <w14:solidFill>
+              <w14:schemeClr w14:val="bg1"/>
+            </w14:solidFill>
+          </w14:textFill>
+        </w:rPr>
+        <w:fldChar w:fldCharType="end"/>
+      </w:r>
+      <w:bookmarkStart w:id="231" w:name="_Toc6211"/>
+      <w:r>
+        <w:rPr>
+          <w:i/>
+          <w:iCs/>
           <w:sz w:val="26"/>
           <w:szCs w:val="26"/>
         </w:rPr>
         <w:t>Sample Data Instance (Entity: Lễ Tết nhảy)</w:t>
       </w:r>
-      <w:bookmarkEnd w:id="227"/>
-      <w:bookmarkEnd w:id="228"/>
-      <w:bookmarkEnd w:id="229"/>
+      <w:bookmarkEnd w:id="231"/>
     </w:p>
     <w:tbl>
       <w:tblPr>
@@ -30531,6 +31607,7 @@
             <w:insideH w:val="none" w:color="auto" w:sz="0" w:space="0"/>
             <w:insideV w:val="none" w:color="auto" w:sz="0" w:space="0"/>
           </w:tblBorders>
+          <w:shd w:val="clear" w:color="auto" w:fill="auto"/>
           <w:tblCellMar>
             <w:top w:w="0" w:type="dxa"/>
             <w:left w:w="0" w:type="dxa"/>
@@ -30770,6 +31847,7 @@
             <w:insideH w:val="none" w:color="auto" w:sz="0" w:space="0"/>
             <w:insideV w:val="none" w:color="auto" w:sz="0" w:space="0"/>
           </w:tblBorders>
+          <w:shd w:val="clear" w:color="auto" w:fill="auto"/>
           <w:tblCellMar>
             <w:top w:w="0" w:type="dxa"/>
             <w:left w:w="0" w:type="dxa"/>
@@ -31161,7 +32239,7 @@
           <w:szCs w:val="26"/>
         </w:rPr>
       </w:pPr>
-      <w:bookmarkStart w:id="230" w:name="_Toc9266"/>
+      <w:bookmarkStart w:id="232" w:name="_Toc9266"/>
       <w:r>
         <w:rPr>
           <w:rFonts w:hint="default" w:ascii="Times New Roman" w:hAnsi="Times New Roman" w:eastAsia="sans-serif" w:cs="Times New Roman"/>
@@ -31170,7 +32248,7 @@
         </w:rPr>
         <w:t>6.1.3. Knowledge Graph Construction (Bus Network Topology)</w:t>
       </w:r>
-      <w:bookmarkEnd w:id="230"/>
+      <w:bookmarkEnd w:id="232"/>
     </w:p>
     <w:p>
       <w:pPr>
@@ -32830,6 +33908,23 @@
         <w:pStyle w:val="10"/>
         <w:jc w:val="center"/>
         <w:rPr>
+          <w:i/>
+          <w:iCs/>
+          <w:sz w:val="26"/>
+          <w:szCs w:val="26"/>
+        </w:rPr>
+      </w:pPr>
+      <w:r>
+        <w:rPr>
+          <w:i/>
+          <w:iCs/>
+          <w:sz w:val="26"/>
+          <w:szCs w:val="26"/>
+        </w:rPr>
+        <w:t xml:space="preserve">Table </w:t>
+      </w:r>
+      <w:r>
+        <w:rPr>
           <w:rFonts w:hint="default"/>
           <w:i/>
           <w:iCs/>
@@ -32837,52 +33932,93 @@
           <w:szCs w:val="26"/>
           <w:lang w:val="en-US"/>
         </w:rPr>
-      </w:pPr>
+        <w:t>6.5</w:t>
+      </w:r>
       <w:r>
         <w:rPr>
           <w:i/>
           <w:iCs/>
-          <w:sz w:val="26"/>
-          <w:szCs w:val="26"/>
-        </w:rPr>
-        <w:t xml:space="preserve">Table </w:t>
-      </w:r>
-      <w:r>
-        <w:rPr>
-          <w:rFonts w:hint="default"/>
+          <w:color w:val="FFFFFF" w:themeColor="background1"/>
+          <w:sz w:val="26"/>
+          <w:szCs w:val="26"/>
+          <w14:textFill>
+            <w14:solidFill>
+              <w14:schemeClr w14:val="bg1"/>
+            </w14:solidFill>
+          </w14:textFill>
+        </w:rPr>
+        <w:fldChar w:fldCharType="begin"/>
+      </w:r>
+      <w:r>
+        <w:rPr>
           <w:i/>
           <w:iCs/>
-          <w:sz w:val="26"/>
-          <w:szCs w:val="26"/>
-          <w:lang w:val="en-US"/>
-        </w:rPr>
-        <w:t>6.</w:t>
-      </w:r>
-      <w:bookmarkStart w:id="231" w:name="_Toc28935"/>
-      <w:bookmarkStart w:id="232" w:name="_Toc14467"/>
-      <w:bookmarkStart w:id="233" w:name="_Toc1071"/>
-      <w:r>
-        <w:rPr>
-          <w:rFonts w:hint="default"/>
+          <w:color w:val="FFFFFF" w:themeColor="background1"/>
+          <w:sz w:val="26"/>
+          <w:szCs w:val="26"/>
+          <w14:textFill>
+            <w14:solidFill>
+              <w14:schemeClr w14:val="bg1"/>
+            </w14:solidFill>
+          </w14:textFill>
+        </w:rPr>
+        <w:instrText xml:space="preserve"> SEQ Table \* ARABIC </w:instrText>
+      </w:r>
+      <w:r>
+        <w:rPr>
           <w:i/>
           <w:iCs/>
-          <w:sz w:val="26"/>
-          <w:szCs w:val="26"/>
-          <w:lang w:val="en-US"/>
-        </w:rPr>
-        <w:t xml:space="preserve">5 </w:t>
+          <w:color w:val="FFFFFF" w:themeColor="background1"/>
+          <w:sz w:val="26"/>
+          <w:szCs w:val="26"/>
+          <w14:textFill>
+            <w14:solidFill>
+              <w14:schemeClr w14:val="bg1"/>
+            </w14:solidFill>
+          </w14:textFill>
+        </w:rPr>
+        <w:fldChar w:fldCharType="separate"/>
       </w:r>
       <w:r>
         <w:rPr>
           <w:i/>
           <w:iCs/>
+          <w:color w:val="FFFFFF" w:themeColor="background1"/>
+          <w:sz w:val="26"/>
+          <w:szCs w:val="26"/>
+          <w14:textFill>
+            <w14:solidFill>
+              <w14:schemeClr w14:val="bg1"/>
+            </w14:solidFill>
+          </w14:textFill>
+        </w:rPr>
+        <w:t>7</w:t>
+      </w:r>
+      <w:r>
+        <w:rPr>
+          <w:i/>
+          <w:iCs/>
+          <w:color w:val="FFFFFF" w:themeColor="background1"/>
+          <w:sz w:val="26"/>
+          <w:szCs w:val="26"/>
+          <w14:textFill>
+            <w14:solidFill>
+              <w14:schemeClr w14:val="bg1"/>
+            </w14:solidFill>
+          </w14:textFill>
+        </w:rPr>
+        <w:fldChar w:fldCharType="end"/>
+      </w:r>
+      <w:bookmarkStart w:id="233" w:name="_Toc5616"/>
+      <w:r>
+        <w:rPr>
+          <w:i/>
+          <w:iCs/>
           <w:sz w:val="26"/>
           <w:szCs w:val="26"/>
         </w:rPr>
         <w:t>Graph Schema Specification for Public Transport</w:t>
       </w:r>
-      <w:bookmarkEnd w:id="231"/>
-      <w:bookmarkEnd w:id="232"/>
       <w:bookmarkEnd w:id="233"/>
     </w:p>
     <w:tbl>
@@ -33763,6 +34899,7 @@
             <w:insideH w:val="none" w:color="auto" w:sz="0" w:space="0"/>
             <w:insideV w:val="none" w:color="auto" w:sz="0" w:space="0"/>
           </w:tblBorders>
+          <w:shd w:val="clear" w:color="auto" w:fill="auto"/>
           <w:tblCellMar>
             <w:top w:w="0" w:type="dxa"/>
             <w:left w:w="0" w:type="dxa"/>
@@ -36379,6 +37516,23 @@
         <w:pStyle w:val="10"/>
         <w:jc w:val="center"/>
         <w:rPr>
+          <w:i/>
+          <w:iCs/>
+          <w:sz w:val="26"/>
+          <w:szCs w:val="26"/>
+        </w:rPr>
+      </w:pPr>
+      <w:r>
+        <w:rPr>
+          <w:i/>
+          <w:iCs/>
+          <w:sz w:val="26"/>
+          <w:szCs w:val="26"/>
+        </w:rPr>
+        <w:t xml:space="preserve">Table </w:t>
+      </w:r>
+      <w:r>
+        <w:rPr>
           <w:rFonts w:hint="default"/>
           <w:i/>
           <w:iCs/>
@@ -36386,30 +37540,84 @@
           <w:szCs w:val="26"/>
           <w:lang w:val="en-US"/>
         </w:rPr>
-      </w:pPr>
+        <w:t>6.6</w:t>
+      </w:r>
       <w:r>
         <w:rPr>
           <w:i/>
           <w:iCs/>
-          <w:sz w:val="26"/>
-          <w:szCs w:val="26"/>
-        </w:rPr>
-        <w:t xml:space="preserve">Table </w:t>
-      </w:r>
-      <w:bookmarkStart w:id="235" w:name="_Toc107"/>
-      <w:bookmarkStart w:id="236" w:name="_Toc20634"/>
-      <w:bookmarkStart w:id="237" w:name="_Toc4784"/>
-      <w:r>
-        <w:rPr>
-          <w:rFonts w:hint="default"/>
+          <w:color w:val="FFFFFF" w:themeColor="background1"/>
+          <w:sz w:val="26"/>
+          <w:szCs w:val="26"/>
+          <w14:textFill>
+            <w14:solidFill>
+              <w14:schemeClr w14:val="bg1"/>
+            </w14:solidFill>
+          </w14:textFill>
+        </w:rPr>
+        <w:fldChar w:fldCharType="begin"/>
+      </w:r>
+      <w:r>
+        <w:rPr>
           <w:i/>
           <w:iCs/>
-          <w:sz w:val="26"/>
-          <w:szCs w:val="26"/>
-          <w:lang w:val="en-US"/>
-        </w:rPr>
-        <w:t xml:space="preserve">6.6 </w:t>
-      </w:r>
+          <w:color w:val="FFFFFF" w:themeColor="background1"/>
+          <w:sz w:val="26"/>
+          <w:szCs w:val="26"/>
+          <w14:textFill>
+            <w14:solidFill>
+              <w14:schemeClr w14:val="bg1"/>
+            </w14:solidFill>
+          </w14:textFill>
+        </w:rPr>
+        <w:instrText xml:space="preserve"> SEQ Table \* ARABIC </w:instrText>
+      </w:r>
+      <w:r>
+        <w:rPr>
+          <w:i/>
+          <w:iCs/>
+          <w:color w:val="FFFFFF" w:themeColor="background1"/>
+          <w:sz w:val="26"/>
+          <w:szCs w:val="26"/>
+          <w14:textFill>
+            <w14:solidFill>
+              <w14:schemeClr w14:val="bg1"/>
+            </w14:solidFill>
+          </w14:textFill>
+        </w:rPr>
+        <w:fldChar w:fldCharType="separate"/>
+      </w:r>
+      <w:r>
+        <w:rPr>
+          <w:i/>
+          <w:iCs/>
+          <w:color w:val="FFFFFF" w:themeColor="background1"/>
+          <w:sz w:val="26"/>
+          <w:szCs w:val="26"/>
+          <w14:textFill>
+            <w14:solidFill>
+              <w14:schemeClr w14:val="bg1"/>
+            </w14:solidFill>
+          </w14:textFill>
+        </w:rPr>
+        <w:t>8</w:t>
+      </w:r>
+      <w:r>
+        <w:rPr>
+          <w:i/>
+          <w:iCs/>
+          <w:color w:val="FFFFFF" w:themeColor="background1"/>
+          <w:sz w:val="26"/>
+          <w:szCs w:val="26"/>
+          <w14:textFill>
+            <w14:solidFill>
+              <w14:schemeClr w14:val="bg1"/>
+            </w14:solidFill>
+          </w14:textFill>
+        </w:rPr>
+        <w:fldChar w:fldCharType="end"/>
+      </w:r>
+      <w:bookmarkStart w:id="235" w:name="_Toc22608"/>
       <w:r>
         <w:rPr>
           <w:b w:val="0"/>
@@ -36435,8 +37643,6 @@
         <w:t xml:space="preserve"> in Neo4j (Entity: “Rừng nguyên sinh Khe Rỗ”)</w:t>
       </w:r>
       <w:bookmarkEnd w:id="235"/>
-      <w:bookmarkEnd w:id="236"/>
-      <w:bookmarkEnd w:id="237"/>
     </w:p>
     <w:tbl>
       <w:tblPr>
@@ -36476,7 +37682,6 @@
             <w:insideH w:val="none" w:color="auto" w:sz="0" w:space="0"/>
             <w:insideV w:val="none" w:color="auto" w:sz="0" w:space="0"/>
           </w:tblBorders>
-          <w:shd w:val="clear" w:color="auto" w:fill="auto"/>
           <w:tblCellMar>
             <w:top w:w="0" w:type="dxa"/>
             <w:left w:w="0" w:type="dxa"/>
@@ -36646,7 +37851,6 @@
             <w:insideH w:val="none" w:color="auto" w:sz="0" w:space="0"/>
             <w:insideV w:val="none" w:color="auto" w:sz="0" w:space="0"/>
           </w:tblBorders>
-          <w:shd w:val="clear" w:color="auto" w:fill="auto"/>
           <w:tblCellMar>
             <w:top w:w="0" w:type="dxa"/>
             <w:left w:w="0" w:type="dxa"/>
@@ -36837,7 +38041,6 @@
             <w:insideH w:val="none" w:color="auto" w:sz="0" w:space="0"/>
             <w:insideV w:val="none" w:color="auto" w:sz="0" w:space="0"/>
           </w:tblBorders>
-          <w:shd w:val="clear" w:color="auto" w:fill="auto"/>
           <w:tblCellMar>
             <w:top w:w="0" w:type="dxa"/>
             <w:left w:w="0" w:type="dxa"/>
@@ -37005,7 +38208,6 @@
             <w:insideH w:val="none" w:color="auto" w:sz="0" w:space="0"/>
             <w:insideV w:val="none" w:color="auto" w:sz="0" w:space="0"/>
           </w:tblBorders>
-          <w:shd w:val="clear" w:color="auto" w:fill="auto"/>
           <w:tblCellMar>
             <w:top w:w="0" w:type="dxa"/>
             <w:left w:w="0" w:type="dxa"/>
@@ -37196,7 +38398,6 @@
             <w:insideH w:val="none" w:color="auto" w:sz="0" w:space="0"/>
             <w:insideV w:val="none" w:color="auto" w:sz="0" w:space="0"/>
           </w:tblBorders>
-          <w:shd w:val="clear" w:color="auto" w:fill="auto"/>
           <w:tblCellMar>
             <w:top w:w="0" w:type="dxa"/>
             <w:left w:w="0" w:type="dxa"/>
@@ -37364,7 +38565,6 @@
             <w:insideH w:val="none" w:color="auto" w:sz="0" w:space="0"/>
             <w:insideV w:val="none" w:color="auto" w:sz="0" w:space="0"/>
           </w:tblBorders>
-          <w:shd w:val="clear" w:color="auto" w:fill="auto"/>
           <w:tblCellMar>
             <w:top w:w="0" w:type="dxa"/>
             <w:left w:w="0" w:type="dxa"/>
@@ -37532,7 +38732,6 @@
             <w:insideH w:val="none" w:color="auto" w:sz="0" w:space="0"/>
             <w:insideV w:val="none" w:color="auto" w:sz="0" w:space="0"/>
           </w:tblBorders>
-          <w:shd w:val="clear" w:color="auto" w:fill="auto"/>
           <w:tblCellMar>
             <w:top w:w="0" w:type="dxa"/>
             <w:left w:w="0" w:type="dxa"/>
@@ -37700,7 +38899,6 @@
             <w:insideH w:val="none" w:color="auto" w:sz="0" w:space="0"/>
             <w:insideV w:val="none" w:color="auto" w:sz="0" w:space="0"/>
           </w:tblBorders>
-          <w:shd w:val="clear" w:color="auto" w:fill="auto"/>
           <w:tblCellMar>
             <w:top w:w="0" w:type="dxa"/>
             <w:left w:w="0" w:type="dxa"/>
@@ -37868,7 +39066,6 @@
             <w:insideH w:val="none" w:color="auto" w:sz="0" w:space="0"/>
             <w:insideV w:val="none" w:color="auto" w:sz="0" w:space="0"/>
           </w:tblBorders>
-          <w:shd w:val="clear" w:color="auto" w:fill="auto"/>
           <w:tblCellMar>
             <w:top w:w="0" w:type="dxa"/>
             <w:left w:w="0" w:type="dxa"/>
@@ -38036,7 +39233,6 @@
             <w:insideH w:val="none" w:color="auto" w:sz="0" w:space="0"/>
             <w:insideV w:val="none" w:color="auto" w:sz="0" w:space="0"/>
           </w:tblBorders>
-          <w:shd w:val="clear" w:color="auto" w:fill="auto"/>
           <w:tblCellMar>
             <w:top w:w="0" w:type="dxa"/>
             <w:left w:w="0" w:type="dxa"/>
@@ -38204,7 +39400,6 @@
             <w:insideH w:val="none" w:color="auto" w:sz="0" w:space="0"/>
             <w:insideV w:val="none" w:color="auto" w:sz="0" w:space="0"/>
           </w:tblBorders>
-          <w:shd w:val="clear" w:color="auto" w:fill="auto"/>
           <w:tblCellMar>
             <w:top w:w="0" w:type="dxa"/>
             <w:left w:w="0" w:type="dxa"/>
@@ -38410,7 +39605,7 @@
           <w:szCs w:val="26"/>
         </w:rPr>
       </w:pPr>
-      <w:bookmarkStart w:id="238" w:name="_Toc6544"/>
+      <w:bookmarkStart w:id="236" w:name="_Toc6544"/>
       <w:r>
         <w:rPr>
           <w:sz w:val="26"/>
@@ -38418,7 +39613,7 @@
         </w:rPr>
         <w:t>6.2. Experimental Configurations</w:t>
       </w:r>
-      <w:bookmarkEnd w:id="238"/>
+      <w:bookmarkEnd w:id="236"/>
     </w:p>
     <w:p>
       <w:pPr>
@@ -38454,7 +39649,7 @@
           <w:szCs w:val="26"/>
         </w:rPr>
       </w:pPr>
-      <w:bookmarkStart w:id="239" w:name="_Toc17443"/>
+      <w:bookmarkStart w:id="237" w:name="_Toc17443"/>
       <w:r>
         <w:rPr>
           <w:sz w:val="26"/>
@@ -38462,7 +39657,7 @@
         </w:rPr>
         <w:t>6.2.1. Infrastructure Specifications</w:t>
       </w:r>
-      <w:bookmarkEnd w:id="239"/>
+      <w:bookmarkEnd w:id="237"/>
     </w:p>
     <w:p>
       <w:pPr>
@@ -38538,8 +39733,112 @@
     </w:p>
     <w:p>
       <w:pPr>
+        <w:pStyle w:val="15"/>
+        <w:keepNext w:val="0"/>
+        <w:keepLines w:val="0"/>
+        <w:widowControl/>
+        <w:suppressLineNumbers w:val="0"/>
+        <w:spacing w:beforeAutospacing="1"/>
+        <w:rPr>
+          <w:rFonts w:hint="default"/>
+          <w:sz w:val="26"/>
+          <w:szCs w:val="26"/>
+          <w:lang w:val="en-US"/>
+        </w:rPr>
+      </w:pPr>
+    </w:p>
+    <w:p>
+      <w:pPr>
         <w:pStyle w:val="10"/>
         <w:jc w:val="center"/>
+        <w:rPr>
+          <w:sz w:val="26"/>
+          <w:szCs w:val="26"/>
+        </w:rPr>
+      </w:pPr>
+      <w:r>
+        <w:rPr>
+          <w:sz w:val="26"/>
+          <w:szCs w:val="26"/>
+        </w:rPr>
+        <w:t xml:space="preserve">Table </w:t>
+      </w:r>
+      <w:r>
+        <w:rPr>
+          <w:rFonts w:hint="default"/>
+          <w:sz w:val="26"/>
+          <w:szCs w:val="26"/>
+          <w:lang w:val="en-US"/>
+        </w:rPr>
+        <w:t>6.7</w:t>
+      </w:r>
+      <w:r>
+        <w:rPr>
+          <w:color w:val="FFFFFF" w:themeColor="background1"/>
+          <w:sz w:val="26"/>
+          <w:szCs w:val="26"/>
+          <w14:textFill>
+            <w14:solidFill>
+              <w14:schemeClr w14:val="bg1"/>
+            </w14:solidFill>
+          </w14:textFill>
+        </w:rPr>
+        <w:fldChar w:fldCharType="begin"/>
+      </w:r>
+      <w:r>
+        <w:rPr>
+          <w:color w:val="FFFFFF" w:themeColor="background1"/>
+          <w:sz w:val="26"/>
+          <w:szCs w:val="26"/>
+          <w14:textFill>
+            <w14:solidFill>
+              <w14:schemeClr w14:val="bg1"/>
+            </w14:solidFill>
+          </w14:textFill>
+        </w:rPr>
+        <w:instrText xml:space="preserve"> SEQ Table \* ARABIC </w:instrText>
+      </w:r>
+      <w:r>
+        <w:rPr>
+          <w:color w:val="FFFFFF" w:themeColor="background1"/>
+          <w:sz w:val="26"/>
+          <w:szCs w:val="26"/>
+          <w14:textFill>
+            <w14:solidFill>
+              <w14:schemeClr w14:val="bg1"/>
+            </w14:solidFill>
+          </w14:textFill>
+        </w:rPr>
+        <w:fldChar w:fldCharType="separate"/>
+      </w:r>
+      <w:r>
+        <w:rPr>
+          <w:color w:val="FFFFFF" w:themeColor="background1"/>
+          <w:sz w:val="26"/>
+          <w:szCs w:val="26"/>
+          <w14:textFill>
+            <w14:solidFill>
+              <w14:schemeClr w14:val="bg1"/>
+            </w14:solidFill>
+          </w14:textFill>
+        </w:rPr>
+        <w:t>9</w:t>
+      </w:r>
+      <w:r>
+        <w:rPr>
+          <w:color w:val="FFFFFF" w:themeColor="background1"/>
+          <w:sz w:val="26"/>
+          <w:szCs w:val="26"/>
+          <w14:textFill>
+            <w14:solidFill>
+              <w14:schemeClr w14:val="bg1"/>
+            </w14:solidFill>
+          </w14:textFill>
+        </w:rPr>
+        <w:fldChar w:fldCharType="end"/>
+      </w:r>
+      <w:bookmarkStart w:id="238" w:name="_Toc25027"/>
+      <w:r>
         <w:rPr>
           <w:rFonts w:hint="default"/>
           <w:i/>
@@ -38548,44 +39847,9 @@
           <w:szCs w:val="26"/>
           <w:lang w:val="en-US"/>
         </w:rPr>
-      </w:pPr>
-      <w:r>
-        <w:rPr>
-          <w:i/>
-          <w:iCs/>
-          <w:sz w:val="26"/>
-          <w:szCs w:val="26"/>
-        </w:rPr>
-        <w:t xml:space="preserve">Table </w:t>
-      </w:r>
-      <w:r>
-        <w:rPr>
-          <w:rFonts w:hint="default"/>
-          <w:i/>
-          <w:iCs/>
-          <w:sz w:val="26"/>
-          <w:szCs w:val="26"/>
-          <w:lang w:val="en-US"/>
-        </w:rPr>
-        <w:t>6.</w:t>
-      </w:r>
-      <w:bookmarkStart w:id="240" w:name="_Toc9392"/>
-      <w:bookmarkStart w:id="241" w:name="_Toc5393"/>
-      <w:bookmarkStart w:id="242" w:name="_Toc3186"/>
-      <w:r>
-        <w:rPr>
-          <w:rFonts w:hint="default"/>
-          <w:i/>
-          <w:iCs/>
-          <w:sz w:val="26"/>
-          <w:szCs w:val="26"/>
-          <w:lang w:val="en-US"/>
-        </w:rPr>
-        <w:t>7 Hardware and Software Environment</w:t>
-      </w:r>
-      <w:bookmarkEnd w:id="240"/>
-      <w:bookmarkEnd w:id="241"/>
-      <w:bookmarkEnd w:id="242"/>
+        <w:t>Hardware and Software Environment</w:t>
+      </w:r>
+      <w:bookmarkEnd w:id="238"/>
     </w:p>
     <w:tbl>
       <w:tblPr>
@@ -38626,6 +39890,12 @@
             <w:insideV w:val="none" w:color="auto" w:sz="0" w:space="0"/>
           </w:tblBorders>
           <w:shd w:val="clear" w:color="auto" w:fill="auto"/>
+          <w:tblCellMar>
+            <w:top w:w="0" w:type="dxa"/>
+            <w:left w:w="0" w:type="dxa"/>
+            <w:bottom w:w="0" w:type="dxa"/>
+            <w:right w:w="0" w:type="dxa"/>
+          </w:tblCellMar>
         </w:tblPrEx>
         <w:trPr>
           <w:tblHeader/>
@@ -38789,6 +40059,7 @@
             <w:insideH w:val="none" w:color="auto" w:sz="0" w:space="0"/>
             <w:insideV w:val="none" w:color="auto" w:sz="0" w:space="0"/>
           </w:tblBorders>
+          <w:shd w:val="clear" w:color="auto" w:fill="auto"/>
           <w:tblCellMar>
             <w:top w:w="0" w:type="dxa"/>
             <w:left w:w="0" w:type="dxa"/>
@@ -39605,6 +40876,7 @@
             <w:insideH w:val="none" w:color="auto" w:sz="0" w:space="0"/>
             <w:insideV w:val="none" w:color="auto" w:sz="0" w:space="0"/>
           </w:tblBorders>
+          <w:shd w:val="clear" w:color="auto" w:fill="auto"/>
           <w:tblCellMar>
             <w:top w:w="0" w:type="dxa"/>
             <w:left w:w="0" w:type="dxa"/>
@@ -39859,7 +41131,7 @@
           <w:szCs w:val="26"/>
         </w:rPr>
       </w:pPr>
-      <w:bookmarkStart w:id="243" w:name="_Toc9217"/>
+      <w:bookmarkStart w:id="239" w:name="_Toc9217"/>
       <w:r>
         <w:rPr>
           <w:sz w:val="26"/>
@@ -39867,7 +41139,7 @@
         </w:rPr>
         <w:t>6.2.3. Evaluation Metrics</w:t>
       </w:r>
-      <w:bookmarkEnd w:id="243"/>
+      <w:bookmarkEnd w:id="239"/>
     </w:p>
     <w:p>
       <w:pPr>
@@ -40177,7 +41449,7 @@
           <w:szCs w:val="26"/>
         </w:rPr>
       </w:pPr>
-      <w:bookmarkStart w:id="244" w:name="_Toc26503"/>
+      <w:bookmarkStart w:id="240" w:name="_Toc26503"/>
       <w:r>
         <w:rPr>
           <w:sz w:val="26"/>
@@ -40185,7 +41457,7 @@
         </w:rPr>
         <w:t>6.3. Functional Evaluation Results</w:t>
       </w:r>
-      <w:bookmarkEnd w:id="244"/>
+      <w:bookmarkEnd w:id="240"/>
     </w:p>
     <w:p>
       <w:pPr>
@@ -40344,7 +41616,7 @@
           <w:szCs w:val="26"/>
         </w:rPr>
       </w:pPr>
-      <w:bookmarkStart w:id="245" w:name="_Toc11667"/>
+      <w:bookmarkStart w:id="241" w:name="_Toc11667"/>
       <w:r>
         <w:rPr>
           <w:sz w:val="26"/>
@@ -40352,7 +41624,7 @@
         </w:rPr>
         <w:t>6.3.1. Phase 1: Baseline Assessment (Vulnerability Detection)</w:t>
       </w:r>
-      <w:bookmarkEnd w:id="245"/>
+      <w:bookmarkEnd w:id="241"/>
     </w:p>
     <w:p>
       <w:pPr>
@@ -40381,6 +41653,23 @@
         <w:pStyle w:val="10"/>
         <w:jc w:val="center"/>
         <w:rPr>
+          <w:i/>
+          <w:iCs/>
+          <w:sz w:val="26"/>
+          <w:szCs w:val="26"/>
+        </w:rPr>
+      </w:pPr>
+      <w:r>
+        <w:rPr>
+          <w:i/>
+          <w:iCs/>
+          <w:sz w:val="26"/>
+          <w:szCs w:val="26"/>
+        </w:rPr>
+        <w:t xml:space="preserve">Table </w:t>
+      </w:r>
+      <w:r>
+        <w:rPr>
           <w:rFonts w:hint="default"/>
           <w:i/>
           <w:iCs/>
@@ -40388,53 +41677,104 @@
           <w:szCs w:val="26"/>
           <w:lang w:val="en-US"/>
         </w:rPr>
-      </w:pPr>
-      <w:r>
-        <w:rPr>
+        <w:t>6.8</w:t>
+      </w:r>
+      <w:r>
+        <w:rPr>
+          <w:b w:val="0"/>
+          <w:bCs w:val="0"/>
           <w:i/>
           <w:iCs/>
-          <w:sz w:val="26"/>
-          <w:szCs w:val="26"/>
-        </w:rPr>
-        <w:t xml:space="preserve">Table </w:t>
-      </w:r>
-      <w:r>
-        <w:rPr>
-          <w:rFonts w:hint="default"/>
+          <w:color w:val="FFFFFF" w:themeColor="background1"/>
+          <w:sz w:val="26"/>
+          <w:szCs w:val="26"/>
+          <w14:textFill>
+            <w14:solidFill>
+              <w14:schemeClr w14:val="bg1"/>
+            </w14:solidFill>
+          </w14:textFill>
+        </w:rPr>
+        <w:fldChar w:fldCharType="begin"/>
+      </w:r>
+      <w:r>
+        <w:rPr>
+          <w:b w:val="0"/>
+          <w:bCs w:val="0"/>
           <w:i/>
           <w:iCs/>
-          <w:sz w:val="26"/>
-          <w:szCs w:val="26"/>
-          <w:lang w:val="en-US"/>
-        </w:rPr>
-        <w:t>6.</w:t>
-      </w:r>
-      <w:bookmarkStart w:id="246" w:name="_Toc19075"/>
-      <w:bookmarkStart w:id="247" w:name="_Toc8830"/>
-      <w:bookmarkStart w:id="248" w:name="_Toc29425"/>
-      <w:r>
-        <w:rPr>
-          <w:rFonts w:hint="default"/>
+          <w:color w:val="FFFFFF" w:themeColor="background1"/>
+          <w:sz w:val="26"/>
+          <w:szCs w:val="26"/>
+          <w14:textFill>
+            <w14:solidFill>
+              <w14:schemeClr w14:val="bg1"/>
+            </w14:solidFill>
+          </w14:textFill>
+        </w:rPr>
+        <w:instrText xml:space="preserve"> SEQ Table \* ARABIC </w:instrText>
+      </w:r>
+      <w:r>
+        <w:rPr>
+          <w:b w:val="0"/>
+          <w:bCs w:val="0"/>
           <w:i/>
           <w:iCs/>
-          <w:sz w:val="26"/>
-          <w:szCs w:val="26"/>
-          <w:lang w:val="en-US"/>
-        </w:rPr>
-        <w:t xml:space="preserve">8 </w:t>
-      </w:r>
-      <w:r>
-        <w:rPr>
+          <w:color w:val="FFFFFF" w:themeColor="background1"/>
+          <w:sz w:val="26"/>
+          <w:szCs w:val="26"/>
+          <w14:textFill>
+            <w14:solidFill>
+              <w14:schemeClr w14:val="bg1"/>
+            </w14:solidFill>
+          </w14:textFill>
+        </w:rPr>
+        <w:fldChar w:fldCharType="separate"/>
+      </w:r>
+      <w:r>
+        <w:rPr>
+          <w:b w:val="0"/>
+          <w:bCs w:val="0"/>
           <w:i/>
           <w:iCs/>
+          <w:color w:val="FFFFFF" w:themeColor="background1"/>
+          <w:sz w:val="26"/>
+          <w:szCs w:val="26"/>
+          <w14:textFill>
+            <w14:solidFill>
+              <w14:schemeClr w14:val="bg1"/>
+            </w14:solidFill>
+          </w14:textFill>
+        </w:rPr>
+        <w:t>10</w:t>
+      </w:r>
+      <w:r>
+        <w:rPr>
+          <w:b w:val="0"/>
+          <w:bCs w:val="0"/>
+          <w:i/>
+          <w:iCs/>
+          <w:color w:val="FFFFFF" w:themeColor="background1"/>
+          <w:sz w:val="26"/>
+          <w:szCs w:val="26"/>
+          <w14:textFill>
+            <w14:solidFill>
+              <w14:schemeClr w14:val="bg1"/>
+            </w14:solidFill>
+          </w14:textFill>
+        </w:rPr>
+        <w:fldChar w:fldCharType="end"/>
+      </w:r>
+      <w:bookmarkStart w:id="242" w:name="_Toc16920"/>
+      <w:r>
+        <w:rPr>
+          <w:i/>
+          <w:iCs/>
           <w:sz w:val="26"/>
           <w:szCs w:val="26"/>
         </w:rPr>
         <w:t>Phase 1 (Baseline) Test Results</w:t>
       </w:r>
-      <w:bookmarkEnd w:id="246"/>
-      <w:bookmarkEnd w:id="247"/>
-      <w:bookmarkEnd w:id="248"/>
+      <w:bookmarkEnd w:id="242"/>
     </w:p>
     <w:tbl>
       <w:tblPr>
@@ -41709,7 +43049,7 @@
           <w:szCs w:val="26"/>
         </w:rPr>
       </w:pPr>
-      <w:bookmarkStart w:id="249" w:name="_Toc22512"/>
+      <w:bookmarkStart w:id="243" w:name="_Toc22512"/>
       <w:r>
         <w:rPr>
           <w:rFonts w:hint="default" w:ascii="Times New Roman" w:hAnsi="Times New Roman" w:cs="Times New Roman"/>
@@ -41718,7 +43058,7 @@
         </w:rPr>
         <w:t>6.3.2. Optimization Measures</w:t>
       </w:r>
-      <w:bookmarkEnd w:id="249"/>
+      <w:bookmarkEnd w:id="243"/>
     </w:p>
     <w:p>
       <w:pPr>
@@ -41927,7 +43267,7 @@
           <w:szCs w:val="26"/>
         </w:rPr>
       </w:pPr>
-      <w:bookmarkStart w:id="250" w:name="_Toc5384"/>
+      <w:bookmarkStart w:id="244" w:name="_Toc5384"/>
       <w:r>
         <w:rPr>
           <w:rFonts w:hint="default" w:ascii="Times New Roman" w:hAnsi="Times New Roman" w:cs="Times New Roman"/>
@@ -41936,7 +43276,7 @@
         </w:rPr>
         <w:t>6.3.3. Phase 2: Refined Evaluation (Final Results)</w:t>
       </w:r>
-      <w:bookmarkEnd w:id="250"/>
+      <w:bookmarkEnd w:id="244"/>
     </w:p>
     <w:p>
       <w:pPr>
@@ -41966,6 +43306,23 @@
         <w:pStyle w:val="10"/>
         <w:jc w:val="center"/>
         <w:rPr>
+          <w:i/>
+          <w:iCs/>
+          <w:sz w:val="26"/>
+          <w:szCs w:val="26"/>
+        </w:rPr>
+      </w:pPr>
+      <w:r>
+        <w:rPr>
+          <w:i/>
+          <w:iCs/>
+          <w:sz w:val="26"/>
+          <w:szCs w:val="26"/>
+        </w:rPr>
+        <w:t xml:space="preserve">Table </w:t>
+      </w:r>
+      <w:r>
+        <w:rPr>
           <w:rFonts w:hint="default"/>
           <w:i/>
           <w:iCs/>
@@ -41973,16 +43330,84 @@
           <w:szCs w:val="26"/>
           <w:lang w:val="en-US"/>
         </w:rPr>
-      </w:pPr>
+        <w:t>6.9</w:t>
+      </w:r>
       <w:r>
         <w:rPr>
           <w:i/>
           <w:iCs/>
-          <w:sz w:val="26"/>
-          <w:szCs w:val="26"/>
-        </w:rPr>
-        <w:t xml:space="preserve">Table </w:t>
-      </w:r>
+          <w:color w:val="FFFFFF" w:themeColor="background1"/>
+          <w:sz w:val="26"/>
+          <w:szCs w:val="26"/>
+          <w14:textFill>
+            <w14:solidFill>
+              <w14:schemeClr w14:val="bg1"/>
+            </w14:solidFill>
+          </w14:textFill>
+        </w:rPr>
+        <w:fldChar w:fldCharType="begin"/>
+      </w:r>
+      <w:r>
+        <w:rPr>
+          <w:i/>
+          <w:iCs/>
+          <w:color w:val="FFFFFF" w:themeColor="background1"/>
+          <w:sz w:val="26"/>
+          <w:szCs w:val="26"/>
+          <w14:textFill>
+            <w14:solidFill>
+              <w14:schemeClr w14:val="bg1"/>
+            </w14:solidFill>
+          </w14:textFill>
+        </w:rPr>
+        <w:instrText xml:space="preserve"> SEQ Table \* ARABIC </w:instrText>
+      </w:r>
+      <w:r>
+        <w:rPr>
+          <w:i/>
+          <w:iCs/>
+          <w:color w:val="FFFFFF" w:themeColor="background1"/>
+          <w:sz w:val="26"/>
+          <w:szCs w:val="26"/>
+          <w14:textFill>
+            <w14:solidFill>
+              <w14:schemeClr w14:val="bg1"/>
+            </w14:solidFill>
+          </w14:textFill>
+        </w:rPr>
+        <w:fldChar w:fldCharType="separate"/>
+      </w:r>
+      <w:r>
+        <w:rPr>
+          <w:i/>
+          <w:iCs/>
+          <w:color w:val="FFFFFF" w:themeColor="background1"/>
+          <w:sz w:val="26"/>
+          <w:szCs w:val="26"/>
+          <w14:textFill>
+            <w14:solidFill>
+              <w14:schemeClr w14:val="bg1"/>
+            </w14:solidFill>
+          </w14:textFill>
+        </w:rPr>
+        <w:t>11</w:t>
+      </w:r>
+      <w:r>
+        <w:rPr>
+          <w:i/>
+          <w:iCs/>
+          <w:color w:val="FFFFFF" w:themeColor="background1"/>
+          <w:sz w:val="26"/>
+          <w:szCs w:val="26"/>
+          <w14:textFill>
+            <w14:solidFill>
+              <w14:schemeClr w14:val="bg1"/>
+            </w14:solidFill>
+          </w14:textFill>
+        </w:rPr>
+        <w:fldChar w:fldCharType="end"/>
+      </w:r>
+      <w:bookmarkStart w:id="245" w:name="_Toc29970"/>
       <w:r>
         <w:rPr>
           <w:rFonts w:hint="default"/>
@@ -41990,49 +43415,10 @@
           <w:iCs/>
           <w:sz w:val="26"/>
           <w:szCs w:val="26"/>
-          <w:lang w:val="en-US"/>
-        </w:rPr>
-        <w:t>6.</w:t>
-      </w:r>
-      <w:bookmarkStart w:id="251" w:name="_Toc29554"/>
-      <w:bookmarkStart w:id="252" w:name="_Toc20867"/>
-      <w:bookmarkStart w:id="253" w:name="_Toc3550"/>
-      <w:r>
-        <w:rPr>
-          <w:rFonts w:hint="default"/>
-          <w:i/>
-          <w:iCs/>
-          <w:sz w:val="26"/>
-          <w:szCs w:val="26"/>
-          <w:lang w:val="en-US"/>
-        </w:rPr>
-        <w:t>9</w:t>
-      </w:r>
-      <w:r>
-        <w:rPr>
-          <w:rFonts w:hint="default"/>
-          <w:i/>
-          <w:iCs/>
-          <w:color w:val="auto"/>
-          <w:sz w:val="26"/>
-          <w:szCs w:val="26"/>
-          <w:lang w:val="en-US"/>
-        </w:rPr>
-        <w:t xml:space="preserve"> </w:t>
-      </w:r>
-      <w:r>
-        <w:rPr>
-          <w:rFonts w:hint="default"/>
-          <w:i/>
-          <w:iCs/>
-          <w:sz w:val="26"/>
-          <w:szCs w:val="26"/>
         </w:rPr>
         <w:t>Phase 2 (Optimized) Test Results</w:t>
       </w:r>
-      <w:bookmarkEnd w:id="251"/>
-      <w:bookmarkEnd w:id="252"/>
-      <w:bookmarkEnd w:id="253"/>
+      <w:bookmarkEnd w:id="245"/>
     </w:p>
     <w:tbl>
       <w:tblPr>
@@ -42073,6 +43459,7 @@
             <w:insideH w:val="none" w:color="auto" w:sz="0" w:space="0"/>
             <w:insideV w:val="none" w:color="auto" w:sz="0" w:space="0"/>
           </w:tblBorders>
+          <w:shd w:val="clear" w:color="auto" w:fill="auto"/>
           <w:tblCellMar>
             <w:top w:w="0" w:type="dxa"/>
             <w:left w:w="0" w:type="dxa"/>
@@ -43335,7 +44722,7 @@
           <w:szCs w:val="26"/>
         </w:rPr>
       </w:pPr>
-      <w:bookmarkStart w:id="254" w:name="_Toc21543"/>
+      <w:bookmarkStart w:id="246" w:name="_Toc21543"/>
       <w:r>
         <w:rPr>
           <w:sz w:val="26"/>
@@ -43343,7 +44730,7 @@
         </w:rPr>
         <w:t>6.3.4. Experimental Conclusion</w:t>
       </w:r>
-      <w:bookmarkEnd w:id="254"/>
+      <w:bookmarkEnd w:id="246"/>
     </w:p>
     <w:p>
       <w:pPr>
@@ -43425,7 +44812,7 @@
           <w:rFonts w:hint="default"/>
         </w:rPr>
       </w:pPr>
-      <w:bookmarkStart w:id="255" w:name="_Toc29382"/>
+      <w:bookmarkStart w:id="247" w:name="_Toc29382"/>
       <w:r>
         <w:rPr>
           <w:rFonts w:hint="default"/>
@@ -43445,7 +44832,7 @@
         </w:rPr>
         <w:t>. Stability Evaluation (Endurance Stress Test)</w:t>
       </w:r>
-      <w:bookmarkEnd w:id="255"/>
+      <w:bookmarkEnd w:id="247"/>
     </w:p>
     <w:p>
       <w:pPr>
@@ -43481,7 +44868,7 @@
           <w:szCs w:val="26"/>
         </w:rPr>
       </w:pPr>
-      <w:bookmarkStart w:id="256" w:name="_Toc1377"/>
+      <w:bookmarkStart w:id="248" w:name="_Toc1377"/>
       <w:r>
         <w:rPr>
           <w:sz w:val="26"/>
@@ -43489,7 +44876,7 @@
         </w:rPr>
         <w:t>6.4.1. Experimental Methodology</w:t>
       </w:r>
-      <w:bookmarkEnd w:id="256"/>
+      <w:bookmarkEnd w:id="248"/>
     </w:p>
     <w:p>
       <w:pPr>
@@ -43708,7 +45095,7 @@
           <w:szCs w:val="26"/>
         </w:rPr>
       </w:pPr>
-      <w:bookmarkStart w:id="257" w:name="_Toc15068"/>
+      <w:bookmarkStart w:id="249" w:name="_Toc15068"/>
       <w:r>
         <w:rPr>
           <w:sz w:val="26"/>
@@ -43716,7 +45103,7 @@
         </w:rPr>
         <w:t>6.4.2. Quantitative Results &amp; Phase Analysis</w:t>
       </w:r>
-      <w:bookmarkEnd w:id="257"/>
+      <w:bookmarkEnd w:id="249"/>
     </w:p>
     <w:p>
       <w:pPr>
@@ -43864,7 +45251,7 @@
             </w14:solidFill>
           </w14:textFill>
         </w:rPr>
-        <w:t>5</w:t>
+        <w:t>12</w:t>
       </w:r>
       <w:r>
         <w:rPr>
@@ -43881,7 +45268,8 @@
         </w:rPr>
         <w:fldChar w:fldCharType="end"/>
       </w:r>
-      <w:bookmarkStart w:id="258" w:name="_Toc2367"/>
+      <w:bookmarkStart w:id="250" w:name="_Toc2367"/>
+      <w:bookmarkStart w:id="251" w:name="_Toc20012"/>
       <w:r>
         <w:rPr>
           <w:rFonts w:hint="default" w:ascii="Times New Roman" w:hAnsi="Times New Roman" w:eastAsia="SimSun" w:cs="Times New Roman"/>
@@ -43892,7 +45280,8 @@
         </w:rPr>
         <w:t>Stability Test Summary Statistics</w:t>
       </w:r>
-      <w:bookmarkEnd w:id="258"/>
+      <w:bookmarkEnd w:id="250"/>
+      <w:bookmarkEnd w:id="251"/>
     </w:p>
     <w:tbl>
       <w:tblPr>
@@ -45270,6 +46659,7 @@
         <w:widowControl/>
         <w:suppressLineNumbers w:val="0"/>
         <w:spacing w:beforeAutospacing="1"/>
+        <w:ind w:left="0" w:leftChars="0" w:firstLine="783" w:firstLineChars="300"/>
         <w:rPr>
           <w:rFonts w:hint="default" w:ascii="Times New Roman" w:hAnsi="Times New Roman" w:cs="Times New Roman"/>
           <w:sz w:val="26"/>
@@ -45356,6 +46746,7 @@
         <w:widowControl/>
         <w:suppressLineNumbers w:val="0"/>
         <w:spacing w:beforeAutospacing="1"/>
+        <w:ind w:left="0" w:leftChars="0" w:firstLine="783" w:firstLineChars="300"/>
         <w:rPr>
           <w:rFonts w:hint="default" w:ascii="Times New Roman" w:hAnsi="Times New Roman" w:cs="Times New Roman"/>
           <w:sz w:val="26"/>
@@ -45501,8 +46892,72 @@
           <w:rFonts w:hint="default"/>
           <w:lang w:val="en-US"/>
         </w:rPr>
-        <w:t>6.3 Gemini API Request limit</w:t>
-      </w:r>
+        <w:t>6.3</w:t>
+      </w:r>
+      <w:r>
+        <w:rPr>
+          <w:color w:val="FFFFFF" w:themeColor="background1"/>
+          <w14:textFill>
+            <w14:solidFill>
+              <w14:schemeClr w14:val="bg1"/>
+            </w14:solidFill>
+          </w14:textFill>
+        </w:rPr>
+        <w:fldChar w:fldCharType="begin"/>
+      </w:r>
+      <w:r>
+        <w:rPr>
+          <w:color w:val="FFFFFF" w:themeColor="background1"/>
+          <w14:textFill>
+            <w14:solidFill>
+              <w14:schemeClr w14:val="bg1"/>
+            </w14:solidFill>
+          </w14:textFill>
+        </w:rPr>
+        <w:instrText xml:space="preserve"> SEQ Image \* ARABIC </w:instrText>
+      </w:r>
+      <w:r>
+        <w:rPr>
+          <w:color w:val="FFFFFF" w:themeColor="background1"/>
+          <w14:textFill>
+            <w14:solidFill>
+              <w14:schemeClr w14:val="bg1"/>
+            </w14:solidFill>
+          </w14:textFill>
+        </w:rPr>
+        <w:fldChar w:fldCharType="separate"/>
+      </w:r>
+      <w:r>
+        <w:rPr>
+          <w:color w:val="FFFFFF" w:themeColor="background1"/>
+          <w14:textFill>
+            <w14:solidFill>
+              <w14:schemeClr w14:val="bg1"/>
+            </w14:solidFill>
+          </w14:textFill>
+        </w:rPr>
+        <w:t>11</w:t>
+      </w:r>
+      <w:r>
+        <w:rPr>
+          <w:color w:val="FFFFFF" w:themeColor="background1"/>
+          <w14:textFill>
+            <w14:solidFill>
+              <w14:schemeClr w14:val="bg1"/>
+            </w14:solidFill>
+          </w14:textFill>
+        </w:rPr>
+        <w:fldChar w:fldCharType="end"/>
+      </w:r>
+      <w:bookmarkStart w:id="252" w:name="_Toc14700"/>
+      <w:r>
+        <w:rPr>
+          <w:rFonts w:hint="default"/>
+          <w:lang w:val="en-US"/>
+        </w:rPr>
+        <w:t>Gemini API Request limit</w:t>
+      </w:r>
+      <w:bookmarkEnd w:id="252"/>
     </w:p>
     <w:p>
       <w:pPr>
@@ -45516,7 +46971,7 @@
           <w:szCs w:val="26"/>
         </w:rPr>
       </w:pPr>
-      <w:bookmarkStart w:id="259" w:name="_Toc26740"/>
+      <w:bookmarkStart w:id="253" w:name="_Toc26740"/>
       <w:r>
         <w:rPr>
           <w:sz w:val="26"/>
@@ -45524,7 +46979,7 @@
         </w:rPr>
         <w:t>6.4.3. Resource Utilization &amp; Memory Safety</w:t>
       </w:r>
-      <w:bookmarkEnd w:id="259"/>
+      <w:bookmarkEnd w:id="253"/>
     </w:p>
     <w:p>
       <w:pPr>
@@ -45534,6 +46989,7 @@
         <w:widowControl/>
         <w:suppressLineNumbers w:val="0"/>
         <w:spacing w:beforeAutospacing="1"/>
+        <w:ind w:left="0" w:leftChars="0" w:firstLine="780" w:firstLineChars="300"/>
         <w:rPr>
           <w:sz w:val="26"/>
           <w:szCs w:val="26"/>
@@ -45545,145 +47001,6 @@
           <w:szCs w:val="26"/>
         </w:rPr>
         <w:t>A critical objective of Soak Testing is to detect Memory Leaks—a common failure in Python-based services where memory is not released after execution, leading to eventual crashes.</w:t>
-      </w:r>
-    </w:p>
-    <w:p>
-      <w:pPr>
-        <w:pStyle w:val="15"/>
-        <w:keepNext w:val="0"/>
-        <w:keepLines w:val="0"/>
-        <w:widowControl/>
-        <w:suppressLineNumbers w:val="0"/>
-        <w:spacing w:beforeAutospacing="1"/>
-        <w:rPr>
-          <w:sz w:val="26"/>
-          <w:szCs w:val="26"/>
-        </w:rPr>
-      </w:pPr>
-      <w:r>
-        <w:rPr>
-          <w:b/>
-          <w:bCs/>
-          <w:sz w:val="26"/>
-          <w:szCs w:val="26"/>
-        </w:rPr>
-        <w:t>Figure 6.10</w:t>
-      </w:r>
-      <w:r>
-        <w:rPr>
-          <w:sz w:val="26"/>
-          <w:szCs w:val="26"/>
-        </w:rPr>
-        <w:t xml:space="preserve"> illustrates the system's memory footprint over the 24-hour period:</w:t>
-      </w:r>
-    </w:p>
-    <w:p>
-      <w:pPr>
-        <w:pStyle w:val="15"/>
-        <w:keepNext w:val="0"/>
-        <w:keepLines w:val="0"/>
-        <w:widowControl/>
-        <w:suppressLineNumbers w:val="0"/>
-        <w:spacing w:beforeAutospacing="1"/>
-        <w:ind w:left="720"/>
-        <w:rPr>
-          <w:sz w:val="26"/>
-          <w:szCs w:val="26"/>
-        </w:rPr>
-      </w:pPr>
-      <w:r>
-        <w:rPr>
-          <w:b/>
-          <w:bCs/>
-          <w:sz w:val="26"/>
-          <w:szCs w:val="26"/>
-        </w:rPr>
-        <w:t>Average RAM Usage:</w:t>
-      </w:r>
-      <w:r>
-        <w:rPr>
-          <w:sz w:val="26"/>
-          <w:szCs w:val="26"/>
-        </w:rPr>
-        <w:t xml:space="preserve"> 12.18 GB (Standard Deviation: 1.32 GB).</w:t>
-      </w:r>
-    </w:p>
-    <w:p>
-      <w:pPr>
-        <w:pStyle w:val="15"/>
-        <w:keepNext w:val="0"/>
-        <w:keepLines w:val="0"/>
-        <w:widowControl/>
-        <w:suppressLineNumbers w:val="0"/>
-        <w:spacing w:beforeAutospacing="1"/>
-        <w:ind w:left="720"/>
-        <w:rPr>
-          <w:sz w:val="26"/>
-          <w:szCs w:val="26"/>
-        </w:rPr>
-      </w:pPr>
-      <w:r>
-        <w:rPr>
-          <w:b/>
-          <w:bCs/>
-          <w:sz w:val="26"/>
-          <w:szCs w:val="26"/>
-        </w:rPr>
-        <w:t>Behavior:</w:t>
-      </w:r>
-      <w:r>
-        <w:rPr>
-          <w:sz w:val="26"/>
-          <w:szCs w:val="26"/>
-        </w:rPr>
-        <w:t xml:space="preserve"> The memory usage fluctuated within a controlled range (9.88 GB – 15.29 GB) corresponding to the complexity of individual queries (e.g., Image processing vs. Text search).</w:t>
-      </w:r>
-    </w:p>
-    <w:p>
-      <w:pPr>
-        <w:pStyle w:val="15"/>
-        <w:keepNext w:val="0"/>
-        <w:keepLines w:val="0"/>
-        <w:widowControl/>
-        <w:suppressLineNumbers w:val="0"/>
-        <w:spacing w:beforeAutospacing="1"/>
-        <w:ind w:left="720"/>
-        <w:rPr>
-          <w:sz w:val="26"/>
-          <w:szCs w:val="26"/>
-        </w:rPr>
-      </w:pPr>
-      <w:r>
-        <w:rPr>
-          <w:b/>
-          <w:bCs/>
-          <w:sz w:val="26"/>
-          <w:szCs w:val="26"/>
-        </w:rPr>
-        <w:t>Conclusion:</w:t>
-      </w:r>
-      <w:r>
-        <w:rPr>
-          <w:sz w:val="26"/>
-          <w:szCs w:val="26"/>
-        </w:rPr>
-        <w:t xml:space="preserve"> Crucially, there was </w:t>
-      </w:r>
-      <w:r>
-        <w:rPr>
-          <w:b/>
-          <w:bCs/>
-          <w:sz w:val="26"/>
-          <w:szCs w:val="26"/>
-        </w:rPr>
-        <w:t>no linear growth</w:t>
-      </w:r>
-      <w:r>
-        <w:rPr>
-          <w:sz w:val="26"/>
-          <w:szCs w:val="26"/>
-        </w:rPr>
-        <w:t xml:space="preserve"> in memory consumption. The Garbage Collection (GC) mechanism functioned correctly, releasing resources after each request cycle. The system proved capable of running indefinitely if the external API quota were not a limiting factor.</w:t>
       </w:r>
     </w:p>
     <w:p>
@@ -45772,8 +47089,64 @@
           <w:rFonts w:hint="default"/>
           <w:lang w:val="en-US"/>
         </w:rPr>
-        <w:t xml:space="preserve">6.4 </w:t>
-      </w:r>
+        <w:t>6.4</w:t>
+      </w:r>
+      <w:r>
+        <w:rPr>
+          <w:color w:val="FFFFFF" w:themeColor="background1"/>
+          <w14:textFill>
+            <w14:solidFill>
+              <w14:schemeClr w14:val="bg1"/>
+            </w14:solidFill>
+          </w14:textFill>
+        </w:rPr>
+        <w:fldChar w:fldCharType="begin"/>
+      </w:r>
+      <w:r>
+        <w:rPr>
+          <w:color w:val="FFFFFF" w:themeColor="background1"/>
+          <w14:textFill>
+            <w14:solidFill>
+              <w14:schemeClr w14:val="bg1"/>
+            </w14:solidFill>
+          </w14:textFill>
+        </w:rPr>
+        <w:instrText xml:space="preserve"> SEQ Image \* ARABIC </w:instrText>
+      </w:r>
+      <w:r>
+        <w:rPr>
+          <w:color w:val="FFFFFF" w:themeColor="background1"/>
+          <w14:textFill>
+            <w14:solidFill>
+              <w14:schemeClr w14:val="bg1"/>
+            </w14:solidFill>
+          </w14:textFill>
+        </w:rPr>
+        <w:fldChar w:fldCharType="separate"/>
+      </w:r>
+      <w:r>
+        <w:rPr>
+          <w:color w:val="FFFFFF" w:themeColor="background1"/>
+          <w14:textFill>
+            <w14:solidFill>
+              <w14:schemeClr w14:val="bg1"/>
+            </w14:solidFill>
+          </w14:textFill>
+        </w:rPr>
+        <w:t>12</w:t>
+      </w:r>
+      <w:r>
+        <w:rPr>
+          <w:color w:val="FFFFFF" w:themeColor="background1"/>
+          <w14:textFill>
+            <w14:solidFill>
+              <w14:schemeClr w14:val="bg1"/>
+            </w14:solidFill>
+          </w14:textFill>
+        </w:rPr>
+        <w:fldChar w:fldCharType="end"/>
+      </w:r>
+      <w:bookmarkStart w:id="254" w:name="_Toc2181"/>
       <w:r>
         <w:rPr>
           <w:rFonts w:hint="default" w:ascii="Times New Roman" w:hAnsi="Times New Roman" w:eastAsia="SimSun" w:cs="Times New Roman"/>
@@ -45781,6 +47154,237 @@
           <w:szCs w:val="20"/>
         </w:rPr>
         <w:t>Latency and System Resource Utilization over the 24-hour experiment.</w:t>
+      </w:r>
+      <w:bookmarkEnd w:id="254"/>
+    </w:p>
+    <w:p>
+      <w:pPr>
+        <w:ind w:left="0" w:leftChars="0" w:firstLine="780" w:firstLineChars="300"/>
+        <w:rPr>
+          <w:rFonts w:hint="default"/>
+        </w:rPr>
+      </w:pPr>
+      <w:r>
+        <w:rPr>
+          <w:rFonts w:hint="default"/>
+        </w:rPr>
+        <w:t xml:space="preserve">Figure </w:t>
+      </w:r>
+      <w:r>
+        <w:rPr>
+          <w:rFonts w:hint="default"/>
+          <w:lang w:val="en-US"/>
+        </w:rPr>
+        <w:t>6.4</w:t>
+      </w:r>
+      <w:r>
+        <w:rPr>
+          <w:rFonts w:hint="default"/>
+        </w:rPr>
+        <w:t xml:space="preserve"> presents a comprehensive temporal analysis of the system's operational behavior under a sustained 24-hour endurance test. By juxtaposing System Responsiveness (Latency) and Resource Consumption (RAM) on a dual-axis chart, this visualization effectively decouples internal software stability from external service availability.</w:t>
+      </w:r>
+    </w:p>
+    <w:p>
+      <w:pPr>
+        <w:ind w:left="0" w:leftChars="0" w:firstLine="780" w:firstLineChars="300"/>
+        <w:rPr>
+          <w:rFonts w:hint="default"/>
+        </w:rPr>
+      </w:pPr>
+      <w:r>
+        <w:rPr>
+          <w:rFonts w:hint="default"/>
+        </w:rPr>
+        <w:t>The experimental data reveals two distinct operational phases, demarcated by the inflection point at 09:24 AM (represented by the vertical red dashed line).</w:t>
+      </w:r>
+    </w:p>
+    <w:p>
+      <w:pPr>
+        <w:numPr>
+          <w:ilvl w:val="0"/>
+          <w:numId w:val="49"/>
+        </w:numPr>
+        <w:ind w:left="425" w:leftChars="0" w:firstLine="355" w:firstLineChars="0"/>
+        <w:rPr>
+          <w:rFonts w:hint="default"/>
+          <w:lang w:val="en-US"/>
+        </w:rPr>
+      </w:pPr>
+      <w:r>
+        <w:rPr>
+          <w:rFonts w:hint="default"/>
+          <w:b/>
+          <w:bCs/>
+        </w:rPr>
+        <w:t>System Responsiveness (Latency Analysis)</w:t>
+      </w:r>
+      <w:r>
+        <w:rPr>
+          <w:rFonts w:hint="default"/>
+          <w:lang w:val="en-US"/>
+        </w:rPr>
+        <w:t xml:space="preserve"> The Response Latency (blue trajectory, left Y-axis) serves as the primary indicator of the system's processing capability.</w:t>
+      </w:r>
+    </w:p>
+    <w:p>
+      <w:pPr>
+        <w:numPr>
+          <w:ilvl w:val="0"/>
+          <w:numId w:val="44"/>
+        </w:numPr>
+        <w:ind w:left="1260" w:leftChars="0" w:hanging="420" w:firstLineChars="0"/>
+        <w:rPr>
+          <w:rFonts w:hint="default"/>
+          <w:lang w:val="en-US"/>
+        </w:rPr>
+      </w:pPr>
+      <w:r>
+        <w:rPr>
+          <w:rFonts w:hint="default"/>
+          <w:b/>
+          <w:bCs/>
+          <w:lang w:val="en-US"/>
+        </w:rPr>
+        <w:t>Nominal Operation Phase (0h - 12h):</w:t>
+      </w:r>
+      <w:r>
+        <w:rPr>
+          <w:rFonts w:hint="default"/>
+          <w:lang w:val="en-US"/>
+        </w:rPr>
+        <w:t xml:space="preserve"> In the initial phase, the system exhibited consistent performance with an average end-to-end latency of ~5.5 seconds. This duration accounts for the complex RAG pipeline, including Knowledge Graph traversal and Vector Similarity Search.</w:t>
+      </w:r>
+    </w:p>
+    <w:p>
+      <w:pPr>
+        <w:numPr>
+          <w:ilvl w:val="0"/>
+          <w:numId w:val="44"/>
+        </w:numPr>
+        <w:ind w:left="1260" w:leftChars="0" w:hanging="420" w:firstLineChars="0"/>
+        <w:rPr>
+          <w:rFonts w:hint="default"/>
+          <w:lang w:val="en-US"/>
+        </w:rPr>
+      </w:pPr>
+      <w:r>
+        <w:rPr>
+          <w:rFonts w:hint="default"/>
+          <w:b/>
+          <w:bCs/>
+          <w:lang w:val="en-US"/>
+        </w:rPr>
+        <w:t>Service Interruption:</w:t>
+      </w:r>
+      <w:r>
+        <w:rPr>
+          <w:rFonts w:hint="default"/>
+          <w:lang w:val="en-US"/>
+        </w:rPr>
+        <w:t xml:space="preserve"> A distinct cessation of service is observed at the 12th hour. The abrupt termination of the latency plot correlates with the exhaustion of the external LLM API quota (Google Gemini), resulting in a "Denial of Service" state for outbound requests. It is important to note that this is an external dependency constraint and does not reflect an internal software failure.</w:t>
+      </w:r>
+    </w:p>
+    <w:p>
+      <w:pPr>
+        <w:numPr>
+          <w:ilvl w:val="0"/>
+          <w:numId w:val="49"/>
+        </w:numPr>
+        <w:ind w:left="425" w:leftChars="0" w:firstLine="355" w:firstLineChars="0"/>
+        <w:rPr>
+          <w:rFonts w:hint="default"/>
+          <w:lang w:val="en-US"/>
+        </w:rPr>
+      </w:pPr>
+      <w:r>
+        <w:rPr>
+          <w:rFonts w:hint="default"/>
+          <w:b/>
+          <w:bCs/>
+          <w:lang w:val="en-US"/>
+        </w:rPr>
+        <w:t>Resource Management (Memory Footprint Analysis)</w:t>
+      </w:r>
+      <w:r>
+        <w:rPr>
+          <w:rFonts w:hint="default"/>
+          <w:lang w:val="en-US"/>
+        </w:rPr>
+        <w:t xml:space="preserve"> The Memory Usage (green trace, right Y-axis) provides critical evidence regarding the software's structural integrity.</w:t>
+      </w:r>
+    </w:p>
+    <w:p>
+      <w:pPr>
+        <w:numPr>
+          <w:ilvl w:val="0"/>
+          <w:numId w:val="44"/>
+        </w:numPr>
+        <w:ind w:left="1260" w:leftChars="0" w:hanging="420" w:firstLineChars="0"/>
+        <w:rPr>
+          <w:rFonts w:hint="default"/>
+          <w:lang w:val="en-US"/>
+        </w:rPr>
+      </w:pPr>
+      <w:r>
+        <w:rPr>
+          <w:rFonts w:hint="default"/>
+          <w:lang w:val="en-US"/>
+        </w:rPr>
+        <w:t>Stability Validation: Contrary to the latency disruption, the RAM utilization remained strictly continuous throughout the entire 24-hour cycle. The trajectory oscillates steadily within the 12 GB – 13 GB range, exhibiting a non-monotonic trend.</w:t>
+      </w:r>
+    </w:p>
+    <w:p>
+      <w:pPr>
+        <w:numPr>
+          <w:ilvl w:val="0"/>
+          <w:numId w:val="44"/>
+        </w:numPr>
+        <w:ind w:left="1260" w:leftChars="0" w:hanging="420" w:firstLineChars="0"/>
+        <w:rPr>
+          <w:rFonts w:hint="default"/>
+          <w:lang w:val="en-US"/>
+        </w:rPr>
+      </w:pPr>
+      <w:r>
+        <w:rPr>
+          <w:rFonts w:hint="default"/>
+          <w:lang w:val="en-US"/>
+        </w:rPr>
+        <w:t>Absence of Memory Leaks: A key objective of this Soak Test was to detect potential memory leaks. The absence of a linear upward trend in the RAM profile confirms that the system's Garbage Collection and resource release mechanisms function correctly. Even during the "Saturation Zone" (Post-inflection phase), where the system handled repeated API timeouts, no resource accumulation was recorded.</w:t>
+      </w:r>
+    </w:p>
+    <w:p>
+      <w:pPr>
+        <w:numPr>
+          <w:ilvl w:val="0"/>
+          <w:numId w:val="49"/>
+        </w:numPr>
+        <w:tabs>
+          <w:tab w:val="left" w:pos="0"/>
+          <w:tab w:val="clear" w:pos="425"/>
+          <w:tab w:val="clear" w:pos="6379"/>
+        </w:tabs>
+        <w:ind w:left="425" w:leftChars="0" w:firstLine="355" w:firstLineChars="0"/>
+        <w:rPr>
+          <w:rFonts w:hint="default"/>
+          <w:lang w:val="en-US"/>
+        </w:rPr>
+      </w:pPr>
+      <w:r>
+        <w:rPr>
+          <w:rFonts w:hint="default"/>
+          <w:b/>
+          <w:bCs/>
+          <w:lang w:val="en-US"/>
+        </w:rPr>
+        <w:t>Conclusion on System Resilience:</w:t>
+      </w:r>
+      <w:r>
+        <w:rPr>
+          <w:rFonts w:hint="default"/>
+          <w:lang w:val="en-US"/>
+        </w:rPr>
+        <w:t xml:space="preserve"> The disparity between the external service failure and the internal resource stability validates the system's resilience. The architecture successfully isolated the external fault (API Timeout) without suffering from cascading failures or process crashes, thereby satisfying the Technical Stability criteria defined in Section 6.2.3.</w:t>
       </w:r>
     </w:p>
     <w:p>
@@ -45795,7 +47399,7 @@
           <w:szCs w:val="26"/>
         </w:rPr>
       </w:pPr>
-      <w:bookmarkStart w:id="260" w:name="_Toc29632"/>
+      <w:bookmarkStart w:id="255" w:name="_Toc29632"/>
       <w:r>
         <w:rPr>
           <w:sz w:val="26"/>
@@ -45803,7 +47407,7 @@
         </w:rPr>
         <w:t>6.4.4. Experimental Conclusion &amp; Recommendations</w:t>
       </w:r>
-      <w:bookmarkEnd w:id="260"/>
+      <w:bookmarkEnd w:id="255"/>
     </w:p>
     <w:p>
       <w:pPr>
@@ -45813,6 +47417,7 @@
         <w:widowControl/>
         <w:suppressLineNumbers w:val="0"/>
         <w:spacing w:beforeAutospacing="1"/>
+        <w:ind w:left="0" w:leftChars="0" w:firstLine="780" w:firstLineChars="300"/>
         <w:rPr>
           <w:sz w:val="26"/>
           <w:szCs w:val="26"/>
@@ -45832,9 +47437,13 @@
         <w:keepNext w:val="0"/>
         <w:keepLines w:val="0"/>
         <w:widowControl/>
+        <w:numPr>
+          <w:ilvl w:val="0"/>
+          <w:numId w:val="50"/>
+        </w:numPr>
         <w:suppressLineNumbers w:val="0"/>
         <w:spacing w:beforeAutospacing="1"/>
-        <w:ind w:left="720"/>
+        <w:ind w:left="1260" w:leftChars="0" w:hanging="420" w:firstLineChars="0"/>
         <w:rPr>
           <w:sz w:val="26"/>
           <w:szCs w:val="26"/>
@@ -45879,9 +47488,13 @@
         <w:keepNext w:val="0"/>
         <w:keepLines w:val="0"/>
         <w:widowControl/>
+        <w:numPr>
+          <w:ilvl w:val="0"/>
+          <w:numId w:val="50"/>
+        </w:numPr>
         <w:suppressLineNumbers w:val="0"/>
         <w:spacing w:beforeAutospacing="1"/>
-        <w:ind w:left="720"/>
+        <w:ind w:left="1260" w:leftChars="0" w:hanging="420" w:firstLineChars="0"/>
         <w:rPr>
           <w:sz w:val="26"/>
           <w:szCs w:val="26"/>
@@ -45910,9 +47523,13 @@
         <w:keepNext w:val="0"/>
         <w:keepLines w:val="0"/>
         <w:widowControl/>
+        <w:numPr>
+          <w:ilvl w:val="0"/>
+          <w:numId w:val="50"/>
+        </w:numPr>
         <w:suppressLineNumbers w:val="0"/>
         <w:spacing w:beforeAutospacing="1"/>
-        <w:ind w:left="720"/>
+        <w:ind w:left="1260" w:leftChars="0" w:hanging="420" w:firstLineChars="0"/>
         <w:rPr>
           <w:sz w:val="26"/>
           <w:szCs w:val="26"/>
@@ -45957,8 +47574,13 @@
         <w:keepNext w:val="0"/>
         <w:keepLines w:val="0"/>
         <w:widowControl/>
+        <w:numPr>
+          <w:ilvl w:val="0"/>
+          <w:numId w:val="50"/>
+        </w:numPr>
         <w:suppressLineNumbers w:val="0"/>
         <w:spacing w:beforeAutospacing="1"/>
+        <w:ind w:left="1260" w:leftChars="0" w:hanging="420" w:firstLineChars="0"/>
         <w:rPr>
           <w:sz w:val="26"/>
           <w:szCs w:val="26"/>
@@ -45987,9 +47609,13 @@
         <w:keepNext w:val="0"/>
         <w:keepLines w:val="0"/>
         <w:widowControl/>
+        <w:numPr>
+          <w:ilvl w:val="0"/>
+          <w:numId w:val="50"/>
+        </w:numPr>
         <w:suppressLineNumbers w:val="0"/>
         <w:spacing w:beforeAutospacing="1"/>
-        <w:ind w:left="720"/>
+        <w:ind w:left="1260" w:leftChars="0" w:hanging="420" w:firstLineChars="0"/>
         <w:rPr>
           <w:sz w:val="26"/>
           <w:szCs w:val="26"/>
@@ -46018,9 +47644,13 @@
         <w:keepNext w:val="0"/>
         <w:keepLines w:val="0"/>
         <w:widowControl/>
+        <w:numPr>
+          <w:ilvl w:val="0"/>
+          <w:numId w:val="50"/>
+        </w:numPr>
         <w:suppressLineNumbers w:val="0"/>
         <w:spacing w:beforeAutospacing="1"/>
-        <w:ind w:left="720"/>
+        <w:ind w:left="1260" w:leftChars="0" w:hanging="420" w:firstLineChars="0"/>
         <w:rPr>
           <w:rFonts w:hint="default"/>
           <w:sz w:val="26"/>
@@ -46045,7 +47675,24 @@
         <w:t xml:space="preserve"> Implementation of a Round-Robin Key Rotation strategy to distribute the workload across multiple accounts, ensuring 24/7 availability.</w:t>
       </w:r>
     </w:p>
-    <w:bookmarkEnd w:id="194"/>
+    <w:p>
+      <w:pPr>
+        <w:rPr>
+          <w:rFonts w:hint="default"/>
+          <w:sz w:val="26"/>
+          <w:szCs w:val="26"/>
+          <w:lang w:val="en-US"/>
+        </w:rPr>
+      </w:pPr>
+      <w:r>
+        <w:rPr>
+          <w:sz w:val="26"/>
+          <w:szCs w:val="26"/>
+        </w:rPr>
+        <w:br w:type="page"/>
+      </w:r>
+    </w:p>
+    <w:bookmarkEnd w:id="204"/>
     <w:p>
       <w:pPr>
         <w:pStyle w:val="2"/>
@@ -46069,7 +47716,7 @@
           <w:lang w:val="en-US"/>
         </w:rPr>
       </w:pPr>
-      <w:bookmarkStart w:id="261" w:name="_Toc23314"/>
+      <w:bookmarkStart w:id="256" w:name="_Toc23314"/>
       <w:r>
         <w:rPr>
           <w:rFonts w:hint="default" w:ascii="Times New Roman" w:hAnsi="Times New Roman" w:cs="Times New Roman"/>
@@ -46077,7 +47724,7 @@
         </w:rPr>
         <w:t>CHAPTER 7 APPLICATION ILLUSTRATION</w:t>
       </w:r>
-      <w:bookmarkEnd w:id="261"/>
+      <w:bookmarkEnd w:id="256"/>
     </w:p>
     <w:p>
       <w:pPr>
@@ -46106,7 +47753,7 @@
           <w:lang w:val="en-US"/>
         </w:rPr>
       </w:pPr>
-      <w:bookmarkStart w:id="262" w:name="_Toc31012"/>
+      <w:bookmarkStart w:id="257" w:name="_Toc31012"/>
       <w:r>
         <w:rPr>
           <w:rFonts w:hint="default"/>
@@ -46114,7 +47761,7 @@
         </w:rPr>
         <w:t>7.1 Scenario 1: Public Transport Routing (Bus Routing)</w:t>
       </w:r>
-      <w:bookmarkEnd w:id="262"/>
+      <w:bookmarkEnd w:id="257"/>
     </w:p>
     <w:p>
       <w:pPr>
@@ -46267,9 +47914,10 @@
         </w:rPr>
         <w:fldChar w:fldCharType="end"/>
       </w:r>
-      <w:bookmarkStart w:id="263" w:name="_Toc16373"/>
-      <w:bookmarkStart w:id="264" w:name="_Toc12475"/>
-      <w:bookmarkStart w:id="265" w:name="_Toc4091"/>
+      <w:bookmarkStart w:id="258" w:name="_Toc16373"/>
+      <w:bookmarkStart w:id="259" w:name="_Toc4091"/>
+      <w:bookmarkStart w:id="260" w:name="_Toc12475"/>
+      <w:bookmarkStart w:id="261" w:name="_Toc30641"/>
       <w:r>
         <w:rPr>
           <w:rFonts w:hint="default" w:ascii="Times New Roman" w:hAnsi="Times New Roman" w:cs="Times New Roman"/>
@@ -46277,9 +47925,10 @@
         </w:rPr>
         <w:t xml:space="preserve"> The illustration shows the system for selecting a specific destination for the user.</w:t>
       </w:r>
-      <w:bookmarkEnd w:id="263"/>
-      <w:bookmarkEnd w:id="264"/>
-      <w:bookmarkEnd w:id="265"/>
+      <w:bookmarkEnd w:id="258"/>
+      <w:bookmarkEnd w:id="259"/>
+      <w:bookmarkEnd w:id="260"/>
+      <w:bookmarkEnd w:id="261"/>
     </w:p>
     <w:p>
       <w:pPr>
@@ -46381,9 +48030,10 @@
         </w:rPr>
         <w:fldChar w:fldCharType="end"/>
       </w:r>
-      <w:bookmarkStart w:id="266" w:name="_Toc24840"/>
-      <w:bookmarkStart w:id="267" w:name="_Toc28191"/>
-      <w:bookmarkStart w:id="268" w:name="_Toc4142"/>
+      <w:bookmarkStart w:id="262" w:name="_Toc4142"/>
+      <w:bookmarkStart w:id="263" w:name="_Toc24840"/>
+      <w:bookmarkStart w:id="264" w:name="_Toc28191"/>
+      <w:bookmarkStart w:id="265" w:name="_Toc23064"/>
       <w:r>
         <w:rPr>
           <w:rFonts w:hint="default" w:ascii="Times New Roman" w:hAnsi="Times New Roman" w:cs="Times New Roman"/>
@@ -46391,9 +48041,10 @@
         </w:rPr>
         <w:t xml:space="preserve"> The illustration shows the system finding the route from Ben Thanh Market to Suoi Tien using bus number 19.</w:t>
       </w:r>
-      <w:bookmarkEnd w:id="266"/>
-      <w:bookmarkEnd w:id="267"/>
-      <w:bookmarkEnd w:id="268"/>
+      <w:bookmarkEnd w:id="262"/>
+      <w:bookmarkEnd w:id="263"/>
+      <w:bookmarkEnd w:id="264"/>
+      <w:bookmarkEnd w:id="265"/>
     </w:p>
     <w:p>
       <w:pPr>
@@ -46405,7 +48056,7 @@
           <w:lang w:val="en-US"/>
         </w:rPr>
       </w:pPr>
-      <w:bookmarkStart w:id="269" w:name="_Toc5065"/>
+      <w:bookmarkStart w:id="266" w:name="_Toc5065"/>
       <w:r>
         <w:rPr>
           <w:rFonts w:hint="default"/>
@@ -46413,7 +48064,7 @@
         </w:rPr>
         <w:t>7.2 Scenario 2: Tourism Q&amp;A (Tourism)</w:t>
       </w:r>
-      <w:bookmarkEnd w:id="269"/>
+      <w:bookmarkEnd w:id="266"/>
     </w:p>
     <w:p>
       <w:pPr>
@@ -46583,9 +48234,10 @@
         </w:rPr>
         <w:fldChar w:fldCharType="end"/>
       </w:r>
-      <w:bookmarkStart w:id="270" w:name="_Toc7151"/>
-      <w:bookmarkStart w:id="271" w:name="_Toc13000"/>
-      <w:bookmarkStart w:id="272" w:name="_Toc10200"/>
+      <w:bookmarkStart w:id="267" w:name="_Toc13000"/>
+      <w:bookmarkStart w:id="268" w:name="_Toc7151"/>
+      <w:bookmarkStart w:id="269" w:name="_Toc10200"/>
+      <w:bookmarkStart w:id="270" w:name="_Toc29958"/>
       <w:r>
         <w:rPr>
           <w:rFonts w:hint="default" w:ascii="Times New Roman" w:hAnsi="Times New Roman" w:cs="Times New Roman"/>
@@ -46593,9 +48245,10 @@
         </w:rPr>
         <w:t>a Illustration of the tourism Q&amp;A feature. The response is clearly structured with headings and bullet points.(part 1)</w:t>
       </w:r>
+      <w:bookmarkEnd w:id="267"/>
+      <w:bookmarkEnd w:id="268"/>
+      <w:bookmarkEnd w:id="269"/>
       <w:bookmarkEnd w:id="270"/>
-      <w:bookmarkEnd w:id="271"/>
-      <w:bookmarkEnd w:id="272"/>
     </w:p>
     <w:p>
       <w:pPr>
@@ -46697,9 +48350,10 @@
         </w:rPr>
         <w:fldChar w:fldCharType="end"/>
       </w:r>
-      <w:bookmarkStart w:id="273" w:name="_Toc21120"/>
-      <w:bookmarkStart w:id="274" w:name="_Toc23005"/>
-      <w:bookmarkStart w:id="275" w:name="_Toc10334"/>
+      <w:bookmarkStart w:id="271" w:name="_Toc21120"/>
+      <w:bookmarkStart w:id="272" w:name="_Toc10334"/>
+      <w:bookmarkStart w:id="273" w:name="_Toc23005"/>
+      <w:bookmarkStart w:id="274" w:name="_Toc30607"/>
       <w:r>
         <w:rPr>
           <w:rFonts w:hint="default" w:ascii="Times New Roman" w:hAnsi="Times New Roman" w:cs="Times New Roman"/>
@@ -46707,9 +48361,10 @@
         </w:rPr>
         <w:t>b Illustration of the tourism Q&amp;A feature. The response is clearly structured with headings and bullet points. (part 2)</w:t>
       </w:r>
+      <w:bookmarkEnd w:id="271"/>
+      <w:bookmarkEnd w:id="272"/>
       <w:bookmarkEnd w:id="273"/>
       <w:bookmarkEnd w:id="274"/>
-      <w:bookmarkEnd w:id="275"/>
     </w:p>
     <w:p>
       <w:pPr>
@@ -46721,7 +48376,7 @@
           <w:lang w:val="en-US"/>
         </w:rPr>
       </w:pPr>
-      <w:bookmarkStart w:id="276" w:name="_Toc21117"/>
+      <w:bookmarkStart w:id="275" w:name="_Toc21117"/>
       <w:r>
         <w:rPr>
           <w:rFonts w:hint="default"/>
@@ -46729,7 +48384,7 @@
         </w:rPr>
         <w:t>7.3 Scenario 3: Multimodal Processing (Multimodal Input)</w:t>
       </w:r>
-      <w:bookmarkEnd w:id="276"/>
+      <w:bookmarkEnd w:id="275"/>
     </w:p>
     <w:p>
       <w:pPr>
@@ -46899,9 +48554,10 @@
         </w:rPr>
         <w:fldChar w:fldCharType="end"/>
       </w:r>
-      <w:bookmarkStart w:id="277" w:name="_Toc7220"/>
-      <w:bookmarkStart w:id="278" w:name="_Toc23083"/>
-      <w:bookmarkStart w:id="279" w:name="_Toc20278"/>
+      <w:bookmarkStart w:id="276" w:name="_Toc23083"/>
+      <w:bookmarkStart w:id="277" w:name="_Toc20278"/>
+      <w:bookmarkStart w:id="278" w:name="_Toc7220"/>
+      <w:bookmarkStart w:id="279" w:name="_Toc25733"/>
       <w:r>
         <w:rPr>
           <w:rFonts w:hint="default" w:ascii="Times New Roman" w:hAnsi="Times New Roman" w:cs="Times New Roman"/>
@@ -46909,6 +48565,7 @@
         </w:rPr>
         <w:t xml:space="preserve"> Illustration of image recognition and context-aware recommendation.</w:t>
       </w:r>
+      <w:bookmarkEnd w:id="276"/>
       <w:bookmarkEnd w:id="277"/>
       <w:bookmarkEnd w:id="278"/>
       <w:bookmarkEnd w:id="279"/>
@@ -47101,9 +48758,10 @@
         </w:rPr>
         <w:fldChar w:fldCharType="end"/>
       </w:r>
-      <w:bookmarkStart w:id="281" w:name="_Toc4593"/>
-      <w:bookmarkStart w:id="282" w:name="_Toc4065"/>
-      <w:bookmarkStart w:id="283" w:name="_Toc20160"/>
+      <w:bookmarkStart w:id="281" w:name="_Toc20160"/>
+      <w:bookmarkStart w:id="282" w:name="_Toc4593"/>
+      <w:bookmarkStart w:id="283" w:name="_Toc4065"/>
+      <w:bookmarkStart w:id="284" w:name="_Toc10488"/>
       <w:r>
         <w:rPr>
           <w:rFonts w:hint="default" w:ascii="Times New Roman" w:hAnsi="Times New Roman" w:cs="Times New Roman"/>
@@ -47114,6 +48772,7 @@
       <w:bookmarkEnd w:id="281"/>
       <w:bookmarkEnd w:id="282"/>
       <w:bookmarkEnd w:id="283"/>
+      <w:bookmarkEnd w:id="284"/>
     </w:p>
     <w:p>
       <w:pPr>
@@ -47215,9 +48874,10 @@
         </w:rPr>
         <w:fldChar w:fldCharType="end"/>
       </w:r>
-      <w:bookmarkStart w:id="284" w:name="_Toc23494"/>
       <w:bookmarkStart w:id="285" w:name="_Toc19107"/>
-      <w:bookmarkStart w:id="286" w:name="_Toc24215"/>
+      <w:bookmarkStart w:id="286" w:name="_Toc23494"/>
+      <w:bookmarkStart w:id="287" w:name="_Toc24215"/>
+      <w:bookmarkStart w:id="288" w:name="_Toc11222"/>
       <w:r>
         <w:rPr>
           <w:rFonts w:hint="default" w:ascii="Times New Roman" w:hAnsi="Times New Roman" w:cs="Times New Roman"/>
@@ -47225,9 +48885,10 @@
         </w:rPr>
         <w:t xml:space="preserve"> Illustrating the features of complex travel planning (Part 2: Detailed afternoon itinerary and next-mile travel instructions).</w:t>
       </w:r>
-      <w:bookmarkEnd w:id="284"/>
       <w:bookmarkEnd w:id="285"/>
       <w:bookmarkEnd w:id="286"/>
+      <w:bookmarkEnd w:id="287"/>
+      <w:bookmarkEnd w:id="288"/>
     </w:p>
     <w:p>
       <w:pPr>
@@ -47254,7 +48915,7 @@
           <w:lang w:val="en-US"/>
         </w:rPr>
       </w:pPr>
-      <w:bookmarkStart w:id="287" w:name="_Toc8901"/>
+      <w:bookmarkStart w:id="289" w:name="_Toc8901"/>
       <w:r>
         <w:rPr>
           <w:rFonts w:hint="default" w:ascii="Times New Roman" w:hAnsi="Times New Roman" w:cs="Times New Roman"/>
@@ -47262,7 +48923,7 @@
         </w:rPr>
         <w:t>CHAPTER 8 CONCLUSION AND FUTURE DEVELOPMENT</w:t>
       </w:r>
-      <w:bookmarkEnd w:id="287"/>
+      <w:bookmarkEnd w:id="289"/>
     </w:p>
     <w:p>
       <w:pPr>
@@ -47273,7 +48934,7 @@
           <w:lang w:val="en-US"/>
         </w:rPr>
       </w:pPr>
-      <w:bookmarkStart w:id="288" w:name="_Toc19394"/>
+      <w:bookmarkStart w:id="290" w:name="_Toc19394"/>
       <w:r>
         <w:rPr>
           <w:rFonts w:hint="default"/>
@@ -47281,7 +48942,7 @@
         </w:rPr>
         <w:t>8.1 Generation Conclusion:</w:t>
       </w:r>
-      <w:bookmarkEnd w:id="288"/>
+      <w:bookmarkEnd w:id="290"/>
     </w:p>
     <w:p>
       <w:pPr>
@@ -47344,7 +49005,7 @@
           <w:lang w:val="en-US"/>
         </w:rPr>
       </w:pPr>
-      <w:bookmarkStart w:id="289" w:name="_Toc9021"/>
+      <w:bookmarkStart w:id="291" w:name="_Toc9021"/>
       <w:r>
         <w:rPr>
           <w:rFonts w:hint="default"/>
@@ -47352,7 +49013,7 @@
         </w:rPr>
         <w:t>8.2 Future Work</w:t>
       </w:r>
-      <w:bookmarkEnd w:id="289"/>
+      <w:bookmarkEnd w:id="291"/>
     </w:p>
     <w:p>
       <w:pPr>
@@ -47418,24 +49079,24 @@
           <w:rFonts w:ascii="Times New Roman" w:hAnsi="Times New Roman" w:cs="Times New Roman"/>
         </w:rPr>
       </w:pPr>
-      <w:bookmarkStart w:id="290" w:name="_Toc16619"/>
+      <w:bookmarkStart w:id="292" w:name="_Toc16619"/>
       <w:r>
         <w:rPr>
           <w:rFonts w:ascii="Times New Roman" w:hAnsi="Times New Roman" w:cs="Times New Roman"/>
         </w:rPr>
         <w:t>REFERENCES</w:t>
       </w:r>
-      <w:bookmarkEnd w:id="290"/>
+      <w:bookmarkEnd w:id="292"/>
     </w:p>
     <w:p>
       <w:pPr>
         <w:numPr>
           <w:ilvl w:val="0"/>
-          <w:numId w:val="49"/>
+          <w:numId w:val="51"/>
         </w:numPr>
         <w:jc w:val="left"/>
       </w:pPr>
-      <w:bookmarkStart w:id="291" w:name="_Ref7008"/>
+      <w:bookmarkStart w:id="293" w:name="_Ref7008"/>
       <w:r>
         <w:t xml:space="preserve">Y. Gao </w:t>
       </w:r>
@@ -47459,17 +49120,17 @@
       <w:r>
         <w:t>, 2023</w:t>
       </w:r>
-      <w:bookmarkEnd w:id="291"/>
+      <w:bookmarkEnd w:id="293"/>
     </w:p>
     <w:p>
       <w:pPr>
         <w:numPr>
           <w:ilvl w:val="0"/>
-          <w:numId w:val="49"/>
+          <w:numId w:val="51"/>
         </w:numPr>
         <w:jc w:val="left"/>
       </w:pPr>
-      <w:bookmarkStart w:id="292" w:name="_Ref7109"/>
+      <w:bookmarkStart w:id="294" w:name="_Ref7109"/>
       <w:r>
         <w:t xml:space="preserve">M. Yasunaga </w:t>
       </w:r>
@@ -47493,17 +49154,17 @@
       <w:r>
         <w:t>, 2023, pp. 39755–39769. (Model: RA-CM3)</w:t>
       </w:r>
-      <w:bookmarkEnd w:id="292"/>
+      <w:bookmarkEnd w:id="294"/>
     </w:p>
     <w:p>
       <w:pPr>
         <w:numPr>
           <w:ilvl w:val="0"/>
-          <w:numId w:val="49"/>
+          <w:numId w:val="51"/>
         </w:numPr>
         <w:jc w:val="left"/>
       </w:pPr>
-      <w:bookmarkStart w:id="293" w:name="_Ref7138"/>
+      <w:bookmarkStart w:id="295" w:name="_Ref7138"/>
       <w:r>
         <w:t xml:space="preserve">A. Hogan </w:t>
       </w:r>
@@ -47527,17 +49188,17 @@
       <w:r>
         <w:t>, vol. 54, no. 4, pp. 1–37, 2021</w:t>
       </w:r>
-      <w:bookmarkEnd w:id="293"/>
+      <w:bookmarkEnd w:id="295"/>
     </w:p>
     <w:p>
       <w:pPr>
         <w:numPr>
           <w:ilvl w:val="0"/>
-          <w:numId w:val="49"/>
+          <w:numId w:val="51"/>
         </w:numPr>
         <w:jc w:val="left"/>
       </w:pPr>
-      <w:bookmarkStart w:id="294" w:name="_Ref7168"/>
+      <w:bookmarkStart w:id="296" w:name="_Ref7168"/>
       <w:r>
         <w:t xml:space="preserve">K. Zhang </w:t>
       </w:r>
@@ -47561,17 +49222,17 @@
       <w:r>
         <w:t>, vol. 13, no. 6, 2024</w:t>
       </w:r>
-      <w:bookmarkEnd w:id="294"/>
+      <w:bookmarkEnd w:id="296"/>
     </w:p>
     <w:p>
       <w:pPr>
         <w:numPr>
           <w:ilvl w:val="0"/>
-          <w:numId w:val="49"/>
+          <w:numId w:val="51"/>
         </w:numPr>
         <w:jc w:val="left"/>
       </w:pPr>
-      <w:bookmarkStart w:id="295" w:name="_Ref7197"/>
+      <w:bookmarkStart w:id="297" w:name="_Ref7197"/>
       <w:r>
         <w:t xml:space="preserve">X. He </w:t>
       </w:r>
@@ -47595,17 +49256,17 @@
       <w:r>
         <w:t>, 2024</w:t>
       </w:r>
-      <w:bookmarkEnd w:id="295"/>
+      <w:bookmarkEnd w:id="297"/>
     </w:p>
     <w:p>
       <w:pPr>
         <w:numPr>
           <w:ilvl w:val="0"/>
-          <w:numId w:val="49"/>
+          <w:numId w:val="51"/>
         </w:numPr>
         <w:jc w:val="left"/>
       </w:pPr>
-      <w:bookmarkStart w:id="296" w:name="_Ref7230"/>
+      <w:bookmarkStart w:id="298" w:name="_Ref7230"/>
       <w:r>
         <w:t xml:space="preserve">Y. Zhu </w:t>
       </w:r>
@@ -47629,31 +49290,31 @@
       <w:r>
         <w:t>, 2025. (Focus on semantic retrieval and graph expansion)</w:t>
       </w:r>
-      <w:bookmarkEnd w:id="296"/>
+      <w:bookmarkEnd w:id="298"/>
     </w:p>
     <w:p>
       <w:pPr>
         <w:numPr>
           <w:ilvl w:val="0"/>
-          <w:numId w:val="49"/>
+          <w:numId w:val="51"/>
         </w:numPr>
         <w:jc w:val="left"/>
       </w:pPr>
-      <w:bookmarkStart w:id="297" w:name="_Ref7256"/>
+      <w:bookmarkStart w:id="299" w:name="_Ref7256"/>
       <w:r>
         <w:t>S. Ji, S. Pan, E. Cambria, P. Marttinen, and P. S. Yu, "A Survey on Knowledge Graphs: Representation, Acquisition, and Applications," IEEE Transactions on Neural Networks and Learning Systems, vol. 33, no. 2, pp. 494–514, 2021. (Standard survey matching the description of 'Hur et al.')</w:t>
       </w:r>
-      <w:bookmarkEnd w:id="297"/>
+      <w:bookmarkEnd w:id="299"/>
     </w:p>
     <w:p>
       <w:pPr>
         <w:numPr>
           <w:ilvl w:val="0"/>
-          <w:numId w:val="49"/>
+          <w:numId w:val="51"/>
         </w:numPr>
         <w:jc w:val="left"/>
       </w:pPr>
-      <w:bookmarkStart w:id="298" w:name="_Ref7318"/>
+      <w:bookmarkStart w:id="300" w:name="_Ref7318"/>
       <w:r>
         <w:t xml:space="preserve">S. Mukherjee </w:t>
       </w:r>
@@ -47677,17 +49338,17 @@
       <w:r>
         <w:t>, 2025</w:t>
       </w:r>
-      <w:bookmarkEnd w:id="298"/>
+      <w:bookmarkEnd w:id="300"/>
     </w:p>
     <w:p>
       <w:pPr>
         <w:numPr>
           <w:ilvl w:val="0"/>
-          <w:numId w:val="49"/>
+          <w:numId w:val="51"/>
         </w:numPr>
         <w:jc w:val="left"/>
       </w:pPr>
-      <w:bookmarkStart w:id="299" w:name="_Ref7344"/>
+      <w:bookmarkStart w:id="301" w:name="_Ref7344"/>
       <w:r>
         <w:t xml:space="preserve">"Knowledge Graph-Guided Retrieval Augmented Generation (KG2RAG)," </w:t>
       </w:r>
@@ -47701,167 +49362,167 @@
       <w:r>
         <w:t>, 2025</w:t>
       </w:r>
-      <w:bookmarkEnd w:id="299"/>
+      <w:bookmarkEnd w:id="301"/>
     </w:p>
     <w:p>
       <w:pPr>
         <w:numPr>
           <w:ilvl w:val="0"/>
-          <w:numId w:val="49"/>
+          <w:numId w:val="51"/>
         </w:numPr>
         <w:jc w:val="left"/>
       </w:pPr>
-      <w:bookmarkStart w:id="300" w:name="_Ref7374"/>
+      <w:bookmarkStart w:id="302" w:name="_Ref7374"/>
       <w:r>
         <w:t>"KG Retrieval-Augmented Generation for LLM-based Recommendation," Proc. of the Web Conference (WWW) or ACM RecSys, 2025.</w:t>
       </w:r>
-      <w:bookmarkEnd w:id="300"/>
+      <w:bookmarkEnd w:id="302"/>
     </w:p>
     <w:p>
       <w:pPr>
         <w:numPr>
           <w:ilvl w:val="0"/>
-          <w:numId w:val="49"/>
+          <w:numId w:val="51"/>
         </w:numPr>
         <w:jc w:val="left"/>
       </w:pPr>
-      <w:bookmarkStart w:id="301" w:name="_Ref7406"/>
+      <w:bookmarkStart w:id="303" w:name="_Ref7406"/>
       <w:r>
         <w:t>Y. Zhu et al., "A Survey on Multimodal Knowledge Graphs: Construction, Visualization, and Applications," arXiv preprint arXiv:2402.05632, 2024.</w:t>
       </w:r>
-      <w:bookmarkEnd w:id="301"/>
+      <w:bookmarkEnd w:id="303"/>
     </w:p>
     <w:p>
       <w:pPr>
         <w:numPr>
           <w:ilvl w:val="0"/>
-          <w:numId w:val="49"/>
+          <w:numId w:val="51"/>
         </w:numPr>
         <w:jc w:val="left"/>
       </w:pPr>
-      <w:bookmarkStart w:id="302" w:name="_Ref7452"/>
+      <w:bookmarkStart w:id="304" w:name="_Ref7452"/>
       <w:r>
         <w:t>"Document GraphRAG: Knowledge Graph Enhanced RAG for Document QA in the Manufacturing Domain," IEEE Access / arXiv, 2024.</w:t>
       </w:r>
-      <w:bookmarkEnd w:id="302"/>
+      <w:bookmarkEnd w:id="304"/>
     </w:p>
     <w:p>
       <w:pPr>
         <w:numPr>
           <w:ilvl w:val="0"/>
-          <w:numId w:val="49"/>
+          <w:numId w:val="51"/>
         </w:numPr>
         <w:jc w:val="left"/>
       </w:pPr>
-      <w:bookmarkStart w:id="303" w:name="_Ref7491"/>
+      <w:bookmarkStart w:id="305" w:name="_Ref7491"/>
       <w:r>
         <w:t>Y. Fan et al., "CuPe-KG: A Cultural Perspective-based Knowledge Graph for Tourism Resources," Information Processing &amp; Management, 2024.</w:t>
       </w:r>
-      <w:bookmarkEnd w:id="303"/>
+      <w:bookmarkEnd w:id="305"/>
     </w:p>
     <w:p>
       <w:pPr>
         <w:numPr>
           <w:ilvl w:val="0"/>
-          <w:numId w:val="49"/>
+          <w:numId w:val="51"/>
         </w:numPr>
         <w:jc w:val="left"/>
       </w:pPr>
-      <w:bookmarkStart w:id="304" w:name="_Ref7530"/>
+      <w:bookmarkStart w:id="306" w:name="_Ref7530"/>
       <w:r>
         <w:t>Q. Wang, Z. Mao, B. Wang, and L. Guo, "Knowledge Graph Embedding: A Survey of Approaches and Applications," IEEE Transactions on Knowledge and Data Engineering, vol. 29, no. 12, pp. 2724–2743, 2017.</w:t>
       </w:r>
-      <w:bookmarkEnd w:id="304"/>
+      <w:bookmarkEnd w:id="306"/>
     </w:p>
     <w:p>
       <w:pPr>
         <w:numPr>
           <w:ilvl w:val="0"/>
-          <w:numId w:val="49"/>
+          <w:numId w:val="51"/>
         </w:numPr>
         <w:jc w:val="left"/>
       </w:pPr>
-      <w:bookmarkStart w:id="305" w:name="_Ref7573"/>
+      <w:bookmarkStart w:id="307" w:name="_Ref7573"/>
       <w:r>
         <w:t>F. Sammartino et al., "KG-RAG: Bridging Knowledge and Creativity," arXiv preprint, 2024.</w:t>
       </w:r>
-      <w:bookmarkEnd w:id="305"/>
+      <w:bookmarkEnd w:id="307"/>
     </w:p>
     <w:p>
       <w:pPr>
         <w:numPr>
           <w:ilvl w:val="0"/>
-          <w:numId w:val="49"/>
+          <w:numId w:val="51"/>
         </w:numPr>
         <w:jc w:val="left"/>
       </w:pPr>
-      <w:bookmarkStart w:id="306" w:name="_Ref7615"/>
+      <w:bookmarkStart w:id="308" w:name="_Ref7615"/>
       <w:r>
         <w:t>J. Swacha, "A Survey of RAG-based Chatbots in Education," Education and Information Technologies, 2025.</w:t>
       </w:r>
-      <w:bookmarkEnd w:id="306"/>
+      <w:bookmarkEnd w:id="308"/>
     </w:p>
     <w:p>
       <w:pPr>
         <w:numPr>
           <w:ilvl w:val="0"/>
-          <w:numId w:val="49"/>
+          <w:numId w:val="51"/>
         </w:numPr>
         <w:jc w:val="left"/>
       </w:pPr>
-      <w:bookmarkStart w:id="307" w:name="_Ref7668"/>
+      <w:bookmarkStart w:id="309" w:name="_Ref7668"/>
       <w:r>
         <w:t>P. Riedler and M. Langer, "Beyond Text: Optimizing Multimodal RAG," arXiv preprint, 2024.</w:t>
       </w:r>
-      <w:bookmarkEnd w:id="307"/>
+      <w:bookmarkEnd w:id="309"/>
     </w:p>
     <w:p>
       <w:pPr>
         <w:numPr>
           <w:ilvl w:val="0"/>
-          <w:numId w:val="49"/>
+          <w:numId w:val="51"/>
         </w:numPr>
         <w:jc w:val="left"/>
       </w:pPr>
-      <w:bookmarkStart w:id="308" w:name="_Ref7707"/>
+      <w:bookmarkStart w:id="310" w:name="_Ref7707"/>
       <w:r>
         <w:t>V. Karpukhin et al., "Dense Passage Retrieval for Open-Domain Question Answering," in Proc. 2020 Conf. Empir. Methods Nat. Lang. Process. (EMNLP), 2020, pp. 6769–6781.</w:t>
       </w:r>
-      <w:bookmarkEnd w:id="308"/>
+      <w:bookmarkEnd w:id="310"/>
     </w:p>
     <w:p>
       <w:pPr>
         <w:numPr>
           <w:ilvl w:val="0"/>
-          <w:numId w:val="49"/>
+          <w:numId w:val="51"/>
         </w:numPr>
         <w:jc w:val="left"/>
       </w:pPr>
-      <w:bookmarkStart w:id="309" w:name="_Ref7733"/>
+      <w:bookmarkStart w:id="311" w:name="_Ref7733"/>
       <w:r>
         <w:t>D. Xu et al., "KG-Retrieval: A RAG Framework with Hierarchical Indexing," arXiv preprint, 2024.</w:t>
       </w:r>
-      <w:bookmarkEnd w:id="309"/>
+      <w:bookmarkEnd w:id="311"/>
     </w:p>
     <w:p>
       <w:pPr>
         <w:numPr>
           <w:ilvl w:val="0"/>
-          <w:numId w:val="49"/>
+          <w:numId w:val="51"/>
         </w:numPr>
         <w:jc w:val="left"/>
       </w:pPr>
-      <w:bookmarkStart w:id="310" w:name="_Ref7759"/>
+      <w:bookmarkStart w:id="312" w:name="_Ref7759"/>
       <w:r>
         <w:t>Ho Chi Minh City University of Technology (HCMUT), "Development of a Multimodal QA System based on Knowledge Graph and RAG," Undergraduate Thesis / Conference Proceedings, 2024. (Internal Reference / Domestic Work).</w:t>
       </w:r>
-      <w:bookmarkEnd w:id="310"/>
+      <w:bookmarkEnd w:id="312"/>
     </w:p>
     <w:p>
       <w:pPr>
         <w:numPr>
           <w:ilvl w:val="0"/>
-          <w:numId w:val="49"/>
+          <w:numId w:val="51"/>
         </w:numPr>
         <w:jc w:val="left"/>
       </w:pPr>
@@ -47876,7 +49537,7 @@
       <w:pPr>
         <w:numPr>
           <w:ilvl w:val="0"/>
-          <w:numId w:val="49"/>
+          <w:numId w:val="51"/>
         </w:numPr>
         <w:jc w:val="left"/>
       </w:pPr>
@@ -47891,7 +49552,7 @@
       <w:pPr>
         <w:numPr>
           <w:ilvl w:val="0"/>
-          <w:numId w:val="49"/>
+          <w:numId w:val="51"/>
         </w:numPr>
         <w:jc w:val="left"/>
       </w:pPr>
@@ -47906,7 +49567,7 @@
       <w:pPr>
         <w:numPr>
           <w:ilvl w:val="0"/>
-          <w:numId w:val="49"/>
+          <w:numId w:val="51"/>
         </w:numPr>
         <w:jc w:val="left"/>
       </w:pPr>
@@ -47952,7 +49613,7 @@
       <w:pPr>
         <w:numPr>
           <w:ilvl w:val="0"/>
-          <w:numId w:val="49"/>
+          <w:numId w:val="51"/>
         </w:numPr>
         <w:jc w:val="left"/>
       </w:pPr>
@@ -47967,7 +49628,7 @@
       <w:pPr>
         <w:numPr>
           <w:ilvl w:val="0"/>
-          <w:numId w:val="49"/>
+          <w:numId w:val="51"/>
         </w:numPr>
         <w:jc w:val="left"/>
       </w:pPr>
@@ -48338,6 +49999,26 @@
     </w:lvl>
   </w:abstractNum>
   <w:abstractNum w:abstractNumId="4">
+    <w:nsid w:val="9F1489BB"/>
+    <w:multiLevelType w:val="singleLevel"/>
+    <w:tmpl w:val="9F1489BB"/>
+    <w:lvl w:ilvl="0" w:tentative="0">
+      <w:start w:val="1"/>
+      <w:numFmt w:val="bullet"/>
+      <w:lvlText w:val=""/>
+      <w:lvlJc w:val="left"/>
+      <w:pPr>
+        <w:tabs>
+          <w:tab w:val="left" w:pos="1260"/>
+        </w:tabs>
+        <w:ind w:left="1260" w:leftChars="0" w:hanging="420" w:firstLineChars="0"/>
+      </w:pPr>
+      <w:rPr>
+        <w:rFonts w:hint="default" w:ascii="Wingdings" w:hAnsi="Wingdings"/>
+      </w:rPr>
+    </w:lvl>
+  </w:abstractNum>
+  <w:abstractNum w:abstractNumId="5">
     <w:nsid w:val="A7AB7D09"/>
     <w:multiLevelType w:val="singleLevel"/>
     <w:tmpl w:val="A7AB7D09"/>
@@ -48356,7 +50037,7 @@
       </w:rPr>
     </w:lvl>
   </w:abstractNum>
-  <w:abstractNum w:abstractNumId="5">
+  <w:abstractNum w:abstractNumId="6">
     <w:nsid w:val="AF231E74"/>
     <w:multiLevelType w:val="singleLevel"/>
     <w:tmpl w:val="AF231E74"/>
@@ -48376,7 +50057,7 @@
       </w:rPr>
     </w:lvl>
   </w:abstractNum>
-  <w:abstractNum w:abstractNumId="6">
+  <w:abstractNum w:abstractNumId="7">
     <w:nsid w:val="B2B1E9BB"/>
     <w:multiLevelType w:val="singleLevel"/>
     <w:tmpl w:val="B2B1E9BB"/>
@@ -48396,7 +50077,7 @@
       </w:rPr>
     </w:lvl>
   </w:abstractNum>
-  <w:abstractNum w:abstractNumId="7">
+  <w:abstractNum w:abstractNumId="8">
     <w:nsid w:val="B7B0FAF4"/>
     <w:multiLevelType w:val="singleLevel"/>
     <w:tmpl w:val="B7B0FAF4"/>
@@ -48416,7 +50097,7 @@
       </w:rPr>
     </w:lvl>
   </w:abstractNum>
-  <w:abstractNum w:abstractNumId="8">
+  <w:abstractNum w:abstractNumId="9">
     <w:nsid w:val="B7B230C1"/>
     <w:multiLevelType w:val="singleLevel"/>
     <w:tmpl w:val="B7B230C1"/>
@@ -48436,7 +50117,7 @@
       </w:rPr>
     </w:lvl>
   </w:abstractNum>
-  <w:abstractNum w:abstractNumId="9">
+  <w:abstractNum w:abstractNumId="10">
     <w:nsid w:val="B81323B3"/>
     <w:multiLevelType w:val="multilevel"/>
     <w:tmpl w:val="B81323B3"/>
@@ -48558,7 +50239,27 @@
       </w:rPr>
     </w:lvl>
   </w:abstractNum>
-  <w:abstractNum w:abstractNumId="10">
+  <w:abstractNum w:abstractNumId="11">
+    <w:nsid w:val="BA71A28A"/>
+    <w:multiLevelType w:val="singleLevel"/>
+    <w:tmpl w:val="BA71A28A"/>
+    <w:lvl w:ilvl="0" w:tentative="0">
+      <w:start w:val="1"/>
+      <w:numFmt w:val="decimal"/>
+      <w:lvlText w:val="%1."/>
+      <w:lvlJc w:val="left"/>
+      <w:pPr>
+        <w:tabs>
+          <w:tab w:val="left" w:pos="425"/>
+        </w:tabs>
+        <w:ind w:left="425" w:leftChars="0" w:hanging="425" w:firstLineChars="0"/>
+      </w:pPr>
+      <w:rPr>
+        <w:rFonts w:hint="default"/>
+      </w:rPr>
+    </w:lvl>
+  </w:abstractNum>
+  <w:abstractNum w:abstractNumId="12">
     <w:nsid w:val="BCC52806"/>
     <w:multiLevelType w:val="singleLevel"/>
     <w:tmpl w:val="BCC52806"/>
@@ -48578,7 +50279,7 @@
       </w:rPr>
     </w:lvl>
   </w:abstractNum>
-  <w:abstractNum w:abstractNumId="11">
+  <w:abstractNum w:abstractNumId="13">
     <w:nsid w:val="C54CBA1E"/>
     <w:multiLevelType w:val="singleLevel"/>
     <w:tmpl w:val="C54CBA1E"/>
@@ -48598,7 +50299,7 @@
       </w:rPr>
     </w:lvl>
   </w:abstractNum>
-  <w:abstractNum w:abstractNumId="12">
+  <w:abstractNum w:abstractNumId="14">
     <w:nsid w:val="C7979C69"/>
     <w:multiLevelType w:val="singleLevel"/>
     <w:tmpl w:val="C7979C69"/>
@@ -48618,7 +50319,7 @@
       </w:rPr>
     </w:lvl>
   </w:abstractNum>
-  <w:abstractNum w:abstractNumId="13">
+  <w:abstractNum w:abstractNumId="15">
     <w:nsid w:val="CF9515DA"/>
     <w:multiLevelType w:val="singleLevel"/>
     <w:tmpl w:val="CF9515DA"/>
@@ -48638,7 +50339,7 @@
       </w:rPr>
     </w:lvl>
   </w:abstractNum>
-  <w:abstractNum w:abstractNumId="14">
+  <w:abstractNum w:abstractNumId="16">
     <w:nsid w:val="D0CC7DCC"/>
     <w:multiLevelType w:val="multilevel"/>
     <w:tmpl w:val="D0CC7DCC"/>
@@ -48762,7 +50463,7 @@
       </w:rPr>
     </w:lvl>
   </w:abstractNum>
-  <w:abstractNum w:abstractNumId="15">
+  <w:abstractNum w:abstractNumId="17">
     <w:nsid w:val="DB85D563"/>
     <w:multiLevelType w:val="multilevel"/>
     <w:tmpl w:val="DB85D563"/>
@@ -48902,7 +50603,7 @@
       </w:rPr>
     </w:lvl>
   </w:abstractNum>
-  <w:abstractNum w:abstractNumId="16">
+  <w:abstractNum w:abstractNumId="18">
     <w:nsid w:val="E346ADAC"/>
     <w:multiLevelType w:val="singleLevel"/>
     <w:tmpl w:val="E346ADAC"/>
@@ -48922,7 +50623,7 @@
       </w:rPr>
     </w:lvl>
   </w:abstractNum>
-  <w:abstractNum w:abstractNumId="17">
+  <w:abstractNum w:abstractNumId="19">
     <w:nsid w:val="E5418B21"/>
     <w:multiLevelType w:val="singleLevel"/>
     <w:tmpl w:val="E5418B21"/>
@@ -48942,7 +50643,7 @@
       </w:rPr>
     </w:lvl>
   </w:abstractNum>
-  <w:abstractNum w:abstractNumId="18">
+  <w:abstractNum w:abstractNumId="20">
     <w:nsid w:val="E8B42FFC"/>
     <w:multiLevelType w:val="singleLevel"/>
     <w:tmpl w:val="E8B42FFC"/>
@@ -48962,7 +50663,7 @@
       </w:rPr>
     </w:lvl>
   </w:abstractNum>
-  <w:abstractNum w:abstractNumId="19">
+  <w:abstractNum w:abstractNumId="21">
     <w:nsid w:val="ED8088CC"/>
     <w:multiLevelType w:val="multilevel"/>
     <w:tmpl w:val="ED8088CC"/>
@@ -49102,7 +50803,7 @@
       </w:rPr>
     </w:lvl>
   </w:abstractNum>
-  <w:abstractNum w:abstractNumId="20">
+  <w:abstractNum w:abstractNumId="22">
     <w:nsid w:val="EFC3D075"/>
     <w:multiLevelType w:val="singleLevel"/>
     <w:tmpl w:val="EFC3D075"/>
@@ -49122,7 +50823,7 @@
       </w:rPr>
     </w:lvl>
   </w:abstractNum>
-  <w:abstractNum w:abstractNumId="21">
+  <w:abstractNum w:abstractNumId="23">
     <w:nsid w:val="F2E60386"/>
     <w:multiLevelType w:val="singleLevel"/>
     <w:tmpl w:val="F2E60386"/>
@@ -49142,7 +50843,7 @@
       </w:rPr>
     </w:lvl>
   </w:abstractNum>
-  <w:abstractNum w:abstractNumId="22">
+  <w:abstractNum w:abstractNumId="24">
     <w:nsid w:val="FF8933A3"/>
     <w:multiLevelType w:val="singleLevel"/>
     <w:tmpl w:val="FF8933A3"/>
@@ -49162,7 +50863,7 @@
       </w:rPr>
     </w:lvl>
   </w:abstractNum>
-  <w:abstractNum w:abstractNumId="23">
+  <w:abstractNum w:abstractNumId="25">
     <w:nsid w:val="0138BF83"/>
     <w:multiLevelType w:val="singleLevel"/>
     <w:tmpl w:val="0138BF83"/>
@@ -49182,7 +50883,7 @@
       </w:rPr>
     </w:lvl>
   </w:abstractNum>
-  <w:abstractNum w:abstractNumId="24">
+  <w:abstractNum w:abstractNumId="26">
     <w:nsid w:val="070EEFF6"/>
     <w:multiLevelType w:val="singleLevel"/>
     <w:tmpl w:val="070EEFF6"/>
@@ -49202,7 +50903,7 @@
       </w:rPr>
     </w:lvl>
   </w:abstractNum>
-  <w:abstractNum w:abstractNumId="25">
+  <w:abstractNum w:abstractNumId="27">
     <w:nsid w:val="12709762"/>
     <w:multiLevelType w:val="singleLevel"/>
     <w:tmpl w:val="12709762"/>
@@ -49222,7 +50923,7 @@
       </w:rPr>
     </w:lvl>
   </w:abstractNum>
-  <w:abstractNum w:abstractNumId="26">
+  <w:abstractNum w:abstractNumId="28">
     <w:nsid w:val="14C6CB5C"/>
     <w:multiLevelType w:val="singleLevel"/>
     <w:tmpl w:val="14C6CB5C"/>
@@ -49242,7 +50943,7 @@
       </w:rPr>
     </w:lvl>
   </w:abstractNum>
-  <w:abstractNum w:abstractNumId="27">
+  <w:abstractNum w:abstractNumId="29">
     <w:nsid w:val="16D409DF"/>
     <w:multiLevelType w:val="singleLevel"/>
     <w:tmpl w:val="16D409DF"/>
@@ -49262,7 +50963,7 @@
       </w:rPr>
     </w:lvl>
   </w:abstractNum>
-  <w:abstractNum w:abstractNumId="28">
+  <w:abstractNum w:abstractNumId="30">
     <w:nsid w:val="2C5DF421"/>
     <w:multiLevelType w:val="singleLevel"/>
     <w:tmpl w:val="2C5DF421"/>
@@ -49282,7 +50983,7 @@
       </w:rPr>
     </w:lvl>
   </w:abstractNum>
-  <w:abstractNum w:abstractNumId="29">
+  <w:abstractNum w:abstractNumId="31">
     <w:nsid w:val="2E9DF5F7"/>
     <w:multiLevelType w:val="singleLevel"/>
     <w:tmpl w:val="2E9DF5F7"/>
@@ -49302,7 +51003,7 @@
       </w:rPr>
     </w:lvl>
   </w:abstractNum>
-  <w:abstractNum w:abstractNumId="30">
+  <w:abstractNum w:abstractNumId="32">
     <w:nsid w:val="305BA633"/>
     <w:multiLevelType w:val="singleLevel"/>
     <w:tmpl w:val="305BA633"/>
@@ -49322,7 +51023,7 @@
       </w:rPr>
     </w:lvl>
   </w:abstractNum>
-  <w:abstractNum w:abstractNumId="31">
+  <w:abstractNum w:abstractNumId="33">
     <w:nsid w:val="3078710C"/>
     <w:multiLevelType w:val="singleLevel"/>
     <w:tmpl w:val="3078710C"/>
@@ -49342,7 +51043,7 @@
       </w:rPr>
     </w:lvl>
   </w:abstractNum>
-  <w:abstractNum w:abstractNumId="32">
+  <w:abstractNum w:abstractNumId="34">
     <w:nsid w:val="359BA8E5"/>
     <w:multiLevelType w:val="singleLevel"/>
     <w:tmpl w:val="359BA8E5"/>
@@ -49364,7 +51065,7 @@
       </w:rPr>
     </w:lvl>
   </w:abstractNum>
-  <w:abstractNum w:abstractNumId="33">
+  <w:abstractNum w:abstractNumId="35">
     <w:nsid w:val="3BA0DBEE"/>
     <w:multiLevelType w:val="singleLevel"/>
     <w:tmpl w:val="3BA0DBEE"/>
@@ -49384,7 +51085,7 @@
       </w:rPr>
     </w:lvl>
   </w:abstractNum>
-  <w:abstractNum w:abstractNumId="34">
+  <w:abstractNum w:abstractNumId="36">
     <w:nsid w:val="3C07EC68"/>
     <w:multiLevelType w:val="singleLevel"/>
     <w:tmpl w:val="3C07EC68"/>
@@ -49404,7 +51105,7 @@
       </w:rPr>
     </w:lvl>
   </w:abstractNum>
-  <w:abstractNum w:abstractNumId="35">
+  <w:abstractNum w:abstractNumId="37">
     <w:nsid w:val="3C63E09F"/>
     <w:multiLevelType w:val="singleLevel"/>
     <w:tmpl w:val="3C63E09F"/>
@@ -49424,7 +51125,7 @@
       </w:rPr>
     </w:lvl>
   </w:abstractNum>
-  <w:abstractNum w:abstractNumId="36">
+  <w:abstractNum w:abstractNumId="38">
     <w:nsid w:val="4170D832"/>
     <w:multiLevelType w:val="singleLevel"/>
     <w:tmpl w:val="4170D832"/>
@@ -49444,7 +51145,7 @@
       </w:rPr>
     </w:lvl>
   </w:abstractNum>
-  <w:abstractNum w:abstractNumId="37">
+  <w:abstractNum w:abstractNumId="39">
     <w:nsid w:val="4235B964"/>
     <w:multiLevelType w:val="singleLevel"/>
     <w:tmpl w:val="4235B964"/>
@@ -49464,7 +51165,7 @@
       </w:rPr>
     </w:lvl>
   </w:abstractNum>
-  <w:abstractNum w:abstractNumId="38">
+  <w:abstractNum w:abstractNumId="40">
     <w:nsid w:val="466B4827"/>
     <w:multiLevelType w:val="singleLevel"/>
     <w:tmpl w:val="466B4827"/>
@@ -49484,7 +51185,7 @@
       </w:rPr>
     </w:lvl>
   </w:abstractNum>
-  <w:abstractNum w:abstractNumId="39">
+  <w:abstractNum w:abstractNumId="41">
     <w:nsid w:val="51A89213"/>
     <w:multiLevelType w:val="singleLevel"/>
     <w:tmpl w:val="51A89213"/>
@@ -49504,7 +51205,7 @@
       </w:rPr>
     </w:lvl>
   </w:abstractNum>
-  <w:abstractNum w:abstractNumId="40">
+  <w:abstractNum w:abstractNumId="42">
     <w:nsid w:val="57663C01"/>
     <w:multiLevelType w:val="singleLevel"/>
     <w:tmpl w:val="57663C01"/>
@@ -49524,7 +51225,7 @@
       </w:rPr>
     </w:lvl>
   </w:abstractNum>
-  <w:abstractNum w:abstractNumId="41">
+  <w:abstractNum w:abstractNumId="43">
     <w:nsid w:val="5B08723A"/>
     <w:multiLevelType w:val="singleLevel"/>
     <w:tmpl w:val="5B08723A"/>
@@ -49544,7 +51245,7 @@
       </w:rPr>
     </w:lvl>
   </w:abstractNum>
-  <w:abstractNum w:abstractNumId="42">
+  <w:abstractNum w:abstractNumId="44">
     <w:nsid w:val="5C0951F6"/>
     <w:multiLevelType w:val="singleLevel"/>
     <w:tmpl w:val="5C0951F6"/>
@@ -49564,7 +51265,7 @@
       </w:rPr>
     </w:lvl>
   </w:abstractNum>
-  <w:abstractNum w:abstractNumId="43">
+  <w:abstractNum w:abstractNumId="45">
     <w:nsid w:val="60BDC96D"/>
     <w:multiLevelType w:val="singleLevel"/>
     <w:tmpl w:val="60BDC96D"/>
@@ -49584,7 +51285,7 @@
       </w:rPr>
     </w:lvl>
   </w:abstractNum>
-  <w:abstractNum w:abstractNumId="44">
+  <w:abstractNum w:abstractNumId="46">
     <w:nsid w:val="60D6DA0A"/>
     <w:multiLevelType w:val="singleLevel"/>
     <w:tmpl w:val="60D6DA0A"/>
@@ -49604,7 +51305,7 @@
       </w:rPr>
     </w:lvl>
   </w:abstractNum>
-  <w:abstractNum w:abstractNumId="45">
+  <w:abstractNum w:abstractNumId="47">
     <w:nsid w:val="6230CB5D"/>
     <w:multiLevelType w:val="singleLevel"/>
     <w:tmpl w:val="6230CB5D"/>
@@ -49623,7 +51324,7 @@
       </w:rPr>
     </w:lvl>
   </w:abstractNum>
-  <w:abstractNum w:abstractNumId="46">
+  <w:abstractNum w:abstractNumId="48">
     <w:nsid w:val="63DCB9F5"/>
     <w:multiLevelType w:val="multilevel"/>
     <w:tmpl w:val="63DCB9F5"/>
@@ -49763,7 +51464,7 @@
       </w:rPr>
     </w:lvl>
   </w:abstractNum>
-  <w:abstractNum w:abstractNumId="47">
+  <w:abstractNum w:abstractNumId="49">
     <w:nsid w:val="67B02D73"/>
     <w:multiLevelType w:val="singleLevel"/>
     <w:tmpl w:val="67B02D73"/>
@@ -49783,7 +51484,7 @@
       </w:rPr>
     </w:lvl>
   </w:abstractNum>
-  <w:abstractNum w:abstractNumId="48">
+  <w:abstractNum w:abstractNumId="50">
     <w:nsid w:val="71E768FF"/>
     <w:multiLevelType w:val="multilevel"/>
     <w:tmpl w:val="71E768FF"/>
@@ -49924,151 +51625,157 @@
     </w:lvl>
   </w:abstractNum>
   <w:num w:numId="1">
-    <w:abstractNumId w:val="9"/>
+    <w:abstractNumId w:val="10"/>
   </w:num>
   <w:num w:numId="2">
+    <w:abstractNumId w:val="21"/>
+  </w:num>
+  <w:num w:numId="3">
+    <w:abstractNumId w:val="20"/>
+  </w:num>
+  <w:num w:numId="4">
+    <w:abstractNumId w:val="14"/>
+  </w:num>
+  <w:num w:numId="5">
+    <w:abstractNumId w:val="25"/>
+  </w:num>
+  <w:num w:numId="6">
+    <w:abstractNumId w:val="39"/>
+  </w:num>
+  <w:num w:numId="7">
+    <w:abstractNumId w:val="46"/>
+  </w:num>
+  <w:num w:numId="8">
+    <w:abstractNumId w:val="37"/>
+  </w:num>
+  <w:num w:numId="9">
+    <w:abstractNumId w:val="24"/>
+  </w:num>
+  <w:num w:numId="10">
+    <w:abstractNumId w:val="41"/>
+  </w:num>
+  <w:num w:numId="11">
+    <w:abstractNumId w:val="7"/>
+  </w:num>
+  <w:num w:numId="12">
     <w:abstractNumId w:val="19"/>
   </w:num>
-  <w:num w:numId="3">
-    <w:abstractNumId w:val="18"/>
-  </w:num>
-  <w:num w:numId="4">
-    <w:abstractNumId w:val="12"/>
-  </w:num>
-  <w:num w:numId="5">
-    <w:abstractNumId w:val="23"/>
-  </w:num>
-  <w:num w:numId="6">
-    <w:abstractNumId w:val="37"/>
-  </w:num>
-  <w:num w:numId="7">
-    <w:abstractNumId w:val="44"/>
-  </w:num>
-  <w:num w:numId="8">
-    <w:abstractNumId w:val="35"/>
-  </w:num>
-  <w:num w:numId="9">
-    <w:abstractNumId w:val="22"/>
-  </w:num>
-  <w:num w:numId="10">
-    <w:abstractNumId w:val="39"/>
-  </w:num>
-  <w:num w:numId="11">
-    <w:abstractNumId w:val="6"/>
-  </w:num>
-  <w:num w:numId="12">
-    <w:abstractNumId w:val="17"/>
-  </w:num>
   <w:num w:numId="13">
-    <w:abstractNumId w:val="29"/>
+    <w:abstractNumId w:val="31"/>
   </w:num>
   <w:num w:numId="14">
-    <w:abstractNumId w:val="38"/>
+    <w:abstractNumId w:val="40"/>
   </w:num>
   <w:num w:numId="15">
-    <w:abstractNumId w:val="31"/>
+    <w:abstractNumId w:val="33"/>
   </w:num>
   <w:num w:numId="16">
-    <w:abstractNumId w:val="43"/>
+    <w:abstractNumId w:val="45"/>
   </w:num>
   <w:num w:numId="17">
-    <w:abstractNumId w:val="14"/>
+    <w:abstractNumId w:val="16"/>
   </w:num>
   <w:num w:numId="18">
     <w:abstractNumId w:val="1"/>
   </w:num>
   <w:num w:numId="19">
-    <w:abstractNumId w:val="15"/>
+    <w:abstractNumId w:val="17"/>
   </w:num>
   <w:num w:numId="20">
-    <w:abstractNumId w:val="28"/>
+    <w:abstractNumId w:val="30"/>
   </w:num>
   <w:num w:numId="21">
-    <w:abstractNumId w:val="24"/>
+    <w:abstractNumId w:val="26"/>
   </w:num>
   <w:num w:numId="22">
-    <w:abstractNumId w:val="7"/>
+    <w:abstractNumId w:val="8"/>
   </w:num>
   <w:num w:numId="23">
-    <w:abstractNumId w:val="10"/>
+    <w:abstractNumId w:val="12"/>
   </w:num>
   <w:num w:numId="24">
     <w:abstractNumId w:val="2"/>
   </w:num>
   <w:num w:numId="25">
-    <w:abstractNumId w:val="8"/>
+    <w:abstractNumId w:val="9"/>
   </w:num>
   <w:num w:numId="26">
-    <w:abstractNumId w:val="16"/>
+    <w:abstractNumId w:val="18"/>
   </w:num>
   <w:num w:numId="27">
-    <w:abstractNumId w:val="41"/>
+    <w:abstractNumId w:val="43"/>
   </w:num>
   <w:num w:numId="28">
     <w:abstractNumId w:val="3"/>
   </w:num>
   <w:num w:numId="29">
+    <w:abstractNumId w:val="49"/>
+  </w:num>
+  <w:num w:numId="30">
     <w:abstractNumId w:val="47"/>
   </w:num>
-  <w:num w:numId="30">
-    <w:abstractNumId w:val="45"/>
-  </w:num>
   <w:num w:numId="31">
-    <w:abstractNumId w:val="34"/>
+    <w:abstractNumId w:val="36"/>
   </w:num>
   <w:num w:numId="32">
-    <w:abstractNumId w:val="33"/>
+    <w:abstractNumId w:val="35"/>
   </w:num>
   <w:num w:numId="33">
-    <w:abstractNumId w:val="32"/>
+    <w:abstractNumId w:val="34"/>
   </w:num>
   <w:num w:numId="34">
     <w:abstractNumId w:val="0"/>
   </w:num>
   <w:num w:numId="35">
+    <w:abstractNumId w:val="50"/>
+  </w:num>
+  <w:num w:numId="36">
+    <w:abstractNumId w:val="38"/>
+  </w:num>
+  <w:num w:numId="37">
+    <w:abstractNumId w:val="15"/>
+  </w:num>
+  <w:num w:numId="38">
     <w:abstractNumId w:val="48"/>
   </w:num>
-  <w:num w:numId="36">
-    <w:abstractNumId w:val="36"/>
+  <w:num w:numId="39">
+    <w:abstractNumId w:val="28"/>
   </w:num>
-  <w:num w:numId="37">
+  <w:num w:numId="40">
+    <w:abstractNumId w:val="5"/>
+  </w:num>
+  <w:num w:numId="41">
+    <w:abstractNumId w:val="44"/>
+  </w:num>
+  <w:num w:numId="42">
+    <w:abstractNumId w:val="29"/>
+  </w:num>
+  <w:num w:numId="43">
+    <w:abstractNumId w:val="6"/>
+  </w:num>
+  <w:num w:numId="44">
+    <w:abstractNumId w:val="22"/>
+  </w:num>
+  <w:num w:numId="45">
     <w:abstractNumId w:val="13"/>
   </w:num>
-  <w:num w:numId="38">
-    <w:abstractNumId w:val="46"/>
+  <w:num w:numId="46">
+    <w:abstractNumId w:val="32"/>
   </w:num>
-  <w:num w:numId="39">
-    <w:abstractNumId w:val="26"/>
+  <w:num w:numId="47">
+    <w:abstractNumId w:val="27"/>
   </w:num>
-  <w:num w:numId="40">
+  <w:num w:numId="48">
+    <w:abstractNumId w:val="23"/>
+  </w:num>
+  <w:num w:numId="49">
+    <w:abstractNumId w:val="11"/>
+  </w:num>
+  <w:num w:numId="50">
     <w:abstractNumId w:val="4"/>
   </w:num>
-  <w:num w:numId="41">
+  <w:num w:numId="51">
     <w:abstractNumId w:val="42"/>
-  </w:num>
-  <w:num w:numId="42">
-    <w:abstractNumId w:val="27"/>
-  </w:num>
-  <w:num w:numId="43">
-    <w:abstractNumId w:val="5"/>
-  </w:num>
-  <w:num w:numId="44">
-    <w:abstractNumId w:val="20"/>
-  </w:num>
-  <w:num w:numId="45">
-    <w:abstractNumId w:val="11"/>
-  </w:num>
-  <w:num w:numId="46">
-    <w:abstractNumId w:val="30"/>
-  </w:num>
-  <w:num w:numId="47">
-    <w:abstractNumId w:val="25"/>
-  </w:num>
-  <w:num w:numId="48">
-    <w:abstractNumId w:val="21"/>
-  </w:num>
-  <w:num w:numId="49">
-    <w:abstractNumId w:val="40"/>
   </w:num>
 </w:numbering>
 </file>
@@ -50267,7 +51974,7 @@
     <w:lsdException w:unhideWhenUsed="0" w:uiPriority="62" w:semiHidden="0" w:name="Light Grid Accent 2"/>
     <w:lsdException w:unhideWhenUsed="0" w:uiPriority="63" w:semiHidden="0" w:name="Medium Shading 1 Accent 2"/>
     <w:lsdException w:unhideWhenUsed="0" w:uiPriority="64" w:semiHidden="0" w:name="Medium Shading 2 Accent 2"/>
-    <w:lsdException w:unhideWhenUsed="0" w:uiPriority="65" w:semiHidden="0" w:name="Medium List 1 Accent 2"/>
+    <w:lsdException w:qFormat="1" w:unhideWhenUsed="0" w:uiPriority="65" w:semiHidden="0" w:name="Medium List 1 Accent 2"/>
     <w:lsdException w:unhideWhenUsed="0" w:uiPriority="66" w:semiHidden="0" w:name="Medium List 2 Accent 2"/>
     <w:lsdException w:unhideWhenUsed="0" w:uiPriority="67" w:semiHidden="0" w:name="Medium Grid 1 Accent 2"/>
     <w:lsdException w:unhideWhenUsed="0" w:uiPriority="68" w:semiHidden="0" w:name="Medium Grid 2 Accent 2"/>
